--- a/docs/MediaLedger-Manual.docx
+++ b/docs/MediaLedger-Manual.docx
@@ -42,7 +42,7 @@
           <w:sz w:val="24"/>
           <w:szCs w:val="24"/>
         </w:rPr>
-        <w:t xml:space="preserve">Version 0.6.0</w:t>
+        <w:t xml:space="preserve">Version 1.0.0</w:t>
       </w:r>
     </w:p>
     <w:p>
@@ -55,7 +55,7 @@
           <w:sz w:val="24"/>
           <w:szCs w:val="24"/>
         </w:rPr>
-        <w:t xml:space="preserve">A local Windows desktop ledger for your Plex media share</w:t>
+        <w:t xml:space="preserve">A ledger for your Plex media share — Windows desktop app and Raspberry Pi web server</w:t>
       </w:r>
     </w:p>
     <w:p>
@@ -682,7 +682,7 @@
           <w:sz w:val="22"/>
           <w:szCs w:val="22"/>
         </w:rPr>
-        <w:t xml:space="preserve">20. Troubleshooting</w:t>
+        <w:t xml:space="preserve">20. System (health and hardware)</w:t>
       </w:r>
     </w:p>
     <w:p>
@@ -697,7 +697,172 @@
           <w:sz w:val="22"/>
           <w:szCs w:val="22"/>
         </w:rPr>
-        <w:t xml:space="preserve">21. Glossary</w:t>
+        <w:t xml:space="preserve">21. Security</w:t>
+      </w:r>
+    </w:p>
+    <w:p>
+      <w:pPr>
+        <w:spacing w:after="40"/>
+        <w:ind w:left="0"/>
+      </w:pPr>
+      <w:r>
+        <w:rPr>
+          <w:b/>
+          <w:bCs/>
+          <w:sz w:val="22"/>
+          <w:szCs w:val="22"/>
+        </w:rPr>
+        <w:t xml:space="preserve">22. Running MediaLedger on a Raspberry Pi</w:t>
+      </w:r>
+    </w:p>
+    <w:p>
+      <w:pPr>
+        <w:spacing w:after="40"/>
+        <w:ind w:left="540"/>
+      </w:pPr>
+      <w:r>
+        <w:rPr>
+          <w:b w:val="false"/>
+          <w:bCs w:val="false"/>
+          <w:sz w:val="20"/>
+          <w:szCs w:val="20"/>
+        </w:rPr>
+        <w:t xml:space="preserve">22.1 Requirements</w:t>
+      </w:r>
+    </w:p>
+    <w:p>
+      <w:pPr>
+        <w:spacing w:after="40"/>
+        <w:ind w:left="540"/>
+      </w:pPr>
+      <w:r>
+        <w:rPr>
+          <w:b w:val="false"/>
+          <w:bCs w:val="false"/>
+          <w:sz w:val="20"/>
+          <w:szCs w:val="20"/>
+        </w:rPr>
+        <w:t xml:space="preserve">22.2 Install, step by step</w:t>
+      </w:r>
+    </w:p>
+    <w:p>
+      <w:pPr>
+        <w:spacing w:after="40"/>
+        <w:ind w:left="540"/>
+      </w:pPr>
+      <w:r>
+        <w:rPr>
+          <w:b w:val="false"/>
+          <w:bCs w:val="false"/>
+          <w:sz w:val="20"/>
+          <w:szCs w:val="20"/>
+        </w:rPr>
+        <w:t xml:space="preserve">22.3 First run on the Pi</w:t>
+      </w:r>
+    </w:p>
+    <w:p>
+      <w:pPr>
+        <w:spacing w:after="40"/>
+        <w:ind w:left="540"/>
+      </w:pPr>
+      <w:r>
+        <w:rPr>
+          <w:b w:val="false"/>
+          <w:bCs w:val="false"/>
+          <w:sz w:val="20"/>
+          <w:szCs w:val="20"/>
+        </w:rPr>
+        <w:t xml:space="preserve">22.4 Command reference</w:t>
+      </w:r>
+    </w:p>
+    <w:p>
+      <w:pPr>
+        <w:spacing w:after="40"/>
+        <w:ind w:left="540"/>
+      </w:pPr>
+      <w:r>
+        <w:rPr>
+          <w:b w:val="false"/>
+          <w:bCs w:val="false"/>
+          <w:sz w:val="20"/>
+          <w:szCs w:val="20"/>
+        </w:rPr>
+        <w:t xml:space="preserve">22.5 Security on the Pi</w:t>
+      </w:r>
+    </w:p>
+    <w:p>
+      <w:pPr>
+        <w:spacing w:after="40"/>
+        <w:ind w:left="540"/>
+      </w:pPr>
+      <w:r>
+        <w:rPr>
+          <w:b w:val="false"/>
+          <w:bCs w:val="false"/>
+          <w:sz w:val="20"/>
+          <w:szCs w:val="20"/>
+        </w:rPr>
+        <w:t xml:space="preserve">22.6 Moving the desktop database to the Pi</w:t>
+      </w:r>
+    </w:p>
+    <w:p>
+      <w:pPr>
+        <w:spacing w:after="40"/>
+        <w:ind w:left="540"/>
+      </w:pPr>
+      <w:r>
+        <w:rPr>
+          <w:b w:val="false"/>
+          <w:bCs w:val="false"/>
+          <w:sz w:val="20"/>
+          <w:szCs w:val="20"/>
+        </w:rPr>
+        <w:t xml:space="preserve">22.7 File locations</w:t>
+      </w:r>
+    </w:p>
+    <w:p>
+      <w:pPr>
+        <w:spacing w:after="40"/>
+        <w:ind w:left="540"/>
+      </w:pPr>
+      <w:r>
+        <w:rPr>
+          <w:b w:val="false"/>
+          <w:bCs w:val="false"/>
+          <w:sz w:val="20"/>
+          <w:szCs w:val="20"/>
+        </w:rPr>
+        <w:t xml:space="preserve">22.8 Pi troubleshooting</w:t>
+      </w:r>
+    </w:p>
+    <w:p>
+      <w:pPr>
+        <w:spacing w:after="40"/>
+        <w:ind w:left="0"/>
+      </w:pPr>
+      <w:r>
+        <w:rPr>
+          <w:b/>
+          <w:bCs/>
+          <w:sz w:val="22"/>
+          <w:szCs w:val="22"/>
+        </w:rPr>
+        <w:t xml:space="preserve">23. Troubleshooting</w:t>
+      </w:r>
+    </w:p>
+    <w:p>
+      <w:pPr>
+        <w:spacing w:after="40"/>
+        <w:ind w:left="0"/>
+      </w:pPr>
+      <w:r>
+        <w:rPr>
+          <w:b/>
+          <w:bCs/>
+          <w:sz w:val="22"/>
+          <w:szCs w:val="22"/>
+        </w:rPr>
+        <w:t xml:space="preserve">24. Glossary</w:t>
       </w:r>
     </w:p>
     <w:p>
@@ -802,7 +967,7 @@
         <w:spacing w:after="60"/>
       </w:pPr>
       <w:r>
-        <w:t xml:space="preserve">It has no web server and no browser tab. It is a plain desktop window.</w:t>
+        <w:t xml:space="preserve">The desktop app has no web server and no browser tab; it is a plain window. The optional Raspberry Pi build (chapter 22) is the same program served to your LAN behind a password.</w:t>
       </w:r>
     </w:p>
     <w:p>
@@ -1819,7 +1984,7 @@
         <w:t xml:space="preserve">Check for updates</w:t>
       </w:r>
       <w:r>
-        <w:t xml:space="preserve"> button and shows the current state. While the repository is private the check needs a GitHub token entered under Settings → Updates; once the repository is public no token is needed.</w:t>
+        <w:t xml:space="preserve"> button and shows the current state. No account or token is needed.</w:t>
       </w:r>
     </w:p>
     <w:p>
@@ -8860,7 +9025,2373 @@
         <w:pageBreakBefore/>
       </w:pPr>
       <w:r>
-        <w:t xml:space="preserve">20. Troubleshooting</w:t>
+        <w:t xml:space="preserve">20. System (health and hardware)</w:t>
+      </w:r>
+    </w:p>
+    <w:p>
+      <w:pPr>
+        <w:spacing w:after="120"/>
+      </w:pPr>
+      <w:r>
+        <w:t xml:space="preserve">The System tab watches the machine MediaLedger runs on. On the desktop that is your PC; on the Raspberry Pi it is the board itself, where temperature and power matter. It samples every 5 seconds and keeps one hour of history in memory (nothing is written to the database or the SD card).</w:t>
+      </w:r>
+    </w:p>
+    <w:p>
+      <w:pPr>
+        <w:spacing w:after="60" w:before="120"/>
+        <w:jc w:val="center"/>
+      </w:pPr>
+      <w:r>
+        <w:drawing>
+          <wp:inline distT="0" distB="0" distL="0" distR="0">
+            <wp:extent cx="5943600" cy="3714750"/>
+            <wp:effectExtent t="0" r="0" b="0" l="0"/>
+            <wp:docPr id="1" name="" descr="" title=""/>
+            <wp:cNvGraphicFramePr>
+              <a:graphicFrameLocks xmlns:a="http://schemas.openxmlformats.org/drawingml/2006/main" noChangeAspect="1"/>
+            </wp:cNvGraphicFramePr>
+            <a:graphic xmlns:a="http://schemas.openxmlformats.org/drawingml/2006/main">
+              <a:graphicData uri="http://schemas.openxmlformats.org/drawingml/2006/picture">
+                <pic:pic xmlns:pic="http://schemas.openxmlformats.org/drawingml/2006/picture">
+                  <pic:nvPicPr>
+                    <pic:cNvPr id="0" name="" descr=""/>
+                    <pic:cNvPicPr>
+                      <a:picLocks noChangeAspect="1" noChangeArrowheads="1"/>
+                    </pic:cNvPicPr>
+                  </pic:nvPicPr>
+                  <pic:blipFill>
+                    <a:blip r:embed="rId26" cstate="none"/>
+                    <a:srcRect/>
+                    <a:stretch>
+                      <a:fillRect/>
+                    </a:stretch>
+                  </pic:blipFill>
+                  <pic:spPr bwMode="auto">
+                    <a:xfrm>
+                      <a:off x="0" y="0"/>
+                      <a:ext cx="5943600" cy="3714750"/>
+                    </a:xfrm>
+                    <a:prstGeom prst="rect">
+                      <a:avLst/>
+                    </a:prstGeom>
+                  </pic:spPr>
+                </pic:pic>
+              </a:graphicData>
+            </a:graphic>
+          </wp:inline>
+        </w:drawing>
+      </w:r>
+    </w:p>
+    <w:p>
+      <w:pPr>
+        <w:spacing w:after="200"/>
+        <w:jc w:val="center"/>
+      </w:pPr>
+      <w:r>
+        <w:rPr>
+          <w:i/>
+          <w:iCs/>
+          <w:color w:val="555555"/>
+          <w:sz w:val="18"/>
+          <w:szCs w:val="18"/>
+        </w:rPr>
+        <w:t xml:space="preserve">System tab on the desktop: health, CPU per core, memory, data disk, network, and free space on every root.</w:t>
+      </w:r>
+    </w:p>
+    <w:tbl>
+      <w:tblPr>
+        <w:tblW w:type="dxa" w:w="9360"/>
+        <w:tblBorders>
+          <w:top w:val="single" w:color="auto" w:sz="4"/>
+          <w:left w:val="single" w:color="auto" w:sz="4"/>
+          <w:bottom w:val="single" w:color="auto" w:sz="4"/>
+          <w:right w:val="single" w:color="auto" w:sz="4"/>
+          <w:insideH w:val="single" w:color="auto" w:sz="4"/>
+          <w:insideV w:val="single" w:color="auto" w:sz="4"/>
+        </w:tblBorders>
+      </w:tblPr>
+      <w:tblGrid>
+        <w:gridCol w:w="2600"/>
+        <w:gridCol w:w="6760"/>
+      </w:tblGrid>
+      <w:tr>
+        <w:tc>
+          <w:tcPr>
+            <w:tcW w:type="dxa" w:w="0"/>
+            <w:shd w:fill="DDE6F2" w:val="clear"/>
+            <w:tcMar>
+              <w:top w:type="dxa" w:w="60"/>
+              <w:left w:type="dxa" w:w="100"/>
+              <w:bottom w:type="dxa" w:w="60"/>
+              <w:right w:type="dxa" w:w="100"/>
+            </w:tcMar>
+          </w:tcPr>
+          <w:p>
+            <w:r>
+              <w:rPr>
+                <w:b/>
+                <w:bCs/>
+                <w:sz w:val="19"/>
+                <w:szCs w:val="19"/>
+              </w:rPr>
+              <w:t xml:space="preserve">Panel</w:t>
+            </w:r>
+          </w:p>
+        </w:tc>
+        <w:tc>
+          <w:tcPr>
+            <w:tcW w:type="dxa" w:w="0"/>
+            <w:shd w:fill="DDE6F2" w:val="clear"/>
+            <w:tcMar>
+              <w:top w:type="dxa" w:w="60"/>
+              <w:left w:type="dxa" w:w="100"/>
+              <w:bottom w:type="dxa" w:w="60"/>
+              <w:right w:type="dxa" w:w="100"/>
+            </w:tcMar>
+          </w:tcPr>
+          <w:p>
+            <w:r>
+              <w:rPr>
+                <w:b/>
+                <w:bCs/>
+                <w:sz w:val="19"/>
+                <w:szCs w:val="19"/>
+              </w:rPr>
+              <w:t xml:space="preserve">What it shows</w:t>
+            </w:r>
+          </w:p>
+        </w:tc>
+      </w:tr>
+      <w:tr>
+        <w:tc>
+          <w:tcPr>
+            <w:tcW w:type="dxa" w:w="0"/>
+            <w:tcMar>
+              <w:top w:type="dxa" w:w="60"/>
+              <w:left w:type="dxa" w:w="100"/>
+              <w:bottom w:type="dxa" w:w="60"/>
+              <w:right w:type="dxa" w:w="100"/>
+            </w:tcMar>
+          </w:tcPr>
+          <w:p>
+            <w:r>
+              <w:rPr>
+                <w:b w:val="false"/>
+                <w:bCs w:val="false"/>
+                <w:sz w:val="19"/>
+                <w:szCs w:val="19"/>
+              </w:rPr>
+              <w:t xml:space="preserve">Health</w:t>
+            </w:r>
+          </w:p>
+        </w:tc>
+        <w:tc>
+          <w:tcPr>
+            <w:tcW w:type="dxa" w:w="0"/>
+            <w:tcMar>
+              <w:top w:type="dxa" w:w="60"/>
+              <w:left w:type="dxa" w:w="100"/>
+              <w:bottom w:type="dxa" w:w="60"/>
+              <w:right w:type="dxa" w:w="100"/>
+            </w:tcMar>
+          </w:tcPr>
+          <w:p>
+            <w:r>
+              <w:rPr>
+                <w:b w:val="false"/>
+                <w:bCs w:val="false"/>
+                <w:sz w:val="19"/>
+                <w:szCs w:val="19"/>
+              </w:rPr>
+              <w:t xml:space="preserve">One verdict, </w:t>
+            </w:r>
+            <w:r>
+              <w:rPr>
+                <w:b w:val="false"/>
+                <w:bCs w:val="false"/>
+                <w:sz w:val="19"/>
+                <w:szCs w:val="19"/>
+              </w:rPr>
+              <w:t xml:space="preserve">All good</w:t>
+            </w:r>
+            <w:r>
+              <w:rPr>
+                <w:b w:val="false"/>
+                <w:bCs w:val="false"/>
+                <w:sz w:val="19"/>
+                <w:szCs w:val="19"/>
+              </w:rPr>
+              <w:t xml:space="preserve">, </w:t>
+            </w:r>
+            <w:r>
+              <w:rPr>
+                <w:b w:val="false"/>
+                <w:bCs w:val="false"/>
+                <w:sz w:val="19"/>
+                <w:szCs w:val="19"/>
+              </w:rPr>
+              <w:t xml:space="preserve">Attention</w:t>
+            </w:r>
+            <w:r>
+              <w:rPr>
+                <w:b w:val="false"/>
+                <w:bCs w:val="false"/>
+                <w:sz w:val="19"/>
+                <w:szCs w:val="19"/>
+              </w:rPr>
+              <w:t xml:space="preserve"> or </w:t>
+            </w:r>
+            <w:r>
+              <w:rPr>
+                <w:b w:val="false"/>
+                <w:bCs w:val="false"/>
+                <w:sz w:val="19"/>
+                <w:szCs w:val="19"/>
+              </w:rPr>
+              <w:t xml:space="preserve">Problem</w:t>
+            </w:r>
+            <w:r>
+              <w:rPr>
+                <w:b w:val="false"/>
+                <w:bCs w:val="false"/>
+                <w:sz w:val="19"/>
+                <w:szCs w:val="19"/>
+              </w:rPr>
+              <w:t xml:space="preserve">, with every triggered rule listed under it. Rules: SoC over 70 °C (attention) or 80 °C (problem); throttling or under-voltage now (problem) or since boot (attention); memory over 85 / 95 %; swapping; a disk over 90 % or under 5 GB free (attention), over 97 % or under 1 GB (problem); a root that cannot be reached while no scan is running. The System entry in the sidebar shows a dot whenever the verdict is not green.</w:t>
+            </w:r>
+          </w:p>
+        </w:tc>
+      </w:tr>
+      <w:tr>
+        <w:tc>
+          <w:tcPr>
+            <w:tcW w:type="dxa" w:w="0"/>
+            <w:tcMar>
+              <w:top w:type="dxa" w:w="60"/>
+              <w:left w:type="dxa" w:w="100"/>
+              <w:bottom w:type="dxa" w:w="60"/>
+              <w:right w:type="dxa" w:w="100"/>
+            </w:tcMar>
+          </w:tcPr>
+          <w:p>
+            <w:r>
+              <w:rPr>
+                <w:b w:val="false"/>
+                <w:bCs w:val="false"/>
+                <w:sz w:val="19"/>
+                <w:szCs w:val="19"/>
+              </w:rPr>
+              <w:t xml:space="preserve">SoC temperature (Pi only)</w:t>
+            </w:r>
+          </w:p>
+        </w:tc>
+        <w:tc>
+          <w:tcPr>
+            <w:tcW w:type="dxa" w:w="0"/>
+            <w:tcMar>
+              <w:top w:type="dxa" w:w="60"/>
+              <w:left w:type="dxa" w:w="100"/>
+              <w:bottom w:type="dxa" w:w="60"/>
+              <w:right w:type="dxa" w:w="100"/>
+            </w:tcMar>
+          </w:tcPr>
+          <w:p>
+            <w:r>
+              <w:rPr>
+                <w:b w:val="false"/>
+                <w:bCs w:val="false"/>
+                <w:sz w:val="19"/>
+                <w:szCs w:val="19"/>
+              </w:rPr>
+              <w:t xml:space="preserve">Current chip temperature, clock speed and core voltage. The Pi firmware soft-limits at 80 °C and throttles at 85 °C; a scan on a caseless Pi 4 usually sits in the 50s to 60s.</w:t>
+            </w:r>
+          </w:p>
+        </w:tc>
+      </w:tr>
+      <w:tr>
+        <w:tc>
+          <w:tcPr>
+            <w:tcW w:type="dxa" w:w="0"/>
+            <w:tcMar>
+              <w:top w:type="dxa" w:w="60"/>
+              <w:left w:type="dxa" w:w="100"/>
+              <w:bottom w:type="dxa" w:w="60"/>
+              <w:right w:type="dxa" w:w="100"/>
+            </w:tcMar>
+          </w:tcPr>
+          <w:p>
+            <w:r>
+              <w:rPr>
+                <w:b w:val="false"/>
+                <w:bCs w:val="false"/>
+                <w:sz w:val="19"/>
+                <w:szCs w:val="19"/>
+              </w:rPr>
+              <w:t xml:space="preserve">Power &amp; throttling (Pi only)</w:t>
+            </w:r>
+          </w:p>
+        </w:tc>
+        <w:tc>
+          <w:tcPr>
+            <w:tcW w:type="dxa" w:w="0"/>
+            <w:tcMar>
+              <w:top w:type="dxa" w:w="60"/>
+              <w:left w:type="dxa" w:w="100"/>
+              <w:bottom w:type="dxa" w:w="60"/>
+              <w:right w:type="dxa" w:w="100"/>
+            </w:tcMar>
+          </w:tcPr>
+          <w:p>
+            <w:r>
+              <w:rPr>
+                <w:b w:val="false"/>
+                <w:bCs w:val="false"/>
+                <w:sz w:val="19"/>
+                <w:szCs w:val="19"/>
+              </w:rPr>
+              <w:t xml:space="preserve">The firmware's throttling flags. </w:t>
+            </w:r>
+            <w:r>
+              <w:rPr>
+                <w:b w:val="false"/>
+                <w:bCs w:val="false"/>
+                <w:sz w:val="19"/>
+                <w:szCs w:val="19"/>
+              </w:rPr>
+              <w:t xml:space="preserve">Healthy</w:t>
+            </w:r>
+            <w:r>
+              <w:rPr>
+                <w:b w:val="false"/>
+                <w:bCs w:val="false"/>
+                <w:sz w:val="19"/>
+                <w:szCs w:val="19"/>
+              </w:rPr>
+              <w:t xml:space="preserve"> means no under-voltage or frequency capping since boot. "Under-voltage has occurred" means the power supply or cable is weak; fix that before trusting long scans.</w:t>
+            </w:r>
+          </w:p>
+        </w:tc>
+      </w:tr>
+      <w:tr>
+        <w:tc>
+          <w:tcPr>
+            <w:tcW w:type="dxa" w:w="0"/>
+            <w:tcMar>
+              <w:top w:type="dxa" w:w="60"/>
+              <w:left w:type="dxa" w:w="100"/>
+              <w:bottom w:type="dxa" w:w="60"/>
+              <w:right w:type="dxa" w:w="100"/>
+            </w:tcMar>
+          </w:tcPr>
+          <w:p>
+            <w:r>
+              <w:rPr>
+                <w:b w:val="false"/>
+                <w:bCs w:val="false"/>
+                <w:sz w:val="19"/>
+                <w:szCs w:val="19"/>
+              </w:rPr>
+              <w:t xml:space="preserve">CPU</w:t>
+            </w:r>
+          </w:p>
+        </w:tc>
+        <w:tc>
+          <w:tcPr>
+            <w:tcW w:type="dxa" w:w="0"/>
+            <w:tcMar>
+              <w:top w:type="dxa" w:w="60"/>
+              <w:left w:type="dxa" w:w="100"/>
+              <w:bottom w:type="dxa" w:w="60"/>
+              <w:right w:type="dxa" w:w="100"/>
+            </w:tcMar>
+          </w:tcPr>
+          <w:p>
+            <w:r>
+              <w:rPr>
+                <w:b w:val="false"/>
+                <w:bCs w:val="false"/>
+                <w:sz w:val="19"/>
+                <w:szCs w:val="19"/>
+              </w:rPr>
+              <w:t xml:space="preserve">Overall percentage, per-core bars and the 1 / 5 / 15 minute load averages.</w:t>
+            </w:r>
+          </w:p>
+        </w:tc>
+      </w:tr>
+      <w:tr>
+        <w:tc>
+          <w:tcPr>
+            <w:tcW w:type="dxa" w:w="0"/>
+            <w:tcMar>
+              <w:top w:type="dxa" w:w="60"/>
+              <w:left w:type="dxa" w:w="100"/>
+              <w:bottom w:type="dxa" w:w="60"/>
+              <w:right w:type="dxa" w:w="100"/>
+            </w:tcMar>
+          </w:tcPr>
+          <w:p>
+            <w:r>
+              <w:rPr>
+                <w:b w:val="false"/>
+                <w:bCs w:val="false"/>
+                <w:sz w:val="19"/>
+                <w:szCs w:val="19"/>
+              </w:rPr>
+              <w:t xml:space="preserve">Memory</w:t>
+            </w:r>
+          </w:p>
+        </w:tc>
+        <w:tc>
+          <w:tcPr>
+            <w:tcW w:type="dxa" w:w="0"/>
+            <w:tcMar>
+              <w:top w:type="dxa" w:w="60"/>
+              <w:left w:type="dxa" w:w="100"/>
+              <w:bottom w:type="dxa" w:w="60"/>
+              <w:right w:type="dxa" w:w="100"/>
+            </w:tcMar>
+          </w:tcPr>
+          <w:p>
+            <w:r>
+              <w:rPr>
+                <w:b w:val="false"/>
+                <w:bCs w:val="false"/>
+                <w:sz w:val="19"/>
+                <w:szCs w:val="19"/>
+              </w:rPr>
+              <w:t xml:space="preserve">Used against total, swap if any, and the size of the MediaLedger process itself.</w:t>
+            </w:r>
+          </w:p>
+        </w:tc>
+      </w:tr>
+      <w:tr>
+        <w:tc>
+          <w:tcPr>
+            <w:tcW w:type="dxa" w:w="0"/>
+            <w:tcMar>
+              <w:top w:type="dxa" w:w="60"/>
+              <w:left w:type="dxa" w:w="100"/>
+              <w:bottom w:type="dxa" w:w="60"/>
+              <w:right w:type="dxa" w:w="100"/>
+            </w:tcMar>
+          </w:tcPr>
+          <w:p>
+            <w:r>
+              <w:rPr>
+                <w:b w:val="false"/>
+                <w:bCs w:val="false"/>
+                <w:sz w:val="19"/>
+                <w:szCs w:val="19"/>
+              </w:rPr>
+              <w:t xml:space="preserve">Data disk</w:t>
+            </w:r>
+          </w:p>
+        </w:tc>
+        <w:tc>
+          <w:tcPr>
+            <w:tcW w:type="dxa" w:w="0"/>
+            <w:tcMar>
+              <w:top w:type="dxa" w:w="60"/>
+              <w:left w:type="dxa" w:w="100"/>
+              <w:bottom w:type="dxa" w:w="60"/>
+              <w:right w:type="dxa" w:w="100"/>
+            </w:tcMar>
+          </w:tcPr>
+          <w:p>
+            <w:r>
+              <w:rPr>
+                <w:b w:val="false"/>
+                <w:bCs w:val="false"/>
+                <w:sz w:val="19"/>
+                <w:szCs w:val="19"/>
+              </w:rPr>
+              <w:t xml:space="preserve">Free space where the database, log and exports live, and the database size.</w:t>
+            </w:r>
+          </w:p>
+        </w:tc>
+      </w:tr>
+      <w:tr>
+        <w:tc>
+          <w:tcPr>
+            <w:tcW w:type="dxa" w:w="0"/>
+            <w:tcMar>
+              <w:top w:type="dxa" w:w="60"/>
+              <w:left w:type="dxa" w:w="100"/>
+              <w:bottom w:type="dxa" w:w="60"/>
+              <w:right w:type="dxa" w:w="100"/>
+            </w:tcMar>
+          </w:tcPr>
+          <w:p>
+            <w:r>
+              <w:rPr>
+                <w:b w:val="false"/>
+                <w:bCs w:val="false"/>
+                <w:sz w:val="19"/>
+                <w:szCs w:val="19"/>
+              </w:rPr>
+              <w:t xml:space="preserve">Network</w:t>
+            </w:r>
+          </w:p>
+        </w:tc>
+        <w:tc>
+          <w:tcPr>
+            <w:tcW w:type="dxa" w:w="0"/>
+            <w:tcMar>
+              <w:top w:type="dxa" w:w="60"/>
+              <w:left w:type="dxa" w:w="100"/>
+              <w:bottom w:type="dxa" w:w="60"/>
+              <w:right w:type="dxa" w:w="100"/>
+            </w:tcMar>
+          </w:tcPr>
+          <w:p>
+            <w:r>
+              <w:rPr>
+                <w:b w:val="false"/>
+                <w:bCs w:val="false"/>
+                <w:sz w:val="19"/>
+                <w:szCs w:val="19"/>
+              </w:rPr>
+              <w:t xml:space="preserve">Download and upload rate. During a scan the download line is the share being read.</w:t>
+            </w:r>
+          </w:p>
+        </w:tc>
+      </w:tr>
+      <w:tr>
+        <w:tc>
+          <w:tcPr>
+            <w:tcW w:type="dxa" w:w="0"/>
+            <w:tcMar>
+              <w:top w:type="dxa" w:w="60"/>
+              <w:left w:type="dxa" w:w="100"/>
+              <w:bottom w:type="dxa" w:w="60"/>
+              <w:right w:type="dxa" w:w="100"/>
+            </w:tcMar>
+          </w:tcPr>
+          <w:p>
+            <w:r>
+              <w:rPr>
+                <w:b w:val="false"/>
+                <w:bCs w:val="false"/>
+                <w:sz w:val="19"/>
+                <w:szCs w:val="19"/>
+              </w:rPr>
+              <w:t xml:space="preserve">Storage</w:t>
+            </w:r>
+          </w:p>
+        </w:tc>
+        <w:tc>
+          <w:tcPr>
+            <w:tcW w:type="dxa" w:w="0"/>
+            <w:tcMar>
+              <w:top w:type="dxa" w:w="60"/>
+              <w:left w:type="dxa" w:w="100"/>
+              <w:bottom w:type="dxa" w:w="60"/>
+              <w:right w:type="dxa" w:w="100"/>
+            </w:tcMar>
+          </w:tcPr>
+          <w:p>
+            <w:r>
+              <w:rPr>
+                <w:b w:val="false"/>
+                <w:bCs w:val="false"/>
+                <w:sz w:val="19"/>
+                <w:szCs w:val="19"/>
+              </w:rPr>
+              <w:t xml:space="preserve">Free space and fill percentage of the data folder and of every enabled root, measured through the share.</w:t>
+            </w:r>
+          </w:p>
+        </w:tc>
+      </w:tr>
+    </w:tbl>
+    <w:p>
+      <w:pPr>
+        <w:pBdr>
+          <w:left w:val="single" w:color="5AA9FF" w:sz="12" w:space="8"/>
+        </w:pBdr>
+        <w:spacing w:after="160" w:before="60"/>
+        <w:ind w:left="360"/>
+      </w:pPr>
+      <w:r>
+        <w:t xml:space="preserve">The thresholds live at the top of </w:t>
+      </w:r>
+      <w:r>
+        <w:rPr>
+          <w:rFonts w:ascii="Consolas" w:cs="Consolas" w:eastAsia="Consolas" w:hAnsi="Consolas"/>
+          <w:sz w:val="19"/>
+          <w:szCs w:val="19"/>
+          <w:shd w:fill="EEF1F5" w:val="clear"/>
+        </w:rPr>
+        <w:t xml:space="preserve">healthOf()</w:t>
+      </w:r>
+      <w:r>
+        <w:t xml:space="preserve"> in </w:t>
+      </w:r>
+      <w:r>
+        <w:rPr>
+          <w:rFonts w:ascii="Consolas" w:cs="Consolas" w:eastAsia="Consolas" w:hAnsi="Consolas"/>
+          <w:sz w:val="19"/>
+          <w:szCs w:val="19"/>
+          <w:shd w:fill="EEF1F5" w:val="clear"/>
+        </w:rPr>
+        <w:t xml:space="preserve">src/main/sysmon.js</w:t>
+      </w:r>
+      <w:r>
+        <w:t xml:space="preserve"> if you want to tune them for a different case or fan.</w:t>
+      </w:r>
+    </w:p>
+    <w:p>
+      <w:pPr>
+        <w:pStyle w:val="Heading1"/>
+        <w:pageBreakBefore/>
+      </w:pPr>
+      <w:r>
+        <w:t xml:space="preserve">21. Security</w:t>
+      </w:r>
+    </w:p>
+    <w:p>
+      <w:pPr>
+        <w:spacing w:after="120"/>
+      </w:pPr>
+      <w:r>
+        <w:t xml:space="preserve">The Security tab manages access to the </w:t>
+      </w:r>
+      <w:r>
+        <w:rPr>
+          <w:b/>
+          <w:bCs/>
+        </w:rPr>
+        <w:t xml:space="preserve">web server</w:t>
+      </w:r>
+      <w:r>
+        <w:t xml:space="preserve">. The desktop app has no login: it runs as you, on your PC, and only your PC can reach it, so on the desktop the tab simply says so. On the Raspberry Pi anyone on the LAN could otherwise open the page, and this tab is where you control that.</w:t>
+      </w:r>
+    </w:p>
+    <w:p>
+      <w:pPr>
+        <w:spacing w:after="60" w:before="120"/>
+        <w:jc w:val="center"/>
+      </w:pPr>
+      <w:r>
+        <w:drawing>
+          <wp:inline distT="0" distB="0" distL="0" distR="0">
+            <wp:extent cx="5943600" cy="3714750"/>
+            <wp:effectExtent t="0" r="0" b="0" l="0"/>
+            <wp:docPr id="1" name="" descr="" title=""/>
+            <wp:cNvGraphicFramePr>
+              <a:graphicFrameLocks xmlns:a="http://schemas.openxmlformats.org/drawingml/2006/main" noChangeAspect="1"/>
+            </wp:cNvGraphicFramePr>
+            <a:graphic xmlns:a="http://schemas.openxmlformats.org/drawingml/2006/main">
+              <a:graphicData uri="http://schemas.openxmlformats.org/drawingml/2006/picture">
+                <pic:pic xmlns:pic="http://schemas.openxmlformats.org/drawingml/2006/picture">
+                  <pic:nvPicPr>
+                    <pic:cNvPr id="0" name="" descr=""/>
+                    <pic:cNvPicPr>
+                      <a:picLocks noChangeAspect="1" noChangeArrowheads="1"/>
+                    </pic:cNvPicPr>
+                  </pic:nvPicPr>
+                  <pic:blipFill>
+                    <a:blip r:embed="rId27" cstate="none"/>
+                    <a:srcRect/>
+                    <a:stretch>
+                      <a:fillRect/>
+                    </a:stretch>
+                  </pic:blipFill>
+                  <pic:spPr bwMode="auto">
+                    <a:xfrm>
+                      <a:off x="0" y="0"/>
+                      <a:ext cx="5943600" cy="3714750"/>
+                    </a:xfrm>
+                    <a:prstGeom prst="rect">
+                      <a:avLst/>
+                    </a:prstGeom>
+                  </pic:spPr>
+                </pic:pic>
+              </a:graphicData>
+            </a:graphic>
+          </wp:inline>
+        </w:drawing>
+      </w:r>
+    </w:p>
+    <w:p>
+      <w:pPr>
+        <w:spacing w:after="200"/>
+        <w:jc w:val="center"/>
+      </w:pPr>
+      <w:r>
+        <w:rPr>
+          <w:i/>
+          <w:iCs/>
+          <w:color w:val="555555"/>
+          <w:sz w:val="18"/>
+          <w:szCs w:val="18"/>
+        </w:rPr>
+        <w:t xml:space="preserve">Security tab on the Pi: posture checks, password, options, two-factor codes, sessions and the audit log.</w:t>
+      </w:r>
+    </w:p>
+    <w:p>
+      <w:pPr>
+        <w:pStyle w:val="Heading2"/>
+      </w:pPr>
+      <w:r>
+        <w:t xml:space="preserve">21.1 Always on</w:t>
+      </w:r>
+    </w:p>
+    <w:p>
+      <w:pPr>
+        <w:pStyle w:val="ListParagraph"/>
+        <w:numPr>
+          <w:ilvl w:val="0"/>
+          <w:numId w:val="2"/>
+        </w:numPr>
+        <w:spacing w:after="60"/>
+      </w:pPr>
+      <w:r>
+        <w:t xml:space="preserve">One shared password, hashed with scrypt, stored in </w:t>
+      </w:r>
+      <w:r>
+        <w:rPr>
+          <w:rFonts w:ascii="Consolas" w:cs="Consolas" w:eastAsia="Consolas" w:hAnsi="Consolas"/>
+          <w:sz w:val="19"/>
+          <w:szCs w:val="19"/>
+          <w:shd w:fill="EEF1F5" w:val="clear"/>
+        </w:rPr>
+        <w:t xml:space="preserve">web.json</w:t>
+      </w:r>
+      <w:r>
+        <w:t xml:space="preserve"> with owner-only permissions. Minimum 8 characters.</w:t>
+      </w:r>
+    </w:p>
+    <w:p>
+      <w:pPr>
+        <w:pStyle w:val="ListParagraph"/>
+        <w:numPr>
+          <w:ilvl w:val="0"/>
+          <w:numId w:val="2"/>
+        </w:numPr>
+        <w:spacing w:after="60"/>
+      </w:pPr>
+      <w:r>
+        <w:t xml:space="preserve">Sessions are HttpOnly, SameSite=Strict cookies that last 30 days. Scripts cannot read them and other sites cannot use them.</w:t>
+      </w:r>
+    </w:p>
+    <w:p>
+      <w:pPr>
+        <w:pStyle w:val="ListParagraph"/>
+        <w:numPr>
+          <w:ilvl w:val="0"/>
+          <w:numId w:val="2"/>
+        </w:numPr>
+        <w:spacing w:after="60"/>
+      </w:pPr>
+      <w:r>
+        <w:t xml:space="preserve">The API accepts JSON only, refuses cross-origin requests, and every page carries a strict Content-Security-Policy plus </w:t>
+      </w:r>
+      <w:r>
+        <w:rPr>
+          <w:rFonts w:ascii="Consolas" w:cs="Consolas" w:eastAsia="Consolas" w:hAnsi="Consolas"/>
+          <w:sz w:val="19"/>
+          <w:szCs w:val="19"/>
+          <w:shd w:fill="EEF1F5" w:val="clear"/>
+        </w:rPr>
+        <w:t xml:space="preserve">X-Frame-Options: DENY</w:t>
+      </w:r>
+      <w:r>
+        <w:t xml:space="preserve">, </w:t>
+      </w:r>
+      <w:r>
+        <w:rPr>
+          <w:rFonts w:ascii="Consolas" w:cs="Consolas" w:eastAsia="Consolas" w:hAnsi="Consolas"/>
+          <w:sz w:val="19"/>
+          <w:szCs w:val="19"/>
+          <w:shd w:fill="EEF1F5" w:val="clear"/>
+        </w:rPr>
+        <w:t xml:space="preserve">nosniff</w:t>
+      </w:r>
+      <w:r>
+        <w:t xml:space="preserve"> and </w:t>
+      </w:r>
+      <w:r>
+        <w:rPr>
+          <w:rFonts w:ascii="Consolas" w:cs="Consolas" w:eastAsia="Consolas" w:hAnsi="Consolas"/>
+          <w:sz w:val="19"/>
+          <w:szCs w:val="19"/>
+          <w:shd w:fill="EEF1F5" w:val="clear"/>
+        </w:rPr>
+        <w:t xml:space="preserve">no-referrer</w:t>
+      </w:r>
+      <w:r>
+        <w:t xml:space="preserve"> headers.</w:t>
+      </w:r>
+    </w:p>
+    <w:p>
+      <w:pPr>
+        <w:pStyle w:val="ListParagraph"/>
+        <w:numPr>
+          <w:ilvl w:val="0"/>
+          <w:numId w:val="2"/>
+        </w:numPr>
+        <w:spacing w:after="60"/>
+      </w:pPr>
+      <w:r>
+        <w:t xml:space="preserve">After 8 failed sign-ins in 15 minutes from one address, that address is locked out for 15 minutes.</w:t>
+      </w:r>
+    </w:p>
+    <w:p>
+      <w:pPr>
+        <w:pStyle w:val="ListParagraph"/>
+        <w:numPr>
+          <w:ilvl w:val="0"/>
+          <w:numId w:val="2"/>
+        </w:numPr>
+        <w:spacing w:after="60"/>
+      </w:pPr>
+      <w:r>
+        <w:rPr>
+          <w:b/>
+          <w:bCs/>
+        </w:rPr>
+        <w:t xml:space="preserve">LAN only</w:t>
+      </w:r>
+      <w:r>
+        <w:t xml:space="preserve">: connections from outside private address ranges are refused. Do not port-forward the Pi; use a VPN into your LAN if you need remote access.</w:t>
+      </w:r>
+    </w:p>
+    <w:p>
+      <w:pPr>
+        <w:pStyle w:val="ListParagraph"/>
+        <w:numPr>
+          <w:ilvl w:val="0"/>
+          <w:numId w:val="2"/>
+        </w:numPr>
+        <w:spacing w:after="60"/>
+      </w:pPr>
+      <w:r>
+        <w:rPr>
+          <w:b/>
+          <w:bCs/>
+        </w:rPr>
+        <w:t xml:space="preserve">Re-authentication</w:t>
+      </w:r>
+      <w:r>
+        <w:t xml:space="preserve">: a live movie rename, an undo, a TV/anime rename, purging missing files and every change on this tab ask for the password again unless you entered it within the last 5 minutes. A small dialog appears in place; the action continues once you confirm.</w:t>
+      </w:r>
+    </w:p>
+    <w:p>
+      <w:pPr>
+        <w:pStyle w:val="ListParagraph"/>
+        <w:numPr>
+          <w:ilvl w:val="0"/>
+          <w:numId w:val="2"/>
+        </w:numPr>
+        <w:spacing w:after="60"/>
+      </w:pPr>
+      <w:r>
+        <w:t xml:space="preserve">Every sign-in, failure, lockout, re-authentication, sensitive action and setting change is written to </w:t>
+      </w:r>
+      <w:r>
+        <w:rPr>
+          <w:rFonts w:ascii="Consolas" w:cs="Consolas" w:eastAsia="Consolas" w:hAnsi="Consolas"/>
+          <w:sz w:val="19"/>
+          <w:szCs w:val="19"/>
+          <w:shd w:fill="EEF1F5" w:val="clear"/>
+        </w:rPr>
+        <w:t xml:space="preserve">security.log</w:t>
+      </w:r>
+      <w:r>
+        <w:t xml:space="preserve"> and listed at the bottom of the tab.</w:t>
+      </w:r>
+    </w:p>
+    <w:p>
+      <w:pPr>
+        <w:pStyle w:val="Heading2"/>
+      </w:pPr>
+      <w:r>
+        <w:t xml:space="preserve">21.2 Controls</w:t>
+      </w:r>
+    </w:p>
+    <w:tbl>
+      <w:tblPr>
+        <w:tblW w:type="dxa" w:w="9360"/>
+        <w:tblBorders>
+          <w:top w:val="single" w:color="auto" w:sz="4"/>
+          <w:left w:val="single" w:color="auto" w:sz="4"/>
+          <w:bottom w:val="single" w:color="auto" w:sz="4"/>
+          <w:right w:val="single" w:color="auto" w:sz="4"/>
+          <w:insideH w:val="single" w:color="auto" w:sz="4"/>
+          <w:insideV w:val="single" w:color="auto" w:sz="4"/>
+        </w:tblBorders>
+      </w:tblPr>
+      <w:tblGrid>
+        <w:gridCol w:w="2600"/>
+        <w:gridCol w:w="6760"/>
+      </w:tblGrid>
+      <w:tr>
+        <w:tc>
+          <w:tcPr>
+            <w:tcW w:type="dxa" w:w="0"/>
+            <w:shd w:fill="DDE6F2" w:val="clear"/>
+            <w:tcMar>
+              <w:top w:type="dxa" w:w="60"/>
+              <w:left w:type="dxa" w:w="100"/>
+              <w:bottom w:type="dxa" w:w="60"/>
+              <w:right w:type="dxa" w:w="100"/>
+            </w:tcMar>
+          </w:tcPr>
+          <w:p>
+            <w:r>
+              <w:rPr>
+                <w:b/>
+                <w:bCs/>
+                <w:sz w:val="19"/>
+                <w:szCs w:val="19"/>
+              </w:rPr>
+              <w:t xml:space="preserve">Control</w:t>
+            </w:r>
+          </w:p>
+        </w:tc>
+        <w:tc>
+          <w:tcPr>
+            <w:tcW w:type="dxa" w:w="0"/>
+            <w:shd w:fill="DDE6F2" w:val="clear"/>
+            <w:tcMar>
+              <w:top w:type="dxa" w:w="60"/>
+              <w:left w:type="dxa" w:w="100"/>
+              <w:bottom w:type="dxa" w:w="60"/>
+              <w:right w:type="dxa" w:w="100"/>
+            </w:tcMar>
+          </w:tcPr>
+          <w:p>
+            <w:r>
+              <w:rPr>
+                <w:b/>
+                <w:bCs/>
+                <w:sz w:val="19"/>
+                <w:szCs w:val="19"/>
+              </w:rPr>
+              <w:t xml:space="preserve">What it does</w:t>
+            </w:r>
+          </w:p>
+        </w:tc>
+      </w:tr>
+      <w:tr>
+        <w:tc>
+          <w:tcPr>
+            <w:tcW w:type="dxa" w:w="0"/>
+            <w:tcMar>
+              <w:top w:type="dxa" w:w="60"/>
+              <w:left w:type="dxa" w:w="100"/>
+              <w:bottom w:type="dxa" w:w="60"/>
+              <w:right w:type="dxa" w:w="100"/>
+            </w:tcMar>
+          </w:tcPr>
+          <w:p>
+            <w:r>
+              <w:rPr>
+                <w:b w:val="false"/>
+                <w:bCs w:val="false"/>
+                <w:sz w:val="19"/>
+                <w:szCs w:val="19"/>
+              </w:rPr>
+              <w:t xml:space="preserve">Posture checks</w:t>
+            </w:r>
+          </w:p>
+        </w:tc>
+        <w:tc>
+          <w:tcPr>
+            <w:tcW w:type="dxa" w:w="0"/>
+            <w:tcMar>
+              <w:top w:type="dxa" w:w="60"/>
+              <w:left w:type="dxa" w:w="100"/>
+              <w:bottom w:type="dxa" w:w="60"/>
+              <w:right w:type="dxa" w:w="100"/>
+            </w:tcMar>
+          </w:tcPr>
+          <w:p>
+            <w:r>
+              <w:rPr>
+                <w:b w:val="false"/>
+                <w:bCs w:val="false"/>
+                <w:sz w:val="19"/>
+                <w:szCs w:val="19"/>
+              </w:rPr>
+              <w:t xml:space="preserve">Coloured tiles at the top: password set, two-factor, LAN-only, HTTPS, not running as root, secrets file permissions, share credentials permissions, idle sign-out, renaming switched off. Green is good; amber is an optional improvement; red needs attention.</w:t>
+            </w:r>
+          </w:p>
+        </w:tc>
+      </w:tr>
+      <w:tr>
+        <w:tc>
+          <w:tcPr>
+            <w:tcW w:type="dxa" w:w="0"/>
+            <w:tcMar>
+              <w:top w:type="dxa" w:w="60"/>
+              <w:left w:type="dxa" w:w="100"/>
+              <w:bottom w:type="dxa" w:w="60"/>
+              <w:right w:type="dxa" w:w="100"/>
+            </w:tcMar>
+          </w:tcPr>
+          <w:p>
+            <w:r>
+              <w:rPr>
+                <w:b w:val="false"/>
+                <w:bCs w:val="false"/>
+                <w:sz w:val="19"/>
+                <w:szCs w:val="19"/>
+              </w:rPr>
+              <w:t xml:space="preserve">Change password</w:t>
+            </w:r>
+          </w:p>
+        </w:tc>
+        <w:tc>
+          <w:tcPr>
+            <w:tcW w:type="dxa" w:w="0"/>
+            <w:tcMar>
+              <w:top w:type="dxa" w:w="60"/>
+              <w:left w:type="dxa" w:w="100"/>
+              <w:bottom w:type="dxa" w:w="60"/>
+              <w:right w:type="dxa" w:w="100"/>
+            </w:tcMar>
+          </w:tcPr>
+          <w:p>
+            <w:r>
+              <w:rPr>
+                <w:b w:val="false"/>
+                <w:bCs w:val="false"/>
+                <w:sz w:val="19"/>
+                <w:szCs w:val="19"/>
+              </w:rPr>
+              <w:t xml:space="preserve">Needs the current password. Signs out every other session.</w:t>
+            </w:r>
+          </w:p>
+        </w:tc>
+      </w:tr>
+      <w:tr>
+        <w:tc>
+          <w:tcPr>
+            <w:tcW w:type="dxa" w:w="0"/>
+            <w:tcMar>
+              <w:top w:type="dxa" w:w="60"/>
+              <w:left w:type="dxa" w:w="100"/>
+              <w:bottom w:type="dxa" w:w="60"/>
+              <w:right w:type="dxa" w:w="100"/>
+            </w:tcMar>
+          </w:tcPr>
+          <w:p>
+            <w:r>
+              <w:rPr>
+                <w:b w:val="false"/>
+                <w:bCs w:val="false"/>
+                <w:sz w:val="19"/>
+                <w:szCs w:val="19"/>
+              </w:rPr>
+              <w:t xml:space="preserve">LAN only</w:t>
+            </w:r>
+          </w:p>
+        </w:tc>
+        <w:tc>
+          <w:tcPr>
+            <w:tcW w:type="dxa" w:w="0"/>
+            <w:tcMar>
+              <w:top w:type="dxa" w:w="60"/>
+              <w:left w:type="dxa" w:w="100"/>
+              <w:bottom w:type="dxa" w:w="60"/>
+              <w:right w:type="dxa" w:w="100"/>
+            </w:tcMar>
+          </w:tcPr>
+          <w:p>
+            <w:r>
+              <w:rPr>
+                <w:b w:val="false"/>
+                <w:bCs w:val="false"/>
+                <w:sz w:val="19"/>
+                <w:szCs w:val="19"/>
+              </w:rPr>
+              <w:t xml:space="preserve">On by default. Turn off only if you know exactly which non-private network should reach the Pi.</w:t>
+            </w:r>
+          </w:p>
+        </w:tc>
+      </w:tr>
+      <w:tr>
+        <w:tc>
+          <w:tcPr>
+            <w:tcW w:type="dxa" w:w="0"/>
+            <w:tcMar>
+              <w:top w:type="dxa" w:w="60"/>
+              <w:left w:type="dxa" w:w="100"/>
+              <w:bottom w:type="dxa" w:w="60"/>
+              <w:right w:type="dxa" w:w="100"/>
+            </w:tcMar>
+          </w:tcPr>
+          <w:p>
+            <w:r>
+              <w:rPr>
+                <w:b w:val="false"/>
+                <w:bCs w:val="false"/>
+                <w:sz w:val="19"/>
+                <w:szCs w:val="19"/>
+              </w:rPr>
+              <w:t xml:space="preserve">Idle sign-out</w:t>
+            </w:r>
+          </w:p>
+        </w:tc>
+        <w:tc>
+          <w:tcPr>
+            <w:tcW w:type="dxa" w:w="0"/>
+            <w:tcMar>
+              <w:top w:type="dxa" w:w="60"/>
+              <w:left w:type="dxa" w:w="100"/>
+              <w:bottom w:type="dxa" w:w="60"/>
+              <w:right w:type="dxa" w:w="100"/>
+            </w:tcMar>
+          </w:tcPr>
+          <w:p>
+            <w:r>
+              <w:rPr>
+                <w:b w:val="false"/>
+                <w:bCs w:val="false"/>
+                <w:sz w:val="19"/>
+                <w:szCs w:val="19"/>
+              </w:rPr>
+              <w:t xml:space="preserve">Ends a session after N minutes without activity. 0 keeps the 30-day limit only.</w:t>
+            </w:r>
+          </w:p>
+        </w:tc>
+      </w:tr>
+      <w:tr>
+        <w:tc>
+          <w:tcPr>
+            <w:tcW w:type="dxa" w:w="0"/>
+            <w:tcMar>
+              <w:top w:type="dxa" w:w="60"/>
+              <w:left w:type="dxa" w:w="100"/>
+              <w:bottom w:type="dxa" w:w="60"/>
+              <w:right w:type="dxa" w:w="100"/>
+            </w:tcMar>
+          </w:tcPr>
+          <w:p>
+            <w:r>
+              <w:rPr>
+                <w:b w:val="false"/>
+                <w:bCs w:val="false"/>
+                <w:sz w:val="19"/>
+                <w:szCs w:val="19"/>
+              </w:rPr>
+              <w:t xml:space="preserve">Two-factor codes</w:t>
+            </w:r>
+          </w:p>
+        </w:tc>
+        <w:tc>
+          <w:tcPr>
+            <w:tcW w:type="dxa" w:w="0"/>
+            <w:tcMar>
+              <w:top w:type="dxa" w:w="60"/>
+              <w:left w:type="dxa" w:w="100"/>
+              <w:bottom w:type="dxa" w:w="60"/>
+              <w:right w:type="dxa" w:w="100"/>
+            </w:tcMar>
+          </w:tcPr>
+          <w:p>
+            <w:r>
+              <w:rPr>
+                <w:b w:val="false"/>
+                <w:bCs w:val="false"/>
+                <w:sz w:val="19"/>
+                <w:szCs w:val="19"/>
+              </w:rPr>
+              <w:t xml:space="preserve">Press </w:t>
+            </w:r>
+            <w:r>
+              <w:rPr>
+                <w:b w:val="false"/>
+                <w:bCs w:val="false"/>
+                <w:sz w:val="19"/>
+                <w:szCs w:val="19"/>
+              </w:rPr>
+              <w:t xml:space="preserve">Set up 2FA</w:t>
+            </w:r>
+            <w:r>
+              <w:rPr>
+                <w:b w:val="false"/>
+                <w:bCs w:val="false"/>
+                <w:sz w:val="19"/>
+                <w:szCs w:val="19"/>
+              </w:rPr>
+              <w:t xml:space="preserve">, add the shown secret (or the </w:t>
+            </w:r>
+            <w:r>
+              <w:rPr>
+                <w:rFonts w:ascii="Consolas" w:cs="Consolas" w:eastAsia="Consolas" w:hAnsi="Consolas"/>
+                <w:b w:val="false"/>
+                <w:bCs w:val="false"/>
+                <w:sz w:val="19"/>
+                <w:szCs w:val="19"/>
+                <w:shd w:fill="EEF1F5" w:val="clear"/>
+              </w:rPr>
+              <w:t xml:space="preserve">otpauth://</w:t>
+            </w:r>
+            <w:r>
+              <w:rPr>
+                <w:b w:val="false"/>
+                <w:bCs w:val="false"/>
+                <w:sz w:val="19"/>
+                <w:szCs w:val="19"/>
+              </w:rPr>
+              <w:t xml:space="preserve"> link) to Google Authenticator, Aegis, Bitwarden, 1Password or any TOTP app, then enter the 6-digit code it shows. From then on sign-in needs password + code. Turning it off needs the password. If you lose the device, see the Pi troubleshooting table.</w:t>
+            </w:r>
+          </w:p>
+        </w:tc>
+      </w:tr>
+      <w:tr>
+        <w:tc>
+          <w:tcPr>
+            <w:tcW w:type="dxa" w:w="0"/>
+            <w:tcMar>
+              <w:top w:type="dxa" w:w="60"/>
+              <w:left w:type="dxa" w:w="100"/>
+              <w:bottom w:type="dxa" w:w="60"/>
+              <w:right w:type="dxa" w:w="100"/>
+            </w:tcMar>
+          </w:tcPr>
+          <w:p>
+            <w:r>
+              <w:rPr>
+                <w:b w:val="false"/>
+                <w:bCs w:val="false"/>
+                <w:sz w:val="19"/>
+                <w:szCs w:val="19"/>
+              </w:rPr>
+              <w:t xml:space="preserve">Sessions</w:t>
+            </w:r>
+          </w:p>
+        </w:tc>
+        <w:tc>
+          <w:tcPr>
+            <w:tcW w:type="dxa" w:w="0"/>
+            <w:tcMar>
+              <w:top w:type="dxa" w:w="60"/>
+              <w:left w:type="dxa" w:w="100"/>
+              <w:bottom w:type="dxa" w:w="60"/>
+              <w:right w:type="dxa" w:w="100"/>
+            </w:tcMar>
+          </w:tcPr>
+          <w:p>
+            <w:r>
+              <w:rPr>
+                <w:b w:val="false"/>
+                <w:bCs w:val="false"/>
+                <w:sz w:val="19"/>
+                <w:szCs w:val="19"/>
+              </w:rPr>
+              <w:t xml:space="preserve">Every signed-in browser with its address, browser and last activity. </w:t>
+            </w:r>
+            <w:r>
+              <w:rPr>
+                <w:b w:val="false"/>
+                <w:bCs w:val="false"/>
+                <w:sz w:val="19"/>
+                <w:szCs w:val="19"/>
+              </w:rPr>
+              <w:t xml:space="preserve">Sign out</w:t>
+            </w:r>
+            <w:r>
+              <w:rPr>
+                <w:b w:val="false"/>
+                <w:bCs w:val="false"/>
+                <w:sz w:val="19"/>
+                <w:szCs w:val="19"/>
+              </w:rPr>
+              <w:t xml:space="preserve"> ends one; </w:t>
+            </w:r>
+            <w:r>
+              <w:rPr>
+                <w:b w:val="false"/>
+                <w:bCs w:val="false"/>
+                <w:sz w:val="19"/>
+                <w:szCs w:val="19"/>
+              </w:rPr>
+              <w:t xml:space="preserve">Sign out other sessions</w:t>
+            </w:r>
+            <w:r>
+              <w:rPr>
+                <w:b w:val="false"/>
+                <w:bCs w:val="false"/>
+                <w:sz w:val="19"/>
+                <w:szCs w:val="19"/>
+              </w:rPr>
+              <w:t xml:space="preserve"> keeps only this one; </w:t>
+            </w:r>
+            <w:r>
+              <w:rPr>
+                <w:b w:val="false"/>
+                <w:bCs w:val="false"/>
+                <w:sz w:val="19"/>
+                <w:szCs w:val="19"/>
+              </w:rPr>
+              <w:t xml:space="preserve">Sign out here</w:t>
+            </w:r>
+            <w:r>
+              <w:rPr>
+                <w:b w:val="false"/>
+                <w:bCs w:val="false"/>
+                <w:sz w:val="19"/>
+                <w:szCs w:val="19"/>
+              </w:rPr>
+              <w:t xml:space="preserve"> ends yours.</w:t>
+            </w:r>
+          </w:p>
+        </w:tc>
+      </w:tr>
+      <w:tr>
+        <w:tc>
+          <w:tcPr>
+            <w:tcW w:type="dxa" w:w="0"/>
+            <w:tcMar>
+              <w:top w:type="dxa" w:w="60"/>
+              <w:left w:type="dxa" w:w="100"/>
+              <w:bottom w:type="dxa" w:w="60"/>
+              <w:right w:type="dxa" w:w="100"/>
+            </w:tcMar>
+          </w:tcPr>
+          <w:p>
+            <w:r>
+              <w:rPr>
+                <w:b w:val="false"/>
+                <w:bCs w:val="false"/>
+                <w:sz w:val="19"/>
+                <w:szCs w:val="19"/>
+              </w:rPr>
+              <w:t xml:space="preserve">Audit log</w:t>
+            </w:r>
+          </w:p>
+        </w:tc>
+        <w:tc>
+          <w:tcPr>
+            <w:tcW w:type="dxa" w:w="0"/>
+            <w:tcMar>
+              <w:top w:type="dxa" w:w="60"/>
+              <w:left w:type="dxa" w:w="100"/>
+              <w:bottom w:type="dxa" w:w="60"/>
+              <w:right w:type="dxa" w:w="100"/>
+            </w:tcMar>
+          </w:tcPr>
+          <w:p>
+            <w:r>
+              <w:rPr>
+                <w:b w:val="false"/>
+                <w:bCs w:val="false"/>
+                <w:sz w:val="19"/>
+                <w:szCs w:val="19"/>
+              </w:rPr>
+              <w:t xml:space="preserve">The last 100 events with time, kind, address and detail. The full log is </w:t>
+            </w:r>
+            <w:r>
+              <w:rPr>
+                <w:rFonts w:ascii="Consolas" w:cs="Consolas" w:eastAsia="Consolas" w:hAnsi="Consolas"/>
+                <w:b w:val="false"/>
+                <w:bCs w:val="false"/>
+                <w:sz w:val="19"/>
+                <w:szCs w:val="19"/>
+                <w:shd w:fill="EEF1F5" w:val="clear"/>
+              </w:rPr>
+              <w:t xml:space="preserve">security.log</w:t>
+            </w:r>
+            <w:r>
+              <w:rPr>
+                <w:b w:val="false"/>
+                <w:bCs w:val="false"/>
+                <w:sz w:val="19"/>
+                <w:szCs w:val="19"/>
+              </w:rPr>
+              <w:t xml:space="preserve"> in the data folder.</w:t>
+            </w:r>
+          </w:p>
+        </w:tc>
+      </w:tr>
+    </w:tbl>
+    <w:p>
+      <w:pPr>
+        <w:spacing w:after="60" w:before="120"/>
+        <w:jc w:val="center"/>
+      </w:pPr>
+      <w:r>
+        <w:drawing>
+          <wp:inline distT="0" distB="0" distL="0" distR="0">
+            <wp:extent cx="5943600" cy="3714750"/>
+            <wp:effectExtent t="0" r="0" b="0" l="0"/>
+            <wp:docPr id="1" name="" descr="" title=""/>
+            <wp:cNvGraphicFramePr>
+              <a:graphicFrameLocks xmlns:a="http://schemas.openxmlformats.org/drawingml/2006/main" noChangeAspect="1"/>
+            </wp:cNvGraphicFramePr>
+            <a:graphic xmlns:a="http://schemas.openxmlformats.org/drawingml/2006/main">
+              <a:graphicData uri="http://schemas.openxmlformats.org/drawingml/2006/picture">
+                <pic:pic xmlns:pic="http://schemas.openxmlformats.org/drawingml/2006/picture">
+                  <pic:nvPicPr>
+                    <pic:cNvPr id="0" name="" descr=""/>
+                    <pic:cNvPicPr>
+                      <a:picLocks noChangeAspect="1" noChangeArrowheads="1"/>
+                    </pic:cNvPicPr>
+                  </pic:nvPicPr>
+                  <pic:blipFill>
+                    <a:blip r:embed="rId28" cstate="none"/>
+                    <a:srcRect/>
+                    <a:stretch>
+                      <a:fillRect/>
+                    </a:stretch>
+                  </pic:blipFill>
+                  <pic:spPr bwMode="auto">
+                    <a:xfrm>
+                      <a:off x="0" y="0"/>
+                      <a:ext cx="5943600" cy="3714750"/>
+                    </a:xfrm>
+                    <a:prstGeom prst="rect">
+                      <a:avLst/>
+                    </a:prstGeom>
+                  </pic:spPr>
+                </pic:pic>
+              </a:graphicData>
+            </a:graphic>
+          </wp:inline>
+        </w:drawing>
+      </w:r>
+    </w:p>
+    <w:p>
+      <w:pPr>
+        <w:spacing w:after="200"/>
+        <w:jc w:val="center"/>
+      </w:pPr>
+      <w:r>
+        <w:rPr>
+          <w:i/>
+          <w:iCs/>
+          <w:color w:val="555555"/>
+          <w:sz w:val="18"/>
+          <w:szCs w:val="18"/>
+        </w:rPr>
+        <w:t xml:space="preserve">Signing in to the web server. The code field is only needed once two-factor is on.</w:t>
+      </w:r>
+    </w:p>
+    <w:p>
+      <w:pPr>
+        <w:pStyle w:val="Heading1"/>
+        <w:pageBreakBefore/>
+      </w:pPr>
+      <w:r>
+        <w:t xml:space="preserve">22. Running MediaLedger on a Raspberry Pi</w:t>
+      </w:r>
+    </w:p>
+    <w:p>
+      <w:pPr>
+        <w:spacing w:after="120"/>
+      </w:pPr>
+      <w:r>
+        <w:t xml:space="preserve">The same program runs as a small always-on website on a Raspberry Pi. Every tab in this manual works there, in any browser on your LAN. The Pi keeps its own database and settings; the format is identical to the desktop, so a database can be copied between the two.</w:t>
+      </w:r>
+    </w:p>
+    <w:p>
+      <w:pPr>
+        <w:spacing w:after="120"/>
+      </w:pPr>
+      <w:r>
+        <w:t xml:space="preserve">Differences from the desktop: folder paths are typed instead of picked, "open folder" buttons do nothing in a browser, updates are one command on the Pi instead of the silent installer, the Windows Task Scheduler section of Settings does nothing (the in-app schedule runs because the Pi is always on), and the Security tab is live.</w:t>
+      </w:r>
+    </w:p>
+    <w:p>
+      <w:pPr>
+        <w:spacing w:after="60" w:before="120"/>
+        <w:jc w:val="center"/>
+      </w:pPr>
+      <w:r>
+        <w:drawing>
+          <wp:inline distT="0" distB="0" distL="0" distR="0">
+            <wp:extent cx="5943600" cy="3714750"/>
+            <wp:effectExtent t="0" r="0" b="0" l="0"/>
+            <wp:docPr id="1" name="" descr="" title=""/>
+            <wp:cNvGraphicFramePr>
+              <a:graphicFrameLocks xmlns:a="http://schemas.openxmlformats.org/drawingml/2006/main" noChangeAspect="1"/>
+            </wp:cNvGraphicFramePr>
+            <a:graphic xmlns:a="http://schemas.openxmlformats.org/drawingml/2006/main">
+              <a:graphicData uri="http://schemas.openxmlformats.org/drawingml/2006/picture">
+                <pic:pic xmlns:pic="http://schemas.openxmlformats.org/drawingml/2006/picture">
+                  <pic:nvPicPr>
+                    <pic:cNvPr id="0" name="" descr=""/>
+                    <pic:cNvPicPr>
+                      <a:picLocks noChangeAspect="1" noChangeArrowheads="1"/>
+                    </pic:cNvPicPr>
+                  </pic:nvPicPr>
+                  <pic:blipFill>
+                    <a:blip r:embed="rId9" cstate="none"/>
+                    <a:srcRect/>
+                    <a:stretch>
+                      <a:fillRect/>
+                    </a:stretch>
+                  </pic:blipFill>
+                  <pic:spPr bwMode="auto">
+                    <a:xfrm>
+                      <a:off x="0" y="0"/>
+                      <a:ext cx="5943600" cy="3714750"/>
+                    </a:xfrm>
+                    <a:prstGeom prst="rect">
+                      <a:avLst/>
+                    </a:prstGeom>
+                  </pic:spPr>
+                </pic:pic>
+              </a:graphicData>
+            </a:graphic>
+          </wp:inline>
+        </w:drawing>
+      </w:r>
+    </w:p>
+    <w:p>
+      <w:pPr>
+        <w:spacing w:after="200"/>
+        <w:jc w:val="center"/>
+      </w:pPr>
+      <w:r>
+        <w:rPr>
+          <w:i/>
+          <w:iCs/>
+          <w:color w:val="555555"/>
+          <w:sz w:val="18"/>
+          <w:szCs w:val="18"/>
+        </w:rPr>
+        <w:t xml:space="preserve">The dashboard served from the Pi, in a browser.</w:t>
+      </w:r>
+    </w:p>
+    <w:p>
+      <w:pPr>
+        <w:pStyle w:val="Heading2"/>
+      </w:pPr>
+      <w:r>
+        <w:t xml:space="preserve">22.1 Requirements</w:t>
+      </w:r>
+    </w:p>
+    <w:tbl>
+      <w:tblPr>
+        <w:tblW w:type="dxa" w:w="9360"/>
+        <w:tblBorders>
+          <w:top w:val="single" w:color="auto" w:sz="4"/>
+          <w:left w:val="single" w:color="auto" w:sz="4"/>
+          <w:bottom w:val="single" w:color="auto" w:sz="4"/>
+          <w:right w:val="single" w:color="auto" w:sz="4"/>
+          <w:insideH w:val="single" w:color="auto" w:sz="4"/>
+          <w:insideV w:val="single" w:color="auto" w:sz="4"/>
+        </w:tblBorders>
+      </w:tblPr>
+      <w:tblGrid>
+        <w:gridCol w:w="1800"/>
+        <w:gridCol w:w="3200"/>
+        <w:gridCol w:w="4360"/>
+      </w:tblGrid>
+      <w:tr>
+        <w:tc>
+          <w:tcPr>
+            <w:tcW w:type="dxa" w:w="0"/>
+            <w:shd w:fill="DDE6F2" w:val="clear"/>
+            <w:tcMar>
+              <w:top w:type="dxa" w:w="60"/>
+              <w:left w:type="dxa" w:w="100"/>
+              <w:bottom w:type="dxa" w:w="60"/>
+              <w:right w:type="dxa" w:w="100"/>
+            </w:tcMar>
+          </w:tcPr>
+          <w:p>
+            <w:r>
+              <w:rPr>
+                <w:b/>
+                <w:bCs/>
+                <w:sz w:val="19"/>
+                <w:szCs w:val="19"/>
+              </w:rPr>
+              <w:t xml:space="preserve">Item</w:t>
+            </w:r>
+          </w:p>
+        </w:tc>
+        <w:tc>
+          <w:tcPr>
+            <w:tcW w:type="dxa" w:w="0"/>
+            <w:shd w:fill="DDE6F2" w:val="clear"/>
+            <w:tcMar>
+              <w:top w:type="dxa" w:w="60"/>
+              <w:left w:type="dxa" w:w="100"/>
+              <w:bottom w:type="dxa" w:w="60"/>
+              <w:right w:type="dxa" w:w="100"/>
+            </w:tcMar>
+          </w:tcPr>
+          <w:p>
+            <w:r>
+              <w:rPr>
+                <w:b/>
+                <w:bCs/>
+                <w:sz w:val="19"/>
+                <w:szCs w:val="19"/>
+              </w:rPr>
+              <w:t xml:space="preserve">Minimum</w:t>
+            </w:r>
+          </w:p>
+        </w:tc>
+        <w:tc>
+          <w:tcPr>
+            <w:tcW w:type="dxa" w:w="0"/>
+            <w:shd w:fill="DDE6F2" w:val="clear"/>
+            <w:tcMar>
+              <w:top w:type="dxa" w:w="60"/>
+              <w:left w:type="dxa" w:w="100"/>
+              <w:bottom w:type="dxa" w:w="60"/>
+              <w:right w:type="dxa" w:w="100"/>
+            </w:tcMar>
+          </w:tcPr>
+          <w:p>
+            <w:r>
+              <w:rPr>
+                <w:b/>
+                <w:bCs/>
+                <w:sz w:val="19"/>
+                <w:szCs w:val="19"/>
+              </w:rPr>
+              <w:t xml:space="preserve">Recommended</w:t>
+            </w:r>
+          </w:p>
+        </w:tc>
+      </w:tr>
+      <w:tr>
+        <w:tc>
+          <w:tcPr>
+            <w:tcW w:type="dxa" w:w="0"/>
+            <w:tcMar>
+              <w:top w:type="dxa" w:w="60"/>
+              <w:left w:type="dxa" w:w="100"/>
+              <w:bottom w:type="dxa" w:w="60"/>
+              <w:right w:type="dxa" w:w="100"/>
+            </w:tcMar>
+          </w:tcPr>
+          <w:p>
+            <w:r>
+              <w:rPr>
+                <w:b w:val="false"/>
+                <w:bCs w:val="false"/>
+                <w:sz w:val="19"/>
+                <w:szCs w:val="19"/>
+              </w:rPr>
+              <w:t xml:space="preserve">Board</w:t>
+            </w:r>
+          </w:p>
+        </w:tc>
+        <w:tc>
+          <w:tcPr>
+            <w:tcW w:type="dxa" w:w="0"/>
+            <w:tcMar>
+              <w:top w:type="dxa" w:w="60"/>
+              <w:left w:type="dxa" w:w="100"/>
+              <w:bottom w:type="dxa" w:w="60"/>
+              <w:right w:type="dxa" w:w="100"/>
+            </w:tcMar>
+          </w:tcPr>
+          <w:p>
+            <w:r>
+              <w:rPr>
+                <w:b w:val="false"/>
+                <w:bCs w:val="false"/>
+                <w:sz w:val="19"/>
+                <w:szCs w:val="19"/>
+              </w:rPr>
+              <w:t xml:space="preserve">Raspberry Pi 3 (64-bit OS)</w:t>
+            </w:r>
+          </w:p>
+        </w:tc>
+        <w:tc>
+          <w:tcPr>
+            <w:tcW w:type="dxa" w:w="0"/>
+            <w:tcMar>
+              <w:top w:type="dxa" w:w="60"/>
+              <w:left w:type="dxa" w:w="100"/>
+              <w:bottom w:type="dxa" w:w="60"/>
+              <w:right w:type="dxa" w:w="100"/>
+            </w:tcMar>
+          </w:tcPr>
+          <w:p>
+            <w:r>
+              <w:rPr>
+                <w:b w:val="false"/>
+                <w:bCs w:val="false"/>
+                <w:sz w:val="19"/>
+                <w:szCs w:val="19"/>
+              </w:rPr>
+              <w:t xml:space="preserve">Raspberry Pi 4B or 5</w:t>
+            </w:r>
+            <w:r>
+              <w:rPr>
+                <w:b w:val="false"/>
+                <w:bCs w:val="false"/>
+                <w:sz w:val="19"/>
+                <w:szCs w:val="19"/>
+              </w:rPr>
+              <w:t xml:space="preserve">, any RAM size (2 GB is plenty)</w:t>
+            </w:r>
+          </w:p>
+        </w:tc>
+      </w:tr>
+      <w:tr>
+        <w:tc>
+          <w:tcPr>
+            <w:tcW w:type="dxa" w:w="0"/>
+            <w:tcMar>
+              <w:top w:type="dxa" w:w="60"/>
+              <w:left w:type="dxa" w:w="100"/>
+              <w:bottom w:type="dxa" w:w="60"/>
+              <w:right w:type="dxa" w:w="100"/>
+            </w:tcMar>
+          </w:tcPr>
+          <w:p>
+            <w:r>
+              <w:rPr>
+                <w:b w:val="false"/>
+                <w:bCs w:val="false"/>
+                <w:sz w:val="19"/>
+                <w:szCs w:val="19"/>
+              </w:rPr>
+              <w:t xml:space="preserve">Storage</w:t>
+            </w:r>
+          </w:p>
+        </w:tc>
+        <w:tc>
+          <w:tcPr>
+            <w:tcW w:type="dxa" w:w="0"/>
+            <w:tcMar>
+              <w:top w:type="dxa" w:w="60"/>
+              <w:left w:type="dxa" w:w="100"/>
+              <w:bottom w:type="dxa" w:w="60"/>
+              <w:right w:type="dxa" w:w="100"/>
+            </w:tcMar>
+          </w:tcPr>
+          <w:p>
+            <w:r>
+              <w:rPr>
+                <w:b w:val="false"/>
+                <w:bCs w:val="false"/>
+                <w:sz w:val="19"/>
+                <w:szCs w:val="19"/>
+              </w:rPr>
+              <w:t xml:space="preserve">16 GB microSD, A1 class</w:t>
+            </w:r>
+          </w:p>
+        </w:tc>
+        <w:tc>
+          <w:tcPr>
+            <w:tcW w:type="dxa" w:w="0"/>
+            <w:tcMar>
+              <w:top w:type="dxa" w:w="60"/>
+              <w:left w:type="dxa" w:w="100"/>
+              <w:bottom w:type="dxa" w:w="60"/>
+              <w:right w:type="dxa" w:w="100"/>
+            </w:tcMar>
+          </w:tcPr>
+          <w:p>
+            <w:r>
+              <w:rPr>
+                <w:b w:val="false"/>
+                <w:bCs w:val="false"/>
+                <w:sz w:val="19"/>
+                <w:szCs w:val="19"/>
+              </w:rPr>
+              <w:t xml:space="preserve">32 GB A2 microSD or a USB SSD; the card wears under log and database writes</w:t>
+            </w:r>
+          </w:p>
+        </w:tc>
+      </w:tr>
+      <w:tr>
+        <w:tc>
+          <w:tcPr>
+            <w:tcW w:type="dxa" w:w="0"/>
+            <w:tcMar>
+              <w:top w:type="dxa" w:w="60"/>
+              <w:left w:type="dxa" w:w="100"/>
+              <w:bottom w:type="dxa" w:w="60"/>
+              <w:right w:type="dxa" w:w="100"/>
+            </w:tcMar>
+          </w:tcPr>
+          <w:p>
+            <w:r>
+              <w:rPr>
+                <w:b w:val="false"/>
+                <w:bCs w:val="false"/>
+                <w:sz w:val="19"/>
+                <w:szCs w:val="19"/>
+              </w:rPr>
+              <w:t xml:space="preserve">Network</w:t>
+            </w:r>
+          </w:p>
+        </w:tc>
+        <w:tc>
+          <w:tcPr>
+            <w:tcW w:type="dxa" w:w="0"/>
+            <w:tcMar>
+              <w:top w:type="dxa" w:w="60"/>
+              <w:left w:type="dxa" w:w="100"/>
+              <w:bottom w:type="dxa" w:w="60"/>
+              <w:right w:type="dxa" w:w="100"/>
+            </w:tcMar>
+          </w:tcPr>
+          <w:p>
+            <w:r>
+              <w:rPr>
+                <w:b w:val="false"/>
+                <w:bCs w:val="false"/>
+                <w:sz w:val="19"/>
+                <w:szCs w:val="19"/>
+              </w:rPr>
+              <w:t xml:space="preserve">Wi-Fi</w:t>
+            </w:r>
+          </w:p>
+        </w:tc>
+        <w:tc>
+          <w:tcPr>
+            <w:tcW w:type="dxa" w:w="0"/>
+            <w:tcMar>
+              <w:top w:type="dxa" w:w="60"/>
+              <w:left w:type="dxa" w:w="100"/>
+              <w:bottom w:type="dxa" w:w="60"/>
+              <w:right w:type="dxa" w:w="100"/>
+            </w:tcMar>
+          </w:tcPr>
+          <w:p>
+            <w:r>
+              <w:rPr>
+                <w:b w:val="false"/>
+                <w:bCs w:val="false"/>
+                <w:sz w:val="19"/>
+                <w:szCs w:val="19"/>
+              </w:rPr>
+              <w:t xml:space="preserve">Ethernet</w:t>
+            </w:r>
+            <w:r>
+              <w:rPr>
+                <w:b w:val="false"/>
+                <w:bCs w:val="false"/>
+                <w:sz w:val="19"/>
+                <w:szCs w:val="19"/>
+              </w:rPr>
+              <w:t xml:space="preserve">. Scan speed is network-bound: a Pi 4 scans at near-PC speed, a Pi 3 (100 Mbit) takes hours for the first full scan</w:t>
+            </w:r>
+          </w:p>
+        </w:tc>
+      </w:tr>
+      <w:tr>
+        <w:tc>
+          <w:tcPr>
+            <w:tcW w:type="dxa" w:w="0"/>
+            <w:tcMar>
+              <w:top w:type="dxa" w:w="60"/>
+              <w:left w:type="dxa" w:w="100"/>
+              <w:bottom w:type="dxa" w:w="60"/>
+              <w:right w:type="dxa" w:w="100"/>
+            </w:tcMar>
+          </w:tcPr>
+          <w:p>
+            <w:r>
+              <w:rPr>
+                <w:b w:val="false"/>
+                <w:bCs w:val="false"/>
+                <w:sz w:val="19"/>
+                <w:szCs w:val="19"/>
+              </w:rPr>
+              <w:t xml:space="preserve">Power</w:t>
+            </w:r>
+          </w:p>
+        </w:tc>
+        <w:tc>
+          <w:tcPr>
+            <w:tcW w:type="dxa" w:w="0"/>
+            <w:tcMar>
+              <w:top w:type="dxa" w:w="60"/>
+              <w:left w:type="dxa" w:w="100"/>
+              <w:bottom w:type="dxa" w:w="60"/>
+              <w:right w:type="dxa" w:w="100"/>
+            </w:tcMar>
+          </w:tcPr>
+          <w:p>
+            <w:r>
+              <w:rPr>
+                <w:b w:val="false"/>
+                <w:bCs w:val="false"/>
+                <w:sz w:val="19"/>
+                <w:szCs w:val="19"/>
+              </w:rPr>
+              <w:t xml:space="preserve">Official supply</w:t>
+            </w:r>
+          </w:p>
+        </w:tc>
+        <w:tc>
+          <w:tcPr>
+            <w:tcW w:type="dxa" w:w="0"/>
+            <w:tcMar>
+              <w:top w:type="dxa" w:w="60"/>
+              <w:left w:type="dxa" w:w="100"/>
+              <w:bottom w:type="dxa" w:w="60"/>
+              <w:right w:type="dxa" w:w="100"/>
+            </w:tcMar>
+          </w:tcPr>
+          <w:p>
+            <w:r>
+              <w:rPr>
+                <w:b w:val="false"/>
+                <w:bCs w:val="false"/>
+                <w:sz w:val="19"/>
+                <w:szCs w:val="19"/>
+              </w:rPr>
+              <w:t xml:space="preserve">Same; under-voltage shows on the System tab</w:t>
+            </w:r>
+          </w:p>
+        </w:tc>
+      </w:tr>
+      <w:tr>
+        <w:tc>
+          <w:tcPr>
+            <w:tcW w:type="dxa" w:w="0"/>
+            <w:tcMar>
+              <w:top w:type="dxa" w:w="60"/>
+              <w:left w:type="dxa" w:w="100"/>
+              <w:bottom w:type="dxa" w:w="60"/>
+              <w:right w:type="dxa" w:w="100"/>
+            </w:tcMar>
+          </w:tcPr>
+          <w:p>
+            <w:r>
+              <w:rPr>
+                <w:b w:val="false"/>
+                <w:bCs w:val="false"/>
+                <w:sz w:val="19"/>
+                <w:szCs w:val="19"/>
+              </w:rPr>
+              <w:t xml:space="preserve">Operating system</w:t>
+            </w:r>
+          </w:p>
+        </w:tc>
+        <w:tc>
+          <w:tcPr>
+            <w:tcW w:type="dxa" w:w="0"/>
+            <w:tcMar>
+              <w:top w:type="dxa" w:w="60"/>
+              <w:left w:type="dxa" w:w="100"/>
+              <w:bottom w:type="dxa" w:w="60"/>
+              <w:right w:type="dxa" w:w="100"/>
+            </w:tcMar>
+          </w:tcPr>
+          <w:p>
+            <w:r>
+              <w:rPr>
+                <w:b w:val="false"/>
+                <w:bCs w:val="false"/>
+                <w:sz w:val="19"/>
+                <w:szCs w:val="19"/>
+              </w:rPr>
+              <w:t xml:space="preserve">Raspberry Pi OS Lite (64-bit), Trixie or newer</w:t>
+            </w:r>
+          </w:p>
+        </w:tc>
+        <w:tc>
+          <w:tcPr>
+            <w:tcW w:type="dxa" w:w="0"/>
+            <w:tcMar>
+              <w:top w:type="dxa" w:w="60"/>
+              <w:left w:type="dxa" w:w="100"/>
+              <w:bottom w:type="dxa" w:w="60"/>
+              <w:right w:type="dxa" w:w="100"/>
+            </w:tcMar>
+          </w:tcPr>
+          <w:p>
+            <w:r>
+              <w:rPr>
+                <w:b w:val="false"/>
+                <w:bCs w:val="false"/>
+                <w:sz w:val="19"/>
+                <w:szCs w:val="19"/>
+              </w:rPr>
+              <w:t xml:space="preserve">Same. 64-bit is required: Node 22's built-in SQLite only has arm64 builds</w:t>
+            </w:r>
+          </w:p>
+        </w:tc>
+      </w:tr>
+      <w:tr>
+        <w:tc>
+          <w:tcPr>
+            <w:tcW w:type="dxa" w:w="0"/>
+            <w:tcMar>
+              <w:top w:type="dxa" w:w="60"/>
+              <w:left w:type="dxa" w:w="100"/>
+              <w:bottom w:type="dxa" w:w="60"/>
+              <w:right w:type="dxa" w:w="100"/>
+            </w:tcMar>
+          </w:tcPr>
+          <w:p>
+            <w:r>
+              <w:rPr>
+                <w:b w:val="false"/>
+                <w:bCs w:val="false"/>
+                <w:sz w:val="19"/>
+                <w:szCs w:val="19"/>
+              </w:rPr>
+              <w:t xml:space="preserve">Software</w:t>
+            </w:r>
+          </w:p>
+        </w:tc>
+        <w:tc>
+          <w:tcPr>
+            <w:tcW w:type="dxa" w:w="0"/>
+            <w:tcMar>
+              <w:top w:type="dxa" w:w="60"/>
+              <w:left w:type="dxa" w:w="100"/>
+              <w:bottom w:type="dxa" w:w="60"/>
+              <w:right w:type="dxa" w:w="100"/>
+            </w:tcMar>
+          </w:tcPr>
+          <w:p>
+            <w:r>
+              <w:rPr>
+                <w:b w:val="false"/>
+                <w:bCs w:val="false"/>
+                <w:sz w:val="19"/>
+                <w:szCs w:val="19"/>
+              </w:rPr>
+              <w:t xml:space="preserve">Installed by the script: Node 22, ffmpeg, cifs-utils, curl, openssl</w:t>
+            </w:r>
+          </w:p>
+        </w:tc>
+        <w:tc>
+          <w:tcPr>
+            <w:tcW w:type="dxa" w:w="0"/>
+            <w:tcMar>
+              <w:top w:type="dxa" w:w="60"/>
+              <w:left w:type="dxa" w:w="100"/>
+              <w:bottom w:type="dxa" w:w="60"/>
+              <w:right w:type="dxa" w:w="100"/>
+            </w:tcMar>
+          </w:tcPr>
+          <w:p/>
+        </w:tc>
+      </w:tr>
+      <w:tr>
+        <w:tc>
+          <w:tcPr>
+            <w:tcW w:type="dxa" w:w="0"/>
+            <w:tcMar>
+              <w:top w:type="dxa" w:w="60"/>
+              <w:left w:type="dxa" w:w="100"/>
+              <w:bottom w:type="dxa" w:w="60"/>
+              <w:right w:type="dxa" w:w="100"/>
+            </w:tcMar>
+          </w:tcPr>
+          <w:p>
+            <w:r>
+              <w:rPr>
+                <w:b w:val="false"/>
+                <w:bCs w:val="false"/>
+                <w:sz w:val="19"/>
+                <w:szCs w:val="19"/>
+              </w:rPr>
+              <w:t xml:space="preserve">Access</w:t>
+            </w:r>
+          </w:p>
+        </w:tc>
+        <w:tc>
+          <w:tcPr>
+            <w:tcW w:type="dxa" w:w="0"/>
+            <w:tcMar>
+              <w:top w:type="dxa" w:w="60"/>
+              <w:left w:type="dxa" w:w="100"/>
+              <w:bottom w:type="dxa" w:w="60"/>
+              <w:right w:type="dxa" w:w="100"/>
+            </w:tcMar>
+          </w:tcPr>
+          <w:p>
+            <w:r>
+              <w:rPr>
+                <w:b w:val="false"/>
+                <w:bCs w:val="false"/>
+                <w:sz w:val="19"/>
+                <w:szCs w:val="19"/>
+              </w:rPr>
+              <w:t xml:space="preserve">SSH to the Pi; the NAS share username and password; a browser on the LAN</w:t>
+            </w:r>
+          </w:p>
+        </w:tc>
+        <w:tc>
+          <w:tcPr>
+            <w:tcW w:type="dxa" w:w="0"/>
+            <w:tcMar>
+              <w:top w:type="dxa" w:w="60"/>
+              <w:left w:type="dxa" w:w="100"/>
+              <w:bottom w:type="dxa" w:w="60"/>
+              <w:right w:type="dxa" w:w="100"/>
+            </w:tcMar>
+          </w:tcPr>
+          <w:p/>
+        </w:tc>
+      </w:tr>
+    </w:tbl>
+    <w:p>
+      <w:pPr>
+        <w:pStyle w:val="Heading2"/>
+      </w:pPr>
+      <w:r>
+        <w:t xml:space="preserve">22.2 Install, step by step</w:t>
+      </w:r>
+    </w:p>
+    <w:p>
+      <w:pPr>
+        <w:pStyle w:val="ListParagraph"/>
+        <w:numPr>
+          <w:ilvl w:val="0"/>
+          <w:numId w:val="6"/>
+        </w:numPr>
+        <w:spacing w:after="60"/>
+      </w:pPr>
+      <w:r>
+        <w:t xml:space="preserve">Flash </w:t>
+      </w:r>
+      <w:r>
+        <w:rPr>
+          <w:b/>
+          <w:bCs/>
+        </w:rPr>
+        <w:t xml:space="preserve">Raspberry Pi OS Lite (64-bit)</w:t>
+      </w:r>
+      <w:r>
+        <w:t xml:space="preserve"> with Raspberry Pi Imager: Choose OS → Raspberry Pi OS (other) → Raspberry Pi OS Lite (64-bit). In the customisation step set hostname </w:t>
+      </w:r>
+      <w:r>
+        <w:rPr>
+          <w:rFonts w:ascii="Consolas" w:cs="Consolas" w:eastAsia="Consolas" w:hAnsi="Consolas"/>
+          <w:sz w:val="19"/>
+          <w:szCs w:val="19"/>
+          <w:shd w:fill="EEF1F5" w:val="clear"/>
+        </w:rPr>
+        <w:t xml:space="preserve">medialedger</w:t>
+      </w:r>
+      <w:r>
+        <w:t xml:space="preserve">, your user and password, time zone, and enable SSH.</w:t>
+      </w:r>
+    </w:p>
+    <w:p>
+      <w:pPr>
+        <w:pStyle w:val="ListParagraph"/>
+        <w:numPr>
+          <w:ilvl w:val="0"/>
+          <w:numId w:val="6"/>
+        </w:numPr>
+        <w:spacing w:after="60"/>
+      </w:pPr>
+      <w:r>
+        <w:t xml:space="preserve">Boot the Pi on Ethernet, then from your PC: </w:t>
+      </w:r>
+      <w:r>
+        <w:rPr>
+          <w:rFonts w:ascii="Consolas" w:cs="Consolas" w:eastAsia="Consolas" w:hAnsi="Consolas"/>
+          <w:sz w:val="19"/>
+          <w:szCs w:val="19"/>
+          <w:shd w:fill="EEF1F5" w:val="clear"/>
+        </w:rPr>
+        <w:t xml:space="preserve">ssh medialedger.local</w:t>
+      </w:r>
+      <w:r>
+        <w:t xml:space="preserve">. Confirm </w:t>
+      </w:r>
+      <w:r>
+        <w:rPr>
+          <w:rFonts w:ascii="Consolas" w:cs="Consolas" w:eastAsia="Consolas" w:hAnsi="Consolas"/>
+          <w:sz w:val="19"/>
+          <w:szCs w:val="19"/>
+          <w:shd w:fill="EEF1F5" w:val="clear"/>
+        </w:rPr>
+        <w:t xml:space="preserve">uname -m</w:t>
+      </w:r>
+      <w:r>
+        <w:t xml:space="preserve"> prints </w:t>
+      </w:r>
+      <w:r>
+        <w:rPr>
+          <w:rFonts w:ascii="Consolas" w:cs="Consolas" w:eastAsia="Consolas" w:hAnsi="Consolas"/>
+          <w:sz w:val="19"/>
+          <w:szCs w:val="19"/>
+          <w:shd w:fill="EEF1F5" w:val="clear"/>
+        </w:rPr>
+        <w:t xml:space="preserve">aarch64</w:t>
+      </w:r>
+      <w:r>
+        <w:t xml:space="preserve">.</w:t>
+      </w:r>
+    </w:p>
+    <w:p>
+      <w:pPr>
+        <w:pStyle w:val="ListParagraph"/>
+        <w:numPr>
+          <w:ilvl w:val="0"/>
+          <w:numId w:val="6"/>
+        </w:numPr>
+        <w:spacing w:after="60"/>
+      </w:pPr>
+      <w:r>
+        <w:t xml:space="preserve">Run the installer on the Pi:</w:t>
+      </w:r>
+    </w:p>
+    <w:p>
+      <w:pPr>
+        <w:spacing w:after="120"/>
+        <w:ind w:left="540"/>
+      </w:pPr>
+      <w:r>
+        <w:rPr>
+          <w:rFonts w:ascii="Consolas" w:cs="Consolas" w:eastAsia="Consolas" w:hAnsi="Consolas"/>
+          <w:sz w:val="18"/>
+          <w:szCs w:val="18"/>
+          <w:shd w:fill="EEF1F5" w:val="clear"/>
+        </w:rPr>
+        <w:t xml:space="preserve">curl -fsSL https://raw.githubusercontent.com/AxialForge/medialedger/main/server/install.sh -o install.sh &amp;&amp; sudo bash install.sh</w:t>
+      </w:r>
+    </w:p>
+    <w:p>
+      <w:pPr>
+        <w:spacing w:after="120"/>
+      </w:pPr>
+      <w:r>
+        <w:t xml:space="preserve">The installer is safe to rerun. It installs Node 22, ffmpeg, cifs-utils, curl and openssl; creates the </w:t>
+      </w:r>
+      <w:r>
+        <w:rPr>
+          <w:rFonts w:ascii="Consolas" w:cs="Consolas" w:eastAsia="Consolas" w:hAnsi="Consolas"/>
+          <w:sz w:val="19"/>
+          <w:szCs w:val="19"/>
+          <w:shd w:fill="EEF1F5" w:val="clear"/>
+        </w:rPr>
+        <w:t xml:space="preserve">medialedger</w:t>
+      </w:r>
+      <w:r>
+        <w:t xml:space="preserve"> system user (no shell, member of </w:t>
+      </w:r>
+      <w:r>
+        <w:rPr>
+          <w:rFonts w:ascii="Consolas" w:cs="Consolas" w:eastAsia="Consolas" w:hAnsi="Consolas"/>
+          <w:sz w:val="19"/>
+          <w:szCs w:val="19"/>
+          <w:shd w:fill="EEF1F5" w:val="clear"/>
+        </w:rPr>
+        <w:t xml:space="preserve">video</w:t>
+      </w:r>
+      <w:r>
+        <w:t xml:space="preserve"> for the hardware readings) and </w:t>
+      </w:r>
+      <w:r>
+        <w:rPr>
+          <w:rFonts w:ascii="Consolas" w:cs="Consolas" w:eastAsia="Consolas" w:hAnsi="Consolas"/>
+          <w:sz w:val="19"/>
+          <w:szCs w:val="19"/>
+          <w:shd w:fill="EEF1F5" w:val="clear"/>
+        </w:rPr>
+        <w:t xml:space="preserve">/var/lib/medialedger</w:t>
+      </w:r>
+      <w:r>
+        <w:t xml:space="preserve">; downloads the </w:t>
+      </w:r>
+      <w:r>
+        <w:rPr>
+          <w:b/>
+          <w:bCs/>
+        </w:rPr>
+        <w:t xml:space="preserve">server-only release package</w:t>
+      </w:r>
+      <w:r>
+        <w:t xml:space="preserve"> </w:t>
+      </w:r>
+      <w:r>
+        <w:rPr>
+          <w:rFonts w:ascii="Consolas" w:cs="Consolas" w:eastAsia="Consolas" w:hAnsi="Consolas"/>
+          <w:sz w:val="19"/>
+          <w:szCs w:val="19"/>
+          <w:shd w:fill="EEF1F5" w:val="clear"/>
+        </w:rPr>
+        <w:t xml:space="preserve">medialedger-server.tar.gz</w:t>
+      </w:r>
+      <w:r>
+        <w:t xml:space="preserve"> from GitHub Releases, verifies its SHA-256 and unpacks it to </w:t>
+      </w:r>
+      <w:r>
+        <w:rPr>
+          <w:rFonts w:ascii="Consolas" w:cs="Consolas" w:eastAsia="Consolas" w:hAnsi="Consolas"/>
+          <w:sz w:val="19"/>
+          <w:szCs w:val="19"/>
+          <w:shd w:fill="EEF1F5" w:val="clear"/>
+        </w:rPr>
+        <w:t xml:space="preserve">/opt/medialedger</w:t>
+      </w:r>
+      <w:r>
+        <w:t xml:space="preserve">; asks once for the </w:t>
+      </w:r>
+      <w:r>
+        <w:rPr>
+          <w:b/>
+          <w:bCs/>
+        </w:rPr>
+        <w:t xml:space="preserve">NAS share username and password</w:t>
+      </w:r>
+      <w:r>
+        <w:t xml:space="preserve"> and mounts </w:t>
+      </w:r>
+      <w:r>
+        <w:rPr>
+          <w:rFonts w:ascii="Consolas" w:cs="Consolas" w:eastAsia="Consolas" w:hAnsi="Consolas"/>
+          <w:sz w:val="19"/>
+          <w:szCs w:val="19"/>
+          <w:shd w:fill="EEF1F5" w:val="clear"/>
+        </w:rPr>
+        <w:t xml:space="preserve">//192.168.1.204/Apocrypha_Media_Pool</w:t>
+      </w:r>
+      <w:r>
+        <w:t xml:space="preserve"> at </w:t>
+      </w:r>
+      <w:r>
+        <w:rPr>
+          <w:rFonts w:ascii="Consolas" w:cs="Consolas" w:eastAsia="Consolas" w:hAnsi="Consolas"/>
+          <w:sz w:val="19"/>
+          <w:szCs w:val="19"/>
+          <w:shd w:fill="EEF1F5" w:val="clear"/>
+        </w:rPr>
+        <w:t xml:space="preserve">/mnt/media</w:t>
+      </w:r>
+      <w:r>
+        <w:t xml:space="preserve"> through fstab with the credentials in a root-only file; installs a hardened systemd service on port 8080 and the </w:t>
+      </w:r>
+      <w:r>
+        <w:rPr>
+          <w:rFonts w:ascii="Consolas" w:cs="Consolas" w:eastAsia="Consolas" w:hAnsi="Consolas"/>
+          <w:sz w:val="19"/>
+          <w:szCs w:val="19"/>
+          <w:shd w:fill="EEF1F5" w:val="clear"/>
+        </w:rPr>
+        <w:t xml:space="preserve">medialedger</w:t>
+      </w:r>
+      <w:r>
+        <w:t xml:space="preserve"> and </w:t>
+      </w:r>
+      <w:r>
+        <w:rPr>
+          <w:rFonts w:ascii="Consolas" w:cs="Consolas" w:eastAsia="Consolas" w:hAnsi="Consolas"/>
+          <w:sz w:val="19"/>
+          <w:szCs w:val="19"/>
+          <w:shd w:fill="EEF1F5" w:val="clear"/>
+        </w:rPr>
+        <w:t xml:space="preserve">medialedger-update</w:t>
+      </w:r>
+      <w:r>
+        <w:t xml:space="preserve"> commands; and asks for the </w:t>
+      </w:r>
+      <w:r>
+        <w:rPr>
+          <w:b/>
+          <w:bCs/>
+        </w:rPr>
+        <w:t xml:space="preserve">web password</w:t>
+      </w:r>
+      <w:r>
+        <w:t xml:space="preserve"> (8+ characters) if none is set. At the end it prints the address.</w:t>
       </w:r>
     </w:p>
     <w:tbl>
@@ -8899,7 +11430,7 @@
                 <w:sz w:val="19"/>
                 <w:szCs w:val="19"/>
               </w:rPr>
-              <w:t xml:space="preserve">Symptom</w:t>
+              <w:t xml:space="preserve">Installer option</w:t>
             </w:r>
           </w:p>
         </w:tc>
@@ -8922,467 +11453,199 @@
                 <w:sz w:val="19"/>
                 <w:szCs w:val="19"/>
               </w:rPr>
-              <w:t xml:space="preserve">Cause and fix</w:t>
-            </w:r>
-          </w:p>
-        </w:tc>
-      </w:tr>
-      <w:tr>
-        <w:tc>
-          <w:tcPr>
-            <w:tcW w:type="dxa" w:w="0"/>
-            <w:tcMar>
-              <w:top w:type="dxa" w:w="60"/>
-              <w:left w:type="dxa" w:w="100"/>
-              <w:bottom w:type="dxa" w:w="60"/>
-              <w:right w:type="dxa" w:w="100"/>
-            </w:tcMar>
-          </w:tcPr>
-          <w:p>
-            <w:r>
-              <w:rPr>
-                <w:b w:val="false"/>
-                <w:bCs w:val="false"/>
-                <w:sz w:val="19"/>
-                <w:szCs w:val="19"/>
-              </w:rPr>
-              <w:t xml:space="preserve">Scan finishes instantly and the change log says root_offline</w:t>
-            </w:r>
-          </w:p>
-        </w:tc>
-        <w:tc>
-          <w:tcPr>
-            <w:tcW w:type="dxa" w:w="0"/>
-            <w:tcMar>
-              <w:top w:type="dxa" w:w="60"/>
-              <w:left w:type="dxa" w:w="100"/>
-              <w:bottom w:type="dxa" w:w="60"/>
-              <w:right w:type="dxa" w:w="100"/>
-            </w:tcMar>
-          </w:tcPr>
-          <w:p>
-            <w:r>
-              <w:rPr>
-                <w:b w:val="false"/>
-                <w:bCs w:val="false"/>
-                <w:sz w:val="19"/>
-                <w:szCs w:val="19"/>
-              </w:rPr>
-              <w:t xml:space="preserve">The path in Settings is wrong or the NAS is off. Fix the path; the files are untouched and never marked missing.</w:t>
-            </w:r>
-          </w:p>
-        </w:tc>
-      </w:tr>
-      <w:tr>
-        <w:tc>
-          <w:tcPr>
-            <w:tcW w:type="dxa" w:w="0"/>
-            <w:tcMar>
-              <w:top w:type="dxa" w:w="60"/>
-              <w:left w:type="dxa" w:w="100"/>
-              <w:bottom w:type="dxa" w:w="60"/>
-              <w:right w:type="dxa" w:w="100"/>
-            </w:tcMar>
-          </w:tcPr>
-          <w:p>
-            <w:r>
-              <w:rPr>
-                <w:b w:val="false"/>
-                <w:bCs w:val="false"/>
-                <w:sz w:val="19"/>
-                <w:szCs w:val="19"/>
-              </w:rPr>
-              <w:t xml:space="preserve">Files show but resolution and length are empty</w:t>
-            </w:r>
-          </w:p>
-        </w:tc>
-        <w:tc>
-          <w:tcPr>
-            <w:tcW w:type="dxa" w:w="0"/>
-            <w:tcMar>
-              <w:top w:type="dxa" w:w="60"/>
-              <w:left w:type="dxa" w:w="100"/>
-              <w:bottom w:type="dxa" w:w="60"/>
-              <w:right w:type="dxa" w:w="100"/>
-            </w:tcMar>
-          </w:tcPr>
-          <w:p>
-            <w:r>
-              <w:rPr>
-                <w:b w:val="false"/>
-                <w:bCs w:val="false"/>
-                <w:sz w:val="19"/>
-                <w:szCs w:val="19"/>
-              </w:rPr>
-              <w:t xml:space="preserve">ffprobe was not found when they were scanned. Check Settings → ffprobe, download it if needed, then scan again (unprobed files are probed automatically).</w:t>
-            </w:r>
-          </w:p>
-        </w:tc>
-      </w:tr>
-      <w:tr>
-        <w:tc>
-          <w:tcPr>
-            <w:tcW w:type="dxa" w:w="0"/>
-            <w:tcMar>
-              <w:top w:type="dxa" w:w="60"/>
-              <w:left w:type="dxa" w:w="100"/>
-              <w:bottom w:type="dxa" w:w="60"/>
-              <w:right w:type="dxa" w:w="100"/>
-            </w:tcMar>
-          </w:tcPr>
-          <w:p>
-            <w:r>
-              <w:rPr>
-                <w:b w:val="false"/>
-                <w:bCs w:val="false"/>
-                <w:sz w:val="19"/>
-                <w:szCs w:val="19"/>
-              </w:rPr>
-              <w:t xml:space="preserve">A series is missing episodes it clearly has</w:t>
-            </w:r>
-          </w:p>
-        </w:tc>
-        <w:tc>
-          <w:tcPr>
-            <w:tcW w:type="dxa" w:w="0"/>
-            <w:tcMar>
-              <w:top w:type="dxa" w:w="60"/>
-              <w:left w:type="dxa" w:w="100"/>
-              <w:bottom w:type="dxa" w:w="60"/>
-              <w:right w:type="dxa" w:w="100"/>
-            </w:tcMar>
-          </w:tcPr>
-          <w:p>
-            <w:r>
-              <w:rPr>
-                <w:b w:val="false"/>
-                <w:bCs w:val="false"/>
-                <w:sz w:val="19"/>
-                <w:szCs w:val="19"/>
-              </w:rPr>
-              <w:t xml:space="preserve">Either the parser could not place some files (see Problems → Unparsed, use Fix…) or the online match is wrong (use Match… and pick the right entry or enter counts).</w:t>
-            </w:r>
-          </w:p>
-        </w:tc>
-      </w:tr>
-      <w:tr>
-        <w:tc>
-          <w:tcPr>
-            <w:tcW w:type="dxa" w:w="0"/>
-            <w:tcMar>
-              <w:top w:type="dxa" w:w="60"/>
-              <w:left w:type="dxa" w:w="100"/>
-              <w:bottom w:type="dxa" w:w="60"/>
-              <w:right w:type="dxa" w:w="100"/>
-            </w:tcMar>
-          </w:tcPr>
-          <w:p>
-            <w:r>
-              <w:rPr>
-                <w:b w:val="false"/>
-                <w:bCs w:val="false"/>
-                <w:sz w:val="19"/>
-                <w:szCs w:val="19"/>
-              </w:rPr>
-              <w:t xml:space="preserve">Missing shows "absolute numbering"</w:t>
-            </w:r>
-          </w:p>
-        </w:tc>
-        <w:tc>
-          <w:tcPr>
-            <w:tcW w:type="dxa" w:w="0"/>
-            <w:tcMar>
-              <w:top w:type="dxa" w:w="60"/>
-              <w:left w:type="dxa" w:w="100"/>
-              <w:bottom w:type="dxa" w:w="60"/>
-              <w:right w:type="dxa" w:w="100"/>
-            </w:tcMar>
-          </w:tcPr>
-          <w:p>
-            <w:r>
-              <w:rPr>
-                <w:b w:val="false"/>
-                <w:bCs w:val="false"/>
-                <w:sz w:val="19"/>
-                <w:szCs w:val="19"/>
-              </w:rPr>
-              <w:t xml:space="preserve">Episode numbers on disk continue across seasons. That season is skipped; enter per-season counts by hand or fix the episode numbers with Fix….</w:t>
-            </w:r>
-          </w:p>
-        </w:tc>
-      </w:tr>
-      <w:tr>
-        <w:tc>
-          <w:tcPr>
-            <w:tcW w:type="dxa" w:w="0"/>
-            <w:tcMar>
-              <w:top w:type="dxa" w:w="60"/>
-              <w:left w:type="dxa" w:w="100"/>
-              <w:bottom w:type="dxa" w:w="60"/>
-              <w:right w:type="dxa" w:w="100"/>
-            </w:tcMar>
-          </w:tcPr>
-          <w:p>
-            <w:r>
-              <w:rPr>
-                <w:b w:val="false"/>
-                <w:bCs w:val="false"/>
-                <w:sz w:val="19"/>
-                <w:szCs w:val="19"/>
-              </w:rPr>
-              <w:t xml:space="preserve">Update check says the feed is not reachable</w:t>
-            </w:r>
-          </w:p>
-        </w:tc>
-        <w:tc>
-          <w:tcPr>
-            <w:tcW w:type="dxa" w:w="0"/>
-            <w:tcMar>
-              <w:top w:type="dxa" w:w="60"/>
-              <w:left w:type="dxa" w:w="100"/>
-              <w:bottom w:type="dxa" w:w="60"/>
-              <w:right w:type="dxa" w:w="100"/>
-            </w:tcMar>
-          </w:tcPr>
-          <w:p>
-            <w:r>
-              <w:rPr>
-                <w:b w:val="false"/>
-                <w:bCs w:val="false"/>
-                <w:sz w:val="19"/>
-                <w:szCs w:val="19"/>
-              </w:rPr>
-              <w:t xml:space="preserve">The repository is private. Enter a read-only GitHub token under Settings → Updates or make the repository public.</w:t>
-            </w:r>
-          </w:p>
-        </w:tc>
-      </w:tr>
-      <w:tr>
-        <w:tc>
-          <w:tcPr>
-            <w:tcW w:type="dxa" w:w="0"/>
-            <w:tcMar>
-              <w:top w:type="dxa" w:w="60"/>
-              <w:left w:type="dxa" w:w="100"/>
-              <w:bottom w:type="dxa" w:w="60"/>
-              <w:right w:type="dxa" w:w="100"/>
-            </w:tcMar>
-          </w:tcPr>
-          <w:p>
-            <w:r>
-              <w:rPr>
-                <w:b w:val="false"/>
-                <w:bCs w:val="false"/>
-                <w:sz w:val="19"/>
-                <w:szCs w:val="19"/>
-              </w:rPr>
-              <w:t xml:space="preserve">Movie name blocked as collision</w:t>
-            </w:r>
-          </w:p>
-        </w:tc>
-        <w:tc>
-          <w:tcPr>
-            <w:tcW w:type="dxa" w:w="0"/>
-            <w:tcMar>
-              <w:top w:type="dxa" w:w="60"/>
-              <w:left w:type="dxa" w:w="100"/>
-              <w:bottom w:type="dxa" w:w="60"/>
-              <w:right w:type="dxa" w:w="100"/>
-            </w:tcMar>
-          </w:tcPr>
-          <w:p>
-            <w:r>
-              <w:rPr>
-                <w:b w:val="false"/>
-                <w:bCs w:val="false"/>
-                <w:sz w:val="19"/>
-                <w:szCs w:val="19"/>
-              </w:rPr>
-              <w:t xml:space="preserve">Two files would get the same name. Keep one and ignore the other under Name collisions, or give one an edition with Fix….</w:t>
-            </w:r>
-          </w:p>
-        </w:tc>
-      </w:tr>
-      <w:tr>
-        <w:tc>
-          <w:tcPr>
-            <w:tcW w:type="dxa" w:w="0"/>
-            <w:tcMar>
-              <w:top w:type="dxa" w:w="60"/>
-              <w:left w:type="dxa" w:w="100"/>
-              <w:bottom w:type="dxa" w:w="60"/>
-              <w:right w:type="dxa" w:w="100"/>
-            </w:tcMar>
-          </w:tcPr>
-          <w:p>
-            <w:r>
-              <w:rPr>
-                <w:b w:val="false"/>
-                <w:bCs w:val="false"/>
-                <w:sz w:val="19"/>
-                <w:szCs w:val="19"/>
-              </w:rPr>
-              <w:t xml:space="preserve">Rename batch aborted in pre-flight</w:t>
-            </w:r>
-          </w:p>
-        </w:tc>
-        <w:tc>
-          <w:tcPr>
-            <w:tcW w:type="dxa" w:w="0"/>
-            <w:tcMar>
-              <w:top w:type="dxa" w:w="60"/>
-              <w:left w:type="dxa" w:w="100"/>
-              <w:bottom w:type="dxa" w:w="60"/>
-              <w:right w:type="dxa" w:w="100"/>
-            </w:tcMar>
-          </w:tcPr>
-          <w:p>
-            <w:r>
-              <w:rPr>
-                <w:b w:val="false"/>
-                <w:bCs w:val="false"/>
-                <w:sz w:val="19"/>
-                <w:szCs w:val="19"/>
-              </w:rPr>
-              <w:t xml:space="preserve">Something changed since the last scan (size differs, target exists, share read-only). The report names each problem; fix or deselect those files and run again. Nothing was renamed.</w:t>
-            </w:r>
-          </w:p>
-        </w:tc>
-      </w:tr>
-      <w:tr>
-        <w:tc>
-          <w:tcPr>
-            <w:tcW w:type="dxa" w:w="0"/>
-            <w:tcMar>
-              <w:top w:type="dxa" w:w="60"/>
-              <w:left w:type="dxa" w:w="100"/>
-              <w:bottom w:type="dxa" w:w="60"/>
-              <w:right w:type="dxa" w:w="100"/>
-            </w:tcMar>
-          </w:tcPr>
-          <w:p>
-            <w:r>
-              <w:rPr>
-                <w:b w:val="false"/>
-                <w:bCs w:val="false"/>
-                <w:sz w:val="19"/>
-                <w:szCs w:val="19"/>
-              </w:rPr>
-              <w:t xml:space="preserve">Plex sync matched 0 items</w:t>
-            </w:r>
-          </w:p>
-        </w:tc>
-        <w:tc>
-          <w:tcPr>
-            <w:tcW w:type="dxa" w:w="0"/>
-            <w:tcMar>
-              <w:top w:type="dxa" w:w="60"/>
-              <w:left w:type="dxa" w:w="100"/>
-              <w:bottom w:type="dxa" w:w="60"/>
-              <w:right w:type="dxa" w:w="100"/>
-            </w:tcMar>
-          </w:tcPr>
-          <w:p>
-            <w:r>
-              <w:rPr>
-                <w:b w:val="false"/>
-                <w:bCs w:val="false"/>
-                <w:sz w:val="19"/>
-                <w:szCs w:val="19"/>
-              </w:rPr>
-              <w:t xml:space="preserve">The path mapping is wrong. Compare a Plex file path (from View XML) with the same file's path in MediaLedger and set the mapping under Settings → Plex.</w:t>
-            </w:r>
-          </w:p>
-        </w:tc>
-      </w:tr>
-      <w:tr>
-        <w:tc>
-          <w:tcPr>
-            <w:tcW w:type="dxa" w:w="0"/>
-            <w:tcMar>
-              <w:top w:type="dxa" w:w="60"/>
-              <w:left w:type="dxa" w:w="100"/>
-              <w:bottom w:type="dxa" w:w="60"/>
-              <w:right w:type="dxa" w:w="100"/>
-            </w:tcMar>
-          </w:tcPr>
-          <w:p>
-            <w:r>
-              <w:rPr>
-                <w:b w:val="false"/>
-                <w:bCs w:val="false"/>
-                <w:sz w:val="19"/>
-                <w:szCs w:val="19"/>
-              </w:rPr>
-              <w:t xml:space="preserve">Adult tab is not there</w:t>
-            </w:r>
-          </w:p>
-        </w:tc>
-        <w:tc>
-          <w:tcPr>
-            <w:tcW w:type="dxa" w:w="0"/>
-            <w:tcMar>
-              <w:top w:type="dxa" w:w="60"/>
-              <w:left w:type="dxa" w:w="100"/>
-              <w:bottom w:type="dxa" w:w="60"/>
-              <w:right w:type="dxa" w:w="100"/>
-            </w:tcMar>
-          </w:tcPr>
-          <w:p>
-            <w:r>
-              <w:rPr>
-                <w:b w:val="false"/>
-                <w:bCs w:val="false"/>
-                <w:sz w:val="19"/>
-                <w:szCs w:val="19"/>
-              </w:rPr>
-              <w:t xml:space="preserve">Either no Adult root is enabled, or the Show adult content switch is off (it resets on every launch).</w:t>
-            </w:r>
-          </w:p>
-        </w:tc>
-      </w:tr>
-      <w:tr>
-        <w:tc>
-          <w:tcPr>
-            <w:tcW w:type="dxa" w:w="0"/>
-            <w:tcMar>
-              <w:top w:type="dxa" w:w="60"/>
-              <w:left w:type="dxa" w:w="100"/>
-              <w:bottom w:type="dxa" w:w="60"/>
-              <w:right w:type="dxa" w:w="100"/>
-            </w:tcMar>
-          </w:tcPr>
-          <w:p>
-            <w:r>
-              <w:rPr>
-                <w:b w:val="false"/>
-                <w:bCs w:val="false"/>
-                <w:sz w:val="19"/>
-                <w:szCs w:val="19"/>
-              </w:rPr>
-              <w:t xml:space="preserve">The app will not start a second copy</w:t>
-            </w:r>
-          </w:p>
-        </w:tc>
-        <w:tc>
-          <w:tcPr>
-            <w:tcW w:type="dxa" w:w="0"/>
-            <w:tcMar>
-              <w:top w:type="dxa" w:w="60"/>
-              <w:left w:type="dxa" w:w="100"/>
-              <w:bottom w:type="dxa" w:w="60"/>
-              <w:right w:type="dxa" w:w="100"/>
-            </w:tcMar>
-          </w:tcPr>
-          <w:p>
-            <w:r>
-              <w:rPr>
-                <w:b w:val="false"/>
-                <w:bCs w:val="false"/>
-                <w:sz w:val="19"/>
-                <w:szCs w:val="19"/>
-              </w:rPr>
-              <w:t xml:space="preserve">Only one instance runs; launching again focuses the open window. A scheduled --scan hands its request to the open window.</w:t>
+              <w:t xml:space="preserve">Effect</w:t>
+            </w:r>
+          </w:p>
+        </w:tc>
+      </w:tr>
+      <w:tr>
+        <w:tc>
+          <w:tcPr>
+            <w:tcW w:type="dxa" w:w="0"/>
+            <w:tcMar>
+              <w:top w:type="dxa" w:w="60"/>
+              <w:left w:type="dxa" w:w="100"/>
+              <w:bottom w:type="dxa" w:w="60"/>
+              <w:right w:type="dxa" w:w="100"/>
+            </w:tcMar>
+          </w:tcPr>
+          <w:p>
+            <w:r>
+              <w:rPr>
+                <w:rFonts w:ascii="Consolas" w:cs="Consolas" w:eastAsia="Consolas" w:hAnsi="Consolas"/>
+                <w:b w:val="false"/>
+                <w:bCs w:val="false"/>
+                <w:sz w:val="19"/>
+                <w:szCs w:val="19"/>
+                <w:shd w:fill="EEF1F5" w:val="clear"/>
+              </w:rPr>
+              <w:t xml:space="preserve">--share=//host/share</w:t>
+            </w:r>
+          </w:p>
+        </w:tc>
+        <w:tc>
+          <w:tcPr>
+            <w:tcW w:type="dxa" w:w="0"/>
+            <w:tcMar>
+              <w:top w:type="dxa" w:w="60"/>
+              <w:left w:type="dxa" w:w="100"/>
+              <w:bottom w:type="dxa" w:w="60"/>
+              <w:right w:type="dxa" w:w="100"/>
+            </w:tcMar>
+          </w:tcPr>
+          <w:p>
+            <w:r>
+              <w:rPr>
+                <w:b w:val="false"/>
+                <w:bCs w:val="false"/>
+                <w:sz w:val="19"/>
+                <w:szCs w:val="19"/>
+              </w:rPr>
+              <w:t xml:space="preserve">Use a different share than the default.</w:t>
+            </w:r>
+          </w:p>
+        </w:tc>
+      </w:tr>
+      <w:tr>
+        <w:tc>
+          <w:tcPr>
+            <w:tcW w:type="dxa" w:w="0"/>
+            <w:tcMar>
+              <w:top w:type="dxa" w:w="60"/>
+              <w:left w:type="dxa" w:w="100"/>
+              <w:bottom w:type="dxa" w:w="60"/>
+              <w:right w:type="dxa" w:w="100"/>
+            </w:tcMar>
+          </w:tcPr>
+          <w:p>
+            <w:r>
+              <w:rPr>
+                <w:rFonts w:ascii="Consolas" w:cs="Consolas" w:eastAsia="Consolas" w:hAnsi="Consolas"/>
+                <w:b w:val="false"/>
+                <w:bCs w:val="false"/>
+                <w:sz w:val="19"/>
+                <w:szCs w:val="19"/>
+                <w:shd w:fill="EEF1F5" w:val="clear"/>
+              </w:rPr>
+              <w:t xml:space="preserve">--port=9000</w:t>
+            </w:r>
+          </w:p>
+        </w:tc>
+        <w:tc>
+          <w:tcPr>
+            <w:tcW w:type="dxa" w:w="0"/>
+            <w:tcMar>
+              <w:top w:type="dxa" w:w="60"/>
+              <w:left w:type="dxa" w:w="100"/>
+              <w:bottom w:type="dxa" w:w="60"/>
+              <w:right w:type="dxa" w:w="100"/>
+            </w:tcMar>
+          </w:tcPr>
+          <w:p>
+            <w:r>
+              <w:rPr>
+                <w:b w:val="false"/>
+                <w:bCs w:val="false"/>
+                <w:sz w:val="19"/>
+                <w:szCs w:val="19"/>
+              </w:rPr>
+              <w:t xml:space="preserve">Serve on a different port.</w:t>
+            </w:r>
+          </w:p>
+        </w:tc>
+      </w:tr>
+      <w:tr>
+        <w:tc>
+          <w:tcPr>
+            <w:tcW w:type="dxa" w:w="0"/>
+            <w:tcMar>
+              <w:top w:type="dxa" w:w="60"/>
+              <w:left w:type="dxa" w:w="100"/>
+              <w:bottom w:type="dxa" w:w="60"/>
+              <w:right w:type="dxa" w:w="100"/>
+            </w:tcMar>
+          </w:tcPr>
+          <w:p>
+            <w:r>
+              <w:rPr>
+                <w:rFonts w:ascii="Consolas" w:cs="Consolas" w:eastAsia="Consolas" w:hAnsi="Consolas"/>
+                <w:b w:val="false"/>
+                <w:bCs w:val="false"/>
+                <w:sz w:val="19"/>
+                <w:szCs w:val="19"/>
+                <w:shd w:fill="EEF1F5" w:val="clear"/>
+              </w:rPr>
+              <w:t xml:space="preserve">--https</w:t>
+            </w:r>
+          </w:p>
+        </w:tc>
+        <w:tc>
+          <w:tcPr>
+            <w:tcW w:type="dxa" w:w="0"/>
+            <w:tcMar>
+              <w:top w:type="dxa" w:w="60"/>
+              <w:left w:type="dxa" w:w="100"/>
+              <w:bottom w:type="dxa" w:w="60"/>
+              <w:right w:type="dxa" w:w="100"/>
+            </w:tcMar>
+          </w:tcPr>
+          <w:p>
+            <w:r>
+              <w:rPr>
+                <w:b w:val="false"/>
+                <w:bCs w:val="false"/>
+                <w:sz w:val="19"/>
+                <w:szCs w:val="19"/>
+              </w:rPr>
+              <w:t xml:space="preserve">Also create a self-signed certificate; the server then serves HTTPS.</w:t>
+            </w:r>
+          </w:p>
+        </w:tc>
+      </w:tr>
+      <w:tr>
+        <w:tc>
+          <w:tcPr>
+            <w:tcW w:type="dxa" w:w="0"/>
+            <w:tcMar>
+              <w:top w:type="dxa" w:w="60"/>
+              <w:left w:type="dxa" w:w="100"/>
+              <w:bottom w:type="dxa" w:w="60"/>
+              <w:right w:type="dxa" w:w="100"/>
+            </w:tcMar>
+          </w:tcPr>
+          <w:p>
+            <w:r>
+              <w:rPr>
+                <w:rFonts w:ascii="Consolas" w:cs="Consolas" w:eastAsia="Consolas" w:hAnsi="Consolas"/>
+                <w:b w:val="false"/>
+                <w:bCs w:val="false"/>
+                <w:sz w:val="19"/>
+                <w:szCs w:val="19"/>
+                <w:shd w:fill="EEF1F5" w:val="clear"/>
+              </w:rPr>
+              <w:t xml:space="preserve">--branch=main</w:t>
+            </w:r>
+          </w:p>
+        </w:tc>
+        <w:tc>
+          <w:tcPr>
+            <w:tcW w:type="dxa" w:w="0"/>
+            <w:tcMar>
+              <w:top w:type="dxa" w:w="60"/>
+              <w:left w:type="dxa" w:w="100"/>
+              <w:bottom w:type="dxa" w:w="60"/>
+              <w:right w:type="dxa" w:w="100"/>
+            </w:tcMar>
+          </w:tcPr>
+          <w:p>
+            <w:r>
+              <w:rPr>
+                <w:b w:val="false"/>
+                <w:bCs w:val="false"/>
+                <w:sz w:val="19"/>
+                <w:szCs w:val="19"/>
+              </w:rPr>
+              <w:t xml:space="preserve">Run from the git branch instead of the release package (development).</w:t>
             </w:r>
           </w:p>
         </w:tc>
@@ -9390,10 +11653,23 @@
     </w:tbl>
     <w:p>
       <w:pPr>
-        <w:spacing w:after="120"/>
-      </w:pPr>
-      <w:r>
-        <w:t xml:space="preserve">The log at </w:t>
+        <w:pStyle w:val="Heading2"/>
+      </w:pPr>
+      <w:r>
+        <w:t xml:space="preserve">22.3 First run on the Pi</w:t>
+      </w:r>
+    </w:p>
+    <w:p>
+      <w:pPr>
+        <w:pStyle w:val="ListParagraph"/>
+        <w:numPr>
+          <w:ilvl w:val="0"/>
+          <w:numId w:val="7"/>
+        </w:numPr>
+        <w:spacing w:after="60"/>
+      </w:pPr>
+      <w:r>
+        <w:t xml:space="preserve">Open </w:t>
       </w:r>
       <w:r>
         <w:rPr>
@@ -9402,19 +11678,2944 @@
           <w:szCs w:val="19"/>
           <w:shd w:fill="EEF1F5" w:val="clear"/>
         </w:rPr>
-        <w:t xml:space="preserve">%APPDATA%\MediaLedger\medialedger.log</w:t>
-      </w:r>
-      <w:r>
-        <w:t xml:space="preserve"> records every scan, sync, rename and error with timestamps; Settings → Data → Open log opens it.</w:t>
-      </w:r>
-    </w:p>
+        <w:t xml:space="preserve">http://medialedger.local:8080</w:t>
+      </w:r>
+      <w:r>
+        <w:t xml:space="preserve"> (or </w:t>
+      </w:r>
+      <w:r>
+        <w:rPr>
+          <w:rFonts w:ascii="Consolas" w:cs="Consolas" w:eastAsia="Consolas" w:hAnsi="Consolas"/>
+          <w:sz w:val="19"/>
+          <w:szCs w:val="19"/>
+          <w:shd w:fill="EEF1F5" w:val="clear"/>
+        </w:rPr>
+        <w:t xml:space="preserve">http://&lt;pi-address&gt;:8080</w:t>
+      </w:r>
+      <w:r>
+        <w:t xml:space="preserve">) and sign in with the web password.</w:t>
+      </w:r>
+    </w:p>
+    <w:p>
+      <w:pPr>
+        <w:pStyle w:val="ListParagraph"/>
+        <w:numPr>
+          <w:ilvl w:val="0"/>
+          <w:numId w:val="7"/>
+        </w:numPr>
+        <w:spacing w:after="60"/>
+      </w:pPr>
+      <w:r>
+        <w:t xml:space="preserve">Open </w:t>
+      </w:r>
+      <w:r>
+        <w:rPr>
+          <w:b/>
+          <w:bCs/>
+        </w:rPr>
+        <w:t xml:space="preserve">Settings</w:t>
+      </w:r>
+      <w:r>
+        <w:t xml:space="preserve">. The roots default to </w:t>
+      </w:r>
+      <w:r>
+        <w:rPr>
+          <w:rFonts w:ascii="Consolas" w:cs="Consolas" w:eastAsia="Consolas" w:hAnsi="Consolas"/>
+          <w:sz w:val="19"/>
+          <w:szCs w:val="19"/>
+          <w:shd w:fill="EEF1F5" w:val="clear"/>
+        </w:rPr>
+        <w:t xml:space="preserve">/mnt/media/Movies</w:t>
+      </w:r>
+      <w:r>
+        <w:t xml:space="preserve">, </w:t>
+      </w:r>
+      <w:r>
+        <w:rPr>
+          <w:rFonts w:ascii="Consolas" w:cs="Consolas" w:eastAsia="Consolas" w:hAnsi="Consolas"/>
+          <w:sz w:val="19"/>
+          <w:szCs w:val="19"/>
+          <w:shd w:fill="EEF1F5" w:val="clear"/>
+        </w:rPr>
+        <w:t xml:space="preserve">/mnt/media/Anime</w:t>
+      </w:r>
+      <w:r>
+        <w:t xml:space="preserve"> and </w:t>
+      </w:r>
+      <w:r>
+        <w:rPr>
+          <w:rFonts w:ascii="Consolas" w:cs="Consolas" w:eastAsia="Consolas" w:hAnsi="Consolas"/>
+          <w:sz w:val="19"/>
+          <w:szCs w:val="19"/>
+          <w:shd w:fill="EEF1F5" w:val="clear"/>
+        </w:rPr>
+        <w:t xml:space="preserve">/mnt/media/TV_Shows</w:t>
+      </w:r>
+      <w:r>
+        <w:t xml:space="preserve">. Add </w:t>
+      </w:r>
+      <w:r>
+        <w:rPr>
+          <w:rFonts w:ascii="Consolas" w:cs="Consolas" w:eastAsia="Consolas" w:hAnsi="Consolas"/>
+          <w:sz w:val="19"/>
+          <w:szCs w:val="19"/>
+          <w:shd w:fill="EEF1F5" w:val="clear"/>
+        </w:rPr>
+        <w:t xml:space="preserve">/mnt/media/Web_Shos</w:t>
+      </w:r>
+      <w:r>
+        <w:t xml:space="preserve"> and </w:t>
+      </w:r>
+      <w:r>
+        <w:rPr>
+          <w:rFonts w:ascii="Consolas" w:cs="Consolas" w:eastAsia="Consolas" w:hAnsi="Consolas"/>
+          <w:sz w:val="19"/>
+          <w:szCs w:val="19"/>
+          <w:shd w:fill="EEF1F5" w:val="clear"/>
+        </w:rPr>
+        <w:t xml:space="preserve">/mnt/media/Plex_Media/Adult Anime</w:t>
+      </w:r>
+      <w:r>
+        <w:t xml:space="preserve"> if you use them. Save.</w:t>
+      </w:r>
+    </w:p>
+    <w:p>
+      <w:pPr>
+        <w:pStyle w:val="ListParagraph"/>
+        <w:numPr>
+          <w:ilvl w:val="0"/>
+          <w:numId w:val="7"/>
+        </w:numPr>
+        <w:spacing w:after="60"/>
+      </w:pPr>
+      <w:r>
+        <w:t xml:space="preserve">Press </w:t>
+      </w:r>
+      <w:r>
+        <w:rPr>
+          <w:b/>
+          <w:bCs/>
+        </w:rPr>
+        <w:t xml:space="preserve">Scan now</w:t>
+      </w:r>
+      <w:r>
+        <w:t xml:space="preserve">. The Pi starts with an empty ledger, so this first scan probes every file; you can close the browser and come back. Or copy the desktop database over first (22.6) and skip it.</w:t>
+      </w:r>
+    </w:p>
+    <w:p>
+      <w:pPr>
+        <w:pStyle w:val="ListParagraph"/>
+        <w:numPr>
+          <w:ilvl w:val="0"/>
+          <w:numId w:val="7"/>
+        </w:numPr>
+        <w:spacing w:after="60"/>
+      </w:pPr>
+      <w:r>
+        <w:t xml:space="preserve">Open </w:t>
+      </w:r>
+      <w:r>
+        <w:rPr>
+          <w:b/>
+          <w:bCs/>
+        </w:rPr>
+        <w:t xml:space="preserve">System</w:t>
+      </w:r>
+      <w:r>
+        <w:t xml:space="preserve"> during the scan to see temperature and network load, and </w:t>
+      </w:r>
+      <w:r>
+        <w:rPr>
+          <w:b/>
+          <w:bCs/>
+        </w:rPr>
+        <w:t xml:space="preserve">Security</w:t>
+      </w:r>
+      <w:r>
+        <w:t xml:space="preserve"> afterwards to set up two-factor codes if you want them.</w:t>
+      </w:r>
+    </w:p>
+    <w:p>
+      <w:pPr>
+        <w:pStyle w:val="Heading2"/>
+      </w:pPr>
+      <w:r>
+        <w:t xml:space="preserve">22.4 Command reference</w:t>
+      </w:r>
+    </w:p>
+    <w:tbl>
+      <w:tblPr>
+        <w:tblW w:type="dxa" w:w="9360"/>
+        <w:tblBorders>
+          <w:top w:val="single" w:color="auto" w:sz="4"/>
+          <w:left w:val="single" w:color="auto" w:sz="4"/>
+          <w:bottom w:val="single" w:color="auto" w:sz="4"/>
+          <w:right w:val="single" w:color="auto" w:sz="4"/>
+          <w:insideH w:val="single" w:color="auto" w:sz="4"/>
+          <w:insideV w:val="single" w:color="auto" w:sz="4"/>
+        </w:tblBorders>
+      </w:tblPr>
+      <w:tblGrid>
+        <w:gridCol w:w="4200"/>
+        <w:gridCol w:w="5160"/>
+      </w:tblGrid>
+      <w:tr>
+        <w:tc>
+          <w:tcPr>
+            <w:tcW w:type="dxa" w:w="0"/>
+            <w:shd w:fill="DDE6F2" w:val="clear"/>
+            <w:tcMar>
+              <w:top w:type="dxa" w:w="60"/>
+              <w:left w:type="dxa" w:w="100"/>
+              <w:bottom w:type="dxa" w:w="60"/>
+              <w:right w:type="dxa" w:w="100"/>
+            </w:tcMar>
+          </w:tcPr>
+          <w:p>
+            <w:r>
+              <w:rPr>
+                <w:b/>
+                <w:bCs/>
+                <w:sz w:val="19"/>
+                <w:szCs w:val="19"/>
+              </w:rPr>
+              <w:t xml:space="preserve">Command (run on the Pi)</w:t>
+            </w:r>
+          </w:p>
+        </w:tc>
+        <w:tc>
+          <w:tcPr>
+            <w:tcW w:type="dxa" w:w="0"/>
+            <w:shd w:fill="DDE6F2" w:val="clear"/>
+            <w:tcMar>
+              <w:top w:type="dxa" w:w="60"/>
+              <w:left w:type="dxa" w:w="100"/>
+              <w:bottom w:type="dxa" w:w="60"/>
+              <w:right w:type="dxa" w:w="100"/>
+            </w:tcMar>
+          </w:tcPr>
+          <w:p>
+            <w:r>
+              <w:rPr>
+                <w:b/>
+                <w:bCs/>
+                <w:sz w:val="19"/>
+                <w:szCs w:val="19"/>
+              </w:rPr>
+              <w:t xml:space="preserve">Does</w:t>
+            </w:r>
+          </w:p>
+        </w:tc>
+      </w:tr>
+      <w:tr>
+        <w:tc>
+          <w:tcPr>
+            <w:tcW w:type="dxa" w:w="0"/>
+            <w:tcMar>
+              <w:top w:type="dxa" w:w="60"/>
+              <w:left w:type="dxa" w:w="100"/>
+              <w:bottom w:type="dxa" w:w="60"/>
+              <w:right w:type="dxa" w:w="100"/>
+            </w:tcMar>
+          </w:tcPr>
+          <w:p>
+            <w:r>
+              <w:rPr>
+                <w:rFonts w:ascii="Consolas" w:cs="Consolas" w:eastAsia="Consolas" w:hAnsi="Consolas"/>
+                <w:b w:val="false"/>
+                <w:bCs w:val="false"/>
+                <w:sz w:val="19"/>
+                <w:szCs w:val="19"/>
+                <w:shd w:fill="EEF1F5" w:val="clear"/>
+              </w:rPr>
+              <w:t xml:space="preserve">sudo medialedger-update</w:t>
+            </w:r>
+          </w:p>
+        </w:tc>
+        <w:tc>
+          <w:tcPr>
+            <w:tcW w:type="dxa" w:w="0"/>
+            <w:tcMar>
+              <w:top w:type="dxa" w:w="60"/>
+              <w:left w:type="dxa" w:w="100"/>
+              <w:bottom w:type="dxa" w:w="60"/>
+              <w:right w:type="dxa" w:w="100"/>
+            </w:tcMar>
+          </w:tcPr>
+          <w:p>
+            <w:r>
+              <w:rPr>
+                <w:b w:val="false"/>
+                <w:bCs w:val="false"/>
+                <w:sz w:val="19"/>
+                <w:szCs w:val="19"/>
+              </w:rPr>
+              <w:t xml:space="preserve">Download the newest release package, verify it, install it and restart. Data is untouched.</w:t>
+            </w:r>
+          </w:p>
+        </w:tc>
+      </w:tr>
+      <w:tr>
+        <w:tc>
+          <w:tcPr>
+            <w:tcW w:type="dxa" w:w="0"/>
+            <w:tcMar>
+              <w:top w:type="dxa" w:w="60"/>
+              <w:left w:type="dxa" w:w="100"/>
+              <w:bottom w:type="dxa" w:w="60"/>
+              <w:right w:type="dxa" w:w="100"/>
+            </w:tcMar>
+          </w:tcPr>
+          <w:p>
+            <w:r>
+              <w:rPr>
+                <w:rFonts w:ascii="Consolas" w:cs="Consolas" w:eastAsia="Consolas" w:hAnsi="Consolas"/>
+                <w:b w:val="false"/>
+                <w:bCs w:val="false"/>
+                <w:sz w:val="19"/>
+                <w:szCs w:val="19"/>
+                <w:shd w:fill="EEF1F5" w:val="clear"/>
+              </w:rPr>
+              <w:t xml:space="preserve">sudo medialedger --set-password</w:t>
+            </w:r>
+          </w:p>
+        </w:tc>
+        <w:tc>
+          <w:tcPr>
+            <w:tcW w:type="dxa" w:w="0"/>
+            <w:tcMar>
+              <w:top w:type="dxa" w:w="60"/>
+              <w:left w:type="dxa" w:w="100"/>
+              <w:bottom w:type="dxa" w:w="60"/>
+              <w:right w:type="dxa" w:w="100"/>
+            </w:tcMar>
+          </w:tcPr>
+          <w:p>
+            <w:r>
+              <w:rPr>
+                <w:b w:val="false"/>
+                <w:bCs w:val="false"/>
+                <w:sz w:val="19"/>
+                <w:szCs w:val="19"/>
+              </w:rPr>
+              <w:t xml:space="preserve">Set or reset the web password. Signs everyone out.</w:t>
+            </w:r>
+          </w:p>
+        </w:tc>
+      </w:tr>
+      <w:tr>
+        <w:tc>
+          <w:tcPr>
+            <w:tcW w:type="dxa" w:w="0"/>
+            <w:tcMar>
+              <w:top w:type="dxa" w:w="60"/>
+              <w:left w:type="dxa" w:w="100"/>
+              <w:bottom w:type="dxa" w:w="60"/>
+              <w:right w:type="dxa" w:w="100"/>
+            </w:tcMar>
+          </w:tcPr>
+          <w:p>
+            <w:r>
+              <w:rPr>
+                <w:rFonts w:ascii="Consolas" w:cs="Consolas" w:eastAsia="Consolas" w:hAnsi="Consolas"/>
+                <w:b w:val="false"/>
+                <w:bCs w:val="false"/>
+                <w:sz w:val="19"/>
+                <w:szCs w:val="19"/>
+                <w:shd w:fill="EEF1F5" w:val="clear"/>
+              </w:rPr>
+              <w:t xml:space="preserve">systemctl status medialedger</w:t>
+            </w:r>
+          </w:p>
+        </w:tc>
+        <w:tc>
+          <w:tcPr>
+            <w:tcW w:type="dxa" w:w="0"/>
+            <w:tcMar>
+              <w:top w:type="dxa" w:w="60"/>
+              <w:left w:type="dxa" w:w="100"/>
+              <w:bottom w:type="dxa" w:w="60"/>
+              <w:right w:type="dxa" w:w="100"/>
+            </w:tcMar>
+          </w:tcPr>
+          <w:p>
+            <w:r>
+              <w:rPr>
+                <w:b w:val="false"/>
+                <w:bCs w:val="false"/>
+                <w:sz w:val="19"/>
+                <w:szCs w:val="19"/>
+              </w:rPr>
+              <w:t xml:space="preserve">Is the service running, since when, last log lines.</w:t>
+            </w:r>
+          </w:p>
+        </w:tc>
+      </w:tr>
+      <w:tr>
+        <w:tc>
+          <w:tcPr>
+            <w:tcW w:type="dxa" w:w="0"/>
+            <w:tcMar>
+              <w:top w:type="dxa" w:w="60"/>
+              <w:left w:type="dxa" w:w="100"/>
+              <w:bottom w:type="dxa" w:w="60"/>
+              <w:right w:type="dxa" w:w="100"/>
+            </w:tcMar>
+          </w:tcPr>
+          <w:p>
+            <w:r>
+              <w:rPr>
+                <w:rFonts w:ascii="Consolas" w:cs="Consolas" w:eastAsia="Consolas" w:hAnsi="Consolas"/>
+                <w:b w:val="false"/>
+                <w:bCs w:val="false"/>
+                <w:sz w:val="19"/>
+                <w:szCs w:val="19"/>
+                <w:shd w:fill="EEF1F5" w:val="clear"/>
+              </w:rPr>
+              <w:t xml:space="preserve">journalctl -u medialedger -f</w:t>
+            </w:r>
+          </w:p>
+        </w:tc>
+        <w:tc>
+          <w:tcPr>
+            <w:tcW w:type="dxa" w:w="0"/>
+            <w:tcMar>
+              <w:top w:type="dxa" w:w="60"/>
+              <w:left w:type="dxa" w:w="100"/>
+              <w:bottom w:type="dxa" w:w="60"/>
+              <w:right w:type="dxa" w:w="100"/>
+            </w:tcMar>
+          </w:tcPr>
+          <w:p>
+            <w:r>
+              <w:rPr>
+                <w:b w:val="false"/>
+                <w:bCs w:val="false"/>
+                <w:sz w:val="19"/>
+                <w:szCs w:val="19"/>
+              </w:rPr>
+              <w:t xml:space="preserve">Follow the application log live.</w:t>
+            </w:r>
+          </w:p>
+        </w:tc>
+      </w:tr>
+      <w:tr>
+        <w:tc>
+          <w:tcPr>
+            <w:tcW w:type="dxa" w:w="0"/>
+            <w:tcMar>
+              <w:top w:type="dxa" w:w="60"/>
+              <w:left w:type="dxa" w:w="100"/>
+              <w:bottom w:type="dxa" w:w="60"/>
+              <w:right w:type="dxa" w:w="100"/>
+            </w:tcMar>
+          </w:tcPr>
+          <w:p>
+            <w:r>
+              <w:rPr>
+                <w:rFonts w:ascii="Consolas" w:cs="Consolas" w:eastAsia="Consolas" w:hAnsi="Consolas"/>
+                <w:b w:val="false"/>
+                <w:bCs w:val="false"/>
+                <w:sz w:val="19"/>
+                <w:szCs w:val="19"/>
+                <w:shd w:fill="EEF1F5" w:val="clear"/>
+              </w:rPr>
+              <w:t xml:space="preserve">journalctl -u medialedger -n 50 --no-pager</w:t>
+            </w:r>
+          </w:p>
+        </w:tc>
+        <w:tc>
+          <w:tcPr>
+            <w:tcW w:type="dxa" w:w="0"/>
+            <w:tcMar>
+              <w:top w:type="dxa" w:w="60"/>
+              <w:left w:type="dxa" w:w="100"/>
+              <w:bottom w:type="dxa" w:w="60"/>
+              <w:right w:type="dxa" w:w="100"/>
+            </w:tcMar>
+          </w:tcPr>
+          <w:p>
+            <w:r>
+              <w:rPr>
+                <w:b w:val="false"/>
+                <w:bCs w:val="false"/>
+                <w:sz w:val="19"/>
+                <w:szCs w:val="19"/>
+              </w:rPr>
+              <w:t xml:space="preserve">The last 50 log lines.</w:t>
+            </w:r>
+          </w:p>
+        </w:tc>
+      </w:tr>
+      <w:tr>
+        <w:tc>
+          <w:tcPr>
+            <w:tcW w:type="dxa" w:w="0"/>
+            <w:tcMar>
+              <w:top w:type="dxa" w:w="60"/>
+              <w:left w:type="dxa" w:w="100"/>
+              <w:bottom w:type="dxa" w:w="60"/>
+              <w:right w:type="dxa" w:w="100"/>
+            </w:tcMar>
+          </w:tcPr>
+          <w:p>
+            <w:r>
+              <w:rPr>
+                <w:rFonts w:ascii="Consolas" w:cs="Consolas" w:eastAsia="Consolas" w:hAnsi="Consolas"/>
+                <w:b w:val="false"/>
+                <w:bCs w:val="false"/>
+                <w:sz w:val="19"/>
+                <w:szCs w:val="19"/>
+                <w:shd w:fill="EEF1F5" w:val="clear"/>
+              </w:rPr>
+              <w:t xml:space="preserve">sudo systemctl restart medialedger</w:t>
+            </w:r>
+          </w:p>
+        </w:tc>
+        <w:tc>
+          <w:tcPr>
+            <w:tcW w:type="dxa" w:w="0"/>
+            <w:tcMar>
+              <w:top w:type="dxa" w:w="60"/>
+              <w:left w:type="dxa" w:w="100"/>
+              <w:bottom w:type="dxa" w:w="60"/>
+              <w:right w:type="dxa" w:w="100"/>
+            </w:tcMar>
+          </w:tcPr>
+          <w:p>
+            <w:r>
+              <w:rPr>
+                <w:b w:val="false"/>
+                <w:bCs w:val="false"/>
+                <w:sz w:val="19"/>
+                <w:szCs w:val="19"/>
+              </w:rPr>
+              <w:t xml:space="preserve">Restart the service (also </w:t>
+            </w:r>
+            <w:r>
+              <w:rPr>
+                <w:rFonts w:ascii="Consolas" w:cs="Consolas" w:eastAsia="Consolas" w:hAnsi="Consolas"/>
+                <w:b w:val="false"/>
+                <w:bCs w:val="false"/>
+                <w:sz w:val="19"/>
+                <w:szCs w:val="19"/>
+                <w:shd w:fill="EEF1F5" w:val="clear"/>
+              </w:rPr>
+              <w:t xml:space="preserve">stop</w:t>
+            </w:r>
+            <w:r>
+              <w:rPr>
+                <w:b w:val="false"/>
+                <w:bCs w:val="false"/>
+                <w:sz w:val="19"/>
+                <w:szCs w:val="19"/>
+              </w:rPr>
+              <w:t xml:space="preserve"> / </w:t>
+            </w:r>
+            <w:r>
+              <w:rPr>
+                <w:rFonts w:ascii="Consolas" w:cs="Consolas" w:eastAsia="Consolas" w:hAnsi="Consolas"/>
+                <w:b w:val="false"/>
+                <w:bCs w:val="false"/>
+                <w:sz w:val="19"/>
+                <w:szCs w:val="19"/>
+                <w:shd w:fill="EEF1F5" w:val="clear"/>
+              </w:rPr>
+              <w:t xml:space="preserve">start</w:t>
+            </w:r>
+            <w:r>
+              <w:rPr>
+                <w:b w:val="false"/>
+                <w:bCs w:val="false"/>
+                <w:sz w:val="19"/>
+                <w:szCs w:val="19"/>
+              </w:rPr>
+              <w:t xml:space="preserve">).</w:t>
+            </w:r>
+          </w:p>
+        </w:tc>
+      </w:tr>
+      <w:tr>
+        <w:tc>
+          <w:tcPr>
+            <w:tcW w:type="dxa" w:w="0"/>
+            <w:tcMar>
+              <w:top w:type="dxa" w:w="60"/>
+              <w:left w:type="dxa" w:w="100"/>
+              <w:bottom w:type="dxa" w:w="60"/>
+              <w:right w:type="dxa" w:w="100"/>
+            </w:tcMar>
+          </w:tcPr>
+          <w:p>
+            <w:r>
+              <w:rPr>
+                <w:rFonts w:ascii="Consolas" w:cs="Consolas" w:eastAsia="Consolas" w:hAnsi="Consolas"/>
+                <w:b w:val="false"/>
+                <w:bCs w:val="false"/>
+                <w:sz w:val="19"/>
+                <w:szCs w:val="19"/>
+                <w:shd w:fill="EEF1F5" w:val="clear"/>
+              </w:rPr>
+              <w:t xml:space="preserve">ls /mnt/media</w:t>
+            </w:r>
+          </w:p>
+        </w:tc>
+        <w:tc>
+          <w:tcPr>
+            <w:tcW w:type="dxa" w:w="0"/>
+            <w:tcMar>
+              <w:top w:type="dxa" w:w="60"/>
+              <w:left w:type="dxa" w:w="100"/>
+              <w:bottom w:type="dxa" w:w="60"/>
+              <w:right w:type="dxa" w:w="100"/>
+            </w:tcMar>
+          </w:tcPr>
+          <w:p>
+            <w:r>
+              <w:rPr>
+                <w:b w:val="false"/>
+                <w:bCs w:val="false"/>
+                <w:sz w:val="19"/>
+                <w:szCs w:val="19"/>
+              </w:rPr>
+              <w:t xml:space="preserve">Is the share mounted? Should list Movies, Anime, TV_Shows and the rest.</w:t>
+            </w:r>
+          </w:p>
+        </w:tc>
+      </w:tr>
+      <w:tr>
+        <w:tc>
+          <w:tcPr>
+            <w:tcW w:type="dxa" w:w="0"/>
+            <w:tcMar>
+              <w:top w:type="dxa" w:w="60"/>
+              <w:left w:type="dxa" w:w="100"/>
+              <w:bottom w:type="dxa" w:w="60"/>
+              <w:right w:type="dxa" w:w="100"/>
+            </w:tcMar>
+          </w:tcPr>
+          <w:p>
+            <w:r>
+              <w:rPr>
+                <w:rFonts w:ascii="Consolas" w:cs="Consolas" w:eastAsia="Consolas" w:hAnsi="Consolas"/>
+                <w:b w:val="false"/>
+                <w:bCs w:val="false"/>
+                <w:sz w:val="19"/>
+                <w:szCs w:val="19"/>
+                <w:shd w:fill="EEF1F5" w:val="clear"/>
+              </w:rPr>
+              <w:t xml:space="preserve">sudo mount /mnt/media</w:t>
+            </w:r>
+          </w:p>
+        </w:tc>
+        <w:tc>
+          <w:tcPr>
+            <w:tcW w:type="dxa" w:w="0"/>
+            <w:tcMar>
+              <w:top w:type="dxa" w:w="60"/>
+              <w:left w:type="dxa" w:w="100"/>
+              <w:bottom w:type="dxa" w:w="60"/>
+              <w:right w:type="dxa" w:w="100"/>
+            </w:tcMar>
+          </w:tcPr>
+          <w:p>
+            <w:r>
+              <w:rPr>
+                <w:b w:val="false"/>
+                <w:bCs w:val="false"/>
+                <w:sz w:val="19"/>
+                <w:szCs w:val="19"/>
+              </w:rPr>
+              <w:t xml:space="preserve">Re-mount the share after a NAS reboot if the automount did not.</w:t>
+            </w:r>
+          </w:p>
+        </w:tc>
+      </w:tr>
+      <w:tr>
+        <w:tc>
+          <w:tcPr>
+            <w:tcW w:type="dxa" w:w="0"/>
+            <w:tcMar>
+              <w:top w:type="dxa" w:w="60"/>
+              <w:left w:type="dxa" w:w="100"/>
+              <w:bottom w:type="dxa" w:w="60"/>
+              <w:right w:type="dxa" w:w="100"/>
+            </w:tcMar>
+          </w:tcPr>
+          <w:p>
+            <w:r>
+              <w:rPr>
+                <w:rFonts w:ascii="Consolas" w:cs="Consolas" w:eastAsia="Consolas" w:hAnsi="Consolas"/>
+                <w:b w:val="false"/>
+                <w:bCs w:val="false"/>
+                <w:sz w:val="19"/>
+                <w:szCs w:val="19"/>
+                <w:shd w:fill="EEF1F5" w:val="clear"/>
+              </w:rPr>
+              <w:t xml:space="preserve">sudo rm /etc/medialedger-cifs.cred</w:t>
+            </w:r>
+            <w:r>
+              <w:rPr>
+                <w:b w:val="false"/>
+                <w:bCs w:val="false"/>
+                <w:sz w:val="19"/>
+                <w:szCs w:val="19"/>
+              </w:rPr>
+              <w:t xml:space="preserve"> then rerun the installer</w:t>
+            </w:r>
+          </w:p>
+        </w:tc>
+        <w:tc>
+          <w:tcPr>
+            <w:tcW w:type="dxa" w:w="0"/>
+            <w:tcMar>
+              <w:top w:type="dxa" w:w="60"/>
+              <w:left w:type="dxa" w:w="100"/>
+              <w:bottom w:type="dxa" w:w="60"/>
+              <w:right w:type="dxa" w:w="100"/>
+            </w:tcMar>
+          </w:tcPr>
+          <w:p>
+            <w:r>
+              <w:rPr>
+                <w:b w:val="false"/>
+                <w:bCs w:val="false"/>
+                <w:sz w:val="19"/>
+                <w:szCs w:val="19"/>
+              </w:rPr>
+              <w:t xml:space="preserve">Change the share credentials.</w:t>
+            </w:r>
+          </w:p>
+        </w:tc>
+      </w:tr>
+      <w:tr>
+        <w:tc>
+          <w:tcPr>
+            <w:tcW w:type="dxa" w:w="0"/>
+            <w:tcMar>
+              <w:top w:type="dxa" w:w="60"/>
+              <w:left w:type="dxa" w:w="100"/>
+              <w:bottom w:type="dxa" w:w="60"/>
+              <w:right w:type="dxa" w:w="100"/>
+            </w:tcMar>
+          </w:tcPr>
+          <w:p>
+            <w:r>
+              <w:rPr>
+                <w:rFonts w:ascii="Consolas" w:cs="Consolas" w:eastAsia="Consolas" w:hAnsi="Consolas"/>
+                <w:b w:val="false"/>
+                <w:bCs w:val="false"/>
+                <w:sz w:val="19"/>
+                <w:szCs w:val="19"/>
+                <w:shd w:fill="EEF1F5" w:val="clear"/>
+              </w:rPr>
+              <w:t xml:space="preserve">sudo bash install.sh</w:t>
+            </w:r>
+          </w:p>
+        </w:tc>
+        <w:tc>
+          <w:tcPr>
+            <w:tcW w:type="dxa" w:w="0"/>
+            <w:tcMar>
+              <w:top w:type="dxa" w:w="60"/>
+              <w:left w:type="dxa" w:w="100"/>
+              <w:bottom w:type="dxa" w:w="60"/>
+              <w:right w:type="dxa" w:w="100"/>
+            </w:tcMar>
+          </w:tcPr>
+          <w:p>
+            <w:r>
+              <w:rPr>
+                <w:b w:val="false"/>
+                <w:bCs w:val="false"/>
+                <w:sz w:val="19"/>
+                <w:szCs w:val="19"/>
+              </w:rPr>
+              <w:t xml:space="preserve">Rerun the installer: repairs the service, mount and commands without touching data.</w:t>
+            </w:r>
+          </w:p>
+        </w:tc>
+      </w:tr>
+      <w:tr>
+        <w:tc>
+          <w:tcPr>
+            <w:tcW w:type="dxa" w:w="0"/>
+            <w:tcMar>
+              <w:top w:type="dxa" w:w="60"/>
+              <w:left w:type="dxa" w:w="100"/>
+              <w:bottom w:type="dxa" w:w="60"/>
+              <w:right w:type="dxa" w:w="100"/>
+            </w:tcMar>
+          </w:tcPr>
+          <w:p>
+            <w:r>
+              <w:rPr>
+                <w:rFonts w:ascii="Consolas" w:cs="Consolas" w:eastAsia="Consolas" w:hAnsi="Consolas"/>
+                <w:b w:val="false"/>
+                <w:bCs w:val="false"/>
+                <w:sz w:val="19"/>
+                <w:szCs w:val="19"/>
+                <w:shd w:fill="EEF1F5" w:val="clear"/>
+              </w:rPr>
+              <w:t xml:space="preserve">vcgencmd measure_temp</w:t>
+            </w:r>
+          </w:p>
+        </w:tc>
+        <w:tc>
+          <w:tcPr>
+            <w:tcW w:type="dxa" w:w="0"/>
+            <w:tcMar>
+              <w:top w:type="dxa" w:w="60"/>
+              <w:left w:type="dxa" w:w="100"/>
+              <w:bottom w:type="dxa" w:w="60"/>
+              <w:right w:type="dxa" w:w="100"/>
+            </w:tcMar>
+          </w:tcPr>
+          <w:p>
+            <w:r>
+              <w:rPr>
+                <w:b w:val="false"/>
+                <w:bCs w:val="false"/>
+                <w:sz w:val="19"/>
+                <w:szCs w:val="19"/>
+              </w:rPr>
+              <w:t xml:space="preserve">Chip temperature from the shell (the System tab shows the same).</w:t>
+            </w:r>
+          </w:p>
+        </w:tc>
+      </w:tr>
+    </w:tbl>
+    <w:p>
+      <w:pPr>
+        <w:pStyle w:val="Heading2"/>
+      </w:pPr>
+      <w:r>
+        <w:t xml:space="preserve">22.5 Security on the Pi</w:t>
+      </w:r>
+    </w:p>
+    <w:p>
+      <w:pPr>
+        <w:spacing w:after="120"/>
+      </w:pPr>
+      <w:r>
+        <w:t xml:space="preserve">Chapter 21 describes every control. The short version: keep </w:t>
+      </w:r>
+      <w:r>
+        <w:rPr>
+          <w:b/>
+          <w:bCs/>
+        </w:rPr>
+        <w:t xml:space="preserve">LAN only</w:t>
+      </w:r>
+      <w:r>
+        <w:t xml:space="preserve"> on, never port-forward the Pi, turn on </w:t>
+      </w:r>
+      <w:r>
+        <w:rPr>
+          <w:b/>
+          <w:bCs/>
+        </w:rPr>
+        <w:t xml:space="preserve">two-factor codes</w:t>
+      </w:r>
+      <w:r>
+        <w:t xml:space="preserve"> if other people use your network, and let the posture tiles guide you. For HTTPS, rerun the installer with </w:t>
+      </w:r>
+      <w:r>
+        <w:rPr>
+          <w:rFonts w:ascii="Consolas" w:cs="Consolas" w:eastAsia="Consolas" w:hAnsi="Consolas"/>
+          <w:sz w:val="19"/>
+          <w:szCs w:val="19"/>
+          <w:shd w:fill="EEF1F5" w:val="clear"/>
+        </w:rPr>
+        <w:t xml:space="preserve">--https</w:t>
+      </w:r>
+      <w:r>
+        <w:t xml:space="preserve"> or place </w:t>
+      </w:r>
+      <w:r>
+        <w:rPr>
+          <w:rFonts w:ascii="Consolas" w:cs="Consolas" w:eastAsia="Consolas" w:hAnsi="Consolas"/>
+          <w:sz w:val="19"/>
+          <w:szCs w:val="19"/>
+          <w:shd w:fill="EEF1F5" w:val="clear"/>
+        </w:rPr>
+        <w:t xml:space="preserve">cert.pem</w:t>
+      </w:r>
+      <w:r>
+        <w:t xml:space="preserve"> and </w:t>
+      </w:r>
+      <w:r>
+        <w:rPr>
+          <w:rFonts w:ascii="Consolas" w:cs="Consolas" w:eastAsia="Consolas" w:hAnsi="Consolas"/>
+          <w:sz w:val="19"/>
+          <w:szCs w:val="19"/>
+          <w:shd w:fill="EEF1F5" w:val="clear"/>
+        </w:rPr>
+        <w:t xml:space="preserve">key.pem</w:t>
+      </w:r>
+      <w:r>
+        <w:t xml:space="preserve"> in </w:t>
+      </w:r>
+      <w:r>
+        <w:rPr>
+          <w:rFonts w:ascii="Consolas" w:cs="Consolas" w:eastAsia="Consolas" w:hAnsi="Consolas"/>
+          <w:sz w:val="19"/>
+          <w:szCs w:val="19"/>
+          <w:shd w:fill="EEF1F5" w:val="clear"/>
+        </w:rPr>
+        <w:t xml:space="preserve">/var/lib/medialedger/tls/</w:t>
+      </w:r>
+      <w:r>
+        <w:t xml:space="preserve"> and restart; the browser warns once about the self-signed certificate.</w:t>
+      </w:r>
+    </w:p>
+    <w:p>
+      <w:pPr>
+        <w:spacing w:after="120"/>
+      </w:pPr>
+      <w:r>
+        <w:t xml:space="preserve">The service runs as a user with no shell, with </w:t>
+      </w:r>
+      <w:r>
+        <w:rPr>
+          <w:rFonts w:ascii="Consolas" w:cs="Consolas" w:eastAsia="Consolas" w:hAnsi="Consolas"/>
+          <w:sz w:val="19"/>
+          <w:szCs w:val="19"/>
+          <w:shd w:fill="EEF1F5" w:val="clear"/>
+        </w:rPr>
+        <w:t xml:space="preserve">NoNewPrivileges</w:t>
+      </w:r>
+      <w:r>
+        <w:t xml:space="preserve">, </w:t>
+      </w:r>
+      <w:r>
+        <w:rPr>
+          <w:rFonts w:ascii="Consolas" w:cs="Consolas" w:eastAsia="Consolas" w:hAnsi="Consolas"/>
+          <w:sz w:val="19"/>
+          <w:szCs w:val="19"/>
+          <w:shd w:fill="EEF1F5" w:val="clear"/>
+        </w:rPr>
+        <w:t xml:space="preserve">ProtectSystem=full</w:t>
+      </w:r>
+      <w:r>
+        <w:t xml:space="preserve">, </w:t>
+      </w:r>
+      <w:r>
+        <w:rPr>
+          <w:rFonts w:ascii="Consolas" w:cs="Consolas" w:eastAsia="Consolas" w:hAnsi="Consolas"/>
+          <w:sz w:val="19"/>
+          <w:szCs w:val="19"/>
+          <w:shd w:fill="EEF1F5" w:val="clear"/>
+        </w:rPr>
+        <w:t xml:space="preserve">ProtectHome</w:t>
+      </w:r>
+      <w:r>
+        <w:t xml:space="preserve"> and a private </w:t>
+      </w:r>
+      <w:r>
+        <w:rPr>
+          <w:rFonts w:ascii="Consolas" w:cs="Consolas" w:eastAsia="Consolas" w:hAnsi="Consolas"/>
+          <w:sz w:val="19"/>
+          <w:szCs w:val="19"/>
+          <w:shd w:fill="EEF1F5" w:val="clear"/>
+        </w:rPr>
+        <w:t xml:space="preserve">/tmp</w:t>
+      </w:r>
+      <w:r>
+        <w:t xml:space="preserve">; it can write only its data folder and the share. The share credentials are root-only in </w:t>
+      </w:r>
+      <w:r>
+        <w:rPr>
+          <w:rFonts w:ascii="Consolas" w:cs="Consolas" w:eastAsia="Consolas" w:hAnsi="Consolas"/>
+          <w:sz w:val="19"/>
+          <w:szCs w:val="19"/>
+          <w:shd w:fill="EEF1F5" w:val="clear"/>
+        </w:rPr>
+        <w:t xml:space="preserve">/etc/medialedger-cifs.cred</w:t>
+      </w:r>
+      <w:r>
+        <w:t xml:space="preserve">; the web password hash, sessions and 2FA secret are owner-only in </w:t>
+      </w:r>
+      <w:r>
+        <w:rPr>
+          <w:rFonts w:ascii="Consolas" w:cs="Consolas" w:eastAsia="Consolas" w:hAnsi="Consolas"/>
+          <w:sz w:val="19"/>
+          <w:szCs w:val="19"/>
+          <w:shd w:fill="EEF1F5" w:val="clear"/>
+        </w:rPr>
+        <w:t xml:space="preserve">/var/lib/medialedger/web.json</w:t>
+      </w:r>
+      <w:r>
+        <w:t xml:space="preserve">.</w:t>
+      </w:r>
+    </w:p>
+    <w:p>
+      <w:pPr>
+        <w:pStyle w:val="Heading2"/>
+      </w:pPr>
+      <w:r>
+        <w:t xml:space="preserve">22.6 Moving the desktop database to the Pi</w:t>
+      </w:r>
+    </w:p>
+    <w:p>
+      <w:pPr>
+        <w:spacing w:after="120"/>
+      </w:pPr>
+      <w:r>
+        <w:t xml:space="preserve">This carries every fix, keep decision, series match, rating and the whole change log across, and skips the first full scan. On the PC, close MediaLedger and copy the database to the Pi:</w:t>
+      </w:r>
+    </w:p>
+    <w:p>
+      <w:pPr>
+        <w:spacing w:after="120"/>
+        <w:ind w:left="540"/>
+      </w:pPr>
+      <w:r>
+        <w:rPr>
+          <w:rFonts w:ascii="Consolas" w:cs="Consolas" w:eastAsia="Consolas" w:hAnsi="Consolas"/>
+          <w:sz w:val="18"/>
+          <w:szCs w:val="18"/>
+          <w:shd w:fill="EEF1F5" w:val="clear"/>
+        </w:rPr>
+        <w:t xml:space="preserve">scp "%APPDATA%\MediaLedger\medialedger.db" joe@medialedger.local:/tmp/medialedger.db</w:t>
+      </w:r>
+    </w:p>
+    <w:p>
+      <w:pPr>
+        <w:spacing w:after="120"/>
+      </w:pPr>
+      <w:r>
+        <w:t xml:space="preserve">On the Pi:</w:t>
+      </w:r>
+    </w:p>
+    <w:p>
+      <w:pPr>
+        <w:spacing w:after="120"/>
+        <w:ind w:left="540"/>
+      </w:pPr>
+      <w:r>
+        <w:rPr>
+          <w:rFonts w:ascii="Consolas" w:cs="Consolas" w:eastAsia="Consolas" w:hAnsi="Consolas"/>
+          <w:sz w:val="18"/>
+          <w:szCs w:val="18"/>
+          <w:shd w:fill="EEF1F5" w:val="clear"/>
+        </w:rPr>
+        <w:t xml:space="preserve">sudo systemctl stop medialedger &amp;&amp; sudo mv /tmp/medialedger.db /var/lib/medialedger/medialedger.db &amp;&amp; sudo chown medialedger:medialedger /var/lib/medialedger/medialedger.db &amp;&amp; sudo systemctl start medialedger</w:t>
+      </w:r>
+    </w:p>
+    <w:p>
+      <w:pPr>
+        <w:spacing w:after="120"/>
+      </w:pPr>
+      <w:r>
+        <w:t xml:space="preserve">Then set the roots in Settings with the same ids as on the desktop (movies, anime, tv and any you added) and the </w:t>
+      </w:r>
+      <w:r>
+        <w:rPr>
+          <w:rFonts w:ascii="Consolas" w:cs="Consolas" w:eastAsia="Consolas" w:hAnsi="Consolas"/>
+          <w:sz w:val="19"/>
+          <w:szCs w:val="19"/>
+          <w:shd w:fill="EEF1F5" w:val="clear"/>
+        </w:rPr>
+        <w:t xml:space="preserve">/mnt/media/...</w:t>
+      </w:r>
+      <w:r>
+        <w:t xml:space="preserve"> paths, and run a scan. Every file is recognised by its relative path and nothing is re-probed. Do not copy </w:t>
+      </w:r>
+      <w:r>
+        <w:rPr>
+          <w:rFonts w:ascii="Consolas" w:cs="Consolas" w:eastAsia="Consolas" w:hAnsi="Consolas"/>
+          <w:sz w:val="19"/>
+          <w:szCs w:val="19"/>
+          <w:shd w:fill="EEF1F5" w:val="clear"/>
+        </w:rPr>
+        <w:t xml:space="preserve">settings.json</w:t>
+      </w:r>
+      <w:r>
+        <w:t xml:space="preserve">: it holds Windows paths.</w:t>
+      </w:r>
+    </w:p>
+    <w:p>
+      <w:pPr>
+        <w:pStyle w:val="Heading2"/>
+      </w:pPr>
+      <w:r>
+        <w:t xml:space="preserve">22.7 File locations</w:t>
+      </w:r>
+    </w:p>
+    <w:tbl>
+      <w:tblPr>
+        <w:tblW w:type="dxa" w:w="9360"/>
+        <w:tblBorders>
+          <w:top w:val="single" w:color="auto" w:sz="4"/>
+          <w:left w:val="single" w:color="auto" w:sz="4"/>
+          <w:bottom w:val="single" w:color="auto" w:sz="4"/>
+          <w:right w:val="single" w:color="auto" w:sz="4"/>
+          <w:insideH w:val="single" w:color="auto" w:sz="4"/>
+          <w:insideV w:val="single" w:color="auto" w:sz="4"/>
+        </w:tblBorders>
+      </w:tblPr>
+      <w:tblGrid>
+        <w:gridCol w:w="4200"/>
+        <w:gridCol w:w="5160"/>
+      </w:tblGrid>
+      <w:tr>
+        <w:tc>
+          <w:tcPr>
+            <w:tcW w:type="dxa" w:w="0"/>
+            <w:shd w:fill="DDE6F2" w:val="clear"/>
+            <w:tcMar>
+              <w:top w:type="dxa" w:w="60"/>
+              <w:left w:type="dxa" w:w="100"/>
+              <w:bottom w:type="dxa" w:w="60"/>
+              <w:right w:type="dxa" w:w="100"/>
+            </w:tcMar>
+          </w:tcPr>
+          <w:p>
+            <w:r>
+              <w:rPr>
+                <w:b/>
+                <w:bCs/>
+                <w:sz w:val="19"/>
+                <w:szCs w:val="19"/>
+              </w:rPr>
+              <w:t xml:space="preserve">Path on the Pi</w:t>
+            </w:r>
+          </w:p>
+        </w:tc>
+        <w:tc>
+          <w:tcPr>
+            <w:tcW w:type="dxa" w:w="0"/>
+            <w:shd w:fill="DDE6F2" w:val="clear"/>
+            <w:tcMar>
+              <w:top w:type="dxa" w:w="60"/>
+              <w:left w:type="dxa" w:w="100"/>
+              <w:bottom w:type="dxa" w:w="60"/>
+              <w:right w:type="dxa" w:w="100"/>
+            </w:tcMar>
+          </w:tcPr>
+          <w:p>
+            <w:r>
+              <w:rPr>
+                <w:b/>
+                <w:bCs/>
+                <w:sz w:val="19"/>
+                <w:szCs w:val="19"/>
+              </w:rPr>
+              <w:t xml:space="preserve">Contents</w:t>
+            </w:r>
+          </w:p>
+        </w:tc>
+      </w:tr>
+      <w:tr>
+        <w:tc>
+          <w:tcPr>
+            <w:tcW w:type="dxa" w:w="0"/>
+            <w:tcMar>
+              <w:top w:type="dxa" w:w="60"/>
+              <w:left w:type="dxa" w:w="100"/>
+              <w:bottom w:type="dxa" w:w="60"/>
+              <w:right w:type="dxa" w:w="100"/>
+            </w:tcMar>
+          </w:tcPr>
+          <w:p>
+            <w:r>
+              <w:rPr>
+                <w:rFonts w:ascii="Consolas" w:cs="Consolas" w:eastAsia="Consolas" w:hAnsi="Consolas"/>
+                <w:b w:val="false"/>
+                <w:bCs w:val="false"/>
+                <w:sz w:val="19"/>
+                <w:szCs w:val="19"/>
+                <w:shd w:fill="EEF1F5" w:val="clear"/>
+              </w:rPr>
+              <w:t xml:space="preserve">/opt/medialedger</w:t>
+            </w:r>
+          </w:p>
+        </w:tc>
+        <w:tc>
+          <w:tcPr>
+            <w:tcW w:type="dxa" w:w="0"/>
+            <w:tcMar>
+              <w:top w:type="dxa" w:w="60"/>
+              <w:left w:type="dxa" w:w="100"/>
+              <w:bottom w:type="dxa" w:w="60"/>
+              <w:right w:type="dxa" w:w="100"/>
+            </w:tcMar>
+          </w:tcPr>
+          <w:p>
+            <w:r>
+              <w:rPr>
+                <w:b w:val="false"/>
+                <w:bCs w:val="false"/>
+                <w:sz w:val="19"/>
+                <w:szCs w:val="19"/>
+              </w:rPr>
+              <w:t xml:space="preserve">The application (replaced on update)</w:t>
+            </w:r>
+          </w:p>
+        </w:tc>
+      </w:tr>
+      <w:tr>
+        <w:tc>
+          <w:tcPr>
+            <w:tcW w:type="dxa" w:w="0"/>
+            <w:tcMar>
+              <w:top w:type="dxa" w:w="60"/>
+              <w:left w:type="dxa" w:w="100"/>
+              <w:bottom w:type="dxa" w:w="60"/>
+              <w:right w:type="dxa" w:w="100"/>
+            </w:tcMar>
+          </w:tcPr>
+          <w:p>
+            <w:r>
+              <w:rPr>
+                <w:rFonts w:ascii="Consolas" w:cs="Consolas" w:eastAsia="Consolas" w:hAnsi="Consolas"/>
+                <w:b w:val="false"/>
+                <w:bCs w:val="false"/>
+                <w:sz w:val="19"/>
+                <w:szCs w:val="19"/>
+                <w:shd w:fill="EEF1F5" w:val="clear"/>
+              </w:rPr>
+              <w:t xml:space="preserve">/var/lib/medialedger/medialedger.db</w:t>
+            </w:r>
+          </w:p>
+        </w:tc>
+        <w:tc>
+          <w:tcPr>
+            <w:tcW w:type="dxa" w:w="0"/>
+            <w:tcMar>
+              <w:top w:type="dxa" w:w="60"/>
+              <w:left w:type="dxa" w:w="100"/>
+              <w:bottom w:type="dxa" w:w="60"/>
+              <w:right w:type="dxa" w:w="100"/>
+            </w:tcMar>
+          </w:tcPr>
+          <w:p>
+            <w:r>
+              <w:rPr>
+                <w:b w:val="false"/>
+                <w:bCs w:val="false"/>
+                <w:sz w:val="19"/>
+                <w:szCs w:val="19"/>
+              </w:rPr>
+              <w:t xml:space="preserve">The database</w:t>
+            </w:r>
+          </w:p>
+        </w:tc>
+      </w:tr>
+      <w:tr>
+        <w:tc>
+          <w:tcPr>
+            <w:tcW w:type="dxa" w:w="0"/>
+            <w:tcMar>
+              <w:top w:type="dxa" w:w="60"/>
+              <w:left w:type="dxa" w:w="100"/>
+              <w:bottom w:type="dxa" w:w="60"/>
+              <w:right w:type="dxa" w:w="100"/>
+            </w:tcMar>
+          </w:tcPr>
+          <w:p>
+            <w:r>
+              <w:rPr>
+                <w:rFonts w:ascii="Consolas" w:cs="Consolas" w:eastAsia="Consolas" w:hAnsi="Consolas"/>
+                <w:b w:val="false"/>
+                <w:bCs w:val="false"/>
+                <w:sz w:val="19"/>
+                <w:szCs w:val="19"/>
+                <w:shd w:fill="EEF1F5" w:val="clear"/>
+              </w:rPr>
+              <w:t xml:space="preserve">/var/lib/medialedger/settings.json</w:t>
+            </w:r>
+          </w:p>
+        </w:tc>
+        <w:tc>
+          <w:tcPr>
+            <w:tcW w:type="dxa" w:w="0"/>
+            <w:tcMar>
+              <w:top w:type="dxa" w:w="60"/>
+              <w:left w:type="dxa" w:w="100"/>
+              <w:bottom w:type="dxa" w:w="60"/>
+              <w:right w:type="dxa" w:w="100"/>
+            </w:tcMar>
+          </w:tcPr>
+          <w:p>
+            <w:r>
+              <w:rPr>
+                <w:b w:val="false"/>
+                <w:bCs w:val="false"/>
+                <w:sz w:val="19"/>
+                <w:szCs w:val="19"/>
+              </w:rPr>
+              <w:t xml:space="preserve">Settings (roots, schedule, Plex, …)</w:t>
+            </w:r>
+          </w:p>
+        </w:tc>
+      </w:tr>
+      <w:tr>
+        <w:tc>
+          <w:tcPr>
+            <w:tcW w:type="dxa" w:w="0"/>
+            <w:tcMar>
+              <w:top w:type="dxa" w:w="60"/>
+              <w:left w:type="dxa" w:w="100"/>
+              <w:bottom w:type="dxa" w:w="60"/>
+              <w:right w:type="dxa" w:w="100"/>
+            </w:tcMar>
+          </w:tcPr>
+          <w:p>
+            <w:r>
+              <w:rPr>
+                <w:rFonts w:ascii="Consolas" w:cs="Consolas" w:eastAsia="Consolas" w:hAnsi="Consolas"/>
+                <w:b w:val="false"/>
+                <w:bCs w:val="false"/>
+                <w:sz w:val="19"/>
+                <w:szCs w:val="19"/>
+                <w:shd w:fill="EEF1F5" w:val="clear"/>
+              </w:rPr>
+              <w:t xml:space="preserve">/var/lib/medialedger/web.json</w:t>
+            </w:r>
+          </w:p>
+        </w:tc>
+        <w:tc>
+          <w:tcPr>
+            <w:tcW w:type="dxa" w:w="0"/>
+            <w:tcMar>
+              <w:top w:type="dxa" w:w="60"/>
+              <w:left w:type="dxa" w:w="100"/>
+              <w:bottom w:type="dxa" w:w="60"/>
+              <w:right w:type="dxa" w:w="100"/>
+            </w:tcMar>
+          </w:tcPr>
+          <w:p>
+            <w:r>
+              <w:rPr>
+                <w:b w:val="false"/>
+                <w:bCs w:val="false"/>
+                <w:sz w:val="19"/>
+                <w:szCs w:val="19"/>
+              </w:rPr>
+              <w:t xml:space="preserve">Password hash, sessions, 2FA, options (owner-only)</w:t>
+            </w:r>
+          </w:p>
+        </w:tc>
+      </w:tr>
+      <w:tr>
+        <w:tc>
+          <w:tcPr>
+            <w:tcW w:type="dxa" w:w="0"/>
+            <w:tcMar>
+              <w:top w:type="dxa" w:w="60"/>
+              <w:left w:type="dxa" w:w="100"/>
+              <w:bottom w:type="dxa" w:w="60"/>
+              <w:right w:type="dxa" w:w="100"/>
+            </w:tcMar>
+          </w:tcPr>
+          <w:p>
+            <w:r>
+              <w:rPr>
+                <w:rFonts w:ascii="Consolas" w:cs="Consolas" w:eastAsia="Consolas" w:hAnsi="Consolas"/>
+                <w:b w:val="false"/>
+                <w:bCs w:val="false"/>
+                <w:sz w:val="19"/>
+                <w:szCs w:val="19"/>
+                <w:shd w:fill="EEF1F5" w:val="clear"/>
+              </w:rPr>
+              <w:t xml:space="preserve">/var/lib/medialedger/security.log</w:t>
+            </w:r>
+          </w:p>
+        </w:tc>
+        <w:tc>
+          <w:tcPr>
+            <w:tcW w:type="dxa" w:w="0"/>
+            <w:tcMar>
+              <w:top w:type="dxa" w:w="60"/>
+              <w:left w:type="dxa" w:w="100"/>
+              <w:bottom w:type="dxa" w:w="60"/>
+              <w:right w:type="dxa" w:w="100"/>
+            </w:tcMar>
+          </w:tcPr>
+          <w:p>
+            <w:r>
+              <w:rPr>
+                <w:b w:val="false"/>
+                <w:bCs w:val="false"/>
+                <w:sz w:val="19"/>
+                <w:szCs w:val="19"/>
+              </w:rPr>
+              <w:t xml:space="preserve">Audit log</w:t>
+            </w:r>
+          </w:p>
+        </w:tc>
+      </w:tr>
+      <w:tr>
+        <w:tc>
+          <w:tcPr>
+            <w:tcW w:type="dxa" w:w="0"/>
+            <w:tcMar>
+              <w:top w:type="dxa" w:w="60"/>
+              <w:left w:type="dxa" w:w="100"/>
+              <w:bottom w:type="dxa" w:w="60"/>
+              <w:right w:type="dxa" w:w="100"/>
+            </w:tcMar>
+          </w:tcPr>
+          <w:p>
+            <w:r>
+              <w:rPr>
+                <w:rFonts w:ascii="Consolas" w:cs="Consolas" w:eastAsia="Consolas" w:hAnsi="Consolas"/>
+                <w:b w:val="false"/>
+                <w:bCs w:val="false"/>
+                <w:sz w:val="19"/>
+                <w:szCs w:val="19"/>
+                <w:shd w:fill="EEF1F5" w:val="clear"/>
+              </w:rPr>
+              <w:t xml:space="preserve">/var/lib/medialedger/medialedger.log</w:t>
+            </w:r>
+          </w:p>
+        </w:tc>
+        <w:tc>
+          <w:tcPr>
+            <w:tcW w:type="dxa" w:w="0"/>
+            <w:tcMar>
+              <w:top w:type="dxa" w:w="60"/>
+              <w:left w:type="dxa" w:w="100"/>
+              <w:bottom w:type="dxa" w:w="60"/>
+              <w:right w:type="dxa" w:w="100"/>
+            </w:tcMar>
+          </w:tcPr>
+          <w:p>
+            <w:r>
+              <w:rPr>
+                <w:b w:val="false"/>
+                <w:bCs w:val="false"/>
+                <w:sz w:val="19"/>
+                <w:szCs w:val="19"/>
+              </w:rPr>
+              <w:t xml:space="preserve">Application log</w:t>
+            </w:r>
+          </w:p>
+        </w:tc>
+      </w:tr>
+      <w:tr>
+        <w:tc>
+          <w:tcPr>
+            <w:tcW w:type="dxa" w:w="0"/>
+            <w:tcMar>
+              <w:top w:type="dxa" w:w="60"/>
+              <w:left w:type="dxa" w:w="100"/>
+              <w:bottom w:type="dxa" w:w="60"/>
+              <w:right w:type="dxa" w:w="100"/>
+            </w:tcMar>
+          </w:tcPr>
+          <w:p>
+            <w:r>
+              <w:rPr>
+                <w:rFonts w:ascii="Consolas" w:cs="Consolas" w:eastAsia="Consolas" w:hAnsi="Consolas"/>
+                <w:b w:val="false"/>
+                <w:bCs w:val="false"/>
+                <w:sz w:val="19"/>
+                <w:szCs w:val="19"/>
+                <w:shd w:fill="EEF1F5" w:val="clear"/>
+              </w:rPr>
+              <w:t xml:space="preserve">/var/lib/medialedger/exports/</w:t>
+            </w:r>
+          </w:p>
+        </w:tc>
+        <w:tc>
+          <w:tcPr>
+            <w:tcW w:type="dxa" w:w="0"/>
+            <w:tcMar>
+              <w:top w:type="dxa" w:w="60"/>
+              <w:left w:type="dxa" w:w="100"/>
+              <w:bottom w:type="dxa" w:w="60"/>
+              <w:right w:type="dxa" w:w="100"/>
+            </w:tcMar>
+          </w:tcPr>
+          <w:p>
+            <w:r>
+              <w:rPr>
+                <w:b w:val="false"/>
+                <w:bCs w:val="false"/>
+                <w:sz w:val="19"/>
+                <w:szCs w:val="19"/>
+              </w:rPr>
+              <w:t xml:space="preserve">CSV exports</w:t>
+            </w:r>
+          </w:p>
+        </w:tc>
+      </w:tr>
+      <w:tr>
+        <w:tc>
+          <w:tcPr>
+            <w:tcW w:type="dxa" w:w="0"/>
+            <w:tcMar>
+              <w:top w:type="dxa" w:w="60"/>
+              <w:left w:type="dxa" w:w="100"/>
+              <w:bottom w:type="dxa" w:w="60"/>
+              <w:right w:type="dxa" w:w="100"/>
+            </w:tcMar>
+          </w:tcPr>
+          <w:p>
+            <w:r>
+              <w:rPr>
+                <w:rFonts w:ascii="Consolas" w:cs="Consolas" w:eastAsia="Consolas" w:hAnsi="Consolas"/>
+                <w:b w:val="false"/>
+                <w:bCs w:val="false"/>
+                <w:sz w:val="19"/>
+                <w:szCs w:val="19"/>
+                <w:shd w:fill="EEF1F5" w:val="clear"/>
+              </w:rPr>
+              <w:t xml:space="preserve">/var/lib/medialedger/backups/</w:t>
+            </w:r>
+          </w:p>
+        </w:tc>
+        <w:tc>
+          <w:tcPr>
+            <w:tcW w:type="dxa" w:w="0"/>
+            <w:tcMar>
+              <w:top w:type="dxa" w:w="60"/>
+              <w:left w:type="dxa" w:w="100"/>
+              <w:bottom w:type="dxa" w:w="60"/>
+              <w:right w:type="dxa" w:w="100"/>
+            </w:tcMar>
+          </w:tcPr>
+          <w:p>
+            <w:r>
+              <w:rPr>
+                <w:b w:val="false"/>
+                <w:bCs w:val="false"/>
+                <w:sz w:val="19"/>
+                <w:szCs w:val="19"/>
+              </w:rPr>
+              <w:t xml:space="preserve">Pre-migration database backups</w:t>
+            </w:r>
+          </w:p>
+        </w:tc>
+      </w:tr>
+      <w:tr>
+        <w:tc>
+          <w:tcPr>
+            <w:tcW w:type="dxa" w:w="0"/>
+            <w:tcMar>
+              <w:top w:type="dxa" w:w="60"/>
+              <w:left w:type="dxa" w:w="100"/>
+              <w:bottom w:type="dxa" w:w="60"/>
+              <w:right w:type="dxa" w:w="100"/>
+            </w:tcMar>
+          </w:tcPr>
+          <w:p>
+            <w:r>
+              <w:rPr>
+                <w:rFonts w:ascii="Consolas" w:cs="Consolas" w:eastAsia="Consolas" w:hAnsi="Consolas"/>
+                <w:b w:val="false"/>
+                <w:bCs w:val="false"/>
+                <w:sz w:val="19"/>
+                <w:szCs w:val="19"/>
+                <w:shd w:fill="EEF1F5" w:val="clear"/>
+              </w:rPr>
+              <w:t xml:space="preserve">/var/lib/medialedger/tls/</w:t>
+            </w:r>
+          </w:p>
+        </w:tc>
+        <w:tc>
+          <w:tcPr>
+            <w:tcW w:type="dxa" w:w="0"/>
+            <w:tcMar>
+              <w:top w:type="dxa" w:w="60"/>
+              <w:left w:type="dxa" w:w="100"/>
+              <w:bottom w:type="dxa" w:w="60"/>
+              <w:right w:type="dxa" w:w="100"/>
+            </w:tcMar>
+          </w:tcPr>
+          <w:p>
+            <w:r>
+              <w:rPr>
+                <w:b w:val="false"/>
+                <w:bCs w:val="false"/>
+                <w:sz w:val="19"/>
+                <w:szCs w:val="19"/>
+              </w:rPr>
+              <w:t xml:space="preserve">Optional cert.pem and key.pem</w:t>
+            </w:r>
+          </w:p>
+        </w:tc>
+      </w:tr>
+      <w:tr>
+        <w:tc>
+          <w:tcPr>
+            <w:tcW w:type="dxa" w:w="0"/>
+            <w:tcMar>
+              <w:top w:type="dxa" w:w="60"/>
+              <w:left w:type="dxa" w:w="100"/>
+              <w:bottom w:type="dxa" w:w="60"/>
+              <w:right w:type="dxa" w:w="100"/>
+            </w:tcMar>
+          </w:tcPr>
+          <w:p>
+            <w:r>
+              <w:rPr>
+                <w:rFonts w:ascii="Consolas" w:cs="Consolas" w:eastAsia="Consolas" w:hAnsi="Consolas"/>
+                <w:b w:val="false"/>
+                <w:bCs w:val="false"/>
+                <w:sz w:val="19"/>
+                <w:szCs w:val="19"/>
+                <w:shd w:fill="EEF1F5" w:val="clear"/>
+              </w:rPr>
+              <w:t xml:space="preserve">/etc/medialedger-cifs.cred</w:t>
+            </w:r>
+          </w:p>
+        </w:tc>
+        <w:tc>
+          <w:tcPr>
+            <w:tcW w:type="dxa" w:w="0"/>
+            <w:tcMar>
+              <w:top w:type="dxa" w:w="60"/>
+              <w:left w:type="dxa" w:w="100"/>
+              <w:bottom w:type="dxa" w:w="60"/>
+              <w:right w:type="dxa" w:w="100"/>
+            </w:tcMar>
+          </w:tcPr>
+          <w:p>
+            <w:r>
+              <w:rPr>
+                <w:b w:val="false"/>
+                <w:bCs w:val="false"/>
+                <w:sz w:val="19"/>
+                <w:szCs w:val="19"/>
+              </w:rPr>
+              <w:t xml:space="preserve">NAS share credentials (root-only)</w:t>
+            </w:r>
+          </w:p>
+        </w:tc>
+      </w:tr>
+      <w:tr>
+        <w:tc>
+          <w:tcPr>
+            <w:tcW w:type="dxa" w:w="0"/>
+            <w:tcMar>
+              <w:top w:type="dxa" w:w="60"/>
+              <w:left w:type="dxa" w:w="100"/>
+              <w:bottom w:type="dxa" w:w="60"/>
+              <w:right w:type="dxa" w:w="100"/>
+            </w:tcMar>
+          </w:tcPr>
+          <w:p>
+            <w:r>
+              <w:rPr>
+                <w:rFonts w:ascii="Consolas" w:cs="Consolas" w:eastAsia="Consolas" w:hAnsi="Consolas"/>
+                <w:b w:val="false"/>
+                <w:bCs w:val="false"/>
+                <w:sz w:val="19"/>
+                <w:szCs w:val="19"/>
+                <w:shd w:fill="EEF1F5" w:val="clear"/>
+              </w:rPr>
+              <w:t xml:space="preserve">/etc/systemd/system/medialedger.service</w:t>
+            </w:r>
+          </w:p>
+        </w:tc>
+        <w:tc>
+          <w:tcPr>
+            <w:tcW w:type="dxa" w:w="0"/>
+            <w:tcMar>
+              <w:top w:type="dxa" w:w="60"/>
+              <w:left w:type="dxa" w:w="100"/>
+              <w:bottom w:type="dxa" w:w="60"/>
+              <w:right w:type="dxa" w:w="100"/>
+            </w:tcMar>
+          </w:tcPr>
+          <w:p>
+            <w:r>
+              <w:rPr>
+                <w:b w:val="false"/>
+                <w:bCs w:val="false"/>
+                <w:sz w:val="19"/>
+                <w:szCs w:val="19"/>
+              </w:rPr>
+              <w:t xml:space="preserve">The service definition</w:t>
+            </w:r>
+          </w:p>
+        </w:tc>
+      </w:tr>
+      <w:tr>
+        <w:tc>
+          <w:tcPr>
+            <w:tcW w:type="dxa" w:w="0"/>
+            <w:tcMar>
+              <w:top w:type="dxa" w:w="60"/>
+              <w:left w:type="dxa" w:w="100"/>
+              <w:bottom w:type="dxa" w:w="60"/>
+              <w:right w:type="dxa" w:w="100"/>
+            </w:tcMar>
+          </w:tcPr>
+          <w:p>
+            <w:r>
+              <w:rPr>
+                <w:rFonts w:ascii="Consolas" w:cs="Consolas" w:eastAsia="Consolas" w:hAnsi="Consolas"/>
+                <w:b w:val="false"/>
+                <w:bCs w:val="false"/>
+                <w:sz w:val="19"/>
+                <w:szCs w:val="19"/>
+                <w:shd w:fill="EEF1F5" w:val="clear"/>
+              </w:rPr>
+              <w:t xml:space="preserve">/mnt/media</w:t>
+            </w:r>
+          </w:p>
+        </w:tc>
+        <w:tc>
+          <w:tcPr>
+            <w:tcW w:type="dxa" w:w="0"/>
+            <w:tcMar>
+              <w:top w:type="dxa" w:w="60"/>
+              <w:left w:type="dxa" w:w="100"/>
+              <w:bottom w:type="dxa" w:w="60"/>
+              <w:right w:type="dxa" w:w="100"/>
+            </w:tcMar>
+          </w:tcPr>
+          <w:p>
+            <w:r>
+              <w:rPr>
+                <w:b w:val="false"/>
+                <w:bCs w:val="false"/>
+                <w:sz w:val="19"/>
+                <w:szCs w:val="19"/>
+              </w:rPr>
+              <w:t xml:space="preserve">The share</w:t>
+            </w:r>
+          </w:p>
+        </w:tc>
+      </w:tr>
+    </w:tbl>
+    <w:p>
+      <w:pPr>
+        <w:pStyle w:val="Heading2"/>
+      </w:pPr>
+      <w:r>
+        <w:t xml:space="preserve">22.8 Pi troubleshooting</w:t>
+      </w:r>
+    </w:p>
+    <w:tbl>
+      <w:tblPr>
+        <w:tblW w:type="dxa" w:w="9360"/>
+        <w:tblBorders>
+          <w:top w:val="single" w:color="auto" w:sz="4"/>
+          <w:left w:val="single" w:color="auto" w:sz="4"/>
+          <w:bottom w:val="single" w:color="auto" w:sz="4"/>
+          <w:right w:val="single" w:color="auto" w:sz="4"/>
+          <w:insideH w:val="single" w:color="auto" w:sz="4"/>
+          <w:insideV w:val="single" w:color="auto" w:sz="4"/>
+        </w:tblBorders>
+      </w:tblPr>
+      <w:tblGrid>
+        <w:gridCol w:w="3000"/>
+        <w:gridCol w:w="6360"/>
+      </w:tblGrid>
+      <w:tr>
+        <w:tc>
+          <w:tcPr>
+            <w:tcW w:type="dxa" w:w="0"/>
+            <w:shd w:fill="DDE6F2" w:val="clear"/>
+            <w:tcMar>
+              <w:top w:type="dxa" w:w="60"/>
+              <w:left w:type="dxa" w:w="100"/>
+              <w:bottom w:type="dxa" w:w="60"/>
+              <w:right w:type="dxa" w:w="100"/>
+            </w:tcMar>
+          </w:tcPr>
+          <w:p>
+            <w:r>
+              <w:rPr>
+                <w:b/>
+                <w:bCs/>
+                <w:sz w:val="19"/>
+                <w:szCs w:val="19"/>
+              </w:rPr>
+              <w:t xml:space="preserve">Symptom</w:t>
+            </w:r>
+          </w:p>
+        </w:tc>
+        <w:tc>
+          <w:tcPr>
+            <w:tcW w:type="dxa" w:w="0"/>
+            <w:shd w:fill="DDE6F2" w:val="clear"/>
+            <w:tcMar>
+              <w:top w:type="dxa" w:w="60"/>
+              <w:left w:type="dxa" w:w="100"/>
+              <w:bottom w:type="dxa" w:w="60"/>
+              <w:right w:type="dxa" w:w="100"/>
+            </w:tcMar>
+          </w:tcPr>
+          <w:p>
+            <w:r>
+              <w:rPr>
+                <w:b/>
+                <w:bCs/>
+                <w:sz w:val="19"/>
+                <w:szCs w:val="19"/>
+              </w:rPr>
+              <w:t xml:space="preserve">Check</w:t>
+            </w:r>
+          </w:p>
+        </w:tc>
+      </w:tr>
+      <w:tr>
+        <w:tc>
+          <w:tcPr>
+            <w:tcW w:type="dxa" w:w="0"/>
+            <w:tcMar>
+              <w:top w:type="dxa" w:w="60"/>
+              <w:left w:type="dxa" w:w="100"/>
+              <w:bottom w:type="dxa" w:w="60"/>
+              <w:right w:type="dxa" w:w="100"/>
+            </w:tcMar>
+          </w:tcPr>
+          <w:p>
+            <w:r>
+              <w:rPr>
+                <w:b w:val="false"/>
+                <w:bCs w:val="false"/>
+                <w:sz w:val="19"/>
+                <w:szCs w:val="19"/>
+              </w:rPr>
+              <w:t xml:space="preserve">Page does not load</w:t>
+            </w:r>
+          </w:p>
+        </w:tc>
+        <w:tc>
+          <w:tcPr>
+            <w:tcW w:type="dxa" w:w="0"/>
+            <w:tcMar>
+              <w:top w:type="dxa" w:w="60"/>
+              <w:left w:type="dxa" w:w="100"/>
+              <w:bottom w:type="dxa" w:w="60"/>
+              <w:right w:type="dxa" w:w="100"/>
+            </w:tcMar>
+          </w:tcPr>
+          <w:p>
+            <w:r>
+              <w:rPr>
+                <w:rFonts w:ascii="Consolas" w:cs="Consolas" w:eastAsia="Consolas" w:hAnsi="Consolas"/>
+                <w:b w:val="false"/>
+                <w:bCs w:val="false"/>
+                <w:sz w:val="19"/>
+                <w:szCs w:val="19"/>
+                <w:shd w:fill="EEF1F5" w:val="clear"/>
+              </w:rPr>
+              <w:t xml:space="preserve">systemctl status medialedger</w:t>
+            </w:r>
+            <w:r>
+              <w:rPr>
+                <w:b w:val="false"/>
+                <w:bCs w:val="false"/>
+                <w:sz w:val="19"/>
+                <w:szCs w:val="19"/>
+              </w:rPr>
+              <w:t xml:space="preserve">; </w:t>
+            </w:r>
+            <w:r>
+              <w:rPr>
+                <w:rFonts w:ascii="Consolas" w:cs="Consolas" w:eastAsia="Consolas" w:hAnsi="Consolas"/>
+                <w:b w:val="false"/>
+                <w:bCs w:val="false"/>
+                <w:sz w:val="19"/>
+                <w:szCs w:val="19"/>
+                <w:shd w:fill="EEF1F5" w:val="clear"/>
+              </w:rPr>
+              <w:t xml:space="preserve">journalctl -u medialedger -n 50</w:t>
+            </w:r>
+            <w:r>
+              <w:rPr>
+                <w:b w:val="false"/>
+                <w:bCs w:val="false"/>
+                <w:sz w:val="19"/>
+                <w:szCs w:val="19"/>
+              </w:rPr>
+              <w:t xml:space="preserve">. Same LAN? LAN-only refuses other ranges.</w:t>
+            </w:r>
+          </w:p>
+        </w:tc>
+      </w:tr>
+      <w:tr>
+        <w:tc>
+          <w:tcPr>
+            <w:tcW w:type="dxa" w:w="0"/>
+            <w:tcMar>
+              <w:top w:type="dxa" w:w="60"/>
+              <w:left w:type="dxa" w:w="100"/>
+              <w:bottom w:type="dxa" w:w="60"/>
+              <w:right w:type="dxa" w:w="100"/>
+            </w:tcMar>
+          </w:tcPr>
+          <w:p>
+            <w:r>
+              <w:rPr>
+                <w:b w:val="false"/>
+                <w:bCs w:val="false"/>
+                <w:sz w:val="19"/>
+                <w:szCs w:val="19"/>
+              </w:rPr>
+              <w:t xml:space="preserve">Sign-in loops</w:t>
+            </w:r>
+          </w:p>
+        </w:tc>
+        <w:tc>
+          <w:tcPr>
+            <w:tcW w:type="dxa" w:w="0"/>
+            <w:tcMar>
+              <w:top w:type="dxa" w:w="60"/>
+              <w:left w:type="dxa" w:w="100"/>
+              <w:bottom w:type="dxa" w:w="60"/>
+              <w:right w:type="dxa" w:w="100"/>
+            </w:tcMar>
+          </w:tcPr>
+          <w:p>
+            <w:r>
+              <w:rPr>
+                <w:b w:val="false"/>
+                <w:bCs w:val="false"/>
+                <w:sz w:val="19"/>
+                <w:szCs w:val="19"/>
+              </w:rPr>
+              <w:t xml:space="preserve">Cookies blocked for the site, or the Pi clock is far off (</w:t>
+            </w:r>
+            <w:r>
+              <w:rPr>
+                <w:rFonts w:ascii="Consolas" w:cs="Consolas" w:eastAsia="Consolas" w:hAnsi="Consolas"/>
+                <w:b w:val="false"/>
+                <w:bCs w:val="false"/>
+                <w:sz w:val="19"/>
+                <w:szCs w:val="19"/>
+                <w:shd w:fill="EEF1F5" w:val="clear"/>
+              </w:rPr>
+              <w:t xml:space="preserve">timedatectl</w:t>
+            </w:r>
+            <w:r>
+              <w:rPr>
+                <w:b w:val="false"/>
+                <w:bCs w:val="false"/>
+                <w:sz w:val="19"/>
+                <w:szCs w:val="19"/>
+              </w:rPr>
+              <w:t xml:space="preserve">).</w:t>
+            </w:r>
+          </w:p>
+        </w:tc>
+      </w:tr>
+      <w:tr>
+        <w:tc>
+          <w:tcPr>
+            <w:tcW w:type="dxa" w:w="0"/>
+            <w:tcMar>
+              <w:top w:type="dxa" w:w="60"/>
+              <w:left w:type="dxa" w:w="100"/>
+              <w:bottom w:type="dxa" w:w="60"/>
+              <w:right w:type="dxa" w:w="100"/>
+            </w:tcMar>
+          </w:tcPr>
+          <w:p>
+            <w:r>
+              <w:rPr>
+                <w:b w:val="false"/>
+                <w:bCs w:val="false"/>
+                <w:sz w:val="19"/>
+                <w:szCs w:val="19"/>
+              </w:rPr>
+              <w:t xml:space="preserve">"Too many failed attempts"</w:t>
+            </w:r>
+          </w:p>
+        </w:tc>
+        <w:tc>
+          <w:tcPr>
+            <w:tcW w:type="dxa" w:w="0"/>
+            <w:tcMar>
+              <w:top w:type="dxa" w:w="60"/>
+              <w:left w:type="dxa" w:w="100"/>
+              <w:bottom w:type="dxa" w:w="60"/>
+              <w:right w:type="dxa" w:w="100"/>
+            </w:tcMar>
+          </w:tcPr>
+          <w:p>
+            <w:r>
+              <w:rPr>
+                <w:b w:val="false"/>
+                <w:bCs w:val="false"/>
+                <w:sz w:val="19"/>
+                <w:szCs w:val="19"/>
+              </w:rPr>
+              <w:t xml:space="preserve">15-minute lockout for that address; wait or restart the service.</w:t>
+            </w:r>
+          </w:p>
+        </w:tc>
+      </w:tr>
+      <w:tr>
+        <w:tc>
+          <w:tcPr>
+            <w:tcW w:type="dxa" w:w="0"/>
+            <w:tcMar>
+              <w:top w:type="dxa" w:w="60"/>
+              <w:left w:type="dxa" w:w="100"/>
+              <w:bottom w:type="dxa" w:w="60"/>
+              <w:right w:type="dxa" w:w="100"/>
+            </w:tcMar>
+          </w:tcPr>
+          <w:p>
+            <w:r>
+              <w:rPr>
+                <w:b w:val="false"/>
+                <w:bCs w:val="false"/>
+                <w:sz w:val="19"/>
+                <w:szCs w:val="19"/>
+              </w:rPr>
+              <w:t xml:space="preserve">Roots "not reachable"</w:t>
+            </w:r>
+          </w:p>
+        </w:tc>
+        <w:tc>
+          <w:tcPr>
+            <w:tcW w:type="dxa" w:w="0"/>
+            <w:tcMar>
+              <w:top w:type="dxa" w:w="60"/>
+              <w:left w:type="dxa" w:w="100"/>
+              <w:bottom w:type="dxa" w:w="60"/>
+              <w:right w:type="dxa" w:w="100"/>
+            </w:tcMar>
+          </w:tcPr>
+          <w:p>
+            <w:r>
+              <w:rPr>
+                <w:rFonts w:ascii="Consolas" w:cs="Consolas" w:eastAsia="Consolas" w:hAnsi="Consolas"/>
+                <w:b w:val="false"/>
+                <w:bCs w:val="false"/>
+                <w:sz w:val="19"/>
+                <w:szCs w:val="19"/>
+                <w:shd w:fill="EEF1F5" w:val="clear"/>
+              </w:rPr>
+              <w:t xml:space="preserve">ls /mnt/media</w:t>
+            </w:r>
+            <w:r>
+              <w:rPr>
+                <w:b w:val="false"/>
+                <w:bCs w:val="false"/>
+                <w:sz w:val="19"/>
+                <w:szCs w:val="19"/>
+              </w:rPr>
+              <w:t xml:space="preserve">. Empty → </w:t>
+            </w:r>
+            <w:r>
+              <w:rPr>
+                <w:rFonts w:ascii="Consolas" w:cs="Consolas" w:eastAsia="Consolas" w:hAnsi="Consolas"/>
+                <w:b w:val="false"/>
+                <w:bCs w:val="false"/>
+                <w:sz w:val="19"/>
+                <w:szCs w:val="19"/>
+                <w:shd w:fill="EEF1F5" w:val="clear"/>
+              </w:rPr>
+              <w:t xml:space="preserve">sudo mount /mnt/media</w:t>
+            </w:r>
+            <w:r>
+              <w:rPr>
+                <w:b w:val="false"/>
+                <w:bCs w:val="false"/>
+                <w:sz w:val="19"/>
+                <w:szCs w:val="19"/>
+              </w:rPr>
+              <w:t xml:space="preserve">; wrong credentials → delete the cred file and rerun the installer.</w:t>
+            </w:r>
+          </w:p>
+        </w:tc>
+      </w:tr>
+      <w:tr>
+        <w:tc>
+          <w:tcPr>
+            <w:tcW w:type="dxa" w:w="0"/>
+            <w:tcMar>
+              <w:top w:type="dxa" w:w="60"/>
+              <w:left w:type="dxa" w:w="100"/>
+              <w:bottom w:type="dxa" w:w="60"/>
+              <w:right w:type="dxa" w:w="100"/>
+            </w:tcMar>
+          </w:tcPr>
+          <w:p>
+            <w:r>
+              <w:rPr>
+                <w:b w:val="false"/>
+                <w:bCs w:val="false"/>
+                <w:sz w:val="19"/>
+                <w:szCs w:val="19"/>
+              </w:rPr>
+              <w:t xml:space="preserve">Scan is slow</w:t>
+            </w:r>
+          </w:p>
+        </w:tc>
+        <w:tc>
+          <w:tcPr>
+            <w:tcW w:type="dxa" w:w="0"/>
+            <w:tcMar>
+              <w:top w:type="dxa" w:w="60"/>
+              <w:left w:type="dxa" w:w="100"/>
+              <w:bottom w:type="dxa" w:w="60"/>
+              <w:right w:type="dxa" w:w="100"/>
+            </w:tcMar>
+          </w:tcPr>
+          <w:p>
+            <w:r>
+              <w:rPr>
+                <w:b w:val="false"/>
+                <w:bCs w:val="false"/>
+                <w:sz w:val="19"/>
+                <w:szCs w:val="19"/>
+              </w:rPr>
+              <w:t xml:space="preserve">Ethernet, not Wi-Fi. Watch System → Network during a scan.</w:t>
+            </w:r>
+          </w:p>
+        </w:tc>
+      </w:tr>
+      <w:tr>
+        <w:tc>
+          <w:tcPr>
+            <w:tcW w:type="dxa" w:w="0"/>
+            <w:tcMar>
+              <w:top w:type="dxa" w:w="60"/>
+              <w:left w:type="dxa" w:w="100"/>
+              <w:bottom w:type="dxa" w:w="60"/>
+              <w:right w:type="dxa" w:w="100"/>
+            </w:tcMar>
+          </w:tcPr>
+          <w:p>
+            <w:r>
+              <w:rPr>
+                <w:b w:val="false"/>
+                <w:bCs w:val="false"/>
+                <w:sz w:val="19"/>
+                <w:szCs w:val="19"/>
+              </w:rPr>
+              <w:t xml:space="preserve">Renames fail: root not writable</w:t>
+            </w:r>
+          </w:p>
+        </w:tc>
+        <w:tc>
+          <w:tcPr>
+            <w:tcW w:type="dxa" w:w="0"/>
+            <w:tcMar>
+              <w:top w:type="dxa" w:w="60"/>
+              <w:left w:type="dxa" w:w="100"/>
+              <w:bottom w:type="dxa" w:w="60"/>
+              <w:right w:type="dxa" w:w="100"/>
+            </w:tcMar>
+          </w:tcPr>
+          <w:p>
+            <w:r>
+              <w:rPr>
+                <w:b w:val="false"/>
+                <w:bCs w:val="false"/>
+                <w:sz w:val="19"/>
+                <w:szCs w:val="19"/>
+              </w:rPr>
+              <w:t xml:space="preserve">The mount is owned by </w:t>
+            </w:r>
+            <w:r>
+              <w:rPr>
+                <w:rFonts w:ascii="Consolas" w:cs="Consolas" w:eastAsia="Consolas" w:hAnsi="Consolas"/>
+                <w:b w:val="false"/>
+                <w:bCs w:val="false"/>
+                <w:sz w:val="19"/>
+                <w:szCs w:val="19"/>
+                <w:shd w:fill="EEF1F5" w:val="clear"/>
+              </w:rPr>
+              <w:t xml:space="preserve">medialedger</w:t>
+            </w:r>
+            <w:r>
+              <w:rPr>
+                <w:b w:val="false"/>
+                <w:bCs w:val="false"/>
+                <w:sz w:val="19"/>
+                <w:szCs w:val="19"/>
+              </w:rPr>
+              <w:t xml:space="preserve"> with write modes; check the NAS user has write permission on the share.</w:t>
+            </w:r>
+          </w:p>
+        </w:tc>
+      </w:tr>
+      <w:tr>
+        <w:tc>
+          <w:tcPr>
+            <w:tcW w:type="dxa" w:w="0"/>
+            <w:tcMar>
+              <w:top w:type="dxa" w:w="60"/>
+              <w:left w:type="dxa" w:w="100"/>
+              <w:bottom w:type="dxa" w:w="60"/>
+              <w:right w:type="dxa" w:w="100"/>
+            </w:tcMar>
+          </w:tcPr>
+          <w:p>
+            <w:r>
+              <w:rPr>
+                <w:b w:val="false"/>
+                <w:bCs w:val="false"/>
+                <w:sz w:val="19"/>
+                <w:szCs w:val="19"/>
+              </w:rPr>
+              <w:t xml:space="preserve">Forgot the web password</w:t>
+            </w:r>
+          </w:p>
+        </w:tc>
+        <w:tc>
+          <w:tcPr>
+            <w:tcW w:type="dxa" w:w="0"/>
+            <w:tcMar>
+              <w:top w:type="dxa" w:w="60"/>
+              <w:left w:type="dxa" w:w="100"/>
+              <w:bottom w:type="dxa" w:w="60"/>
+              <w:right w:type="dxa" w:w="100"/>
+            </w:tcMar>
+          </w:tcPr>
+          <w:p>
+            <w:r>
+              <w:rPr>
+                <w:rFonts w:ascii="Consolas" w:cs="Consolas" w:eastAsia="Consolas" w:hAnsi="Consolas"/>
+                <w:b w:val="false"/>
+                <w:bCs w:val="false"/>
+                <w:sz w:val="19"/>
+                <w:szCs w:val="19"/>
+                <w:shd w:fill="EEF1F5" w:val="clear"/>
+              </w:rPr>
+              <w:t xml:space="preserve">sudo medialedger --set-password</w:t>
+            </w:r>
+          </w:p>
+        </w:tc>
+      </w:tr>
+      <w:tr>
+        <w:tc>
+          <w:tcPr>
+            <w:tcW w:type="dxa" w:w="0"/>
+            <w:tcMar>
+              <w:top w:type="dxa" w:w="60"/>
+              <w:left w:type="dxa" w:w="100"/>
+              <w:bottom w:type="dxa" w:w="60"/>
+              <w:right w:type="dxa" w:w="100"/>
+            </w:tcMar>
+          </w:tcPr>
+          <w:p>
+            <w:r>
+              <w:rPr>
+                <w:b w:val="false"/>
+                <w:bCs w:val="false"/>
+                <w:sz w:val="19"/>
+                <w:szCs w:val="19"/>
+              </w:rPr>
+              <w:t xml:space="preserve">Lost the 2FA device</w:t>
+            </w:r>
+          </w:p>
+        </w:tc>
+        <w:tc>
+          <w:tcPr>
+            <w:tcW w:type="dxa" w:w="0"/>
+            <w:tcMar>
+              <w:top w:type="dxa" w:w="60"/>
+              <w:left w:type="dxa" w:w="100"/>
+              <w:bottom w:type="dxa" w:w="60"/>
+              <w:right w:type="dxa" w:w="100"/>
+            </w:tcMar>
+          </w:tcPr>
+          <w:p>
+            <w:r>
+              <w:rPr>
+                <w:b w:val="false"/>
+                <w:bCs w:val="false"/>
+                <w:sz w:val="19"/>
+                <w:szCs w:val="19"/>
+              </w:rPr>
+              <w:t xml:space="preserve">Stop the service, set </w:t>
+            </w:r>
+            <w:r>
+              <w:rPr>
+                <w:rFonts w:ascii="Consolas" w:cs="Consolas" w:eastAsia="Consolas" w:hAnsi="Consolas"/>
+                <w:b w:val="false"/>
+                <w:bCs w:val="false"/>
+                <w:sz w:val="19"/>
+                <w:szCs w:val="19"/>
+                <w:shd w:fill="EEF1F5" w:val="clear"/>
+              </w:rPr>
+              <w:t xml:space="preserve">"totp": {"enabled": false}</w:t>
+            </w:r>
+            <w:r>
+              <w:rPr>
+                <w:b w:val="false"/>
+                <w:bCs w:val="false"/>
+                <w:sz w:val="19"/>
+                <w:szCs w:val="19"/>
+              </w:rPr>
+              <w:t xml:space="preserve"> in </w:t>
+            </w:r>
+            <w:r>
+              <w:rPr>
+                <w:rFonts w:ascii="Consolas" w:cs="Consolas" w:eastAsia="Consolas" w:hAnsi="Consolas"/>
+                <w:b w:val="false"/>
+                <w:bCs w:val="false"/>
+                <w:sz w:val="19"/>
+                <w:szCs w:val="19"/>
+                <w:shd w:fill="EEF1F5" w:val="clear"/>
+              </w:rPr>
+              <w:t xml:space="preserve">/var/lib/medialedger/web.json</w:t>
+            </w:r>
+            <w:r>
+              <w:rPr>
+                <w:b w:val="false"/>
+                <w:bCs w:val="false"/>
+                <w:sz w:val="19"/>
+                <w:szCs w:val="19"/>
+              </w:rPr>
+              <w:t xml:space="preserve">, start again.</w:t>
+            </w:r>
+          </w:p>
+        </w:tc>
+      </w:tr>
+      <w:tr>
+        <w:tc>
+          <w:tcPr>
+            <w:tcW w:type="dxa" w:w="0"/>
+            <w:tcMar>
+              <w:top w:type="dxa" w:w="60"/>
+              <w:left w:type="dxa" w:w="100"/>
+              <w:bottom w:type="dxa" w:w="60"/>
+              <w:right w:type="dxa" w:w="100"/>
+            </w:tcMar>
+          </w:tcPr>
+          <w:p>
+            <w:r>
+              <w:rPr>
+                <w:b w:val="false"/>
+                <w:bCs w:val="false"/>
+                <w:sz w:val="19"/>
+                <w:szCs w:val="19"/>
+              </w:rPr>
+              <w:t xml:space="preserve">Power &amp; throttling tile missing</w:t>
+            </w:r>
+          </w:p>
+        </w:tc>
+        <w:tc>
+          <w:tcPr>
+            <w:tcW w:type="dxa" w:w="0"/>
+            <w:tcMar>
+              <w:top w:type="dxa" w:w="60"/>
+              <w:left w:type="dxa" w:w="100"/>
+              <w:bottom w:type="dxa" w:w="60"/>
+              <w:right w:type="dxa" w:w="100"/>
+            </w:tcMar>
+          </w:tcPr>
+          <w:p>
+            <w:r>
+              <w:rPr>
+                <w:b w:val="false"/>
+                <w:bCs w:val="false"/>
+                <w:sz w:val="19"/>
+                <w:szCs w:val="19"/>
+              </w:rPr>
+              <w:t xml:space="preserve">The service user must be in the </w:t>
+            </w:r>
+            <w:r>
+              <w:rPr>
+                <w:rFonts w:ascii="Consolas" w:cs="Consolas" w:eastAsia="Consolas" w:hAnsi="Consolas"/>
+                <w:b w:val="false"/>
+                <w:bCs w:val="false"/>
+                <w:sz w:val="19"/>
+                <w:szCs w:val="19"/>
+                <w:shd w:fill="EEF1F5" w:val="clear"/>
+              </w:rPr>
+              <w:t xml:space="preserve">video</w:t>
+            </w:r>
+            <w:r>
+              <w:rPr>
+                <w:b w:val="false"/>
+                <w:bCs w:val="false"/>
+                <w:sz w:val="19"/>
+                <w:szCs w:val="19"/>
+              </w:rPr>
+              <w:t xml:space="preserve"> group: </w:t>
+            </w:r>
+            <w:r>
+              <w:rPr>
+                <w:rFonts w:ascii="Consolas" w:cs="Consolas" w:eastAsia="Consolas" w:hAnsi="Consolas"/>
+                <w:b w:val="false"/>
+                <w:bCs w:val="false"/>
+                <w:sz w:val="19"/>
+                <w:szCs w:val="19"/>
+                <w:shd w:fill="EEF1F5" w:val="clear"/>
+              </w:rPr>
+              <w:t xml:space="preserve">sudo usermod -aG video medialedger &amp;&amp; sudo systemctl restart medialedger</w:t>
+            </w:r>
+            <w:r>
+              <w:rPr>
+                <w:b w:val="false"/>
+                <w:bCs w:val="false"/>
+                <w:sz w:val="19"/>
+                <w:szCs w:val="19"/>
+              </w:rPr>
+              <w:t xml:space="preserve"> (the installer does this).</w:t>
+            </w:r>
+          </w:p>
+        </w:tc>
+      </w:tr>
+      <w:tr>
+        <w:tc>
+          <w:tcPr>
+            <w:tcW w:type="dxa" w:w="0"/>
+            <w:tcMar>
+              <w:top w:type="dxa" w:w="60"/>
+              <w:left w:type="dxa" w:w="100"/>
+              <w:bottom w:type="dxa" w:w="60"/>
+              <w:right w:type="dxa" w:w="100"/>
+            </w:tcMar>
+          </w:tcPr>
+          <w:p>
+            <w:r>
+              <w:rPr>
+                <w:b w:val="false"/>
+                <w:bCs w:val="false"/>
+                <w:sz w:val="19"/>
+                <w:szCs w:val="19"/>
+              </w:rPr>
+              <w:t xml:space="preserve">Above 80 °C during scans</w:t>
+            </w:r>
+          </w:p>
+        </w:tc>
+        <w:tc>
+          <w:tcPr>
+            <w:tcW w:type="dxa" w:w="0"/>
+            <w:tcMar>
+              <w:top w:type="dxa" w:w="60"/>
+              <w:left w:type="dxa" w:w="100"/>
+              <w:bottom w:type="dxa" w:w="60"/>
+              <w:right w:type="dxa" w:w="100"/>
+            </w:tcMar>
+          </w:tcPr>
+          <w:p>
+            <w:r>
+              <w:rPr>
+                <w:b w:val="false"/>
+                <w:bCs w:val="false"/>
+                <w:sz w:val="19"/>
+                <w:szCs w:val="19"/>
+              </w:rPr>
+              <w:t xml:space="preserve">Add a heatsink or fan, or lower Probe concurrency in Settings.</w:t>
+            </w:r>
+          </w:p>
+        </w:tc>
+      </w:tr>
+    </w:tbl>
     <w:p>
       <w:pPr>
         <w:pStyle w:val="Heading1"/>
         <w:pageBreakBefore/>
       </w:pPr>
       <w:r>
-        <w:t xml:space="preserve">21. Glossary</w:t>
+        <w:t xml:space="preserve">23. Troubleshooting</w:t>
+      </w:r>
+    </w:p>
+    <w:tbl>
+      <w:tblPr>
+        <w:tblW w:type="dxa" w:w="9360"/>
+        <w:tblBorders>
+          <w:top w:val="single" w:color="auto" w:sz="4"/>
+          <w:left w:val="single" w:color="auto" w:sz="4"/>
+          <w:bottom w:val="single" w:color="auto" w:sz="4"/>
+          <w:right w:val="single" w:color="auto" w:sz="4"/>
+          <w:insideH w:val="single" w:color="auto" w:sz="4"/>
+          <w:insideV w:val="single" w:color="auto" w:sz="4"/>
+        </w:tblBorders>
+      </w:tblPr>
+      <w:tblGrid>
+        <w:gridCol w:w="3000"/>
+        <w:gridCol w:w="6360"/>
+      </w:tblGrid>
+      <w:tr>
+        <w:tc>
+          <w:tcPr>
+            <w:tcW w:type="dxa" w:w="0"/>
+            <w:shd w:fill="DDE6F2" w:val="clear"/>
+            <w:tcMar>
+              <w:top w:type="dxa" w:w="60"/>
+              <w:left w:type="dxa" w:w="100"/>
+              <w:bottom w:type="dxa" w:w="60"/>
+              <w:right w:type="dxa" w:w="100"/>
+            </w:tcMar>
+          </w:tcPr>
+          <w:p>
+            <w:r>
+              <w:rPr>
+                <w:b/>
+                <w:bCs/>
+                <w:sz w:val="19"/>
+                <w:szCs w:val="19"/>
+              </w:rPr>
+              <w:t xml:space="preserve">Symptom</w:t>
+            </w:r>
+          </w:p>
+        </w:tc>
+        <w:tc>
+          <w:tcPr>
+            <w:tcW w:type="dxa" w:w="0"/>
+            <w:shd w:fill="DDE6F2" w:val="clear"/>
+            <w:tcMar>
+              <w:top w:type="dxa" w:w="60"/>
+              <w:left w:type="dxa" w:w="100"/>
+              <w:bottom w:type="dxa" w:w="60"/>
+              <w:right w:type="dxa" w:w="100"/>
+            </w:tcMar>
+          </w:tcPr>
+          <w:p>
+            <w:r>
+              <w:rPr>
+                <w:b/>
+                <w:bCs/>
+                <w:sz w:val="19"/>
+                <w:szCs w:val="19"/>
+              </w:rPr>
+              <w:t xml:space="preserve">Cause and fix</w:t>
+            </w:r>
+          </w:p>
+        </w:tc>
+      </w:tr>
+      <w:tr>
+        <w:tc>
+          <w:tcPr>
+            <w:tcW w:type="dxa" w:w="0"/>
+            <w:tcMar>
+              <w:top w:type="dxa" w:w="60"/>
+              <w:left w:type="dxa" w:w="100"/>
+              <w:bottom w:type="dxa" w:w="60"/>
+              <w:right w:type="dxa" w:w="100"/>
+            </w:tcMar>
+          </w:tcPr>
+          <w:p>
+            <w:r>
+              <w:rPr>
+                <w:b w:val="false"/>
+                <w:bCs w:val="false"/>
+                <w:sz w:val="19"/>
+                <w:szCs w:val="19"/>
+              </w:rPr>
+              <w:t xml:space="preserve">Scan finishes instantly and the change log says root_offline</w:t>
+            </w:r>
+          </w:p>
+        </w:tc>
+        <w:tc>
+          <w:tcPr>
+            <w:tcW w:type="dxa" w:w="0"/>
+            <w:tcMar>
+              <w:top w:type="dxa" w:w="60"/>
+              <w:left w:type="dxa" w:w="100"/>
+              <w:bottom w:type="dxa" w:w="60"/>
+              <w:right w:type="dxa" w:w="100"/>
+            </w:tcMar>
+          </w:tcPr>
+          <w:p>
+            <w:r>
+              <w:rPr>
+                <w:b w:val="false"/>
+                <w:bCs w:val="false"/>
+                <w:sz w:val="19"/>
+                <w:szCs w:val="19"/>
+              </w:rPr>
+              <w:t xml:space="preserve">The path in Settings is wrong or the NAS is off. Fix the path; the files are untouched and never marked missing.</w:t>
+            </w:r>
+          </w:p>
+        </w:tc>
+      </w:tr>
+      <w:tr>
+        <w:tc>
+          <w:tcPr>
+            <w:tcW w:type="dxa" w:w="0"/>
+            <w:tcMar>
+              <w:top w:type="dxa" w:w="60"/>
+              <w:left w:type="dxa" w:w="100"/>
+              <w:bottom w:type="dxa" w:w="60"/>
+              <w:right w:type="dxa" w:w="100"/>
+            </w:tcMar>
+          </w:tcPr>
+          <w:p>
+            <w:r>
+              <w:rPr>
+                <w:b w:val="false"/>
+                <w:bCs w:val="false"/>
+                <w:sz w:val="19"/>
+                <w:szCs w:val="19"/>
+              </w:rPr>
+              <w:t xml:space="preserve">Files show but resolution and length are empty</w:t>
+            </w:r>
+          </w:p>
+        </w:tc>
+        <w:tc>
+          <w:tcPr>
+            <w:tcW w:type="dxa" w:w="0"/>
+            <w:tcMar>
+              <w:top w:type="dxa" w:w="60"/>
+              <w:left w:type="dxa" w:w="100"/>
+              <w:bottom w:type="dxa" w:w="60"/>
+              <w:right w:type="dxa" w:w="100"/>
+            </w:tcMar>
+          </w:tcPr>
+          <w:p>
+            <w:r>
+              <w:rPr>
+                <w:b w:val="false"/>
+                <w:bCs w:val="false"/>
+                <w:sz w:val="19"/>
+                <w:szCs w:val="19"/>
+              </w:rPr>
+              <w:t xml:space="preserve">ffprobe was not found when they were scanned. Check Settings → ffprobe, download it if needed, then scan again (unprobed files are probed automatically).</w:t>
+            </w:r>
+          </w:p>
+        </w:tc>
+      </w:tr>
+      <w:tr>
+        <w:tc>
+          <w:tcPr>
+            <w:tcW w:type="dxa" w:w="0"/>
+            <w:tcMar>
+              <w:top w:type="dxa" w:w="60"/>
+              <w:left w:type="dxa" w:w="100"/>
+              <w:bottom w:type="dxa" w:w="60"/>
+              <w:right w:type="dxa" w:w="100"/>
+            </w:tcMar>
+          </w:tcPr>
+          <w:p>
+            <w:r>
+              <w:rPr>
+                <w:b w:val="false"/>
+                <w:bCs w:val="false"/>
+                <w:sz w:val="19"/>
+                <w:szCs w:val="19"/>
+              </w:rPr>
+              <w:t xml:space="preserve">A series is missing episodes it clearly has</w:t>
+            </w:r>
+          </w:p>
+        </w:tc>
+        <w:tc>
+          <w:tcPr>
+            <w:tcW w:type="dxa" w:w="0"/>
+            <w:tcMar>
+              <w:top w:type="dxa" w:w="60"/>
+              <w:left w:type="dxa" w:w="100"/>
+              <w:bottom w:type="dxa" w:w="60"/>
+              <w:right w:type="dxa" w:w="100"/>
+            </w:tcMar>
+          </w:tcPr>
+          <w:p>
+            <w:r>
+              <w:rPr>
+                <w:b w:val="false"/>
+                <w:bCs w:val="false"/>
+                <w:sz w:val="19"/>
+                <w:szCs w:val="19"/>
+              </w:rPr>
+              <w:t xml:space="preserve">Either the parser could not place some files (see Problems → Unparsed, use Fix…) or the online match is wrong (use Match… and pick the right entry or enter counts).</w:t>
+            </w:r>
+          </w:p>
+        </w:tc>
+      </w:tr>
+      <w:tr>
+        <w:tc>
+          <w:tcPr>
+            <w:tcW w:type="dxa" w:w="0"/>
+            <w:tcMar>
+              <w:top w:type="dxa" w:w="60"/>
+              <w:left w:type="dxa" w:w="100"/>
+              <w:bottom w:type="dxa" w:w="60"/>
+              <w:right w:type="dxa" w:w="100"/>
+            </w:tcMar>
+          </w:tcPr>
+          <w:p>
+            <w:r>
+              <w:rPr>
+                <w:b w:val="false"/>
+                <w:bCs w:val="false"/>
+                <w:sz w:val="19"/>
+                <w:szCs w:val="19"/>
+              </w:rPr>
+              <w:t xml:space="preserve">Missing shows "absolute numbering"</w:t>
+            </w:r>
+          </w:p>
+        </w:tc>
+        <w:tc>
+          <w:tcPr>
+            <w:tcW w:type="dxa" w:w="0"/>
+            <w:tcMar>
+              <w:top w:type="dxa" w:w="60"/>
+              <w:left w:type="dxa" w:w="100"/>
+              <w:bottom w:type="dxa" w:w="60"/>
+              <w:right w:type="dxa" w:w="100"/>
+            </w:tcMar>
+          </w:tcPr>
+          <w:p>
+            <w:r>
+              <w:rPr>
+                <w:b w:val="false"/>
+                <w:bCs w:val="false"/>
+                <w:sz w:val="19"/>
+                <w:szCs w:val="19"/>
+              </w:rPr>
+              <w:t xml:space="preserve">Episode numbers on disk continue across seasons. That season is skipped; enter per-season counts by hand or fix the episode numbers with Fix….</w:t>
+            </w:r>
+          </w:p>
+        </w:tc>
+      </w:tr>
+      <w:tr>
+        <w:tc>
+          <w:tcPr>
+            <w:tcW w:type="dxa" w:w="0"/>
+            <w:tcMar>
+              <w:top w:type="dxa" w:w="60"/>
+              <w:left w:type="dxa" w:w="100"/>
+              <w:bottom w:type="dxa" w:w="60"/>
+              <w:right w:type="dxa" w:w="100"/>
+            </w:tcMar>
+          </w:tcPr>
+          <w:p>
+            <w:r>
+              <w:rPr>
+                <w:b w:val="false"/>
+                <w:bCs w:val="false"/>
+                <w:sz w:val="19"/>
+                <w:szCs w:val="19"/>
+              </w:rPr>
+              <w:t xml:space="preserve">Movie name blocked as collision</w:t>
+            </w:r>
+          </w:p>
+        </w:tc>
+        <w:tc>
+          <w:tcPr>
+            <w:tcW w:type="dxa" w:w="0"/>
+            <w:tcMar>
+              <w:top w:type="dxa" w:w="60"/>
+              <w:left w:type="dxa" w:w="100"/>
+              <w:bottom w:type="dxa" w:w="60"/>
+              <w:right w:type="dxa" w:w="100"/>
+            </w:tcMar>
+          </w:tcPr>
+          <w:p>
+            <w:r>
+              <w:rPr>
+                <w:b w:val="false"/>
+                <w:bCs w:val="false"/>
+                <w:sz w:val="19"/>
+                <w:szCs w:val="19"/>
+              </w:rPr>
+              <w:t xml:space="preserve">Two files would get the same name. Keep one and ignore the other under Name collisions, or give one an edition with Fix….</w:t>
+            </w:r>
+          </w:p>
+        </w:tc>
+      </w:tr>
+      <w:tr>
+        <w:tc>
+          <w:tcPr>
+            <w:tcW w:type="dxa" w:w="0"/>
+            <w:tcMar>
+              <w:top w:type="dxa" w:w="60"/>
+              <w:left w:type="dxa" w:w="100"/>
+              <w:bottom w:type="dxa" w:w="60"/>
+              <w:right w:type="dxa" w:w="100"/>
+            </w:tcMar>
+          </w:tcPr>
+          <w:p>
+            <w:r>
+              <w:rPr>
+                <w:b w:val="false"/>
+                <w:bCs w:val="false"/>
+                <w:sz w:val="19"/>
+                <w:szCs w:val="19"/>
+              </w:rPr>
+              <w:t xml:space="preserve">Rename batch aborted in pre-flight</w:t>
+            </w:r>
+          </w:p>
+        </w:tc>
+        <w:tc>
+          <w:tcPr>
+            <w:tcW w:type="dxa" w:w="0"/>
+            <w:tcMar>
+              <w:top w:type="dxa" w:w="60"/>
+              <w:left w:type="dxa" w:w="100"/>
+              <w:bottom w:type="dxa" w:w="60"/>
+              <w:right w:type="dxa" w:w="100"/>
+            </w:tcMar>
+          </w:tcPr>
+          <w:p>
+            <w:r>
+              <w:rPr>
+                <w:b w:val="false"/>
+                <w:bCs w:val="false"/>
+                <w:sz w:val="19"/>
+                <w:szCs w:val="19"/>
+              </w:rPr>
+              <w:t xml:space="preserve">Something changed since the last scan (size differs, target exists, share read-only). The report names each problem; fix or deselect those files and run again. Nothing was renamed.</w:t>
+            </w:r>
+          </w:p>
+        </w:tc>
+      </w:tr>
+      <w:tr>
+        <w:tc>
+          <w:tcPr>
+            <w:tcW w:type="dxa" w:w="0"/>
+            <w:tcMar>
+              <w:top w:type="dxa" w:w="60"/>
+              <w:left w:type="dxa" w:w="100"/>
+              <w:bottom w:type="dxa" w:w="60"/>
+              <w:right w:type="dxa" w:w="100"/>
+            </w:tcMar>
+          </w:tcPr>
+          <w:p>
+            <w:r>
+              <w:rPr>
+                <w:b w:val="false"/>
+                <w:bCs w:val="false"/>
+                <w:sz w:val="19"/>
+                <w:szCs w:val="19"/>
+              </w:rPr>
+              <w:t xml:space="preserve">Plex sync matched 0 items</w:t>
+            </w:r>
+          </w:p>
+        </w:tc>
+        <w:tc>
+          <w:tcPr>
+            <w:tcW w:type="dxa" w:w="0"/>
+            <w:tcMar>
+              <w:top w:type="dxa" w:w="60"/>
+              <w:left w:type="dxa" w:w="100"/>
+              <w:bottom w:type="dxa" w:w="60"/>
+              <w:right w:type="dxa" w:w="100"/>
+            </w:tcMar>
+          </w:tcPr>
+          <w:p>
+            <w:r>
+              <w:rPr>
+                <w:b w:val="false"/>
+                <w:bCs w:val="false"/>
+                <w:sz w:val="19"/>
+                <w:szCs w:val="19"/>
+              </w:rPr>
+              <w:t xml:space="preserve">The path mapping is wrong. Compare a Plex file path (from View XML) with the same file's path in MediaLedger and set the mapping under Settings → Plex.</w:t>
+            </w:r>
+          </w:p>
+        </w:tc>
+      </w:tr>
+      <w:tr>
+        <w:tc>
+          <w:tcPr>
+            <w:tcW w:type="dxa" w:w="0"/>
+            <w:tcMar>
+              <w:top w:type="dxa" w:w="60"/>
+              <w:left w:type="dxa" w:w="100"/>
+              <w:bottom w:type="dxa" w:w="60"/>
+              <w:right w:type="dxa" w:w="100"/>
+            </w:tcMar>
+          </w:tcPr>
+          <w:p>
+            <w:r>
+              <w:rPr>
+                <w:b w:val="false"/>
+                <w:bCs w:val="false"/>
+                <w:sz w:val="19"/>
+                <w:szCs w:val="19"/>
+              </w:rPr>
+              <w:t xml:space="preserve">Adult tab is not there</w:t>
+            </w:r>
+          </w:p>
+        </w:tc>
+        <w:tc>
+          <w:tcPr>
+            <w:tcW w:type="dxa" w:w="0"/>
+            <w:tcMar>
+              <w:top w:type="dxa" w:w="60"/>
+              <w:left w:type="dxa" w:w="100"/>
+              <w:bottom w:type="dxa" w:w="60"/>
+              <w:right w:type="dxa" w:w="100"/>
+            </w:tcMar>
+          </w:tcPr>
+          <w:p>
+            <w:r>
+              <w:rPr>
+                <w:b w:val="false"/>
+                <w:bCs w:val="false"/>
+                <w:sz w:val="19"/>
+                <w:szCs w:val="19"/>
+              </w:rPr>
+              <w:t xml:space="preserve">Either no Adult root is enabled, or the Show adult content switch is off (it resets on every launch).</w:t>
+            </w:r>
+          </w:p>
+        </w:tc>
+      </w:tr>
+      <w:tr>
+        <w:tc>
+          <w:tcPr>
+            <w:tcW w:type="dxa" w:w="0"/>
+            <w:tcMar>
+              <w:top w:type="dxa" w:w="60"/>
+              <w:left w:type="dxa" w:w="100"/>
+              <w:bottom w:type="dxa" w:w="60"/>
+              <w:right w:type="dxa" w:w="100"/>
+            </w:tcMar>
+          </w:tcPr>
+          <w:p>
+            <w:r>
+              <w:rPr>
+                <w:b w:val="false"/>
+                <w:bCs w:val="false"/>
+                <w:sz w:val="19"/>
+                <w:szCs w:val="19"/>
+              </w:rPr>
+              <w:t xml:space="preserve">The app will not start a second copy</w:t>
+            </w:r>
+          </w:p>
+        </w:tc>
+        <w:tc>
+          <w:tcPr>
+            <w:tcW w:type="dxa" w:w="0"/>
+            <w:tcMar>
+              <w:top w:type="dxa" w:w="60"/>
+              <w:left w:type="dxa" w:w="100"/>
+              <w:bottom w:type="dxa" w:w="60"/>
+              <w:right w:type="dxa" w:w="100"/>
+            </w:tcMar>
+          </w:tcPr>
+          <w:p>
+            <w:r>
+              <w:rPr>
+                <w:b w:val="false"/>
+                <w:bCs w:val="false"/>
+                <w:sz w:val="19"/>
+                <w:szCs w:val="19"/>
+              </w:rPr>
+              <w:t xml:space="preserve">Only one instance runs; launching again focuses the open window. A scheduled --scan hands its request to the open window.</w:t>
+            </w:r>
+          </w:p>
+        </w:tc>
+      </w:tr>
+    </w:tbl>
+    <w:p>
+      <w:pPr>
+        <w:spacing w:after="120"/>
+      </w:pPr>
+      <w:r>
+        <w:t xml:space="preserve">The log at </w:t>
+      </w:r>
+      <w:r>
+        <w:rPr>
+          <w:rFonts w:ascii="Consolas" w:cs="Consolas" w:eastAsia="Consolas" w:hAnsi="Consolas"/>
+          <w:sz w:val="19"/>
+          <w:szCs w:val="19"/>
+          <w:shd w:fill="EEF1F5" w:val="clear"/>
+        </w:rPr>
+        <w:t xml:space="preserve">%APPDATA%\MediaLedger\medialedger.log</w:t>
+      </w:r>
+      <w:r>
+        <w:t xml:space="preserve"> records every scan, sync, rename and error with timestamps; Settings → Data → Open log opens it.</w:t>
+      </w:r>
+    </w:p>
+    <w:p>
+      <w:pPr>
+        <w:pStyle w:val="Heading1"/>
+        <w:pageBreakBefore/>
+      </w:pPr>
+      <w:r>
+        <w:t xml:space="preserve">24. Glossary</w:t>
       </w:r>
     </w:p>
     <w:tbl>
@@ -9891,6 +15092,144 @@
                 <w:szCs w:val="19"/>
               </w:rPr>
               <w:t xml:space="preserve">Plex's internal id for an item.</w:t>
+            </w:r>
+          </w:p>
+        </w:tc>
+      </w:tr>
+      <w:tr>
+        <w:tc>
+          <w:tcPr>
+            <w:tcW w:type="dxa" w:w="0"/>
+            <w:tcMar>
+              <w:top w:type="dxa" w:w="60"/>
+              <w:left w:type="dxa" w:w="100"/>
+              <w:bottom w:type="dxa" w:w="60"/>
+              <w:right w:type="dxa" w:w="100"/>
+            </w:tcMar>
+          </w:tcPr>
+          <w:p>
+            <w:r>
+              <w:rPr>
+                <w:b w:val="false"/>
+                <w:bCs w:val="false"/>
+                <w:sz w:val="19"/>
+                <w:szCs w:val="19"/>
+              </w:rPr>
+              <w:t xml:space="preserve">TOTP</w:t>
+            </w:r>
+          </w:p>
+        </w:tc>
+        <w:tc>
+          <w:tcPr>
+            <w:tcW w:type="dxa" w:w="0"/>
+            <w:tcMar>
+              <w:top w:type="dxa" w:w="60"/>
+              <w:left w:type="dxa" w:w="100"/>
+              <w:bottom w:type="dxa" w:w="60"/>
+              <w:right w:type="dxa" w:w="100"/>
+            </w:tcMar>
+          </w:tcPr>
+          <w:p>
+            <w:r>
+              <w:rPr>
+                <w:b w:val="false"/>
+                <w:bCs w:val="false"/>
+                <w:sz w:val="19"/>
+                <w:szCs w:val="19"/>
+              </w:rPr>
+              <w:t xml:space="preserve">Time-based one-time password: the 6-digit codes an authenticator app shows, used for two-factor sign-in on the web server.</w:t>
+            </w:r>
+          </w:p>
+        </w:tc>
+      </w:tr>
+      <w:tr>
+        <w:tc>
+          <w:tcPr>
+            <w:tcW w:type="dxa" w:w="0"/>
+            <w:tcMar>
+              <w:top w:type="dxa" w:w="60"/>
+              <w:left w:type="dxa" w:w="100"/>
+              <w:bottom w:type="dxa" w:w="60"/>
+              <w:right w:type="dxa" w:w="100"/>
+            </w:tcMar>
+          </w:tcPr>
+          <w:p>
+            <w:r>
+              <w:rPr>
+                <w:b w:val="false"/>
+                <w:bCs w:val="false"/>
+                <w:sz w:val="19"/>
+                <w:szCs w:val="19"/>
+              </w:rPr>
+              <w:t xml:space="preserve">LAN only</w:t>
+            </w:r>
+          </w:p>
+        </w:tc>
+        <w:tc>
+          <w:tcPr>
+            <w:tcW w:type="dxa" w:w="0"/>
+            <w:tcMar>
+              <w:top w:type="dxa" w:w="60"/>
+              <w:left w:type="dxa" w:w="100"/>
+              <w:bottom w:type="dxa" w:w="60"/>
+              <w:right w:type="dxa" w:w="100"/>
+            </w:tcMar>
+          </w:tcPr>
+          <w:p>
+            <w:r>
+              <w:rPr>
+                <w:b w:val="false"/>
+                <w:bCs w:val="false"/>
+                <w:sz w:val="19"/>
+                <w:szCs w:val="19"/>
+              </w:rPr>
+              <w:t xml:space="preserve">The web server rule that refuses connections from public address ranges.</w:t>
+            </w:r>
+          </w:p>
+        </w:tc>
+      </w:tr>
+      <w:tr>
+        <w:tc>
+          <w:tcPr>
+            <w:tcW w:type="dxa" w:w="0"/>
+            <w:tcMar>
+              <w:top w:type="dxa" w:w="60"/>
+              <w:left w:type="dxa" w:w="100"/>
+              <w:bottom w:type="dxa" w:w="60"/>
+              <w:right w:type="dxa" w:w="100"/>
+            </w:tcMar>
+          </w:tcPr>
+          <w:p>
+            <w:r>
+              <w:rPr>
+                <w:b w:val="false"/>
+                <w:bCs w:val="false"/>
+                <w:sz w:val="19"/>
+                <w:szCs w:val="19"/>
+              </w:rPr>
+              <w:t xml:space="preserve">Re-authentication</w:t>
+            </w:r>
+          </w:p>
+        </w:tc>
+        <w:tc>
+          <w:tcPr>
+            <w:tcW w:type="dxa" w:w="0"/>
+            <w:tcMar>
+              <w:top w:type="dxa" w:w="60"/>
+              <w:left w:type="dxa" w:w="100"/>
+              <w:bottom w:type="dxa" w:w="60"/>
+              <w:right w:type="dxa" w:w="100"/>
+            </w:tcMar>
+          </w:tcPr>
+          <w:p>
+            <w:r>
+              <w:rPr>
+                <w:b w:val="false"/>
+                <w:bCs w:val="false"/>
+                <w:sz w:val="19"/>
+                <w:szCs w:val="19"/>
+              </w:rPr>
+              <w:t xml:space="preserve">Entering the password again before an action that changes files or security settings.</w:t>
             </w:r>
           </w:p>
         </w:tc>
@@ -10027,7 +15366,7 @@
         <w:sz w:val="16"/>
         <w:szCs w:val="16"/>
       </w:rPr>
-      <w:t xml:space="preserve">MediaLedger 0.6.0 · User Manual</w:t>
+      <w:t xml:space="preserve">MediaLedger 1.0.0 · User Manual</w:t>
     </w:r>
   </w:p>
 </w:hdr>
@@ -10168,6 +15507,18 @@
     </w:lvlOverride>
   </w:num>
   <w:num w:numId="5">
+    <w:abstractNumId w:val="3"/>
+    <w:lvlOverride w:ilvl="0">
+      <w:startOverride w:val="1"/>
+    </w:lvlOverride>
+  </w:num>
+  <w:num w:numId="6">
+    <w:abstractNumId w:val="3"/>
+    <w:lvlOverride w:ilvl="0">
+      <w:startOverride w:val="1"/>
+    </w:lvlOverride>
+  </w:num>
+  <w:num w:numId="7">
     <w:abstractNumId w:val="3"/>
     <w:lvlOverride w:ilvl="0">
       <w:startOverride w:val="1"/>

--- a/docs/MediaLedger-Manual.docx
+++ b/docs/MediaLedger-Manual.docx
@@ -42,7 +42,7 @@
           <w:sz w:val="24"/>
           <w:szCs w:val="24"/>
         </w:rPr>
-        <w:t xml:space="preserve">Version 1.2.2</w:t>
+        <w:t xml:space="preserve">Version 1.3.0</w:t>
       </w:r>
     </w:p>
     <w:p>
@@ -688,6 +688,21 @@
     <w:p>
       <w:pPr>
         <w:spacing w:after="40"/>
+        <w:ind w:left="540"/>
+      </w:pPr>
+      <w:r>
+        <w:rPr>
+          <w:b w:val="false"/>
+          <w:bCs w:val="false"/>
+          <w:sz w:val="20"/>
+          <w:szCs w:val="20"/>
+        </w:rPr>
+        <w:t xml:space="preserve">18.1 Appearance</w:t>
+      </w:r>
+    </w:p>
+    <w:p>
+      <w:pPr>
+        <w:spacing w:after="40"/>
         <w:ind w:left="0"/>
       </w:pPr>
       <w:r>
@@ -818,6 +833,36 @@
           <w:szCs w:val="20"/>
         </w:rPr>
         <w:t xml:space="preserve">21.3 Controls</w:t>
+      </w:r>
+    </w:p>
+    <w:p>
+      <w:pPr>
+        <w:spacing w:after="40"/>
+        <w:ind w:left="540"/>
+      </w:pPr>
+      <w:r>
+        <w:rPr>
+          <w:b w:val="false"/>
+          <w:bCs w:val="false"/>
+          <w:sz w:val="20"/>
+          <w:szCs w:val="20"/>
+        </w:rPr>
+        <w:t xml:space="preserve">21.4 Two-factor codes with a phone</w:t>
+      </w:r>
+    </w:p>
+    <w:p>
+      <w:pPr>
+        <w:spacing w:after="40"/>
+        <w:ind w:left="540"/>
+      </w:pPr>
+      <w:r>
+        <w:rPr>
+          <w:b w:val="false"/>
+          <w:bCs w:val="false"/>
+          <w:sz w:val="20"/>
+          <w:szCs w:val="20"/>
+        </w:rPr>
+        <w:t xml:space="preserve">21.5 HTTPS</w:t>
       </w:r>
     </w:p>
     <w:p>
@@ -7836,6 +7881,72 @@
     </w:p>
     <w:p>
       <w:pPr>
+        <w:pStyle w:val="Heading3"/>
+      </w:pPr>
+      <w:r>
+        <w:t xml:space="preserve">One at a time</w:t>
+      </w:r>
+    </w:p>
+    <w:p>
+      <w:pPr>
+        <w:spacing w:after="120"/>
+      </w:pPr>
+      <w:r>
+        <w:t xml:space="preserve">If a big batch feels like too much trust, do not use it. Every ready row has a </w:t>
+      </w:r>
+      <w:r>
+        <w:rPr>
+          <w:b/>
+          <w:bCs/>
+        </w:rPr>
+        <w:t xml:space="preserve">Rename</w:t>
+      </w:r>
+      <w:r>
+        <w:t xml:space="preserve"> button that renames just that file, and </w:t>
+      </w:r>
+      <w:r>
+        <w:rPr>
+          <w:b/>
+          <w:bCs/>
+        </w:rPr>
+        <w:t xml:space="preserve">One at a time (N)</w:t>
+      </w:r>
+      <w:r>
+        <w:t xml:space="preserve"> walks through the ticked files in a dialog that shows the current and proposed name and asks </w:t>
+      </w:r>
+      <w:r>
+        <w:rPr>
+          <w:b/>
+          <w:bCs/>
+        </w:rPr>
+        <w:t xml:space="preserve">Rename this file</w:t>
+      </w:r>
+      <w:r>
+        <w:t xml:space="preserve">, </w:t>
+      </w:r>
+      <w:r>
+        <w:rPr>
+          <w:b/>
+          <w:bCs/>
+        </w:rPr>
+        <w:t xml:space="preserve">Skip</w:t>
+      </w:r>
+      <w:r>
+        <w:t xml:space="preserve"> or </w:t>
+      </w:r>
+      <w:r>
+        <w:rPr>
+          <w:b/>
+          <w:bCs/>
+        </w:rPr>
+        <w:t xml:space="preserve">Stop</w:t>
+      </w:r>
+      <w:r>
+        <w:t xml:space="preserve"> for each. Every confirmed file runs as its own one-file batch through the same pre-flight, verification and journal, so it appears in the Batches table and can be undone on its own. The live switch must still be on.</w:t>
+      </w:r>
+    </w:p>
+    <w:p>
+      <w:pPr>
         <w:pStyle w:val="Heading2"/>
       </w:pPr>
       <w:r>
@@ -8082,7 +8193,27 @@
         <w:spacing w:after="120"/>
       </w:pPr>
       <w:r>
-        <w:t xml:space="preserve">A simpler tool for episodes. It is </w:t>
+        <w:t xml:space="preserve">The same one-at-a-time scheme as the movie tool applies here: a </w:t>
+      </w:r>
+      <w:r>
+        <w:rPr>
+          <w:b/>
+          <w:bCs/>
+        </w:rPr>
+        <w:t xml:space="preserve">Rename</w:t>
+      </w:r>
+      <w:r>
+        <w:t xml:space="preserve"> button per row and </w:t>
+      </w:r>
+      <w:r>
+        <w:rPr>
+          <w:b/>
+          <w:bCs/>
+        </w:rPr>
+        <w:t xml:space="preserve">One at a time</w:t>
+      </w:r>
+      <w:r>
+        <w:t xml:space="preserve"> for the ticked files, each confirmed separately. A simpler tool for episodes. It is </w:t>
       </w:r>
       <w:r>
         <w:rPr>
@@ -8299,7 +8430,17 @@
         <w:t xml:space="preserve">latest\medialedger-latest.zip</w:t>
       </w:r>
       <w:r>
-        <w:t xml:space="preserve">. The archive is written by MediaLedger itself; no extra software is needed.</w:t>
+        <w:t xml:space="preserve">. The archive is written by MediaLedger itself; no extra software is needed. The </w:t>
+      </w:r>
+      <w:r>
+        <w:rPr>
+          <w:b/>
+          <w:bCs/>
+        </w:rPr>
+        <w:t xml:space="preserve">when at least N files</w:t>
+      </w:r>
+      <w:r>
+        <w:t xml:space="preserve"> box beside it skips the zip for small exports: with the default of 4, ticking only the change log gives a bare CSV, ticking everything gives the zip too.</w:t>
       </w:r>
     </w:p>
     <w:p>
@@ -8834,6 +8975,29 @@
         <w:pStyle w:val="Heading2"/>
       </w:pPr>
       <w:r>
+        <w:t xml:space="preserve">18.1 Appearance</w:t>
+      </w:r>
+    </w:p>
+    <w:p>
+      <w:pPr>
+        <w:spacing w:after="120"/>
+      </w:pPr>
+      <w:r>
+        <w:rPr>
+          <w:b/>
+          <w:bCs/>
+        </w:rPr>
+        <w:t xml:space="preserve">Colour theme</w:t>
+      </w:r>
+      <w:r>
+        <w:t xml:space="preserve"> switches the whole app between a few palettes and applies at once. The choice is remembered in the browser (or the desktop app) you set it in, not on the server, so every device and every person can have their own.</w:t>
+      </w:r>
+    </w:p>
+    <w:p>
+      <w:pPr>
+        <w:pStyle w:val="Heading2"/>
+      </w:pPr>
+      <w:r>
         <w:t xml:space="preserve">Library roots</w:t>
       </w:r>
     </w:p>
@@ -9271,7 +9435,7 @@
         <w:spacing w:after="60"/>
       </w:pPr>
       <w:r>
-        <w:t xml:space="preserve">The page that opens has </w:t>
+        <w:t xml:space="preserve">A new tab opens showing XML. Copy its whole address from the browser's address bar; it ends in </w:t>
       </w:r>
       <w:r>
         <w:rPr>
@@ -9280,10 +9444,10 @@
           <w:szCs w:val="19"/>
           <w:shd w:fill="EEF1F5" w:val="clear"/>
         </w:rPr>
-        <w:t xml:space="preserve">X-Plex-Token=</w:t>
-      </w:r>
-      <w:r>
-        <w:t xml:space="preserve"> at the end of its address. Copy the value after the equals sign. Do not share it; it grants access to your server.</w:t>
+        <w:t xml:space="preserve">X-Plex-Token=…</w:t>
+      </w:r>
+      <w:r>
+        <w:t xml:space="preserve">. Do not share it; it grants access to your server.</w:t>
       </w:r>
     </w:p>
     <w:p>
@@ -9296,7 +9460,17 @@
         <w:spacing w:after="60"/>
       </w:pPr>
       <w:r>
-        <w:t xml:space="preserve">In MediaLedger, Settings → Plex: enter the server URL (for Plex on the NAS, </w:t>
+        <w:t xml:space="preserve">In MediaLedger, Settings → Plex, paste that address into </w:t>
+      </w:r>
+      <w:r>
+        <w:rPr>
+          <w:b/>
+          <w:bCs/>
+        </w:rPr>
+        <w:t xml:space="preserve">Paste the XML address</w:t>
+      </w:r>
+      <w:r>
+        <w:t xml:space="preserve">. The token is pulled out into the token field, the server URL is filled in when the address came from your LAN (for Plex on the NAS, </w:t>
       </w:r>
       <w:r>
         <w:rPr>
@@ -9308,7 +9482,7 @@
         <w:t xml:space="preserve">http://192.168.1.204:32400</w:t>
       </w:r>
       <w:r>
-        <w:t xml:space="preserve">), paste the token, press </w:t>
+        <w:t xml:space="preserve">), and the pasted text is discarded. Press </w:t>
       </w:r>
       <w:r>
         <w:rPr>
@@ -11310,7 +11484,43 @@
                 <w:sz w:val="19"/>
                 <w:szCs w:val="19"/>
               </w:rPr>
-              <w:t xml:space="preserve">Ends a session after N minutes without activity. 0 keeps the 30-day limit only.</w:t>
+              <w:t xml:space="preserve">Ends a session after N minutes without activity. 0 keeps the 30-day limit only. The </w:t>
+            </w:r>
+            <w:r>
+              <w:rPr>
+                <w:b w:val="false"/>
+                <w:bCs w:val="false"/>
+                <w:sz w:val="19"/>
+                <w:szCs w:val="19"/>
+              </w:rPr>
+              <w:t xml:space="preserve">Save</w:t>
+            </w:r>
+            <w:r>
+              <w:rPr>
+                <w:b w:val="false"/>
+                <w:bCs w:val="false"/>
+                <w:sz w:val="19"/>
+                <w:szCs w:val="19"/>
+              </w:rPr>
+              <w:t xml:space="preserve"> beside the field and </w:t>
+            </w:r>
+            <w:r>
+              <w:rPr>
+                <w:b w:val="false"/>
+                <w:bCs w:val="false"/>
+                <w:sz w:val="19"/>
+                <w:szCs w:val="19"/>
+              </w:rPr>
+              <w:t xml:space="preserve">Save options</w:t>
+            </w:r>
+            <w:r>
+              <w:rPr>
+                <w:b w:val="false"/>
+                <w:bCs w:val="false"/>
+                <w:sz w:val="19"/>
+                <w:szCs w:val="19"/>
+              </w:rPr>
+              <w:t xml:space="preserve"> below do the same thing.</w:t>
             </w:r>
           </w:p>
         </w:tc>
@@ -11466,27 +11676,117 @@
                 <w:sz w:val="19"/>
                 <w:szCs w:val="19"/>
               </w:rPr>
-              <w:t xml:space="preserve">, add the shown secret (or the </w:t>
-            </w:r>
-            <w:r>
-              <w:rPr>
-                <w:rFonts w:ascii="Consolas" w:cs="Consolas" w:eastAsia="Consolas" w:hAnsi="Consolas"/>
-                <w:b w:val="false"/>
-                <w:bCs w:val="false"/>
-                <w:sz w:val="19"/>
-                <w:szCs w:val="19"/>
-                <w:shd w:fill="EEF1F5" w:val="clear"/>
-              </w:rPr>
-              <w:t xml:space="preserve">otpauth://</w:t>
-            </w:r>
-            <w:r>
-              <w:rPr>
-                <w:b w:val="false"/>
-                <w:bCs w:val="false"/>
-                <w:sz w:val="19"/>
-                <w:szCs w:val="19"/>
-              </w:rPr>
-              <w:t xml:space="preserve"> link) to Google Authenticator, Aegis, Bitwarden, 1Password or any TOTP app, then enter the 6-digit code it shows. From then on sign-in needs password + code. Turning it off needs the password. If you lose the device, see the Pi troubleshooting table.</w:t>
+              <w:t xml:space="preserve">, scan the QR code with an authenticator app and enter the 6-digit code it shows (21.4). From then on admin sign-in needs password + code. Turning it off needs the password. If you lose the device, see the Pi troubleshooting table.</w:t>
+            </w:r>
+          </w:p>
+        </w:tc>
+      </w:tr>
+      <w:tr>
+        <w:tc>
+          <w:tcPr>
+            <w:tcW w:type="dxa" w:w="0"/>
+            <w:tcMar>
+              <w:top w:type="dxa" w:w="60"/>
+              <w:left w:type="dxa" w:w="100"/>
+              <w:bottom w:type="dxa" w:w="60"/>
+              <w:right w:type="dxa" w:w="100"/>
+            </w:tcMar>
+          </w:tcPr>
+          <w:p>
+            <w:r>
+              <w:rPr>
+                <w:b w:val="false"/>
+                <w:bCs w:val="false"/>
+                <w:sz w:val="19"/>
+                <w:szCs w:val="19"/>
+              </w:rPr>
+              <w:t xml:space="preserve">HTTPS</w:t>
+            </w:r>
+          </w:p>
+        </w:tc>
+        <w:tc>
+          <w:tcPr>
+            <w:tcW w:type="dxa" w:w="0"/>
+            <w:tcMar>
+              <w:top w:type="dxa" w:w="60"/>
+              <w:left w:type="dxa" w:w="100"/>
+              <w:bottom w:type="dxa" w:w="60"/>
+              <w:right w:type="dxa" w:w="100"/>
+            </w:tcMar>
+          </w:tcPr>
+          <w:p>
+            <w:r>
+              <w:rPr>
+                <w:b w:val="false"/>
+                <w:bCs w:val="false"/>
+                <w:sz w:val="19"/>
+                <w:szCs w:val="19"/>
+              </w:rPr>
+              <w:t xml:space="preserve">Creates a self-signed certificate and restarts the server on it (21.5). Once on, a </w:t>
+            </w:r>
+            <w:r>
+              <w:rPr>
+                <w:b w:val="false"/>
+                <w:bCs w:val="false"/>
+                <w:sz w:val="19"/>
+                <w:szCs w:val="19"/>
+              </w:rPr>
+              <w:t xml:space="preserve">Download certificate</w:t>
+            </w:r>
+            <w:r>
+              <w:rPr>
+                <w:b w:val="false"/>
+                <w:bCs w:val="false"/>
+                <w:sz w:val="19"/>
+                <w:szCs w:val="19"/>
+              </w:rPr>
+              <w:t xml:space="preserve"> button and per-device instructions replace the switch.</w:t>
+            </w:r>
+          </w:p>
+        </w:tc>
+      </w:tr>
+      <w:tr>
+        <w:tc>
+          <w:tcPr>
+            <w:tcW w:type="dxa" w:w="0"/>
+            <w:tcMar>
+              <w:top w:type="dxa" w:w="60"/>
+              <w:left w:type="dxa" w:w="100"/>
+              <w:bottom w:type="dxa" w:w="60"/>
+              <w:right w:type="dxa" w:w="100"/>
+            </w:tcMar>
+          </w:tcPr>
+          <w:p>
+            <w:r>
+              <w:rPr>
+                <w:b w:val="false"/>
+                <w:bCs w:val="false"/>
+                <w:sz w:val="19"/>
+                <w:szCs w:val="19"/>
+              </w:rPr>
+              <w:t xml:space="preserve">Guest link</w:t>
+            </w:r>
+          </w:p>
+        </w:tc>
+        <w:tc>
+          <w:tcPr>
+            <w:tcW w:type="dxa" w:w="0"/>
+            <w:tcMar>
+              <w:top w:type="dxa" w:w="60"/>
+              <w:left w:type="dxa" w:w="100"/>
+              <w:bottom w:type="dxa" w:w="60"/>
+              <w:right w:type="dxa" w:w="100"/>
+            </w:tcMar>
+          </w:tcPr>
+          <w:p>
+            <w:r>
+              <w:rPr>
+                <w:b w:val="false"/>
+                <w:bCs w:val="false"/>
+                <w:sz w:val="19"/>
+                <w:szCs w:val="19"/>
+              </w:rPr>
+              <w:t xml:space="preserve">Shown once Guest access is on: a QR code of the site address that anyone on the Wi-Fi can scan to open MediaLedger as a guest.</w:t>
             </w:r>
           </w:p>
         </w:tc>
@@ -11722,6 +12022,344 @@
     </w:p>
     <w:p>
       <w:pPr>
+        <w:pStyle w:val="Heading2"/>
+      </w:pPr>
+      <w:r>
+        <w:t xml:space="preserve">21.4 Two-factor codes with a phone</w:t>
+      </w:r>
+    </w:p>
+    <w:p>
+      <w:pPr>
+        <w:pStyle w:val="ListParagraph"/>
+        <w:numPr>
+          <w:ilvl w:val="0"/>
+          <w:numId w:val="7"/>
+        </w:numPr>
+        <w:spacing w:after="60"/>
+      </w:pPr>
+      <w:r>
+        <w:t xml:space="preserve">Install </w:t>
+      </w:r>
+      <w:r>
+        <w:rPr>
+          <w:b/>
+          <w:bCs/>
+        </w:rPr>
+        <w:t xml:space="preserve">Google Authenticator</w:t>
+      </w:r>
+      <w:r>
+        <w:t xml:space="preserve"> (or Aegis, Bitwarden, 1Password, Microsoft Authenticator: any app that does time-based codes) on your phone.</w:t>
+      </w:r>
+    </w:p>
+    <w:p>
+      <w:pPr>
+        <w:pStyle w:val="ListParagraph"/>
+        <w:numPr>
+          <w:ilvl w:val="0"/>
+          <w:numId w:val="7"/>
+        </w:numPr>
+        <w:spacing w:after="60"/>
+      </w:pPr>
+      <w:r>
+        <w:t xml:space="preserve">On the Pi, Security → Two-factor codes → </w:t>
+      </w:r>
+      <w:r>
+        <w:rPr>
+          <w:b/>
+          <w:bCs/>
+        </w:rPr>
+        <w:t xml:space="preserve">Set up 2FA</w:t>
+      </w:r>
+      <w:r>
+        <w:t xml:space="preserve">. A QR code appears.</w:t>
+      </w:r>
+    </w:p>
+    <w:p>
+      <w:pPr>
+        <w:pStyle w:val="ListParagraph"/>
+        <w:numPr>
+          <w:ilvl w:val="0"/>
+          <w:numId w:val="7"/>
+        </w:numPr>
+        <w:spacing w:after="60"/>
+      </w:pPr>
+      <w:r>
+        <w:t xml:space="preserve">In the app tap </w:t>
+      </w:r>
+      <w:r>
+        <w:rPr>
+          <w:b/>
+          <w:bCs/>
+        </w:rPr>
+        <w:t xml:space="preserve">+</w:t>
+      </w:r>
+      <w:r>
+        <w:t xml:space="preserve"> → </w:t>
+      </w:r>
+      <w:r>
+        <w:rPr>
+          <w:b/>
+          <w:bCs/>
+        </w:rPr>
+        <w:t xml:space="preserve">Scan a QR code</w:t>
+      </w:r>
+      <w:r>
+        <w:t xml:space="preserve"> and point the camera at the screen. The app adds an entry named MediaLedger and starts showing a 6-digit code that changes every 30 seconds. No camera? Tap </w:t>
+      </w:r>
+      <w:r>
+        <w:rPr>
+          <w:b/>
+          <w:bCs/>
+        </w:rPr>
+        <w:t xml:space="preserve">Enter a setup key</w:t>
+      </w:r>
+      <w:r>
+        <w:t xml:space="preserve"> and type the secret shown under the code.</w:t>
+      </w:r>
+    </w:p>
+    <w:p>
+      <w:pPr>
+        <w:pStyle w:val="ListParagraph"/>
+        <w:numPr>
+          <w:ilvl w:val="0"/>
+          <w:numId w:val="7"/>
+        </w:numPr>
+        <w:spacing w:after="60"/>
+      </w:pPr>
+      <w:r>
+        <w:t xml:space="preserve">Type the current 6-digit code into the box under the QR and press </w:t>
+      </w:r>
+      <w:r>
+        <w:rPr>
+          <w:b/>
+          <w:bCs/>
+        </w:rPr>
+        <w:t xml:space="preserve">Turn on 2FA</w:t>
+      </w:r>
+      <w:r>
+        <w:t xml:space="preserve">. The server checks it before switching on, so a mistyped secret cannot lock you out.</w:t>
+      </w:r>
+    </w:p>
+    <w:p>
+      <w:pPr>
+        <w:pStyle w:val="ListParagraph"/>
+        <w:numPr>
+          <w:ilvl w:val="0"/>
+          <w:numId w:val="7"/>
+        </w:numPr>
+        <w:spacing w:after="60"/>
+      </w:pPr>
+      <w:r>
+        <w:t xml:space="preserve">From now on the sign-in dialog asks for the code after the password, for admin accounts. Standard users and guests are unaffected.</w:t>
+      </w:r>
+    </w:p>
+    <w:p>
+      <w:pPr>
+        <w:pBdr>
+          <w:left w:val="single" w:color="5AA9FF" w:sz="12" w:space="8"/>
+        </w:pBdr>
+        <w:spacing w:after="160" w:before="60"/>
+        <w:ind w:left="360"/>
+      </w:pPr>
+      <w:r>
+        <w:t xml:space="preserve">The secret lives in </w:t>
+      </w:r>
+      <w:r>
+        <w:rPr>
+          <w:rFonts w:ascii="Consolas" w:cs="Consolas" w:eastAsia="Consolas" w:hAnsi="Consolas"/>
+          <w:sz w:val="19"/>
+          <w:szCs w:val="19"/>
+          <w:shd w:fill="EEF1F5" w:val="clear"/>
+        </w:rPr>
+        <w:t xml:space="preserve">web.json</w:t>
+      </w:r>
+      <w:r>
+        <w:t xml:space="preserve"> on the Pi and in the app on your phone; nothing is sent to Google or anyone else. The Pi clock must be roughly right (</w:t>
+      </w:r>
+      <w:r>
+        <w:rPr>
+          <w:rFonts w:ascii="Consolas" w:cs="Consolas" w:eastAsia="Consolas" w:hAnsi="Consolas"/>
+          <w:sz w:val="19"/>
+          <w:szCs w:val="19"/>
+          <w:shd w:fill="EEF1F5" w:val="clear"/>
+        </w:rPr>
+        <w:t xml:space="preserve">timedatectl</w:t>
+      </w:r>
+      <w:r>
+        <w:t xml:space="preserve">), since the codes are computed from the time.</w:t>
+      </w:r>
+    </w:p>
+    <w:p>
+      <w:pPr>
+        <w:pStyle w:val="Heading2"/>
+      </w:pPr>
+      <w:r>
+        <w:t xml:space="preserve">21.5 HTTPS</w:t>
+      </w:r>
+    </w:p>
+    <w:p>
+      <w:pPr>
+        <w:spacing w:after="120"/>
+      </w:pPr>
+      <w:r>
+        <w:t xml:space="preserve">On a home LAN plain HTTP is normal, and MediaLedger refuses connections from outside the LAN anyway. HTTPS adds encryption between each browser and the Pi, which matters if you do not fully trust every device on the Wi-Fi, and it lets phones add the site as a proper app without warnings. There is no certificate authority for a private LAN name, so MediaLedger makes its own </w:t>
+      </w:r>
+      <w:r>
+        <w:rPr>
+          <w:b/>
+          <w:bCs/>
+        </w:rPr>
+        <w:t xml:space="preserve">self-signed</w:t>
+      </w:r>
+      <w:r>
+        <w:t xml:space="preserve"> certificate; browsers trust it once you install it on each device.</w:t>
+      </w:r>
+    </w:p>
+    <w:p>
+      <w:pPr>
+        <w:pStyle w:val="ListParagraph"/>
+        <w:numPr>
+          <w:ilvl w:val="0"/>
+          <w:numId w:val="8"/>
+        </w:numPr>
+        <w:spacing w:after="60"/>
+      </w:pPr>
+      <w:r>
+        <w:t xml:space="preserve">Security → HTTPS → </w:t>
+      </w:r>
+      <w:r>
+        <w:rPr>
+          <w:b/>
+          <w:bCs/>
+        </w:rPr>
+        <w:t xml:space="preserve">Turn on HTTPS</w:t>
+      </w:r>
+      <w:r>
+        <w:t xml:space="preserve">, then confirm. The server writes a certificate valid for ten years covering every name it answers to (</w:t>
+      </w:r>
+      <w:r>
+        <w:rPr>
+          <w:rFonts w:ascii="Consolas" w:cs="Consolas" w:eastAsia="Consolas" w:hAnsi="Consolas"/>
+          <w:sz w:val="19"/>
+          <w:szCs w:val="19"/>
+          <w:shd w:fill="EEF1F5" w:val="clear"/>
+        </w:rPr>
+        <w:t xml:space="preserve">medialedger.local</w:t>
+      </w:r>
+      <w:r>
+        <w:t xml:space="preserve">, the hostname, your custom domain if the installer was given one, and every LAN address), audits the change, and restarts. Sign-in sessions survive the restart.</w:t>
+      </w:r>
+    </w:p>
+    <w:p>
+      <w:pPr>
+        <w:pStyle w:val="ListParagraph"/>
+        <w:numPr>
+          <w:ilvl w:val="0"/>
+          <w:numId w:val="8"/>
+        </w:numPr>
+        <w:spacing w:after="60"/>
+      </w:pPr>
+      <w:r>
+        <w:t xml:space="preserve">The page reopens on </w:t>
+      </w:r>
+      <w:r>
+        <w:rPr>
+          <w:rFonts w:ascii="Consolas" w:cs="Consolas" w:eastAsia="Consolas" w:hAnsi="Consolas"/>
+          <w:sz w:val="19"/>
+          <w:szCs w:val="19"/>
+          <w:shd w:fill="EEF1F5" w:val="clear"/>
+        </w:rPr>
+        <w:t xml:space="preserve">https://</w:t>
+      </w:r>
+      <w:r>
+        <w:t xml:space="preserve">. If the Pi was installed with </w:t>
+      </w:r>
+      <w:r>
+        <w:rPr>
+          <w:rFonts w:ascii="Consolas" w:cs="Consolas" w:eastAsia="Consolas" w:hAnsi="Consolas"/>
+          <w:sz w:val="19"/>
+          <w:szCs w:val="19"/>
+          <w:shd w:fill="EEF1F5" w:val="clear"/>
+        </w:rPr>
+        <w:t xml:space="preserve">--port=80</w:t>
+      </w:r>
+      <w:r>
+        <w:t xml:space="preserve">, the site moves to port 443 (no port in the address) and port 80 redirects there, so </w:t>
+      </w:r>
+      <w:r>
+        <w:rPr>
+          <w:rFonts w:ascii="Consolas" w:cs="Consolas" w:eastAsia="Consolas" w:hAnsi="Consolas"/>
+          <w:sz w:val="19"/>
+          <w:szCs w:val="19"/>
+          <w:shd w:fill="EEF1F5" w:val="clear"/>
+        </w:rPr>
+        <w:t xml:space="preserve">http://medialedger.home</w:t>
+      </w:r>
+      <w:r>
+        <w:t xml:space="preserve"> keeps working.</w:t>
+      </w:r>
+    </w:p>
+    <w:p>
+      <w:pPr>
+        <w:pStyle w:val="ListParagraph"/>
+        <w:numPr>
+          <w:ilvl w:val="0"/>
+          <w:numId w:val="8"/>
+        </w:numPr>
+        <w:spacing w:after="60"/>
+      </w:pPr>
+      <w:r>
+        <w:t xml:space="preserve">The browser warns that the certificate is not trusted. Either accept the warning for this site, or remove it for good: press </w:t>
+      </w:r>
+      <w:r>
+        <w:rPr>
+          <w:b/>
+          <w:bCs/>
+        </w:rPr>
+        <w:t xml:space="preserve">Download certificate</w:t>
+      </w:r>
+      <w:r>
+        <w:t xml:space="preserve"> and follow the per-device steps under *Removing the browser warning* (Windows: Trusted Root Certification Authorities; Android: install a CA certificate; iPhone: install the profile, then Certificate Trust Settings; macOS: Keychain, Always Trust).</w:t>
+      </w:r>
+    </w:p>
+    <w:p>
+      <w:pPr>
+        <w:pBdr>
+          <w:left w:val="single" w:color="F0B429" w:sz="12" w:space="8"/>
+        </w:pBdr>
+        <w:spacing w:after="160" w:before="60"/>
+        <w:ind w:left="360"/>
+      </w:pPr>
+      <w:r>
+        <w:t xml:space="preserve">Adding a new name for the Pi later (a custom domain, a rename) needs a new certificate: delete </w:t>
+      </w:r>
+      <w:r>
+        <w:rPr>
+          <w:rFonts w:ascii="Consolas" w:cs="Consolas" w:eastAsia="Consolas" w:hAnsi="Consolas"/>
+          <w:sz w:val="19"/>
+          <w:szCs w:val="19"/>
+          <w:shd w:fill="EEF1F5" w:val="clear"/>
+        </w:rPr>
+        <w:t xml:space="preserve">/var/lib/medialedger/tls/</w:t>
+      </w:r>
+      <w:r>
+        <w:t xml:space="preserve"> on the Pi, restart the service, and turn HTTPS on again. Installing the certificate on a device is per device; the file itself is public, only </w:t>
+      </w:r>
+      <w:r>
+        <w:rPr>
+          <w:rFonts w:ascii="Consolas" w:cs="Consolas" w:eastAsia="Consolas" w:hAnsi="Consolas"/>
+          <w:sz w:val="19"/>
+          <w:szCs w:val="19"/>
+          <w:shd w:fill="EEF1F5" w:val="clear"/>
+        </w:rPr>
+        <w:t xml:space="preserve">key.pem</w:t>
+      </w:r>
+      <w:r>
+        <w:t xml:space="preserve"> on the Pi is secret.</w:t>
+      </w:r>
+    </w:p>
+    <w:p>
+      <w:pPr>
         <w:pStyle w:val="Heading1"/>
         <w:pageBreakBefore/>
       </w:pPr>
@@ -12391,7 +13029,7 @@
         <w:pStyle w:val="ListParagraph"/>
         <w:numPr>
           <w:ilvl w:val="0"/>
-          <w:numId w:val="7"/>
+          <w:numId w:val="9"/>
         </w:numPr>
         <w:spacing w:after="60"/>
       </w:pPr>
@@ -12426,7 +13064,7 @@
         <w:pStyle w:val="ListParagraph"/>
         <w:numPr>
           <w:ilvl w:val="0"/>
-          <w:numId w:val="7"/>
+          <w:numId w:val="9"/>
         </w:numPr>
         <w:spacing w:after="60"/>
       </w:pPr>
@@ -12475,7 +13113,7 @@
         <w:pStyle w:val="ListParagraph"/>
         <w:numPr>
           <w:ilvl w:val="0"/>
-          <w:numId w:val="7"/>
+          <w:numId w:val="9"/>
         </w:numPr>
         <w:spacing w:after="60"/>
       </w:pPr>
@@ -12982,7 +13620,7 @@
         <w:pStyle w:val="ListParagraph"/>
         <w:numPr>
           <w:ilvl w:val="0"/>
-          <w:numId w:val="8"/>
+          <w:numId w:val="10"/>
         </w:numPr>
         <w:spacing w:after="60"/>
       </w:pPr>
@@ -13031,7 +13669,7 @@
         <w:pStyle w:val="ListParagraph"/>
         <w:numPr>
           <w:ilvl w:val="0"/>
-          <w:numId w:val="8"/>
+          <w:numId w:val="10"/>
         </w:numPr>
         <w:spacing w:after="60"/>
       </w:pPr>
@@ -13114,7 +13752,7 @@
         <w:pStyle w:val="ListParagraph"/>
         <w:numPr>
           <w:ilvl w:val="0"/>
-          <w:numId w:val="8"/>
+          <w:numId w:val="10"/>
         </w:numPr>
         <w:spacing w:after="60"/>
       </w:pPr>
@@ -13137,7 +13775,7 @@
         <w:pStyle w:val="ListParagraph"/>
         <w:numPr>
           <w:ilvl w:val="0"/>
-          <w:numId w:val="8"/>
+          <w:numId w:val="10"/>
         </w:numPr>
         <w:spacing w:after="60"/>
       </w:pPr>
@@ -13975,7 +14613,17 @@
         <w:t xml:space="preserve">two-factor codes</w:t>
       </w:r>
       <w:r>
-        <w:t xml:space="preserve"> if other people use your network, and let the posture tiles guide you. For HTTPS, rerun the installer with </w:t>
+        <w:t xml:space="preserve"> if other people use your network, and let the posture tiles guide you. For HTTPS, press </w:t>
+      </w:r>
+      <w:r>
+        <w:rPr>
+          <w:b/>
+          <w:bCs/>
+        </w:rPr>
+        <w:t xml:space="preserve">Turn on HTTPS</w:t>
+      </w:r>
+      <w:r>
+        <w:t xml:space="preserve"> on the Security tab (21.5); </w:t>
       </w:r>
       <w:r>
         <w:rPr>
@@ -13987,43 +14635,7 @@
         <w:t xml:space="preserve">--https</w:t>
       </w:r>
       <w:r>
-        <w:t xml:space="preserve"> or place </w:t>
-      </w:r>
-      <w:r>
-        <w:rPr>
-          <w:rFonts w:ascii="Consolas" w:cs="Consolas" w:eastAsia="Consolas" w:hAnsi="Consolas"/>
-          <w:sz w:val="19"/>
-          <w:szCs w:val="19"/>
-          <w:shd w:fill="EEF1F5" w:val="clear"/>
-        </w:rPr>
-        <w:t xml:space="preserve">cert.pem</w:t>
-      </w:r>
-      <w:r>
-        <w:t xml:space="preserve"> and </w:t>
-      </w:r>
-      <w:r>
-        <w:rPr>
-          <w:rFonts w:ascii="Consolas" w:cs="Consolas" w:eastAsia="Consolas" w:hAnsi="Consolas"/>
-          <w:sz w:val="19"/>
-          <w:szCs w:val="19"/>
-          <w:shd w:fill="EEF1F5" w:val="clear"/>
-        </w:rPr>
-        <w:t xml:space="preserve">key.pem</w:t>
-      </w:r>
-      <w:r>
-        <w:t xml:space="preserve"> in </w:t>
-      </w:r>
-      <w:r>
-        <w:rPr>
-          <w:rFonts w:ascii="Consolas" w:cs="Consolas" w:eastAsia="Consolas" w:hAnsi="Consolas"/>
-          <w:sz w:val="19"/>
-          <w:szCs w:val="19"/>
-          <w:shd w:fill="EEF1F5" w:val="clear"/>
-        </w:rPr>
-        <w:t xml:space="preserve">/var/lib/medialedger/tls/</w:t>
-      </w:r>
-      <w:r>
-        <w:t xml:space="preserve"> and restart; the browser warns once about the self-signed certificate.</w:t>
+        <w:t xml:space="preserve"> on the installer does the same at install time.</w:t>
       </w:r>
     </w:p>
     <w:p>
@@ -17062,7 +17674,7 @@
         <w:sz w:val="16"/>
         <w:szCs w:val="16"/>
       </w:rPr>
-      <w:t xml:space="preserve">MediaLedger 1.2.2 · User Manual</w:t>
+      <w:t xml:space="preserve">MediaLedger 1.3.0 · User Manual</w:t>
     </w:r>
   </w:p>
 </w:hdr>
@@ -17221,6 +17833,18 @@
     </w:lvlOverride>
   </w:num>
   <w:num w:numId="8">
+    <w:abstractNumId w:val="3"/>
+    <w:lvlOverride w:ilvl="0">
+      <w:startOverride w:val="1"/>
+    </w:lvlOverride>
+  </w:num>
+  <w:num w:numId="9">
+    <w:abstractNumId w:val="3"/>
+    <w:lvlOverride w:ilvl="0">
+      <w:startOverride w:val="1"/>
+    </w:lvlOverride>
+  </w:num>
+  <w:num w:numId="10">
     <w:abstractNumId w:val="3"/>
     <w:lvlOverride w:ilvl="0">
       <w:startOverride w:val="1"/>

--- a/docs/MediaLedger-Manual.docx
+++ b/docs/MediaLedger-Manual.docx
@@ -42,7 +42,7 @@
           <w:sz w:val="24"/>
           <w:szCs w:val="24"/>
         </w:rPr>
-        <w:t xml:space="preserve">Version 1.3.0</w:t>
+        <w:t xml:space="preserve">Version 1.3.1</w:t>
       </w:r>
     </w:p>
     <w:p>
@@ -6501,6 +6501,94 @@
         <w:spacing w:after="120"/>
       </w:pPr>
       <w:r>
+        <w:t xml:space="preserve">Only </w:t>
+      </w:r>
+      <w:r>
+        <w:rPr>
+          <w:rFonts w:ascii="Consolas" w:cs="Consolas" w:eastAsia="Consolas" w:hAnsi="Consolas"/>
+          <w:sz w:val="19"/>
+          <w:szCs w:val="19"/>
+          <w:shd w:fill="EEF1F5" w:val="clear"/>
+        </w:rPr>
+        <w:t xml:space="preserve">Title (Year)</w:t>
+      </w:r>
+      <w:r>
+        <w:t xml:space="preserve"> is fixed, because Plex matches on it. Everything after the dash is a </w:t>
+      </w:r>
+      <w:r>
+        <w:rPr>
+          <w:b/>
+          <w:bCs/>
+        </w:rPr>
+        <w:t xml:space="preserve">name part</w:t>
+      </w:r>
+      <w:r>
+        <w:t xml:space="preserve"> you can leave out or reorder under Batch settings → </w:t>
+      </w:r>
+      <w:r>
+        <w:rPr>
+          <w:b/>
+          <w:bCs/>
+        </w:rPr>
+        <w:t xml:space="preserve">Name parts</w:t>
+      </w:r>
+      <w:r>
+        <w:t xml:space="preserve">: click a chip to switch it off (it shows struck through) or on, use the ◂ ▸ arrows to move it, and watch the preview. The whole list rebuilds at once. The same thing works from the list itself: every word in a proposed name is clickable, so clicking </w:t>
+      </w:r>
+      <w:r>
+        <w:rPr>
+          <w:rFonts w:ascii="Consolas" w:cs="Consolas" w:eastAsia="Consolas" w:hAnsi="Consolas"/>
+          <w:sz w:val="19"/>
+          <w:szCs w:val="19"/>
+          <w:shd w:fill="EEF1F5" w:val="clear"/>
+        </w:rPr>
+        <w:t xml:space="preserve">Source</w:t>
+      </w:r>
+      <w:r>
+        <w:t xml:space="preserve"> in any row removes Source from every name, the way editing one dimension in a CAD sketch updates the whole part. If you do not like </w:t>
+      </w:r>
+      <w:r>
+        <w:rPr>
+          <w:rFonts w:ascii="Consolas" w:cs="Consolas" w:eastAsia="Consolas" w:hAnsi="Consolas"/>
+          <w:sz w:val="19"/>
+          <w:szCs w:val="19"/>
+          <w:shd w:fill="EEF1F5" w:val="clear"/>
+        </w:rPr>
+        <w:t xml:space="preserve">Web</w:t>
+      </w:r>
+      <w:r>
+        <w:t xml:space="preserve"> / </w:t>
+      </w:r>
+      <w:r>
+        <w:rPr>
+          <w:rFonts w:ascii="Consolas" w:cs="Consolas" w:eastAsia="Consolas" w:hAnsi="Consolas"/>
+          <w:sz w:val="19"/>
+          <w:szCs w:val="19"/>
+          <w:shd w:fill="EEF1F5" w:val="clear"/>
+        </w:rPr>
+        <w:t xml:space="preserve">Rip</w:t>
+      </w:r>
+      <w:r>
+        <w:t xml:space="preserve"> in your names, click it once and it is gone; the </w:t>
+      </w:r>
+      <w:r>
+        <w:rPr>
+          <w:rFonts w:ascii="Consolas" w:cs="Consolas" w:eastAsia="Consolas" w:hAnsi="Consolas"/>
+          <w:sz w:val="19"/>
+          <w:szCs w:val="19"/>
+          <w:shd w:fill="EEF1F5" w:val="clear"/>
+        </w:rPr>
+        <w:t xml:space="preserve">no_source</w:t>
+      </w:r>
+      <w:r>
+        <w:t xml:space="preserve"> flag disappears with it.</w:t>
+      </w:r>
+    </w:p>
+    <w:p>
+      <w:pPr>
+        <w:spacing w:after="120"/>
+      </w:pPr>
+      <w:r>
         <w:t xml:space="preserve">Examples: </w:t>
       </w:r>
       <w:r>
@@ -12319,7 +12407,19 @@
         <w:t xml:space="preserve">Download certificate</w:t>
       </w:r>
       <w:r>
-        <w:t xml:space="preserve"> and follow the per-device steps under *Removing the browser warning* (Windows: Trusted Root Certification Authorities; Android: install a CA certificate; iPhone: install the profile, then Certificate Trust Settings; macOS: Keychain, Always Trust).</w:t>
+        <w:t xml:space="preserve"> (a </w:t>
+      </w:r>
+      <w:r>
+        <w:rPr>
+          <w:rFonts w:ascii="Consolas" w:cs="Consolas" w:eastAsia="Consolas" w:hAnsi="Consolas"/>
+          <w:sz w:val="19"/>
+          <w:szCs w:val="19"/>
+          <w:shd w:fill="EEF1F5" w:val="clear"/>
+        </w:rPr>
+        <w:t xml:space="preserve">.crt</w:t>
+      </w:r>
+      <w:r>
+        <w:t xml:space="preserve"> file Windows opens with its own installer on double-click) and follow the per-device steps under *Removing the browser warning* (Windows: Trusted Root Certification Authorities; Android: install a CA certificate; iPhone: install the profile, then Certificate Trust Settings; macOS: Keychain, Always Trust).</w:t>
       </w:r>
     </w:p>
     <w:p>
@@ -17674,7 +17774,7 @@
         <w:sz w:val="16"/>
         <w:szCs w:val="16"/>
       </w:rPr>
-      <w:t xml:space="preserve">MediaLedger 1.3.0 · User Manual</w:t>
+      <w:t xml:space="preserve">MediaLedger 1.3.1 · User Manual</w:t>
     </w:r>
   </w:p>
 </w:hdr>

--- a/docs/MediaLedger-Manual.docx
+++ b/docs/MediaLedger-Manual.docx
@@ -42,7 +42,7 @@
           <w:sz w:val="24"/>
           <w:szCs w:val="24"/>
         </w:rPr>
-        <w:t xml:space="preserve">Version 1.3.1</w:t>
+        <w:t xml:space="preserve">Version 1.4.0</w:t>
       </w:r>
     </w:p>
     <w:p>
@@ -308,6 +308,21 @@
           <w:szCs w:val="20"/>
         </w:rPr>
         <w:t xml:space="preserve">5.1 Episode detail</w:t>
+      </w:r>
+    </w:p>
+    <w:p>
+      <w:pPr>
+        <w:spacing w:after="40"/>
+        <w:ind w:left="540"/>
+      </w:pPr>
+      <w:r>
+        <w:rPr>
+          <w:b w:val="false"/>
+          <w:bCs w:val="false"/>
+          <w:sz w:val="20"/>
+          <w:szCs w:val="20"/>
+        </w:rPr>
+        <w:t xml:space="preserve">5.2 Tags: genres, sub/dub and your own</w:t>
       </w:r>
     </w:p>
     <w:p>
@@ -4068,6 +4083,661 @@
     </w:p>
     <w:p>
       <w:pPr>
+        <w:pStyle w:val="Heading2"/>
+      </w:pPr>
+      <w:r>
+        <w:t xml:space="preserve">5.2 Tags: genres, sub/dub and your own</w:t>
+      </w:r>
+    </w:p>
+    <w:p>
+      <w:pPr>
+        <w:spacing w:after="120"/>
+      </w:pPr>
+      <w:r>
+        <w:t xml:space="preserve">Every series and movie carries three kinds of tag, shown in a </w:t>
+      </w:r>
+      <w:r>
+        <w:rPr>
+          <w:b/>
+          <w:bCs/>
+        </w:rPr>
+        <w:t xml:space="preserve">Tags</w:t>
+      </w:r>
+      <w:r>
+        <w:t xml:space="preserve"> column on the lists and as a strip under the title on its own page. The filter box matches them, so typing </w:t>
+      </w:r>
+      <w:r>
+        <w:rPr>
+          <w:rFonts w:ascii="Consolas" w:cs="Consolas" w:eastAsia="Consolas" w:hAnsi="Consolas"/>
+          <w:sz w:val="19"/>
+          <w:szCs w:val="19"/>
+          <w:shd w:fill="EEF1F5" w:val="clear"/>
+        </w:rPr>
+        <w:t xml:space="preserve">comedy</w:t>
+      </w:r>
+      <w:r>
+        <w:t xml:space="preserve">, </w:t>
+      </w:r>
+      <w:r>
+        <w:rPr>
+          <w:rFonts w:ascii="Consolas" w:cs="Consolas" w:eastAsia="Consolas" w:hAnsi="Consolas"/>
+          <w:sz w:val="19"/>
+          <w:szCs w:val="19"/>
+          <w:shd w:fill="EEF1F5" w:val="clear"/>
+        </w:rPr>
+        <w:t xml:space="preserve">dub</w:t>
+      </w:r>
+      <w:r>
+        <w:t xml:space="preserve"> or </w:t>
+      </w:r>
+      <w:r>
+        <w:rPr>
+          <w:rFonts w:ascii="Consolas" w:cs="Consolas" w:eastAsia="Consolas" w:hAnsi="Consolas"/>
+          <w:sz w:val="19"/>
+          <w:szCs w:val="19"/>
+          <w:shd w:fill="EEF1F5" w:val="clear"/>
+        </w:rPr>
+        <w:t xml:space="preserve">kids</w:t>
+      </w:r>
+      <w:r>
+        <w:t xml:space="preserve"> narrows the list.</w:t>
+      </w:r>
+    </w:p>
+    <w:tbl>
+      <w:tblPr>
+        <w:tblW w:type="dxa" w:w="9360"/>
+        <w:tblBorders>
+          <w:top w:val="single" w:color="auto" w:sz="4"/>
+          <w:left w:val="single" w:color="auto" w:sz="4"/>
+          <w:bottom w:val="single" w:color="auto" w:sz="4"/>
+          <w:right w:val="single" w:color="auto" w:sz="4"/>
+          <w:insideH w:val="single" w:color="auto" w:sz="4"/>
+          <w:insideV w:val="single" w:color="auto" w:sz="4"/>
+        </w:tblBorders>
+      </w:tblPr>
+      <w:tblGrid>
+        <w:gridCol w:w="1900"/>
+        <w:gridCol w:w="5460"/>
+        <w:gridCol w:w="2000"/>
+      </w:tblGrid>
+      <w:tr>
+        <w:tc>
+          <w:tcPr>
+            <w:tcW w:type="dxa" w:w="0"/>
+            <w:shd w:fill="DDE6F2" w:val="clear"/>
+            <w:tcMar>
+              <w:top w:type="dxa" w:w="60"/>
+              <w:left w:type="dxa" w:w="100"/>
+              <w:bottom w:type="dxa" w:w="60"/>
+              <w:right w:type="dxa" w:w="100"/>
+            </w:tcMar>
+          </w:tcPr>
+          <w:p>
+            <w:r>
+              <w:rPr>
+                <w:b/>
+                <w:bCs/>
+                <w:sz w:val="19"/>
+                <w:szCs w:val="19"/>
+              </w:rPr>
+              <w:t xml:space="preserve">Kind</w:t>
+            </w:r>
+          </w:p>
+        </w:tc>
+        <w:tc>
+          <w:tcPr>
+            <w:tcW w:type="dxa" w:w="0"/>
+            <w:shd w:fill="DDE6F2" w:val="clear"/>
+            <w:tcMar>
+              <w:top w:type="dxa" w:w="60"/>
+              <w:left w:type="dxa" w:w="100"/>
+              <w:bottom w:type="dxa" w:w="60"/>
+              <w:right w:type="dxa" w:w="100"/>
+            </w:tcMar>
+          </w:tcPr>
+          <w:p>
+            <w:r>
+              <w:rPr>
+                <w:b/>
+                <w:bCs/>
+                <w:sz w:val="19"/>
+                <w:szCs w:val="19"/>
+              </w:rPr>
+              <w:t xml:space="preserve">Where it comes from</w:t>
+            </w:r>
+          </w:p>
+        </w:tc>
+        <w:tc>
+          <w:tcPr>
+            <w:tcW w:type="dxa" w:w="0"/>
+            <w:shd w:fill="DDE6F2" w:val="clear"/>
+            <w:tcMar>
+              <w:top w:type="dxa" w:w="60"/>
+              <w:left w:type="dxa" w:w="100"/>
+              <w:bottom w:type="dxa" w:w="60"/>
+              <w:right w:type="dxa" w:w="100"/>
+            </w:tcMar>
+          </w:tcPr>
+          <w:p>
+            <w:r>
+              <w:rPr>
+                <w:b/>
+                <w:bCs/>
+                <w:sz w:val="19"/>
+                <w:szCs w:val="19"/>
+              </w:rPr>
+              <w:t xml:space="preserve">Examples</w:t>
+            </w:r>
+          </w:p>
+        </w:tc>
+      </w:tr>
+      <w:tr>
+        <w:tc>
+          <w:tcPr>
+            <w:tcW w:type="dxa" w:w="0"/>
+            <w:tcMar>
+              <w:top w:type="dxa" w:w="60"/>
+              <w:left w:type="dxa" w:w="100"/>
+              <w:bottom w:type="dxa" w:w="60"/>
+              <w:right w:type="dxa" w:w="100"/>
+            </w:tcMar>
+          </w:tcPr>
+          <w:p>
+            <w:r>
+              <w:rPr>
+                <w:b w:val="false"/>
+                <w:bCs w:val="false"/>
+                <w:sz w:val="19"/>
+                <w:szCs w:val="19"/>
+              </w:rPr>
+              <w:t xml:space="preserve">Genres (grey)</w:t>
+            </w:r>
+          </w:p>
+        </w:tc>
+        <w:tc>
+          <w:tcPr>
+            <w:tcW w:type="dxa" w:w="0"/>
+            <w:tcMar>
+              <w:top w:type="dxa" w:w="60"/>
+              <w:left w:type="dxa" w:w="100"/>
+              <w:bottom w:type="dxa" w:w="60"/>
+              <w:right w:type="dxa" w:w="100"/>
+            </w:tcMar>
+          </w:tcPr>
+          <w:p>
+            <w:r>
+              <w:rPr>
+                <w:b w:val="false"/>
+                <w:bCs w:val="false"/>
+                <w:sz w:val="19"/>
+                <w:szCs w:val="19"/>
+              </w:rPr>
+              <w:t xml:space="preserve">The same TVmaze / AniList lookup that fetches episode counts also returns genres, and AniList adds its crowd-ranked tags. Fetched automatically with the next lookup; series matched before this version are filled in once in the background. Movies take their genres from Plex when synced.</w:t>
+            </w:r>
+          </w:p>
+        </w:tc>
+        <w:tc>
+          <w:tcPr>
+            <w:tcW w:type="dxa" w:w="0"/>
+            <w:tcMar>
+              <w:top w:type="dxa" w:w="60"/>
+              <w:left w:type="dxa" w:w="100"/>
+              <w:bottom w:type="dxa" w:w="60"/>
+              <w:right w:type="dxa" w:w="100"/>
+            </w:tcMar>
+          </w:tcPr>
+          <w:p>
+            <w:r>
+              <w:rPr>
+                <w:rFonts w:ascii="Consolas" w:cs="Consolas" w:eastAsia="Consolas" w:hAnsi="Consolas"/>
+                <w:b w:val="false"/>
+                <w:bCs w:val="false"/>
+                <w:sz w:val="19"/>
+                <w:szCs w:val="19"/>
+                <w:shd w:fill="EEF1F5" w:val="clear"/>
+              </w:rPr>
+              <w:t xml:space="preserve">Action</w:t>
+            </w:r>
+            <w:r>
+              <w:rPr>
+                <w:b w:val="false"/>
+                <w:bCs w:val="false"/>
+                <w:sz w:val="19"/>
+                <w:szCs w:val="19"/>
+              </w:rPr>
+              <w:t xml:space="preserve">, </w:t>
+            </w:r>
+            <w:r>
+              <w:rPr>
+                <w:rFonts w:ascii="Consolas" w:cs="Consolas" w:eastAsia="Consolas" w:hAnsi="Consolas"/>
+                <w:b w:val="false"/>
+                <w:bCs w:val="false"/>
+                <w:sz w:val="19"/>
+                <w:szCs w:val="19"/>
+                <w:shd w:fill="EEF1F5" w:val="clear"/>
+              </w:rPr>
+              <w:t xml:space="preserve">Slice of Life</w:t>
+            </w:r>
+            <w:r>
+              <w:rPr>
+                <w:b w:val="false"/>
+                <w:bCs w:val="false"/>
+                <w:sz w:val="19"/>
+                <w:szCs w:val="19"/>
+              </w:rPr>
+              <w:t xml:space="preserve">, </w:t>
+            </w:r>
+            <w:r>
+              <w:rPr>
+                <w:rFonts w:ascii="Consolas" w:cs="Consolas" w:eastAsia="Consolas" w:hAnsi="Consolas"/>
+                <w:b w:val="false"/>
+                <w:bCs w:val="false"/>
+                <w:sz w:val="19"/>
+                <w:szCs w:val="19"/>
+                <w:shd w:fill="EEF1F5" w:val="clear"/>
+              </w:rPr>
+              <w:t xml:space="preserve">Isekai</w:t>
+            </w:r>
+            <w:r>
+              <w:rPr>
+                <w:b w:val="false"/>
+                <w:bCs w:val="false"/>
+                <w:sz w:val="19"/>
+                <w:szCs w:val="19"/>
+              </w:rPr>
+              <w:t xml:space="preserve">, </w:t>
+            </w:r>
+            <w:r>
+              <w:rPr>
+                <w:rFonts w:ascii="Consolas" w:cs="Consolas" w:eastAsia="Consolas" w:hAnsi="Consolas"/>
+                <w:b w:val="false"/>
+                <w:bCs w:val="false"/>
+                <w:sz w:val="19"/>
+                <w:szCs w:val="19"/>
+                <w:shd w:fill="EEF1F5" w:val="clear"/>
+              </w:rPr>
+              <w:t xml:space="preserve">Documentary</w:t>
+            </w:r>
+          </w:p>
+        </w:tc>
+      </w:tr>
+      <w:tr>
+        <w:tc>
+          <w:tcPr>
+            <w:tcW w:type="dxa" w:w="0"/>
+            <w:tcMar>
+              <w:top w:type="dxa" w:w="60"/>
+              <w:left w:type="dxa" w:w="100"/>
+              <w:bottom w:type="dxa" w:w="60"/>
+              <w:right w:type="dxa" w:w="100"/>
+            </w:tcMar>
+          </w:tcPr>
+          <w:p>
+            <w:r>
+              <w:rPr>
+                <w:b w:val="false"/>
+                <w:bCs w:val="false"/>
+                <w:sz w:val="19"/>
+                <w:szCs w:val="19"/>
+              </w:rPr>
+              <w:t xml:space="preserve">Sub / dub (coloured)</w:t>
+            </w:r>
+          </w:p>
+        </w:tc>
+        <w:tc>
+          <w:tcPr>
+            <w:tcW w:type="dxa" w:w="0"/>
+            <w:tcMar>
+              <w:top w:type="dxa" w:w="60"/>
+              <w:left w:type="dxa" w:w="100"/>
+              <w:bottom w:type="dxa" w:w="60"/>
+              <w:right w:type="dxa" w:w="100"/>
+            </w:tcMar>
+          </w:tcPr>
+          <w:p>
+            <w:r>
+              <w:rPr>
+                <w:b w:val="false"/>
+                <w:bCs w:val="false"/>
+                <w:sz w:val="19"/>
+                <w:szCs w:val="19"/>
+              </w:rPr>
+              <w:t xml:space="preserve">Worked out on this machine from the audio and subtitle languages ffprobe recorded: Japanese audio with English subtitles is </w:t>
+            </w:r>
+            <w:r>
+              <w:rPr>
+                <w:b w:val="false"/>
+                <w:bCs w:val="false"/>
+                <w:sz w:val="19"/>
+                <w:szCs w:val="19"/>
+              </w:rPr>
+              <w:t xml:space="preserve">Subbed</w:t>
+            </w:r>
+            <w:r>
+              <w:rPr>
+                <w:b w:val="false"/>
+                <w:bCs w:val="false"/>
+                <w:sz w:val="19"/>
+                <w:szCs w:val="19"/>
+              </w:rPr>
+              <w:t xml:space="preserve">, English audio on anime is </w:t>
+            </w:r>
+            <w:r>
+              <w:rPr>
+                <w:b w:val="false"/>
+                <w:bCs w:val="false"/>
+                <w:sz w:val="19"/>
+                <w:szCs w:val="19"/>
+              </w:rPr>
+              <w:t xml:space="preserve">Dubbed</w:t>
+            </w:r>
+            <w:r>
+              <w:rPr>
+                <w:b w:val="false"/>
+                <w:bCs w:val="false"/>
+                <w:sz w:val="19"/>
+                <w:szCs w:val="19"/>
+              </w:rPr>
+              <w:t xml:space="preserve">, both audio tracks is </w:t>
+            </w:r>
+            <w:r>
+              <w:rPr>
+                <w:b w:val="false"/>
+                <w:bCs w:val="false"/>
+                <w:sz w:val="19"/>
+                <w:szCs w:val="19"/>
+              </w:rPr>
+              <w:t xml:space="preserve">Dual audio</w:t>
+            </w:r>
+            <w:r>
+              <w:rPr>
+                <w:b w:val="false"/>
+                <w:bCs w:val="false"/>
+                <w:sz w:val="19"/>
+                <w:szCs w:val="19"/>
+              </w:rPr>
+              <w:t xml:space="preserve">, and a series whose episodes disagree is </w:t>
+            </w:r>
+            <w:r>
+              <w:rPr>
+                <w:b w:val="false"/>
+                <w:bCs w:val="false"/>
+                <w:sz w:val="19"/>
+                <w:szCs w:val="19"/>
+              </w:rPr>
+              <w:t xml:space="preserve">Mixed</w:t>
+            </w:r>
+            <w:r>
+              <w:rPr>
+                <w:b w:val="false"/>
+                <w:bCs w:val="false"/>
+                <w:sz w:val="19"/>
+                <w:szCs w:val="19"/>
+              </w:rPr>
+              <w:t xml:space="preserve">. Nothing is fetched.</w:t>
+            </w:r>
+          </w:p>
+        </w:tc>
+        <w:tc>
+          <w:tcPr>
+            <w:tcW w:type="dxa" w:w="0"/>
+            <w:tcMar>
+              <w:top w:type="dxa" w:w="60"/>
+              <w:left w:type="dxa" w:w="100"/>
+              <w:bottom w:type="dxa" w:w="60"/>
+              <w:right w:type="dxa" w:w="100"/>
+            </w:tcMar>
+          </w:tcPr>
+          <w:p>
+            <w:r>
+              <w:rPr>
+                <w:rFonts w:ascii="Consolas" w:cs="Consolas" w:eastAsia="Consolas" w:hAnsi="Consolas"/>
+                <w:b w:val="false"/>
+                <w:bCs w:val="false"/>
+                <w:sz w:val="19"/>
+                <w:szCs w:val="19"/>
+                <w:shd w:fill="EEF1F5" w:val="clear"/>
+              </w:rPr>
+              <w:t xml:space="preserve">Subbed</w:t>
+            </w:r>
+            <w:r>
+              <w:rPr>
+                <w:b w:val="false"/>
+                <w:bCs w:val="false"/>
+                <w:sz w:val="19"/>
+                <w:szCs w:val="19"/>
+              </w:rPr>
+              <w:t xml:space="preserve">, </w:t>
+            </w:r>
+            <w:r>
+              <w:rPr>
+                <w:rFonts w:ascii="Consolas" w:cs="Consolas" w:eastAsia="Consolas" w:hAnsi="Consolas"/>
+                <w:b w:val="false"/>
+                <w:bCs w:val="false"/>
+                <w:sz w:val="19"/>
+                <w:szCs w:val="19"/>
+                <w:shd w:fill="EEF1F5" w:val="clear"/>
+              </w:rPr>
+              <w:t xml:space="preserve">Dubbed</w:t>
+            </w:r>
+            <w:r>
+              <w:rPr>
+                <w:b w:val="false"/>
+                <w:bCs w:val="false"/>
+                <w:sz w:val="19"/>
+                <w:szCs w:val="19"/>
+              </w:rPr>
+              <w:t xml:space="preserve">, </w:t>
+            </w:r>
+            <w:r>
+              <w:rPr>
+                <w:rFonts w:ascii="Consolas" w:cs="Consolas" w:eastAsia="Consolas" w:hAnsi="Consolas"/>
+                <w:b w:val="false"/>
+                <w:bCs w:val="false"/>
+                <w:sz w:val="19"/>
+                <w:szCs w:val="19"/>
+                <w:shd w:fill="EEF1F5" w:val="clear"/>
+              </w:rPr>
+              <w:t xml:space="preserve">Dual audio</w:t>
+            </w:r>
+          </w:p>
+        </w:tc>
+      </w:tr>
+      <w:tr>
+        <w:tc>
+          <w:tcPr>
+            <w:tcW w:type="dxa" w:w="0"/>
+            <w:tcMar>
+              <w:top w:type="dxa" w:w="60"/>
+              <w:left w:type="dxa" w:w="100"/>
+              <w:bottom w:type="dxa" w:w="60"/>
+              <w:right w:type="dxa" w:w="100"/>
+            </w:tcMar>
+          </w:tcPr>
+          <w:p>
+            <w:r>
+              <w:rPr>
+                <w:b w:val="false"/>
+                <w:bCs w:val="false"/>
+                <w:sz w:val="19"/>
+                <w:szCs w:val="19"/>
+              </w:rPr>
+              <w:t xml:space="preserve">Your tags (blue)</w:t>
+            </w:r>
+          </w:p>
+        </w:tc>
+        <w:tc>
+          <w:tcPr>
+            <w:tcW w:type="dxa" w:w="0"/>
+            <w:tcMar>
+              <w:top w:type="dxa" w:w="60"/>
+              <w:left w:type="dxa" w:w="100"/>
+              <w:bottom w:type="dxa" w:w="60"/>
+              <w:right w:type="dxa" w:w="100"/>
+            </w:tcMar>
+          </w:tcPr>
+          <w:p>
+            <w:r>
+              <w:rPr>
+                <w:b w:val="false"/>
+                <w:bCs w:val="false"/>
+                <w:sz w:val="19"/>
+                <w:szCs w:val="19"/>
+              </w:rPr>
+              <w:t xml:space="preserve">Anything you type into the </w:t>
+            </w:r>
+            <w:r>
+              <w:rPr>
+                <w:b w:val="false"/>
+                <w:bCs w:val="false"/>
+                <w:sz w:val="19"/>
+                <w:szCs w:val="19"/>
+              </w:rPr>
+              <w:t xml:space="preserve">+ tag</w:t>
+            </w:r>
+            <w:r>
+              <w:rPr>
+                <w:b w:val="false"/>
+                <w:bCs w:val="false"/>
+                <w:sz w:val="19"/>
+                <w:szCs w:val="19"/>
+              </w:rPr>
+              <w:t xml:space="preserve"> box on a title page, Enter to add, × to remove. Earlier tags are suggested as you type. Stored with the title like your star rating, so they survive scans and renames.</w:t>
+            </w:r>
+          </w:p>
+        </w:tc>
+        <w:tc>
+          <w:tcPr>
+            <w:tcW w:type="dxa" w:w="0"/>
+            <w:tcMar>
+              <w:top w:type="dxa" w:w="60"/>
+              <w:left w:type="dxa" w:w="100"/>
+              <w:bottom w:type="dxa" w:w="60"/>
+              <w:right w:type="dxa" w:w="100"/>
+            </w:tcMar>
+          </w:tcPr>
+          <w:p>
+            <w:r>
+              <w:rPr>
+                <w:rFonts w:ascii="Consolas" w:cs="Consolas" w:eastAsia="Consolas" w:hAnsi="Consolas"/>
+                <w:b w:val="false"/>
+                <w:bCs w:val="false"/>
+                <w:sz w:val="19"/>
+                <w:szCs w:val="19"/>
+                <w:shd w:fill="EEF1F5" w:val="clear"/>
+              </w:rPr>
+              <w:t xml:space="preserve">kids</w:t>
+            </w:r>
+            <w:r>
+              <w:rPr>
+                <w:b w:val="false"/>
+                <w:bCs w:val="false"/>
+                <w:sz w:val="19"/>
+                <w:szCs w:val="19"/>
+              </w:rPr>
+              <w:t xml:space="preserve">, </w:t>
+            </w:r>
+            <w:r>
+              <w:rPr>
+                <w:rFonts w:ascii="Consolas" w:cs="Consolas" w:eastAsia="Consolas" w:hAnsi="Consolas"/>
+                <w:b w:val="false"/>
+                <w:bCs w:val="false"/>
+                <w:sz w:val="19"/>
+                <w:szCs w:val="19"/>
+                <w:shd w:fill="EEF1F5" w:val="clear"/>
+              </w:rPr>
+              <w:t xml:space="preserve">Christmas</w:t>
+            </w:r>
+            <w:r>
+              <w:rPr>
+                <w:b w:val="false"/>
+                <w:bCs w:val="false"/>
+                <w:sz w:val="19"/>
+                <w:szCs w:val="19"/>
+              </w:rPr>
+              <w:t xml:space="preserve">, </w:t>
+            </w:r>
+            <w:r>
+              <w:rPr>
+                <w:rFonts w:ascii="Consolas" w:cs="Consolas" w:eastAsia="Consolas" w:hAnsi="Consolas"/>
+                <w:b w:val="false"/>
+                <w:bCs w:val="false"/>
+                <w:sz w:val="19"/>
+                <w:szCs w:val="19"/>
+                <w:shd w:fill="EEF1F5" w:val="clear"/>
+              </w:rPr>
+              <w:t xml:space="preserve">watch with Sarah</w:t>
+            </w:r>
+            <w:r>
+              <w:rPr>
+                <w:b w:val="false"/>
+                <w:bCs w:val="false"/>
+                <w:sz w:val="19"/>
+                <w:szCs w:val="19"/>
+              </w:rPr>
+              <w:t xml:space="preserve">, </w:t>
+            </w:r>
+            <w:r>
+              <w:rPr>
+                <w:rFonts w:ascii="Consolas" w:cs="Consolas" w:eastAsia="Consolas" w:hAnsi="Consolas"/>
+                <w:b w:val="false"/>
+                <w:bCs w:val="false"/>
+                <w:sz w:val="19"/>
+                <w:szCs w:val="19"/>
+                <w:shd w:fill="EEF1F5" w:val="clear"/>
+              </w:rPr>
+              <w:t xml:space="preserve">rewatch</w:t>
+            </w:r>
+          </w:p>
+        </w:tc>
+      </w:tr>
+    </w:tbl>
+    <w:p>
+      <w:pPr>
+        <w:spacing w:after="120"/>
+      </w:pPr>
+      <w:r>
+        <w:t xml:space="preserve">All three are exported in the series and movie title CSVs (</w:t>
+      </w:r>
+      <w:r>
+        <w:rPr>
+          <w:rFonts w:ascii="Consolas" w:cs="Consolas" w:eastAsia="Consolas" w:hAnsi="Consolas"/>
+          <w:sz w:val="19"/>
+          <w:szCs w:val="19"/>
+          <w:shd w:fill="EEF1F5" w:val="clear"/>
+        </w:rPr>
+        <w:t xml:space="preserve">genres</w:t>
+      </w:r>
+      <w:r>
+        <w:t xml:space="preserve">, </w:t>
+      </w:r>
+      <w:r>
+        <w:rPr>
+          <w:rFonts w:ascii="Consolas" w:cs="Consolas" w:eastAsia="Consolas" w:hAnsi="Consolas"/>
+          <w:sz w:val="19"/>
+          <w:szCs w:val="19"/>
+          <w:shd w:fill="EEF1F5" w:val="clear"/>
+        </w:rPr>
+        <w:t xml:space="preserve">audio_type</w:t>
+      </w:r>
+      <w:r>
+        <w:t xml:space="preserve">, </w:t>
+      </w:r>
+      <w:r>
+        <w:rPr>
+          <w:rFonts w:ascii="Consolas" w:cs="Consolas" w:eastAsia="Consolas" w:hAnsi="Consolas"/>
+          <w:sz w:val="19"/>
+          <w:szCs w:val="19"/>
+          <w:shd w:fill="EEF1F5" w:val="clear"/>
+        </w:rPr>
+        <w:t xml:space="preserve">tags</w:t>
+      </w:r>
+      <w:r>
+        <w:t xml:space="preserve">). Guests see tags but cannot edit them; standard users and admins can.</w:t>
+      </w:r>
+    </w:p>
+    <w:p>
+      <w:pPr>
         <w:spacing w:after="120"/>
       </w:pPr>
       <w:r>
@@ -8743,7 +9413,7 @@
                 <w:sz w:val="19"/>
                 <w:szCs w:val="19"/>
               </w:rPr>
-              <w:t xml:space="preserve">One row per series: seasons, episodes, runtime, size, resolutions, codecs, languages, captions %, episode gaps, metadata source, expected and missing episodes with the exact list, online rating, your rating and note, mixed-resolution and low-bitrate flags.</w:t>
+              <w:t xml:space="preserve">One row per series: seasons, episodes, runtime, size, resolutions, codecs, languages, captions %, episode gaps, metadata source, expected and missing episodes with the exact list, online rating, your rating and note, genres, sub/dub, your tags, mixed-resolution and low-bitrate flags.</w:t>
             </w:r>
           </w:p>
         </w:tc>
@@ -8835,7 +9505,7 @@
                 <w:sz w:val="19"/>
                 <w:szCs w:val="19"/>
               </w:rPr>
-              <w:t xml:space="preserve">One row per title: file count, versions, best resolution, size, languages, captions, your rating and note.</w:t>
+              <w:t xml:space="preserve">One row per title: file count, versions, best resolution, size, languages, captions, your rating and note, genres (from Plex), sub/dub, your tags.</w:t>
             </w:r>
           </w:p>
         </w:tc>
@@ -17774,7 +18444,7 @@
         <w:sz w:val="16"/>
         <w:szCs w:val="16"/>
       </w:rPr>
-      <w:t xml:space="preserve">MediaLedger 1.3.1 · User Manual</w:t>
+      <w:t xml:space="preserve">MediaLedger 1.4.0 · User Manual</w:t>
     </w:r>
   </w:p>
 </w:hdr>

--- a/docs/MediaLedger-Manual.docx
+++ b/docs/MediaLedger-Manual.docx
@@ -42,7 +42,7 @@
           <w:sz w:val="24"/>
           <w:szCs w:val="24"/>
         </w:rPr>
-        <w:t xml:space="preserve">Version 1.4.0</w:t>
+        <w:t xml:space="preserve">Version 1.5.0</w:t>
       </w:r>
     </w:p>
     <w:p>
@@ -283,6 +283,21 @@
     <w:p>
       <w:pPr>
         <w:spacing w:after="40"/>
+        <w:ind w:left="540"/>
+      </w:pPr>
+      <w:r>
+        <w:rPr>
+          <w:b w:val="false"/>
+          <w:bCs w:val="false"/>
+          <w:sz w:val="20"/>
+          <w:szCs w:val="20"/>
+        </w:rPr>
+        <w:t xml:space="preserve">4.4 Storage forecast</w:t>
+      </w:r>
+    </w:p>
+    <w:p>
+      <w:pPr>
+        <w:spacing w:after="40"/>
         <w:ind w:left="0"/>
       </w:pPr>
       <w:r>
@@ -488,6 +503,21 @@
           <w:szCs w:val="22"/>
         </w:rPr>
         <w:t xml:space="preserve">12. Ratings</w:t>
+      </w:r>
+    </w:p>
+    <w:p>
+      <w:pPr>
+        <w:spacing w:after="40"/>
+        <w:ind w:left="540"/>
+      </w:pPr>
+      <w:r>
+        <w:rPr>
+          <w:b w:val="false"/>
+          <w:bCs w:val="false"/>
+          <w:sz w:val="20"/>
+          <w:szCs w:val="20"/>
+        </w:rPr>
+        <w:t xml:space="preserve">12.1 Watch tonight</w:t>
       </w:r>
     </w:p>
     <w:p>
@@ -4140,7 +4170,7 @@
         <w:t xml:space="preserve">kids</w:t>
       </w:r>
       <w:r>
-        <w:t xml:space="preserve"> narrows the list.</w:t>
+        <w:t xml:space="preserve"> narrows the list, and the dropdown row under it filters by one genre, sub/dub state, tag, or watched state (from Plex) at a time.</w:t>
       </w:r>
     </w:p>
     <w:tbl>
@@ -6779,6 +6809,62 @@
     </w:p>
     <w:p>
       <w:pPr>
+        <w:pStyle w:val="Heading2"/>
+      </w:pPr>
+      <w:r>
+        <w:t xml:space="preserve">12.1 Watch tonight</w:t>
+      </w:r>
+    </w:p>
+    <w:p>
+      <w:pPr>
+        <w:spacing w:after="120"/>
+      </w:pPr>
+      <w:r>
+        <w:t xml:space="preserve">One list across every series and movie, made for the "what shall we watch" moment. Narrow it by kind, </w:t>
+      </w:r>
+      <w:r>
+        <w:rPr>
+          <w:b/>
+          <w:bCs/>
+        </w:rPr>
+        <w:t xml:space="preserve">unwatched only</w:t>
+      </w:r>
+      <w:r>
+        <w:t xml:space="preserve"> (from Plex play counts; titles Plex does not have stay in), </w:t>
+      </w:r>
+      <w:r>
+        <w:rPr>
+          <w:b/>
+          <w:bCs/>
+        </w:rPr>
+        <w:t xml:space="preserve">complete series only</w:t>
+      </w:r>
+      <w:r>
+        <w:t xml:space="preserve"> (no missing episodes), a length limit in minutes (episode length for series), your minimum star rating, and the genre, sub/dub and tag dropdowns. </w:t>
+      </w:r>
+      <w:r>
+        <w:rPr>
+          <w:b/>
+          <w:bCs/>
+        </w:rPr>
+        <w:t xml:space="preserve">Pick for me</w:t>
+      </w:r>
+      <w:r>
+        <w:t xml:space="preserve"> chooses one at random from what is left and shows it in a card with an Open button; </w:t>
+      </w:r>
+      <w:r>
+        <w:rPr>
+          <w:b/>
+          <w:bCs/>
+        </w:rPr>
+        <w:t xml:space="preserve">Pick another</w:t>
+      </w:r>
+      <w:r>
+        <w:t xml:space="preserve"> rerolls. Your last settings are remembered in the browser.</w:t>
+      </w:r>
+    </w:p>
+    <w:p>
+      <w:pPr>
         <w:pStyle w:val="Heading1"/>
         <w:pageBreakBefore/>
       </w:pPr>
@@ -7171,7 +7257,53 @@
         <w:spacing w:after="120"/>
       </w:pPr>
       <w:r>
-        <w:t xml:space="preserve">Only </w:t>
+        <w:t xml:space="preserve">A seventh part, </w:t>
+      </w:r>
+      <w:r>
+        <w:rPr>
+          <w:b/>
+          <w:bCs/>
+        </w:rPr>
+        <w:t xml:space="preserve">Sub/Dub</w:t>
+      </w:r>
+      <w:r>
+        <w:t xml:space="preserve">, is off unless you switch it on: it writes </w:t>
+      </w:r>
+      <w:r>
+        <w:rPr>
+          <w:rFonts w:ascii="Consolas" w:cs="Consolas" w:eastAsia="Consolas" w:hAnsi="Consolas"/>
+          <w:sz w:val="19"/>
+          <w:szCs w:val="19"/>
+          <w:shd w:fill="EEF1F5" w:val="clear"/>
+        </w:rPr>
+        <w:t xml:space="preserve">Sub</w:t>
+      </w:r>
+      <w:r>
+        <w:t xml:space="preserve">, </w:t>
+      </w:r>
+      <w:r>
+        <w:rPr>
+          <w:rFonts w:ascii="Consolas" w:cs="Consolas" w:eastAsia="Consolas" w:hAnsi="Consolas"/>
+          <w:sz w:val="19"/>
+          <w:szCs w:val="19"/>
+          <w:shd w:fill="EEF1F5" w:val="clear"/>
+        </w:rPr>
+        <w:t xml:space="preserve">Dub</w:t>
+      </w:r>
+      <w:r>
+        <w:t xml:space="preserve"> or </w:t>
+      </w:r>
+      <w:r>
+        <w:rPr>
+          <w:rFonts w:ascii="Consolas" w:cs="Consolas" w:eastAsia="Consolas" w:hAnsi="Consolas"/>
+          <w:sz w:val="19"/>
+          <w:szCs w:val="19"/>
+          <w:shd w:fill="EEF1F5" w:val="clear"/>
+        </w:rPr>
+        <w:t xml:space="preserve">Dual</w:t>
+      </w:r>
+      <w:r>
+        <w:t xml:space="preserve"> from the probed languages and nothing for a plain English film. Only </w:t>
       </w:r>
       <w:r>
         <w:rPr>
@@ -10080,7 +10212,27 @@
         <w:spacing w:after="120"/>
       </w:pPr>
       <w:r>
-        <w:t xml:space="preserve">Database path and size, schema version, counts, and buttons to back up now, open the backups folder, the data folder and the log.</w:t>
+        <w:t xml:space="preserve">Database path and size, schema version, counts, and buttons to back up now, open the backups folder, the data folder and the log. </w:t>
+      </w:r>
+      <w:r>
+        <w:rPr>
+          <w:b/>
+          <w:bCs/>
+        </w:rPr>
+        <w:t xml:space="preserve">Nightly backup to a folder</w:t>
+      </w:r>
+      <w:r>
+        <w:t xml:space="preserve"> copies the database to a folder of your choice once a day at the time you set, dated, keeping the newest N. Point it at the NAS: the database holds every fix, rating, tag, match and the whole change log, and this is the only copy that survives a dead SD card or PC. </w:t>
+      </w:r>
+      <w:r>
+        <w:rPr>
+          <w:b/>
+          <w:bCs/>
+        </w:rPr>
+        <w:t xml:space="preserve">Back up there now</w:t>
+      </w:r>
+      <w:r>
+        <w:t xml:space="preserve"> tests the folder.</w:t>
       </w:r>
     </w:p>
     <w:p>
@@ -18444,7 +18596,7 @@
         <w:sz w:val="16"/>
         <w:szCs w:val="16"/>
       </w:rPr>
-      <w:t xml:space="preserve">MediaLedger 1.4.0 · User Manual</w:t>
+      <w:t xml:space="preserve">MediaLedger 1.5.0 · User Manual</w:t>
     </w:r>
   </w:p>
 </w:hdr>

--- a/docs/MediaLedger-Manual.docx
+++ b/docs/MediaLedger-Manual.docx
@@ -42,7 +42,7 @@
           <w:sz w:val="24"/>
           <w:szCs w:val="24"/>
         </w:rPr>
-        <w:t xml:space="preserve">Version 1.5.0</w:t>
+        <w:t xml:space="preserve">Version 1.6.0</w:t>
       </w:r>
     </w:p>
     <w:p>
@@ -418,6 +418,21 @@
     <w:p>
       <w:pPr>
         <w:spacing w:after="40"/>
+        <w:ind w:left="540"/>
+      </w:pPr>
+      <w:r>
+        <w:rPr>
+          <w:b w:val="false"/>
+          <w:bCs w:val="false"/>
+          <w:sz w:val="20"/>
+          <w:szCs w:val="20"/>
+        </w:rPr>
+        <w:t xml:space="preserve">9.2 Airing next</w:t>
+      </w:r>
+    </w:p>
+    <w:p>
+      <w:pPr>
+        <w:spacing w:after="40"/>
         <w:ind w:left="0"/>
       </w:pPr>
       <w:r>
@@ -493,6 +508,21 @@
     <w:p>
       <w:pPr>
         <w:spacing w:after="40"/>
+        <w:ind w:left="540"/>
+      </w:pPr>
+      <w:r>
+        <w:rPr>
+          <w:b w:val="false"/>
+          <w:bCs w:val="false"/>
+          <w:sz w:val="20"/>
+          <w:szCs w:val="20"/>
+        </w:rPr>
+        <w:t xml:space="preserve">11.1 Upgrade candidates</w:t>
+      </w:r>
+    </w:p>
+    <w:p>
+      <w:pPr>
+        <w:spacing w:after="40"/>
         <w:ind w:left="0"/>
       </w:pPr>
       <w:r>
@@ -533,6 +563,21 @@
           <w:szCs w:val="22"/>
         </w:rPr>
         <w:t xml:space="preserve">13. Media requests</w:t>
+      </w:r>
+    </w:p>
+    <w:p>
+      <w:pPr>
+        <w:spacing w:after="40"/>
+        <w:ind w:left="540"/>
+      </w:pPr>
+      <w:r>
+        <w:rPr>
+          <w:b w:val="false"/>
+          <w:bCs w:val="false"/>
+          <w:sz w:val="20"/>
+          <w:szCs w:val="20"/>
+        </w:rPr>
+        <w:t xml:space="preserve">13.1 The phone page and notifications</w:t>
       </w:r>
     </w:p>
     <w:p>
@@ -5655,6 +5700,42 @@
         <w:pStyle w:val="Heading2"/>
       </w:pPr>
       <w:r>
+        <w:t xml:space="preserve">9.2 Airing next</w:t>
+      </w:r>
+    </w:p>
+    <w:p>
+      <w:pPr>
+        <w:spacing w:after="120"/>
+      </w:pPr>
+      <w:r>
+        <w:t xml:space="preserve">Two panels above the table use the same online match. </w:t>
+      </w:r>
+      <w:r>
+        <w:rPr>
+          <w:b/>
+          <w:bCs/>
+        </w:rPr>
+        <w:t xml:space="preserve">Airing next</w:t>
+      </w:r>
+      <w:r>
+        <w:t xml:space="preserve"> lists every series whose match reports an upcoming episode, soonest first, with the date and the episode label and whether your copy is otherwise up to date; the next seven days are highlighted. Episodes that have not aired yet are never counted as missing. </w:t>
+      </w:r>
+      <w:r>
+        <w:rPr>
+          <w:b/>
+          <w:bCs/>
+        </w:rPr>
+        <w:t xml:space="preserve">Finished airing, still incomplete</w:t>
+      </w:r>
+      <w:r>
+        <w:t xml:space="preserve"> lists series the source marks as ended while you still lack episodes: those gaps will not fill themselves. Both feed the daily summary (13.1) and the Home Assistant status.</w:t>
+      </w:r>
+    </w:p>
+    <w:p>
+      <w:pPr>
+        <w:pStyle w:val="Heading2"/>
+      </w:pPr>
+      <w:r>
         <w:t xml:space="preserve">9.1 The Match dialog</w:t>
       </w:r>
     </w:p>
@@ -7004,6 +7085,116 @@
     </w:p>
     <w:p>
       <w:pPr>
+        <w:pStyle w:val="Heading2"/>
+      </w:pPr>
+      <w:r>
+        <w:t xml:space="preserve">13.1 The phone page and notifications</w:t>
+      </w:r>
+    </w:p>
+    <w:p>
+      <w:pPr>
+        <w:spacing w:after="120"/>
+      </w:pPr>
+      <w:r>
+        <w:rPr>
+          <w:rFonts w:ascii="Consolas" w:cs="Consolas" w:eastAsia="Consolas" w:hAnsi="Consolas"/>
+          <w:sz w:val="19"/>
+          <w:szCs w:val="19"/>
+          <w:shd w:fill="EEF1F5" w:val="clear"/>
+        </w:rPr>
+        <w:t xml:space="preserve">http://&lt;pi&gt;/request</w:t>
+      </w:r>
+      <w:r>
+        <w:t xml:space="preserve"> is a phone-sized version of the form with nothing else on it; the guest QR code on the Security tab points there, so a visitor scans, types a title and is done. Guests give their name once and the phone remembers it.</w:t>
+      </w:r>
+    </w:p>
+    <w:p>
+      <w:pPr>
+        <w:spacing w:after="120"/>
+      </w:pPr>
+      <w:r>
+        <w:t xml:space="preserve">Settings → </w:t>
+      </w:r>
+      <w:r>
+        <w:rPr>
+          <w:b/>
+          <w:bCs/>
+        </w:rPr>
+        <w:t xml:space="preserve">Notifications</w:t>
+      </w:r>
+      <w:r>
+        <w:t xml:space="preserve"> tells you when something happens without opening the app. A </w:t>
+      </w:r>
+      <w:r>
+        <w:rPr>
+          <w:b/>
+          <w:bCs/>
+        </w:rPr>
+        <w:t xml:space="preserve">webhook URL</w:t>
+      </w:r>
+      <w:r>
+        <w:t xml:space="preserve"> receives a small JSON body per event (Home Assistant webhook trigger, ntfy, Discord…); </w:t>
+      </w:r>
+      <w:r>
+        <w:rPr>
+          <w:b/>
+          <w:bCs/>
+        </w:rPr>
+        <w:t xml:space="preserve">e-mail</w:t>
+      </w:r>
+      <w:r>
+        <w:t xml:space="preserve"> goes through any ordinary mailbox with a dependency-free SMTP client (for Gmail use an app password). Events: a new request, a </w:t>
+      </w:r>
+      <w:r>
+        <w:rPr>
+          <w:b/>
+          <w:bCs/>
+        </w:rPr>
+        <w:t xml:space="preserve">daily summary</w:t>
+      </w:r>
+      <w:r>
+        <w:t xml:space="preserve"> at the time you choose (files and free space, pending requests, missing episodes, what airs this week, series that finished airing but are incomplete), and a failed nightly backup. </w:t>
+      </w:r>
+      <w:r>
+        <w:rPr>
+          <w:b/>
+          <w:bCs/>
+        </w:rPr>
+        <w:t xml:space="preserve">Send a test</w:t>
+      </w:r>
+      <w:r>
+        <w:t xml:space="preserve"> saves the settings and sends one of each.</w:t>
+      </w:r>
+    </w:p>
+    <w:p>
+      <w:pPr>
+        <w:spacing w:after="120"/>
+      </w:pPr>
+      <w:r>
+        <w:rPr>
+          <w:b/>
+          <w:bCs/>
+        </w:rPr>
+        <w:t xml:space="preserve">Home Assistant status</w:t>
+      </w:r>
+      <w:r>
+        <w:t xml:space="preserve"> is a read-only JSON summary at a URL with its own key (New key rotates it). Add it as a RESTful sensor and pick values with a template such as </w:t>
+      </w:r>
+      <w:r>
+        <w:rPr>
+          <w:rFonts w:ascii="Consolas" w:cs="Consolas" w:eastAsia="Consolas" w:hAnsi="Consolas"/>
+          <w:sz w:val="19"/>
+          <w:szCs w:val="19"/>
+          <w:shd w:fill="EEF1F5" w:val="clear"/>
+        </w:rPr>
+        <w:t xml:space="preserve">{{ value_json.pending_requests }}</w:t>
+      </w:r>
+      <w:r>
+        <w:t xml:space="preserve">; fields include files, bytes, free space, months left, pending requests, missing episodes, airing this week, the next airing episode, whether a scan is running and the last scan result.</w:t>
+      </w:r>
+    </w:p>
+    <w:p>
+      <w:pPr>
         <w:pStyle w:val="Heading1"/>
         <w:pageBreakBefore/>
       </w:pPr>
@@ -18596,7 +18787,7 @@
         <w:sz w:val="16"/>
         <w:szCs w:val="16"/>
       </w:rPr>
-      <w:t xml:space="preserve">MediaLedger 1.5.0 · User Manual</w:t>
+      <w:t xml:space="preserve">MediaLedger 1.6.0 · User Manual</w:t>
     </w:r>
   </w:p>
 </w:hdr>

--- a/docs/MediaLedger-Manual.docx
+++ b/docs/MediaLedger-Manual.docx
@@ -42,7 +42,7 @@
           <w:sz w:val="24"/>
           <w:szCs w:val="24"/>
         </w:rPr>
-        <w:t xml:space="preserve">Version 1.6.0</w:t>
+        <w:t xml:space="preserve">Version 1.7.0</w:t>
       </w:r>
     </w:p>
     <w:p>
@@ -9274,7 +9274,79 @@
         <w:spacing w:after="120"/>
       </w:pPr>
       <w:r>
-        <w:t xml:space="preserve">The same one-at-a-time scheme as the movie tool applies here: a </w:t>
+        <w:t xml:space="preserve">Episodes use the same engine as movies: every run is a batch that is pre-flighted as a whole (file still there, size unchanged, target free, root writable), each rename verified, journaled in the </w:t>
+      </w:r>
+      <w:r>
+        <w:rPr>
+          <w:b/>
+          <w:bCs/>
+        </w:rPr>
+        <w:t xml:space="preserve">Batches</w:t>
+      </w:r>
+      <w:r>
+        <w:t xml:space="preserve"> table and undoable from it. </w:t>
+      </w:r>
+      <w:r>
+        <w:rPr>
+          <w:b/>
+          <w:bCs/>
+        </w:rPr>
+        <w:t xml:space="preserve">Dry run N</w:t>
+      </w:r>
+      <w:r>
+        <w:t xml:space="preserve"> records what would happen without touching anything. Name parts work as on the movie tab: </w:t>
+      </w:r>
+      <w:r>
+        <w:rPr>
+          <w:rFonts w:ascii="Consolas" w:cs="Consolas" w:eastAsia="Consolas" w:hAnsi="Consolas"/>
+          <w:sz w:val="19"/>
+          <w:szCs w:val="19"/>
+          <w:shd w:fill="EEF1F5" w:val="clear"/>
+        </w:rPr>
+        <w:t xml:space="preserve">Show - S01E02</w:t>
+      </w:r>
+      <w:r>
+        <w:t xml:space="preserve"> is fixed, the </w:t>
+      </w:r>
+      <w:r>
+        <w:rPr>
+          <w:b/>
+          <w:bCs/>
+        </w:rPr>
+        <w:t xml:space="preserve">Episode title</w:t>
+      </w:r>
+      <w:r>
+        <w:t xml:space="preserve"> is on by default, and </w:t>
+      </w:r>
+      <w:r>
+        <w:rPr>
+          <w:b/>
+          <w:bCs/>
+        </w:rPr>
+        <w:t xml:space="preserve">Resolution</w:t>
+      </w:r>
+      <w:r>
+        <w:t xml:space="preserve">, </w:t>
+      </w:r>
+      <w:r>
+        <w:rPr>
+          <w:b/>
+          <w:bCs/>
+        </w:rPr>
+        <w:t xml:space="preserve">Codec</w:t>
+      </w:r>
+      <w:r>
+        <w:t xml:space="preserve"> and </w:t>
+      </w:r>
+      <w:r>
+        <w:rPr>
+          <w:b/>
+          <w:bCs/>
+        </w:rPr>
+        <w:t xml:space="preserve">Sub/Dub</w:t>
+      </w:r>
+      <w:r>
+        <w:t xml:space="preserve"> are opt-in, written in square brackets. The same one-at-a-time scheme applies: a </w:t>
       </w:r>
       <w:r>
         <w:rPr>
@@ -9294,7 +9366,7 @@
         <w:t xml:space="preserve">One at a time</w:t>
       </w:r>
       <w:r>
-        <w:t xml:space="preserve"> for the ticked files, each confirmed separately. A simpler tool for episodes. It is </w:t>
+        <w:t xml:space="preserve"> for the ticked files, each confirmed separately. It is </w:t>
       </w:r>
       <w:r>
         <w:rPr>
@@ -18787,7 +18859,7 @@
         <w:sz w:val="16"/>
         <w:szCs w:val="16"/>
       </w:rPr>
-      <w:t xml:space="preserve">MediaLedger 1.6.0 · User Manual</w:t>
+      <w:t xml:space="preserve">MediaLedger 1.7.0 · User Manual</w:t>
     </w:r>
   </w:p>
 </w:hdr>

--- a/docs/MediaLedger-Manual.docx
+++ b/docs/MediaLedger-Manual.docx
@@ -42,7 +42,7 @@
           <w:sz w:val="24"/>
           <w:szCs w:val="24"/>
         </w:rPr>
-        <w:t xml:space="preserve">Version 1.7.0</w:t>
+        <w:t xml:space="preserve">Version 1.8.0</w:t>
       </w:r>
     </w:p>
     <w:p>
@@ -292,7 +292,22 @@
           <w:sz w:val="20"/>
           <w:szCs w:val="20"/>
         </w:rPr>
-        <w:t xml:space="preserve">4.4 Storage forecast</w:t>
+        <w:t xml:space="preserve">4.4 What the new data adds</w:t>
+      </w:r>
+    </w:p>
+    <w:p>
+      <w:pPr>
+        <w:spacing w:after="40"/>
+        <w:ind w:left="540"/>
+      </w:pPr>
+      <w:r>
+        <w:rPr>
+          <w:b w:val="false"/>
+          <w:bCs w:val="false"/>
+          <w:sz w:val="20"/>
+          <w:szCs w:val="20"/>
+        </w:rPr>
+        <w:t xml:space="preserve">4.5 Storage forecast</w:t>
       </w:r>
     </w:p>
     <w:p>
@@ -18859,7 +18874,7 @@
         <w:sz w:val="16"/>
         <w:szCs w:val="16"/>
       </w:rPr>
-      <w:t xml:space="preserve">MediaLedger 1.7.0 · User Manual</w:t>
+      <w:t xml:space="preserve">MediaLedger 1.8.0 · User Manual</w:t>
     </w:r>
   </w:p>
 </w:hdr>

--- a/docs/MediaLedger-Manual.docx
+++ b/docs/MediaLedger-Manual.docx
@@ -42,7 +42,7 @@
           <w:sz w:val="24"/>
           <w:szCs w:val="24"/>
         </w:rPr>
-        <w:t xml:space="preserve">Version 1.8.0</w:t>
+        <w:t xml:space="preserve">Version 1.9.0</w:t>
       </w:r>
     </w:p>
     <w:p>
@@ -307,7 +307,22 @@
           <w:sz w:val="20"/>
           <w:szCs w:val="20"/>
         </w:rPr>
-        <w:t xml:space="preserve">4.5 Storage forecast</w:t>
+        <w:t xml:space="preserve">4.5 Charts, colours and drill-down</w:t>
+      </w:r>
+    </w:p>
+    <w:p>
+      <w:pPr>
+        <w:spacing w:after="40"/>
+        <w:ind w:left="540"/>
+      </w:pPr>
+      <w:r>
+        <w:rPr>
+          <w:b w:val="false"/>
+          <w:bCs w:val="false"/>
+          <w:sz w:val="20"/>
+          <w:szCs w:val="20"/>
+        </w:rPr>
+        <w:t xml:space="preserve">4.6 Storage forecast</w:t>
       </w:r>
     </w:p>
     <w:p>
@@ -18874,7 +18889,7 @@
         <w:sz w:val="16"/>
         <w:szCs w:val="16"/>
       </w:rPr>
-      <w:t xml:space="preserve">MediaLedger 1.8.0 · User Manual</w:t>
+      <w:t xml:space="preserve">MediaLedger 1.9.0 · User Manual</w:t>
     </w:r>
   </w:p>
 </w:hdr>

--- a/docs/MediaLedger-Manual.docx
+++ b/docs/MediaLedger-Manual.docx
@@ -42,7 +42,7 @@
           <w:sz w:val="24"/>
           <w:szCs w:val="24"/>
         </w:rPr>
-        <w:t xml:space="preserve">Version 1.9.0</w:t>
+        <w:t xml:space="preserve">Version 1.9.1</w:t>
       </w:r>
     </w:p>
     <w:p>
@@ -578,6 +578,21 @@
           <w:szCs w:val="20"/>
         </w:rPr>
         <w:t xml:space="preserve">12.1 Watch tonight</w:t>
+      </w:r>
+    </w:p>
+    <w:p>
+      <w:pPr>
+        <w:spacing w:after="40"/>
+        <w:ind w:left="540"/>
+      </w:pPr>
+      <w:r>
+        <w:rPr>
+          <w:b w:val="false"/>
+          <w:bCs w:val="false"/>
+          <w:sz w:val="20"/>
+          <w:szCs w:val="20"/>
+        </w:rPr>
+        <w:t xml:space="preserve">12.2 Watched: who watched what</w:t>
       </w:r>
     </w:p>
     <w:p>
@@ -6976,11 +6991,10 @@
     </w:p>
     <w:p>
       <w:pPr>
-        <w:pStyle w:val="Heading1"/>
-        <w:pageBreakBefore/>
-      </w:pPr>
-      <w:r>
-        <w:t xml:space="preserve">13. Media requests</w:t>
+        <w:pStyle w:val="Heading2"/>
+      </w:pPr>
+      <w:r>
+        <w:t xml:space="preserve">12.2 Watched: who watched what</w:t>
       </w:r>
     </w:p>
     <w:p>
@@ -7042,7 +7056,7 @@
           <w:sz w:val="18"/>
           <w:szCs w:val="18"/>
         </w:rPr>
-        <w:t xml:space="preserve">The Requests tab as an admin sees it.</w:t>
+        <w:t xml:space="preserve">The Watched tab: plays by person, library, weekday, hour and device, most watched titles, and the recent plays list.</w:t>
       </w:r>
     </w:p>
     <w:p>
@@ -7050,7 +7064,14 @@
         <w:spacing w:after="120"/>
       </w:pPr>
       <w:r>
-        <w:t xml:space="preserve">Requests is a wish list for the library. Anyone who can open the app may ask for a title: enter the name, the year if you know it, the kind (Movie, TV show, Anime, Other) and a note that helps whoever fulfils it, such as the edition, dub or sub, or where it streams. Guests on the web server also type their name, since they are not signed in.</w:t>
+        <w:rPr>
+          <w:b/>
+          <w:bCs/>
+        </w:rPr>
+        <w:t xml:space="preserve">Watched</w:t>
+      </w:r>
+      <w:r>
+        <w:t xml:space="preserve"> is the play history of the whole Plex server, one row per play for every account, not just yours. Each Plex sync pulls Plex's own history (Plex keeps it as long as its settings allow), and the scrobble webhook adds plays as they finish, so the list is current between syncs. Pick a period (7 days to all time) and a person at the top; the tiles count plays, hours (from the files' lengths), distinct titles and people.</w:t>
       </w:r>
     </w:p>
     <w:p>
@@ -7058,24 +7079,14 @@
         <w:spacing w:after="120"/>
       </w:pPr>
       <w:r>
-        <w:t xml:space="preserve">Every request has a status: </w:t>
-      </w:r>
-      <w:r>
-        <w:rPr>
-          <w:b/>
-          <w:bCs/>
-        </w:rPr>
-        <w:t xml:space="preserve">Pending</w:t>
-      </w:r>
-      <w:r>
-        <w:t xml:space="preserve"> when filed, then </w:t>
-      </w:r>
-      <w:r>
-        <w:rPr>
-          <w:b/>
-          <w:bCs/>
-        </w:rPr>
-        <w:t xml:space="preserve">Approved</w:t>
+        <w:t xml:space="preserve">The charts break plays down </w:t>
+      </w:r>
+      <w:r>
+        <w:rPr>
+          <w:b/>
+          <w:bCs/>
+        </w:rPr>
+        <w:t xml:space="preserve">by person</w:t>
       </w:r>
       <w:r>
         <w:t xml:space="preserve">, </w:t>
@@ -7085,20 +7096,90 @@
           <w:b/>
           <w:bCs/>
         </w:rPr>
-        <w:t xml:space="preserve">Added</w:t>
-      </w:r>
-      <w:r>
-        <w:t xml:space="preserve"> or </w:t>
-      </w:r>
-      <w:r>
-        <w:rPr>
-          <w:b/>
-          <w:bCs/>
-        </w:rPr>
-        <w:t xml:space="preserve">Declined</w:t>
-      </w:r>
-      <w:r>
-        <w:t xml:space="preserve">. Only an admin changes the status, and only an admin sees the extra column with the status dropdown, the ✎ button for a note back to the requester, and ✕ to delete the request. The tiles at the top count pending, added and all requests; on the web server the sidebar shows the pending count to admins so new requests are noticed.</w:t>
+        <w:t xml:space="preserve">by library</w:t>
+      </w:r>
+      <w:r>
+        <w:t xml:space="preserve">, </w:t>
+      </w:r>
+      <w:r>
+        <w:rPr>
+          <w:b/>
+          <w:bCs/>
+        </w:rPr>
+        <w:t xml:space="preserve">by weekday</w:t>
+      </w:r>
+      <w:r>
+        <w:t xml:space="preserve">, </w:t>
+      </w:r>
+      <w:r>
+        <w:rPr>
+          <w:b/>
+          <w:bCs/>
+        </w:rPr>
+        <w:t xml:space="preserve">by hour of day</w:t>
+      </w:r>
+      <w:r>
+        <w:t xml:space="preserve"> and </w:t>
+      </w:r>
+      <w:r>
+        <w:rPr>
+          <w:b/>
+          <w:bCs/>
+        </w:rPr>
+        <w:t xml:space="preserve">by device</w:t>
+      </w:r>
+      <w:r>
+        <w:t xml:space="preserve">, with </w:t>
+      </w:r>
+      <w:r>
+        <w:rPr>
+          <w:b/>
+          <w:bCs/>
+        </w:rPr>
+        <w:t xml:space="preserve">plays per day</w:t>
+      </w:r>
+      <w:r>
+        <w:t xml:space="preserve"> as a trend. </w:t>
+      </w:r>
+      <w:r>
+        <w:rPr>
+          <w:b/>
+          <w:bCs/>
+        </w:rPr>
+        <w:t xml:space="preserve">Most watched series</w:t>
+      </w:r>
+      <w:r>
+        <w:t xml:space="preserve"> and </w:t>
+      </w:r>
+      <w:r>
+        <w:rPr>
+          <w:b/>
+          <w:bCs/>
+        </w:rPr>
+        <w:t xml:space="preserve">movies</w:t>
+      </w:r>
+      <w:r>
+        <w:t xml:space="preserve"> list who watched each and when it was last played. </w:t>
+      </w:r>
+      <w:r>
+        <w:rPr>
+          <w:b/>
+          <w:bCs/>
+        </w:rPr>
+        <w:t xml:space="preserve">Binges</w:t>
+      </w:r>
+      <w:r>
+        <w:t xml:space="preserve"> picks out sittings of three or more episodes of one show by one person. </w:t>
+      </w:r>
+      <w:r>
+        <w:rPr>
+          <w:b/>
+          <w:bCs/>
+        </w:rPr>
+        <w:t xml:space="preserve">Recent plays</w:t>
+      </w:r>
+      <w:r>
+        <w:t xml:space="preserve"> is searchable and sortable; a row opens the series or movie when MediaLedger has matched it.</w:t>
       </w:r>
     </w:p>
     <w:p>
@@ -7110,117 +7191,7 @@
         <w:ind w:left="360"/>
       </w:pPr>
       <w:r>
-        <w:t xml:space="preserve">Requests do not download anything and do not talk to Plex. They are a shared list between the people who use the library and the person who maintains it.</w:t>
-      </w:r>
-    </w:p>
-    <w:p>
-      <w:pPr>
-        <w:pStyle w:val="Heading2"/>
-      </w:pPr>
-      <w:r>
-        <w:t xml:space="preserve">13.1 The phone page and notifications</w:t>
-      </w:r>
-    </w:p>
-    <w:p>
-      <w:pPr>
-        <w:spacing w:after="120"/>
-      </w:pPr>
-      <w:r>
-        <w:rPr>
-          <w:rFonts w:ascii="Consolas" w:cs="Consolas" w:eastAsia="Consolas" w:hAnsi="Consolas"/>
-          <w:sz w:val="19"/>
-          <w:szCs w:val="19"/>
-          <w:shd w:fill="EEF1F5" w:val="clear"/>
-        </w:rPr>
-        <w:t xml:space="preserve">http://&lt;pi&gt;/request</w:t>
-      </w:r>
-      <w:r>
-        <w:t xml:space="preserve"> is a phone-sized version of the form with nothing else on it; the guest QR code on the Security tab points there, so a visitor scans, types a title and is done. Guests give their name once and the phone remembers it.</w:t>
-      </w:r>
-    </w:p>
-    <w:p>
-      <w:pPr>
-        <w:spacing w:after="120"/>
-      </w:pPr>
-      <w:r>
-        <w:t xml:space="preserve">Settings → </w:t>
-      </w:r>
-      <w:r>
-        <w:rPr>
-          <w:b/>
-          <w:bCs/>
-        </w:rPr>
-        <w:t xml:space="preserve">Notifications</w:t>
-      </w:r>
-      <w:r>
-        <w:t xml:space="preserve"> tells you when something happens without opening the app. A </w:t>
-      </w:r>
-      <w:r>
-        <w:rPr>
-          <w:b/>
-          <w:bCs/>
-        </w:rPr>
-        <w:t xml:space="preserve">webhook URL</w:t>
-      </w:r>
-      <w:r>
-        <w:t xml:space="preserve"> receives a small JSON body per event (Home Assistant webhook trigger, ntfy, Discord…); </w:t>
-      </w:r>
-      <w:r>
-        <w:rPr>
-          <w:b/>
-          <w:bCs/>
-        </w:rPr>
-        <w:t xml:space="preserve">e-mail</w:t>
-      </w:r>
-      <w:r>
-        <w:t xml:space="preserve"> goes through any ordinary mailbox with a dependency-free SMTP client (for Gmail use an app password). Events: a new request, a </w:t>
-      </w:r>
-      <w:r>
-        <w:rPr>
-          <w:b/>
-          <w:bCs/>
-        </w:rPr>
-        <w:t xml:space="preserve">daily summary</w:t>
-      </w:r>
-      <w:r>
-        <w:t xml:space="preserve"> at the time you choose (files and free space, pending requests, missing episodes, what airs this week, series that finished airing but are incomplete), and a failed nightly backup. </w:t>
-      </w:r>
-      <w:r>
-        <w:rPr>
-          <w:b/>
-          <w:bCs/>
-        </w:rPr>
-        <w:t xml:space="preserve">Send a test</w:t>
-      </w:r>
-      <w:r>
-        <w:t xml:space="preserve"> saves the settings and sends one of each.</w:t>
-      </w:r>
-    </w:p>
-    <w:p>
-      <w:pPr>
-        <w:spacing w:after="120"/>
-      </w:pPr>
-      <w:r>
-        <w:rPr>
-          <w:b/>
-          <w:bCs/>
-        </w:rPr>
-        <w:t xml:space="preserve">Home Assistant status</w:t>
-      </w:r>
-      <w:r>
-        <w:t xml:space="preserve"> is a read-only JSON summary at a URL with its own key (New key rotates it). Add it as a RESTful sensor and pick values with a template such as </w:t>
-      </w:r>
-      <w:r>
-        <w:rPr>
-          <w:rFonts w:ascii="Consolas" w:cs="Consolas" w:eastAsia="Consolas" w:hAnsi="Consolas"/>
-          <w:sz w:val="19"/>
-          <w:szCs w:val="19"/>
-          <w:shd w:fill="EEF1F5" w:val="clear"/>
-        </w:rPr>
-        <w:t xml:space="preserve">{{ value_json.pending_requests }}</w:t>
-      </w:r>
-      <w:r>
-        <w:t xml:space="preserve">; fields include files, bytes, free space, months left, pending requests, missing episodes, airing this week, the next airing episode, whether a scan is running and the last scan result.</w:t>
+        <w:t xml:space="preserve">Plays are attributed by Plex account. Shared accounts show as one person. Adult titles follow the same visibility rule as everywhere else.</w:t>
       </w:r>
     </w:p>
     <w:p>
@@ -7229,7 +7200,7 @@
         <w:pageBreakBefore/>
       </w:pPr>
       <w:r>
-        <w:t xml:space="preserve">14. Change log</w:t>
+        <w:t xml:space="preserve">13. Media requests</w:t>
       </w:r>
     </w:p>
     <w:p>
@@ -7291,7 +7262,7 @@
           <w:sz w:val="18"/>
           <w:szCs w:val="18"/>
         </w:rPr>
-        <w:t xml:space="preserve">The change log with its 30-day activity chart.</w:t>
+        <w:t xml:space="preserve">The Requests tab as an admin sees it.</w:t>
       </w:r>
     </w:p>
     <w:p>
@@ -7299,14 +7270,32 @@
         <w:spacing w:after="120"/>
       </w:pPr>
       <w:r>
-        <w:t xml:space="preserve">Every scan writes one entry per event: </w:t>
-      </w:r>
-      <w:r>
-        <w:rPr>
-          <w:b/>
-          <w:bCs/>
-        </w:rPr>
-        <w:t xml:space="preserve">added</w:t>
+        <w:t xml:space="preserve">Requests is a wish list for the library. Anyone who can open the app may ask for a title: enter the name, the year if you know it, the kind (Movie, TV show, Anime, Other) and a note that helps whoever fulfils it, such as the edition, dub or sub, or where it streams. Guests on the web server also type their name, since they are not signed in.</w:t>
+      </w:r>
+    </w:p>
+    <w:p>
+      <w:pPr>
+        <w:spacing w:after="120"/>
+      </w:pPr>
+      <w:r>
+        <w:t xml:space="preserve">Every request has a status: </w:t>
+      </w:r>
+      <w:r>
+        <w:rPr>
+          <w:b/>
+          <w:bCs/>
+        </w:rPr>
+        <w:t xml:space="preserve">Pending</w:t>
+      </w:r>
+      <w:r>
+        <w:t xml:space="preserve"> when filed, then </w:t>
+      </w:r>
+      <w:r>
+        <w:rPr>
+          <w:b/>
+          <w:bCs/>
+        </w:rPr>
+        <w:t xml:space="preserve">Approved</w:t>
       </w:r>
       <w:r>
         <w:t xml:space="preserve">, </w:t>
@@ -7316,60 +7305,142 @@
           <w:b/>
           <w:bCs/>
         </w:rPr>
-        <w:t xml:space="preserve">removed</w:t>
-      </w:r>
-      <w:r>
-        <w:t xml:space="preserve">, </w:t>
-      </w:r>
-      <w:r>
-        <w:rPr>
-          <w:b/>
-          <w:bCs/>
-        </w:rPr>
-        <w:t xml:space="preserve">modified</w:t>
-      </w:r>
-      <w:r>
-        <w:t xml:space="preserve"> (size or date changed), </w:t>
-      </w:r>
-      <w:r>
-        <w:rPr>
-          <w:b/>
-          <w:bCs/>
-        </w:rPr>
-        <w:t xml:space="preserve">returned</w:t>
-      </w:r>
-      <w:r>
-        <w:t xml:space="preserve"> (a missing file came back), </w:t>
-      </w:r>
-      <w:r>
-        <w:rPr>
-          <w:b/>
-          <w:bCs/>
-        </w:rPr>
-        <w:t xml:space="preserve">probe_error</w:t>
-      </w:r>
-      <w:r>
-        <w:t xml:space="preserve">, </w:t>
-      </w:r>
-      <w:r>
-        <w:rPr>
-          <w:b/>
-          <w:bCs/>
-        </w:rPr>
-        <w:t xml:space="preserve">root_offline</w:t>
-      </w:r>
-      <w:r>
-        <w:t xml:space="preserve"> and </w:t>
-      </w:r>
-      <w:r>
-        <w:rPr>
-          <w:b/>
-          <w:bCs/>
-        </w:rPr>
-        <w:t xml:space="preserve">warning</w:t>
-      </w:r>
-      <w:r>
-        <w:t xml:space="preserve">. The strip at the top counts totals and the last seven days; the chart shows activity per day for the last 30. Pick a scan in the dropdown to see only its events with its duration, files seen and thread count, or filter by kind.</w:t>
+        <w:t xml:space="preserve">Added</w:t>
+      </w:r>
+      <w:r>
+        <w:t xml:space="preserve"> or </w:t>
+      </w:r>
+      <w:r>
+        <w:rPr>
+          <w:b/>
+          <w:bCs/>
+        </w:rPr>
+        <w:t xml:space="preserve">Declined</w:t>
+      </w:r>
+      <w:r>
+        <w:t xml:space="preserve">. Only an admin changes the status, and only an admin sees the extra column with the status dropdown, the ✎ button for a note back to the requester, and ✕ to delete the request. The tiles at the top count pending, added and all requests; on the web server the sidebar shows the pending count to admins so new requests are noticed.</w:t>
+      </w:r>
+    </w:p>
+    <w:p>
+      <w:pPr>
+        <w:pBdr>
+          <w:left w:val="single" w:color="5AA9FF" w:sz="12" w:space="8"/>
+        </w:pBdr>
+        <w:spacing w:after="160" w:before="60"/>
+        <w:ind w:left="360"/>
+      </w:pPr>
+      <w:r>
+        <w:t xml:space="preserve">Requests do not download anything and do not talk to Plex. They are a shared list between the people who use the library and the person who maintains it.</w:t>
+      </w:r>
+    </w:p>
+    <w:p>
+      <w:pPr>
+        <w:pStyle w:val="Heading2"/>
+      </w:pPr>
+      <w:r>
+        <w:t xml:space="preserve">13.1 The phone page and notifications</w:t>
+      </w:r>
+    </w:p>
+    <w:p>
+      <w:pPr>
+        <w:spacing w:after="120"/>
+      </w:pPr>
+      <w:r>
+        <w:rPr>
+          <w:rFonts w:ascii="Consolas" w:cs="Consolas" w:eastAsia="Consolas" w:hAnsi="Consolas"/>
+          <w:sz w:val="19"/>
+          <w:szCs w:val="19"/>
+          <w:shd w:fill="EEF1F5" w:val="clear"/>
+        </w:rPr>
+        <w:t xml:space="preserve">http://&lt;pi&gt;/request</w:t>
+      </w:r>
+      <w:r>
+        <w:t xml:space="preserve"> is a phone-sized version of the form with nothing else on it; the guest QR code on the Security tab points there, so a visitor scans, types a title and is done. Guests give their name once and the phone remembers it.</w:t>
+      </w:r>
+    </w:p>
+    <w:p>
+      <w:pPr>
+        <w:spacing w:after="120"/>
+      </w:pPr>
+      <w:r>
+        <w:t xml:space="preserve">Settings → </w:t>
+      </w:r>
+      <w:r>
+        <w:rPr>
+          <w:b/>
+          <w:bCs/>
+        </w:rPr>
+        <w:t xml:space="preserve">Notifications</w:t>
+      </w:r>
+      <w:r>
+        <w:t xml:space="preserve"> tells you when something happens without opening the app. A </w:t>
+      </w:r>
+      <w:r>
+        <w:rPr>
+          <w:b/>
+          <w:bCs/>
+        </w:rPr>
+        <w:t xml:space="preserve">webhook URL</w:t>
+      </w:r>
+      <w:r>
+        <w:t xml:space="preserve"> receives a small JSON body per event (Home Assistant webhook trigger, ntfy, Discord…); </w:t>
+      </w:r>
+      <w:r>
+        <w:rPr>
+          <w:b/>
+          <w:bCs/>
+        </w:rPr>
+        <w:t xml:space="preserve">e-mail</w:t>
+      </w:r>
+      <w:r>
+        <w:t xml:space="preserve"> goes through any ordinary mailbox with a dependency-free SMTP client (for Gmail use an app password). Events: a new request, a </w:t>
+      </w:r>
+      <w:r>
+        <w:rPr>
+          <w:b/>
+          <w:bCs/>
+        </w:rPr>
+        <w:t xml:space="preserve">daily summary</w:t>
+      </w:r>
+      <w:r>
+        <w:t xml:space="preserve"> at the time you choose (files and free space, pending requests, missing episodes, what airs this week, series that finished airing but are incomplete), and a failed nightly backup. </w:t>
+      </w:r>
+      <w:r>
+        <w:rPr>
+          <w:b/>
+          <w:bCs/>
+        </w:rPr>
+        <w:t xml:space="preserve">Send a test</w:t>
+      </w:r>
+      <w:r>
+        <w:t xml:space="preserve"> saves the settings and sends one of each.</w:t>
+      </w:r>
+    </w:p>
+    <w:p>
+      <w:pPr>
+        <w:spacing w:after="120"/>
+      </w:pPr>
+      <w:r>
+        <w:rPr>
+          <w:b/>
+          <w:bCs/>
+        </w:rPr>
+        <w:t xml:space="preserve">Home Assistant status</w:t>
+      </w:r>
+      <w:r>
+        <w:t xml:space="preserve"> is a read-only JSON summary at a URL with its own key (New key rotates it). Add it as a RESTful sensor and pick values with a template such as </w:t>
+      </w:r>
+      <w:r>
+        <w:rPr>
+          <w:rFonts w:ascii="Consolas" w:cs="Consolas" w:eastAsia="Consolas" w:hAnsi="Consolas"/>
+          <w:sz w:val="19"/>
+          <w:szCs w:val="19"/>
+          <w:shd w:fill="EEF1F5" w:val="clear"/>
+        </w:rPr>
+        <w:t xml:space="preserve">{{ value_json.pending_requests }}</w:t>
+      </w:r>
+      <w:r>
+        <w:t xml:space="preserve">; fields include files, bytes, free space, months left, pending requests, missing episodes, airing this week, the next airing episode, whether a scan is running and the last scan result.</w:t>
       </w:r>
     </w:p>
     <w:p>
@@ -7378,7 +7449,7 @@
         <w:pageBreakBefore/>
       </w:pPr>
       <w:r>
-        <w:t xml:space="preserve">15. Movie names (the naming engine)</w:t>
+        <w:t xml:space="preserve">14. Change log</w:t>
       </w:r>
     </w:p>
     <w:p>
@@ -7440,7 +7511,7 @@
           <w:sz w:val="18"/>
           <w:szCs w:val="18"/>
         </w:rPr>
-        <w:t xml:space="preserve">Proposed names with flags; every batch is a dry run until the live switch is armed.</w:t>
+        <w:t xml:space="preserve">The change log with its 30-day activity chart.</w:t>
       </w:r>
     </w:p>
     <w:p>
@@ -7448,1784 +7519,77 @@
         <w:spacing w:after="120"/>
       </w:pPr>
       <w:r>
-        <w:t xml:space="preserve">This tab renames movie files to a consistent pattern built from facts the app can prove. It is the most carefully guarded part of MediaLedger, because it is one of only two places that write to the share.</w:t>
-      </w:r>
-    </w:p>
-    <w:p>
-      <w:pPr>
-        <w:pStyle w:val="Heading2"/>
-      </w:pPr>
-      <w:r>
-        <w:t xml:space="preserve">15.1 The pattern</w:t>
-      </w:r>
-    </w:p>
-    <w:p>
-      <w:pPr>
-        <w:spacing w:after="120"/>
-      </w:pPr>
-      <w:r>
-        <w:rPr>
-          <w:rFonts w:ascii="Consolas" w:cs="Consolas" w:eastAsia="Consolas" w:hAnsi="Consolas"/>
-          <w:sz w:val="19"/>
-          <w:szCs w:val="19"/>
-          <w:shd w:fill="EEF1F5" w:val="clear"/>
-        </w:rPr>
-        <w:t xml:space="preserve">Title (Year) - Source Resolution HDR Codec [Audio] [{edition-Name}].ext</w:t>
-      </w:r>
-    </w:p>
-    <w:p>
-      <w:pPr>
-        <w:spacing w:after="120"/>
-      </w:pPr>
-      <w:r>
-        <w:t xml:space="preserve">A seventh part, </w:t>
-      </w:r>
-      <w:r>
-        <w:rPr>
-          <w:b/>
-          <w:bCs/>
-        </w:rPr>
-        <w:t xml:space="preserve">Sub/Dub</w:t>
-      </w:r>
-      <w:r>
-        <w:t xml:space="preserve">, is off unless you switch it on: it writes </w:t>
-      </w:r>
-      <w:r>
-        <w:rPr>
-          <w:rFonts w:ascii="Consolas" w:cs="Consolas" w:eastAsia="Consolas" w:hAnsi="Consolas"/>
-          <w:sz w:val="19"/>
-          <w:szCs w:val="19"/>
-          <w:shd w:fill="EEF1F5" w:val="clear"/>
-        </w:rPr>
-        <w:t xml:space="preserve">Sub</w:t>
+        <w:t xml:space="preserve">Every scan writes one entry per event: </w:t>
+      </w:r>
+      <w:r>
+        <w:rPr>
+          <w:b/>
+          <w:bCs/>
+        </w:rPr>
+        <w:t xml:space="preserve">added</w:t>
       </w:r>
       <w:r>
         <w:t xml:space="preserve">, </w:t>
       </w:r>
       <w:r>
         <w:rPr>
-          <w:rFonts w:ascii="Consolas" w:cs="Consolas" w:eastAsia="Consolas" w:hAnsi="Consolas"/>
-          <w:sz w:val="19"/>
-          <w:szCs w:val="19"/>
-          <w:shd w:fill="EEF1F5" w:val="clear"/>
-        </w:rPr>
-        <w:t xml:space="preserve">Dub</w:t>
-      </w:r>
-      <w:r>
-        <w:t xml:space="preserve"> or </w:t>
-      </w:r>
-      <w:r>
-        <w:rPr>
-          <w:rFonts w:ascii="Consolas" w:cs="Consolas" w:eastAsia="Consolas" w:hAnsi="Consolas"/>
-          <w:sz w:val="19"/>
-          <w:szCs w:val="19"/>
-          <w:shd w:fill="EEF1F5" w:val="clear"/>
-        </w:rPr>
-        <w:t xml:space="preserve">Dual</w:t>
-      </w:r>
-      <w:r>
-        <w:t xml:space="preserve"> from the probed languages and nothing for a plain English film. Only </w:t>
-      </w:r>
-      <w:r>
-        <w:rPr>
-          <w:rFonts w:ascii="Consolas" w:cs="Consolas" w:eastAsia="Consolas" w:hAnsi="Consolas"/>
-          <w:sz w:val="19"/>
-          <w:szCs w:val="19"/>
-          <w:shd w:fill="EEF1F5" w:val="clear"/>
-        </w:rPr>
-        <w:t xml:space="preserve">Title (Year)</w:t>
-      </w:r>
-      <w:r>
-        <w:t xml:space="preserve"> is fixed, because Plex matches on it. Everything after the dash is a </w:t>
-      </w:r>
-      <w:r>
-        <w:rPr>
-          <w:b/>
-          <w:bCs/>
-        </w:rPr>
-        <w:t xml:space="preserve">name part</w:t>
-      </w:r>
-      <w:r>
-        <w:t xml:space="preserve"> you can leave out or reorder under Batch settings → </w:t>
-      </w:r>
-      <w:r>
-        <w:rPr>
-          <w:b/>
-          <w:bCs/>
-        </w:rPr>
-        <w:t xml:space="preserve">Name parts</w:t>
-      </w:r>
-      <w:r>
-        <w:t xml:space="preserve">: click a chip to switch it off (it shows struck through) or on, use the ◂ ▸ arrows to move it, and watch the preview. The whole list rebuilds at once. The same thing works from the list itself: every word in a proposed name is clickable, so clicking </w:t>
-      </w:r>
-      <w:r>
-        <w:rPr>
-          <w:rFonts w:ascii="Consolas" w:cs="Consolas" w:eastAsia="Consolas" w:hAnsi="Consolas"/>
-          <w:sz w:val="19"/>
-          <w:szCs w:val="19"/>
-          <w:shd w:fill="EEF1F5" w:val="clear"/>
-        </w:rPr>
-        <w:t xml:space="preserve">Source</w:t>
-      </w:r>
-      <w:r>
-        <w:t xml:space="preserve"> in any row removes Source from every name, the way editing one dimension in a CAD sketch updates the whole part. If you do not like </w:t>
-      </w:r>
-      <w:r>
-        <w:rPr>
-          <w:rFonts w:ascii="Consolas" w:cs="Consolas" w:eastAsia="Consolas" w:hAnsi="Consolas"/>
-          <w:sz w:val="19"/>
-          <w:szCs w:val="19"/>
-          <w:shd w:fill="EEF1F5" w:val="clear"/>
-        </w:rPr>
-        <w:t xml:space="preserve">Web</w:t>
-      </w:r>
-      <w:r>
-        <w:t xml:space="preserve"> / </w:t>
-      </w:r>
-      <w:r>
-        <w:rPr>
-          <w:rFonts w:ascii="Consolas" w:cs="Consolas" w:eastAsia="Consolas" w:hAnsi="Consolas"/>
-          <w:sz w:val="19"/>
-          <w:szCs w:val="19"/>
-          <w:shd w:fill="EEF1F5" w:val="clear"/>
-        </w:rPr>
-        <w:t xml:space="preserve">Rip</w:t>
-      </w:r>
-      <w:r>
-        <w:t xml:space="preserve"> in your names, click it once and it is gone; the </w:t>
-      </w:r>
-      <w:r>
-        <w:rPr>
-          <w:rFonts w:ascii="Consolas" w:cs="Consolas" w:eastAsia="Consolas" w:hAnsi="Consolas"/>
-          <w:sz w:val="19"/>
-          <w:szCs w:val="19"/>
-          <w:shd w:fill="EEF1F5" w:val="clear"/>
-        </w:rPr>
-        <w:t xml:space="preserve">no_source</w:t>
-      </w:r>
-      <w:r>
-        <w:t xml:space="preserve"> flag disappears with it.</w:t>
-      </w:r>
-    </w:p>
-    <w:p>
-      <w:pPr>
-        <w:spacing w:after="120"/>
-      </w:pPr>
-      <w:r>
-        <w:t xml:space="preserve">Examples: </w:t>
-      </w:r>
-      <w:r>
-        <w:rPr>
-          <w:rFonts w:ascii="Consolas" w:cs="Consolas" w:eastAsia="Consolas" w:hAnsi="Consolas"/>
-          <w:sz w:val="19"/>
-          <w:szCs w:val="19"/>
-          <w:shd w:fill="EEF1F5" w:val="clear"/>
-        </w:rPr>
-        <w:t xml:space="preserve">A Breed Apart (2025) - Web 1080p SDR H264.mp4</w:t>
+          <w:b/>
+          <w:bCs/>
+        </w:rPr>
+        <w:t xml:space="preserve">removed</w:t>
+      </w:r>
+      <w:r>
+        <w:t xml:space="preserve">, </w:t>
+      </w:r>
+      <w:r>
+        <w:rPr>
+          <w:b/>
+          <w:bCs/>
+        </w:rPr>
+        <w:t xml:space="preserve">modified</w:t>
+      </w:r>
+      <w:r>
+        <w:t xml:space="preserve"> (size or date changed), </w:t>
+      </w:r>
+      <w:r>
+        <w:rPr>
+          <w:b/>
+          <w:bCs/>
+        </w:rPr>
+        <w:t xml:space="preserve">returned</w:t>
+      </w:r>
+      <w:r>
+        <w:t xml:space="preserve"> (a missing file came back), </w:t>
+      </w:r>
+      <w:r>
+        <w:rPr>
+          <w:b/>
+          <w:bCs/>
+        </w:rPr>
+        <w:t xml:space="preserve">probe_error</w:t>
+      </w:r>
+      <w:r>
+        <w:t xml:space="preserve">, </w:t>
+      </w:r>
+      <w:r>
+        <w:rPr>
+          <w:b/>
+          <w:bCs/>
+        </w:rPr>
+        <w:t xml:space="preserve">root_offline</w:t>
       </w:r>
       <w:r>
         <w:t xml:space="preserve"> and </w:t>
       </w:r>
       <w:r>
         <w:rPr>
-          <w:rFonts w:ascii="Consolas" w:cs="Consolas" w:eastAsia="Consolas" w:hAnsi="Consolas"/>
-          <w:sz w:val="19"/>
-          <w:szCs w:val="19"/>
-          <w:shd w:fill="EEF1F5" w:val="clear"/>
-        </w:rPr>
-        <w:t xml:space="preserve">Avatar (2009) - Rip 4K HDR HEVC {edition-Extended Collector's Edition}.mkv</w:t>
-      </w:r>
-      <w:r>
-        <w:t xml:space="preserve">.</w:t>
-      </w:r>
-    </w:p>
-    <w:tbl>
-      <w:tblPr>
-        <w:tblW w:type="dxa" w:w="9360"/>
-        <w:tblBorders>
-          <w:top w:val="single" w:color="auto" w:sz="4"/>
-          <w:left w:val="single" w:color="auto" w:sz="4"/>
-          <w:bottom w:val="single" w:color="auto" w:sz="4"/>
-          <w:right w:val="single" w:color="auto" w:sz="4"/>
-          <w:insideH w:val="single" w:color="auto" w:sz="4"/>
-          <w:insideV w:val="single" w:color="auto" w:sz="4"/>
-        </w:tblBorders>
-      </w:tblPr>
-      <w:tblGrid>
-        <w:gridCol w:w="1500"/>
-        <w:gridCol w:w="5200"/>
-        <w:gridCol w:w="2660"/>
-      </w:tblGrid>
-      <w:tr>
-        <w:tc>
-          <w:tcPr>
-            <w:tcW w:type="dxa" w:w="0"/>
-            <w:shd w:fill="DDE6F2" w:val="clear"/>
-            <w:tcMar>
-              <w:top w:type="dxa" w:w="60"/>
-              <w:left w:type="dxa" w:w="100"/>
-              <w:bottom w:type="dxa" w:w="60"/>
-              <w:right w:type="dxa" w:w="100"/>
-            </w:tcMar>
-          </w:tcPr>
-          <w:p>
-            <w:r>
-              <w:rPr>
-                <w:b/>
-                <w:bCs/>
-                <w:sz w:val="19"/>
-                <w:szCs w:val="19"/>
-              </w:rPr>
-              <w:t xml:space="preserve">Token</w:t>
-            </w:r>
-          </w:p>
-        </w:tc>
-        <w:tc>
-          <w:tcPr>
-            <w:tcW w:type="dxa" w:w="0"/>
-            <w:shd w:fill="DDE6F2" w:val="clear"/>
-            <w:tcMar>
-              <w:top w:type="dxa" w:w="60"/>
-              <w:left w:type="dxa" w:w="100"/>
-              <w:bottom w:type="dxa" w:w="60"/>
-              <w:right w:type="dxa" w:w="100"/>
-            </w:tcMar>
-          </w:tcPr>
-          <w:p>
-            <w:r>
-              <w:rPr>
-                <w:b/>
-                <w:bCs/>
-                <w:sz w:val="19"/>
-                <w:szCs w:val="19"/>
-              </w:rPr>
-              <w:t xml:space="preserve">Where it comes from</w:t>
-            </w:r>
-          </w:p>
-        </w:tc>
-        <w:tc>
-          <w:tcPr>
-            <w:tcW w:type="dxa" w:w="0"/>
-            <w:shd w:fill="DDE6F2" w:val="clear"/>
-            <w:tcMar>
-              <w:top w:type="dxa" w:w="60"/>
-              <w:left w:type="dxa" w:w="100"/>
-              <w:bottom w:type="dxa" w:w="60"/>
-              <w:right w:type="dxa" w:w="100"/>
-            </w:tcMar>
-          </w:tcPr>
-          <w:p>
-            <w:r>
-              <w:rPr>
-                <w:b/>
-                <w:bCs/>
-                <w:sz w:val="19"/>
-                <w:szCs w:val="19"/>
-              </w:rPr>
-              <w:t xml:space="preserve">When unknown</w:t>
-            </w:r>
-          </w:p>
-        </w:tc>
-      </w:tr>
-      <w:tr>
-        <w:tc>
-          <w:tcPr>
-            <w:tcW w:type="dxa" w:w="0"/>
-            <w:tcMar>
-              <w:top w:type="dxa" w:w="60"/>
-              <w:left w:type="dxa" w:w="100"/>
-              <w:bottom w:type="dxa" w:w="60"/>
-              <w:right w:type="dxa" w:w="100"/>
-            </w:tcMar>
-          </w:tcPr>
-          <w:p>
-            <w:r>
-              <w:rPr>
-                <w:b w:val="false"/>
-                <w:bCs w:val="false"/>
-                <w:sz w:val="19"/>
-                <w:szCs w:val="19"/>
-              </w:rPr>
-              <w:t xml:space="preserve">Title, Year</w:t>
-            </w:r>
-          </w:p>
-        </w:tc>
-        <w:tc>
-          <w:tcPr>
-            <w:tcW w:type="dxa" w:w="0"/>
-            <w:tcMar>
-              <w:top w:type="dxa" w:w="60"/>
-              <w:left w:type="dxa" w:w="100"/>
-              <w:bottom w:type="dxa" w:w="60"/>
-              <w:right w:type="dxa" w:w="100"/>
-            </w:tcMar>
-          </w:tcPr>
-          <w:p>
-            <w:r>
-              <w:rPr>
-                <w:b w:val="false"/>
-                <w:bCs w:val="false"/>
-                <w:sz w:val="19"/>
-                <w:szCs w:val="19"/>
-              </w:rPr>
-              <w:t xml:space="preserve">The parser and your manual fixes, or the Plex match when the truth source is set to Plex.</w:t>
-            </w:r>
-          </w:p>
-        </w:tc>
-        <w:tc>
-          <w:tcPr>
-            <w:tcW w:type="dxa" w:w="0"/>
-            <w:tcMar>
-              <w:top w:type="dxa" w:w="60"/>
-              <w:left w:type="dxa" w:w="100"/>
-              <w:bottom w:type="dxa" w:w="60"/>
-              <w:right w:type="dxa" w:w="100"/>
-            </w:tcMar>
-          </w:tcPr>
-          <w:p>
-            <w:r>
-              <w:rPr>
-                <w:b w:val="false"/>
-                <w:bCs w:val="false"/>
-                <w:sz w:val="19"/>
-                <w:szCs w:val="19"/>
-              </w:rPr>
-              <w:t xml:space="preserve">Year becomes the word </w:t>
-            </w:r>
-            <w:r>
-              <w:rPr>
-                <w:rFonts w:ascii="Consolas" w:cs="Consolas" w:eastAsia="Consolas" w:hAnsi="Consolas"/>
-                <w:b w:val="false"/>
-                <w:bCs w:val="false"/>
-                <w:sz w:val="19"/>
-                <w:szCs w:val="19"/>
-                <w:shd w:fill="EEF1F5" w:val="clear"/>
-              </w:rPr>
-              <w:t xml:space="preserve">Year</w:t>
-            </w:r>
-            <w:r>
-              <w:rPr>
-                <w:b w:val="false"/>
-                <w:bCs w:val="false"/>
-                <w:sz w:val="19"/>
-                <w:szCs w:val="19"/>
-              </w:rPr>
-              <w:t xml:space="preserve">; the file is flagged.</w:t>
-            </w:r>
-          </w:p>
-        </w:tc>
-      </w:tr>
-      <w:tr>
-        <w:tc>
-          <w:tcPr>
-            <w:tcW w:type="dxa" w:w="0"/>
-            <w:tcMar>
-              <w:top w:type="dxa" w:w="60"/>
-              <w:left w:type="dxa" w:w="100"/>
-              <w:bottom w:type="dxa" w:w="60"/>
-              <w:right w:type="dxa" w:w="100"/>
-            </w:tcMar>
-          </w:tcPr>
-          <w:p>
-            <w:r>
-              <w:rPr>
-                <w:b w:val="false"/>
-                <w:bCs w:val="false"/>
-                <w:sz w:val="19"/>
-                <w:szCs w:val="19"/>
-              </w:rPr>
-              <w:t xml:space="preserve">Source</w:t>
-            </w:r>
-          </w:p>
-        </w:tc>
-        <w:tc>
-          <w:tcPr>
-            <w:tcW w:type="dxa" w:w="0"/>
-            <w:tcMar>
-              <w:top w:type="dxa" w:w="60"/>
-              <w:left w:type="dxa" w:w="100"/>
-              <w:bottom w:type="dxa" w:w="60"/>
-              <w:right w:type="dxa" w:w="100"/>
-            </w:tcMar>
-          </w:tcPr>
-          <w:p>
-            <w:r>
-              <w:rPr>
-                <w:rFonts w:ascii="Consolas" w:cs="Consolas" w:eastAsia="Consolas" w:hAnsi="Consolas"/>
-                <w:b w:val="false"/>
-                <w:bCs w:val="false"/>
-                <w:sz w:val="19"/>
-                <w:szCs w:val="19"/>
-                <w:shd w:fill="EEF1F5" w:val="clear"/>
-              </w:rPr>
-              <w:t xml:space="preserve">Web</w:t>
-            </w:r>
-            <w:r>
-              <w:rPr>
-                <w:b w:val="false"/>
-                <w:bCs w:val="false"/>
-                <w:sz w:val="19"/>
-                <w:szCs w:val="19"/>
-              </w:rPr>
-              <w:t xml:space="preserve"> when the old name carries a LiLTV or WEB marker; </w:t>
-            </w:r>
-            <w:r>
-              <w:rPr>
-                <w:rFonts w:ascii="Consolas" w:cs="Consolas" w:eastAsia="Consolas" w:hAnsi="Consolas"/>
-                <w:b w:val="false"/>
-                <w:bCs w:val="false"/>
-                <w:sz w:val="19"/>
-                <w:szCs w:val="19"/>
-                <w:shd w:fill="EEF1F5" w:val="clear"/>
-              </w:rPr>
-              <w:t xml:space="preserve">Rip</w:t>
-            </w:r>
-            <w:r>
-              <w:rPr>
-                <w:b w:val="false"/>
-                <w:bCs w:val="false"/>
-                <w:sz w:val="19"/>
-                <w:szCs w:val="19"/>
-              </w:rPr>
-              <w:t xml:space="preserve"> for BRrip, BluRay, BDRip, Remux or DVD; or whatever you set in the Fix dialog or with bulk source.</w:t>
-            </w:r>
-          </w:p>
-        </w:tc>
-        <w:tc>
-          <w:tcPr>
-            <w:tcW w:type="dxa" w:w="0"/>
-            <w:tcMar>
-              <w:top w:type="dxa" w:w="60"/>
-              <w:left w:type="dxa" w:w="100"/>
-              <w:bottom w:type="dxa" w:w="60"/>
-              <w:right w:type="dxa" w:w="100"/>
-            </w:tcMar>
-          </w:tcPr>
-          <w:p>
-            <w:r>
-              <w:rPr>
-                <w:b w:val="false"/>
-                <w:bCs w:val="false"/>
-                <w:sz w:val="19"/>
-                <w:szCs w:val="19"/>
-              </w:rPr>
-              <w:t xml:space="preserve">The word </w:t>
-            </w:r>
-            <w:r>
-              <w:rPr>
-                <w:rFonts w:ascii="Consolas" w:cs="Consolas" w:eastAsia="Consolas" w:hAnsi="Consolas"/>
-                <w:b w:val="false"/>
-                <w:bCs w:val="false"/>
-                <w:sz w:val="19"/>
-                <w:szCs w:val="19"/>
-                <w:shd w:fill="EEF1F5" w:val="clear"/>
-              </w:rPr>
-              <w:t xml:space="preserve">Source</w:t>
-            </w:r>
-            <w:r>
-              <w:rPr>
-                <w:b w:val="false"/>
-                <w:bCs w:val="false"/>
-                <w:sz w:val="19"/>
-                <w:szCs w:val="19"/>
-              </w:rPr>
-              <w:t xml:space="preserve">; the file is flagged.</w:t>
-            </w:r>
-          </w:p>
-        </w:tc>
-      </w:tr>
-      <w:tr>
-        <w:tc>
-          <w:tcPr>
-            <w:tcW w:type="dxa" w:w="0"/>
-            <w:tcMar>
-              <w:top w:type="dxa" w:w="60"/>
-              <w:left w:type="dxa" w:w="100"/>
-              <w:bottom w:type="dxa" w:w="60"/>
-              <w:right w:type="dxa" w:w="100"/>
-            </w:tcMar>
-          </w:tcPr>
-          <w:p>
-            <w:r>
-              <w:rPr>
-                <w:b w:val="false"/>
-                <w:bCs w:val="false"/>
-                <w:sz w:val="19"/>
-                <w:szCs w:val="19"/>
-              </w:rPr>
-              <w:t xml:space="preserve">Resolution</w:t>
-            </w:r>
-          </w:p>
-        </w:tc>
-        <w:tc>
-          <w:tcPr>
-            <w:tcW w:type="dxa" w:w="0"/>
-            <w:tcMar>
-              <w:top w:type="dxa" w:w="60"/>
-              <w:left w:type="dxa" w:w="100"/>
-              <w:bottom w:type="dxa" w:w="60"/>
-              <w:right w:type="dxa" w:w="100"/>
-            </w:tcMar>
-          </w:tcPr>
-          <w:p>
-            <w:r>
-              <w:rPr>
-                <w:b w:val="false"/>
-                <w:bCs w:val="false"/>
-                <w:sz w:val="19"/>
-                <w:szCs w:val="19"/>
-              </w:rPr>
-              <w:t xml:space="preserve">ffprobe pixel size: 4K, 1440p, 1080p, 720p, 576p, 480p or SD.</w:t>
-            </w:r>
-          </w:p>
-        </w:tc>
-        <w:tc>
-          <w:tcPr>
-            <w:tcW w:type="dxa" w:w="0"/>
-            <w:tcMar>
-              <w:top w:type="dxa" w:w="60"/>
-              <w:left w:type="dxa" w:w="100"/>
-              <w:bottom w:type="dxa" w:w="60"/>
-              <w:right w:type="dxa" w:w="100"/>
-            </w:tcMar>
-          </w:tcPr>
-          <w:p>
-            <w:r>
-              <w:rPr>
-                <w:b w:val="false"/>
-                <w:bCs w:val="false"/>
-                <w:sz w:val="19"/>
-                <w:szCs w:val="19"/>
-              </w:rPr>
-              <w:t xml:space="preserve">Blocked.</w:t>
-            </w:r>
-          </w:p>
-        </w:tc>
-      </w:tr>
-      <w:tr>
-        <w:tc>
-          <w:tcPr>
-            <w:tcW w:type="dxa" w:w="0"/>
-            <w:tcMar>
-              <w:top w:type="dxa" w:w="60"/>
-              <w:left w:type="dxa" w:w="100"/>
-              <w:bottom w:type="dxa" w:w="60"/>
-              <w:right w:type="dxa" w:w="100"/>
-            </w:tcMar>
-          </w:tcPr>
-          <w:p>
-            <w:r>
-              <w:rPr>
-                <w:b w:val="false"/>
-                <w:bCs w:val="false"/>
-                <w:sz w:val="19"/>
-                <w:szCs w:val="19"/>
-              </w:rPr>
-              <w:t xml:space="preserve">HDR / SDR</w:t>
-            </w:r>
-          </w:p>
-        </w:tc>
-        <w:tc>
-          <w:tcPr>
-            <w:tcW w:type="dxa" w:w="0"/>
-            <w:tcMar>
-              <w:top w:type="dxa" w:w="60"/>
-              <w:left w:type="dxa" w:w="100"/>
-              <w:bottom w:type="dxa" w:w="60"/>
-              <w:right w:type="dxa" w:w="100"/>
-            </w:tcMar>
-          </w:tcPr>
-          <w:p>
-            <w:r>
-              <w:rPr>
-                <w:b w:val="false"/>
-                <w:bCs w:val="false"/>
-                <w:sz w:val="19"/>
-                <w:szCs w:val="19"/>
-              </w:rPr>
-              <w:t xml:space="preserve">ffprobe colour transfer: HDR10, Dolby Vision and HLG all become </w:t>
-            </w:r>
-            <w:r>
-              <w:rPr>
-                <w:rFonts w:ascii="Consolas" w:cs="Consolas" w:eastAsia="Consolas" w:hAnsi="Consolas"/>
-                <w:b w:val="false"/>
-                <w:bCs w:val="false"/>
-                <w:sz w:val="19"/>
-                <w:szCs w:val="19"/>
-                <w:shd w:fill="EEF1F5" w:val="clear"/>
-              </w:rPr>
-              <w:t xml:space="preserve">HDR</w:t>
-            </w:r>
-            <w:r>
-              <w:rPr>
-                <w:b w:val="false"/>
-                <w:bCs w:val="false"/>
-                <w:sz w:val="19"/>
-                <w:szCs w:val="19"/>
-              </w:rPr>
-              <w:t xml:space="preserve">.</w:t>
-            </w:r>
-          </w:p>
-        </w:tc>
-        <w:tc>
-          <w:tcPr>
-            <w:tcW w:type="dxa" w:w="0"/>
-            <w:tcMar>
-              <w:top w:type="dxa" w:w="60"/>
-              <w:left w:type="dxa" w:w="100"/>
-              <w:bottom w:type="dxa" w:w="60"/>
-              <w:right w:type="dxa" w:w="100"/>
-            </w:tcMar>
-          </w:tcPr>
-          <w:p>
-            <w:r>
-              <w:rPr>
-                <w:rFonts w:ascii="Consolas" w:cs="Consolas" w:eastAsia="Consolas" w:hAnsi="Consolas"/>
-                <w:b w:val="false"/>
-                <w:bCs w:val="false"/>
-                <w:sz w:val="19"/>
-                <w:szCs w:val="19"/>
-                <w:shd w:fill="EEF1F5" w:val="clear"/>
-              </w:rPr>
-              <w:t xml:space="preserve">SDR</w:t>
-            </w:r>
-            <w:r>
-              <w:rPr>
-                <w:b w:val="false"/>
-                <w:bCs w:val="false"/>
-                <w:sz w:val="19"/>
-                <w:szCs w:val="19"/>
-              </w:rPr>
-              <w:t xml:space="preserve">.</w:t>
-            </w:r>
-          </w:p>
-        </w:tc>
-      </w:tr>
-      <w:tr>
-        <w:tc>
-          <w:tcPr>
-            <w:tcW w:type="dxa" w:w="0"/>
-            <w:tcMar>
-              <w:top w:type="dxa" w:w="60"/>
-              <w:left w:type="dxa" w:w="100"/>
-              <w:bottom w:type="dxa" w:w="60"/>
-              <w:right w:type="dxa" w:w="100"/>
-            </w:tcMar>
-          </w:tcPr>
-          <w:p>
-            <w:r>
-              <w:rPr>
-                <w:b w:val="false"/>
-                <w:bCs w:val="false"/>
-                <w:sz w:val="19"/>
-                <w:szCs w:val="19"/>
-              </w:rPr>
-              <w:t xml:space="preserve">Codec</w:t>
-            </w:r>
-          </w:p>
-        </w:tc>
-        <w:tc>
-          <w:tcPr>
-            <w:tcW w:type="dxa" w:w="0"/>
-            <w:tcMar>
-              <w:top w:type="dxa" w:w="60"/>
-              <w:left w:type="dxa" w:w="100"/>
-              <w:bottom w:type="dxa" w:w="60"/>
-              <w:right w:type="dxa" w:w="100"/>
-            </w:tcMar>
-          </w:tcPr>
-          <w:p>
-            <w:r>
-              <w:rPr>
-                <w:b w:val="false"/>
-                <w:bCs w:val="false"/>
-                <w:sz w:val="19"/>
-                <w:szCs w:val="19"/>
-              </w:rPr>
-              <w:t xml:space="preserve">ffprobe video codec: H264, HEVC, AV1, MPEG4, VC1…</w:t>
-            </w:r>
-          </w:p>
-        </w:tc>
-        <w:tc>
-          <w:tcPr>
-            <w:tcW w:type="dxa" w:w="0"/>
-            <w:tcMar>
-              <w:top w:type="dxa" w:w="60"/>
-              <w:left w:type="dxa" w:w="100"/>
-              <w:bottom w:type="dxa" w:w="60"/>
-              <w:right w:type="dxa" w:w="100"/>
-            </w:tcMar>
-          </w:tcPr>
-          <w:p>
-            <w:r>
-              <w:rPr>
-                <w:b w:val="false"/>
-                <w:bCs w:val="false"/>
-                <w:sz w:val="19"/>
-                <w:szCs w:val="19"/>
-              </w:rPr>
-              <w:t xml:space="preserve">Blocked.</w:t>
-            </w:r>
-          </w:p>
-        </w:tc>
-      </w:tr>
-      <w:tr>
-        <w:tc>
-          <w:tcPr>
-            <w:tcW w:type="dxa" w:w="0"/>
-            <w:tcMar>
-              <w:top w:type="dxa" w:w="60"/>
-              <w:left w:type="dxa" w:w="100"/>
-              <w:bottom w:type="dxa" w:w="60"/>
-              <w:right w:type="dxa" w:w="100"/>
-            </w:tcMar>
-          </w:tcPr>
-          <w:p>
-            <w:r>
-              <w:rPr>
-                <w:b w:val="false"/>
-                <w:bCs w:val="false"/>
-                <w:sz w:val="19"/>
-                <w:szCs w:val="19"/>
-              </w:rPr>
-              <w:t xml:space="preserve">Audio</w:t>
-            </w:r>
-          </w:p>
-        </w:tc>
-        <w:tc>
-          <w:tcPr>
-            <w:tcW w:type="dxa" w:w="0"/>
-            <w:tcMar>
-              <w:top w:type="dxa" w:w="60"/>
-              <w:left w:type="dxa" w:w="100"/>
-              <w:bottom w:type="dxa" w:w="60"/>
-              <w:right w:type="dxa" w:w="100"/>
-            </w:tcMar>
-          </w:tcPr>
-          <w:p>
-            <w:r>
-              <w:rPr>
-                <w:b w:val="false"/>
-                <w:bCs w:val="false"/>
-                <w:sz w:val="19"/>
-                <w:szCs w:val="19"/>
-              </w:rPr>
-              <w:t xml:space="preserve">ffprobe audio languages, only when they are not plain English, e.g. </w:t>
-            </w:r>
-            <w:r>
-              <w:rPr>
-                <w:rFonts w:ascii="Consolas" w:cs="Consolas" w:eastAsia="Consolas" w:hAnsi="Consolas"/>
-                <w:b w:val="false"/>
-                <w:bCs w:val="false"/>
-                <w:sz w:val="19"/>
-                <w:szCs w:val="19"/>
-                <w:shd w:fill="EEF1F5" w:val="clear"/>
-              </w:rPr>
-              <w:t xml:space="preserve">ENG+JPN</w:t>
-            </w:r>
-            <w:r>
-              <w:rPr>
-                <w:b w:val="false"/>
-                <w:bCs w:val="false"/>
-                <w:sz w:val="19"/>
-                <w:szCs w:val="19"/>
-              </w:rPr>
-              <w:t xml:space="preserve">.</w:t>
-            </w:r>
-          </w:p>
-        </w:tc>
-        <w:tc>
-          <w:tcPr>
-            <w:tcW w:type="dxa" w:w="0"/>
-            <w:tcMar>
-              <w:top w:type="dxa" w:w="60"/>
-              <w:left w:type="dxa" w:w="100"/>
-              <w:bottom w:type="dxa" w:w="60"/>
-              <w:right w:type="dxa" w:w="100"/>
-            </w:tcMar>
-          </w:tcPr>
-          <w:p>
-            <w:r>
-              <w:rPr>
-                <w:b w:val="false"/>
-                <w:bCs w:val="false"/>
-                <w:sz w:val="19"/>
-                <w:szCs w:val="19"/>
-              </w:rPr>
-              <w:t xml:space="preserve">Omitted; flagged if undefined.</w:t>
-            </w:r>
-          </w:p>
-        </w:tc>
-      </w:tr>
-      <w:tr>
-        <w:tc>
-          <w:tcPr>
-            <w:tcW w:type="dxa" w:w="0"/>
-            <w:tcMar>
-              <w:top w:type="dxa" w:w="60"/>
-              <w:left w:type="dxa" w:w="100"/>
-              <w:bottom w:type="dxa" w:w="60"/>
-              <w:right w:type="dxa" w:w="100"/>
-            </w:tcMar>
-          </w:tcPr>
-          <w:p>
-            <w:r>
-              <w:rPr>
-                <w:b w:val="false"/>
-                <w:bCs w:val="false"/>
-                <w:sz w:val="19"/>
-                <w:szCs w:val="19"/>
-              </w:rPr>
-              <w:t xml:space="preserve">Edition</w:t>
-            </w:r>
-          </w:p>
-        </w:tc>
-        <w:tc>
-          <w:tcPr>
-            <w:tcW w:type="dxa" w:w="0"/>
-            <w:tcMar>
-              <w:top w:type="dxa" w:w="60"/>
-              <w:left w:type="dxa" w:w="100"/>
-              <w:bottom w:type="dxa" w:w="60"/>
-              <w:right w:type="dxa" w:w="100"/>
-            </w:tcMar>
-          </w:tcPr>
-          <w:p>
-            <w:r>
-              <w:rPr>
-                <w:b w:val="false"/>
-                <w:bCs w:val="false"/>
-                <w:sz w:val="19"/>
-                <w:szCs w:val="19"/>
-              </w:rPr>
-              <w:t xml:space="preserve">Edition words found in the old name, in Plex's </w:t>
-            </w:r>
-            <w:r>
-              <w:rPr>
-                <w:rFonts w:ascii="Consolas" w:cs="Consolas" w:eastAsia="Consolas" w:hAnsi="Consolas"/>
-                <w:b w:val="false"/>
-                <w:bCs w:val="false"/>
-                <w:sz w:val="19"/>
-                <w:szCs w:val="19"/>
-                <w:shd w:fill="EEF1F5" w:val="clear"/>
-              </w:rPr>
-              <w:t xml:space="preserve">{edition-…}</w:t>
-            </w:r>
-            <w:r>
-              <w:rPr>
-                <w:b w:val="false"/>
-                <w:bCs w:val="false"/>
-                <w:sz w:val="19"/>
-                <w:szCs w:val="19"/>
-              </w:rPr>
-              <w:t xml:space="preserve"> form.</w:t>
-            </w:r>
-          </w:p>
-        </w:tc>
-        <w:tc>
-          <w:tcPr>
-            <w:tcW w:type="dxa" w:w="0"/>
-            <w:tcMar>
-              <w:top w:type="dxa" w:w="60"/>
-              <w:left w:type="dxa" w:w="100"/>
-              <w:bottom w:type="dxa" w:w="60"/>
-              <w:right w:type="dxa" w:w="100"/>
-            </w:tcMar>
-          </w:tcPr>
-          <w:p>
-            <w:r>
-              <w:rPr>
-                <w:b w:val="false"/>
-                <w:bCs w:val="false"/>
-                <w:sz w:val="19"/>
-                <w:szCs w:val="19"/>
-              </w:rPr>
-              <w:t xml:space="preserve">Omitted.</w:t>
-            </w:r>
-          </w:p>
-        </w:tc>
-      </w:tr>
-    </w:tbl>
-    <w:p>
-      <w:pPr>
-        <w:spacing w:after="120"/>
-      </w:pPr>
-      <w:r>
-        <w:t xml:space="preserve">The title keeps your existing words. Colons and question marks are dropped, slashes become dashes, other characters Windows forbids are removed, and trailing dots and spaces are trimmed. Nothing is re-capitalised.</w:t>
-      </w:r>
-    </w:p>
-    <w:p>
-      <w:pPr>
-        <w:pStyle w:val="Heading2"/>
-      </w:pPr>
-      <w:r>
-        <w:t xml:space="preserve">15.2 Ready, flagged, blocked</w:t>
-      </w:r>
-    </w:p>
-    <w:p>
-      <w:pPr>
-        <w:pStyle w:val="ListParagraph"/>
-        <w:numPr>
-          <w:ilvl w:val="0"/>
-          <w:numId w:val="2"/>
-        </w:numPr>
-        <w:spacing w:after="60"/>
-      </w:pPr>
-      <w:r>
-        <w:rPr>
-          <w:b/>
-          <w:bCs/>
-        </w:rPr>
-        <w:t xml:space="preserve">Ready</w:t>
-      </w:r>
-      <w:r>
-        <w:t xml:space="preserve"> – the proposed name differs from the current one and every check passes.</w:t>
-      </w:r>
-    </w:p>
-    <w:p>
-      <w:pPr>
-        <w:pStyle w:val="ListParagraph"/>
-        <w:numPr>
-          <w:ilvl w:val="0"/>
-          <w:numId w:val="2"/>
-        </w:numPr>
-        <w:spacing w:after="60"/>
-      </w:pPr>
-      <w:r>
-        <w:rPr>
-          <w:b/>
-          <w:bCs/>
-        </w:rPr>
-        <w:t xml:space="preserve">Flagged</w:t>
-      </w:r>
-      <w:r>
-        <w:t xml:space="preserve"> – ready, but worth a look. Flags include </w:t>
-      </w:r>
-      <w:r>
-        <w:rPr>
-          <w:rFonts w:ascii="Consolas" w:cs="Consolas" w:eastAsia="Consolas" w:hAnsi="Consolas"/>
-          <w:sz w:val="19"/>
-          <w:szCs w:val="19"/>
-          <w:shd w:fill="EEF1F5" w:val="clear"/>
-        </w:rPr>
-        <w:t xml:space="preserve">no_source</w:t>
-      </w:r>
-      <w:r>
-        <w:t xml:space="preserve">, </w:t>
-      </w:r>
-      <w:r>
-        <w:rPr>
-          <w:rFonts w:ascii="Consolas" w:cs="Consolas" w:eastAsia="Consolas" w:hAnsi="Consolas"/>
-          <w:sz w:val="19"/>
-          <w:szCs w:val="19"/>
-          <w:shd w:fill="EEF1F5" w:val="clear"/>
-        </w:rPr>
-        <w:t xml:space="preserve">no_year</w:t>
-      </w:r>
-      <w:r>
-        <w:t xml:space="preserve">, </w:t>
-      </w:r>
-      <w:r>
-        <w:rPr>
-          <w:rFonts w:ascii="Consolas" w:cs="Consolas" w:eastAsia="Consolas" w:hAnsi="Consolas"/>
-          <w:sz w:val="19"/>
-          <w:szCs w:val="19"/>
-          <w:shd w:fill="EEF1F5" w:val="clear"/>
-        </w:rPr>
-        <w:t xml:space="preserve">res_mismatch</w:t>
-      </w:r>
-      <w:r>
-        <w:t xml:space="preserve"> (the old name claimed a resolution the probe disagrees with; the probe wins), </w:t>
-      </w:r>
-      <w:r>
-        <w:rPr>
-          <w:rFonts w:ascii="Consolas" w:cs="Consolas" w:eastAsia="Consolas" w:hAnsi="Consolas"/>
-          <w:sz w:val="19"/>
-          <w:szCs w:val="19"/>
-          <w:shd w:fill="EEF1F5" w:val="clear"/>
-        </w:rPr>
-        <w:t xml:space="preserve">hdr_claimed_but_sdr</w:t>
-      </w:r>
-      <w:r>
-        <w:t xml:space="preserve">, </w:t>
-      </w:r>
-      <w:r>
-        <w:rPr>
-          <w:rFonts w:ascii="Consolas" w:cs="Consolas" w:eastAsia="Consolas" w:hAnsi="Consolas"/>
-          <w:sz w:val="19"/>
-          <w:szCs w:val="19"/>
-          <w:shd w:fill="EEF1F5" w:val="clear"/>
-        </w:rPr>
-        <w:t xml:space="preserve">audio_und</w:t>
-      </w:r>
-      <w:r>
-        <w:t xml:space="preserve">, </w:t>
-      </w:r>
-      <w:r>
-        <w:rPr>
-          <w:rFonts w:ascii="Consolas" w:cs="Consolas" w:eastAsia="Consolas" w:hAnsi="Consolas"/>
-          <w:sz w:val="19"/>
-          <w:szCs w:val="19"/>
-          <w:shd w:fill="EEF1F5" w:val="clear"/>
-        </w:rPr>
-        <w:t xml:space="preserve">plex_title_differs</w:t>
-      </w:r>
-      <w:r>
-        <w:t xml:space="preserve"> and </w:t>
-      </w:r>
-      <w:r>
-        <w:rPr>
-          <w:rFonts w:ascii="Consolas" w:cs="Consolas" w:eastAsia="Consolas" w:hAnsi="Consolas"/>
-          <w:sz w:val="19"/>
-          <w:szCs w:val="19"/>
-          <w:shd w:fill="EEF1F5" w:val="clear"/>
-        </w:rPr>
-        <w:t xml:space="preserve">plex_unlinked</w:t>
-      </w:r>
-      <w:r>
-        <w:t xml:space="preserve">. The tab explains each flag under "What the flags mean".</w:t>
-      </w:r>
-    </w:p>
-    <w:p>
-      <w:pPr>
-        <w:pStyle w:val="ListParagraph"/>
-        <w:numPr>
-          <w:ilvl w:val="0"/>
-          <w:numId w:val="2"/>
-        </w:numPr>
-        <w:spacing w:after="60"/>
-      </w:pPr>
-      <w:r>
-        <w:rPr>
-          <w:b/>
-          <w:bCs/>
-        </w:rPr>
-        <w:t xml:space="preserve">Blocked</w:t>
-      </w:r>
-      <w:r>
-        <w:t xml:space="preserve"> – never renamed: no successful probe, no title, or a </w:t>
-      </w:r>
-      <w:r>
-        <w:rPr>
-          <w:b/>
-          <w:bCs/>
-        </w:rPr>
-        <w:t xml:space="preserve">collision</w:t>
-      </w:r>
-      <w:r>
-        <w:t xml:space="preserve"> where two or more files would receive the identical name.</w:t>
-      </w:r>
-    </w:p>
-    <w:p>
-      <w:pPr>
-        <w:pStyle w:val="Heading2"/>
-      </w:pPr>
-      <w:r>
-        <w:t xml:space="preserve">15.3 Batch settings</w:t>
-      </w:r>
-    </w:p>
-    <w:tbl>
-      <w:tblPr>
-        <w:tblW w:type="dxa" w:w="9360"/>
-        <w:tblBorders>
-          <w:top w:val="single" w:color="auto" w:sz="4"/>
-          <w:left w:val="single" w:color="auto" w:sz="4"/>
-          <w:bottom w:val="single" w:color="auto" w:sz="4"/>
-          <w:right w:val="single" w:color="auto" w:sz="4"/>
-          <w:insideH w:val="single" w:color="auto" w:sz="4"/>
-          <w:insideV w:val="single" w:color="auto" w:sz="4"/>
-        </w:tblBorders>
-      </w:tblPr>
-      <w:tblGrid>
-        <w:gridCol w:w="2200"/>
-        <w:gridCol w:w="7160"/>
-      </w:tblGrid>
-      <w:tr>
-        <w:tc>
-          <w:tcPr>
-            <w:tcW w:type="dxa" w:w="0"/>
-            <w:shd w:fill="DDE6F2" w:val="clear"/>
-            <w:tcMar>
-              <w:top w:type="dxa" w:w="60"/>
-              <w:left w:type="dxa" w:w="100"/>
-              <w:bottom w:type="dxa" w:w="60"/>
-              <w:right w:type="dxa" w:w="100"/>
-            </w:tcMar>
-          </w:tcPr>
-          <w:p>
-            <w:r>
-              <w:rPr>
-                <w:b/>
-                <w:bCs/>
-                <w:sz w:val="19"/>
-                <w:szCs w:val="19"/>
-              </w:rPr>
-              <w:t xml:space="preserve">Setting</w:t>
-            </w:r>
-          </w:p>
-        </w:tc>
-        <w:tc>
-          <w:tcPr>
-            <w:tcW w:type="dxa" w:w="0"/>
-            <w:shd w:fill="DDE6F2" w:val="clear"/>
-            <w:tcMar>
-              <w:top w:type="dxa" w:w="60"/>
-              <w:left w:type="dxa" w:w="100"/>
-              <w:bottom w:type="dxa" w:w="60"/>
-              <w:right w:type="dxa" w:w="100"/>
-            </w:tcMar>
-          </w:tcPr>
-          <w:p>
-            <w:r>
-              <w:rPr>
-                <w:b/>
-                <w:bCs/>
-                <w:sz w:val="19"/>
-                <w:szCs w:val="19"/>
-              </w:rPr>
-              <w:t xml:space="preserve">Effect</w:t>
-            </w:r>
-          </w:p>
-        </w:tc>
-      </w:tr>
-      <w:tr>
-        <w:tc>
-          <w:tcPr>
-            <w:tcW w:type="dxa" w:w="0"/>
-            <w:tcMar>
-              <w:top w:type="dxa" w:w="60"/>
-              <w:left w:type="dxa" w:w="100"/>
-              <w:bottom w:type="dxa" w:w="60"/>
-              <w:right w:type="dxa" w:w="100"/>
-            </w:tcMar>
-          </w:tcPr>
-          <w:p>
-            <w:r>
-              <w:rPr>
-                <w:b w:val="false"/>
-                <w:bCs w:val="false"/>
-                <w:sz w:val="19"/>
-                <w:szCs w:val="19"/>
-              </w:rPr>
-              <w:t xml:space="preserve">Layout</w:t>
-            </w:r>
-          </w:p>
-        </w:tc>
-        <w:tc>
-          <w:tcPr>
-            <w:tcW w:type="dxa" w:w="0"/>
-            <w:tcMar>
-              <w:top w:type="dxa" w:w="60"/>
-              <w:left w:type="dxa" w:w="100"/>
-              <w:bottom w:type="dxa" w:w="60"/>
-              <w:right w:type="dxa" w:w="100"/>
-            </w:tcMar>
-          </w:tcPr>
-          <w:p>
-            <w:r>
-              <w:rPr>
-                <w:b w:val="false"/>
-                <w:bCs w:val="false"/>
-                <w:sz w:val="19"/>
-                <w:szCs w:val="19"/>
-              </w:rPr>
-              <w:t xml:space="preserve">Rename in place</w:t>
-            </w:r>
-            <w:r>
-              <w:rPr>
-                <w:b w:val="false"/>
-                <w:bCs w:val="false"/>
-                <w:sz w:val="19"/>
-                <w:szCs w:val="19"/>
-              </w:rPr>
-              <w:t xml:space="preserve"> changes only the file name (an atomic rename). </w:t>
-            </w:r>
-            <w:r>
-              <w:rPr>
-                <w:b w:val="false"/>
-                <w:bCs w:val="false"/>
-                <w:sz w:val="19"/>
-                <w:szCs w:val="19"/>
-              </w:rPr>
-              <w:t xml:space="preserve">Move into "Title (Year)" folders</w:t>
-            </w:r>
-            <w:r>
-              <w:rPr>
-                <w:b w:val="false"/>
-                <w:bCs w:val="false"/>
-                <w:sz w:val="19"/>
-                <w:szCs w:val="19"/>
-              </w:rPr>
-              <w:t xml:space="preserve"> creates Plex's preferred folder layout by copying the file, verifying its size and a head-and-tail hash, then deleting the original.</w:t>
-            </w:r>
-          </w:p>
-        </w:tc>
-      </w:tr>
-      <w:tr>
-        <w:tc>
-          <w:tcPr>
-            <w:tcW w:type="dxa" w:w="0"/>
-            <w:tcMar>
-              <w:top w:type="dxa" w:w="60"/>
-              <w:left w:type="dxa" w:w="100"/>
-              <w:bottom w:type="dxa" w:w="60"/>
-              <w:right w:type="dxa" w:w="100"/>
-            </w:tcMar>
-          </w:tcPr>
-          <w:p>
-            <w:r>
-              <w:rPr>
-                <w:b w:val="false"/>
-                <w:bCs w:val="false"/>
-                <w:sz w:val="19"/>
-                <w:szCs w:val="19"/>
-              </w:rPr>
-              <w:t xml:space="preserve">Batch limit</w:t>
-            </w:r>
-          </w:p>
-        </w:tc>
-        <w:tc>
-          <w:tcPr>
-            <w:tcW w:type="dxa" w:w="0"/>
-            <w:tcMar>
-              <w:top w:type="dxa" w:w="60"/>
-              <w:left w:type="dxa" w:w="100"/>
-              <w:bottom w:type="dxa" w:w="60"/>
-              <w:right w:type="dxa" w:w="100"/>
-            </w:tcMar>
-          </w:tcPr>
-          <w:p>
-            <w:r>
-              <w:rPr>
-                <w:b w:val="false"/>
-                <w:bCs w:val="false"/>
-                <w:sz w:val="19"/>
-                <w:szCs w:val="19"/>
-              </w:rPr>
-              <w:t xml:space="preserve">The most files one live batch may contain. Forces review in chunks.</w:t>
-            </w:r>
-          </w:p>
-        </w:tc>
-      </w:tr>
-      <w:tr>
-        <w:tc>
-          <w:tcPr>
-            <w:tcW w:type="dxa" w:w="0"/>
-            <w:tcMar>
-              <w:top w:type="dxa" w:w="60"/>
-              <w:left w:type="dxa" w:w="100"/>
-              <w:bottom w:type="dxa" w:w="60"/>
-              <w:right w:type="dxa" w:w="100"/>
-            </w:tcMar>
-          </w:tcPr>
-          <w:p>
-            <w:r>
-              <w:rPr>
-                <w:b w:val="false"/>
-                <w:bCs w:val="false"/>
-                <w:sz w:val="19"/>
-                <w:szCs w:val="19"/>
-              </w:rPr>
-              <w:t xml:space="preserve">Title &amp; year from</w:t>
-            </w:r>
-          </w:p>
-        </w:tc>
-        <w:tc>
-          <w:tcPr>
-            <w:tcW w:type="dxa" w:w="0"/>
-            <w:tcMar>
-              <w:top w:type="dxa" w:w="60"/>
-              <w:left w:type="dxa" w:w="100"/>
-              <w:bottom w:type="dxa" w:w="60"/>
-              <w:right w:type="dxa" w:w="100"/>
-            </w:tcMar>
-          </w:tcPr>
-          <w:p>
-            <w:r>
-              <w:rPr>
-                <w:b w:val="false"/>
-                <w:bCs w:val="false"/>
-                <w:sz w:val="19"/>
-                <w:szCs w:val="19"/>
-              </w:rPr>
-              <w:t xml:space="preserve">File name + my fixes</w:t>
-            </w:r>
-            <w:r>
-              <w:rPr>
-                <w:b w:val="false"/>
-                <w:bCs w:val="false"/>
-                <w:sz w:val="19"/>
-                <w:szCs w:val="19"/>
-              </w:rPr>
-              <w:t xml:space="preserve"> (default) or </w:t>
-            </w:r>
-            <w:r>
-              <w:rPr>
-                <w:b w:val="false"/>
-                <w:bCs w:val="false"/>
-                <w:sz w:val="19"/>
-                <w:szCs w:val="19"/>
-              </w:rPr>
-              <w:t xml:space="preserve">Plex match</w:t>
-            </w:r>
-            <w:r>
-              <w:rPr>
-                <w:b w:val="false"/>
-                <w:bCs w:val="false"/>
-                <w:sz w:val="19"/>
-                <w:szCs w:val="19"/>
-              </w:rPr>
-              <w:t xml:space="preserve">. With Plex, unlinked files fall back to the file name and are flagged.</w:t>
-            </w:r>
-          </w:p>
-        </w:tc>
-      </w:tr>
-      <w:tr>
-        <w:tc>
-          <w:tcPr>
-            <w:tcW w:type="dxa" w:w="0"/>
-            <w:tcMar>
-              <w:top w:type="dxa" w:w="60"/>
-              <w:left w:type="dxa" w:w="100"/>
-              <w:bottom w:type="dxa" w:w="60"/>
-              <w:right w:type="dxa" w:w="100"/>
-            </w:tcMar>
-          </w:tcPr>
-          <w:p>
-            <w:r>
-              <w:rPr>
-                <w:b w:val="false"/>
-                <w:bCs w:val="false"/>
-                <w:sz w:val="19"/>
-                <w:szCs w:val="19"/>
-              </w:rPr>
-              <w:t xml:space="preserve">Allow live renames</w:t>
-            </w:r>
-          </w:p>
-        </w:tc>
-        <w:tc>
-          <w:tcPr>
-            <w:tcW w:type="dxa" w:w="0"/>
-            <w:tcMar>
-              <w:top w:type="dxa" w:w="60"/>
-              <w:left w:type="dxa" w:w="100"/>
-              <w:bottom w:type="dxa" w:w="60"/>
-              <w:right w:type="dxa" w:w="100"/>
-            </w:tcMar>
-          </w:tcPr>
-          <w:p>
-            <w:r>
-              <w:rPr>
-                <w:b w:val="false"/>
-                <w:bCs w:val="false"/>
-                <w:sz w:val="19"/>
-                <w:szCs w:val="19"/>
-              </w:rPr>
-              <w:t xml:space="preserve">The arming switch. Until it is on, only dry runs are possible.</w:t>
-            </w:r>
-          </w:p>
-        </w:tc>
-      </w:tr>
-    </w:tbl>
-    <w:p>
-      <w:pPr>
-        <w:pStyle w:val="Heading2"/>
-      </w:pPr>
-      <w:r>
-        <w:t xml:space="preserve">15.4 Running a batch</w:t>
-      </w:r>
-    </w:p>
-    <w:p>
-      <w:pPr>
-        <w:pStyle w:val="ListParagraph"/>
-        <w:numPr>
-          <w:ilvl w:val="0"/>
-          <w:numId w:val="4"/>
-        </w:numPr>
-        <w:spacing w:after="60"/>
-      </w:pPr>
-      <w:r>
-        <w:t xml:space="preserve">Filter and tick the files you want. </w:t>
-      </w:r>
-      <w:r>
-        <w:rPr>
-          <w:b/>
-          <w:bCs/>
-        </w:rPr>
-        <w:t xml:space="preserve">Select shown</w:t>
-      </w:r>
-      <w:r>
-        <w:t xml:space="preserve"> ticks every ready file currently listed.</w:t>
-      </w:r>
-    </w:p>
-    <w:p>
-      <w:pPr>
-        <w:pStyle w:val="ListParagraph"/>
-        <w:numPr>
-          <w:ilvl w:val="0"/>
-          <w:numId w:val="4"/>
-        </w:numPr>
-        <w:spacing w:after="60"/>
-      </w:pPr>
-      <w:r>
-        <w:t xml:space="preserve">Press </w:t>
-      </w:r>
-      <w:r>
-        <w:rPr>
-          <w:b/>
-          <w:bCs/>
-        </w:rPr>
-        <w:t xml:space="preserve">Dry run N</w:t>
-      </w:r>
-      <w:r>
-        <w:t xml:space="preserve">. Nothing is touched; the result window lists exactly what would happen and the batch is recorded as a dry run in the Batches table.</w:t>
-      </w:r>
-    </w:p>
-    <w:p>
-      <w:pPr>
-        <w:pStyle w:val="ListParagraph"/>
-        <w:numPr>
-          <w:ilvl w:val="0"/>
-          <w:numId w:val="4"/>
-        </w:numPr>
-        <w:spacing w:after="60"/>
-      </w:pPr>
-      <w:r>
-        <w:t xml:space="preserve">When satisfied, tick </w:t>
-      </w:r>
-      <w:r>
-        <w:rPr>
-          <w:b/>
-          <w:bCs/>
-        </w:rPr>
-        <w:t xml:space="preserve">Allow live renames</w:t>
-      </w:r>
-      <w:r>
-        <w:t xml:space="preserve">, press </w:t>
-      </w:r>
-      <w:r>
-        <w:rPr>
-          <w:b/>
-          <w:bCs/>
-        </w:rPr>
-        <w:t xml:space="preserve">Save</w:t>
-      </w:r>
-      <w:r>
-        <w:t xml:space="preserve">, then </w:t>
-      </w:r>
-      <w:r>
-        <w:rPr>
-          <w:b/>
-          <w:bCs/>
-        </w:rPr>
-        <w:t xml:space="preserve">Rename N live</w:t>
-      </w:r>
-      <w:r>
-        <w:t xml:space="preserve">.</w:t>
-      </w:r>
-    </w:p>
-    <w:p>
-      <w:pPr>
-        <w:pStyle w:val="ListParagraph"/>
-        <w:numPr>
-          <w:ilvl w:val="0"/>
-          <w:numId w:val="4"/>
-        </w:numPr>
-        <w:spacing w:after="60"/>
-      </w:pPr>
-      <w:r>
-        <w:t xml:space="preserve">A confirmation lists the renames and asks you to type </w:t>
-      </w:r>
-      <w:r>
-        <w:rPr>
-          <w:rFonts w:ascii="Consolas" w:cs="Consolas" w:eastAsia="Consolas" w:hAnsi="Consolas"/>
-          <w:sz w:val="19"/>
-          <w:szCs w:val="19"/>
-          <w:shd w:fill="EEF1F5" w:val="clear"/>
-        </w:rPr>
-        <w:t xml:space="preserve">RENAME</w:t>
-      </w:r>
-      <w:r>
-        <w:t xml:space="preserve">.</w:t>
-      </w:r>
-    </w:p>
-    <w:p>
-      <w:pPr>
-        <w:pStyle w:val="ListParagraph"/>
-        <w:numPr>
-          <w:ilvl w:val="0"/>
-          <w:numId w:val="4"/>
-        </w:numPr>
-        <w:spacing w:after="60"/>
-      </w:pPr>
-      <w:r>
-        <w:rPr>
-          <w:b/>
-          <w:bCs/>
-        </w:rPr>
-        <w:t xml:space="preserve">Pre-flight</w:t>
-      </w:r>
-      <w:r>
-        <w:t xml:space="preserve"> then checks every file: it still exists, its size matches the last scan, the target name is free, the root is writable, the path is under 255 characters and no two files share a target. If any check fails, the whole batch is aborted and nothing is renamed.</w:t>
-      </w:r>
-    </w:p>
-    <w:p>
-      <w:pPr>
-        <w:pStyle w:val="ListParagraph"/>
-        <w:numPr>
-          <w:ilvl w:val="0"/>
-          <w:numId w:val="4"/>
-        </w:numPr>
-        <w:spacing w:after="60"/>
-      </w:pPr>
-      <w:r>
-        <w:t xml:space="preserve">Each rename is followed by a re-check of the file's size before the database is updated. A failure stops the batch; earlier renames stand and are journaled.</w:t>
-      </w:r>
-    </w:p>
-    <w:p>
-      <w:pPr>
-        <w:spacing w:after="120"/>
-      </w:pPr>
-      <w:r>
-        <w:t xml:space="preserve">While a live batch runs, scans and the folder watcher wait.</w:t>
-      </w:r>
-    </w:p>
-    <w:p>
-      <w:pPr>
-        <w:pStyle w:val="Heading3"/>
-      </w:pPr>
-      <w:r>
-        <w:t xml:space="preserve">One at a time</w:t>
-      </w:r>
-    </w:p>
-    <w:p>
-      <w:pPr>
-        <w:spacing w:after="120"/>
-      </w:pPr>
-      <w:r>
-        <w:t xml:space="preserve">If a big batch feels like too much trust, do not use it. Every ready row has a </w:t>
-      </w:r>
-      <w:r>
-        <w:rPr>
-          <w:b/>
-          <w:bCs/>
-        </w:rPr>
-        <w:t xml:space="preserve">Rename</w:t>
-      </w:r>
-      <w:r>
-        <w:t xml:space="preserve"> button that renames just that file, and </w:t>
-      </w:r>
-      <w:r>
-        <w:rPr>
-          <w:b/>
-          <w:bCs/>
-        </w:rPr>
-        <w:t xml:space="preserve">One at a time (N)</w:t>
-      </w:r>
-      <w:r>
-        <w:t xml:space="preserve"> walks through the ticked files in a dialog that shows the current and proposed name and asks </w:t>
-      </w:r>
-      <w:r>
-        <w:rPr>
-          <w:b/>
-          <w:bCs/>
-        </w:rPr>
-        <w:t xml:space="preserve">Rename this file</w:t>
-      </w:r>
-      <w:r>
-        <w:t xml:space="preserve">, </w:t>
-      </w:r>
-      <w:r>
-        <w:rPr>
-          <w:b/>
-          <w:bCs/>
-        </w:rPr>
-        <w:t xml:space="preserve">Skip</w:t>
-      </w:r>
-      <w:r>
-        <w:t xml:space="preserve"> or </w:t>
-      </w:r>
-      <w:r>
-        <w:rPr>
-          <w:b/>
-          <w:bCs/>
-        </w:rPr>
-        <w:t xml:space="preserve">Stop</w:t>
-      </w:r>
-      <w:r>
-        <w:t xml:space="preserve"> for each. Every confirmed file runs as its own one-file batch through the same pre-flight, verification and journal, so it appears in the Batches table and can be undone on its own. The live switch must still be on.</w:t>
-      </w:r>
-    </w:p>
-    <w:p>
-      <w:pPr>
-        <w:pStyle w:val="Heading2"/>
-      </w:pPr>
-      <w:r>
-        <w:t xml:space="preserve">15.5 Undo</w:t>
-      </w:r>
-    </w:p>
-    <w:p>
-      <w:pPr>
-        <w:spacing w:after="120"/>
-      </w:pPr>
-      <w:r>
-        <w:t xml:space="preserve">Every live batch is listed under </w:t>
-      </w:r>
-      <w:r>
-        <w:rPr>
-          <w:b/>
-          <w:bCs/>
-        </w:rPr>
-        <w:t xml:space="preserve">Batches</w:t>
-      </w:r>
-      <w:r>
-        <w:t xml:space="preserve"> with an </w:t>
-      </w:r>
-      <w:r>
-        <w:rPr>
-          <w:b/>
-          <w:bCs/>
-        </w:rPr>
-        <w:t xml:space="preserve">Undo</w:t>
-      </w:r>
-      <w:r>
-        <w:t xml:space="preserve"> button. Undo walks the journal in reverse; for each file it confirms the renamed file still exists with the recorded size and that the original name is free, then renames it back. Files that fail the check are left alone and reported, and the batch shows as "partially undone". </w:t>
-      </w:r>
-      <w:r>
-        <w:rPr>
-          <w:b/>
-          <w:bCs/>
-        </w:rPr>
-        <w:t xml:space="preserve">Items</w:t>
-      </w:r>
-      <w:r>
-        <w:t xml:space="preserve"> shows the per-file journal of any batch.</w:t>
-      </w:r>
-    </w:p>
-    <w:p>
-      <w:pPr>
-        <w:pStyle w:val="Heading2"/>
-      </w:pPr>
-      <w:r>
-        <w:t xml:space="preserve">15.6 Bulk source, collisions, placeholders</w:t>
-      </w:r>
-    </w:p>
-    <w:p>
-      <w:pPr>
-        <w:pStyle w:val="ListParagraph"/>
-        <w:numPr>
-          <w:ilvl w:val="0"/>
-          <w:numId w:val="2"/>
-        </w:numPr>
-        <w:spacing w:after="60"/>
-      </w:pPr>
-      <w:r>
-        <w:rPr>
-          <w:b/>
-          <w:bCs/>
-        </w:rPr>
-        <w:t xml:space="preserve">Set source for selected…</w:t>
-      </w:r>
-      <w:r>
-        <w:t xml:space="preserve"> applies Web, Rip or "clear" to every ticked file (or to everything shown when nothing is ticked). It only records a fix; nothing is renamed.</w:t>
-      </w:r>
-    </w:p>
-    <w:p>
-      <w:pPr>
-        <w:pStyle w:val="ListParagraph"/>
-        <w:numPr>
-          <w:ilvl w:val="0"/>
-          <w:numId w:val="2"/>
-        </w:numPr>
-        <w:spacing w:after="60"/>
-      </w:pPr>
-      <w:r>
-        <w:rPr>
-          <w:b/>
-          <w:bCs/>
-        </w:rPr>
-        <w:t xml:space="preserve">Name collisions</w:t>
-      </w:r>
-      <w:r>
-        <w:t xml:space="preserve"> groups the blocked pairs with their sizes. </w:t>
-      </w:r>
-      <w:r>
-        <w:rPr>
-          <w:b/>
-          <w:bCs/>
-        </w:rPr>
-        <w:t xml:space="preserve">Keep this, ignore others</w:t>
-      </w:r>
-      <w:r>
-        <w:t xml:space="preserve"> marks the rest ignored (still on disk) so the kept file can be renamed; alternatively give one file a distinguishing edition via Fix….</w:t>
-      </w:r>
-    </w:p>
-    <w:p>
-      <w:pPr>
-        <w:pStyle w:val="ListParagraph"/>
-        <w:numPr>
-          <w:ilvl w:val="0"/>
-          <w:numId w:val="2"/>
-        </w:numPr>
-        <w:spacing w:after="60"/>
-      </w:pPr>
-      <w:r>
-        <w:rPr>
-          <w:b/>
-          <w:bCs/>
-        </w:rPr>
-        <w:t xml:space="preserve">Placeholders on disk</w:t>
-      </w:r>
-      <w:r>
-        <w:t xml:space="preserve"> lists files already renamed with </w:t>
-      </w:r>
-      <w:r>
-        <w:rPr>
-          <w:rFonts w:ascii="Consolas" w:cs="Consolas" w:eastAsia="Consolas" w:hAnsi="Consolas"/>
-          <w:sz w:val="19"/>
-          <w:szCs w:val="19"/>
-          <w:shd w:fill="EEF1F5" w:val="clear"/>
-        </w:rPr>
-        <w:t xml:space="preserve">(Year)</w:t>
-      </w:r>
-      <w:r>
-        <w:t xml:space="preserve"> or </w:t>
-      </w:r>
-      <w:r>
-        <w:rPr>
-          <w:rFonts w:ascii="Consolas" w:cs="Consolas" w:eastAsia="Consolas" w:hAnsi="Consolas"/>
-          <w:sz w:val="19"/>
-          <w:szCs w:val="19"/>
-          <w:shd w:fill="EEF1F5" w:val="clear"/>
-        </w:rPr>
-        <w:t xml:space="preserve">Source</w:t>
-      </w:r>
-      <w:r>
-        <w:t xml:space="preserve"> in their name. Plex will not match a </w:t>
-      </w:r>
-      <w:r>
-        <w:rPr>
-          <w:rFonts w:ascii="Consolas" w:cs="Consolas" w:eastAsia="Consolas" w:hAnsi="Consolas"/>
-          <w:sz w:val="19"/>
-          <w:szCs w:val="19"/>
-          <w:shd w:fill="EEF1F5" w:val="clear"/>
-        </w:rPr>
-        <w:t xml:space="preserve">(Year)</w:t>
-      </w:r>
-      <w:r>
-        <w:t xml:space="preserve"> file, so fill the value with Fix… and rename again.</w:t>
-      </w:r>
-    </w:p>
-    <w:p>
-      <w:pPr>
-        <w:pBdr>
-          <w:left w:val="single" w:color="F0B429" w:sz="12" w:space="8"/>
-        </w:pBdr>
-        <w:spacing w:after="160" w:before="60"/>
-        <w:ind w:left="360"/>
-      </w:pPr>
-      <w:r>
-        <w:t xml:space="preserve">Before the first large live batch, run one small batch of 20 or 30 files in place, check the result in Explorer and in Plex, then undo it. That proves the whole path on your NAS before you trust it with the full library.</w:t>
+          <w:b/>
+          <w:bCs/>
+        </w:rPr>
+        <w:t xml:space="preserve">warning</w:t>
+      </w:r>
+      <w:r>
+        <w:t xml:space="preserve">. The strip at the top counts totals and the last seven days; the chart shows activity per day for the last 30. Pick a scan in the dropdown to see only its events with its duration, files seen and thread count, or filter by kind.</w:t>
       </w:r>
     </w:p>
     <w:p>
@@ -9234,7 +7598,7 @@
         <w:pageBreakBefore/>
       </w:pPr>
       <w:r>
-        <w:t xml:space="preserve">16. Rename TV / anime</w:t>
+        <w:t xml:space="preserve">15. Movie names (the naming engine)</w:t>
       </w:r>
     </w:p>
     <w:p>
@@ -9296,7 +7660,7 @@
           <w:sz w:val="18"/>
           <w:szCs w:val="18"/>
         </w:rPr>
-        <w:t xml:space="preserve">The episode rename tool, shown here while disabled.</w:t>
+        <w:t xml:space="preserve">Proposed names with flags; every batch is a dry run until the live switch is armed.</w:t>
       </w:r>
     </w:p>
     <w:p>
@@ -9304,28 +7668,21 @@
         <w:spacing w:after="120"/>
       </w:pPr>
       <w:r>
-        <w:t xml:space="preserve">Episodes use the same engine as movies: every run is a batch that is pre-flighted as a whole (file still there, size unchanged, target free, root writable), each rename verified, journaled in the </w:t>
-      </w:r>
-      <w:r>
-        <w:rPr>
-          <w:b/>
-          <w:bCs/>
-        </w:rPr>
-        <w:t xml:space="preserve">Batches</w:t>
-      </w:r>
-      <w:r>
-        <w:t xml:space="preserve"> table and undoable from it. </w:t>
-      </w:r>
-      <w:r>
-        <w:rPr>
-          <w:b/>
-          <w:bCs/>
-        </w:rPr>
-        <w:t xml:space="preserve">Dry run N</w:t>
-      </w:r>
-      <w:r>
-        <w:t xml:space="preserve"> records what would happen without touching anything. Name parts work as on the movie tab: </w:t>
-      </w:r>
+        <w:t xml:space="preserve">This tab renames movie files to a consistent pattern built from facts the app can prove. It is the most carefully guarded part of MediaLedger, because it is one of only two places that write to the share.</w:t>
+      </w:r>
+    </w:p>
+    <w:p>
+      <w:pPr>
+        <w:pStyle w:val="Heading2"/>
+      </w:pPr>
+      <w:r>
+        <w:t xml:space="preserve">15.1 The pattern</w:t>
+      </w:r>
+    </w:p>
+    <w:p>
+      <w:pPr>
+        <w:spacing w:after="120"/>
+      </w:pPr>
       <w:r>
         <w:rPr>
           <w:rFonts w:ascii="Consolas" w:cs="Consolas" w:eastAsia="Consolas" w:hAnsi="Consolas"/>
@@ -9333,40 +7690,15 @@
           <w:szCs w:val="19"/>
           <w:shd w:fill="EEF1F5" w:val="clear"/>
         </w:rPr>
-        <w:t xml:space="preserve">Show - S01E02</w:t>
-      </w:r>
-      <w:r>
-        <w:t xml:space="preserve"> is fixed, the </w:t>
-      </w:r>
-      <w:r>
-        <w:rPr>
-          <w:b/>
-          <w:bCs/>
-        </w:rPr>
-        <w:t xml:space="preserve">Episode title</w:t>
-      </w:r>
-      <w:r>
-        <w:t xml:space="preserve"> is on by default, and </w:t>
-      </w:r>
-      <w:r>
-        <w:rPr>
-          <w:b/>
-          <w:bCs/>
-        </w:rPr>
-        <w:t xml:space="preserve">Resolution</w:t>
-      </w:r>
-      <w:r>
-        <w:t xml:space="preserve">, </w:t>
-      </w:r>
-      <w:r>
-        <w:rPr>
-          <w:b/>
-          <w:bCs/>
-        </w:rPr>
-        <w:t xml:space="preserve">Codec</w:t>
-      </w:r>
-      <w:r>
-        <w:t xml:space="preserve"> and </w:t>
+        <w:t xml:space="preserve">Title (Year) - Source Resolution HDR Codec [Audio] [{edition-Name}].ext</w:t>
+      </w:r>
+    </w:p>
+    <w:p>
+      <w:pPr>
+        <w:spacing w:after="120"/>
+      </w:pPr>
+      <w:r>
+        <w:t xml:space="preserve">A seventh part, </w:t>
       </w:r>
       <w:r>
         <w:rPr>
@@ -9376,37 +7708,7 @@
         <w:t xml:space="preserve">Sub/Dub</w:t>
       </w:r>
       <w:r>
-        <w:t xml:space="preserve"> are opt-in, written in square brackets. The same one-at-a-time scheme applies: a </w:t>
-      </w:r>
-      <w:r>
-        <w:rPr>
-          <w:b/>
-          <w:bCs/>
-        </w:rPr>
-        <w:t xml:space="preserve">Rename</w:t>
-      </w:r>
-      <w:r>
-        <w:t xml:space="preserve"> button per row and </w:t>
-      </w:r>
-      <w:r>
-        <w:rPr>
-          <w:b/>
-          <w:bCs/>
-        </w:rPr>
-        <w:t xml:space="preserve">One at a time</w:t>
-      </w:r>
-      <w:r>
-        <w:t xml:space="preserve"> for the ticked files, each confirmed separately. It is </w:t>
-      </w:r>
-      <w:r>
-        <w:rPr>
-          <w:b/>
-          <w:bCs/>
-        </w:rPr>
-        <w:t xml:space="preserve">off</w:t>
-      </w:r>
-      <w:r>
-        <w:t xml:space="preserve"> until you enable it under Settings → Renaming. When on, it lists every episode file whose name differs from </w:t>
+        <w:t xml:space="preserve">, is off unless you switch it on: it writes </w:t>
       </w:r>
       <w:r>
         <w:rPr>
@@ -9415,10 +7717,1513 @@
           <w:szCs w:val="19"/>
           <w:shd w:fill="EEF1F5" w:val="clear"/>
         </w:rPr>
-        <w:t xml:space="preserve">Show - S01E02 - Title.ext</w:t>
-      </w:r>
-      <w:r>
-        <w:t xml:space="preserve">, built from the parsed details and your fixes. Tick files, press </w:t>
+        <w:t xml:space="preserve">Sub</w:t>
+      </w:r>
+      <w:r>
+        <w:t xml:space="preserve">, </w:t>
+      </w:r>
+      <w:r>
+        <w:rPr>
+          <w:rFonts w:ascii="Consolas" w:cs="Consolas" w:eastAsia="Consolas" w:hAnsi="Consolas"/>
+          <w:sz w:val="19"/>
+          <w:szCs w:val="19"/>
+          <w:shd w:fill="EEF1F5" w:val="clear"/>
+        </w:rPr>
+        <w:t xml:space="preserve">Dub</w:t>
+      </w:r>
+      <w:r>
+        <w:t xml:space="preserve"> or </w:t>
+      </w:r>
+      <w:r>
+        <w:rPr>
+          <w:rFonts w:ascii="Consolas" w:cs="Consolas" w:eastAsia="Consolas" w:hAnsi="Consolas"/>
+          <w:sz w:val="19"/>
+          <w:szCs w:val="19"/>
+          <w:shd w:fill="EEF1F5" w:val="clear"/>
+        </w:rPr>
+        <w:t xml:space="preserve">Dual</w:t>
+      </w:r>
+      <w:r>
+        <w:t xml:space="preserve"> from the probed languages and nothing for a plain English film. Only </w:t>
+      </w:r>
+      <w:r>
+        <w:rPr>
+          <w:rFonts w:ascii="Consolas" w:cs="Consolas" w:eastAsia="Consolas" w:hAnsi="Consolas"/>
+          <w:sz w:val="19"/>
+          <w:szCs w:val="19"/>
+          <w:shd w:fill="EEF1F5" w:val="clear"/>
+        </w:rPr>
+        <w:t xml:space="preserve">Title (Year)</w:t>
+      </w:r>
+      <w:r>
+        <w:t xml:space="preserve"> is fixed, because Plex matches on it. Everything after the dash is a </w:t>
+      </w:r>
+      <w:r>
+        <w:rPr>
+          <w:b/>
+          <w:bCs/>
+        </w:rPr>
+        <w:t xml:space="preserve">name part</w:t>
+      </w:r>
+      <w:r>
+        <w:t xml:space="preserve"> you can leave out or reorder under Batch settings → </w:t>
+      </w:r>
+      <w:r>
+        <w:rPr>
+          <w:b/>
+          <w:bCs/>
+        </w:rPr>
+        <w:t xml:space="preserve">Name parts</w:t>
+      </w:r>
+      <w:r>
+        <w:t xml:space="preserve">: click a chip to switch it off (it shows struck through) or on, use the ◂ ▸ arrows to move it, and watch the preview. The whole list rebuilds at once. The same thing works from the list itself: every word in a proposed name is clickable, so clicking </w:t>
+      </w:r>
+      <w:r>
+        <w:rPr>
+          <w:rFonts w:ascii="Consolas" w:cs="Consolas" w:eastAsia="Consolas" w:hAnsi="Consolas"/>
+          <w:sz w:val="19"/>
+          <w:szCs w:val="19"/>
+          <w:shd w:fill="EEF1F5" w:val="clear"/>
+        </w:rPr>
+        <w:t xml:space="preserve">Source</w:t>
+      </w:r>
+      <w:r>
+        <w:t xml:space="preserve"> in any row removes Source from every name, the way editing one dimension in a CAD sketch updates the whole part. If you do not like </w:t>
+      </w:r>
+      <w:r>
+        <w:rPr>
+          <w:rFonts w:ascii="Consolas" w:cs="Consolas" w:eastAsia="Consolas" w:hAnsi="Consolas"/>
+          <w:sz w:val="19"/>
+          <w:szCs w:val="19"/>
+          <w:shd w:fill="EEF1F5" w:val="clear"/>
+        </w:rPr>
+        <w:t xml:space="preserve">Web</w:t>
+      </w:r>
+      <w:r>
+        <w:t xml:space="preserve"> / </w:t>
+      </w:r>
+      <w:r>
+        <w:rPr>
+          <w:rFonts w:ascii="Consolas" w:cs="Consolas" w:eastAsia="Consolas" w:hAnsi="Consolas"/>
+          <w:sz w:val="19"/>
+          <w:szCs w:val="19"/>
+          <w:shd w:fill="EEF1F5" w:val="clear"/>
+        </w:rPr>
+        <w:t xml:space="preserve">Rip</w:t>
+      </w:r>
+      <w:r>
+        <w:t xml:space="preserve"> in your names, click it once and it is gone; the </w:t>
+      </w:r>
+      <w:r>
+        <w:rPr>
+          <w:rFonts w:ascii="Consolas" w:cs="Consolas" w:eastAsia="Consolas" w:hAnsi="Consolas"/>
+          <w:sz w:val="19"/>
+          <w:szCs w:val="19"/>
+          <w:shd w:fill="EEF1F5" w:val="clear"/>
+        </w:rPr>
+        <w:t xml:space="preserve">no_source</w:t>
+      </w:r>
+      <w:r>
+        <w:t xml:space="preserve"> flag disappears with it.</w:t>
+      </w:r>
+    </w:p>
+    <w:p>
+      <w:pPr>
+        <w:spacing w:after="120"/>
+      </w:pPr>
+      <w:r>
+        <w:t xml:space="preserve">Examples: </w:t>
+      </w:r>
+      <w:r>
+        <w:rPr>
+          <w:rFonts w:ascii="Consolas" w:cs="Consolas" w:eastAsia="Consolas" w:hAnsi="Consolas"/>
+          <w:sz w:val="19"/>
+          <w:szCs w:val="19"/>
+          <w:shd w:fill="EEF1F5" w:val="clear"/>
+        </w:rPr>
+        <w:t xml:space="preserve">A Breed Apart (2025) - Web 1080p SDR H264.mp4</w:t>
+      </w:r>
+      <w:r>
+        <w:t xml:space="preserve"> and </w:t>
+      </w:r>
+      <w:r>
+        <w:rPr>
+          <w:rFonts w:ascii="Consolas" w:cs="Consolas" w:eastAsia="Consolas" w:hAnsi="Consolas"/>
+          <w:sz w:val="19"/>
+          <w:szCs w:val="19"/>
+          <w:shd w:fill="EEF1F5" w:val="clear"/>
+        </w:rPr>
+        <w:t xml:space="preserve">Avatar (2009) - Rip 4K HDR HEVC {edition-Extended Collector's Edition}.mkv</w:t>
+      </w:r>
+      <w:r>
+        <w:t xml:space="preserve">.</w:t>
+      </w:r>
+    </w:p>
+    <w:tbl>
+      <w:tblPr>
+        <w:tblW w:type="dxa" w:w="9360"/>
+        <w:tblBorders>
+          <w:top w:val="single" w:color="auto" w:sz="4"/>
+          <w:left w:val="single" w:color="auto" w:sz="4"/>
+          <w:bottom w:val="single" w:color="auto" w:sz="4"/>
+          <w:right w:val="single" w:color="auto" w:sz="4"/>
+          <w:insideH w:val="single" w:color="auto" w:sz="4"/>
+          <w:insideV w:val="single" w:color="auto" w:sz="4"/>
+        </w:tblBorders>
+      </w:tblPr>
+      <w:tblGrid>
+        <w:gridCol w:w="1500"/>
+        <w:gridCol w:w="5200"/>
+        <w:gridCol w:w="2660"/>
+      </w:tblGrid>
+      <w:tr>
+        <w:tc>
+          <w:tcPr>
+            <w:tcW w:type="dxa" w:w="0"/>
+            <w:shd w:fill="DDE6F2" w:val="clear"/>
+            <w:tcMar>
+              <w:top w:type="dxa" w:w="60"/>
+              <w:left w:type="dxa" w:w="100"/>
+              <w:bottom w:type="dxa" w:w="60"/>
+              <w:right w:type="dxa" w:w="100"/>
+            </w:tcMar>
+          </w:tcPr>
+          <w:p>
+            <w:r>
+              <w:rPr>
+                <w:b/>
+                <w:bCs/>
+                <w:sz w:val="19"/>
+                <w:szCs w:val="19"/>
+              </w:rPr>
+              <w:t xml:space="preserve">Token</w:t>
+            </w:r>
+          </w:p>
+        </w:tc>
+        <w:tc>
+          <w:tcPr>
+            <w:tcW w:type="dxa" w:w="0"/>
+            <w:shd w:fill="DDE6F2" w:val="clear"/>
+            <w:tcMar>
+              <w:top w:type="dxa" w:w="60"/>
+              <w:left w:type="dxa" w:w="100"/>
+              <w:bottom w:type="dxa" w:w="60"/>
+              <w:right w:type="dxa" w:w="100"/>
+            </w:tcMar>
+          </w:tcPr>
+          <w:p>
+            <w:r>
+              <w:rPr>
+                <w:b/>
+                <w:bCs/>
+                <w:sz w:val="19"/>
+                <w:szCs w:val="19"/>
+              </w:rPr>
+              <w:t xml:space="preserve">Where it comes from</w:t>
+            </w:r>
+          </w:p>
+        </w:tc>
+        <w:tc>
+          <w:tcPr>
+            <w:tcW w:type="dxa" w:w="0"/>
+            <w:shd w:fill="DDE6F2" w:val="clear"/>
+            <w:tcMar>
+              <w:top w:type="dxa" w:w="60"/>
+              <w:left w:type="dxa" w:w="100"/>
+              <w:bottom w:type="dxa" w:w="60"/>
+              <w:right w:type="dxa" w:w="100"/>
+            </w:tcMar>
+          </w:tcPr>
+          <w:p>
+            <w:r>
+              <w:rPr>
+                <w:b/>
+                <w:bCs/>
+                <w:sz w:val="19"/>
+                <w:szCs w:val="19"/>
+              </w:rPr>
+              <w:t xml:space="preserve">When unknown</w:t>
+            </w:r>
+          </w:p>
+        </w:tc>
+      </w:tr>
+      <w:tr>
+        <w:tc>
+          <w:tcPr>
+            <w:tcW w:type="dxa" w:w="0"/>
+            <w:tcMar>
+              <w:top w:type="dxa" w:w="60"/>
+              <w:left w:type="dxa" w:w="100"/>
+              <w:bottom w:type="dxa" w:w="60"/>
+              <w:right w:type="dxa" w:w="100"/>
+            </w:tcMar>
+          </w:tcPr>
+          <w:p>
+            <w:r>
+              <w:rPr>
+                <w:b w:val="false"/>
+                <w:bCs w:val="false"/>
+                <w:sz w:val="19"/>
+                <w:szCs w:val="19"/>
+              </w:rPr>
+              <w:t xml:space="preserve">Title, Year</w:t>
+            </w:r>
+          </w:p>
+        </w:tc>
+        <w:tc>
+          <w:tcPr>
+            <w:tcW w:type="dxa" w:w="0"/>
+            <w:tcMar>
+              <w:top w:type="dxa" w:w="60"/>
+              <w:left w:type="dxa" w:w="100"/>
+              <w:bottom w:type="dxa" w:w="60"/>
+              <w:right w:type="dxa" w:w="100"/>
+            </w:tcMar>
+          </w:tcPr>
+          <w:p>
+            <w:r>
+              <w:rPr>
+                <w:b w:val="false"/>
+                <w:bCs w:val="false"/>
+                <w:sz w:val="19"/>
+                <w:szCs w:val="19"/>
+              </w:rPr>
+              <w:t xml:space="preserve">The parser and your manual fixes, or the Plex match when the truth source is set to Plex.</w:t>
+            </w:r>
+          </w:p>
+        </w:tc>
+        <w:tc>
+          <w:tcPr>
+            <w:tcW w:type="dxa" w:w="0"/>
+            <w:tcMar>
+              <w:top w:type="dxa" w:w="60"/>
+              <w:left w:type="dxa" w:w="100"/>
+              <w:bottom w:type="dxa" w:w="60"/>
+              <w:right w:type="dxa" w:w="100"/>
+            </w:tcMar>
+          </w:tcPr>
+          <w:p>
+            <w:r>
+              <w:rPr>
+                <w:b w:val="false"/>
+                <w:bCs w:val="false"/>
+                <w:sz w:val="19"/>
+                <w:szCs w:val="19"/>
+              </w:rPr>
+              <w:t xml:space="preserve">Year becomes the word </w:t>
+            </w:r>
+            <w:r>
+              <w:rPr>
+                <w:rFonts w:ascii="Consolas" w:cs="Consolas" w:eastAsia="Consolas" w:hAnsi="Consolas"/>
+                <w:b w:val="false"/>
+                <w:bCs w:val="false"/>
+                <w:sz w:val="19"/>
+                <w:szCs w:val="19"/>
+                <w:shd w:fill="EEF1F5" w:val="clear"/>
+              </w:rPr>
+              <w:t xml:space="preserve">Year</w:t>
+            </w:r>
+            <w:r>
+              <w:rPr>
+                <w:b w:val="false"/>
+                <w:bCs w:val="false"/>
+                <w:sz w:val="19"/>
+                <w:szCs w:val="19"/>
+              </w:rPr>
+              <w:t xml:space="preserve">; the file is flagged.</w:t>
+            </w:r>
+          </w:p>
+        </w:tc>
+      </w:tr>
+      <w:tr>
+        <w:tc>
+          <w:tcPr>
+            <w:tcW w:type="dxa" w:w="0"/>
+            <w:tcMar>
+              <w:top w:type="dxa" w:w="60"/>
+              <w:left w:type="dxa" w:w="100"/>
+              <w:bottom w:type="dxa" w:w="60"/>
+              <w:right w:type="dxa" w:w="100"/>
+            </w:tcMar>
+          </w:tcPr>
+          <w:p>
+            <w:r>
+              <w:rPr>
+                <w:b w:val="false"/>
+                <w:bCs w:val="false"/>
+                <w:sz w:val="19"/>
+                <w:szCs w:val="19"/>
+              </w:rPr>
+              <w:t xml:space="preserve">Source</w:t>
+            </w:r>
+          </w:p>
+        </w:tc>
+        <w:tc>
+          <w:tcPr>
+            <w:tcW w:type="dxa" w:w="0"/>
+            <w:tcMar>
+              <w:top w:type="dxa" w:w="60"/>
+              <w:left w:type="dxa" w:w="100"/>
+              <w:bottom w:type="dxa" w:w="60"/>
+              <w:right w:type="dxa" w:w="100"/>
+            </w:tcMar>
+          </w:tcPr>
+          <w:p>
+            <w:r>
+              <w:rPr>
+                <w:rFonts w:ascii="Consolas" w:cs="Consolas" w:eastAsia="Consolas" w:hAnsi="Consolas"/>
+                <w:b w:val="false"/>
+                <w:bCs w:val="false"/>
+                <w:sz w:val="19"/>
+                <w:szCs w:val="19"/>
+                <w:shd w:fill="EEF1F5" w:val="clear"/>
+              </w:rPr>
+              <w:t xml:space="preserve">Web</w:t>
+            </w:r>
+            <w:r>
+              <w:rPr>
+                <w:b w:val="false"/>
+                <w:bCs w:val="false"/>
+                <w:sz w:val="19"/>
+                <w:szCs w:val="19"/>
+              </w:rPr>
+              <w:t xml:space="preserve"> when the old name carries a LiLTV or WEB marker; </w:t>
+            </w:r>
+            <w:r>
+              <w:rPr>
+                <w:rFonts w:ascii="Consolas" w:cs="Consolas" w:eastAsia="Consolas" w:hAnsi="Consolas"/>
+                <w:b w:val="false"/>
+                <w:bCs w:val="false"/>
+                <w:sz w:val="19"/>
+                <w:szCs w:val="19"/>
+                <w:shd w:fill="EEF1F5" w:val="clear"/>
+              </w:rPr>
+              <w:t xml:space="preserve">Rip</w:t>
+            </w:r>
+            <w:r>
+              <w:rPr>
+                <w:b w:val="false"/>
+                <w:bCs w:val="false"/>
+                <w:sz w:val="19"/>
+                <w:szCs w:val="19"/>
+              </w:rPr>
+              <w:t xml:space="preserve"> for BRrip, BluRay, BDRip, Remux or DVD; or whatever you set in the Fix dialog or with bulk source.</w:t>
+            </w:r>
+          </w:p>
+        </w:tc>
+        <w:tc>
+          <w:tcPr>
+            <w:tcW w:type="dxa" w:w="0"/>
+            <w:tcMar>
+              <w:top w:type="dxa" w:w="60"/>
+              <w:left w:type="dxa" w:w="100"/>
+              <w:bottom w:type="dxa" w:w="60"/>
+              <w:right w:type="dxa" w:w="100"/>
+            </w:tcMar>
+          </w:tcPr>
+          <w:p>
+            <w:r>
+              <w:rPr>
+                <w:b w:val="false"/>
+                <w:bCs w:val="false"/>
+                <w:sz w:val="19"/>
+                <w:szCs w:val="19"/>
+              </w:rPr>
+              <w:t xml:space="preserve">The word </w:t>
+            </w:r>
+            <w:r>
+              <w:rPr>
+                <w:rFonts w:ascii="Consolas" w:cs="Consolas" w:eastAsia="Consolas" w:hAnsi="Consolas"/>
+                <w:b w:val="false"/>
+                <w:bCs w:val="false"/>
+                <w:sz w:val="19"/>
+                <w:szCs w:val="19"/>
+                <w:shd w:fill="EEF1F5" w:val="clear"/>
+              </w:rPr>
+              <w:t xml:space="preserve">Source</w:t>
+            </w:r>
+            <w:r>
+              <w:rPr>
+                <w:b w:val="false"/>
+                <w:bCs w:val="false"/>
+                <w:sz w:val="19"/>
+                <w:szCs w:val="19"/>
+              </w:rPr>
+              <w:t xml:space="preserve">; the file is flagged.</w:t>
+            </w:r>
+          </w:p>
+        </w:tc>
+      </w:tr>
+      <w:tr>
+        <w:tc>
+          <w:tcPr>
+            <w:tcW w:type="dxa" w:w="0"/>
+            <w:tcMar>
+              <w:top w:type="dxa" w:w="60"/>
+              <w:left w:type="dxa" w:w="100"/>
+              <w:bottom w:type="dxa" w:w="60"/>
+              <w:right w:type="dxa" w:w="100"/>
+            </w:tcMar>
+          </w:tcPr>
+          <w:p>
+            <w:r>
+              <w:rPr>
+                <w:b w:val="false"/>
+                <w:bCs w:val="false"/>
+                <w:sz w:val="19"/>
+                <w:szCs w:val="19"/>
+              </w:rPr>
+              <w:t xml:space="preserve">Resolution</w:t>
+            </w:r>
+          </w:p>
+        </w:tc>
+        <w:tc>
+          <w:tcPr>
+            <w:tcW w:type="dxa" w:w="0"/>
+            <w:tcMar>
+              <w:top w:type="dxa" w:w="60"/>
+              <w:left w:type="dxa" w:w="100"/>
+              <w:bottom w:type="dxa" w:w="60"/>
+              <w:right w:type="dxa" w:w="100"/>
+            </w:tcMar>
+          </w:tcPr>
+          <w:p>
+            <w:r>
+              <w:rPr>
+                <w:b w:val="false"/>
+                <w:bCs w:val="false"/>
+                <w:sz w:val="19"/>
+                <w:szCs w:val="19"/>
+              </w:rPr>
+              <w:t xml:space="preserve">ffprobe pixel size: 4K, 1440p, 1080p, 720p, 576p, 480p or SD.</w:t>
+            </w:r>
+          </w:p>
+        </w:tc>
+        <w:tc>
+          <w:tcPr>
+            <w:tcW w:type="dxa" w:w="0"/>
+            <w:tcMar>
+              <w:top w:type="dxa" w:w="60"/>
+              <w:left w:type="dxa" w:w="100"/>
+              <w:bottom w:type="dxa" w:w="60"/>
+              <w:right w:type="dxa" w:w="100"/>
+            </w:tcMar>
+          </w:tcPr>
+          <w:p>
+            <w:r>
+              <w:rPr>
+                <w:b w:val="false"/>
+                <w:bCs w:val="false"/>
+                <w:sz w:val="19"/>
+                <w:szCs w:val="19"/>
+              </w:rPr>
+              <w:t xml:space="preserve">Blocked.</w:t>
+            </w:r>
+          </w:p>
+        </w:tc>
+      </w:tr>
+      <w:tr>
+        <w:tc>
+          <w:tcPr>
+            <w:tcW w:type="dxa" w:w="0"/>
+            <w:tcMar>
+              <w:top w:type="dxa" w:w="60"/>
+              <w:left w:type="dxa" w:w="100"/>
+              <w:bottom w:type="dxa" w:w="60"/>
+              <w:right w:type="dxa" w:w="100"/>
+            </w:tcMar>
+          </w:tcPr>
+          <w:p>
+            <w:r>
+              <w:rPr>
+                <w:b w:val="false"/>
+                <w:bCs w:val="false"/>
+                <w:sz w:val="19"/>
+                <w:szCs w:val="19"/>
+              </w:rPr>
+              <w:t xml:space="preserve">HDR / SDR</w:t>
+            </w:r>
+          </w:p>
+        </w:tc>
+        <w:tc>
+          <w:tcPr>
+            <w:tcW w:type="dxa" w:w="0"/>
+            <w:tcMar>
+              <w:top w:type="dxa" w:w="60"/>
+              <w:left w:type="dxa" w:w="100"/>
+              <w:bottom w:type="dxa" w:w="60"/>
+              <w:right w:type="dxa" w:w="100"/>
+            </w:tcMar>
+          </w:tcPr>
+          <w:p>
+            <w:r>
+              <w:rPr>
+                <w:b w:val="false"/>
+                <w:bCs w:val="false"/>
+                <w:sz w:val="19"/>
+                <w:szCs w:val="19"/>
+              </w:rPr>
+              <w:t xml:space="preserve">ffprobe colour transfer: HDR10, Dolby Vision and HLG all become </w:t>
+            </w:r>
+            <w:r>
+              <w:rPr>
+                <w:rFonts w:ascii="Consolas" w:cs="Consolas" w:eastAsia="Consolas" w:hAnsi="Consolas"/>
+                <w:b w:val="false"/>
+                <w:bCs w:val="false"/>
+                <w:sz w:val="19"/>
+                <w:szCs w:val="19"/>
+                <w:shd w:fill="EEF1F5" w:val="clear"/>
+              </w:rPr>
+              <w:t xml:space="preserve">HDR</w:t>
+            </w:r>
+            <w:r>
+              <w:rPr>
+                <w:b w:val="false"/>
+                <w:bCs w:val="false"/>
+                <w:sz w:val="19"/>
+                <w:szCs w:val="19"/>
+              </w:rPr>
+              <w:t xml:space="preserve">.</w:t>
+            </w:r>
+          </w:p>
+        </w:tc>
+        <w:tc>
+          <w:tcPr>
+            <w:tcW w:type="dxa" w:w="0"/>
+            <w:tcMar>
+              <w:top w:type="dxa" w:w="60"/>
+              <w:left w:type="dxa" w:w="100"/>
+              <w:bottom w:type="dxa" w:w="60"/>
+              <w:right w:type="dxa" w:w="100"/>
+            </w:tcMar>
+          </w:tcPr>
+          <w:p>
+            <w:r>
+              <w:rPr>
+                <w:rFonts w:ascii="Consolas" w:cs="Consolas" w:eastAsia="Consolas" w:hAnsi="Consolas"/>
+                <w:b w:val="false"/>
+                <w:bCs w:val="false"/>
+                <w:sz w:val="19"/>
+                <w:szCs w:val="19"/>
+                <w:shd w:fill="EEF1F5" w:val="clear"/>
+              </w:rPr>
+              <w:t xml:space="preserve">SDR</w:t>
+            </w:r>
+            <w:r>
+              <w:rPr>
+                <w:b w:val="false"/>
+                <w:bCs w:val="false"/>
+                <w:sz w:val="19"/>
+                <w:szCs w:val="19"/>
+              </w:rPr>
+              <w:t xml:space="preserve">.</w:t>
+            </w:r>
+          </w:p>
+        </w:tc>
+      </w:tr>
+      <w:tr>
+        <w:tc>
+          <w:tcPr>
+            <w:tcW w:type="dxa" w:w="0"/>
+            <w:tcMar>
+              <w:top w:type="dxa" w:w="60"/>
+              <w:left w:type="dxa" w:w="100"/>
+              <w:bottom w:type="dxa" w:w="60"/>
+              <w:right w:type="dxa" w:w="100"/>
+            </w:tcMar>
+          </w:tcPr>
+          <w:p>
+            <w:r>
+              <w:rPr>
+                <w:b w:val="false"/>
+                <w:bCs w:val="false"/>
+                <w:sz w:val="19"/>
+                <w:szCs w:val="19"/>
+              </w:rPr>
+              <w:t xml:space="preserve">Codec</w:t>
+            </w:r>
+          </w:p>
+        </w:tc>
+        <w:tc>
+          <w:tcPr>
+            <w:tcW w:type="dxa" w:w="0"/>
+            <w:tcMar>
+              <w:top w:type="dxa" w:w="60"/>
+              <w:left w:type="dxa" w:w="100"/>
+              <w:bottom w:type="dxa" w:w="60"/>
+              <w:right w:type="dxa" w:w="100"/>
+            </w:tcMar>
+          </w:tcPr>
+          <w:p>
+            <w:r>
+              <w:rPr>
+                <w:b w:val="false"/>
+                <w:bCs w:val="false"/>
+                <w:sz w:val="19"/>
+                <w:szCs w:val="19"/>
+              </w:rPr>
+              <w:t xml:space="preserve">ffprobe video codec: H264, HEVC, AV1, MPEG4, VC1…</w:t>
+            </w:r>
+          </w:p>
+        </w:tc>
+        <w:tc>
+          <w:tcPr>
+            <w:tcW w:type="dxa" w:w="0"/>
+            <w:tcMar>
+              <w:top w:type="dxa" w:w="60"/>
+              <w:left w:type="dxa" w:w="100"/>
+              <w:bottom w:type="dxa" w:w="60"/>
+              <w:right w:type="dxa" w:w="100"/>
+            </w:tcMar>
+          </w:tcPr>
+          <w:p>
+            <w:r>
+              <w:rPr>
+                <w:b w:val="false"/>
+                <w:bCs w:val="false"/>
+                <w:sz w:val="19"/>
+                <w:szCs w:val="19"/>
+              </w:rPr>
+              <w:t xml:space="preserve">Blocked.</w:t>
+            </w:r>
+          </w:p>
+        </w:tc>
+      </w:tr>
+      <w:tr>
+        <w:tc>
+          <w:tcPr>
+            <w:tcW w:type="dxa" w:w="0"/>
+            <w:tcMar>
+              <w:top w:type="dxa" w:w="60"/>
+              <w:left w:type="dxa" w:w="100"/>
+              <w:bottom w:type="dxa" w:w="60"/>
+              <w:right w:type="dxa" w:w="100"/>
+            </w:tcMar>
+          </w:tcPr>
+          <w:p>
+            <w:r>
+              <w:rPr>
+                <w:b w:val="false"/>
+                <w:bCs w:val="false"/>
+                <w:sz w:val="19"/>
+                <w:szCs w:val="19"/>
+              </w:rPr>
+              <w:t xml:space="preserve">Audio</w:t>
+            </w:r>
+          </w:p>
+        </w:tc>
+        <w:tc>
+          <w:tcPr>
+            <w:tcW w:type="dxa" w:w="0"/>
+            <w:tcMar>
+              <w:top w:type="dxa" w:w="60"/>
+              <w:left w:type="dxa" w:w="100"/>
+              <w:bottom w:type="dxa" w:w="60"/>
+              <w:right w:type="dxa" w:w="100"/>
+            </w:tcMar>
+          </w:tcPr>
+          <w:p>
+            <w:r>
+              <w:rPr>
+                <w:b w:val="false"/>
+                <w:bCs w:val="false"/>
+                <w:sz w:val="19"/>
+                <w:szCs w:val="19"/>
+              </w:rPr>
+              <w:t xml:space="preserve">ffprobe audio languages, only when they are not plain English, e.g. </w:t>
+            </w:r>
+            <w:r>
+              <w:rPr>
+                <w:rFonts w:ascii="Consolas" w:cs="Consolas" w:eastAsia="Consolas" w:hAnsi="Consolas"/>
+                <w:b w:val="false"/>
+                <w:bCs w:val="false"/>
+                <w:sz w:val="19"/>
+                <w:szCs w:val="19"/>
+                <w:shd w:fill="EEF1F5" w:val="clear"/>
+              </w:rPr>
+              <w:t xml:space="preserve">ENG+JPN</w:t>
+            </w:r>
+            <w:r>
+              <w:rPr>
+                <w:b w:val="false"/>
+                <w:bCs w:val="false"/>
+                <w:sz w:val="19"/>
+                <w:szCs w:val="19"/>
+              </w:rPr>
+              <w:t xml:space="preserve">.</w:t>
+            </w:r>
+          </w:p>
+        </w:tc>
+        <w:tc>
+          <w:tcPr>
+            <w:tcW w:type="dxa" w:w="0"/>
+            <w:tcMar>
+              <w:top w:type="dxa" w:w="60"/>
+              <w:left w:type="dxa" w:w="100"/>
+              <w:bottom w:type="dxa" w:w="60"/>
+              <w:right w:type="dxa" w:w="100"/>
+            </w:tcMar>
+          </w:tcPr>
+          <w:p>
+            <w:r>
+              <w:rPr>
+                <w:b w:val="false"/>
+                <w:bCs w:val="false"/>
+                <w:sz w:val="19"/>
+                <w:szCs w:val="19"/>
+              </w:rPr>
+              <w:t xml:space="preserve">Omitted; flagged if undefined.</w:t>
+            </w:r>
+          </w:p>
+        </w:tc>
+      </w:tr>
+      <w:tr>
+        <w:tc>
+          <w:tcPr>
+            <w:tcW w:type="dxa" w:w="0"/>
+            <w:tcMar>
+              <w:top w:type="dxa" w:w="60"/>
+              <w:left w:type="dxa" w:w="100"/>
+              <w:bottom w:type="dxa" w:w="60"/>
+              <w:right w:type="dxa" w:w="100"/>
+            </w:tcMar>
+          </w:tcPr>
+          <w:p>
+            <w:r>
+              <w:rPr>
+                <w:b w:val="false"/>
+                <w:bCs w:val="false"/>
+                <w:sz w:val="19"/>
+                <w:szCs w:val="19"/>
+              </w:rPr>
+              <w:t xml:space="preserve">Edition</w:t>
+            </w:r>
+          </w:p>
+        </w:tc>
+        <w:tc>
+          <w:tcPr>
+            <w:tcW w:type="dxa" w:w="0"/>
+            <w:tcMar>
+              <w:top w:type="dxa" w:w="60"/>
+              <w:left w:type="dxa" w:w="100"/>
+              <w:bottom w:type="dxa" w:w="60"/>
+              <w:right w:type="dxa" w:w="100"/>
+            </w:tcMar>
+          </w:tcPr>
+          <w:p>
+            <w:r>
+              <w:rPr>
+                <w:b w:val="false"/>
+                <w:bCs w:val="false"/>
+                <w:sz w:val="19"/>
+                <w:szCs w:val="19"/>
+              </w:rPr>
+              <w:t xml:space="preserve">Edition words found in the old name, in Plex's </w:t>
+            </w:r>
+            <w:r>
+              <w:rPr>
+                <w:rFonts w:ascii="Consolas" w:cs="Consolas" w:eastAsia="Consolas" w:hAnsi="Consolas"/>
+                <w:b w:val="false"/>
+                <w:bCs w:val="false"/>
+                <w:sz w:val="19"/>
+                <w:szCs w:val="19"/>
+                <w:shd w:fill="EEF1F5" w:val="clear"/>
+              </w:rPr>
+              <w:t xml:space="preserve">{edition-…}</w:t>
+            </w:r>
+            <w:r>
+              <w:rPr>
+                <w:b w:val="false"/>
+                <w:bCs w:val="false"/>
+                <w:sz w:val="19"/>
+                <w:szCs w:val="19"/>
+              </w:rPr>
+              <w:t xml:space="preserve"> form.</w:t>
+            </w:r>
+          </w:p>
+        </w:tc>
+        <w:tc>
+          <w:tcPr>
+            <w:tcW w:type="dxa" w:w="0"/>
+            <w:tcMar>
+              <w:top w:type="dxa" w:w="60"/>
+              <w:left w:type="dxa" w:w="100"/>
+              <w:bottom w:type="dxa" w:w="60"/>
+              <w:right w:type="dxa" w:w="100"/>
+            </w:tcMar>
+          </w:tcPr>
+          <w:p>
+            <w:r>
+              <w:rPr>
+                <w:b w:val="false"/>
+                <w:bCs w:val="false"/>
+                <w:sz w:val="19"/>
+                <w:szCs w:val="19"/>
+              </w:rPr>
+              <w:t xml:space="preserve">Omitted.</w:t>
+            </w:r>
+          </w:p>
+        </w:tc>
+      </w:tr>
+    </w:tbl>
+    <w:p>
+      <w:pPr>
+        <w:spacing w:after="120"/>
+      </w:pPr>
+      <w:r>
+        <w:t xml:space="preserve">The title keeps your existing words. Colons and question marks are dropped, slashes become dashes, other characters Windows forbids are removed, and trailing dots and spaces are trimmed. Nothing is re-capitalised.</w:t>
+      </w:r>
+    </w:p>
+    <w:p>
+      <w:pPr>
+        <w:pStyle w:val="Heading2"/>
+      </w:pPr>
+      <w:r>
+        <w:t xml:space="preserve">15.2 Ready, flagged, blocked</w:t>
+      </w:r>
+    </w:p>
+    <w:p>
+      <w:pPr>
+        <w:pStyle w:val="ListParagraph"/>
+        <w:numPr>
+          <w:ilvl w:val="0"/>
+          <w:numId w:val="2"/>
+        </w:numPr>
+        <w:spacing w:after="60"/>
+      </w:pPr>
+      <w:r>
+        <w:rPr>
+          <w:b/>
+          <w:bCs/>
+        </w:rPr>
+        <w:t xml:space="preserve">Ready</w:t>
+      </w:r>
+      <w:r>
+        <w:t xml:space="preserve"> – the proposed name differs from the current one and every check passes.</w:t>
+      </w:r>
+    </w:p>
+    <w:p>
+      <w:pPr>
+        <w:pStyle w:val="ListParagraph"/>
+        <w:numPr>
+          <w:ilvl w:val="0"/>
+          <w:numId w:val="2"/>
+        </w:numPr>
+        <w:spacing w:after="60"/>
+      </w:pPr>
+      <w:r>
+        <w:rPr>
+          <w:b/>
+          <w:bCs/>
+        </w:rPr>
+        <w:t xml:space="preserve">Flagged</w:t>
+      </w:r>
+      <w:r>
+        <w:t xml:space="preserve"> – ready, but worth a look. Flags include </w:t>
+      </w:r>
+      <w:r>
+        <w:rPr>
+          <w:rFonts w:ascii="Consolas" w:cs="Consolas" w:eastAsia="Consolas" w:hAnsi="Consolas"/>
+          <w:sz w:val="19"/>
+          <w:szCs w:val="19"/>
+          <w:shd w:fill="EEF1F5" w:val="clear"/>
+        </w:rPr>
+        <w:t xml:space="preserve">no_source</w:t>
+      </w:r>
+      <w:r>
+        <w:t xml:space="preserve">, </w:t>
+      </w:r>
+      <w:r>
+        <w:rPr>
+          <w:rFonts w:ascii="Consolas" w:cs="Consolas" w:eastAsia="Consolas" w:hAnsi="Consolas"/>
+          <w:sz w:val="19"/>
+          <w:szCs w:val="19"/>
+          <w:shd w:fill="EEF1F5" w:val="clear"/>
+        </w:rPr>
+        <w:t xml:space="preserve">no_year</w:t>
+      </w:r>
+      <w:r>
+        <w:t xml:space="preserve">, </w:t>
+      </w:r>
+      <w:r>
+        <w:rPr>
+          <w:rFonts w:ascii="Consolas" w:cs="Consolas" w:eastAsia="Consolas" w:hAnsi="Consolas"/>
+          <w:sz w:val="19"/>
+          <w:szCs w:val="19"/>
+          <w:shd w:fill="EEF1F5" w:val="clear"/>
+        </w:rPr>
+        <w:t xml:space="preserve">res_mismatch</w:t>
+      </w:r>
+      <w:r>
+        <w:t xml:space="preserve"> (the old name claimed a resolution the probe disagrees with; the probe wins), </w:t>
+      </w:r>
+      <w:r>
+        <w:rPr>
+          <w:rFonts w:ascii="Consolas" w:cs="Consolas" w:eastAsia="Consolas" w:hAnsi="Consolas"/>
+          <w:sz w:val="19"/>
+          <w:szCs w:val="19"/>
+          <w:shd w:fill="EEF1F5" w:val="clear"/>
+        </w:rPr>
+        <w:t xml:space="preserve">hdr_claimed_but_sdr</w:t>
+      </w:r>
+      <w:r>
+        <w:t xml:space="preserve">, </w:t>
+      </w:r>
+      <w:r>
+        <w:rPr>
+          <w:rFonts w:ascii="Consolas" w:cs="Consolas" w:eastAsia="Consolas" w:hAnsi="Consolas"/>
+          <w:sz w:val="19"/>
+          <w:szCs w:val="19"/>
+          <w:shd w:fill="EEF1F5" w:val="clear"/>
+        </w:rPr>
+        <w:t xml:space="preserve">audio_und</w:t>
+      </w:r>
+      <w:r>
+        <w:t xml:space="preserve">, </w:t>
+      </w:r>
+      <w:r>
+        <w:rPr>
+          <w:rFonts w:ascii="Consolas" w:cs="Consolas" w:eastAsia="Consolas" w:hAnsi="Consolas"/>
+          <w:sz w:val="19"/>
+          <w:szCs w:val="19"/>
+          <w:shd w:fill="EEF1F5" w:val="clear"/>
+        </w:rPr>
+        <w:t xml:space="preserve">plex_title_differs</w:t>
+      </w:r>
+      <w:r>
+        <w:t xml:space="preserve"> and </w:t>
+      </w:r>
+      <w:r>
+        <w:rPr>
+          <w:rFonts w:ascii="Consolas" w:cs="Consolas" w:eastAsia="Consolas" w:hAnsi="Consolas"/>
+          <w:sz w:val="19"/>
+          <w:szCs w:val="19"/>
+          <w:shd w:fill="EEF1F5" w:val="clear"/>
+        </w:rPr>
+        <w:t xml:space="preserve">plex_unlinked</w:t>
+      </w:r>
+      <w:r>
+        <w:t xml:space="preserve">. The tab explains each flag under "What the flags mean".</w:t>
+      </w:r>
+    </w:p>
+    <w:p>
+      <w:pPr>
+        <w:pStyle w:val="ListParagraph"/>
+        <w:numPr>
+          <w:ilvl w:val="0"/>
+          <w:numId w:val="2"/>
+        </w:numPr>
+        <w:spacing w:after="60"/>
+      </w:pPr>
+      <w:r>
+        <w:rPr>
+          <w:b/>
+          <w:bCs/>
+        </w:rPr>
+        <w:t xml:space="preserve">Blocked</w:t>
+      </w:r>
+      <w:r>
+        <w:t xml:space="preserve"> – never renamed: no successful probe, no title, or a </w:t>
+      </w:r>
+      <w:r>
+        <w:rPr>
+          <w:b/>
+          <w:bCs/>
+        </w:rPr>
+        <w:t xml:space="preserve">collision</w:t>
+      </w:r>
+      <w:r>
+        <w:t xml:space="preserve"> where two or more files would receive the identical name.</w:t>
+      </w:r>
+    </w:p>
+    <w:p>
+      <w:pPr>
+        <w:pStyle w:val="Heading2"/>
+      </w:pPr>
+      <w:r>
+        <w:t xml:space="preserve">15.3 Batch settings</w:t>
+      </w:r>
+    </w:p>
+    <w:tbl>
+      <w:tblPr>
+        <w:tblW w:type="dxa" w:w="9360"/>
+        <w:tblBorders>
+          <w:top w:val="single" w:color="auto" w:sz="4"/>
+          <w:left w:val="single" w:color="auto" w:sz="4"/>
+          <w:bottom w:val="single" w:color="auto" w:sz="4"/>
+          <w:right w:val="single" w:color="auto" w:sz="4"/>
+          <w:insideH w:val="single" w:color="auto" w:sz="4"/>
+          <w:insideV w:val="single" w:color="auto" w:sz="4"/>
+        </w:tblBorders>
+      </w:tblPr>
+      <w:tblGrid>
+        <w:gridCol w:w="2200"/>
+        <w:gridCol w:w="7160"/>
+      </w:tblGrid>
+      <w:tr>
+        <w:tc>
+          <w:tcPr>
+            <w:tcW w:type="dxa" w:w="0"/>
+            <w:shd w:fill="DDE6F2" w:val="clear"/>
+            <w:tcMar>
+              <w:top w:type="dxa" w:w="60"/>
+              <w:left w:type="dxa" w:w="100"/>
+              <w:bottom w:type="dxa" w:w="60"/>
+              <w:right w:type="dxa" w:w="100"/>
+            </w:tcMar>
+          </w:tcPr>
+          <w:p>
+            <w:r>
+              <w:rPr>
+                <w:b/>
+                <w:bCs/>
+                <w:sz w:val="19"/>
+                <w:szCs w:val="19"/>
+              </w:rPr>
+              <w:t xml:space="preserve">Setting</w:t>
+            </w:r>
+          </w:p>
+        </w:tc>
+        <w:tc>
+          <w:tcPr>
+            <w:tcW w:type="dxa" w:w="0"/>
+            <w:shd w:fill="DDE6F2" w:val="clear"/>
+            <w:tcMar>
+              <w:top w:type="dxa" w:w="60"/>
+              <w:left w:type="dxa" w:w="100"/>
+              <w:bottom w:type="dxa" w:w="60"/>
+              <w:right w:type="dxa" w:w="100"/>
+            </w:tcMar>
+          </w:tcPr>
+          <w:p>
+            <w:r>
+              <w:rPr>
+                <w:b/>
+                <w:bCs/>
+                <w:sz w:val="19"/>
+                <w:szCs w:val="19"/>
+              </w:rPr>
+              <w:t xml:space="preserve">Effect</w:t>
+            </w:r>
+          </w:p>
+        </w:tc>
+      </w:tr>
+      <w:tr>
+        <w:tc>
+          <w:tcPr>
+            <w:tcW w:type="dxa" w:w="0"/>
+            <w:tcMar>
+              <w:top w:type="dxa" w:w="60"/>
+              <w:left w:type="dxa" w:w="100"/>
+              <w:bottom w:type="dxa" w:w="60"/>
+              <w:right w:type="dxa" w:w="100"/>
+            </w:tcMar>
+          </w:tcPr>
+          <w:p>
+            <w:r>
+              <w:rPr>
+                <w:b w:val="false"/>
+                <w:bCs w:val="false"/>
+                <w:sz w:val="19"/>
+                <w:szCs w:val="19"/>
+              </w:rPr>
+              <w:t xml:space="preserve">Layout</w:t>
+            </w:r>
+          </w:p>
+        </w:tc>
+        <w:tc>
+          <w:tcPr>
+            <w:tcW w:type="dxa" w:w="0"/>
+            <w:tcMar>
+              <w:top w:type="dxa" w:w="60"/>
+              <w:left w:type="dxa" w:w="100"/>
+              <w:bottom w:type="dxa" w:w="60"/>
+              <w:right w:type="dxa" w:w="100"/>
+            </w:tcMar>
+          </w:tcPr>
+          <w:p>
+            <w:r>
+              <w:rPr>
+                <w:b w:val="false"/>
+                <w:bCs w:val="false"/>
+                <w:sz w:val="19"/>
+                <w:szCs w:val="19"/>
+              </w:rPr>
+              <w:t xml:space="preserve">Rename in place</w:t>
+            </w:r>
+            <w:r>
+              <w:rPr>
+                <w:b w:val="false"/>
+                <w:bCs w:val="false"/>
+                <w:sz w:val="19"/>
+                <w:szCs w:val="19"/>
+              </w:rPr>
+              <w:t xml:space="preserve"> changes only the file name (an atomic rename). </w:t>
+            </w:r>
+            <w:r>
+              <w:rPr>
+                <w:b w:val="false"/>
+                <w:bCs w:val="false"/>
+                <w:sz w:val="19"/>
+                <w:szCs w:val="19"/>
+              </w:rPr>
+              <w:t xml:space="preserve">Move into "Title (Year)" folders</w:t>
+            </w:r>
+            <w:r>
+              <w:rPr>
+                <w:b w:val="false"/>
+                <w:bCs w:val="false"/>
+                <w:sz w:val="19"/>
+                <w:szCs w:val="19"/>
+              </w:rPr>
+              <w:t xml:space="preserve"> creates Plex's preferred folder layout by copying the file, verifying its size and a head-and-tail hash, then deleting the original.</w:t>
+            </w:r>
+          </w:p>
+        </w:tc>
+      </w:tr>
+      <w:tr>
+        <w:tc>
+          <w:tcPr>
+            <w:tcW w:type="dxa" w:w="0"/>
+            <w:tcMar>
+              <w:top w:type="dxa" w:w="60"/>
+              <w:left w:type="dxa" w:w="100"/>
+              <w:bottom w:type="dxa" w:w="60"/>
+              <w:right w:type="dxa" w:w="100"/>
+            </w:tcMar>
+          </w:tcPr>
+          <w:p>
+            <w:r>
+              <w:rPr>
+                <w:b w:val="false"/>
+                <w:bCs w:val="false"/>
+                <w:sz w:val="19"/>
+                <w:szCs w:val="19"/>
+              </w:rPr>
+              <w:t xml:space="preserve">Batch limit</w:t>
+            </w:r>
+          </w:p>
+        </w:tc>
+        <w:tc>
+          <w:tcPr>
+            <w:tcW w:type="dxa" w:w="0"/>
+            <w:tcMar>
+              <w:top w:type="dxa" w:w="60"/>
+              <w:left w:type="dxa" w:w="100"/>
+              <w:bottom w:type="dxa" w:w="60"/>
+              <w:right w:type="dxa" w:w="100"/>
+            </w:tcMar>
+          </w:tcPr>
+          <w:p>
+            <w:r>
+              <w:rPr>
+                <w:b w:val="false"/>
+                <w:bCs w:val="false"/>
+                <w:sz w:val="19"/>
+                <w:szCs w:val="19"/>
+              </w:rPr>
+              <w:t xml:space="preserve">The most files one live batch may contain. Forces review in chunks.</w:t>
+            </w:r>
+          </w:p>
+        </w:tc>
+      </w:tr>
+      <w:tr>
+        <w:tc>
+          <w:tcPr>
+            <w:tcW w:type="dxa" w:w="0"/>
+            <w:tcMar>
+              <w:top w:type="dxa" w:w="60"/>
+              <w:left w:type="dxa" w:w="100"/>
+              <w:bottom w:type="dxa" w:w="60"/>
+              <w:right w:type="dxa" w:w="100"/>
+            </w:tcMar>
+          </w:tcPr>
+          <w:p>
+            <w:r>
+              <w:rPr>
+                <w:b w:val="false"/>
+                <w:bCs w:val="false"/>
+                <w:sz w:val="19"/>
+                <w:szCs w:val="19"/>
+              </w:rPr>
+              <w:t xml:space="preserve">Title &amp; year from</w:t>
+            </w:r>
+          </w:p>
+        </w:tc>
+        <w:tc>
+          <w:tcPr>
+            <w:tcW w:type="dxa" w:w="0"/>
+            <w:tcMar>
+              <w:top w:type="dxa" w:w="60"/>
+              <w:left w:type="dxa" w:w="100"/>
+              <w:bottom w:type="dxa" w:w="60"/>
+              <w:right w:type="dxa" w:w="100"/>
+            </w:tcMar>
+          </w:tcPr>
+          <w:p>
+            <w:r>
+              <w:rPr>
+                <w:b w:val="false"/>
+                <w:bCs w:val="false"/>
+                <w:sz w:val="19"/>
+                <w:szCs w:val="19"/>
+              </w:rPr>
+              <w:t xml:space="preserve">File name + my fixes</w:t>
+            </w:r>
+            <w:r>
+              <w:rPr>
+                <w:b w:val="false"/>
+                <w:bCs w:val="false"/>
+                <w:sz w:val="19"/>
+                <w:szCs w:val="19"/>
+              </w:rPr>
+              <w:t xml:space="preserve"> (default) or </w:t>
+            </w:r>
+            <w:r>
+              <w:rPr>
+                <w:b w:val="false"/>
+                <w:bCs w:val="false"/>
+                <w:sz w:val="19"/>
+                <w:szCs w:val="19"/>
+              </w:rPr>
+              <w:t xml:space="preserve">Plex match</w:t>
+            </w:r>
+            <w:r>
+              <w:rPr>
+                <w:b w:val="false"/>
+                <w:bCs w:val="false"/>
+                <w:sz w:val="19"/>
+                <w:szCs w:val="19"/>
+              </w:rPr>
+              <w:t xml:space="preserve">. With Plex, unlinked files fall back to the file name and are flagged.</w:t>
+            </w:r>
+          </w:p>
+        </w:tc>
+      </w:tr>
+      <w:tr>
+        <w:tc>
+          <w:tcPr>
+            <w:tcW w:type="dxa" w:w="0"/>
+            <w:tcMar>
+              <w:top w:type="dxa" w:w="60"/>
+              <w:left w:type="dxa" w:w="100"/>
+              <w:bottom w:type="dxa" w:w="60"/>
+              <w:right w:type="dxa" w:w="100"/>
+            </w:tcMar>
+          </w:tcPr>
+          <w:p>
+            <w:r>
+              <w:rPr>
+                <w:b w:val="false"/>
+                <w:bCs w:val="false"/>
+                <w:sz w:val="19"/>
+                <w:szCs w:val="19"/>
+              </w:rPr>
+              <w:t xml:space="preserve">Allow live renames</w:t>
+            </w:r>
+          </w:p>
+        </w:tc>
+        <w:tc>
+          <w:tcPr>
+            <w:tcW w:type="dxa" w:w="0"/>
+            <w:tcMar>
+              <w:top w:type="dxa" w:w="60"/>
+              <w:left w:type="dxa" w:w="100"/>
+              <w:bottom w:type="dxa" w:w="60"/>
+              <w:right w:type="dxa" w:w="100"/>
+            </w:tcMar>
+          </w:tcPr>
+          <w:p>
+            <w:r>
+              <w:rPr>
+                <w:b w:val="false"/>
+                <w:bCs w:val="false"/>
+                <w:sz w:val="19"/>
+                <w:szCs w:val="19"/>
+              </w:rPr>
+              <w:t xml:space="preserve">The arming switch. Until it is on, only dry runs are possible.</w:t>
+            </w:r>
+          </w:p>
+        </w:tc>
+      </w:tr>
+    </w:tbl>
+    <w:p>
+      <w:pPr>
+        <w:pStyle w:val="Heading2"/>
+      </w:pPr>
+      <w:r>
+        <w:t xml:space="preserve">15.4 Running a batch</w:t>
+      </w:r>
+    </w:p>
+    <w:p>
+      <w:pPr>
+        <w:pStyle w:val="ListParagraph"/>
+        <w:numPr>
+          <w:ilvl w:val="0"/>
+          <w:numId w:val="4"/>
+        </w:numPr>
+        <w:spacing w:after="60"/>
+      </w:pPr>
+      <w:r>
+        <w:t xml:space="preserve">Filter and tick the files you want. </w:t>
+      </w:r>
+      <w:r>
+        <w:rPr>
+          <w:b/>
+          <w:bCs/>
+        </w:rPr>
+        <w:t xml:space="preserve">Select shown</w:t>
+      </w:r>
+      <w:r>
+        <w:t xml:space="preserve"> ticks every ready file currently listed.</w:t>
+      </w:r>
+    </w:p>
+    <w:p>
+      <w:pPr>
+        <w:pStyle w:val="ListParagraph"/>
+        <w:numPr>
+          <w:ilvl w:val="0"/>
+          <w:numId w:val="4"/>
+        </w:numPr>
+        <w:spacing w:after="60"/>
+      </w:pPr>
+      <w:r>
+        <w:t xml:space="preserve">Press </w:t>
+      </w:r>
+      <w:r>
+        <w:rPr>
+          <w:b/>
+          <w:bCs/>
+        </w:rPr>
+        <w:t xml:space="preserve">Dry run N</w:t>
+      </w:r>
+      <w:r>
+        <w:t xml:space="preserve">. Nothing is touched; the result window lists exactly what would happen and the batch is recorded as a dry run in the Batches table.</w:t>
+      </w:r>
+    </w:p>
+    <w:p>
+      <w:pPr>
+        <w:pStyle w:val="ListParagraph"/>
+        <w:numPr>
+          <w:ilvl w:val="0"/>
+          <w:numId w:val="4"/>
+        </w:numPr>
+        <w:spacing w:after="60"/>
+      </w:pPr>
+      <w:r>
+        <w:t xml:space="preserve">When satisfied, tick </w:t>
+      </w:r>
+      <w:r>
+        <w:rPr>
+          <w:b/>
+          <w:bCs/>
+        </w:rPr>
+        <w:t xml:space="preserve">Allow live renames</w:t>
+      </w:r>
+      <w:r>
+        <w:t xml:space="preserve">, press </w:t>
+      </w:r>
+      <w:r>
+        <w:rPr>
+          <w:b/>
+          <w:bCs/>
+        </w:rPr>
+        <w:t xml:space="preserve">Save</w:t>
+      </w:r>
+      <w:r>
+        <w:t xml:space="preserve">, then </w:t>
+      </w:r>
+      <w:r>
+        <w:rPr>
+          <w:b/>
+          <w:bCs/>
+        </w:rPr>
+        <w:t xml:space="preserve">Rename N live</w:t>
+      </w:r>
+      <w:r>
+        <w:t xml:space="preserve">.</w:t>
+      </w:r>
+    </w:p>
+    <w:p>
+      <w:pPr>
+        <w:pStyle w:val="ListParagraph"/>
+        <w:numPr>
+          <w:ilvl w:val="0"/>
+          <w:numId w:val="4"/>
+        </w:numPr>
+        <w:spacing w:after="60"/>
+      </w:pPr>
+      <w:r>
+        <w:t xml:space="preserve">A confirmation lists the renames and asks you to type </w:t>
+      </w:r>
+      <w:r>
+        <w:rPr>
+          <w:rFonts w:ascii="Consolas" w:cs="Consolas" w:eastAsia="Consolas" w:hAnsi="Consolas"/>
+          <w:sz w:val="19"/>
+          <w:szCs w:val="19"/>
+          <w:shd w:fill="EEF1F5" w:val="clear"/>
+        </w:rPr>
+        <w:t xml:space="preserve">RENAME</w:t>
+      </w:r>
+      <w:r>
+        <w:t xml:space="preserve">.</w:t>
+      </w:r>
+    </w:p>
+    <w:p>
+      <w:pPr>
+        <w:pStyle w:val="ListParagraph"/>
+        <w:numPr>
+          <w:ilvl w:val="0"/>
+          <w:numId w:val="4"/>
+        </w:numPr>
+        <w:spacing w:after="60"/>
+      </w:pPr>
+      <w:r>
+        <w:rPr>
+          <w:b/>
+          <w:bCs/>
+        </w:rPr>
+        <w:t xml:space="preserve">Pre-flight</w:t>
+      </w:r>
+      <w:r>
+        <w:t xml:space="preserve"> then checks every file: it still exists, its size matches the last scan, the target name is free, the root is writable, the path is under 255 characters and no two files share a target. If any check fails, the whole batch is aborted and nothing is renamed.</w:t>
+      </w:r>
+    </w:p>
+    <w:p>
+      <w:pPr>
+        <w:pStyle w:val="ListParagraph"/>
+        <w:numPr>
+          <w:ilvl w:val="0"/>
+          <w:numId w:val="4"/>
+        </w:numPr>
+        <w:spacing w:after="60"/>
+      </w:pPr>
+      <w:r>
+        <w:t xml:space="preserve">Each rename is followed by a re-check of the file's size before the database is updated. A failure stops the batch; earlier renames stand and are journaled.</w:t>
+      </w:r>
+    </w:p>
+    <w:p>
+      <w:pPr>
+        <w:spacing w:after="120"/>
+      </w:pPr>
+      <w:r>
+        <w:t xml:space="preserve">While a live batch runs, scans and the folder watcher wait.</w:t>
+      </w:r>
+    </w:p>
+    <w:p>
+      <w:pPr>
+        <w:pStyle w:val="Heading3"/>
+      </w:pPr>
+      <w:r>
+        <w:t xml:space="preserve">One at a time</w:t>
+      </w:r>
+    </w:p>
+    <w:p>
+      <w:pPr>
+        <w:spacing w:after="120"/>
+      </w:pPr>
+      <w:r>
+        <w:t xml:space="preserve">If a big batch feels like too much trust, do not use it. Every ready row has a </w:t>
       </w:r>
       <w:r>
         <w:rPr>
@@ -9428,7 +9233,219 @@
         <w:t xml:space="preserve">Rename</w:t>
       </w:r>
       <w:r>
-        <w:t xml:space="preserve">, confirm. Files are renamed in place, never moved or overwritten, and every attempt is logged in the History table. Fix anything wrong under Problems first, because the proposal is only as good as the parse.</w:t>
+        <w:t xml:space="preserve"> button that renames just that file, and </w:t>
+      </w:r>
+      <w:r>
+        <w:rPr>
+          <w:b/>
+          <w:bCs/>
+        </w:rPr>
+        <w:t xml:space="preserve">One at a time (N)</w:t>
+      </w:r>
+      <w:r>
+        <w:t xml:space="preserve"> walks through the ticked files in a dialog that shows the current and proposed name and asks </w:t>
+      </w:r>
+      <w:r>
+        <w:rPr>
+          <w:b/>
+          <w:bCs/>
+        </w:rPr>
+        <w:t xml:space="preserve">Rename this file</w:t>
+      </w:r>
+      <w:r>
+        <w:t xml:space="preserve">, </w:t>
+      </w:r>
+      <w:r>
+        <w:rPr>
+          <w:b/>
+          <w:bCs/>
+        </w:rPr>
+        <w:t xml:space="preserve">Skip</w:t>
+      </w:r>
+      <w:r>
+        <w:t xml:space="preserve"> or </w:t>
+      </w:r>
+      <w:r>
+        <w:rPr>
+          <w:b/>
+          <w:bCs/>
+        </w:rPr>
+        <w:t xml:space="preserve">Stop</w:t>
+      </w:r>
+      <w:r>
+        <w:t xml:space="preserve"> for each. Every confirmed file runs as its own one-file batch through the same pre-flight, verification and journal, so it appears in the Batches table and can be undone on its own. The live switch must still be on.</w:t>
+      </w:r>
+    </w:p>
+    <w:p>
+      <w:pPr>
+        <w:pStyle w:val="Heading2"/>
+      </w:pPr>
+      <w:r>
+        <w:t xml:space="preserve">15.5 Undo</w:t>
+      </w:r>
+    </w:p>
+    <w:p>
+      <w:pPr>
+        <w:spacing w:after="120"/>
+      </w:pPr>
+      <w:r>
+        <w:t xml:space="preserve">Every live batch is listed under </w:t>
+      </w:r>
+      <w:r>
+        <w:rPr>
+          <w:b/>
+          <w:bCs/>
+        </w:rPr>
+        <w:t xml:space="preserve">Batches</w:t>
+      </w:r>
+      <w:r>
+        <w:t xml:space="preserve"> with an </w:t>
+      </w:r>
+      <w:r>
+        <w:rPr>
+          <w:b/>
+          <w:bCs/>
+        </w:rPr>
+        <w:t xml:space="preserve">Undo</w:t>
+      </w:r>
+      <w:r>
+        <w:t xml:space="preserve"> button. Undo walks the journal in reverse; for each file it confirms the renamed file still exists with the recorded size and that the original name is free, then renames it back. Files that fail the check are left alone and reported, and the batch shows as "partially undone". </w:t>
+      </w:r>
+      <w:r>
+        <w:rPr>
+          <w:b/>
+          <w:bCs/>
+        </w:rPr>
+        <w:t xml:space="preserve">Items</w:t>
+      </w:r>
+      <w:r>
+        <w:t xml:space="preserve"> shows the per-file journal of any batch.</w:t>
+      </w:r>
+    </w:p>
+    <w:p>
+      <w:pPr>
+        <w:pStyle w:val="Heading2"/>
+      </w:pPr>
+      <w:r>
+        <w:t xml:space="preserve">15.6 Bulk source, collisions, placeholders</w:t>
+      </w:r>
+    </w:p>
+    <w:p>
+      <w:pPr>
+        <w:pStyle w:val="ListParagraph"/>
+        <w:numPr>
+          <w:ilvl w:val="0"/>
+          <w:numId w:val="2"/>
+        </w:numPr>
+        <w:spacing w:after="60"/>
+      </w:pPr>
+      <w:r>
+        <w:rPr>
+          <w:b/>
+          <w:bCs/>
+        </w:rPr>
+        <w:t xml:space="preserve">Set source for selected…</w:t>
+      </w:r>
+      <w:r>
+        <w:t xml:space="preserve"> applies Web, Rip or "clear" to every ticked file (or to everything shown when nothing is ticked). It only records a fix; nothing is renamed.</w:t>
+      </w:r>
+    </w:p>
+    <w:p>
+      <w:pPr>
+        <w:pStyle w:val="ListParagraph"/>
+        <w:numPr>
+          <w:ilvl w:val="0"/>
+          <w:numId w:val="2"/>
+        </w:numPr>
+        <w:spacing w:after="60"/>
+      </w:pPr>
+      <w:r>
+        <w:rPr>
+          <w:b/>
+          <w:bCs/>
+        </w:rPr>
+        <w:t xml:space="preserve">Name collisions</w:t>
+      </w:r>
+      <w:r>
+        <w:t xml:space="preserve"> groups the blocked pairs with their sizes. </w:t>
+      </w:r>
+      <w:r>
+        <w:rPr>
+          <w:b/>
+          <w:bCs/>
+        </w:rPr>
+        <w:t xml:space="preserve">Keep this, ignore others</w:t>
+      </w:r>
+      <w:r>
+        <w:t xml:space="preserve"> marks the rest ignored (still on disk) so the kept file can be renamed; alternatively give one file a distinguishing edition via Fix….</w:t>
+      </w:r>
+    </w:p>
+    <w:p>
+      <w:pPr>
+        <w:pStyle w:val="ListParagraph"/>
+        <w:numPr>
+          <w:ilvl w:val="0"/>
+          <w:numId w:val="2"/>
+        </w:numPr>
+        <w:spacing w:after="60"/>
+      </w:pPr>
+      <w:r>
+        <w:rPr>
+          <w:b/>
+          <w:bCs/>
+        </w:rPr>
+        <w:t xml:space="preserve">Placeholders on disk</w:t>
+      </w:r>
+      <w:r>
+        <w:t xml:space="preserve"> lists files already renamed with </w:t>
+      </w:r>
+      <w:r>
+        <w:rPr>
+          <w:rFonts w:ascii="Consolas" w:cs="Consolas" w:eastAsia="Consolas" w:hAnsi="Consolas"/>
+          <w:sz w:val="19"/>
+          <w:szCs w:val="19"/>
+          <w:shd w:fill="EEF1F5" w:val="clear"/>
+        </w:rPr>
+        <w:t xml:space="preserve">(Year)</w:t>
+      </w:r>
+      <w:r>
+        <w:t xml:space="preserve"> or </w:t>
+      </w:r>
+      <w:r>
+        <w:rPr>
+          <w:rFonts w:ascii="Consolas" w:cs="Consolas" w:eastAsia="Consolas" w:hAnsi="Consolas"/>
+          <w:sz w:val="19"/>
+          <w:szCs w:val="19"/>
+          <w:shd w:fill="EEF1F5" w:val="clear"/>
+        </w:rPr>
+        <w:t xml:space="preserve">Source</w:t>
+      </w:r>
+      <w:r>
+        <w:t xml:space="preserve"> in their name. Plex will not match a </w:t>
+      </w:r>
+      <w:r>
+        <w:rPr>
+          <w:rFonts w:ascii="Consolas" w:cs="Consolas" w:eastAsia="Consolas" w:hAnsi="Consolas"/>
+          <w:sz w:val="19"/>
+          <w:szCs w:val="19"/>
+          <w:shd w:fill="EEF1F5" w:val="clear"/>
+        </w:rPr>
+        <w:t xml:space="preserve">(Year)</w:t>
+      </w:r>
+      <w:r>
+        <w:t xml:space="preserve"> file, so fill the value with Fix… and rename again.</w:t>
+      </w:r>
+    </w:p>
+    <w:p>
+      <w:pPr>
+        <w:pBdr>
+          <w:left w:val="single" w:color="F0B429" w:sz="12" w:space="8"/>
+        </w:pBdr>
+        <w:spacing w:after="160" w:before="60"/>
+        <w:ind w:left="360"/>
+      </w:pPr>
+      <w:r>
+        <w:t xml:space="preserve">Before the first large live batch, run one small batch of 20 or 30 files in place, check the result in Explorer and in Plex, then undo it. That proves the whole path on your NAS before you trust it with the full library.</w:t>
       </w:r>
     </w:p>
     <w:p>
@@ -9437,7 +9454,7 @@
         <w:pageBreakBefore/>
       </w:pPr>
       <w:r>
-        <w:t xml:space="preserve">17. CSV export</w:t>
+        <w:t xml:space="preserve">16. Rename TV / anime</w:t>
       </w:r>
     </w:p>
     <w:p>
@@ -9499,7 +9516,7 @@
           <w:sz w:val="18"/>
           <w:szCs w:val="18"/>
         </w:rPr>
-        <w:t xml:space="preserve">The export tab: pick the sets, optionally zip them, export, and browse the history.</w:t>
+        <w:t xml:space="preserve">The episode rename tool, shown here while disabled.</w:t>
       </w:r>
     </w:p>
     <w:p>
@@ -9507,7 +9524,27 @@
         <w:spacing w:after="120"/>
       </w:pPr>
       <w:r>
-        <w:t xml:space="preserve">Every export writes a set of CSV files into </w:t>
+        <w:t xml:space="preserve">Episodes use the same engine as movies: every run is a batch that is pre-flighted as a whole (file still there, size unchanged, target free, root writable), each rename verified, journaled in the </w:t>
+      </w:r>
+      <w:r>
+        <w:rPr>
+          <w:b/>
+          <w:bCs/>
+        </w:rPr>
+        <w:t xml:space="preserve">Batches</w:t>
+      </w:r>
+      <w:r>
+        <w:t xml:space="preserve"> table and undoable from it. </w:t>
+      </w:r>
+      <w:r>
+        <w:rPr>
+          <w:b/>
+          <w:bCs/>
+        </w:rPr>
+        <w:t xml:space="preserve">Dry run N</w:t>
+      </w:r>
+      <w:r>
+        <w:t xml:space="preserve"> records what would happen without touching anything. Name parts work as on the movie tab: </w:t>
       </w:r>
       <w:r>
         <w:rPr>
@@ -9516,10 +9553,80 @@
           <w:szCs w:val="19"/>
           <w:shd w:fill="EEF1F5" w:val="clear"/>
         </w:rPr>
-        <w:t xml:space="preserve">exports\&lt;timestamp&gt;\</w:t>
-      </w:r>
-      <w:r>
-        <w:t xml:space="preserve"> and refreshes the </w:t>
+        <w:t xml:space="preserve">Show - S01E02</w:t>
+      </w:r>
+      <w:r>
+        <w:t xml:space="preserve"> is fixed, the </w:t>
+      </w:r>
+      <w:r>
+        <w:rPr>
+          <w:b/>
+          <w:bCs/>
+        </w:rPr>
+        <w:t xml:space="preserve">Episode title</w:t>
+      </w:r>
+      <w:r>
+        <w:t xml:space="preserve"> is on by default, and </w:t>
+      </w:r>
+      <w:r>
+        <w:rPr>
+          <w:b/>
+          <w:bCs/>
+        </w:rPr>
+        <w:t xml:space="preserve">Resolution</w:t>
+      </w:r>
+      <w:r>
+        <w:t xml:space="preserve">, </w:t>
+      </w:r>
+      <w:r>
+        <w:rPr>
+          <w:b/>
+          <w:bCs/>
+        </w:rPr>
+        <w:t xml:space="preserve">Codec</w:t>
+      </w:r>
+      <w:r>
+        <w:t xml:space="preserve"> and </w:t>
+      </w:r>
+      <w:r>
+        <w:rPr>
+          <w:b/>
+          <w:bCs/>
+        </w:rPr>
+        <w:t xml:space="preserve">Sub/Dub</w:t>
+      </w:r>
+      <w:r>
+        <w:t xml:space="preserve"> are opt-in, written in square brackets. The same one-at-a-time scheme applies: a </w:t>
+      </w:r>
+      <w:r>
+        <w:rPr>
+          <w:b/>
+          <w:bCs/>
+        </w:rPr>
+        <w:t xml:space="preserve">Rename</w:t>
+      </w:r>
+      <w:r>
+        <w:t xml:space="preserve"> button per row and </w:t>
+      </w:r>
+      <w:r>
+        <w:rPr>
+          <w:b/>
+          <w:bCs/>
+        </w:rPr>
+        <w:t xml:space="preserve">One at a time</w:t>
+      </w:r>
+      <w:r>
+        <w:t xml:space="preserve"> for the ticked files, each confirmed separately. It is </w:t>
+      </w:r>
+      <w:r>
+        <w:rPr>
+          <w:b/>
+          <w:bCs/>
+        </w:rPr>
+        <w:t xml:space="preserve">off</w:t>
+      </w:r>
+      <w:r>
+        <w:t xml:space="preserve"> until you enable it under Settings → Renaming. When on, it lists every episode file whose name differs from </w:t>
       </w:r>
       <w:r>
         <w:rPr>
@@ -9528,558 +9635,20 @@
           <w:szCs w:val="19"/>
           <w:shd w:fill="EEF1F5" w:val="clear"/>
         </w:rPr>
-        <w:t xml:space="preserve">latest\</w:t>
-      </w:r>
-      <w:r>
-        <w:t xml:space="preserve"> copy, so a spreadsheet can always point at the same file names. Exports run automatically after each scan (Settings → CSV export) or on demand with </w:t>
-      </w:r>
-      <w:r>
-        <w:rPr>
-          <w:b/>
-          <w:bCs/>
-        </w:rPr>
-        <w:t xml:space="preserve">Export now</w:t>
-      </w:r>
-      <w:r>
-        <w:t xml:space="preserve">. The history table lists past exports with the trigger, the scan, row counts and the files produced.</w:t>
-      </w:r>
-    </w:p>
-    <w:p>
-      <w:pPr>
-        <w:pStyle w:val="Heading2"/>
-      </w:pPr>
-      <w:r>
-        <w:t xml:space="preserve">17.1 Choosing what to export</w:t>
-      </w:r>
-    </w:p>
-    <w:p>
-      <w:pPr>
-        <w:pStyle w:val="ListParagraph"/>
-        <w:numPr>
-          <w:ilvl w:val="0"/>
-          <w:numId w:val="2"/>
-        </w:numPr>
-        <w:spacing w:after="60"/>
-      </w:pPr>
-      <w:r>
-        <w:rPr>
-          <w:b/>
-          <w:bCs/>
-        </w:rPr>
-        <w:t xml:space="preserve">What to export</w:t>
-      </w:r>
-      <w:r>
-        <w:t xml:space="preserve"> lists the five sets: TV shows, Anime, Movies, Web videos and Change log. Tick the ones you need; the file names each set produces are shown beside it.</w:t>
-      </w:r>
-    </w:p>
-    <w:p>
-      <w:pPr>
-        <w:pStyle w:val="ListParagraph"/>
-        <w:numPr>
-          <w:ilvl w:val="0"/>
-          <w:numId w:val="2"/>
-        </w:numPr>
-        <w:spacing w:after="60"/>
-      </w:pPr>
-      <w:r>
-        <w:rPr>
-          <w:b/>
-          <w:bCs/>
-        </w:rPr>
-        <w:t xml:space="preserve">Zip the files as well</w:t>
-      </w:r>
-      <w:r>
-        <w:t xml:space="preserve"> adds </w:t>
-      </w:r>
-      <w:r>
-        <w:rPr>
-          <w:rFonts w:ascii="Consolas" w:cs="Consolas" w:eastAsia="Consolas" w:hAnsi="Consolas"/>
-          <w:sz w:val="19"/>
-          <w:szCs w:val="19"/>
-          <w:shd w:fill="EEF1F5" w:val="clear"/>
-        </w:rPr>
-        <w:t xml:space="preserve">medialedger-&lt;timestamp&gt;.zip</w:t>
-      </w:r>
-      <w:r>
-        <w:t xml:space="preserve"> next to the CSVs and refreshes </w:t>
-      </w:r>
-      <w:r>
-        <w:rPr>
-          <w:rFonts w:ascii="Consolas" w:cs="Consolas" w:eastAsia="Consolas" w:hAnsi="Consolas"/>
-          <w:sz w:val="19"/>
-          <w:szCs w:val="19"/>
-          <w:shd w:fill="EEF1F5" w:val="clear"/>
-        </w:rPr>
-        <w:t xml:space="preserve">latest\medialedger-latest.zip</w:t>
-      </w:r>
-      <w:r>
-        <w:t xml:space="preserve">. The archive is written by MediaLedger itself; no extra software is needed. The </w:t>
-      </w:r>
-      <w:r>
-        <w:rPr>
-          <w:b/>
-          <w:bCs/>
-        </w:rPr>
-        <w:t xml:space="preserve">when at least N files</w:t>
-      </w:r>
-      <w:r>
-        <w:t xml:space="preserve"> box beside it skips the zip for small exports: with the default of 4, ticking only the change log gives a bare CSV, ticking everything gives the zip too.</w:t>
-      </w:r>
-    </w:p>
-    <w:p>
-      <w:pPr>
-        <w:pStyle w:val="ListParagraph"/>
-        <w:numPr>
-          <w:ilvl w:val="0"/>
-          <w:numId w:val="2"/>
-        </w:numPr>
-        <w:spacing w:after="60"/>
-      </w:pPr>
-      <w:r>
-        <w:rPr>
-          <w:b/>
-          <w:bCs/>
-        </w:rPr>
-        <w:t xml:space="preserve">Remember as default</w:t>
-      </w:r>
-      <w:r>
-        <w:t xml:space="preserve"> saves the current ticks. The default is also what the automatic export after a scan uses.</w:t>
-      </w:r>
-    </w:p>
-    <w:p>
-      <w:pPr>
-        <w:pStyle w:val="ListParagraph"/>
-        <w:numPr>
-          <w:ilvl w:val="0"/>
-          <w:numId w:val="2"/>
-        </w:numPr>
-        <w:spacing w:after="60"/>
-      </w:pPr>
-      <w:r>
-        <w:t xml:space="preserve">On the web server the history table links every CSV and zip for download in the browser (admin session). On the desktop the </w:t>
-      </w:r>
-      <w:r>
-        <w:rPr>
-          <w:b/>
-          <w:bCs/>
-        </w:rPr>
-        <w:t xml:space="preserve">Open latest folder</w:t>
-      </w:r>
-      <w:r>
-        <w:t xml:space="preserve"> and </w:t>
-      </w:r>
-      <w:r>
-        <w:rPr>
-          <w:b/>
-          <w:bCs/>
-        </w:rPr>
-        <w:t xml:space="preserve">Open exports folder</w:t>
-      </w:r>
-      <w:r>
-        <w:t xml:space="preserve"> buttons open the files in Explorer.</w:t>
-      </w:r>
-    </w:p>
-    <w:p>
-      <w:pPr>
-        <w:pStyle w:val="Heading2"/>
-      </w:pPr>
-      <w:r>
-        <w:t xml:space="preserve">17.2 The files</w:t>
-      </w:r>
-    </w:p>
-    <w:tbl>
-      <w:tblPr>
-        <w:tblW w:type="dxa" w:w="9360"/>
-        <w:tblBorders>
-          <w:top w:val="single" w:color="auto" w:sz="4"/>
-          <w:left w:val="single" w:color="auto" w:sz="4"/>
-          <w:bottom w:val="single" w:color="auto" w:sz="4"/>
-          <w:right w:val="single" w:color="auto" w:sz="4"/>
-          <w:insideH w:val="single" w:color="auto" w:sz="4"/>
-          <w:insideV w:val="single" w:color="auto" w:sz="4"/>
-        </w:tblBorders>
-      </w:tblPr>
-      <w:tblGrid>
-        <w:gridCol w:w="3000"/>
-        <w:gridCol w:w="6360"/>
-      </w:tblGrid>
-      <w:tr>
-        <w:tc>
-          <w:tcPr>
-            <w:tcW w:type="dxa" w:w="0"/>
-            <w:shd w:fill="DDE6F2" w:val="clear"/>
-            <w:tcMar>
-              <w:top w:type="dxa" w:w="60"/>
-              <w:left w:type="dxa" w:w="100"/>
-              <w:bottom w:type="dxa" w:w="60"/>
-              <w:right w:type="dxa" w:w="100"/>
-            </w:tcMar>
-          </w:tcPr>
-          <w:p>
-            <w:r>
-              <w:rPr>
-                <w:b/>
-                <w:bCs/>
-                <w:sz w:val="19"/>
-                <w:szCs w:val="19"/>
-              </w:rPr>
-              <w:t xml:space="preserve">File</w:t>
-            </w:r>
-          </w:p>
-        </w:tc>
-        <w:tc>
-          <w:tcPr>
-            <w:tcW w:type="dxa" w:w="0"/>
-            <w:shd w:fill="DDE6F2" w:val="clear"/>
-            <w:tcMar>
-              <w:top w:type="dxa" w:w="60"/>
-              <w:left w:type="dxa" w:w="100"/>
-              <w:bottom w:type="dxa" w:w="60"/>
-              <w:right w:type="dxa" w:w="100"/>
-            </w:tcMar>
-          </w:tcPr>
-          <w:p>
-            <w:r>
-              <w:rPr>
-                <w:b/>
-                <w:bCs/>
-                <w:sz w:val="19"/>
-                <w:szCs w:val="19"/>
-              </w:rPr>
-              <w:t xml:space="preserve">Contents</w:t>
-            </w:r>
-          </w:p>
-        </w:tc>
-      </w:tr>
-      <w:tr>
-        <w:tc>
-          <w:tcPr>
-            <w:tcW w:type="dxa" w:w="0"/>
-            <w:tcMar>
-              <w:top w:type="dxa" w:w="60"/>
-              <w:left w:type="dxa" w:w="100"/>
-              <w:bottom w:type="dxa" w:w="60"/>
-              <w:right w:type="dxa" w:w="100"/>
-            </w:tcMar>
-          </w:tcPr>
-          <w:p>
-            <w:r>
-              <w:rPr>
-                <w:b w:val="false"/>
-                <w:bCs w:val="false"/>
-                <w:sz w:val="19"/>
-                <w:szCs w:val="19"/>
-              </w:rPr>
-              <w:t xml:space="preserve">tv_episodes.csv / anime_episodes.csv</w:t>
-            </w:r>
-          </w:p>
-        </w:tc>
-        <w:tc>
-          <w:tcPr>
-            <w:tcW w:type="dxa" w:w="0"/>
-            <w:tcMar>
-              <w:top w:type="dxa" w:w="60"/>
-              <w:left w:type="dxa" w:w="100"/>
-              <w:bottom w:type="dxa" w:w="60"/>
-              <w:right w:type="dxa" w:w="100"/>
-            </w:tcMar>
-          </w:tcPr>
-          <w:p>
-            <w:r>
-              <w:rPr>
-                <w:b w:val="false"/>
-                <w:bCs w:val="false"/>
-                <w:sz w:val="19"/>
-                <w:szCs w:val="19"/>
-              </w:rPr>
-              <w:t xml:space="preserve">One row per episode file with every parsed and probed field.</w:t>
-            </w:r>
-          </w:p>
-        </w:tc>
-      </w:tr>
-      <w:tr>
-        <w:tc>
-          <w:tcPr>
-            <w:tcW w:type="dxa" w:w="0"/>
-            <w:tcMar>
-              <w:top w:type="dxa" w:w="60"/>
-              <w:left w:type="dxa" w:w="100"/>
-              <w:bottom w:type="dxa" w:w="60"/>
-              <w:right w:type="dxa" w:w="100"/>
-            </w:tcMar>
-          </w:tcPr>
-          <w:p>
-            <w:r>
-              <w:rPr>
-                <w:b w:val="false"/>
-                <w:bCs w:val="false"/>
-                <w:sz w:val="19"/>
-                <w:szCs w:val="19"/>
-              </w:rPr>
-              <w:t xml:space="preserve">tv_series.csv / anime_series.csv</w:t>
-            </w:r>
-          </w:p>
-        </w:tc>
-        <w:tc>
-          <w:tcPr>
-            <w:tcW w:type="dxa" w:w="0"/>
-            <w:tcMar>
-              <w:top w:type="dxa" w:w="60"/>
-              <w:left w:type="dxa" w:w="100"/>
-              <w:bottom w:type="dxa" w:w="60"/>
-              <w:right w:type="dxa" w:w="100"/>
-            </w:tcMar>
-          </w:tcPr>
-          <w:p>
-            <w:r>
-              <w:rPr>
-                <w:b w:val="false"/>
-                <w:bCs w:val="false"/>
-                <w:sz w:val="19"/>
-                <w:szCs w:val="19"/>
-              </w:rPr>
-              <w:t xml:space="preserve">One row per series: seasons, episodes, runtime, size, resolutions, codecs, languages, captions %, episode gaps, metadata source, expected and missing episodes with the exact list, online rating, your rating and note, genres, sub/dub, your tags, mixed-resolution and low-bitrate flags.</w:t>
-            </w:r>
-          </w:p>
-        </w:tc>
-      </w:tr>
-      <w:tr>
-        <w:tc>
-          <w:tcPr>
-            <w:tcW w:type="dxa" w:w="0"/>
-            <w:tcMar>
-              <w:top w:type="dxa" w:w="60"/>
-              <w:left w:type="dxa" w:w="100"/>
-              <w:bottom w:type="dxa" w:w="60"/>
-              <w:right w:type="dxa" w:w="100"/>
-            </w:tcMar>
-          </w:tcPr>
-          <w:p>
-            <w:r>
-              <w:rPr>
-                <w:b w:val="false"/>
-                <w:bCs w:val="false"/>
-                <w:sz w:val="19"/>
-                <w:szCs w:val="19"/>
-              </w:rPr>
-              <w:t xml:space="preserve">movies.csv</w:t>
-            </w:r>
-          </w:p>
-        </w:tc>
-        <w:tc>
-          <w:tcPr>
-            <w:tcW w:type="dxa" w:w="0"/>
-            <w:tcMar>
-              <w:top w:type="dxa" w:w="60"/>
-              <w:left w:type="dxa" w:w="100"/>
-              <w:bottom w:type="dxa" w:w="60"/>
-              <w:right w:type="dxa" w:w="100"/>
-            </w:tcMar>
-          </w:tcPr>
-          <w:p>
-            <w:r>
-              <w:rPr>
-                <w:b w:val="false"/>
-                <w:bCs w:val="false"/>
-                <w:sz w:val="19"/>
-                <w:szCs w:val="19"/>
-              </w:rPr>
-              <w:t xml:space="preserve">One row per movie file, with the number of versions of that title.</w:t>
-            </w:r>
-          </w:p>
-        </w:tc>
-      </w:tr>
-      <w:tr>
-        <w:tc>
-          <w:tcPr>
-            <w:tcW w:type="dxa" w:w="0"/>
-            <w:tcMar>
-              <w:top w:type="dxa" w:w="60"/>
-              <w:left w:type="dxa" w:w="100"/>
-              <w:bottom w:type="dxa" w:w="60"/>
-              <w:right w:type="dxa" w:w="100"/>
-            </w:tcMar>
-          </w:tcPr>
-          <w:p>
-            <w:r>
-              <w:rPr>
-                <w:b w:val="false"/>
-                <w:bCs w:val="false"/>
-                <w:sz w:val="19"/>
-                <w:szCs w:val="19"/>
-              </w:rPr>
-              <w:t xml:space="preserve">movies_titles.csv</w:t>
-            </w:r>
-          </w:p>
-        </w:tc>
-        <w:tc>
-          <w:tcPr>
-            <w:tcW w:type="dxa" w:w="0"/>
-            <w:tcMar>
-              <w:top w:type="dxa" w:w="60"/>
-              <w:left w:type="dxa" w:w="100"/>
-              <w:bottom w:type="dxa" w:w="60"/>
-              <w:right w:type="dxa" w:w="100"/>
-            </w:tcMar>
-          </w:tcPr>
-          <w:p>
-            <w:r>
-              <w:rPr>
-                <w:b w:val="false"/>
-                <w:bCs w:val="false"/>
-                <w:sz w:val="19"/>
-                <w:szCs w:val="19"/>
-              </w:rPr>
-              <w:t xml:space="preserve">One row per title: file count, versions, best resolution, size, languages, captions, your rating and note, genres (from Plex), sub/dub, your tags.</w:t>
-            </w:r>
-          </w:p>
-        </w:tc>
-      </w:tr>
-      <w:tr>
-        <w:tc>
-          <w:tcPr>
-            <w:tcW w:type="dxa" w:w="0"/>
-            <w:tcMar>
-              <w:top w:type="dxa" w:w="60"/>
-              <w:left w:type="dxa" w:w="100"/>
-              <w:bottom w:type="dxa" w:w="60"/>
-              <w:right w:type="dxa" w:w="100"/>
-            </w:tcMar>
-          </w:tcPr>
-          <w:p>
-            <w:r>
-              <w:rPr>
-                <w:b w:val="false"/>
-                <w:bCs w:val="false"/>
-                <w:sz w:val="19"/>
-                <w:szCs w:val="19"/>
-              </w:rPr>
-              <w:t xml:space="preserve">movies_multiples.csv</w:t>
-            </w:r>
-          </w:p>
-        </w:tc>
-        <w:tc>
-          <w:tcPr>
-            <w:tcW w:type="dxa" w:w="0"/>
-            <w:tcMar>
-              <w:top w:type="dxa" w:w="60"/>
-              <w:left w:type="dxa" w:w="100"/>
-              <w:bottom w:type="dxa" w:w="60"/>
-              <w:right w:type="dxa" w:w="100"/>
-            </w:tcMar>
-          </w:tcPr>
-          <w:p>
-            <w:r>
-              <w:rPr>
-                <w:b w:val="false"/>
-                <w:bCs w:val="false"/>
-                <w:sz w:val="19"/>
-                <w:szCs w:val="19"/>
-              </w:rPr>
-              <w:t xml:space="preserve">Only titles with more than one file.</w:t>
-            </w:r>
-          </w:p>
-        </w:tc>
-      </w:tr>
-      <w:tr>
-        <w:tc>
-          <w:tcPr>
-            <w:tcW w:type="dxa" w:w="0"/>
-            <w:tcMar>
-              <w:top w:type="dxa" w:w="60"/>
-              <w:left w:type="dxa" w:w="100"/>
-              <w:bottom w:type="dxa" w:w="60"/>
-              <w:right w:type="dxa" w:w="100"/>
-            </w:tcMar>
-          </w:tcPr>
-          <w:p>
-            <w:r>
-              <w:rPr>
-                <w:b w:val="false"/>
-                <w:bCs w:val="false"/>
-                <w:sz w:val="19"/>
-                <w:szCs w:val="19"/>
-              </w:rPr>
-              <w:t xml:space="preserve">web_videos.csv</w:t>
-            </w:r>
-          </w:p>
-        </w:tc>
-        <w:tc>
-          <w:tcPr>
-            <w:tcW w:type="dxa" w:w="0"/>
-            <w:tcMar>
-              <w:top w:type="dxa" w:w="60"/>
-              <w:left w:type="dxa" w:w="100"/>
-              <w:bottom w:type="dxa" w:w="60"/>
-              <w:right w:type="dxa" w:w="100"/>
-            </w:tcMar>
-          </w:tcPr>
-          <w:p>
-            <w:r>
-              <w:rPr>
-                <w:b w:val="false"/>
-                <w:bCs w:val="false"/>
-                <w:sz w:val="19"/>
-                <w:szCs w:val="19"/>
-              </w:rPr>
-              <w:t xml:space="preserve">One row per web video: channel, title, upload date, video id and every probed field.</w:t>
-            </w:r>
-          </w:p>
-        </w:tc>
-      </w:tr>
-      <w:tr>
-        <w:tc>
-          <w:tcPr>
-            <w:tcW w:type="dxa" w:w="0"/>
-            <w:tcMar>
-              <w:top w:type="dxa" w:w="60"/>
-              <w:left w:type="dxa" w:w="100"/>
-              <w:bottom w:type="dxa" w:w="60"/>
-              <w:right w:type="dxa" w:w="100"/>
-            </w:tcMar>
-          </w:tcPr>
-          <w:p>
-            <w:r>
-              <w:rPr>
-                <w:b w:val="false"/>
-                <w:bCs w:val="false"/>
-                <w:sz w:val="19"/>
-                <w:szCs w:val="19"/>
-              </w:rPr>
-              <w:t xml:space="preserve">changes.csv</w:t>
-            </w:r>
-          </w:p>
-        </w:tc>
-        <w:tc>
-          <w:tcPr>
-            <w:tcW w:type="dxa" w:w="0"/>
-            <w:tcMar>
-              <w:top w:type="dxa" w:w="60"/>
-              <w:left w:type="dxa" w:w="100"/>
-              <w:bottom w:type="dxa" w:w="60"/>
-              <w:right w:type="dxa" w:w="100"/>
-            </w:tcMar>
-          </w:tcPr>
-          <w:p>
-            <w:r>
-              <w:rPr>
-                <w:b w:val="false"/>
-                <w:bCs w:val="false"/>
-                <w:sz w:val="19"/>
-                <w:szCs w:val="19"/>
-              </w:rPr>
-              <w:t xml:space="preserve">The change log for the scan that triggered the export.</w:t>
-            </w:r>
-          </w:p>
-        </w:tc>
-      </w:tr>
-    </w:tbl>
-    <w:p>
-      <w:pPr>
-        <w:spacing w:after="120"/>
-      </w:pPr>
-      <w:r>
-        <w:t xml:space="preserve">Adult roots are excluded unless allowed in Settings. Ignored files are always excluded.</w:t>
+        <w:t xml:space="preserve">Show - S01E02 - Title.ext</w:t>
+      </w:r>
+      <w:r>
+        <w:t xml:space="preserve">, built from the parsed details and your fixes. Tick files, press </w:t>
+      </w:r>
+      <w:r>
+        <w:rPr>
+          <w:b/>
+          <w:bCs/>
+        </w:rPr>
+        <w:t xml:space="preserve">Rename</w:t>
+      </w:r>
+      <w:r>
+        <w:t xml:space="preserve">, confirm. Files are renamed in place, never moved or overwritten, and every attempt is logged in the History table. Fix anything wrong under Problems first, because the proposal is only as good as the parse.</w:t>
       </w:r>
     </w:p>
     <w:p>
@@ -10088,7 +9657,7 @@
         <w:pageBreakBefore/>
       </w:pPr>
       <w:r>
-        <w:t xml:space="preserve">18. Settings reference</w:t>
+        <w:t xml:space="preserve">17. CSV export</w:t>
       </w:r>
     </w:p>
     <w:p>
@@ -10150,7 +9719,49 @@
           <w:sz w:val="18"/>
           <w:szCs w:val="18"/>
         </w:rPr>
-        <w:t xml:space="preserve">The top of the Settings page.</w:t>
+        <w:t xml:space="preserve">The export tab: pick the sets, optionally zip them, export, and browse the history.</w:t>
+      </w:r>
+    </w:p>
+    <w:p>
+      <w:pPr>
+        <w:spacing w:after="120"/>
+      </w:pPr>
+      <w:r>
+        <w:t xml:space="preserve">Every export writes a set of CSV files into </w:t>
+      </w:r>
+      <w:r>
+        <w:rPr>
+          <w:rFonts w:ascii="Consolas" w:cs="Consolas" w:eastAsia="Consolas" w:hAnsi="Consolas"/>
+          <w:sz w:val="19"/>
+          <w:szCs w:val="19"/>
+          <w:shd w:fill="EEF1F5" w:val="clear"/>
+        </w:rPr>
+        <w:t xml:space="preserve">exports\&lt;timestamp&gt;\</w:t>
+      </w:r>
+      <w:r>
+        <w:t xml:space="preserve"> and refreshes the </w:t>
+      </w:r>
+      <w:r>
+        <w:rPr>
+          <w:rFonts w:ascii="Consolas" w:cs="Consolas" w:eastAsia="Consolas" w:hAnsi="Consolas"/>
+          <w:sz w:val="19"/>
+          <w:szCs w:val="19"/>
+          <w:shd w:fill="EEF1F5" w:val="clear"/>
+        </w:rPr>
+        <w:t xml:space="preserve">latest\</w:t>
+      </w:r>
+      <w:r>
+        <w:t xml:space="preserve"> copy, so a spreadsheet can always point at the same file names. Exports run automatically after each scan (Settings → CSV export) or on demand with </w:t>
+      </w:r>
+      <w:r>
+        <w:rPr>
+          <w:b/>
+          <w:bCs/>
+        </w:rPr>
+        <w:t xml:space="preserve">Export now</w:t>
+      </w:r>
+      <w:r>
+        <w:t xml:space="preserve">. The history table lists past exports with the trigger, the scan, row counts and the files produced.</w:t>
       </w:r>
     </w:p>
     <w:p>
@@ -10158,56 +9769,7 @@
         <w:pStyle w:val="Heading2"/>
       </w:pPr>
       <w:r>
-        <w:t xml:space="preserve">18.1 Appearance</w:t>
-      </w:r>
-    </w:p>
-    <w:p>
-      <w:pPr>
-        <w:spacing w:after="120"/>
-      </w:pPr>
-      <w:r>
-        <w:rPr>
-          <w:b/>
-          <w:bCs/>
-        </w:rPr>
-        <w:t xml:space="preserve">Colour theme</w:t>
-      </w:r>
-      <w:r>
-        <w:t xml:space="preserve"> switches the whole app between a few palettes and applies at once. The choice is remembered in the browser (or the desktop app) you set it in, not on the server, so every device and every person can have their own.</w:t>
-      </w:r>
-    </w:p>
-    <w:p>
-      <w:pPr>
-        <w:pStyle w:val="Heading2"/>
-      </w:pPr>
-      <w:r>
-        <w:t xml:space="preserve">Library roots</w:t>
-      </w:r>
-    </w:p>
-    <w:p>
-      <w:pPr>
-        <w:spacing w:after="120"/>
-      </w:pPr>
-      <w:r>
-        <w:t xml:space="preserve">One row per folder: on/off, label, path (UNC or local; the … button browses), and type: TV, Anime, Movies, Web videos, or Adult (auto-detect anime / TV / movie). Roots with the same type may repeat. Press </w:t>
-      </w:r>
-      <w:r>
-        <w:rPr>
-          <w:b/>
-          <w:bCs/>
-        </w:rPr>
-        <w:t xml:space="preserve">Save settings</w:t>
-      </w:r>
-      <w:r>
-        <w:t xml:space="preserve"> after editing.</w:t>
-      </w:r>
-    </w:p>
-    <w:p>
-      <w:pPr>
-        <w:pStyle w:val="Heading2"/>
-      </w:pPr>
-      <w:r>
-        <w:t xml:space="preserve">Scanning</w:t>
+        <w:t xml:space="preserve">17.1 Choosing what to export</w:t>
       </w:r>
     </w:p>
     <w:p>
@@ -10224,10 +9786,10 @@
           <w:b/>
           <w:bCs/>
         </w:rPr>
-        <w:t xml:space="preserve">Multi-threaded listing</w:t>
-      </w:r>
-      <w:r>
-        <w:t xml:space="preserve"> deals show folders out to worker threads so directory listing over SMB overlaps. 0 threads means automatic (CPU count minus one). Turn off if the NAS struggles.</w:t>
+        <w:t xml:space="preserve">What to export</w:t>
+      </w:r>
+      <w:r>
+        <w:t xml:space="preserve"> lists the five sets: TV shows, Anime, Movies, Web videos and Change log. Tick the ones you need; the file names each set produces are shown beside it.</w:t>
       </w:r>
     </w:p>
     <w:p>
@@ -10244,10 +9806,44 @@
           <w:b/>
           <w:bCs/>
         </w:rPr>
-        <w:t xml:space="preserve">Parallel ffprobe processes</w:t>
-      </w:r>
-      <w:r>
-        <w:t xml:space="preserve"> – how many files are probed at once; 8 suits gigabit SMB.</w:t>
+        <w:t xml:space="preserve">Zip the files as well</w:t>
+      </w:r>
+      <w:r>
+        <w:t xml:space="preserve"> adds </w:t>
+      </w:r>
+      <w:r>
+        <w:rPr>
+          <w:rFonts w:ascii="Consolas" w:cs="Consolas" w:eastAsia="Consolas" w:hAnsi="Consolas"/>
+          <w:sz w:val="19"/>
+          <w:szCs w:val="19"/>
+          <w:shd w:fill="EEF1F5" w:val="clear"/>
+        </w:rPr>
+        <w:t xml:space="preserve">medialedger-&lt;timestamp&gt;.zip</w:t>
+      </w:r>
+      <w:r>
+        <w:t xml:space="preserve"> next to the CSVs and refreshes </w:t>
+      </w:r>
+      <w:r>
+        <w:rPr>
+          <w:rFonts w:ascii="Consolas" w:cs="Consolas" w:eastAsia="Consolas" w:hAnsi="Consolas"/>
+          <w:sz w:val="19"/>
+          <w:szCs w:val="19"/>
+          <w:shd w:fill="EEF1F5" w:val="clear"/>
+        </w:rPr>
+        <w:t xml:space="preserve">latest\medialedger-latest.zip</w:t>
+      </w:r>
+      <w:r>
+        <w:t xml:space="preserve">. The archive is written by MediaLedger itself; no extra software is needed. The </w:t>
+      </w:r>
+      <w:r>
+        <w:rPr>
+          <w:b/>
+          <w:bCs/>
+        </w:rPr>
+        <w:t xml:space="preserve">when at least N files</w:t>
+      </w:r>
+      <w:r>
+        <w:t xml:space="preserve"> box beside it skips the zip for small exports: with the default of 4, ticking only the change log gives a bare CSV, ticking everything gives the zip too.</w:t>
       </w:r>
     </w:p>
     <w:p>
@@ -10264,10 +9860,10 @@
           <w:b/>
           <w:bCs/>
         </w:rPr>
-        <w:t xml:space="preserve">Re-probe unchanged files</w:t>
-      </w:r>
-      <w:r>
-        <w:t xml:space="preserve"> – force ffprobe on everything next scan.</w:t>
+        <w:t xml:space="preserve">Remember as default</w:t>
+      </w:r>
+      <w:r>
+        <w:t xml:space="preserve"> saves the current ticks. The default is also what the automatic export after a scan uses.</w:t>
       </w:r>
     </w:p>
     <w:p>
@@ -10280,34 +9876,27 @@
         <w:spacing w:after="60"/>
       </w:pPr>
       <w:r>
-        <w:rPr>
-          <w:b/>
-          <w:bCs/>
-        </w:rPr>
-        <w:t xml:space="preserve">Video extensions</w:t>
-      </w:r>
-      <w:r>
-        <w:t xml:space="preserve">, </w:t>
-      </w:r>
-      <w:r>
-        <w:rPr>
-          <w:b/>
-          <w:bCs/>
-        </w:rPr>
-        <w:t xml:space="preserve">Subtitle sidecar extensions</w:t>
-      </w:r>
-      <w:r>
-        <w:t xml:space="preserve">, </w:t>
-      </w:r>
-      <w:r>
-        <w:rPr>
-          <w:b/>
-          <w:bCs/>
-        </w:rPr>
-        <w:t xml:space="preserve">Ignore patterns</w:t>
-      </w:r>
-      <w:r>
-        <w:t xml:space="preserve"> – what counts as media, what counts as a caption sidecar, and glob patterns to skip.</w:t>
+        <w:t xml:space="preserve">On the web server the history table links every CSV and zip for download in the browser (admin session). On the desktop the </w:t>
+      </w:r>
+      <w:r>
+        <w:rPr>
+          <w:b/>
+          <w:bCs/>
+        </w:rPr>
+        <w:t xml:space="preserve">Open latest folder</w:t>
+      </w:r>
+      <w:r>
+        <w:t xml:space="preserve"> and </w:t>
+      </w:r>
+      <w:r>
+        <w:rPr>
+          <w:b/>
+          <w:bCs/>
+        </w:rPr>
+        <w:t xml:space="preserve">Open exports folder</w:t>
+      </w:r>
+      <w:r>
+        <w:t xml:space="preserve"> buttons open the files in Explorer.</w:t>
       </w:r>
     </w:p>
     <w:p>
@@ -10315,671 +9904,7 @@
         <w:pStyle w:val="Heading2"/>
       </w:pPr>
       <w:r>
-        <w:t xml:space="preserve">ffprobe (ffmpeg)</w:t>
-      </w:r>
-    </w:p>
-    <w:p>
-      <w:pPr>
-        <w:spacing w:after="120"/>
-      </w:pPr>
-      <w:r>
-        <w:t xml:space="preserve">Shows where ffprobe was found and its version. A path override and a </w:t>
-      </w:r>
-      <w:r>
-        <w:rPr>
-          <w:b/>
-          <w:bCs/>
-        </w:rPr>
-        <w:t xml:space="preserve">Download</w:t>
-      </w:r>
-      <w:r>
-        <w:t xml:space="preserve"> button fetch the latest static build into the data folder.</w:t>
-      </w:r>
-    </w:p>
-    <w:p>
-      <w:pPr>
-        <w:pStyle w:val="Heading2"/>
-      </w:pPr>
-      <w:r>
-        <w:t xml:space="preserve">Expected episodes</w:t>
-      </w:r>
-    </w:p>
-    <w:p>
-      <w:pPr>
-        <w:spacing w:after="120"/>
-      </w:pPr>
-      <w:r>
-        <w:t xml:space="preserve">Turn the TVmaze / AniList lookups on or off and set how often airing series are re-checked.</w:t>
-      </w:r>
-    </w:p>
-    <w:p>
-      <w:pPr>
-        <w:pStyle w:val="Heading2"/>
-      </w:pPr>
-      <w:r>
-        <w:t xml:space="preserve">Folder watch</w:t>
-      </w:r>
-    </w:p>
-    <w:p>
-      <w:pPr>
-        <w:spacing w:after="120"/>
-      </w:pPr>
-      <w:r>
-        <w:t xml:space="preserve">Uses Windows change notifications on each root and starts a scan once the folder has been quiet for the settle time. A copy in progress keeps pushing the timer back.</w:t>
-      </w:r>
-    </w:p>
-    <w:p>
-      <w:pPr>
-        <w:pStyle w:val="Heading2"/>
-      </w:pPr>
-      <w:r>
-        <w:t xml:space="preserve">Renaming</w:t>
-      </w:r>
-    </w:p>
-    <w:p>
-      <w:pPr>
-        <w:spacing w:after="120"/>
-      </w:pPr>
-      <w:r>
-        <w:t xml:space="preserve">Enables the TV / anime rename tool. Off by default.</w:t>
-      </w:r>
-    </w:p>
-    <w:p>
-      <w:pPr>
-        <w:pStyle w:val="Heading2"/>
-      </w:pPr>
-      <w:r>
-        <w:t xml:space="preserve">Adult content</w:t>
-      </w:r>
-    </w:p>
-    <w:p>
-      <w:pPr>
-        <w:spacing w:after="120"/>
-      </w:pPr>
-      <w:r>
-        <w:t xml:space="preserve">Whether adult roots appear in CSVs, and the fallback subtype for files that match no pattern.</w:t>
-      </w:r>
-    </w:p>
-    <w:p>
-      <w:pPr>
-        <w:pStyle w:val="Heading2"/>
-      </w:pPr>
-      <w:r>
-        <w:t xml:space="preserve">Quality thresholds</w:t>
-      </w:r>
-    </w:p>
-    <w:p>
-      <w:pPr>
-        <w:spacing w:after="120"/>
-      </w:pPr>
-      <w:r>
-        <w:t xml:space="preserve">Minimum video bitrate per resolution for the Quality report.</w:t>
-      </w:r>
-    </w:p>
-    <w:p>
-      <w:pPr>
-        <w:pStyle w:val="Heading2"/>
-      </w:pPr>
-      <w:r>
-        <w:t xml:space="preserve">CSV export</w:t>
-      </w:r>
-    </w:p>
-    <w:p>
-      <w:pPr>
-        <w:spacing w:after="120"/>
-      </w:pPr>
-      <w:r>
-        <w:t xml:space="preserve">Output folder and whether to export after every scan.</w:t>
-      </w:r>
-    </w:p>
-    <w:p>
-      <w:pPr>
-        <w:pStyle w:val="Heading2"/>
-      </w:pPr>
-      <w:r>
-        <w:t xml:space="preserve">Schedule</w:t>
-      </w:r>
-    </w:p>
-    <w:p>
-      <w:pPr>
-        <w:pStyle w:val="ListParagraph"/>
-        <w:numPr>
-          <w:ilvl w:val="0"/>
-          <w:numId w:val="2"/>
-        </w:numPr>
-        <w:spacing w:after="60"/>
-      </w:pPr>
-      <w:r>
-        <w:rPr>
-          <w:b/>
-          <w:bCs/>
-        </w:rPr>
-        <w:t xml:space="preserve">In-app timer</w:t>
-      </w:r>
-      <w:r>
-        <w:t xml:space="preserve"> – scans every N hours while the window is open.</w:t>
-      </w:r>
-    </w:p>
-    <w:p>
-      <w:pPr>
-        <w:pStyle w:val="ListParagraph"/>
-        <w:numPr>
-          <w:ilvl w:val="0"/>
-          <w:numId w:val="2"/>
-        </w:numPr>
-        <w:spacing w:after="60"/>
-      </w:pPr>
-      <w:r>
-        <w:rPr>
-          <w:b/>
-          <w:bCs/>
-        </w:rPr>
-        <w:t xml:space="preserve">Windows Task Scheduler</w:t>
-      </w:r>
-      <w:r>
-        <w:t xml:space="preserve"> – installs a daily task that launches MediaLedger with </w:t>
-      </w:r>
-      <w:r>
-        <w:rPr>
-          <w:rFonts w:ascii="Consolas" w:cs="Consolas" w:eastAsia="Consolas" w:hAnsi="Consolas"/>
-          <w:sz w:val="19"/>
-          <w:szCs w:val="19"/>
-          <w:shd w:fill="EEF1F5" w:val="clear"/>
-        </w:rPr>
-        <w:t xml:space="preserve">--scan</w:t>
-      </w:r>
-      <w:r>
-        <w:t xml:space="preserve">, which scans, exports and exits even when the app is closed. If the app is already open, the open window runs the scan instead. Re-install the task after upgrading so it points at the current program.</w:t>
-      </w:r>
-    </w:p>
-    <w:p>
-      <w:pPr>
-        <w:pStyle w:val="Heading2"/>
-      </w:pPr>
-      <w:r>
-        <w:t xml:space="preserve">Data</w:t>
-      </w:r>
-    </w:p>
-    <w:p>
-      <w:pPr>
-        <w:spacing w:after="120"/>
-      </w:pPr>
-      <w:r>
-        <w:t xml:space="preserve">Database path and size, schema version, counts, and buttons to back up now, open the backups folder, the data folder and the log. </w:t>
-      </w:r>
-      <w:r>
-        <w:rPr>
-          <w:b/>
-          <w:bCs/>
-        </w:rPr>
-        <w:t xml:space="preserve">Nightly backup to a folder</w:t>
-      </w:r>
-      <w:r>
-        <w:t xml:space="preserve"> copies the database to a folder of your choice once a day at the time you set, dated, keeping the newest N. Point it at the NAS: the database holds every fix, rating, tag, match and the whole change log, and this is the only copy that survives a dead SD card or PC. </w:t>
-      </w:r>
-      <w:r>
-        <w:rPr>
-          <w:b/>
-          <w:bCs/>
-        </w:rPr>
-        <w:t xml:space="preserve">Back up there now</w:t>
-      </w:r>
-      <w:r>
-        <w:t xml:space="preserve"> tests the folder.</w:t>
-      </w:r>
-    </w:p>
-    <w:p>
-      <w:pPr>
-        <w:pStyle w:val="Heading2"/>
-      </w:pPr>
-      <w:r>
-        <w:t xml:space="preserve">Updates</w:t>
-      </w:r>
-    </w:p>
-    <w:p>
-      <w:pPr>
-        <w:spacing w:after="120"/>
-      </w:pPr>
-      <w:r>
-        <w:t xml:space="preserve">Automatic updates on/off, and the GitHub token needed only while the repository is private.</w:t>
-      </w:r>
-    </w:p>
-    <w:p>
-      <w:pPr>
-        <w:pStyle w:val="Heading2"/>
-      </w:pPr>
-      <w:r>
-        <w:t xml:space="preserve">Plex</w:t>
-      </w:r>
-    </w:p>
-    <w:p>
-      <w:pPr>
-        <w:spacing w:after="120"/>
-      </w:pPr>
-      <w:r>
-        <w:t xml:space="preserve">Server, token, path mapping and sync options: see chapter 19. The </w:t>
-      </w:r>
-      <w:r>
-        <w:rPr>
-          <w:b/>
-          <w:bCs/>
-        </w:rPr>
-        <w:t xml:space="preserve">Webhook</w:t>
-      </w:r>
-      <w:r>
-        <w:t xml:space="preserve"> row belongs to the web server (19.3); on the desktop it explains that webhooks need the always-on server.</w:t>
-      </w:r>
-    </w:p>
-    <w:p>
-      <w:pPr>
-        <w:pStyle w:val="Heading1"/>
-        <w:pageBreakBefore/>
-      </w:pPr>
-      <w:r>
-        <w:t xml:space="preserve">19. Plex integration</w:t>
-      </w:r>
-    </w:p>
-    <w:p>
-      <w:pPr>
-        <w:spacing w:after="120"/>
-      </w:pPr>
-      <w:r>
-        <w:t xml:space="preserve">MediaLedger talks to your own Plex Media Server over its local HTTP API. It never writes to Plex and needs no Plex account: only the server's address and a token.</w:t>
-      </w:r>
-    </w:p>
-    <w:p>
-      <w:pPr>
-        <w:pStyle w:val="Heading2"/>
-      </w:pPr>
-      <w:r>
-        <w:t xml:space="preserve">19.1 Setup</w:t>
-      </w:r>
-    </w:p>
-    <w:p>
-      <w:pPr>
-        <w:pStyle w:val="ListParagraph"/>
-        <w:numPr>
-          <w:ilvl w:val="0"/>
-          <w:numId w:val="5"/>
-        </w:numPr>
-        <w:spacing w:after="60"/>
-      </w:pPr>
-      <w:r>
-        <w:t xml:space="preserve">In Plex Web, open any movie or episode, click the ⋯ menu, choose </w:t>
-      </w:r>
-      <w:r>
-        <w:rPr>
-          <w:b/>
-          <w:bCs/>
-        </w:rPr>
-        <w:t xml:space="preserve">Get Info</w:t>
-      </w:r>
-      <w:r>
-        <w:t xml:space="preserve">, then </w:t>
-      </w:r>
-      <w:r>
-        <w:rPr>
-          <w:b/>
-          <w:bCs/>
-        </w:rPr>
-        <w:t xml:space="preserve">View XML</w:t>
-      </w:r>
-      <w:r>
-        <w:t xml:space="preserve">.</w:t>
-      </w:r>
-    </w:p>
-    <w:p>
-      <w:pPr>
-        <w:pStyle w:val="ListParagraph"/>
-        <w:numPr>
-          <w:ilvl w:val="0"/>
-          <w:numId w:val="5"/>
-        </w:numPr>
-        <w:spacing w:after="60"/>
-      </w:pPr>
-      <w:r>
-        <w:t xml:space="preserve">A new tab opens showing XML. Copy its whole address from the browser's address bar; it ends in </w:t>
-      </w:r>
-      <w:r>
-        <w:rPr>
-          <w:rFonts w:ascii="Consolas" w:cs="Consolas" w:eastAsia="Consolas" w:hAnsi="Consolas"/>
-          <w:sz w:val="19"/>
-          <w:szCs w:val="19"/>
-          <w:shd w:fill="EEF1F5" w:val="clear"/>
-        </w:rPr>
-        <w:t xml:space="preserve">X-Plex-Token=…</w:t>
-      </w:r>
-      <w:r>
-        <w:t xml:space="preserve">. Do not share it; it grants access to your server.</w:t>
-      </w:r>
-    </w:p>
-    <w:p>
-      <w:pPr>
-        <w:pStyle w:val="ListParagraph"/>
-        <w:numPr>
-          <w:ilvl w:val="0"/>
-          <w:numId w:val="5"/>
-        </w:numPr>
-        <w:spacing w:after="60"/>
-      </w:pPr>
-      <w:r>
-        <w:t xml:space="preserve">In MediaLedger, Settings → Plex, paste that address into </w:t>
-      </w:r>
-      <w:r>
-        <w:rPr>
-          <w:b/>
-          <w:bCs/>
-        </w:rPr>
-        <w:t xml:space="preserve">Paste the XML address</w:t>
-      </w:r>
-      <w:r>
-        <w:t xml:space="preserve">. The token is pulled out into the token field, the server URL is filled in when the address came from your LAN (for Plex on the NAS, </w:t>
-      </w:r>
-      <w:r>
-        <w:rPr>
-          <w:rFonts w:ascii="Consolas" w:cs="Consolas" w:eastAsia="Consolas" w:hAnsi="Consolas"/>
-          <w:sz w:val="19"/>
-          <w:szCs w:val="19"/>
-          <w:shd w:fill="EEF1F5" w:val="clear"/>
-        </w:rPr>
-        <w:t xml:space="preserve">http://192.168.1.204:32400</w:t>
-      </w:r>
-      <w:r>
-        <w:t xml:space="preserve">), and the pasted text is discarded. Press </w:t>
-      </w:r>
-      <w:r>
-        <w:rPr>
-          <w:b/>
-          <w:bCs/>
-        </w:rPr>
-        <w:t xml:space="preserve">Test</w:t>
-      </w:r>
-      <w:r>
-        <w:t xml:space="preserve">. It reports the server version and lists the libraries it can see.</w:t>
-      </w:r>
-    </w:p>
-    <w:p>
-      <w:pPr>
-        <w:pStyle w:val="ListParagraph"/>
-        <w:numPr>
-          <w:ilvl w:val="0"/>
-          <w:numId w:val="5"/>
-        </w:numPr>
-        <w:spacing w:after="60"/>
-      </w:pPr>
-      <w:r>
-        <w:t xml:space="preserve">Press </w:t>
-      </w:r>
-      <w:r>
-        <w:rPr>
-          <w:b/>
-          <w:bCs/>
-        </w:rPr>
-        <w:t xml:space="preserve">Sync now</w:t>
-      </w:r>
-      <w:r>
-        <w:t xml:space="preserve">. The first sync derives the path mapping from the first file it recognises, for example </w:t>
-      </w:r>
-      <w:r>
-        <w:rPr>
-          <w:rFonts w:ascii="Consolas" w:cs="Consolas" w:eastAsia="Consolas" w:hAnsi="Consolas"/>
-          <w:sz w:val="19"/>
-          <w:szCs w:val="19"/>
-          <w:shd w:fill="EEF1F5" w:val="clear"/>
-        </w:rPr>
-        <w:t xml:space="preserve">/media</w:t>
-      </w:r>
-      <w:r>
-        <w:t xml:space="preserve"> → </w:t>
-      </w:r>
-      <w:r>
-        <w:rPr>
-          <w:rFonts w:ascii="Consolas" w:cs="Consolas" w:eastAsia="Consolas" w:hAnsi="Consolas"/>
-          <w:sz w:val="19"/>
-          <w:szCs w:val="19"/>
-          <w:shd w:fill="EEF1F5" w:val="clear"/>
-        </w:rPr>
-        <w:t xml:space="preserve">\\192.168.1.204\Apocrypha_Media_Pool</w:t>
-      </w:r>
-      <w:r>
-        <w:t xml:space="preserve">, and shows it for editing.</w:t>
-      </w:r>
-    </w:p>
-    <w:p>
-      <w:pPr>
-        <w:pStyle w:val="ListParagraph"/>
-        <w:numPr>
-          <w:ilvl w:val="0"/>
-          <w:numId w:val="5"/>
-        </w:numPr>
-        <w:spacing w:after="60"/>
-      </w:pPr>
-      <w:r>
-        <w:t xml:space="preserve">Tick </w:t>
-      </w:r>
-      <w:r>
-        <w:rPr>
-          <w:b/>
-          <w:bCs/>
-        </w:rPr>
-        <w:t xml:space="preserve">Sync after every scan</w:t>
-      </w:r>
-      <w:r>
-        <w:t xml:space="preserve"> to keep it current.</w:t>
-      </w:r>
-    </w:p>
-    <w:p>
-      <w:pPr>
-        <w:pStyle w:val="Heading2"/>
-      </w:pPr>
-      <w:r>
-        <w:t xml:space="preserve">19.2 What a sync stores</w:t>
-      </w:r>
-    </w:p>
-    <w:tbl>
-      <w:tblPr>
-        <w:tblW w:type="dxa" w:w="9360"/>
-        <w:tblBorders>
-          <w:top w:val="single" w:color="auto" w:sz="4"/>
-          <w:left w:val="single" w:color="auto" w:sz="4"/>
-          <w:bottom w:val="single" w:color="auto" w:sz="4"/>
-          <w:right w:val="single" w:color="auto" w:sz="4"/>
-          <w:insideH w:val="single" w:color="auto" w:sz="4"/>
-          <w:insideV w:val="single" w:color="auto" w:sz="4"/>
-        </w:tblBorders>
-      </w:tblPr>
-      <w:tblGrid>
-        <w:gridCol w:w="4680"/>
-        <w:gridCol w:w="4680"/>
-      </w:tblGrid>
-      <w:tr>
-        <w:tc>
-          <w:tcPr>
-            <w:tcW w:type="dxa" w:w="0"/>
-            <w:shd w:fill="DDE6F2" w:val="clear"/>
-            <w:tcMar>
-              <w:top w:type="dxa" w:w="60"/>
-              <w:left w:type="dxa" w:w="100"/>
-              <w:bottom w:type="dxa" w:w="60"/>
-              <w:right w:type="dxa" w:w="100"/>
-            </w:tcMar>
-          </w:tcPr>
-          <w:p>
-            <w:r>
-              <w:rPr>
-                <w:b/>
-                <w:bCs/>
-                <w:sz w:val="19"/>
-                <w:szCs w:val="19"/>
-              </w:rPr>
-              <w:t xml:space="preserve">Per file</w:t>
-            </w:r>
-          </w:p>
-        </w:tc>
-        <w:tc>
-          <w:tcPr>
-            <w:tcW w:type="dxa" w:w="0"/>
-            <w:shd w:fill="DDE6F2" w:val="clear"/>
-            <w:tcMar>
-              <w:top w:type="dxa" w:w="60"/>
-              <w:left w:type="dxa" w:w="100"/>
-              <w:bottom w:type="dxa" w:w="60"/>
-              <w:right w:type="dxa" w:w="100"/>
-            </w:tcMar>
-          </w:tcPr>
-          <w:p>
-            <w:r>
-              <w:rPr>
-                <w:b/>
-                <w:bCs/>
-                <w:sz w:val="19"/>
-                <w:szCs w:val="19"/>
-              </w:rPr>
-              <w:t xml:space="preserve">Per show</w:t>
-            </w:r>
-          </w:p>
-        </w:tc>
-      </w:tr>
-      <w:tr>
-        <w:tc>
-          <w:tcPr>
-            <w:tcW w:type="dxa" w:w="0"/>
-            <w:tcMar>
-              <w:top w:type="dxa" w:w="60"/>
-              <w:left w:type="dxa" w:w="100"/>
-              <w:bottom w:type="dxa" w:w="60"/>
-              <w:right w:type="dxa" w:w="100"/>
-            </w:tcMar>
-          </w:tcPr>
-          <w:p>
-            <w:r>
-              <w:rPr>
-                <w:b w:val="false"/>
-                <w:bCs w:val="false"/>
-                <w:sz w:val="19"/>
-                <w:szCs w:val="19"/>
-              </w:rPr>
-              <w:t xml:space="preserve">Plex title and year, rating key, IMDb / TMDB / TVDB ids, your Plex rating, audience rating, play count, last viewed, resume offset, library section</w:t>
-            </w:r>
-          </w:p>
-        </w:tc>
-        <w:tc>
-          <w:tcPr>
-            <w:tcW w:type="dxa" w:w="0"/>
-            <w:tcMar>
-              <w:top w:type="dxa" w:w="60"/>
-              <w:left w:type="dxa" w:w="100"/>
-              <w:bottom w:type="dxa" w:w="60"/>
-              <w:right w:type="dxa" w:w="100"/>
-            </w:tcMar>
-          </w:tcPr>
-          <w:p>
-            <w:r>
-              <w:rPr>
-                <w:b w:val="false"/>
-                <w:bCs w:val="false"/>
-                <w:sz w:val="19"/>
-                <w:szCs w:val="19"/>
-              </w:rPr>
-              <w:t xml:space="preserve">Plex's title and year, ids, your rating, audience rating, episode and watched counts, content rating</w:t>
-            </w:r>
-          </w:p>
-        </w:tc>
-      </w:tr>
-    </w:tbl>
-    <w:p>
-      <w:pPr>
-        <w:spacing w:after="120"/>
-      </w:pPr>
-      <w:r>
-        <w:t xml:space="preserve">These appear on the Ratings tab (Plex, Plex mine, Watched), on the series lists (Watched %, your Plex rating beside your stars), and as the optional truth source for the movie naming engine. The status line under the Sync button reports how many Plex items matched a file and lists examples of files Plex does not have.</w:t>
-      </w:r>
-    </w:p>
-    <w:p>
-      <w:pPr>
-        <w:pStyle w:val="Heading2"/>
-      </w:pPr>
-      <w:r>
-        <w:t xml:space="preserve">19.3 Plex webhook</w:t>
-      </w:r>
-    </w:p>
-    <w:p>
-      <w:pPr>
-        <w:spacing w:after="120"/>
-      </w:pPr>
-      <w:r>
-        <w:t xml:space="preserve">A sync pulls from Plex on a schedule; a webhook lets Plex push to MediaLedger the moment something happens. Webhooks are a Plex Pass feature and need a server that is always listening, so they work on the Raspberry Pi web server only. The desktop app shows a note instead.</w:t>
-      </w:r>
-    </w:p>
-    <w:p>
-      <w:pPr>
-        <w:pStyle w:val="ListParagraph"/>
-        <w:numPr>
-          <w:ilvl w:val="0"/>
-          <w:numId w:val="6"/>
-        </w:numPr>
-        <w:spacing w:after="60"/>
-      </w:pPr>
-      <w:r>
-        <w:t xml:space="preserve">On the Pi, Settings → Plex → </w:t>
-      </w:r>
-      <w:r>
-        <w:rPr>
-          <w:b/>
-          <w:bCs/>
-        </w:rPr>
-        <w:t xml:space="preserve">Webhook (Plex Pass)</w:t>
-      </w:r>
-      <w:r>
-        <w:t xml:space="preserve">: switch it on. A URL of the form </w:t>
-      </w:r>
-      <w:r>
-        <w:rPr>
-          <w:rFonts w:ascii="Consolas" w:cs="Consolas" w:eastAsia="Consolas" w:hAnsi="Consolas"/>
-          <w:sz w:val="19"/>
-          <w:szCs w:val="19"/>
-          <w:shd w:fill="EEF1F5" w:val="clear"/>
-        </w:rPr>
-        <w:t xml:space="preserve">http://&lt;pi&gt;:8080/api/plex/webhook?key=…</w:t>
-      </w:r>
-      <w:r>
-        <w:t xml:space="preserve"> appears with a copy button.</w:t>
-      </w:r>
-    </w:p>
-    <w:p>
-      <w:pPr>
-        <w:pStyle w:val="ListParagraph"/>
-        <w:numPr>
-          <w:ilvl w:val="0"/>
-          <w:numId w:val="6"/>
-        </w:numPr>
-        <w:spacing w:after="60"/>
-      </w:pPr>
-      <w:r>
-        <w:t xml:space="preserve">In Plex Web: Settings → </w:t>
-      </w:r>
-      <w:r>
-        <w:rPr>
-          <w:b/>
-          <w:bCs/>
-        </w:rPr>
-        <w:t xml:space="preserve">Webhooks</w:t>
-      </w:r>
-      <w:r>
-        <w:t xml:space="preserve"> → Add webhook, paste the URL, save.</w:t>
-      </w:r>
-    </w:p>
-    <w:p>
-      <w:pPr>
-        <w:pStyle w:val="ListParagraph"/>
-        <w:numPr>
-          <w:ilvl w:val="0"/>
-          <w:numId w:val="6"/>
-        </w:numPr>
-        <w:spacing w:after="60"/>
-      </w:pPr>
-      <w:r>
-        <w:t xml:space="preserve">Play or rate something in Plex. The last events received are listed under the switch, so you can confirm the link works.</w:t>
+        <w:t xml:space="preserve">17.2 The files</w:t>
       </w:r>
     </w:p>
     <w:tbl>
@@ -11018,7 +9943,7 @@
                 <w:sz w:val="19"/>
                 <w:szCs w:val="19"/>
               </w:rPr>
-              <w:t xml:space="preserve">Plex event</w:t>
+              <w:t xml:space="preserve">File</w:t>
             </w:r>
           </w:p>
         </w:tc>
@@ -11041,7 +9966,7 @@
                 <w:sz w:val="19"/>
                 <w:szCs w:val="19"/>
               </w:rPr>
-              <w:t xml:space="preserve">What MediaLedger does</w:t>
+              <w:t xml:space="preserve">Contents</w:t>
             </w:r>
           </w:p>
         </w:tc>
@@ -11065,29 +9990,29 @@
                 <w:sz w:val="19"/>
                 <w:szCs w:val="19"/>
               </w:rPr>
-              <w:t xml:space="preserve">Item added to a library</w:t>
-            </w:r>
-          </w:p>
-        </w:tc>
-        <w:tc>
-          <w:tcPr>
-            <w:tcW w:type="dxa" w:w="0"/>
-            <w:tcMar>
-              <w:top w:type="dxa" w:w="60"/>
-              <w:left w:type="dxa" w:w="100"/>
-              <w:bottom w:type="dxa" w:w="60"/>
-              <w:right w:type="dxa" w:w="100"/>
-            </w:tcMar>
-          </w:tcPr>
-          <w:p>
-            <w:r>
-              <w:rPr>
-                <w:b w:val="false"/>
-                <w:bCs w:val="false"/>
-                <w:sz w:val="19"/>
-                <w:szCs w:val="19"/>
-              </w:rPr>
-              <w:t xml:space="preserve">Queues a scan two minutes later, so a batch of new files arrives in one scan rather than one scan per file.</w:t>
+              <w:t xml:space="preserve">tv_episodes.csv / anime_episodes.csv</w:t>
+            </w:r>
+          </w:p>
+        </w:tc>
+        <w:tc>
+          <w:tcPr>
+            <w:tcW w:type="dxa" w:w="0"/>
+            <w:tcMar>
+              <w:top w:type="dxa" w:w="60"/>
+              <w:left w:type="dxa" w:w="100"/>
+              <w:bottom w:type="dxa" w:w="60"/>
+              <w:right w:type="dxa" w:w="100"/>
+            </w:tcMar>
+          </w:tcPr>
+          <w:p>
+            <w:r>
+              <w:rPr>
+                <w:b w:val="false"/>
+                <w:bCs w:val="false"/>
+                <w:sz w:val="19"/>
+                <w:szCs w:val="19"/>
+              </w:rPr>
+              <w:t xml:space="preserve">One row per episode file with every parsed and probed field.</w:t>
             </w:r>
           </w:p>
         </w:tc>
@@ -11111,29 +10036,29 @@
                 <w:sz w:val="19"/>
                 <w:szCs w:val="19"/>
               </w:rPr>
-              <w:t xml:space="preserve">Watched (scrobble)</w:t>
-            </w:r>
-          </w:p>
-        </w:tc>
-        <w:tc>
-          <w:tcPr>
-            <w:tcW w:type="dxa" w:w="0"/>
-            <w:tcMar>
-              <w:top w:type="dxa" w:w="60"/>
-              <w:left w:type="dxa" w:w="100"/>
-              <w:bottom w:type="dxa" w:w="60"/>
-              <w:right w:type="dxa" w:w="100"/>
-            </w:tcMar>
-          </w:tcPr>
-          <w:p>
-            <w:r>
-              <w:rPr>
-                <w:b w:val="false"/>
-                <w:bCs w:val="false"/>
-                <w:sz w:val="19"/>
-                <w:szCs w:val="19"/>
-              </w:rPr>
-              <w:t xml:space="preserve">Updates the play count and last-viewed time of the linked file at once.</w:t>
+              <w:t xml:space="preserve">tv_series.csv / anime_series.csv</w:t>
+            </w:r>
+          </w:p>
+        </w:tc>
+        <w:tc>
+          <w:tcPr>
+            <w:tcW w:type="dxa" w:w="0"/>
+            <w:tcMar>
+              <w:top w:type="dxa" w:w="60"/>
+              <w:left w:type="dxa" w:w="100"/>
+              <w:bottom w:type="dxa" w:w="60"/>
+              <w:right w:type="dxa" w:w="100"/>
+            </w:tcMar>
+          </w:tcPr>
+          <w:p>
+            <w:r>
+              <w:rPr>
+                <w:b w:val="false"/>
+                <w:bCs w:val="false"/>
+                <w:sz w:val="19"/>
+                <w:szCs w:val="19"/>
+              </w:rPr>
+              <w:t xml:space="preserve">One row per series: seasons, episodes, runtime, size, resolutions, codecs, languages, captions %, episode gaps, metadata source, expected and missing episodes with the exact list, online rating, your rating and note, genres, sub/dub, your tags, mixed-resolution and low-bitrate flags.</w:t>
             </w:r>
           </w:p>
         </w:tc>
@@ -11157,29 +10082,213 @@
                 <w:sz w:val="19"/>
                 <w:szCs w:val="19"/>
               </w:rPr>
-              <w:t xml:space="preserve">Rated</w:t>
-            </w:r>
-          </w:p>
-        </w:tc>
-        <w:tc>
-          <w:tcPr>
-            <w:tcW w:type="dxa" w:w="0"/>
-            <w:tcMar>
-              <w:top w:type="dxa" w:w="60"/>
-              <w:left w:type="dxa" w:w="100"/>
-              <w:bottom w:type="dxa" w:w="60"/>
-              <w:right w:type="dxa" w:w="100"/>
-            </w:tcMar>
-          </w:tcPr>
-          <w:p>
-            <w:r>
-              <w:rPr>
-                <w:b w:val="false"/>
-                <w:bCs w:val="false"/>
-                <w:sz w:val="19"/>
-                <w:szCs w:val="19"/>
-              </w:rPr>
-              <w:t xml:space="preserve">Stores the new rating on the linked file at once.</w:t>
+              <w:t xml:space="preserve">movies.csv</w:t>
+            </w:r>
+          </w:p>
+        </w:tc>
+        <w:tc>
+          <w:tcPr>
+            <w:tcW w:type="dxa" w:w="0"/>
+            <w:tcMar>
+              <w:top w:type="dxa" w:w="60"/>
+              <w:left w:type="dxa" w:w="100"/>
+              <w:bottom w:type="dxa" w:w="60"/>
+              <w:right w:type="dxa" w:w="100"/>
+            </w:tcMar>
+          </w:tcPr>
+          <w:p>
+            <w:r>
+              <w:rPr>
+                <w:b w:val="false"/>
+                <w:bCs w:val="false"/>
+                <w:sz w:val="19"/>
+                <w:szCs w:val="19"/>
+              </w:rPr>
+              <w:t xml:space="preserve">One row per movie file, with the number of versions of that title.</w:t>
+            </w:r>
+          </w:p>
+        </w:tc>
+      </w:tr>
+      <w:tr>
+        <w:tc>
+          <w:tcPr>
+            <w:tcW w:type="dxa" w:w="0"/>
+            <w:tcMar>
+              <w:top w:type="dxa" w:w="60"/>
+              <w:left w:type="dxa" w:w="100"/>
+              <w:bottom w:type="dxa" w:w="60"/>
+              <w:right w:type="dxa" w:w="100"/>
+            </w:tcMar>
+          </w:tcPr>
+          <w:p>
+            <w:r>
+              <w:rPr>
+                <w:b w:val="false"/>
+                <w:bCs w:val="false"/>
+                <w:sz w:val="19"/>
+                <w:szCs w:val="19"/>
+              </w:rPr>
+              <w:t xml:space="preserve">movies_titles.csv</w:t>
+            </w:r>
+          </w:p>
+        </w:tc>
+        <w:tc>
+          <w:tcPr>
+            <w:tcW w:type="dxa" w:w="0"/>
+            <w:tcMar>
+              <w:top w:type="dxa" w:w="60"/>
+              <w:left w:type="dxa" w:w="100"/>
+              <w:bottom w:type="dxa" w:w="60"/>
+              <w:right w:type="dxa" w:w="100"/>
+            </w:tcMar>
+          </w:tcPr>
+          <w:p>
+            <w:r>
+              <w:rPr>
+                <w:b w:val="false"/>
+                <w:bCs w:val="false"/>
+                <w:sz w:val="19"/>
+                <w:szCs w:val="19"/>
+              </w:rPr>
+              <w:t xml:space="preserve">One row per title: file count, versions, best resolution, size, languages, captions, your rating and note, genres (from Plex), sub/dub, your tags.</w:t>
+            </w:r>
+          </w:p>
+        </w:tc>
+      </w:tr>
+      <w:tr>
+        <w:tc>
+          <w:tcPr>
+            <w:tcW w:type="dxa" w:w="0"/>
+            <w:tcMar>
+              <w:top w:type="dxa" w:w="60"/>
+              <w:left w:type="dxa" w:w="100"/>
+              <w:bottom w:type="dxa" w:w="60"/>
+              <w:right w:type="dxa" w:w="100"/>
+            </w:tcMar>
+          </w:tcPr>
+          <w:p>
+            <w:r>
+              <w:rPr>
+                <w:b w:val="false"/>
+                <w:bCs w:val="false"/>
+                <w:sz w:val="19"/>
+                <w:szCs w:val="19"/>
+              </w:rPr>
+              <w:t xml:space="preserve">movies_multiples.csv</w:t>
+            </w:r>
+          </w:p>
+        </w:tc>
+        <w:tc>
+          <w:tcPr>
+            <w:tcW w:type="dxa" w:w="0"/>
+            <w:tcMar>
+              <w:top w:type="dxa" w:w="60"/>
+              <w:left w:type="dxa" w:w="100"/>
+              <w:bottom w:type="dxa" w:w="60"/>
+              <w:right w:type="dxa" w:w="100"/>
+            </w:tcMar>
+          </w:tcPr>
+          <w:p>
+            <w:r>
+              <w:rPr>
+                <w:b w:val="false"/>
+                <w:bCs w:val="false"/>
+                <w:sz w:val="19"/>
+                <w:szCs w:val="19"/>
+              </w:rPr>
+              <w:t xml:space="preserve">Only titles with more than one file.</w:t>
+            </w:r>
+          </w:p>
+        </w:tc>
+      </w:tr>
+      <w:tr>
+        <w:tc>
+          <w:tcPr>
+            <w:tcW w:type="dxa" w:w="0"/>
+            <w:tcMar>
+              <w:top w:type="dxa" w:w="60"/>
+              <w:left w:type="dxa" w:w="100"/>
+              <w:bottom w:type="dxa" w:w="60"/>
+              <w:right w:type="dxa" w:w="100"/>
+            </w:tcMar>
+          </w:tcPr>
+          <w:p>
+            <w:r>
+              <w:rPr>
+                <w:b w:val="false"/>
+                <w:bCs w:val="false"/>
+                <w:sz w:val="19"/>
+                <w:szCs w:val="19"/>
+              </w:rPr>
+              <w:t xml:space="preserve">web_videos.csv</w:t>
+            </w:r>
+          </w:p>
+        </w:tc>
+        <w:tc>
+          <w:tcPr>
+            <w:tcW w:type="dxa" w:w="0"/>
+            <w:tcMar>
+              <w:top w:type="dxa" w:w="60"/>
+              <w:left w:type="dxa" w:w="100"/>
+              <w:bottom w:type="dxa" w:w="60"/>
+              <w:right w:type="dxa" w:w="100"/>
+            </w:tcMar>
+          </w:tcPr>
+          <w:p>
+            <w:r>
+              <w:rPr>
+                <w:b w:val="false"/>
+                <w:bCs w:val="false"/>
+                <w:sz w:val="19"/>
+                <w:szCs w:val="19"/>
+              </w:rPr>
+              <w:t xml:space="preserve">One row per web video: channel, title, upload date, video id and every probed field.</w:t>
+            </w:r>
+          </w:p>
+        </w:tc>
+      </w:tr>
+      <w:tr>
+        <w:tc>
+          <w:tcPr>
+            <w:tcW w:type="dxa" w:w="0"/>
+            <w:tcMar>
+              <w:top w:type="dxa" w:w="60"/>
+              <w:left w:type="dxa" w:w="100"/>
+              <w:bottom w:type="dxa" w:w="60"/>
+              <w:right w:type="dxa" w:w="100"/>
+            </w:tcMar>
+          </w:tcPr>
+          <w:p>
+            <w:r>
+              <w:rPr>
+                <w:b w:val="false"/>
+                <w:bCs w:val="false"/>
+                <w:sz w:val="19"/>
+                <w:szCs w:val="19"/>
+              </w:rPr>
+              <w:t xml:space="preserve">changes.csv</w:t>
+            </w:r>
+          </w:p>
+        </w:tc>
+        <w:tc>
+          <w:tcPr>
+            <w:tcW w:type="dxa" w:w="0"/>
+            <w:tcMar>
+              <w:top w:type="dxa" w:w="60"/>
+              <w:left w:type="dxa" w:w="100"/>
+              <w:bottom w:type="dxa" w:w="60"/>
+              <w:right w:type="dxa" w:w="100"/>
+            </w:tcMar>
+          </w:tcPr>
+          <w:p>
+            <w:r>
+              <w:rPr>
+                <w:b w:val="false"/>
+                <w:bCs w:val="false"/>
+                <w:sz w:val="19"/>
+                <w:szCs w:val="19"/>
+              </w:rPr>
+              <w:t xml:space="preserve">The change log for the scan that triggered the export.</w:t>
             </w:r>
           </w:p>
         </w:tc>
@@ -11187,24 +10296,10 @@
     </w:tbl>
     <w:p>
       <w:pPr>
-        <w:pBdr>
-          <w:left w:val="single" w:color="F0B429" w:sz="12" w:space="8"/>
-        </w:pBdr>
-        <w:spacing w:after="160" w:before="60"/>
-        <w:ind w:left="360"/>
-      </w:pPr>
-      <w:r>
-        <w:t xml:space="preserve">The key in the URL is the credential: anyone who has it can post events. </w:t>
-      </w:r>
-      <w:r>
-        <w:rPr>
-          <w:b/>
-          <w:bCs/>
-        </w:rPr>
-        <w:t xml:space="preserve">New key</w:t>
-      </w:r>
-      <w:r>
-        <w:t xml:space="preserve"> generates another and invalidates the old one; update the URL in Plex afterwards. LAN-only still applies, so a Plex server on the internet cannot reach the webhook unless you turn that rule off.</w:t>
+        <w:spacing w:after="120"/>
+      </w:pPr>
+      <w:r>
+        <w:t xml:space="preserve">Adult roots are excluded unless allowed in Settings. Ignored files are always excluded.</w:t>
       </w:r>
     </w:p>
     <w:p>
@@ -11213,15 +10308,7 @@
         <w:pageBreakBefore/>
       </w:pPr>
       <w:r>
-        <w:t xml:space="preserve">20. System (health and hardware)</w:t>
-      </w:r>
-    </w:p>
-    <w:p>
-      <w:pPr>
-        <w:spacing w:after="120"/>
-      </w:pPr>
-      <w:r>
-        <w:t xml:space="preserve">The System tab watches the machine MediaLedger runs on. On the desktop that is your PC; on the Raspberry Pi it is the board itself, where temperature and power matter. It samples every 5 seconds and keeps one hour of history in memory (nothing is written to the database or the SD card).</w:t>
+        <w:t xml:space="preserve">18. Settings reference</w:t>
       </w:r>
     </w:p>
     <w:p>
@@ -11283,7 +10370,630 @@
           <w:sz w:val="18"/>
           <w:szCs w:val="18"/>
         </w:rPr>
-        <w:t xml:space="preserve">System tab on the desktop: health, CPU per core, memory, data disk, network, and free space on every root.</w:t>
+        <w:t xml:space="preserve">The top of the Settings page.</w:t>
+      </w:r>
+    </w:p>
+    <w:p>
+      <w:pPr>
+        <w:pStyle w:val="Heading2"/>
+      </w:pPr>
+      <w:r>
+        <w:t xml:space="preserve">18.1 Appearance</w:t>
+      </w:r>
+    </w:p>
+    <w:p>
+      <w:pPr>
+        <w:spacing w:after="120"/>
+      </w:pPr>
+      <w:r>
+        <w:rPr>
+          <w:b/>
+          <w:bCs/>
+        </w:rPr>
+        <w:t xml:space="preserve">Colour theme</w:t>
+      </w:r>
+      <w:r>
+        <w:t xml:space="preserve"> switches the whole app between a few palettes and applies at once. The choice is remembered in the browser (or the desktop app) you set it in, not on the server, so every device and every person can have their own.</w:t>
+      </w:r>
+    </w:p>
+    <w:p>
+      <w:pPr>
+        <w:pStyle w:val="Heading2"/>
+      </w:pPr>
+      <w:r>
+        <w:t xml:space="preserve">Library roots</w:t>
+      </w:r>
+    </w:p>
+    <w:p>
+      <w:pPr>
+        <w:spacing w:after="120"/>
+      </w:pPr>
+      <w:r>
+        <w:t xml:space="preserve">One row per folder: on/off, label, path (UNC or local; the … button browses), and type: TV, Anime, Movies, Web videos, or Adult (auto-detect anime / TV / movie). Roots with the same type may repeat. Press </w:t>
+      </w:r>
+      <w:r>
+        <w:rPr>
+          <w:b/>
+          <w:bCs/>
+        </w:rPr>
+        <w:t xml:space="preserve">Save settings</w:t>
+      </w:r>
+      <w:r>
+        <w:t xml:space="preserve"> after editing.</w:t>
+      </w:r>
+    </w:p>
+    <w:p>
+      <w:pPr>
+        <w:pStyle w:val="Heading2"/>
+      </w:pPr>
+      <w:r>
+        <w:t xml:space="preserve">Scanning</w:t>
+      </w:r>
+    </w:p>
+    <w:p>
+      <w:pPr>
+        <w:pStyle w:val="ListParagraph"/>
+        <w:numPr>
+          <w:ilvl w:val="0"/>
+          <w:numId w:val="2"/>
+        </w:numPr>
+        <w:spacing w:after="60"/>
+      </w:pPr>
+      <w:r>
+        <w:rPr>
+          <w:b/>
+          <w:bCs/>
+        </w:rPr>
+        <w:t xml:space="preserve">Multi-threaded listing</w:t>
+      </w:r>
+      <w:r>
+        <w:t xml:space="preserve"> deals show folders out to worker threads so directory listing over SMB overlaps. 0 threads means automatic (CPU count minus one). Turn off if the NAS struggles.</w:t>
+      </w:r>
+    </w:p>
+    <w:p>
+      <w:pPr>
+        <w:pStyle w:val="ListParagraph"/>
+        <w:numPr>
+          <w:ilvl w:val="0"/>
+          <w:numId w:val="2"/>
+        </w:numPr>
+        <w:spacing w:after="60"/>
+      </w:pPr>
+      <w:r>
+        <w:rPr>
+          <w:b/>
+          <w:bCs/>
+        </w:rPr>
+        <w:t xml:space="preserve">Parallel ffprobe processes</w:t>
+      </w:r>
+      <w:r>
+        <w:t xml:space="preserve"> – how many files are probed at once; 8 suits gigabit SMB.</w:t>
+      </w:r>
+    </w:p>
+    <w:p>
+      <w:pPr>
+        <w:pStyle w:val="ListParagraph"/>
+        <w:numPr>
+          <w:ilvl w:val="0"/>
+          <w:numId w:val="2"/>
+        </w:numPr>
+        <w:spacing w:after="60"/>
+      </w:pPr>
+      <w:r>
+        <w:rPr>
+          <w:b/>
+          <w:bCs/>
+        </w:rPr>
+        <w:t xml:space="preserve">Re-probe unchanged files</w:t>
+      </w:r>
+      <w:r>
+        <w:t xml:space="preserve"> – force ffprobe on everything next scan.</w:t>
+      </w:r>
+    </w:p>
+    <w:p>
+      <w:pPr>
+        <w:pStyle w:val="ListParagraph"/>
+        <w:numPr>
+          <w:ilvl w:val="0"/>
+          <w:numId w:val="2"/>
+        </w:numPr>
+        <w:spacing w:after="60"/>
+      </w:pPr>
+      <w:r>
+        <w:rPr>
+          <w:b/>
+          <w:bCs/>
+        </w:rPr>
+        <w:t xml:space="preserve">Video extensions</w:t>
+      </w:r>
+      <w:r>
+        <w:t xml:space="preserve">, </w:t>
+      </w:r>
+      <w:r>
+        <w:rPr>
+          <w:b/>
+          <w:bCs/>
+        </w:rPr>
+        <w:t xml:space="preserve">Subtitle sidecar extensions</w:t>
+      </w:r>
+      <w:r>
+        <w:t xml:space="preserve">, </w:t>
+      </w:r>
+      <w:r>
+        <w:rPr>
+          <w:b/>
+          <w:bCs/>
+        </w:rPr>
+        <w:t xml:space="preserve">Ignore patterns</w:t>
+      </w:r>
+      <w:r>
+        <w:t xml:space="preserve"> – what counts as media, what counts as a caption sidecar, and glob patterns to skip.</w:t>
+      </w:r>
+    </w:p>
+    <w:p>
+      <w:pPr>
+        <w:pStyle w:val="Heading2"/>
+      </w:pPr>
+      <w:r>
+        <w:t xml:space="preserve">ffprobe (ffmpeg)</w:t>
+      </w:r>
+    </w:p>
+    <w:p>
+      <w:pPr>
+        <w:spacing w:after="120"/>
+      </w:pPr>
+      <w:r>
+        <w:t xml:space="preserve">Shows where ffprobe was found and its version. A path override and a </w:t>
+      </w:r>
+      <w:r>
+        <w:rPr>
+          <w:b/>
+          <w:bCs/>
+        </w:rPr>
+        <w:t xml:space="preserve">Download</w:t>
+      </w:r>
+      <w:r>
+        <w:t xml:space="preserve"> button fetch the latest static build into the data folder.</w:t>
+      </w:r>
+    </w:p>
+    <w:p>
+      <w:pPr>
+        <w:pStyle w:val="Heading2"/>
+      </w:pPr>
+      <w:r>
+        <w:t xml:space="preserve">Expected episodes</w:t>
+      </w:r>
+    </w:p>
+    <w:p>
+      <w:pPr>
+        <w:spacing w:after="120"/>
+      </w:pPr>
+      <w:r>
+        <w:t xml:space="preserve">Turn the TVmaze / AniList lookups on or off and set how often airing series are re-checked.</w:t>
+      </w:r>
+    </w:p>
+    <w:p>
+      <w:pPr>
+        <w:pStyle w:val="Heading2"/>
+      </w:pPr>
+      <w:r>
+        <w:t xml:space="preserve">Folder watch</w:t>
+      </w:r>
+    </w:p>
+    <w:p>
+      <w:pPr>
+        <w:spacing w:after="120"/>
+      </w:pPr>
+      <w:r>
+        <w:t xml:space="preserve">Uses Windows change notifications on each root and starts a scan once the folder has been quiet for the settle time. A copy in progress keeps pushing the timer back.</w:t>
+      </w:r>
+    </w:p>
+    <w:p>
+      <w:pPr>
+        <w:pStyle w:val="Heading2"/>
+      </w:pPr>
+      <w:r>
+        <w:t xml:space="preserve">Renaming</w:t>
+      </w:r>
+    </w:p>
+    <w:p>
+      <w:pPr>
+        <w:spacing w:after="120"/>
+      </w:pPr>
+      <w:r>
+        <w:t xml:space="preserve">Enables the TV / anime rename tool. Off by default.</w:t>
+      </w:r>
+    </w:p>
+    <w:p>
+      <w:pPr>
+        <w:pStyle w:val="Heading2"/>
+      </w:pPr>
+      <w:r>
+        <w:t xml:space="preserve">Adult content</w:t>
+      </w:r>
+    </w:p>
+    <w:p>
+      <w:pPr>
+        <w:spacing w:after="120"/>
+      </w:pPr>
+      <w:r>
+        <w:t xml:space="preserve">Whether adult roots appear in CSVs, and the fallback subtype for files that match no pattern.</w:t>
+      </w:r>
+    </w:p>
+    <w:p>
+      <w:pPr>
+        <w:pStyle w:val="Heading2"/>
+      </w:pPr>
+      <w:r>
+        <w:t xml:space="preserve">Quality thresholds</w:t>
+      </w:r>
+    </w:p>
+    <w:p>
+      <w:pPr>
+        <w:spacing w:after="120"/>
+      </w:pPr>
+      <w:r>
+        <w:t xml:space="preserve">Minimum video bitrate per resolution for the Quality report.</w:t>
+      </w:r>
+    </w:p>
+    <w:p>
+      <w:pPr>
+        <w:pStyle w:val="Heading2"/>
+      </w:pPr>
+      <w:r>
+        <w:t xml:space="preserve">CSV export</w:t>
+      </w:r>
+    </w:p>
+    <w:p>
+      <w:pPr>
+        <w:spacing w:after="120"/>
+      </w:pPr>
+      <w:r>
+        <w:t xml:space="preserve">Output folder and whether to export after every scan.</w:t>
+      </w:r>
+    </w:p>
+    <w:p>
+      <w:pPr>
+        <w:pStyle w:val="Heading2"/>
+      </w:pPr>
+      <w:r>
+        <w:t xml:space="preserve">Schedule</w:t>
+      </w:r>
+    </w:p>
+    <w:p>
+      <w:pPr>
+        <w:pStyle w:val="ListParagraph"/>
+        <w:numPr>
+          <w:ilvl w:val="0"/>
+          <w:numId w:val="2"/>
+        </w:numPr>
+        <w:spacing w:after="60"/>
+      </w:pPr>
+      <w:r>
+        <w:rPr>
+          <w:b/>
+          <w:bCs/>
+        </w:rPr>
+        <w:t xml:space="preserve">In-app timer</w:t>
+      </w:r>
+      <w:r>
+        <w:t xml:space="preserve"> – scans every N hours while the window is open.</w:t>
+      </w:r>
+    </w:p>
+    <w:p>
+      <w:pPr>
+        <w:pStyle w:val="ListParagraph"/>
+        <w:numPr>
+          <w:ilvl w:val="0"/>
+          <w:numId w:val="2"/>
+        </w:numPr>
+        <w:spacing w:after="60"/>
+      </w:pPr>
+      <w:r>
+        <w:rPr>
+          <w:b/>
+          <w:bCs/>
+        </w:rPr>
+        <w:t xml:space="preserve">Windows Task Scheduler</w:t>
+      </w:r>
+      <w:r>
+        <w:t xml:space="preserve"> – installs a daily task that launches MediaLedger with </w:t>
+      </w:r>
+      <w:r>
+        <w:rPr>
+          <w:rFonts w:ascii="Consolas" w:cs="Consolas" w:eastAsia="Consolas" w:hAnsi="Consolas"/>
+          <w:sz w:val="19"/>
+          <w:szCs w:val="19"/>
+          <w:shd w:fill="EEF1F5" w:val="clear"/>
+        </w:rPr>
+        <w:t xml:space="preserve">--scan</w:t>
+      </w:r>
+      <w:r>
+        <w:t xml:space="preserve">, which scans, exports and exits even when the app is closed. If the app is already open, the open window runs the scan instead. Re-install the task after upgrading so it points at the current program.</w:t>
+      </w:r>
+    </w:p>
+    <w:p>
+      <w:pPr>
+        <w:pStyle w:val="Heading2"/>
+      </w:pPr>
+      <w:r>
+        <w:t xml:space="preserve">Data</w:t>
+      </w:r>
+    </w:p>
+    <w:p>
+      <w:pPr>
+        <w:spacing w:after="120"/>
+      </w:pPr>
+      <w:r>
+        <w:t xml:space="preserve">Database path and size, schema version, counts, and buttons to back up now, open the backups folder, the data folder and the log. </w:t>
+      </w:r>
+      <w:r>
+        <w:rPr>
+          <w:b/>
+          <w:bCs/>
+        </w:rPr>
+        <w:t xml:space="preserve">Nightly backup to a folder</w:t>
+      </w:r>
+      <w:r>
+        <w:t xml:space="preserve"> copies the database to a folder of your choice once a day at the time you set, dated, keeping the newest N. Point it at the NAS: the database holds every fix, rating, tag, match and the whole change log, and this is the only copy that survives a dead SD card or PC. </w:t>
+      </w:r>
+      <w:r>
+        <w:rPr>
+          <w:b/>
+          <w:bCs/>
+        </w:rPr>
+        <w:t xml:space="preserve">Back up there now</w:t>
+      </w:r>
+      <w:r>
+        <w:t xml:space="preserve"> tests the folder.</w:t>
+      </w:r>
+    </w:p>
+    <w:p>
+      <w:pPr>
+        <w:pStyle w:val="Heading2"/>
+      </w:pPr>
+      <w:r>
+        <w:t xml:space="preserve">Updates</w:t>
+      </w:r>
+    </w:p>
+    <w:p>
+      <w:pPr>
+        <w:spacing w:after="120"/>
+      </w:pPr>
+      <w:r>
+        <w:t xml:space="preserve">Automatic updates on/off, and the GitHub token needed only while the repository is private.</w:t>
+      </w:r>
+    </w:p>
+    <w:p>
+      <w:pPr>
+        <w:pStyle w:val="Heading2"/>
+      </w:pPr>
+      <w:r>
+        <w:t xml:space="preserve">Plex</w:t>
+      </w:r>
+    </w:p>
+    <w:p>
+      <w:pPr>
+        <w:spacing w:after="120"/>
+      </w:pPr>
+      <w:r>
+        <w:t xml:space="preserve">Server, token, path mapping and sync options: see chapter 19. The </w:t>
+      </w:r>
+      <w:r>
+        <w:rPr>
+          <w:b/>
+          <w:bCs/>
+        </w:rPr>
+        <w:t xml:space="preserve">Webhook</w:t>
+      </w:r>
+      <w:r>
+        <w:t xml:space="preserve"> row belongs to the web server (19.3); on the desktop it explains that webhooks need the always-on server.</w:t>
+      </w:r>
+    </w:p>
+    <w:p>
+      <w:pPr>
+        <w:pStyle w:val="Heading1"/>
+        <w:pageBreakBefore/>
+      </w:pPr>
+      <w:r>
+        <w:t xml:space="preserve">19. Plex integration</w:t>
+      </w:r>
+    </w:p>
+    <w:p>
+      <w:pPr>
+        <w:spacing w:after="120"/>
+      </w:pPr>
+      <w:r>
+        <w:t xml:space="preserve">MediaLedger talks to your own Plex Media Server over its local HTTP API. It never writes to Plex and needs no Plex account: only the server's address and a token.</w:t>
+      </w:r>
+    </w:p>
+    <w:p>
+      <w:pPr>
+        <w:pStyle w:val="Heading2"/>
+      </w:pPr>
+      <w:r>
+        <w:t xml:space="preserve">19.1 Setup</w:t>
+      </w:r>
+    </w:p>
+    <w:p>
+      <w:pPr>
+        <w:pStyle w:val="ListParagraph"/>
+        <w:numPr>
+          <w:ilvl w:val="0"/>
+          <w:numId w:val="5"/>
+        </w:numPr>
+        <w:spacing w:after="60"/>
+      </w:pPr>
+      <w:r>
+        <w:t xml:space="preserve">In Plex Web, open any movie or episode, click the ⋯ menu, choose </w:t>
+      </w:r>
+      <w:r>
+        <w:rPr>
+          <w:b/>
+          <w:bCs/>
+        </w:rPr>
+        <w:t xml:space="preserve">Get Info</w:t>
+      </w:r>
+      <w:r>
+        <w:t xml:space="preserve">, then </w:t>
+      </w:r>
+      <w:r>
+        <w:rPr>
+          <w:b/>
+          <w:bCs/>
+        </w:rPr>
+        <w:t xml:space="preserve">View XML</w:t>
+      </w:r>
+      <w:r>
+        <w:t xml:space="preserve">.</w:t>
+      </w:r>
+    </w:p>
+    <w:p>
+      <w:pPr>
+        <w:pStyle w:val="ListParagraph"/>
+        <w:numPr>
+          <w:ilvl w:val="0"/>
+          <w:numId w:val="5"/>
+        </w:numPr>
+        <w:spacing w:after="60"/>
+      </w:pPr>
+      <w:r>
+        <w:t xml:space="preserve">A new tab opens showing XML. Copy its whole address from the browser's address bar; it ends in </w:t>
+      </w:r>
+      <w:r>
+        <w:rPr>
+          <w:rFonts w:ascii="Consolas" w:cs="Consolas" w:eastAsia="Consolas" w:hAnsi="Consolas"/>
+          <w:sz w:val="19"/>
+          <w:szCs w:val="19"/>
+          <w:shd w:fill="EEF1F5" w:val="clear"/>
+        </w:rPr>
+        <w:t xml:space="preserve">X-Plex-Token=…</w:t>
+      </w:r>
+      <w:r>
+        <w:t xml:space="preserve">. Do not share it; it grants access to your server.</w:t>
+      </w:r>
+    </w:p>
+    <w:p>
+      <w:pPr>
+        <w:pStyle w:val="ListParagraph"/>
+        <w:numPr>
+          <w:ilvl w:val="0"/>
+          <w:numId w:val="5"/>
+        </w:numPr>
+        <w:spacing w:after="60"/>
+      </w:pPr>
+      <w:r>
+        <w:t xml:space="preserve">In MediaLedger, Settings → Plex, paste that address into </w:t>
+      </w:r>
+      <w:r>
+        <w:rPr>
+          <w:b/>
+          <w:bCs/>
+        </w:rPr>
+        <w:t xml:space="preserve">Paste the XML address</w:t>
+      </w:r>
+      <w:r>
+        <w:t xml:space="preserve">. The token is pulled out into the token field, the server URL is filled in when the address came from your LAN (for Plex on the NAS, </w:t>
+      </w:r>
+      <w:r>
+        <w:rPr>
+          <w:rFonts w:ascii="Consolas" w:cs="Consolas" w:eastAsia="Consolas" w:hAnsi="Consolas"/>
+          <w:sz w:val="19"/>
+          <w:szCs w:val="19"/>
+          <w:shd w:fill="EEF1F5" w:val="clear"/>
+        </w:rPr>
+        <w:t xml:space="preserve">http://192.168.1.204:32400</w:t>
+      </w:r>
+      <w:r>
+        <w:t xml:space="preserve">), and the pasted text is discarded. Press </w:t>
+      </w:r>
+      <w:r>
+        <w:rPr>
+          <w:b/>
+          <w:bCs/>
+        </w:rPr>
+        <w:t xml:space="preserve">Test</w:t>
+      </w:r>
+      <w:r>
+        <w:t xml:space="preserve">. It reports the server version and lists the libraries it can see.</w:t>
+      </w:r>
+    </w:p>
+    <w:p>
+      <w:pPr>
+        <w:pStyle w:val="ListParagraph"/>
+        <w:numPr>
+          <w:ilvl w:val="0"/>
+          <w:numId w:val="5"/>
+        </w:numPr>
+        <w:spacing w:after="60"/>
+      </w:pPr>
+      <w:r>
+        <w:t xml:space="preserve">Press </w:t>
+      </w:r>
+      <w:r>
+        <w:rPr>
+          <w:b/>
+          <w:bCs/>
+        </w:rPr>
+        <w:t xml:space="preserve">Sync now</w:t>
+      </w:r>
+      <w:r>
+        <w:t xml:space="preserve">. The first sync derives the path mapping from the first file it recognises, for example </w:t>
+      </w:r>
+      <w:r>
+        <w:rPr>
+          <w:rFonts w:ascii="Consolas" w:cs="Consolas" w:eastAsia="Consolas" w:hAnsi="Consolas"/>
+          <w:sz w:val="19"/>
+          <w:szCs w:val="19"/>
+          <w:shd w:fill="EEF1F5" w:val="clear"/>
+        </w:rPr>
+        <w:t xml:space="preserve">/media</w:t>
+      </w:r>
+      <w:r>
+        <w:t xml:space="preserve"> → </w:t>
+      </w:r>
+      <w:r>
+        <w:rPr>
+          <w:rFonts w:ascii="Consolas" w:cs="Consolas" w:eastAsia="Consolas" w:hAnsi="Consolas"/>
+          <w:sz w:val="19"/>
+          <w:szCs w:val="19"/>
+          <w:shd w:fill="EEF1F5" w:val="clear"/>
+        </w:rPr>
+        <w:t xml:space="preserve">\\192.168.1.204\Apocrypha_Media_Pool</w:t>
+      </w:r>
+      <w:r>
+        <w:t xml:space="preserve">, and shows it for editing.</w:t>
+      </w:r>
+    </w:p>
+    <w:p>
+      <w:pPr>
+        <w:pStyle w:val="ListParagraph"/>
+        <w:numPr>
+          <w:ilvl w:val="0"/>
+          <w:numId w:val="5"/>
+        </w:numPr>
+        <w:spacing w:after="60"/>
+      </w:pPr>
+      <w:r>
+        <w:t xml:space="preserve">Tick </w:t>
+      </w:r>
+      <w:r>
+        <w:rPr>
+          <w:b/>
+          <w:bCs/>
+        </w:rPr>
+        <w:t xml:space="preserve">Sync after every scan</w:t>
+      </w:r>
+      <w:r>
+        <w:t xml:space="preserve"> to keep it current.</w:t>
+      </w:r>
+    </w:p>
+    <w:p>
+      <w:pPr>
+        <w:pStyle w:val="Heading2"/>
+      </w:pPr>
+      <w:r>
+        <w:t xml:space="preserve">19.2 What a sync stores</w:t>
       </w:r>
     </w:p>
     <w:tbl>
@@ -11299,8 +11009,8 @@
         </w:tblBorders>
       </w:tblPr>
       <w:tblGrid>
-        <w:gridCol w:w="2600"/>
-        <w:gridCol w:w="6760"/>
+        <w:gridCol w:w="4680"/>
+        <w:gridCol w:w="4680"/>
       </w:tblGrid>
       <w:tr>
         <w:tc>
@@ -11322,7 +11032,7 @@
                 <w:sz w:val="19"/>
                 <w:szCs w:val="19"/>
               </w:rPr>
-              <w:t xml:space="preserve">Panel</w:t>
+              <w:t xml:space="preserve">Per file</w:t>
             </w:r>
           </w:p>
         </w:tc>
@@ -11345,7 +11055,7 @@
                 <w:sz w:val="19"/>
                 <w:szCs w:val="19"/>
               </w:rPr>
-              <w:t xml:space="preserve">What it shows</w:t>
+              <w:t xml:space="preserve">Per show</w:t>
             </w:r>
           </w:p>
         </w:tc>
@@ -11369,423 +11079,29 @@
                 <w:sz w:val="19"/>
                 <w:szCs w:val="19"/>
               </w:rPr>
-              <w:t xml:space="preserve">Health</w:t>
-            </w:r>
-          </w:p>
-        </w:tc>
-        <w:tc>
-          <w:tcPr>
-            <w:tcW w:type="dxa" w:w="0"/>
-            <w:tcMar>
-              <w:top w:type="dxa" w:w="60"/>
-              <w:left w:type="dxa" w:w="100"/>
-              <w:bottom w:type="dxa" w:w="60"/>
-              <w:right w:type="dxa" w:w="100"/>
-            </w:tcMar>
-          </w:tcPr>
-          <w:p>
-            <w:r>
-              <w:rPr>
-                <w:b w:val="false"/>
-                <w:bCs w:val="false"/>
-                <w:sz w:val="19"/>
-                <w:szCs w:val="19"/>
-              </w:rPr>
-              <w:t xml:space="preserve">One verdict, </w:t>
-            </w:r>
-            <w:r>
-              <w:rPr>
-                <w:b w:val="false"/>
-                <w:bCs w:val="false"/>
-                <w:sz w:val="19"/>
-                <w:szCs w:val="19"/>
-              </w:rPr>
-              <w:t xml:space="preserve">All good</w:t>
-            </w:r>
-            <w:r>
-              <w:rPr>
-                <w:b w:val="false"/>
-                <w:bCs w:val="false"/>
-                <w:sz w:val="19"/>
-                <w:szCs w:val="19"/>
-              </w:rPr>
-              <w:t xml:space="preserve">, </w:t>
-            </w:r>
-            <w:r>
-              <w:rPr>
-                <w:b w:val="false"/>
-                <w:bCs w:val="false"/>
-                <w:sz w:val="19"/>
-                <w:szCs w:val="19"/>
-              </w:rPr>
-              <w:t xml:space="preserve">Attention</w:t>
-            </w:r>
-            <w:r>
-              <w:rPr>
-                <w:b w:val="false"/>
-                <w:bCs w:val="false"/>
-                <w:sz w:val="19"/>
-                <w:szCs w:val="19"/>
-              </w:rPr>
-              <w:t xml:space="preserve"> or </w:t>
-            </w:r>
-            <w:r>
-              <w:rPr>
-                <w:b w:val="false"/>
-                <w:bCs w:val="false"/>
-                <w:sz w:val="19"/>
-                <w:szCs w:val="19"/>
-              </w:rPr>
-              <w:t xml:space="preserve">Problem</w:t>
-            </w:r>
-            <w:r>
-              <w:rPr>
-                <w:b w:val="false"/>
-                <w:bCs w:val="false"/>
-                <w:sz w:val="19"/>
-                <w:szCs w:val="19"/>
-              </w:rPr>
-              <w:t xml:space="preserve">, with every triggered rule listed under it. Rules: SoC over 70 °C (attention) or 80 °C (problem); throttling or under-voltage now (problem) or since boot (attention); memory over 85 / 95 %; swapping; a disk over 90 % or under 5 GB free (attention), over 97 % or under 1 GB (problem); a root that cannot be reached while no scan is running. The System entry in the sidebar shows a dot whenever the verdict is not green.</w:t>
-            </w:r>
-          </w:p>
-        </w:tc>
-      </w:tr>
-      <w:tr>
-        <w:tc>
-          <w:tcPr>
-            <w:tcW w:type="dxa" w:w="0"/>
-            <w:tcMar>
-              <w:top w:type="dxa" w:w="60"/>
-              <w:left w:type="dxa" w:w="100"/>
-              <w:bottom w:type="dxa" w:w="60"/>
-              <w:right w:type="dxa" w:w="100"/>
-            </w:tcMar>
-          </w:tcPr>
-          <w:p>
-            <w:r>
-              <w:rPr>
-                <w:b w:val="false"/>
-                <w:bCs w:val="false"/>
-                <w:sz w:val="19"/>
-                <w:szCs w:val="19"/>
-              </w:rPr>
-              <w:t xml:space="preserve">SoC temperature (Pi only)</w:t>
-            </w:r>
-          </w:p>
-        </w:tc>
-        <w:tc>
-          <w:tcPr>
-            <w:tcW w:type="dxa" w:w="0"/>
-            <w:tcMar>
-              <w:top w:type="dxa" w:w="60"/>
-              <w:left w:type="dxa" w:w="100"/>
-              <w:bottom w:type="dxa" w:w="60"/>
-              <w:right w:type="dxa" w:w="100"/>
-            </w:tcMar>
-          </w:tcPr>
-          <w:p>
-            <w:r>
-              <w:rPr>
-                <w:b w:val="false"/>
-                <w:bCs w:val="false"/>
-                <w:sz w:val="19"/>
-                <w:szCs w:val="19"/>
-              </w:rPr>
-              <w:t xml:space="preserve">Current chip temperature, clock speed and core voltage. The Pi firmware soft-limits at 80 °C and throttles at 85 °C; a scan on a caseless Pi 4 usually sits in the 50s to 60s.</w:t>
-            </w:r>
-          </w:p>
-        </w:tc>
-      </w:tr>
-      <w:tr>
-        <w:tc>
-          <w:tcPr>
-            <w:tcW w:type="dxa" w:w="0"/>
-            <w:tcMar>
-              <w:top w:type="dxa" w:w="60"/>
-              <w:left w:type="dxa" w:w="100"/>
-              <w:bottom w:type="dxa" w:w="60"/>
-              <w:right w:type="dxa" w:w="100"/>
-            </w:tcMar>
-          </w:tcPr>
-          <w:p>
-            <w:r>
-              <w:rPr>
-                <w:b w:val="false"/>
-                <w:bCs w:val="false"/>
-                <w:sz w:val="19"/>
-                <w:szCs w:val="19"/>
-              </w:rPr>
-              <w:t xml:space="preserve">Power &amp; throttling (Pi only)</w:t>
-            </w:r>
-          </w:p>
-        </w:tc>
-        <w:tc>
-          <w:tcPr>
-            <w:tcW w:type="dxa" w:w="0"/>
-            <w:tcMar>
-              <w:top w:type="dxa" w:w="60"/>
-              <w:left w:type="dxa" w:w="100"/>
-              <w:bottom w:type="dxa" w:w="60"/>
-              <w:right w:type="dxa" w:w="100"/>
-            </w:tcMar>
-          </w:tcPr>
-          <w:p>
-            <w:r>
-              <w:rPr>
-                <w:b w:val="false"/>
-                <w:bCs w:val="false"/>
-                <w:sz w:val="19"/>
-                <w:szCs w:val="19"/>
-              </w:rPr>
-              <w:t xml:space="preserve">The firmware's throttling flags. </w:t>
-            </w:r>
-            <w:r>
-              <w:rPr>
-                <w:b w:val="false"/>
-                <w:bCs w:val="false"/>
-                <w:sz w:val="19"/>
-                <w:szCs w:val="19"/>
-              </w:rPr>
-              <w:t xml:space="preserve">Healthy</w:t>
-            </w:r>
-            <w:r>
-              <w:rPr>
-                <w:b w:val="false"/>
-                <w:bCs w:val="false"/>
-                <w:sz w:val="19"/>
-                <w:szCs w:val="19"/>
-              </w:rPr>
-              <w:t xml:space="preserve"> means no under-voltage or frequency capping since boot. "Under-voltage has occurred" means the power supply or cable is weak; fix that before trusting long scans.</w:t>
-            </w:r>
-          </w:p>
-        </w:tc>
-      </w:tr>
-      <w:tr>
-        <w:tc>
-          <w:tcPr>
-            <w:tcW w:type="dxa" w:w="0"/>
-            <w:tcMar>
-              <w:top w:type="dxa" w:w="60"/>
-              <w:left w:type="dxa" w:w="100"/>
-              <w:bottom w:type="dxa" w:w="60"/>
-              <w:right w:type="dxa" w:w="100"/>
-            </w:tcMar>
-          </w:tcPr>
-          <w:p>
-            <w:r>
-              <w:rPr>
-                <w:b w:val="false"/>
-                <w:bCs w:val="false"/>
-                <w:sz w:val="19"/>
-                <w:szCs w:val="19"/>
-              </w:rPr>
-              <w:t xml:space="preserve">CPU</w:t>
-            </w:r>
-          </w:p>
-        </w:tc>
-        <w:tc>
-          <w:tcPr>
-            <w:tcW w:type="dxa" w:w="0"/>
-            <w:tcMar>
-              <w:top w:type="dxa" w:w="60"/>
-              <w:left w:type="dxa" w:w="100"/>
-              <w:bottom w:type="dxa" w:w="60"/>
-              <w:right w:type="dxa" w:w="100"/>
-            </w:tcMar>
-          </w:tcPr>
-          <w:p>
-            <w:r>
-              <w:rPr>
-                <w:b w:val="false"/>
-                <w:bCs w:val="false"/>
-                <w:sz w:val="19"/>
-                <w:szCs w:val="19"/>
-              </w:rPr>
-              <w:t xml:space="preserve">Overall percentage, per-core bars and the 1 / 5 / 15 minute load averages.</w:t>
-            </w:r>
-          </w:p>
-        </w:tc>
-      </w:tr>
-      <w:tr>
-        <w:tc>
-          <w:tcPr>
-            <w:tcW w:type="dxa" w:w="0"/>
-            <w:tcMar>
-              <w:top w:type="dxa" w:w="60"/>
-              <w:left w:type="dxa" w:w="100"/>
-              <w:bottom w:type="dxa" w:w="60"/>
-              <w:right w:type="dxa" w:w="100"/>
-            </w:tcMar>
-          </w:tcPr>
-          <w:p>
-            <w:r>
-              <w:rPr>
-                <w:b w:val="false"/>
-                <w:bCs w:val="false"/>
-                <w:sz w:val="19"/>
-                <w:szCs w:val="19"/>
-              </w:rPr>
-              <w:t xml:space="preserve">Memory</w:t>
-            </w:r>
-          </w:p>
-        </w:tc>
-        <w:tc>
-          <w:tcPr>
-            <w:tcW w:type="dxa" w:w="0"/>
-            <w:tcMar>
-              <w:top w:type="dxa" w:w="60"/>
-              <w:left w:type="dxa" w:w="100"/>
-              <w:bottom w:type="dxa" w:w="60"/>
-              <w:right w:type="dxa" w:w="100"/>
-            </w:tcMar>
-          </w:tcPr>
-          <w:p>
-            <w:r>
-              <w:rPr>
-                <w:b w:val="false"/>
-                <w:bCs w:val="false"/>
-                <w:sz w:val="19"/>
-                <w:szCs w:val="19"/>
-              </w:rPr>
-              <w:t xml:space="preserve">Used against total, swap if any, and the size of the MediaLedger process itself.</w:t>
-            </w:r>
-          </w:p>
-        </w:tc>
-      </w:tr>
-      <w:tr>
-        <w:tc>
-          <w:tcPr>
-            <w:tcW w:type="dxa" w:w="0"/>
-            <w:tcMar>
-              <w:top w:type="dxa" w:w="60"/>
-              <w:left w:type="dxa" w:w="100"/>
-              <w:bottom w:type="dxa" w:w="60"/>
-              <w:right w:type="dxa" w:w="100"/>
-            </w:tcMar>
-          </w:tcPr>
-          <w:p>
-            <w:r>
-              <w:rPr>
-                <w:b w:val="false"/>
-                <w:bCs w:val="false"/>
-                <w:sz w:val="19"/>
-                <w:szCs w:val="19"/>
-              </w:rPr>
-              <w:t xml:space="preserve">Data disk</w:t>
-            </w:r>
-          </w:p>
-        </w:tc>
-        <w:tc>
-          <w:tcPr>
-            <w:tcW w:type="dxa" w:w="0"/>
-            <w:tcMar>
-              <w:top w:type="dxa" w:w="60"/>
-              <w:left w:type="dxa" w:w="100"/>
-              <w:bottom w:type="dxa" w:w="60"/>
-              <w:right w:type="dxa" w:w="100"/>
-            </w:tcMar>
-          </w:tcPr>
-          <w:p>
-            <w:r>
-              <w:rPr>
-                <w:b w:val="false"/>
-                <w:bCs w:val="false"/>
-                <w:sz w:val="19"/>
-                <w:szCs w:val="19"/>
-              </w:rPr>
-              <w:t xml:space="preserve">Free space where the database, log and exports live, and the database size.</w:t>
-            </w:r>
-          </w:p>
-        </w:tc>
-      </w:tr>
-      <w:tr>
-        <w:tc>
-          <w:tcPr>
-            <w:tcW w:type="dxa" w:w="0"/>
-            <w:tcMar>
-              <w:top w:type="dxa" w:w="60"/>
-              <w:left w:type="dxa" w:w="100"/>
-              <w:bottom w:type="dxa" w:w="60"/>
-              <w:right w:type="dxa" w:w="100"/>
-            </w:tcMar>
-          </w:tcPr>
-          <w:p>
-            <w:r>
-              <w:rPr>
-                <w:b w:val="false"/>
-                <w:bCs w:val="false"/>
-                <w:sz w:val="19"/>
-                <w:szCs w:val="19"/>
-              </w:rPr>
-              <w:t xml:space="preserve">Network</w:t>
-            </w:r>
-          </w:p>
-        </w:tc>
-        <w:tc>
-          <w:tcPr>
-            <w:tcW w:type="dxa" w:w="0"/>
-            <w:tcMar>
-              <w:top w:type="dxa" w:w="60"/>
-              <w:left w:type="dxa" w:w="100"/>
-              <w:bottom w:type="dxa" w:w="60"/>
-              <w:right w:type="dxa" w:w="100"/>
-            </w:tcMar>
-          </w:tcPr>
-          <w:p>
-            <w:r>
-              <w:rPr>
-                <w:b w:val="false"/>
-                <w:bCs w:val="false"/>
-                <w:sz w:val="19"/>
-                <w:szCs w:val="19"/>
-              </w:rPr>
-              <w:t xml:space="preserve">Download and upload rate. During a scan the download line is the share being read.</w:t>
-            </w:r>
-          </w:p>
-        </w:tc>
-      </w:tr>
-      <w:tr>
-        <w:tc>
-          <w:tcPr>
-            <w:tcW w:type="dxa" w:w="0"/>
-            <w:tcMar>
-              <w:top w:type="dxa" w:w="60"/>
-              <w:left w:type="dxa" w:w="100"/>
-              <w:bottom w:type="dxa" w:w="60"/>
-              <w:right w:type="dxa" w:w="100"/>
-            </w:tcMar>
-          </w:tcPr>
-          <w:p>
-            <w:r>
-              <w:rPr>
-                <w:b w:val="false"/>
-                <w:bCs w:val="false"/>
-                <w:sz w:val="19"/>
-                <w:szCs w:val="19"/>
-              </w:rPr>
-              <w:t xml:space="preserve">Storage</w:t>
-            </w:r>
-          </w:p>
-        </w:tc>
-        <w:tc>
-          <w:tcPr>
-            <w:tcW w:type="dxa" w:w="0"/>
-            <w:tcMar>
-              <w:top w:type="dxa" w:w="60"/>
-              <w:left w:type="dxa" w:w="100"/>
-              <w:bottom w:type="dxa" w:w="60"/>
-              <w:right w:type="dxa" w:w="100"/>
-            </w:tcMar>
-          </w:tcPr>
-          <w:p>
-            <w:r>
-              <w:rPr>
-                <w:b w:val="false"/>
-                <w:bCs w:val="false"/>
-                <w:sz w:val="19"/>
-                <w:szCs w:val="19"/>
-              </w:rPr>
-              <w:t xml:space="preserve">Free space and fill percentage of the data folder and of every enabled root, measured through the share.</w:t>
+              <w:t xml:space="preserve">Plex title and year, rating key, IMDb / TMDB / TVDB ids, your Plex rating, audience rating, play count, last viewed, resume offset, library section</w:t>
+            </w:r>
+          </w:p>
+        </w:tc>
+        <w:tc>
+          <w:tcPr>
+            <w:tcW w:type="dxa" w:w="0"/>
+            <w:tcMar>
+              <w:top w:type="dxa" w:w="60"/>
+              <w:left w:type="dxa" w:w="100"/>
+              <w:bottom w:type="dxa" w:w="60"/>
+              <w:right w:type="dxa" w:w="100"/>
+            </w:tcMar>
+          </w:tcPr>
+          <w:p>
+            <w:r>
+              <w:rPr>
+                <w:b w:val="false"/>
+                <w:bCs w:val="false"/>
+                <w:sz w:val="19"/>
+                <w:szCs w:val="19"/>
+              </w:rPr>
+              <w:t xml:space="preserve">Plex's title and year, ids, your rating, audience rating, episode and watched counts, content rating</w:t>
             </w:r>
           </w:p>
         </w:tc>
@@ -11793,14 +11109,49 @@
     </w:tbl>
     <w:p>
       <w:pPr>
-        <w:pBdr>
-          <w:left w:val="single" w:color="5AA9FF" w:sz="12" w:space="8"/>
-        </w:pBdr>
-        <w:spacing w:after="160" w:before="60"/>
-        <w:ind w:left="360"/>
-      </w:pPr>
-      <w:r>
-        <w:t xml:space="preserve">The thresholds live at the top of </w:t>
+        <w:spacing w:after="120"/>
+      </w:pPr>
+      <w:r>
+        <w:t xml:space="preserve">These appear on the Ratings tab (Plex, Plex mine, Watched), on the series lists (Watched %, your Plex rating beside your stars), and as the optional truth source for the movie naming engine. The status line under the Sync button reports how many Plex items matched a file and lists examples of files Plex does not have.</w:t>
+      </w:r>
+    </w:p>
+    <w:p>
+      <w:pPr>
+        <w:pStyle w:val="Heading2"/>
+      </w:pPr>
+      <w:r>
+        <w:t xml:space="preserve">19.3 Plex webhook</w:t>
+      </w:r>
+    </w:p>
+    <w:p>
+      <w:pPr>
+        <w:spacing w:after="120"/>
+      </w:pPr>
+      <w:r>
+        <w:t xml:space="preserve">A sync pulls from Plex on a schedule; a webhook lets Plex push to MediaLedger the moment something happens. Webhooks are a Plex Pass feature and need a server that is always listening, so they work on the Raspberry Pi web server only. The desktop app shows a note instead.</w:t>
+      </w:r>
+    </w:p>
+    <w:p>
+      <w:pPr>
+        <w:pStyle w:val="ListParagraph"/>
+        <w:numPr>
+          <w:ilvl w:val="0"/>
+          <w:numId w:val="6"/>
+        </w:numPr>
+        <w:spacing w:after="60"/>
+      </w:pPr>
+      <w:r>
+        <w:t xml:space="preserve">On the Pi, Settings → Plex → </w:t>
+      </w:r>
+      <w:r>
+        <w:rPr>
+          <w:b/>
+          <w:bCs/>
+        </w:rPr>
+        <w:t xml:space="preserve">Webhook (Plex Pass)</w:t>
+      </w:r>
+      <w:r>
+        <w:t xml:space="preserve">: switch it on. A URL of the form </w:t>
       </w:r>
       <w:r>
         <w:rPr>
@@ -11809,22 +11160,271 @@
           <w:szCs w:val="19"/>
           <w:shd w:fill="EEF1F5" w:val="clear"/>
         </w:rPr>
-        <w:t xml:space="preserve">healthOf()</w:t>
-      </w:r>
-      <w:r>
-        <w:t xml:space="preserve"> in </w:t>
-      </w:r>
-      <w:r>
-        <w:rPr>
-          <w:rFonts w:ascii="Consolas" w:cs="Consolas" w:eastAsia="Consolas" w:hAnsi="Consolas"/>
-          <w:sz w:val="19"/>
-          <w:szCs w:val="19"/>
-          <w:shd w:fill="EEF1F5" w:val="clear"/>
-        </w:rPr>
-        <w:t xml:space="preserve">src/main/sysmon.js</w:t>
-      </w:r>
-      <w:r>
-        <w:t xml:space="preserve"> if you want to tune them for a different case or fan.</w:t>
+        <w:t xml:space="preserve">http://&lt;pi&gt;:8080/api/plex/webhook?key=…</w:t>
+      </w:r>
+      <w:r>
+        <w:t xml:space="preserve"> appears with a copy button.</w:t>
+      </w:r>
+    </w:p>
+    <w:p>
+      <w:pPr>
+        <w:pStyle w:val="ListParagraph"/>
+        <w:numPr>
+          <w:ilvl w:val="0"/>
+          <w:numId w:val="6"/>
+        </w:numPr>
+        <w:spacing w:after="60"/>
+      </w:pPr>
+      <w:r>
+        <w:t xml:space="preserve">In Plex Web: Settings → </w:t>
+      </w:r>
+      <w:r>
+        <w:rPr>
+          <w:b/>
+          <w:bCs/>
+        </w:rPr>
+        <w:t xml:space="preserve">Webhooks</w:t>
+      </w:r>
+      <w:r>
+        <w:t xml:space="preserve"> → Add webhook, paste the URL, save.</w:t>
+      </w:r>
+    </w:p>
+    <w:p>
+      <w:pPr>
+        <w:pStyle w:val="ListParagraph"/>
+        <w:numPr>
+          <w:ilvl w:val="0"/>
+          <w:numId w:val="6"/>
+        </w:numPr>
+        <w:spacing w:after="60"/>
+      </w:pPr>
+      <w:r>
+        <w:t xml:space="preserve">Play or rate something in Plex. The last events received are listed under the switch, so you can confirm the link works.</w:t>
+      </w:r>
+    </w:p>
+    <w:tbl>
+      <w:tblPr>
+        <w:tblW w:type="dxa" w:w="9360"/>
+        <w:tblBorders>
+          <w:top w:val="single" w:color="auto" w:sz="4"/>
+          <w:left w:val="single" w:color="auto" w:sz="4"/>
+          <w:bottom w:val="single" w:color="auto" w:sz="4"/>
+          <w:right w:val="single" w:color="auto" w:sz="4"/>
+          <w:insideH w:val="single" w:color="auto" w:sz="4"/>
+          <w:insideV w:val="single" w:color="auto" w:sz="4"/>
+        </w:tblBorders>
+      </w:tblPr>
+      <w:tblGrid>
+        <w:gridCol w:w="3000"/>
+        <w:gridCol w:w="6360"/>
+      </w:tblGrid>
+      <w:tr>
+        <w:tc>
+          <w:tcPr>
+            <w:tcW w:type="dxa" w:w="0"/>
+            <w:shd w:fill="DDE6F2" w:val="clear"/>
+            <w:tcMar>
+              <w:top w:type="dxa" w:w="60"/>
+              <w:left w:type="dxa" w:w="100"/>
+              <w:bottom w:type="dxa" w:w="60"/>
+              <w:right w:type="dxa" w:w="100"/>
+            </w:tcMar>
+          </w:tcPr>
+          <w:p>
+            <w:r>
+              <w:rPr>
+                <w:b/>
+                <w:bCs/>
+                <w:sz w:val="19"/>
+                <w:szCs w:val="19"/>
+              </w:rPr>
+              <w:t xml:space="preserve">Plex event</w:t>
+            </w:r>
+          </w:p>
+        </w:tc>
+        <w:tc>
+          <w:tcPr>
+            <w:tcW w:type="dxa" w:w="0"/>
+            <w:shd w:fill="DDE6F2" w:val="clear"/>
+            <w:tcMar>
+              <w:top w:type="dxa" w:w="60"/>
+              <w:left w:type="dxa" w:w="100"/>
+              <w:bottom w:type="dxa" w:w="60"/>
+              <w:right w:type="dxa" w:w="100"/>
+            </w:tcMar>
+          </w:tcPr>
+          <w:p>
+            <w:r>
+              <w:rPr>
+                <w:b/>
+                <w:bCs/>
+                <w:sz w:val="19"/>
+                <w:szCs w:val="19"/>
+              </w:rPr>
+              <w:t xml:space="preserve">What MediaLedger does</w:t>
+            </w:r>
+          </w:p>
+        </w:tc>
+      </w:tr>
+      <w:tr>
+        <w:tc>
+          <w:tcPr>
+            <w:tcW w:type="dxa" w:w="0"/>
+            <w:tcMar>
+              <w:top w:type="dxa" w:w="60"/>
+              <w:left w:type="dxa" w:w="100"/>
+              <w:bottom w:type="dxa" w:w="60"/>
+              <w:right w:type="dxa" w:w="100"/>
+            </w:tcMar>
+          </w:tcPr>
+          <w:p>
+            <w:r>
+              <w:rPr>
+                <w:b w:val="false"/>
+                <w:bCs w:val="false"/>
+                <w:sz w:val="19"/>
+                <w:szCs w:val="19"/>
+              </w:rPr>
+              <w:t xml:space="preserve">Item added to a library</w:t>
+            </w:r>
+          </w:p>
+        </w:tc>
+        <w:tc>
+          <w:tcPr>
+            <w:tcW w:type="dxa" w:w="0"/>
+            <w:tcMar>
+              <w:top w:type="dxa" w:w="60"/>
+              <w:left w:type="dxa" w:w="100"/>
+              <w:bottom w:type="dxa" w:w="60"/>
+              <w:right w:type="dxa" w:w="100"/>
+            </w:tcMar>
+          </w:tcPr>
+          <w:p>
+            <w:r>
+              <w:rPr>
+                <w:b w:val="false"/>
+                <w:bCs w:val="false"/>
+                <w:sz w:val="19"/>
+                <w:szCs w:val="19"/>
+              </w:rPr>
+              <w:t xml:space="preserve">Queues a scan two minutes later, so a batch of new files arrives in one scan rather than one scan per file.</w:t>
+            </w:r>
+          </w:p>
+        </w:tc>
+      </w:tr>
+      <w:tr>
+        <w:tc>
+          <w:tcPr>
+            <w:tcW w:type="dxa" w:w="0"/>
+            <w:tcMar>
+              <w:top w:type="dxa" w:w="60"/>
+              <w:left w:type="dxa" w:w="100"/>
+              <w:bottom w:type="dxa" w:w="60"/>
+              <w:right w:type="dxa" w:w="100"/>
+            </w:tcMar>
+          </w:tcPr>
+          <w:p>
+            <w:r>
+              <w:rPr>
+                <w:b w:val="false"/>
+                <w:bCs w:val="false"/>
+                <w:sz w:val="19"/>
+                <w:szCs w:val="19"/>
+              </w:rPr>
+              <w:t xml:space="preserve">Watched (scrobble)</w:t>
+            </w:r>
+          </w:p>
+        </w:tc>
+        <w:tc>
+          <w:tcPr>
+            <w:tcW w:type="dxa" w:w="0"/>
+            <w:tcMar>
+              <w:top w:type="dxa" w:w="60"/>
+              <w:left w:type="dxa" w:w="100"/>
+              <w:bottom w:type="dxa" w:w="60"/>
+              <w:right w:type="dxa" w:w="100"/>
+            </w:tcMar>
+          </w:tcPr>
+          <w:p>
+            <w:r>
+              <w:rPr>
+                <w:b w:val="false"/>
+                <w:bCs w:val="false"/>
+                <w:sz w:val="19"/>
+                <w:szCs w:val="19"/>
+              </w:rPr>
+              <w:t xml:space="preserve">Updates the play count and last-viewed time of the linked file at once.</w:t>
+            </w:r>
+          </w:p>
+        </w:tc>
+      </w:tr>
+      <w:tr>
+        <w:tc>
+          <w:tcPr>
+            <w:tcW w:type="dxa" w:w="0"/>
+            <w:tcMar>
+              <w:top w:type="dxa" w:w="60"/>
+              <w:left w:type="dxa" w:w="100"/>
+              <w:bottom w:type="dxa" w:w="60"/>
+              <w:right w:type="dxa" w:w="100"/>
+            </w:tcMar>
+          </w:tcPr>
+          <w:p>
+            <w:r>
+              <w:rPr>
+                <w:b w:val="false"/>
+                <w:bCs w:val="false"/>
+                <w:sz w:val="19"/>
+                <w:szCs w:val="19"/>
+              </w:rPr>
+              <w:t xml:space="preserve">Rated</w:t>
+            </w:r>
+          </w:p>
+        </w:tc>
+        <w:tc>
+          <w:tcPr>
+            <w:tcW w:type="dxa" w:w="0"/>
+            <w:tcMar>
+              <w:top w:type="dxa" w:w="60"/>
+              <w:left w:type="dxa" w:w="100"/>
+              <w:bottom w:type="dxa" w:w="60"/>
+              <w:right w:type="dxa" w:w="100"/>
+            </w:tcMar>
+          </w:tcPr>
+          <w:p>
+            <w:r>
+              <w:rPr>
+                <w:b w:val="false"/>
+                <w:bCs w:val="false"/>
+                <w:sz w:val="19"/>
+                <w:szCs w:val="19"/>
+              </w:rPr>
+              <w:t xml:space="preserve">Stores the new rating on the linked file at once.</w:t>
+            </w:r>
+          </w:p>
+        </w:tc>
+      </w:tr>
+    </w:tbl>
+    <w:p>
+      <w:pPr>
+        <w:pBdr>
+          <w:left w:val="single" w:color="F0B429" w:sz="12" w:space="8"/>
+        </w:pBdr>
+        <w:spacing w:after="160" w:before="60"/>
+        <w:ind w:left="360"/>
+      </w:pPr>
+      <w:r>
+        <w:t xml:space="preserve">The key in the URL is the credential: anyone who has it can post events. </w:t>
+      </w:r>
+      <w:r>
+        <w:rPr>
+          <w:b/>
+          <w:bCs/>
+        </w:rPr>
+        <w:t xml:space="preserve">New key</w:t>
+      </w:r>
+      <w:r>
+        <w:t xml:space="preserve"> generates another and invalidates the old one; update the URL in Plex afterwards. LAN-only still applies, so a Plex server on the internet cannot reach the webhook unless you turn that rule off.</w:t>
       </w:r>
     </w:p>
     <w:p>
@@ -11833,7 +11433,7 @@
         <w:pageBreakBefore/>
       </w:pPr>
       <w:r>
-        <w:t xml:space="preserve">21. Security</w:t>
+        <w:t xml:space="preserve">20. System (health and hardware)</w:t>
       </w:r>
     </w:p>
     <w:p>
@@ -11841,17 +11441,7 @@
         <w:spacing w:after="120"/>
       </w:pPr>
       <w:r>
-        <w:t xml:space="preserve">The Security tab manages access to the </w:t>
-      </w:r>
-      <w:r>
-        <w:rPr>
-          <w:b/>
-          <w:bCs/>
-        </w:rPr>
-        <w:t xml:space="preserve">web server</w:t>
-      </w:r>
-      <w:r>
-        <w:t xml:space="preserve">. The desktop app has no login: it runs as you, on your PC, and only your PC can reach it, so on the desktop the tab simply says so. On the Raspberry Pi anyone on the LAN could otherwise open the page, and this tab is where you control that.</w:t>
+        <w:t xml:space="preserve">The System tab watches the machine MediaLedger runs on. On the desktop that is your PC; on the Raspberry Pi it is the board itself, where temperature and power matter. It samples every 5 seconds and keeps one hour of history in memory (nothing is written to the database or the SD card).</w:t>
       </w:r>
     </w:p>
     <w:p>
@@ -11913,7 +11503,585 @@
           <w:sz w:val="18"/>
           <w:szCs w:val="18"/>
         </w:rPr>
-        <w:t xml:space="preserve">Security tab on the Pi: posture checks, password, options, users, two-factor codes, sessions and the audit log.</w:t>
+        <w:t xml:space="preserve">System tab on the desktop: health, CPU per core, memory, data disk, network, and free space on every root.</w:t>
+      </w:r>
+    </w:p>
+    <w:tbl>
+      <w:tblPr>
+        <w:tblW w:type="dxa" w:w="9360"/>
+        <w:tblBorders>
+          <w:top w:val="single" w:color="auto" w:sz="4"/>
+          <w:left w:val="single" w:color="auto" w:sz="4"/>
+          <w:bottom w:val="single" w:color="auto" w:sz="4"/>
+          <w:right w:val="single" w:color="auto" w:sz="4"/>
+          <w:insideH w:val="single" w:color="auto" w:sz="4"/>
+          <w:insideV w:val="single" w:color="auto" w:sz="4"/>
+        </w:tblBorders>
+      </w:tblPr>
+      <w:tblGrid>
+        <w:gridCol w:w="2600"/>
+        <w:gridCol w:w="6760"/>
+      </w:tblGrid>
+      <w:tr>
+        <w:tc>
+          <w:tcPr>
+            <w:tcW w:type="dxa" w:w="0"/>
+            <w:shd w:fill="DDE6F2" w:val="clear"/>
+            <w:tcMar>
+              <w:top w:type="dxa" w:w="60"/>
+              <w:left w:type="dxa" w:w="100"/>
+              <w:bottom w:type="dxa" w:w="60"/>
+              <w:right w:type="dxa" w:w="100"/>
+            </w:tcMar>
+          </w:tcPr>
+          <w:p>
+            <w:r>
+              <w:rPr>
+                <w:b/>
+                <w:bCs/>
+                <w:sz w:val="19"/>
+                <w:szCs w:val="19"/>
+              </w:rPr>
+              <w:t xml:space="preserve">Panel</w:t>
+            </w:r>
+          </w:p>
+        </w:tc>
+        <w:tc>
+          <w:tcPr>
+            <w:tcW w:type="dxa" w:w="0"/>
+            <w:shd w:fill="DDE6F2" w:val="clear"/>
+            <w:tcMar>
+              <w:top w:type="dxa" w:w="60"/>
+              <w:left w:type="dxa" w:w="100"/>
+              <w:bottom w:type="dxa" w:w="60"/>
+              <w:right w:type="dxa" w:w="100"/>
+            </w:tcMar>
+          </w:tcPr>
+          <w:p>
+            <w:r>
+              <w:rPr>
+                <w:b/>
+                <w:bCs/>
+                <w:sz w:val="19"/>
+                <w:szCs w:val="19"/>
+              </w:rPr>
+              <w:t xml:space="preserve">What it shows</w:t>
+            </w:r>
+          </w:p>
+        </w:tc>
+      </w:tr>
+      <w:tr>
+        <w:tc>
+          <w:tcPr>
+            <w:tcW w:type="dxa" w:w="0"/>
+            <w:tcMar>
+              <w:top w:type="dxa" w:w="60"/>
+              <w:left w:type="dxa" w:w="100"/>
+              <w:bottom w:type="dxa" w:w="60"/>
+              <w:right w:type="dxa" w:w="100"/>
+            </w:tcMar>
+          </w:tcPr>
+          <w:p>
+            <w:r>
+              <w:rPr>
+                <w:b w:val="false"/>
+                <w:bCs w:val="false"/>
+                <w:sz w:val="19"/>
+                <w:szCs w:val="19"/>
+              </w:rPr>
+              <w:t xml:space="preserve">Health</w:t>
+            </w:r>
+          </w:p>
+        </w:tc>
+        <w:tc>
+          <w:tcPr>
+            <w:tcW w:type="dxa" w:w="0"/>
+            <w:tcMar>
+              <w:top w:type="dxa" w:w="60"/>
+              <w:left w:type="dxa" w:w="100"/>
+              <w:bottom w:type="dxa" w:w="60"/>
+              <w:right w:type="dxa" w:w="100"/>
+            </w:tcMar>
+          </w:tcPr>
+          <w:p>
+            <w:r>
+              <w:rPr>
+                <w:b w:val="false"/>
+                <w:bCs w:val="false"/>
+                <w:sz w:val="19"/>
+                <w:szCs w:val="19"/>
+              </w:rPr>
+              <w:t xml:space="preserve">One verdict, </w:t>
+            </w:r>
+            <w:r>
+              <w:rPr>
+                <w:b w:val="false"/>
+                <w:bCs w:val="false"/>
+                <w:sz w:val="19"/>
+                <w:szCs w:val="19"/>
+              </w:rPr>
+              <w:t xml:space="preserve">All good</w:t>
+            </w:r>
+            <w:r>
+              <w:rPr>
+                <w:b w:val="false"/>
+                <w:bCs w:val="false"/>
+                <w:sz w:val="19"/>
+                <w:szCs w:val="19"/>
+              </w:rPr>
+              <w:t xml:space="preserve">, </w:t>
+            </w:r>
+            <w:r>
+              <w:rPr>
+                <w:b w:val="false"/>
+                <w:bCs w:val="false"/>
+                <w:sz w:val="19"/>
+                <w:szCs w:val="19"/>
+              </w:rPr>
+              <w:t xml:space="preserve">Attention</w:t>
+            </w:r>
+            <w:r>
+              <w:rPr>
+                <w:b w:val="false"/>
+                <w:bCs w:val="false"/>
+                <w:sz w:val="19"/>
+                <w:szCs w:val="19"/>
+              </w:rPr>
+              <w:t xml:space="preserve"> or </w:t>
+            </w:r>
+            <w:r>
+              <w:rPr>
+                <w:b w:val="false"/>
+                <w:bCs w:val="false"/>
+                <w:sz w:val="19"/>
+                <w:szCs w:val="19"/>
+              </w:rPr>
+              <w:t xml:space="preserve">Problem</w:t>
+            </w:r>
+            <w:r>
+              <w:rPr>
+                <w:b w:val="false"/>
+                <w:bCs w:val="false"/>
+                <w:sz w:val="19"/>
+                <w:szCs w:val="19"/>
+              </w:rPr>
+              <w:t xml:space="preserve">, with every triggered rule listed under it. Rules: SoC over 70 °C (attention) or 80 °C (problem); throttling or under-voltage now (problem) or since boot (attention); memory over 85 / 95 %; swapping; a disk over 90 % or under 5 GB free (attention), over 97 % or under 1 GB (problem); a root that cannot be reached while no scan is running. The System entry in the sidebar shows a dot whenever the verdict is not green.</w:t>
+            </w:r>
+          </w:p>
+        </w:tc>
+      </w:tr>
+      <w:tr>
+        <w:tc>
+          <w:tcPr>
+            <w:tcW w:type="dxa" w:w="0"/>
+            <w:tcMar>
+              <w:top w:type="dxa" w:w="60"/>
+              <w:left w:type="dxa" w:w="100"/>
+              <w:bottom w:type="dxa" w:w="60"/>
+              <w:right w:type="dxa" w:w="100"/>
+            </w:tcMar>
+          </w:tcPr>
+          <w:p>
+            <w:r>
+              <w:rPr>
+                <w:b w:val="false"/>
+                <w:bCs w:val="false"/>
+                <w:sz w:val="19"/>
+                <w:szCs w:val="19"/>
+              </w:rPr>
+              <w:t xml:space="preserve">SoC temperature (Pi only)</w:t>
+            </w:r>
+          </w:p>
+        </w:tc>
+        <w:tc>
+          <w:tcPr>
+            <w:tcW w:type="dxa" w:w="0"/>
+            <w:tcMar>
+              <w:top w:type="dxa" w:w="60"/>
+              <w:left w:type="dxa" w:w="100"/>
+              <w:bottom w:type="dxa" w:w="60"/>
+              <w:right w:type="dxa" w:w="100"/>
+            </w:tcMar>
+          </w:tcPr>
+          <w:p>
+            <w:r>
+              <w:rPr>
+                <w:b w:val="false"/>
+                <w:bCs w:val="false"/>
+                <w:sz w:val="19"/>
+                <w:szCs w:val="19"/>
+              </w:rPr>
+              <w:t xml:space="preserve">Current chip temperature, clock speed and core voltage. The Pi firmware soft-limits at 80 °C and throttles at 85 °C; a scan on a caseless Pi 4 usually sits in the 50s to 60s.</w:t>
+            </w:r>
+          </w:p>
+        </w:tc>
+      </w:tr>
+      <w:tr>
+        <w:tc>
+          <w:tcPr>
+            <w:tcW w:type="dxa" w:w="0"/>
+            <w:tcMar>
+              <w:top w:type="dxa" w:w="60"/>
+              <w:left w:type="dxa" w:w="100"/>
+              <w:bottom w:type="dxa" w:w="60"/>
+              <w:right w:type="dxa" w:w="100"/>
+            </w:tcMar>
+          </w:tcPr>
+          <w:p>
+            <w:r>
+              <w:rPr>
+                <w:b w:val="false"/>
+                <w:bCs w:val="false"/>
+                <w:sz w:val="19"/>
+                <w:szCs w:val="19"/>
+              </w:rPr>
+              <w:t xml:space="preserve">Power &amp; throttling (Pi only)</w:t>
+            </w:r>
+          </w:p>
+        </w:tc>
+        <w:tc>
+          <w:tcPr>
+            <w:tcW w:type="dxa" w:w="0"/>
+            <w:tcMar>
+              <w:top w:type="dxa" w:w="60"/>
+              <w:left w:type="dxa" w:w="100"/>
+              <w:bottom w:type="dxa" w:w="60"/>
+              <w:right w:type="dxa" w:w="100"/>
+            </w:tcMar>
+          </w:tcPr>
+          <w:p>
+            <w:r>
+              <w:rPr>
+                <w:b w:val="false"/>
+                <w:bCs w:val="false"/>
+                <w:sz w:val="19"/>
+                <w:szCs w:val="19"/>
+              </w:rPr>
+              <w:t xml:space="preserve">The firmware's throttling flags. </w:t>
+            </w:r>
+            <w:r>
+              <w:rPr>
+                <w:b w:val="false"/>
+                <w:bCs w:val="false"/>
+                <w:sz w:val="19"/>
+                <w:szCs w:val="19"/>
+              </w:rPr>
+              <w:t xml:space="preserve">Healthy</w:t>
+            </w:r>
+            <w:r>
+              <w:rPr>
+                <w:b w:val="false"/>
+                <w:bCs w:val="false"/>
+                <w:sz w:val="19"/>
+                <w:szCs w:val="19"/>
+              </w:rPr>
+              <w:t xml:space="preserve"> means no under-voltage or frequency capping since boot. "Under-voltage has occurred" means the power supply or cable is weak; fix that before trusting long scans.</w:t>
+            </w:r>
+          </w:p>
+        </w:tc>
+      </w:tr>
+      <w:tr>
+        <w:tc>
+          <w:tcPr>
+            <w:tcW w:type="dxa" w:w="0"/>
+            <w:tcMar>
+              <w:top w:type="dxa" w:w="60"/>
+              <w:left w:type="dxa" w:w="100"/>
+              <w:bottom w:type="dxa" w:w="60"/>
+              <w:right w:type="dxa" w:w="100"/>
+            </w:tcMar>
+          </w:tcPr>
+          <w:p>
+            <w:r>
+              <w:rPr>
+                <w:b w:val="false"/>
+                <w:bCs w:val="false"/>
+                <w:sz w:val="19"/>
+                <w:szCs w:val="19"/>
+              </w:rPr>
+              <w:t xml:space="preserve">CPU</w:t>
+            </w:r>
+          </w:p>
+        </w:tc>
+        <w:tc>
+          <w:tcPr>
+            <w:tcW w:type="dxa" w:w="0"/>
+            <w:tcMar>
+              <w:top w:type="dxa" w:w="60"/>
+              <w:left w:type="dxa" w:w="100"/>
+              <w:bottom w:type="dxa" w:w="60"/>
+              <w:right w:type="dxa" w:w="100"/>
+            </w:tcMar>
+          </w:tcPr>
+          <w:p>
+            <w:r>
+              <w:rPr>
+                <w:b w:val="false"/>
+                <w:bCs w:val="false"/>
+                <w:sz w:val="19"/>
+                <w:szCs w:val="19"/>
+              </w:rPr>
+              <w:t xml:space="preserve">Overall percentage, per-core bars and the 1 / 5 / 15 minute load averages.</w:t>
+            </w:r>
+          </w:p>
+        </w:tc>
+      </w:tr>
+      <w:tr>
+        <w:tc>
+          <w:tcPr>
+            <w:tcW w:type="dxa" w:w="0"/>
+            <w:tcMar>
+              <w:top w:type="dxa" w:w="60"/>
+              <w:left w:type="dxa" w:w="100"/>
+              <w:bottom w:type="dxa" w:w="60"/>
+              <w:right w:type="dxa" w:w="100"/>
+            </w:tcMar>
+          </w:tcPr>
+          <w:p>
+            <w:r>
+              <w:rPr>
+                <w:b w:val="false"/>
+                <w:bCs w:val="false"/>
+                <w:sz w:val="19"/>
+                <w:szCs w:val="19"/>
+              </w:rPr>
+              <w:t xml:space="preserve">Memory</w:t>
+            </w:r>
+          </w:p>
+        </w:tc>
+        <w:tc>
+          <w:tcPr>
+            <w:tcW w:type="dxa" w:w="0"/>
+            <w:tcMar>
+              <w:top w:type="dxa" w:w="60"/>
+              <w:left w:type="dxa" w:w="100"/>
+              <w:bottom w:type="dxa" w:w="60"/>
+              <w:right w:type="dxa" w:w="100"/>
+            </w:tcMar>
+          </w:tcPr>
+          <w:p>
+            <w:r>
+              <w:rPr>
+                <w:b w:val="false"/>
+                <w:bCs w:val="false"/>
+                <w:sz w:val="19"/>
+                <w:szCs w:val="19"/>
+              </w:rPr>
+              <w:t xml:space="preserve">Used against total, swap if any, and the size of the MediaLedger process itself.</w:t>
+            </w:r>
+          </w:p>
+        </w:tc>
+      </w:tr>
+      <w:tr>
+        <w:tc>
+          <w:tcPr>
+            <w:tcW w:type="dxa" w:w="0"/>
+            <w:tcMar>
+              <w:top w:type="dxa" w:w="60"/>
+              <w:left w:type="dxa" w:w="100"/>
+              <w:bottom w:type="dxa" w:w="60"/>
+              <w:right w:type="dxa" w:w="100"/>
+            </w:tcMar>
+          </w:tcPr>
+          <w:p>
+            <w:r>
+              <w:rPr>
+                <w:b w:val="false"/>
+                <w:bCs w:val="false"/>
+                <w:sz w:val="19"/>
+                <w:szCs w:val="19"/>
+              </w:rPr>
+              <w:t xml:space="preserve">Data disk</w:t>
+            </w:r>
+          </w:p>
+        </w:tc>
+        <w:tc>
+          <w:tcPr>
+            <w:tcW w:type="dxa" w:w="0"/>
+            <w:tcMar>
+              <w:top w:type="dxa" w:w="60"/>
+              <w:left w:type="dxa" w:w="100"/>
+              <w:bottom w:type="dxa" w:w="60"/>
+              <w:right w:type="dxa" w:w="100"/>
+            </w:tcMar>
+          </w:tcPr>
+          <w:p>
+            <w:r>
+              <w:rPr>
+                <w:b w:val="false"/>
+                <w:bCs w:val="false"/>
+                <w:sz w:val="19"/>
+                <w:szCs w:val="19"/>
+              </w:rPr>
+              <w:t xml:space="preserve">Free space where the database, log and exports live, and the database size.</w:t>
+            </w:r>
+          </w:p>
+        </w:tc>
+      </w:tr>
+      <w:tr>
+        <w:tc>
+          <w:tcPr>
+            <w:tcW w:type="dxa" w:w="0"/>
+            <w:tcMar>
+              <w:top w:type="dxa" w:w="60"/>
+              <w:left w:type="dxa" w:w="100"/>
+              <w:bottom w:type="dxa" w:w="60"/>
+              <w:right w:type="dxa" w:w="100"/>
+            </w:tcMar>
+          </w:tcPr>
+          <w:p>
+            <w:r>
+              <w:rPr>
+                <w:b w:val="false"/>
+                <w:bCs w:val="false"/>
+                <w:sz w:val="19"/>
+                <w:szCs w:val="19"/>
+              </w:rPr>
+              <w:t xml:space="preserve">Network</w:t>
+            </w:r>
+          </w:p>
+        </w:tc>
+        <w:tc>
+          <w:tcPr>
+            <w:tcW w:type="dxa" w:w="0"/>
+            <w:tcMar>
+              <w:top w:type="dxa" w:w="60"/>
+              <w:left w:type="dxa" w:w="100"/>
+              <w:bottom w:type="dxa" w:w="60"/>
+              <w:right w:type="dxa" w:w="100"/>
+            </w:tcMar>
+          </w:tcPr>
+          <w:p>
+            <w:r>
+              <w:rPr>
+                <w:b w:val="false"/>
+                <w:bCs w:val="false"/>
+                <w:sz w:val="19"/>
+                <w:szCs w:val="19"/>
+              </w:rPr>
+              <w:t xml:space="preserve">Download and upload rate. During a scan the download line is the share being read.</w:t>
+            </w:r>
+          </w:p>
+        </w:tc>
+      </w:tr>
+      <w:tr>
+        <w:tc>
+          <w:tcPr>
+            <w:tcW w:type="dxa" w:w="0"/>
+            <w:tcMar>
+              <w:top w:type="dxa" w:w="60"/>
+              <w:left w:type="dxa" w:w="100"/>
+              <w:bottom w:type="dxa" w:w="60"/>
+              <w:right w:type="dxa" w:w="100"/>
+            </w:tcMar>
+          </w:tcPr>
+          <w:p>
+            <w:r>
+              <w:rPr>
+                <w:b w:val="false"/>
+                <w:bCs w:val="false"/>
+                <w:sz w:val="19"/>
+                <w:szCs w:val="19"/>
+              </w:rPr>
+              <w:t xml:space="preserve">Storage</w:t>
+            </w:r>
+          </w:p>
+        </w:tc>
+        <w:tc>
+          <w:tcPr>
+            <w:tcW w:type="dxa" w:w="0"/>
+            <w:tcMar>
+              <w:top w:type="dxa" w:w="60"/>
+              <w:left w:type="dxa" w:w="100"/>
+              <w:bottom w:type="dxa" w:w="60"/>
+              <w:right w:type="dxa" w:w="100"/>
+            </w:tcMar>
+          </w:tcPr>
+          <w:p>
+            <w:r>
+              <w:rPr>
+                <w:b w:val="false"/>
+                <w:bCs w:val="false"/>
+                <w:sz w:val="19"/>
+                <w:szCs w:val="19"/>
+              </w:rPr>
+              <w:t xml:space="preserve">Free space and fill percentage of the data folder and of every enabled root, measured through the share.</w:t>
+            </w:r>
+          </w:p>
+        </w:tc>
+      </w:tr>
+    </w:tbl>
+    <w:p>
+      <w:pPr>
+        <w:pBdr>
+          <w:left w:val="single" w:color="5AA9FF" w:sz="12" w:space="8"/>
+        </w:pBdr>
+        <w:spacing w:after="160" w:before="60"/>
+        <w:ind w:left="360"/>
+      </w:pPr>
+      <w:r>
+        <w:t xml:space="preserve">The thresholds live at the top of </w:t>
+      </w:r>
+      <w:r>
+        <w:rPr>
+          <w:rFonts w:ascii="Consolas" w:cs="Consolas" w:eastAsia="Consolas" w:hAnsi="Consolas"/>
+          <w:sz w:val="19"/>
+          <w:szCs w:val="19"/>
+          <w:shd w:fill="EEF1F5" w:val="clear"/>
+        </w:rPr>
+        <w:t xml:space="preserve">healthOf()</w:t>
+      </w:r>
+      <w:r>
+        <w:t xml:space="preserve"> in </w:t>
+      </w:r>
+      <w:r>
+        <w:rPr>
+          <w:rFonts w:ascii="Consolas" w:cs="Consolas" w:eastAsia="Consolas" w:hAnsi="Consolas"/>
+          <w:sz w:val="19"/>
+          <w:szCs w:val="19"/>
+          <w:shd w:fill="EEF1F5" w:val="clear"/>
+        </w:rPr>
+        <w:t xml:space="preserve">src/main/sysmon.js</w:t>
+      </w:r>
+      <w:r>
+        <w:t xml:space="preserve"> if you want to tune them for a different case or fan.</w:t>
+      </w:r>
+    </w:p>
+    <w:p>
+      <w:pPr>
+        <w:pStyle w:val="Heading1"/>
+        <w:pageBreakBefore/>
+      </w:pPr>
+      <w:r>
+        <w:t xml:space="preserve">21. Security</w:t>
+      </w:r>
+    </w:p>
+    <w:p>
+      <w:pPr>
+        <w:spacing w:after="120"/>
+      </w:pPr>
+      <w:r>
+        <w:t xml:space="preserve">The Security tab manages access to the </w:t>
+      </w:r>
+      <w:r>
+        <w:rPr>
+          <w:b/>
+          <w:bCs/>
+        </w:rPr>
+        <w:t xml:space="preserve">web server</w:t>
+      </w:r>
+      <w:r>
+        <w:t xml:space="preserve">. The desktop app has no login: it runs as you, on your PC, and only your PC can reach it, so on the desktop the tab simply says so. On the Raspberry Pi anyone on the LAN could otherwise open the page, and this tab is where you control that.</w:t>
+      </w:r>
+    </w:p>
+    <w:p>
+      <w:r>
+        <w:rPr>
+          <w:i/>
+          <w:iCs/>
+          <w:color w:val="999999"/>
+        </w:rPr>
+        <w:t xml:space="preserve">[screenshot web-security missing]</w:t>
       </w:r>
     </w:p>
     <w:p>
@@ -13162,65 +13330,13 @@
       </w:tr>
     </w:tbl>
     <w:p>
-      <w:pPr>
-        <w:spacing w:after="60" w:before="120"/>
-        <w:jc w:val="center"/>
-      </w:pPr>
-      <w:r>
-        <w:drawing>
-          <wp:inline distT="0" distB="0" distL="0" distR="0">
-            <wp:extent cx="5943600" cy="3714750"/>
-            <wp:effectExtent t="0" r="0" b="0" l="0"/>
-            <wp:docPr id="1" name="" descr="" title=""/>
-            <wp:cNvGraphicFramePr>
-              <a:graphicFrameLocks xmlns:a="http://schemas.openxmlformats.org/drawingml/2006/main" noChangeAspect="1"/>
-            </wp:cNvGraphicFramePr>
-            <a:graphic xmlns:a="http://schemas.openxmlformats.org/drawingml/2006/main">
-              <a:graphicData uri="http://schemas.openxmlformats.org/drawingml/2006/picture">
-                <pic:pic xmlns:pic="http://schemas.openxmlformats.org/drawingml/2006/picture">
-                  <pic:nvPicPr>
-                    <pic:cNvPr id="0" name="" descr=""/>
-                    <pic:cNvPicPr>
-                      <a:picLocks noChangeAspect="1" noChangeArrowheads="1"/>
-                    </pic:cNvPicPr>
-                  </pic:nvPicPr>
-                  <pic:blipFill>
-                    <a:blip r:embed="rId29" cstate="none"/>
-                    <a:srcRect/>
-                    <a:stretch>
-                      <a:fillRect/>
-                    </a:stretch>
-                  </pic:blipFill>
-                  <pic:spPr bwMode="auto">
-                    <a:xfrm>
-                      <a:off x="0" y="0"/>
-                      <a:ext cx="5943600" cy="3714750"/>
-                    </a:xfrm>
-                    <a:prstGeom prst="rect">
-                      <a:avLst/>
-                    </a:prstGeom>
-                  </pic:spPr>
-                </pic:pic>
-              </a:graphicData>
-            </a:graphic>
-          </wp:inline>
-        </w:drawing>
-      </w:r>
-    </w:p>
-    <w:p>
-      <w:pPr>
-        <w:spacing w:after="200"/>
-        <w:jc w:val="center"/>
-      </w:pPr>
       <w:r>
         <w:rPr>
           <w:i/>
           <w:iCs/>
-          <w:color w:val="555555"/>
-          <w:sz w:val="18"/>
-          <w:szCs w:val="18"/>
-        </w:rPr>
-        <w:t xml:space="preserve">Signing in to the web server with a username and password. The code field is only needed once two-factor is on.</w:t>
+          <w:color w:val="999999"/>
+        </w:rPr>
+        <w:t xml:space="preserve">[screenshot web-login missing]</w:t>
       </w:r>
     </w:p>
     <w:p>
@@ -13599,65 +13715,13 @@
       </w:r>
     </w:p>
     <w:p>
-      <w:pPr>
-        <w:spacing w:after="60" w:before="120"/>
-        <w:jc w:val="center"/>
-      </w:pPr>
-      <w:r>
-        <w:drawing>
-          <wp:inline distT="0" distB="0" distL="0" distR="0">
-            <wp:extent cx="5943600" cy="3714750"/>
-            <wp:effectExtent t="0" r="0" b="0" l="0"/>
-            <wp:docPr id="1" name="" descr="" title=""/>
-            <wp:cNvGraphicFramePr>
-              <a:graphicFrameLocks xmlns:a="http://schemas.openxmlformats.org/drawingml/2006/main" noChangeAspect="1"/>
-            </wp:cNvGraphicFramePr>
-            <a:graphic xmlns:a="http://schemas.openxmlformats.org/drawingml/2006/main">
-              <a:graphicData uri="http://schemas.openxmlformats.org/drawingml/2006/picture">
-                <pic:pic xmlns:pic="http://schemas.openxmlformats.org/drawingml/2006/picture">
-                  <pic:nvPicPr>
-                    <pic:cNvPr id="0" name="" descr=""/>
-                    <pic:cNvPicPr>
-                      <a:picLocks noChangeAspect="1" noChangeArrowheads="1"/>
-                    </pic:cNvPicPr>
-                  </pic:nvPicPr>
-                  <pic:blipFill>
-                    <a:blip r:embed="rId30" cstate="none"/>
-                    <a:srcRect/>
-                    <a:stretch>
-                      <a:fillRect/>
-                    </a:stretch>
-                  </pic:blipFill>
-                  <pic:spPr bwMode="auto">
-                    <a:xfrm>
-                      <a:off x="0" y="0"/>
-                      <a:ext cx="5943600" cy="3714750"/>
-                    </a:xfrm>
-                    <a:prstGeom prst="rect">
-                      <a:avLst/>
-                    </a:prstGeom>
-                  </pic:spPr>
-                </pic:pic>
-              </a:graphicData>
-            </a:graphic>
-          </wp:inline>
-        </w:drawing>
-      </w:r>
-    </w:p>
-    <w:p>
-      <w:pPr>
-        <w:spacing w:after="200"/>
-        <w:jc w:val="center"/>
-      </w:pPr>
       <w:r>
         <w:rPr>
           <w:i/>
           <w:iCs/>
-          <w:color w:val="555555"/>
-          <w:sz w:val="18"/>
-          <w:szCs w:val="18"/>
-        </w:rPr>
-        <w:t xml:space="preserve">The dashboard served from the Pi, in a browser.</w:t>
+          <w:color w:val="999999"/>
+        </w:rPr>
+        <w:t xml:space="preserve">[screenshot web-dashboard missing]</w:t>
       </w:r>
     </w:p>
     <w:p>
@@ -18889,7 +18953,7 @@
         <w:sz w:val="16"/>
         <w:szCs w:val="16"/>
       </w:rPr>
-      <w:t xml:space="preserve">MediaLedger 1.9.0 · User Manual</w:t>
+      <w:t xml:space="preserve">MediaLedger 1.9.1 · User Manual</w:t>
     </w:r>
   </w:p>
 </w:hdr>

--- a/docs/MediaLedger-Manual.docx
+++ b/docs/MediaLedger-Manual.docx
@@ -42,7 +42,7 @@
           <w:sz w:val="24"/>
           <w:szCs w:val="24"/>
         </w:rPr>
-        <w:t xml:space="preserve">Version 1.9.1</w:t>
+        <w:t xml:space="preserve">Version 1.9.2</w:t>
       </w:r>
     </w:p>
     <w:p>
@@ -7445,6 +7445,52 @@
     </w:p>
     <w:p>
       <w:pPr>
+        <w:pStyle w:val="Heading2"/>
+      </w:pPr>
+      <w:r>
+        <w:t xml:space="preserve">13.2 Schedules</w:t>
+      </w:r>
+    </w:p>
+    <w:p>
+      <w:pPr>
+        <w:spacing w:after="120"/>
+      </w:pPr>
+      <w:r>
+        <w:t xml:space="preserve">Settings → </w:t>
+      </w:r>
+      <w:r>
+        <w:rPr>
+          <w:b/>
+          <w:bCs/>
+        </w:rPr>
+        <w:t xml:space="preserve">Schedules</w:t>
+      </w:r>
+      <w:r>
+        <w:t xml:space="preserve"> lists every job MediaLedger runs on its own, in one table: the library scan, the Plex sync, episode counts and airing dates, the backup, the daily snapshot and the daily summary. Each row shows when it runs, the last run and its result, the next run, and a </w:t>
+      </w:r>
+      <w:r>
+        <w:rPr>
+          <w:b/>
+          <w:bCs/>
+        </w:rPr>
+        <w:t xml:space="preserve">Run now</w:t>
+      </w:r>
+      <w:r>
+        <w:t xml:space="preserve"> button. The timing controls sit underneath: the </w:t>
+      </w:r>
+      <w:r>
+        <w:rPr>
+          <w:b/>
+          <w:bCs/>
+        </w:rPr>
+        <w:t xml:space="preserve">Plex sync</w:t>
+      </w:r>
+      <w:r>
+        <w:t xml:space="preserve"> interval (a timer keeps the Watched tab and play counts current on days without a scan; 0 means only after scans), the backup time and how many copies to keep, the snapshot time and the summary time. The scan timers and the Windows scheduled task follow.</w:t>
+      </w:r>
+    </w:p>
+    <w:p>
+      <w:pPr>
         <w:pStyle w:val="Heading1"/>
         <w:pageBreakBefore/>
       </w:pPr>
@@ -18953,7 +18999,7 @@
         <w:sz w:val="16"/>
         <w:szCs w:val="16"/>
       </w:rPr>
-      <w:t xml:space="preserve">MediaLedger 1.9.1 · User Manual</w:t>
+      <w:t xml:space="preserve">MediaLedger 1.9.2 · User Manual</w:t>
     </w:r>
   </w:p>
 </w:hdr>

--- a/docs/MediaLedger-Manual.docx
+++ b/docs/MediaLedger-Manual.docx
@@ -42,7 +42,7 @@
           <w:sz w:val="24"/>
           <w:szCs w:val="24"/>
         </w:rPr>
-        <w:t xml:space="preserve">Version 1.9.2</w:t>
+        <w:t xml:space="preserve">Version 1.9.3</w:t>
       </w:r>
     </w:p>
     <w:p>
@@ -18999,7 +18999,7 @@
         <w:sz w:val="16"/>
         <w:szCs w:val="16"/>
       </w:rPr>
-      <w:t xml:space="preserve">MediaLedger 1.9.2 · User Manual</w:t>
+      <w:t xml:space="preserve">MediaLedger 1.9.3 · User Manual</w:t>
     </w:r>
   </w:p>
 </w:hdr>

--- a/docs/MediaLedger-Manual.docx
+++ b/docs/MediaLedger-Manual.docx
@@ -42,7 +42,7 @@
           <w:sz w:val="24"/>
           <w:szCs w:val="24"/>
         </w:rPr>
-        <w:t xml:space="preserve">Version 1.9.3</w:t>
+        <w:t xml:space="preserve">Version 1.10.0</w:t>
       </w:r>
     </w:p>
     <w:p>
@@ -628,36 +628,6 @@
     <w:p>
       <w:pPr>
         <w:spacing w:after="40"/>
-        <w:ind w:left="0"/>
-      </w:pPr>
-      <w:r>
-        <w:rPr>
-          <w:b/>
-          <w:bCs/>
-          <w:sz w:val="22"/>
-          <w:szCs w:val="22"/>
-        </w:rPr>
-        <w:t xml:space="preserve">14. Change log</w:t>
-      </w:r>
-    </w:p>
-    <w:p>
-      <w:pPr>
-        <w:spacing w:after="40"/>
-        <w:ind w:left="0"/>
-      </w:pPr>
-      <w:r>
-        <w:rPr>
-          <w:b/>
-          <w:bCs/>
-          <w:sz w:val="22"/>
-          <w:szCs w:val="22"/>
-        </w:rPr>
-        <w:t xml:space="preserve">15. Movie names (the naming engine)</w:t>
-      </w:r>
-    </w:p>
-    <w:p>
-      <w:pPr>
-        <w:spacing w:after="40"/>
         <w:ind w:left="540"/>
       </w:pPr>
       <w:r>
@@ -667,7 +637,37 @@
           <w:sz w:val="20"/>
           <w:szCs w:val="20"/>
         </w:rPr>
-        <w:t xml:space="preserve">15.1 The pattern</w:t>
+        <w:t xml:space="preserve">13.2 Schedules</w:t>
+      </w:r>
+    </w:p>
+    <w:p>
+      <w:pPr>
+        <w:spacing w:after="40"/>
+        <w:ind w:left="0"/>
+      </w:pPr>
+      <w:r>
+        <w:rPr>
+          <w:b/>
+          <w:bCs/>
+          <w:sz w:val="22"/>
+          <w:szCs w:val="22"/>
+        </w:rPr>
+        <w:t xml:space="preserve">14. Change log</w:t>
+      </w:r>
+    </w:p>
+    <w:p>
+      <w:pPr>
+        <w:spacing w:after="40"/>
+        <w:ind w:left="0"/>
+      </w:pPr>
+      <w:r>
+        <w:rPr>
+          <w:b/>
+          <w:bCs/>
+          <w:sz w:val="22"/>
+          <w:szCs w:val="22"/>
+        </w:rPr>
+        <w:t xml:space="preserve">15. Movie names (the naming engine)</w:t>
       </w:r>
     </w:p>
     <w:p>
@@ -682,7 +682,7 @@
           <w:sz w:val="20"/>
           <w:szCs w:val="20"/>
         </w:rPr>
-        <w:t xml:space="preserve">15.2 Ready, flagged, blocked</w:t>
+        <w:t xml:space="preserve">15.1 The pattern</w:t>
       </w:r>
     </w:p>
     <w:p>
@@ -697,7 +697,7 @@
           <w:sz w:val="20"/>
           <w:szCs w:val="20"/>
         </w:rPr>
-        <w:t xml:space="preserve">15.3 Batch settings</w:t>
+        <w:t xml:space="preserve">15.2 Ready, flagged, blocked</w:t>
       </w:r>
     </w:p>
     <w:p>
@@ -712,7 +712,7 @@
           <w:sz w:val="20"/>
           <w:szCs w:val="20"/>
         </w:rPr>
-        <w:t xml:space="preserve">15.4 Running a batch</w:t>
+        <w:t xml:space="preserve">15.3 Batch settings</w:t>
       </w:r>
     </w:p>
     <w:p>
@@ -727,7 +727,7 @@
           <w:sz w:val="20"/>
           <w:szCs w:val="20"/>
         </w:rPr>
-        <w:t xml:space="preserve">15.5 Undo</w:t>
+        <w:t xml:space="preserve">15.4 Running a batch</w:t>
       </w:r>
     </w:p>
     <w:p>
@@ -742,37 +742,7 @@
           <w:sz w:val="20"/>
           <w:szCs w:val="20"/>
         </w:rPr>
-        <w:t xml:space="preserve">15.6 Bulk source, collisions, placeholders</w:t>
-      </w:r>
-    </w:p>
-    <w:p>
-      <w:pPr>
-        <w:spacing w:after="40"/>
-        <w:ind w:left="0"/>
-      </w:pPr>
-      <w:r>
-        <w:rPr>
-          <w:b/>
-          <w:bCs/>
-          <w:sz w:val="22"/>
-          <w:szCs w:val="22"/>
-        </w:rPr>
-        <w:t xml:space="preserve">16. Rename TV / anime</w:t>
-      </w:r>
-    </w:p>
-    <w:p>
-      <w:pPr>
-        <w:spacing w:after="40"/>
-        <w:ind w:left="0"/>
-      </w:pPr>
-      <w:r>
-        <w:rPr>
-          <w:b/>
-          <w:bCs/>
-          <w:sz w:val="22"/>
-          <w:szCs w:val="22"/>
-        </w:rPr>
-        <w:t xml:space="preserve">17. CSV export</w:t>
+        <w:t xml:space="preserve">15.5 Undo</w:t>
       </w:r>
     </w:p>
     <w:p>
@@ -787,7 +757,37 @@
           <w:sz w:val="20"/>
           <w:szCs w:val="20"/>
         </w:rPr>
-        <w:t xml:space="preserve">17.1 Choosing what to export</w:t>
+        <w:t xml:space="preserve">15.6 Bulk source, collisions, placeholders</w:t>
+      </w:r>
+    </w:p>
+    <w:p>
+      <w:pPr>
+        <w:spacing w:after="40"/>
+        <w:ind w:left="0"/>
+      </w:pPr>
+      <w:r>
+        <w:rPr>
+          <w:b/>
+          <w:bCs/>
+          <w:sz w:val="22"/>
+          <w:szCs w:val="22"/>
+        </w:rPr>
+        <w:t xml:space="preserve">16. Rename TV / anime</w:t>
+      </w:r>
+    </w:p>
+    <w:p>
+      <w:pPr>
+        <w:spacing w:after="40"/>
+        <w:ind w:left="0"/>
+      </w:pPr>
+      <w:r>
+        <w:rPr>
+          <w:b/>
+          <w:bCs/>
+          <w:sz w:val="22"/>
+          <w:szCs w:val="22"/>
+        </w:rPr>
+        <w:t xml:space="preserve">17. CSV export</w:t>
       </w:r>
     </w:p>
     <w:p>
@@ -802,22 +802,7 @@
           <w:sz w:val="20"/>
           <w:szCs w:val="20"/>
         </w:rPr>
-        <w:t xml:space="preserve">17.2 The files</w:t>
-      </w:r>
-    </w:p>
-    <w:p>
-      <w:pPr>
-        <w:spacing w:after="40"/>
-        <w:ind w:left="0"/>
-      </w:pPr>
-      <w:r>
-        <w:rPr>
-          <w:b/>
-          <w:bCs/>
-          <w:sz w:val="22"/>
-          <w:szCs w:val="22"/>
-        </w:rPr>
-        <w:t xml:space="preserve">18. Settings reference</w:t>
+        <w:t xml:space="preserve">17.1 Choosing what to export</w:t>
       </w:r>
     </w:p>
     <w:p>
@@ -832,7 +817,7 @@
           <w:sz w:val="20"/>
           <w:szCs w:val="20"/>
         </w:rPr>
-        <w:t xml:space="preserve">18.1 Appearance</w:t>
+        <w:t xml:space="preserve">17.2 The files</w:t>
       </w:r>
     </w:p>
     <w:p>
@@ -847,7 +832,7 @@
           <w:sz w:val="22"/>
           <w:szCs w:val="22"/>
         </w:rPr>
-        <w:t xml:space="preserve">19. Plex integration</w:t>
+        <w:t xml:space="preserve">18. Settings reference</w:t>
       </w:r>
     </w:p>
     <w:p>
@@ -862,7 +847,22 @@
           <w:sz w:val="20"/>
           <w:szCs w:val="20"/>
         </w:rPr>
-        <w:t xml:space="preserve">19.1 Setup</w:t>
+        <w:t xml:space="preserve">18.1 Appearance</w:t>
+      </w:r>
+    </w:p>
+    <w:p>
+      <w:pPr>
+        <w:spacing w:after="40"/>
+        <w:ind w:left="0"/>
+      </w:pPr>
+      <w:r>
+        <w:rPr>
+          <w:b/>
+          <w:bCs/>
+          <w:sz w:val="22"/>
+          <w:szCs w:val="22"/>
+        </w:rPr>
+        <w:t xml:space="preserve">19. Plex integration</w:t>
       </w:r>
     </w:p>
     <w:p>
@@ -877,7 +877,7 @@
           <w:sz w:val="20"/>
           <w:szCs w:val="20"/>
         </w:rPr>
-        <w:t xml:space="preserve">19.2 What a sync stores</w:t>
+        <w:t xml:space="preserve">19.1 Setup</w:t>
       </w:r>
     </w:p>
     <w:p>
@@ -892,6 +892,21 @@
           <w:sz w:val="20"/>
           <w:szCs w:val="20"/>
         </w:rPr>
+        <w:t xml:space="preserve">19.2 What a sync stores</w:t>
+      </w:r>
+    </w:p>
+    <w:p>
+      <w:pPr>
+        <w:spacing w:after="40"/>
+        <w:ind w:left="540"/>
+      </w:pPr>
+      <w:r>
+        <w:rPr>
+          <w:b w:val="false"/>
+          <w:bCs w:val="false"/>
+          <w:sz w:val="20"/>
+          <w:szCs w:val="20"/>
+        </w:rPr>
         <w:t xml:space="preserve">19.3 Plex webhook</w:t>
       </w:r>
     </w:p>
@@ -908,6 +923,21 @@
           <w:szCs w:val="22"/>
         </w:rPr>
         <w:t xml:space="preserve">20. System (health and hardware)</w:t>
+      </w:r>
+    </w:p>
+    <w:p>
+      <w:pPr>
+        <w:spacing w:after="40"/>
+        <w:ind w:left="540"/>
+      </w:pPr>
+      <w:r>
+        <w:rPr>
+          <w:b w:val="false"/>
+          <w:bCs w:val="false"/>
+          <w:sz w:val="20"/>
+          <w:szCs w:val="20"/>
+        </w:rPr>
+        <w:t xml:space="preserve">20.1 Log</w:t>
       </w:r>
     </w:p>
     <w:p>
@@ -7491,6 +7521,34 @@
     </w:p>
     <w:p>
       <w:pPr>
+        <w:spacing w:after="120"/>
+      </w:pPr>
+      <w:r>
+        <w:t xml:space="preserve">A job is </w:t>
+      </w:r>
+      <w:r>
+        <w:rPr>
+          <w:b/>
+          <w:bCs/>
+        </w:rPr>
+        <w:t xml:space="preserve">overdue</w:t>
+      </w:r>
+      <w:r>
+        <w:t xml:space="preserve"> when it is enabled but has not run for twice its interval (48 hours for the daily ones), or when the last backup failed. Overdue jobs get a red badge in the table, a notice at the top of the Dashboard for admins, a line in the log and, once a day, a notification if </w:t>
+      </w:r>
+      <w:r>
+        <w:rPr>
+          <w:b/>
+          <w:bCs/>
+        </w:rPr>
+        <w:t xml:space="preserve">a scheduled job is overdue</w:t>
+      </w:r>
+      <w:r>
+        <w:t xml:space="preserve"> is ticked under Notifications.</w:t>
+      </w:r>
+    </w:p>
+    <w:p>
+      <w:pPr>
         <w:pStyle w:val="Heading1"/>
         <w:pageBreakBefore/>
       </w:pPr>
@@ -9118,10 +9176,30 @@
           <w:b/>
           <w:bCs/>
         </w:rPr>
+        <w:t xml:space="preserve">Select next</w:t>
+      </w:r>
+      <w:r>
+        <w:t xml:space="preserve"> with the number beside it clears the selection and ticks only that many of the listed files (10 unless you change it; the number is remembered), so a run never covers more than you meant. After the batch those files leave the list and </w:t>
+      </w:r>
+      <w:r>
+        <w:rPr>
+          <w:b/>
+          <w:bCs/>
+        </w:rPr>
+        <w:t xml:space="preserve">Select next</w:t>
+      </w:r>
+      <w:r>
+        <w:t xml:space="preserve"> picks up the following group. </w:t>
+      </w:r>
+      <w:r>
+        <w:rPr>
+          <w:b/>
+          <w:bCs/>
+        </w:rPr>
         <w:t xml:space="preserve">Select shown</w:t>
       </w:r>
       <w:r>
-        <w:t xml:space="preserve"> ticks every ready file currently listed.</w:t>
+        <w:t xml:space="preserve"> ticks every ready file currently listed and asks first when that is more than 50.</w:t>
       </w:r>
     </w:p>
     <w:p>
@@ -9699,6 +9777,21 @@
     </w:p>
     <w:p>
       <w:pPr>
+        <w:spacing w:after="120"/>
+      </w:pPr>
+      <w:r>
+        <w:rPr>
+          <w:b/>
+          <w:bCs/>
+        </w:rPr>
+        <w:t xml:space="preserve">Select next</w:t>
+      </w:r>
+      <w:r>
+        <w:t xml:space="preserve"> works here as it does for movies: set how many episodes to take at a time, press it, check the ticked rows, run the batch, repeat. It is the comfortable middle between one file at a time and everything shown.</w:t>
+      </w:r>
+    </w:p>
+    <w:p>
+      <w:pPr>
         <w:pStyle w:val="Heading1"/>
         <w:pageBreakBefore/>
       </w:pPr>
@@ -10781,7 +10874,41 @@
         <w:t xml:space="preserve">Nightly backup to a folder</w:t>
       </w:r>
       <w:r>
-        <w:t xml:space="preserve"> copies the database to a folder of your choice once a day at the time you set, dated, keeping the newest N. Point it at the NAS: the database holds every fix, rating, tag, match and the whole change log, and this is the only copy that survives a dead SD card or PC. </w:t>
+        <w:t xml:space="preserve"> copies the database to a folder of your choice once a day at the time you set, dated, keeping the newest N. Point it at the NAS: the database holds every fix, rating, tag, match and the whole change log, and this is the only copy that survives a dead SD card or PC. Each backup is a </w:t>
+      </w:r>
+      <w:r>
+        <w:rPr>
+          <w:b/>
+          <w:bCs/>
+        </w:rPr>
+        <w:t xml:space="preserve">set</w:t>
+      </w:r>
+      <w:r>
+        <w:t xml:space="preserve"> with one date stamp: the database, </w:t>
+      </w:r>
+      <w:r>
+        <w:rPr>
+          <w:rFonts w:ascii="Consolas" w:cs="Consolas" w:eastAsia="Consolas" w:hAnsi="Consolas"/>
+          <w:sz w:val="19"/>
+          <w:szCs w:val="19"/>
+          <w:shd w:fill="EEF1F5" w:val="clear"/>
+        </w:rPr>
+        <w:t xml:space="preserve">settings.json</w:t>
+      </w:r>
+      <w:r>
+        <w:t xml:space="preserve"> and, on the web server, </w:t>
+      </w:r>
+      <w:r>
+        <w:rPr>
+          <w:rFonts w:ascii="Consolas" w:cs="Consolas" w:eastAsia="Consolas" w:hAnsi="Consolas"/>
+          <w:sz w:val="19"/>
+          <w:szCs w:val="19"/>
+          <w:shd w:fill="EEF1F5" w:val="clear"/>
+        </w:rPr>
+        <w:t xml:space="preserve">web.json</w:t>
+      </w:r>
+      <w:r>
+        <w:t xml:space="preserve"> (accounts, password hashes and 2FA secrets, so keep the folder private). Sets are pruned together. </w:t>
       </w:r>
       <w:r>
         <w:rPr>
@@ -10792,6 +10919,33 @@
       </w:r>
       <w:r>
         <w:t xml:space="preserve"> tests the folder.</w:t>
+      </w:r>
+    </w:p>
+    <w:p>
+      <w:pPr>
+        <w:spacing w:after="120"/>
+      </w:pPr>
+      <w:r>
+        <w:rPr>
+          <w:b/>
+          <w:bCs/>
+        </w:rPr>
+        <w:t xml:space="preserve">Restore…</w:t>
+      </w:r>
+      <w:r>
+        <w:t xml:space="preserve"> lists the sets in the folder. Pick one and choose whether to bring back the settings and the web accounts as well as the library data. The backup is opened read-only and checked (integrity, schema no newer than this build) before anything happens; then MediaLedger restarts and swaps the files in before opening them. The files it replaces are not deleted: they are moved into a </w:t>
+      </w:r>
+      <w:r>
+        <w:rPr>
+          <w:rFonts w:ascii="Consolas" w:cs="Consolas" w:eastAsia="Consolas" w:hAnsi="Consolas"/>
+          <w:sz w:val="19"/>
+          <w:szCs w:val="19"/>
+          <w:shd w:fill="EEF1F5" w:val="clear"/>
+        </w:rPr>
+        <w:t xml:space="preserve">pre-restore-&lt;date&gt;</w:t>
+      </w:r>
+      <w:r>
+        <w:t xml:space="preserve"> folder next to the database. On the web server a restore asks for your password again and is written to the security log.</w:t>
       </w:r>
     </w:p>
     <w:p>
@@ -12095,6 +12249,149 @@
     </w:p>
     <w:p>
       <w:pPr>
+        <w:pStyle w:val="Heading2"/>
+      </w:pPr>
+      <w:r>
+        <w:t xml:space="preserve">20.1 Log</w:t>
+      </w:r>
+    </w:p>
+    <w:p>
+      <w:pPr>
+        <w:spacing w:after="60" w:before="120"/>
+        <w:jc w:val="center"/>
+      </w:pPr>
+      <w:r>
+        <w:drawing>
+          <wp:inline distT="0" distB="0" distL="0" distR="0">
+            <wp:extent cx="5943600" cy="3714750"/>
+            <wp:effectExtent t="0" r="0" b="0" l="0"/>
+            <wp:docPr id="1" name="" descr="" title=""/>
+            <wp:cNvGraphicFramePr>
+              <a:graphicFrameLocks xmlns:a="http://schemas.openxmlformats.org/drawingml/2006/main" noChangeAspect="1"/>
+            </wp:cNvGraphicFramePr>
+            <a:graphic xmlns:a="http://schemas.openxmlformats.org/drawingml/2006/main">
+              <a:graphicData uri="http://schemas.openxmlformats.org/drawingml/2006/picture">
+                <pic:pic xmlns:pic="http://schemas.openxmlformats.org/drawingml/2006/picture">
+                  <pic:nvPicPr>
+                    <pic:cNvPr id="0" name="" descr=""/>
+                    <pic:cNvPicPr>
+                      <a:picLocks noChangeAspect="1" noChangeArrowheads="1"/>
+                    </pic:cNvPicPr>
+                  </pic:nvPicPr>
+                  <pic:blipFill>
+                    <a:blip r:embed="rId29" cstate="none"/>
+                    <a:srcRect/>
+                    <a:stretch>
+                      <a:fillRect/>
+                    </a:stretch>
+                  </pic:blipFill>
+                  <pic:spPr bwMode="auto">
+                    <a:xfrm>
+                      <a:off x="0" y="0"/>
+                      <a:ext cx="5943600" cy="3714750"/>
+                    </a:xfrm>
+                    <a:prstGeom prst="rect">
+                      <a:avLst/>
+                    </a:prstGeom>
+                  </pic:spPr>
+                </pic:pic>
+              </a:graphicData>
+            </a:graphic>
+          </wp:inline>
+        </w:drawing>
+      </w:r>
+    </w:p>
+    <w:p>
+      <w:pPr>
+        <w:spacing w:after="200"/>
+        <w:jc w:val="center"/>
+      </w:pPr>
+      <w:r>
+        <w:rPr>
+          <w:i/>
+          <w:iCs/>
+          <w:color w:val="555555"/>
+          <w:sz w:val="18"/>
+          <w:szCs w:val="18"/>
+        </w:rPr>
+        <w:t xml:space="preserve">The Log page filtered to Plex lines.</w:t>
+      </w:r>
+    </w:p>
+    <w:p>
+      <w:pPr>
+        <w:spacing w:after="120"/>
+      </w:pPr>
+      <w:r>
+        <w:rPr>
+          <w:b/>
+          <w:bCs/>
+        </w:rPr>
+        <w:t xml:space="preserve">Log</w:t>
+      </w:r>
+      <w:r>
+        <w:t xml:space="preserve"> shows the tail of </w:t>
+      </w:r>
+      <w:r>
+        <w:rPr>
+          <w:rFonts w:ascii="Consolas" w:cs="Consolas" w:eastAsia="Consolas" w:hAnsi="Consolas"/>
+          <w:sz w:val="19"/>
+          <w:szCs w:val="19"/>
+          <w:shd w:fill="EEF1F5" w:val="clear"/>
+        </w:rPr>
+        <w:t xml:space="preserve">medialedger.log</w:t>
+      </w:r>
+      <w:r>
+        <w:t xml:space="preserve">: scans, Plex syncs and the play-history pull, backups, schema migrations, restores and every failure, newest at the bottom. Type in the filter to narrow it (</w:t>
+      </w:r>
+      <w:r>
+        <w:rPr>
+          <w:rFonts w:ascii="Consolas" w:cs="Consolas" w:eastAsia="Consolas" w:hAnsi="Consolas"/>
+          <w:sz w:val="19"/>
+          <w:szCs w:val="19"/>
+          <w:shd w:fill="EEF1F5" w:val="clear"/>
+        </w:rPr>
+        <w:t xml:space="preserve">plex</w:t>
+      </w:r>
+      <w:r>
+        <w:t xml:space="preserve">, </w:t>
+      </w:r>
+      <w:r>
+        <w:rPr>
+          <w:rFonts w:ascii="Consolas" w:cs="Consolas" w:eastAsia="Consolas" w:hAnsi="Consolas"/>
+          <w:sz w:val="19"/>
+          <w:szCs w:val="19"/>
+          <w:shd w:fill="EEF1F5" w:val="clear"/>
+        </w:rPr>
+        <w:t xml:space="preserve">backup</w:t>
+      </w:r>
+      <w:r>
+        <w:t xml:space="preserve">, </w:t>
+      </w:r>
+      <w:r>
+        <w:rPr>
+          <w:rFonts w:ascii="Consolas" w:cs="Consolas" w:eastAsia="Consolas" w:hAnsi="Consolas"/>
+          <w:sz w:val="19"/>
+          <w:szCs w:val="19"/>
+          <w:shd w:fill="EEF1F5" w:val="clear"/>
+        </w:rPr>
+        <w:t xml:space="preserve">migrate</w:t>
+      </w:r>
+      <w:r>
+        <w:t xml:space="preserve">), switch to </w:t>
+      </w:r>
+      <w:r>
+        <w:rPr>
+          <w:b/>
+          <w:bCs/>
+        </w:rPr>
+        <w:t xml:space="preserve">problems only</w:t>
+      </w:r>
+      <w:r>
+        <w:t xml:space="preserve">, load up to 2,000 lines, and copy the result. It refreshes every five seconds while the box is ticked. On the web server only admins see it, so diagnosing the Pi no longer needs SSH.</w:t>
+      </w:r>
+    </w:p>
+    <w:p>
+      <w:pPr>
         <w:pStyle w:val="Heading1"/>
         <w:pageBreakBefore/>
       </w:pPr>
@@ -15353,6 +15650,74 @@
                 <w:szCs w:val="19"/>
               </w:rPr>
               <w:t xml:space="preserve">Download the newest release package, verify it, install it and restart. Data is untouched.</w:t>
+            </w:r>
+          </w:p>
+        </w:tc>
+      </w:tr>
+      <w:tr>
+        <w:tc>
+          <w:tcPr>
+            <w:tcW w:type="dxa" w:w="0"/>
+            <w:tcMar>
+              <w:top w:type="dxa" w:w="60"/>
+              <w:left w:type="dxa" w:w="100"/>
+              <w:bottom w:type="dxa" w:w="60"/>
+              <w:right w:type="dxa" w:w="100"/>
+            </w:tcMar>
+          </w:tcPr>
+          <w:p>
+            <w:r>
+              <w:rPr>
+                <w:rFonts w:ascii="Consolas" w:cs="Consolas" w:eastAsia="Consolas" w:hAnsi="Consolas"/>
+                <w:b w:val="false"/>
+                <w:bCs w:val="false"/>
+                <w:sz w:val="19"/>
+                <w:szCs w:val="19"/>
+                <w:shd w:fill="EEF1F5" w:val="clear"/>
+              </w:rPr>
+              <w:t xml:space="preserve">sudo bash install.sh --auto-update</w:t>
+            </w:r>
+          </w:p>
+        </w:tc>
+        <w:tc>
+          <w:tcPr>
+            <w:tcW w:type="dxa" w:w="0"/>
+            <w:tcMar>
+              <w:top w:type="dxa" w:w="60"/>
+              <w:left w:type="dxa" w:w="100"/>
+              <w:bottom w:type="dxa" w:w="60"/>
+              <w:right w:type="dxa" w:w="100"/>
+            </w:tcMar>
+          </w:tcPr>
+          <w:p>
+            <w:r>
+              <w:rPr>
+                <w:b w:val="false"/>
+                <w:bCs w:val="false"/>
+                <w:sz w:val="19"/>
+                <w:szCs w:val="19"/>
+              </w:rPr>
+              <w:t xml:space="preserve">Rerun the installer with this flag to add a systemd timer that runs the update every night at about 04:30. </w:t>
+            </w:r>
+            <w:r>
+              <w:rPr>
+                <w:rFonts w:ascii="Consolas" w:cs="Consolas" w:eastAsia="Consolas" w:hAnsi="Consolas"/>
+                <w:b w:val="false"/>
+                <w:bCs w:val="false"/>
+                <w:sz w:val="19"/>
+                <w:szCs w:val="19"/>
+                <w:shd w:fill="EEF1F5" w:val="clear"/>
+              </w:rPr>
+              <w:t xml:space="preserve">--no-auto-update</w:t>
+            </w:r>
+            <w:r>
+              <w:rPr>
+                <w:b w:val="false"/>
+                <w:bCs w:val="false"/>
+                <w:sz w:val="19"/>
+                <w:szCs w:val="19"/>
+              </w:rPr>
+              <w:t xml:space="preserve"> removes it. Without it, admins see a notice on the Dashboard when a newer release exists.</w:t>
             </w:r>
           </w:p>
         </w:tc>
@@ -18999,7 +19364,7 @@
         <w:sz w:val="16"/>
         <w:szCs w:val="16"/>
       </w:rPr>
-      <w:t xml:space="preserve">MediaLedger 1.9.3 · User Manual</w:t>
+      <w:t xml:space="preserve">MediaLedger 1.10.0 · User Manual</w:t>
     </w:r>
   </w:p>
 </w:hdr>

--- a/docs/MediaLedger-Manual.docx
+++ b/docs/MediaLedger-Manual.docx
@@ -42,7 +42,7 @@
           <w:sz w:val="24"/>
           <w:szCs w:val="24"/>
         </w:rPr>
-        <w:t xml:space="preserve">Version 1.10.0</w:t>
+        <w:t xml:space="preserve">Version 1.11.0</w:t>
       </w:r>
     </w:p>
     <w:p>
@@ -458,6 +458,21 @@
           <w:szCs w:val="20"/>
         </w:rPr>
         <w:t xml:space="preserve">9.2 Airing next</w:t>
+      </w:r>
+    </w:p>
+    <w:p>
+      <w:pPr>
+        <w:spacing w:after="40"/>
+        <w:ind w:left="540"/>
+      </w:pPr>
+      <w:r>
+        <w:rPr>
+          <w:b w:val="false"/>
+          <w:bCs w:val="false"/>
+          <w:sz w:val="20"/>
+          <w:szCs w:val="20"/>
+        </w:rPr>
+        <w:t xml:space="preserve">9.3 What you are collecting</w:t>
       </w:r>
     </w:p>
     <w:p>
@@ -5874,6 +5889,86 @@
     </w:p>
     <w:p>
       <w:pPr>
+        <w:pStyle w:val="Heading2"/>
+      </w:pPr>
+      <w:r>
+        <w:t xml:space="preserve">9.3 What you are collecting</w:t>
+      </w:r>
+    </w:p>
+    <w:p>
+      <w:pPr>
+        <w:spacing w:after="120"/>
+      </w:pPr>
+      <w:r>
+        <w:t xml:space="preserve">A long runner you joined late can swamp the Missing page: a thousand early episodes you never meant to keep. </w:t>
+      </w:r>
+      <w:r>
+        <w:rPr>
+          <w:b/>
+          <w:bCs/>
+        </w:rPr>
+        <w:t xml:space="preserve">Collect…</w:t>
+      </w:r>
+      <w:r>
+        <w:t xml:space="preserve"> on a series row sets what counts as missing for that one series. </w:t>
+      </w:r>
+      <w:r>
+        <w:rPr>
+          <w:b/>
+          <w:bCs/>
+        </w:rPr>
+        <w:t xml:space="preserve">Everything</w:t>
+      </w:r>
+      <w:r>
+        <w:t xml:space="preserve"> is the default. </w:t>
+      </w:r>
+      <w:r>
+        <w:rPr>
+          <w:b/>
+          <w:bCs/>
+        </w:rPr>
+        <w:t xml:space="preserve">From season S episode E onward</w:t>
+      </w:r>
+      <w:r>
+        <w:t xml:space="preserve"> drops everything earlier; shows numbered straight through use season 1 and the episode number. </w:t>
+      </w:r>
+      <w:r>
+        <w:rPr>
+          <w:b/>
+          <w:bCs/>
+        </w:rPr>
+        <w:t xml:space="preserve">Mute this series</w:t>
+      </w:r>
+      <w:r>
+        <w:t xml:space="preserve"> counts nothing. The row keeps a badge (</w:t>
+      </w:r>
+      <w:r>
+        <w:rPr>
+          <w:rFonts w:ascii="Consolas" w:cs="Consolas" w:eastAsia="Consolas" w:hAnsi="Consolas"/>
+          <w:sz w:val="19"/>
+          <w:szCs w:val="19"/>
+          <w:shd w:fill="EEF1F5" w:val="clear"/>
+        </w:rPr>
+        <w:t xml:space="preserve">from S1E1100</w:t>
+      </w:r>
+      <w:r>
+        <w:t xml:space="preserve">, </w:t>
+      </w:r>
+      <w:r>
+        <w:rPr>
+          <w:rFonts w:ascii="Consolas" w:cs="Consolas" w:eastAsia="Consolas" w:hAnsi="Consolas"/>
+          <w:sz w:val="19"/>
+          <w:szCs w:val="19"/>
+          <w:shd w:fill="EEF1F5" w:val="clear"/>
+        </w:rPr>
+        <w:t xml:space="preserve">muted</w:t>
+      </w:r>
+      <w:r>
+        <w:t xml:space="preserve">) whose tooltip gives the full count, and the dashboard, the sidebar count, the daily summary and the Home Assistant status all follow the policy. No file is touched.</w:t>
+      </w:r>
+    </w:p>
+    <w:p>
+      <w:pPr>
         <w:pStyle w:val="Heading1"/>
         <w:pageBreakBefore/>
       </w:pPr>
@@ -6366,6 +6461,57 @@
     </w:p>
     <w:p>
       <w:pPr>
+        <w:spacing w:after="120"/>
+      </w:pPr>
+      <w:r>
+        <w:rPr>
+          <w:b/>
+          <w:bCs/>
+        </w:rPr>
+        <w:t xml:space="preserve">Episodes filed under Movies</w:t>
+      </w:r>
+      <w:r>
+        <w:t xml:space="preserve"> lists files in a movie folder whose name carries a season or episode marker (</w:t>
+      </w:r>
+      <w:r>
+        <w:rPr>
+          <w:rFonts w:ascii="Consolas" w:cs="Consolas" w:eastAsia="Consolas" w:hAnsi="Consolas"/>
+          <w:sz w:val="19"/>
+          <w:szCs w:val="19"/>
+          <w:shd w:fill="EEF1F5" w:val="clear"/>
+        </w:rPr>
+        <w:t xml:space="preserve">S01E02</w:t>
+      </w:r>
+      <w:r>
+        <w:t xml:space="preserve">, </w:t>
+      </w:r>
+      <w:r>
+        <w:rPr>
+          <w:rFonts w:ascii="Consolas" w:cs="Consolas" w:eastAsia="Consolas" w:hAnsi="Consolas"/>
+          <w:sz w:val="19"/>
+          <w:szCs w:val="19"/>
+          <w:shd w:fill="EEF1F5" w:val="clear"/>
+        </w:rPr>
+        <w:t xml:space="preserve">1x02</w:t>
+      </w:r>
+      <w:r>
+        <w:t xml:space="preserve">, </w:t>
+      </w:r>
+      <w:r>
+        <w:rPr>
+          <w:rFonts w:ascii="Consolas" w:cs="Consolas" w:eastAsia="Consolas" w:hAnsi="Consolas"/>
+          <w:sz w:val="19"/>
+          <w:szCs w:val="19"/>
+          <w:shd w:fill="EEF1F5" w:val="clear"/>
+        </w:rPr>
+        <w:t xml:space="preserve">Season 2</w:t>
+      </w:r>
+      <w:r>
+        <w:t xml:space="preserve">). They show up as odd movies everywhere else, so move them to a TV or anime folder; if one really is a film, use Fix to ignore it. A bare "Episode 1" is not flagged, so the Star Wars films are safe.</w:t>
+      </w:r>
+    </w:p>
+    <w:p>
+      <w:pPr>
         <w:pStyle w:val="Heading1"/>
         <w:pageBreakBefore/>
       </w:pPr>
@@ -11629,6 +11775,24 @@
     </w:p>
     <w:p>
       <w:pPr>
+        <w:spacing w:after="120"/>
+      </w:pPr>
+      <w:r>
+        <w:t xml:space="preserve">Under the last-sync line a table breaks the sync down </w:t>
+      </w:r>
+      <w:r>
+        <w:rPr>
+          <w:b/>
+          <w:bCs/>
+        </w:rPr>
+        <w:t xml:space="preserve">per Plex library</w:t>
+      </w:r>
+      <w:r>
+        <w:t xml:space="preserve">: items, matched, unmatched and why. *No path mapping covers this folder* means that library lives under a path none of your mappings translate: add a mapping for it. *File is not in a scanned root* means Plex has files MediaLedger does not scan: add the root, or ignore it if that library is not meant to be tracked. The first unmatched path is shown as Plex reports it and as MediaLedger translated it, which is usually enough to see the difference.</w:t>
+      </w:r>
+    </w:p>
+    <w:p>
+      <w:pPr>
         <w:pStyle w:val="Heading1"/>
         <w:pageBreakBefore/>
       </w:pPr>
@@ -19364,7 +19528,7 @@
         <w:sz w:val="16"/>
         <w:szCs w:val="16"/>
       </w:rPr>
-      <w:t xml:space="preserve">MediaLedger 1.10.0 · User Manual</w:t>
+      <w:t xml:space="preserve">MediaLedger 1.11.0 · User Manual</w:t>
     </w:r>
   </w:p>
 </w:hdr>

--- a/docs/MediaLedger-Manual.docx
+++ b/docs/MediaLedger-Manual.docx
@@ -42,7 +42,7 @@
           <w:sz w:val="24"/>
           <w:szCs w:val="24"/>
         </w:rPr>
-        <w:t xml:space="preserve">Version 1.11.0</w:t>
+        <w:t xml:space="preserve">Version 1.12.0</w:t>
       </w:r>
     </w:p>
     <w:p>
@@ -563,6 +563,21 @@
           <w:szCs w:val="20"/>
         </w:rPr>
         <w:t xml:space="preserve">11.1 Upgrade candidates</w:t>
+      </w:r>
+    </w:p>
+    <w:p>
+      <w:pPr>
+        <w:spacing w:after="40"/>
+        <w:ind w:left="540"/>
+      </w:pPr>
+      <w:r>
+        <w:rPr>
+          <w:b w:val="false"/>
+          <w:bCs w:val="false"/>
+          <w:sz w:val="20"/>
+          <w:szCs w:val="20"/>
+        </w:rPr>
+        <w:t xml:space="preserve">11.2 Reclaim space</w:t>
       </w:r>
     </w:p>
     <w:p>
@@ -7372,11 +7387,10 @@
     </w:p>
     <w:p>
       <w:pPr>
-        <w:pStyle w:val="Heading1"/>
-        <w:pageBreakBefore/>
-      </w:pPr>
-      <w:r>
-        <w:t xml:space="preserve">13. Media requests</w:t>
+        <w:pStyle w:val="Heading2"/>
+      </w:pPr>
+      <w:r>
+        <w:t xml:space="preserve">11.2 Reclaim space</w:t>
       </w:r>
     </w:p>
     <w:p>
@@ -7438,7 +7452,7 @@
           <w:sz w:val="18"/>
           <w:szCs w:val="18"/>
         </w:rPr>
-        <w:t xml:space="preserve">The Requests tab as an admin sees it.</w:t>
+        <w:t xml:space="preserve">Reclaim space: the largest titles nobody has played in the chosen period.</w:t>
       </w:r>
     </w:p>
     <w:p>
@@ -7446,7 +7460,24 @@
         <w:spacing w:after="120"/>
       </w:pPr>
       <w:r>
-        <w:t xml:space="preserve">Requests is a wish list for the library. Anyone who can open the app may ask for a title: enter the name, the year if you know it, the kind (Movie, TV show, Anime, Other) and a note that helps whoever fulfils it, such as the edition, dub or sub, or where it streams. Guests on the web server also type their name, since they are not signed in.</w:t>
+        <w:rPr>
+          <w:b/>
+          <w:bCs/>
+        </w:rPr>
+        <w:t xml:space="preserve">Reclaim space</w:t>
+      </w:r>
+      <w:r>
+        <w:t xml:space="preserve"> is the mirror image of Upgrades. It lists large titles that </w:t>
+      </w:r>
+      <w:r>
+        <w:rPr>
+          <w:b/>
+          <w:bCs/>
+        </w:rPr>
+        <w:t xml:space="preserve">nobody</w:t>
+      </w:r>
+      <w:r>
+        <w:t xml:space="preserve"> on the Plex server has played for the period you choose (6 to 36 months), or ever, and that have been in the library at least that long. "Played" covers every Plex account, from the play history, not just yours. The tiles show how many titles qualify, how much space they hold together, how many were never played, and the free space now. Sort by size and work from the top.</w:t>
       </w:r>
     </w:p>
     <w:p>
@@ -7454,67 +7485,7 @@
         <w:spacing w:after="120"/>
       </w:pPr>
       <w:r>
-        <w:t xml:space="preserve">Every request has a status: </w:t>
-      </w:r>
-      <w:r>
-        <w:rPr>
-          <w:b/>
-          <w:bCs/>
-        </w:rPr>
-        <w:t xml:space="preserve">Pending</w:t>
-      </w:r>
-      <w:r>
-        <w:t xml:space="preserve"> when filed, then </w:t>
-      </w:r>
-      <w:r>
-        <w:rPr>
-          <w:b/>
-          <w:bCs/>
-        </w:rPr>
-        <w:t xml:space="preserve">Approved</w:t>
-      </w:r>
-      <w:r>
-        <w:t xml:space="preserve">, </w:t>
-      </w:r>
-      <w:r>
-        <w:rPr>
-          <w:b/>
-          <w:bCs/>
-        </w:rPr>
-        <w:t xml:space="preserve">Added</w:t>
-      </w:r>
-      <w:r>
-        <w:t xml:space="preserve"> or </w:t>
-      </w:r>
-      <w:r>
-        <w:rPr>
-          <w:b/>
-          <w:bCs/>
-        </w:rPr>
-        <w:t xml:space="preserve">Declined</w:t>
-      </w:r>
-      <w:r>
-        <w:t xml:space="preserve">. Only an admin changes the status, and only an admin sees the extra column with the status dropdown, the ✎ button for a note back to the requester, and ✕ to delete the request. The tiles at the top count pending, added and all requests; on the web server the sidebar shows the pending count to admins so new requests are noticed.</w:t>
-      </w:r>
-    </w:p>
-    <w:p>
-      <w:pPr>
-        <w:pBdr>
-          <w:left w:val="single" w:color="5AA9FF" w:sz="12" w:space="8"/>
-        </w:pBdr>
-        <w:spacing w:after="160" w:before="60"/>
-        <w:ind w:left="360"/>
-      </w:pPr>
-      <w:r>
-        <w:t xml:space="preserve">Requests do not download anything and do not talk to Plex. They are a shared list between the people who use the library and the person who maintains it.</w:t>
-      </w:r>
-    </w:p>
-    <w:p>
-      <w:pPr>
-        <w:pStyle w:val="Heading2"/>
-      </w:pPr>
-      <w:r>
-        <w:t xml:space="preserve">13.1 The phone page and notifications</w:t>
+        <w:t xml:space="preserve">It is a list to think about, nothing more: MediaLedger never deletes media. Titles you rated 4★ or higher are left out, the size threshold keeps small titles off the list, and a title that is not in Plex at all is marked as such rather than as never played.</w:t>
       </w:r>
     </w:p>
     <w:p>
@@ -7523,174 +7494,33 @@
       </w:pPr>
       <w:r>
         <w:rPr>
-          <w:rFonts w:ascii="Consolas" w:cs="Consolas" w:eastAsia="Consolas" w:hAnsi="Consolas"/>
-          <w:sz w:val="19"/>
-          <w:szCs w:val="19"/>
-          <w:shd w:fill="EEF1F5" w:val="clear"/>
-        </w:rPr>
-        <w:t xml:space="preserve">http://&lt;pi&gt;/request</w:t>
-      </w:r>
-      <w:r>
-        <w:t xml:space="preserve"> is a phone-sized version of the form with nothing else on it; the guest QR code on the Security tab points there, so a visitor scans, types a title and is done. Guests give their name once and the phone remembers it.</w:t>
-      </w:r>
-    </w:p>
-    <w:p>
-      <w:pPr>
-        <w:spacing w:after="120"/>
-      </w:pPr>
-      <w:r>
-        <w:t xml:space="preserve">Settings → </w:t>
-      </w:r>
-      <w:r>
-        <w:rPr>
-          <w:b/>
-          <w:bCs/>
-        </w:rPr>
-        <w:t xml:space="preserve">Notifications</w:t>
-      </w:r>
-      <w:r>
-        <w:t xml:space="preserve"> tells you when something happens without opening the app. A </w:t>
-      </w:r>
-      <w:r>
-        <w:rPr>
-          <w:b/>
-          <w:bCs/>
-        </w:rPr>
-        <w:t xml:space="preserve">webhook URL</w:t>
-      </w:r>
-      <w:r>
-        <w:t xml:space="preserve"> receives a small JSON body per event (Home Assistant webhook trigger, ntfy, Discord…); </w:t>
-      </w:r>
-      <w:r>
-        <w:rPr>
-          <w:b/>
-          <w:bCs/>
-        </w:rPr>
-        <w:t xml:space="preserve">e-mail</w:t>
-      </w:r>
-      <w:r>
-        <w:t xml:space="preserve"> goes through any ordinary mailbox with a dependency-free SMTP client (for Gmail use an app password). Events: a new request, a </w:t>
-      </w:r>
-      <w:r>
-        <w:rPr>
-          <w:b/>
-          <w:bCs/>
-        </w:rPr>
-        <w:t xml:space="preserve">daily summary</w:t>
-      </w:r>
-      <w:r>
-        <w:t xml:space="preserve"> at the time you choose (files and free space, pending requests, missing episodes, what airs this week, series that finished airing but are incomplete), and a failed nightly backup. </w:t>
-      </w:r>
-      <w:r>
-        <w:rPr>
-          <w:b/>
-          <w:bCs/>
-        </w:rPr>
-        <w:t xml:space="preserve">Send a test</w:t>
-      </w:r>
-      <w:r>
-        <w:t xml:space="preserve"> saves the settings and sends one of each.</w:t>
-      </w:r>
-    </w:p>
-    <w:p>
-      <w:pPr>
-        <w:spacing w:after="120"/>
-      </w:pPr>
-      <w:r>
-        <w:rPr>
-          <w:b/>
-          <w:bCs/>
-        </w:rPr>
-        <w:t xml:space="preserve">Home Assistant status</w:t>
-      </w:r>
-      <w:r>
-        <w:t xml:space="preserve"> is a read-only JSON summary at a URL with its own key (New key rotates it). Add it as a RESTful sensor and pick values with a template such as </w:t>
-      </w:r>
-      <w:r>
-        <w:rPr>
-          <w:rFonts w:ascii="Consolas" w:cs="Consolas" w:eastAsia="Consolas" w:hAnsi="Consolas"/>
-          <w:sz w:val="19"/>
-          <w:szCs w:val="19"/>
-          <w:shd w:fill="EEF1F5" w:val="clear"/>
-        </w:rPr>
-        <w:t xml:space="preserve">{{ value_json.pending_requests }}</w:t>
-      </w:r>
-      <w:r>
-        <w:t xml:space="preserve">; fields include files, bytes, free space, months left, pending requests, missing episodes, airing this week, the next airing episode, whether a scan is running and the last scan result.</w:t>
-      </w:r>
-    </w:p>
-    <w:p>
-      <w:pPr>
-        <w:pStyle w:val="Heading2"/>
-      </w:pPr>
-      <w:r>
-        <w:t xml:space="preserve">13.2 Schedules</w:t>
-      </w:r>
-    </w:p>
-    <w:p>
-      <w:pPr>
-        <w:spacing w:after="120"/>
-      </w:pPr>
-      <w:r>
-        <w:t xml:space="preserve">Settings → </w:t>
-      </w:r>
-      <w:r>
-        <w:rPr>
-          <w:b/>
-          <w:bCs/>
-        </w:rPr>
-        <w:t xml:space="preserve">Schedules</w:t>
-      </w:r>
-      <w:r>
-        <w:t xml:space="preserve"> lists every job MediaLedger runs on its own, in one table: the library scan, the Plex sync, episode counts and airing dates, the backup, the daily snapshot and the daily summary. Each row shows when it runs, the last run and its result, the next run, and a </w:t>
-      </w:r>
-      <w:r>
-        <w:rPr>
-          <w:b/>
-          <w:bCs/>
-        </w:rPr>
-        <w:t xml:space="preserve">Run now</w:t>
-      </w:r>
-      <w:r>
-        <w:t xml:space="preserve"> button. The timing controls sit underneath: the </w:t>
-      </w:r>
-      <w:r>
-        <w:rPr>
-          <w:b/>
-          <w:bCs/>
-        </w:rPr>
-        <w:t xml:space="preserve">Plex sync</w:t>
-      </w:r>
-      <w:r>
-        <w:t xml:space="preserve"> interval (a timer keeps the Watched tab and play counts current on days without a scan; 0 means only after scans), the backup time and how many copies to keep, the snapshot time and the summary time. The scan timers and the Windows scheduled task follow.</w:t>
-      </w:r>
-    </w:p>
-    <w:p>
-      <w:pPr>
-        <w:spacing w:after="120"/>
-      </w:pPr>
-      <w:r>
-        <w:t xml:space="preserve">A job is </w:t>
-      </w:r>
-      <w:r>
-        <w:rPr>
-          <w:b/>
-          <w:bCs/>
-        </w:rPr>
-        <w:t xml:space="preserve">overdue</w:t>
-      </w:r>
-      <w:r>
-        <w:t xml:space="preserve"> when it is enabled but has not run for twice its interval (48 hours for the daily ones), or when the last backup failed. Overdue jobs get a red badge in the table, a notice at the top of the Dashboard for admins, a line in the log and, once a day, a notification if </w:t>
-      </w:r>
-      <w:r>
-        <w:rPr>
-          <w:b/>
-          <w:bCs/>
-        </w:rPr>
-        <w:t xml:space="preserve">a scheduled job is overdue</w:t>
-      </w:r>
-      <w:r>
-        <w:t xml:space="preserve"> is ticked under Notifications.</w:t>
+          <w:b/>
+          <w:bCs/>
+        </w:rPr>
+        <w:t xml:space="preserve">Next up</w:t>
+      </w:r>
+      <w:r>
+        <w:t xml:space="preserve"> lists, for each person and each show they watched in the last 60 days, the episode after the furthest one they have seen, with how many are left on disk. </w:t>
+      </w:r>
+      <w:r>
+        <w:rPr>
+          <w:b/>
+          <w:bCs/>
+        </w:rPr>
+        <w:t xml:space="preserve">Caught up</w:t>
+      </w:r>
+      <w:r>
+        <w:t xml:space="preserve"> means nothing later is on disk; </w:t>
+      </w:r>
+      <w:r>
+        <w:rPr>
+          <w:b/>
+          <w:bCs/>
+        </w:rPr>
+        <w:t xml:space="preserve">gap before it</w:t>
+      </w:r>
+      <w:r>
+        <w:t xml:space="preserve"> means the very next episode is missing and the one shown is the next you actually have, which is a good reason to visit the Missing page.</w:t>
       </w:r>
     </w:p>
     <w:p>
@@ -7699,7 +7529,7 @@
         <w:pageBreakBefore/>
       </w:pPr>
       <w:r>
-        <w:t xml:space="preserve">14. Change log</w:t>
+        <w:t xml:space="preserve">13. Media requests</w:t>
       </w:r>
     </w:p>
     <w:p>
@@ -7761,7 +7591,7 @@
           <w:sz w:val="18"/>
           <w:szCs w:val="18"/>
         </w:rPr>
-        <w:t xml:space="preserve">The change log with its 30-day activity chart.</w:t>
+        <w:t xml:space="preserve">The Requests tab as an admin sees it.</w:t>
       </w:r>
     </w:p>
     <w:p>
@@ -7769,14 +7599,32 @@
         <w:spacing w:after="120"/>
       </w:pPr>
       <w:r>
-        <w:t xml:space="preserve">Every scan writes one entry per event: </w:t>
-      </w:r>
-      <w:r>
-        <w:rPr>
-          <w:b/>
-          <w:bCs/>
-        </w:rPr>
-        <w:t xml:space="preserve">added</w:t>
+        <w:t xml:space="preserve">Requests is a wish list for the library. Anyone who can open the app may ask for a title: enter the name, the year if you know it, the kind (Movie, TV show, Anime, Other) and a note that helps whoever fulfils it, such as the edition, dub or sub, or where it streams. Guests on the web server also type their name, since they are not signed in.</w:t>
+      </w:r>
+    </w:p>
+    <w:p>
+      <w:pPr>
+        <w:spacing w:after="120"/>
+      </w:pPr>
+      <w:r>
+        <w:t xml:space="preserve">Every request has a status: </w:t>
+      </w:r>
+      <w:r>
+        <w:rPr>
+          <w:b/>
+          <w:bCs/>
+        </w:rPr>
+        <w:t xml:space="preserve">Pending</w:t>
+      </w:r>
+      <w:r>
+        <w:t xml:space="preserve"> when filed, then </w:t>
+      </w:r>
+      <w:r>
+        <w:rPr>
+          <w:b/>
+          <w:bCs/>
+        </w:rPr>
+        <w:t xml:space="preserve">Approved</w:t>
       </w:r>
       <w:r>
         <w:t xml:space="preserve">, </w:t>
@@ -7786,60 +7634,216 @@
           <w:b/>
           <w:bCs/>
         </w:rPr>
-        <w:t xml:space="preserve">removed</w:t>
-      </w:r>
-      <w:r>
-        <w:t xml:space="preserve">, </w:t>
-      </w:r>
-      <w:r>
-        <w:rPr>
-          <w:b/>
-          <w:bCs/>
-        </w:rPr>
-        <w:t xml:space="preserve">modified</w:t>
-      </w:r>
-      <w:r>
-        <w:t xml:space="preserve"> (size or date changed), </w:t>
-      </w:r>
-      <w:r>
-        <w:rPr>
-          <w:b/>
-          <w:bCs/>
-        </w:rPr>
-        <w:t xml:space="preserve">returned</w:t>
-      </w:r>
-      <w:r>
-        <w:t xml:space="preserve"> (a missing file came back), </w:t>
-      </w:r>
-      <w:r>
-        <w:rPr>
-          <w:b/>
-          <w:bCs/>
-        </w:rPr>
-        <w:t xml:space="preserve">probe_error</w:t>
-      </w:r>
-      <w:r>
-        <w:t xml:space="preserve">, </w:t>
-      </w:r>
-      <w:r>
-        <w:rPr>
-          <w:b/>
-          <w:bCs/>
-        </w:rPr>
-        <w:t xml:space="preserve">root_offline</w:t>
-      </w:r>
-      <w:r>
-        <w:t xml:space="preserve"> and </w:t>
-      </w:r>
-      <w:r>
-        <w:rPr>
-          <w:b/>
-          <w:bCs/>
-        </w:rPr>
-        <w:t xml:space="preserve">warning</w:t>
-      </w:r>
-      <w:r>
-        <w:t xml:space="preserve">. The strip at the top counts totals and the last seven days; the chart shows activity per day for the last 30. Pick a scan in the dropdown to see only its events with its duration, files seen and thread count, or filter by kind.</w:t>
+        <w:t xml:space="preserve">Added</w:t>
+      </w:r>
+      <w:r>
+        <w:t xml:space="preserve"> or </w:t>
+      </w:r>
+      <w:r>
+        <w:rPr>
+          <w:b/>
+          <w:bCs/>
+        </w:rPr>
+        <w:t xml:space="preserve">Declined</w:t>
+      </w:r>
+      <w:r>
+        <w:t xml:space="preserve">. Only an admin changes the status, and only an admin sees the extra column with the status dropdown, the ✎ button for a note back to the requester, and ✕ to delete the request. The tiles at the top count pending, added and all requests; on the web server the sidebar shows the pending count to admins so new requests are noticed.</w:t>
+      </w:r>
+    </w:p>
+    <w:p>
+      <w:pPr>
+        <w:pBdr>
+          <w:left w:val="single" w:color="5AA9FF" w:sz="12" w:space="8"/>
+        </w:pBdr>
+        <w:spacing w:after="160" w:before="60"/>
+        <w:ind w:left="360"/>
+      </w:pPr>
+      <w:r>
+        <w:t xml:space="preserve">Requests do not download anything and do not talk to Plex. They are a shared list between the people who use the library and the person who maintains it.</w:t>
+      </w:r>
+    </w:p>
+    <w:p>
+      <w:pPr>
+        <w:pStyle w:val="Heading2"/>
+      </w:pPr>
+      <w:r>
+        <w:t xml:space="preserve">13.1 The phone page and notifications</w:t>
+      </w:r>
+    </w:p>
+    <w:p>
+      <w:pPr>
+        <w:spacing w:after="120"/>
+      </w:pPr>
+      <w:r>
+        <w:rPr>
+          <w:rFonts w:ascii="Consolas" w:cs="Consolas" w:eastAsia="Consolas" w:hAnsi="Consolas"/>
+          <w:sz w:val="19"/>
+          <w:szCs w:val="19"/>
+          <w:shd w:fill="EEF1F5" w:val="clear"/>
+        </w:rPr>
+        <w:t xml:space="preserve">http://&lt;pi&gt;/request</w:t>
+      </w:r>
+      <w:r>
+        <w:t xml:space="preserve"> is a phone-sized version of the form with nothing else on it; the guest QR code on the Security tab points there, so a visitor scans, types a title and is done. Guests give their name once and the phone remembers it.</w:t>
+      </w:r>
+    </w:p>
+    <w:p>
+      <w:pPr>
+        <w:spacing w:after="120"/>
+      </w:pPr>
+      <w:r>
+        <w:t xml:space="preserve">Settings → </w:t>
+      </w:r>
+      <w:r>
+        <w:rPr>
+          <w:b/>
+          <w:bCs/>
+        </w:rPr>
+        <w:t xml:space="preserve">Notifications</w:t>
+      </w:r>
+      <w:r>
+        <w:t xml:space="preserve"> tells you when something happens without opening the app. A </w:t>
+      </w:r>
+      <w:r>
+        <w:rPr>
+          <w:b/>
+          <w:bCs/>
+        </w:rPr>
+        <w:t xml:space="preserve">webhook URL</w:t>
+      </w:r>
+      <w:r>
+        <w:t xml:space="preserve"> receives a small JSON body per event (Home Assistant webhook trigger, ntfy, Discord…); </w:t>
+      </w:r>
+      <w:r>
+        <w:rPr>
+          <w:b/>
+          <w:bCs/>
+        </w:rPr>
+        <w:t xml:space="preserve">e-mail</w:t>
+      </w:r>
+      <w:r>
+        <w:t xml:space="preserve"> goes through any ordinary mailbox with a dependency-free SMTP client (for Gmail use an app password). Events: a new request, a </w:t>
+      </w:r>
+      <w:r>
+        <w:rPr>
+          <w:b/>
+          <w:bCs/>
+        </w:rPr>
+        <w:t xml:space="preserve">daily summary</w:t>
+      </w:r>
+      <w:r>
+        <w:t xml:space="preserve"> at the time you choose (files and free space, pending requests, missing episodes, what airs this week, series that finished airing but are incomplete), and a failed nightly backup. </w:t>
+      </w:r>
+      <w:r>
+        <w:rPr>
+          <w:b/>
+          <w:bCs/>
+        </w:rPr>
+        <w:t xml:space="preserve">Send a test</w:t>
+      </w:r>
+      <w:r>
+        <w:t xml:space="preserve"> saves the settings and sends one of each.</w:t>
+      </w:r>
+    </w:p>
+    <w:p>
+      <w:pPr>
+        <w:spacing w:after="120"/>
+      </w:pPr>
+      <w:r>
+        <w:rPr>
+          <w:b/>
+          <w:bCs/>
+        </w:rPr>
+        <w:t xml:space="preserve">Home Assistant status</w:t>
+      </w:r>
+      <w:r>
+        <w:t xml:space="preserve"> is a read-only JSON summary at a URL with its own key (New key rotates it). Add it as a RESTful sensor and pick values with a template such as </w:t>
+      </w:r>
+      <w:r>
+        <w:rPr>
+          <w:rFonts w:ascii="Consolas" w:cs="Consolas" w:eastAsia="Consolas" w:hAnsi="Consolas"/>
+          <w:sz w:val="19"/>
+          <w:szCs w:val="19"/>
+          <w:shd w:fill="EEF1F5" w:val="clear"/>
+        </w:rPr>
+        <w:t xml:space="preserve">{{ value_json.pending_requests }}</w:t>
+      </w:r>
+      <w:r>
+        <w:t xml:space="preserve">; fields include files, bytes, free space, months left, pending requests, missing episodes, airing this week, the next airing episode, whether a scan is running and the last scan result.</w:t>
+      </w:r>
+    </w:p>
+    <w:p>
+      <w:pPr>
+        <w:pStyle w:val="Heading2"/>
+      </w:pPr>
+      <w:r>
+        <w:t xml:space="preserve">13.2 Schedules</w:t>
+      </w:r>
+    </w:p>
+    <w:p>
+      <w:pPr>
+        <w:spacing w:after="120"/>
+      </w:pPr>
+      <w:r>
+        <w:t xml:space="preserve">Settings → </w:t>
+      </w:r>
+      <w:r>
+        <w:rPr>
+          <w:b/>
+          <w:bCs/>
+        </w:rPr>
+        <w:t xml:space="preserve">Schedules</w:t>
+      </w:r>
+      <w:r>
+        <w:t xml:space="preserve"> lists every job MediaLedger runs on its own, in one table: the library scan, the Plex sync, episode counts and airing dates, the backup, the daily snapshot and the daily summary. Each row shows when it runs, the last run and its result, the next run, and a </w:t>
+      </w:r>
+      <w:r>
+        <w:rPr>
+          <w:b/>
+          <w:bCs/>
+        </w:rPr>
+        <w:t xml:space="preserve">Run now</w:t>
+      </w:r>
+      <w:r>
+        <w:t xml:space="preserve"> button. The timing controls sit underneath: the </w:t>
+      </w:r>
+      <w:r>
+        <w:rPr>
+          <w:b/>
+          <w:bCs/>
+        </w:rPr>
+        <w:t xml:space="preserve">Plex sync</w:t>
+      </w:r>
+      <w:r>
+        <w:t xml:space="preserve"> interval (a timer keeps the Watched tab and play counts current on days without a scan; 0 means only after scans), the backup time and how many copies to keep, the snapshot time and the summary time. The scan timers and the Windows scheduled task follow.</w:t>
+      </w:r>
+    </w:p>
+    <w:p>
+      <w:pPr>
+        <w:spacing w:after="120"/>
+      </w:pPr>
+      <w:r>
+        <w:t xml:space="preserve">A job is </w:t>
+      </w:r>
+      <w:r>
+        <w:rPr>
+          <w:b/>
+          <w:bCs/>
+        </w:rPr>
+        <w:t xml:space="preserve">overdue</w:t>
+      </w:r>
+      <w:r>
+        <w:t xml:space="preserve"> when it is enabled but has not run for twice its interval (48 hours for the daily ones), or when the last backup failed. Overdue jobs get a red badge in the table, a notice at the top of the Dashboard for admins, a line in the log and, once a day, a notification if </w:t>
+      </w:r>
+      <w:r>
+        <w:rPr>
+          <w:b/>
+          <w:bCs/>
+        </w:rPr>
+        <w:t xml:space="preserve">a scheduled job is overdue</w:t>
+      </w:r>
+      <w:r>
+        <w:t xml:space="preserve"> is ticked under Notifications.</w:t>
       </w:r>
     </w:p>
     <w:p>
@@ -7848,7 +7852,7 @@
         <w:pageBreakBefore/>
       </w:pPr>
       <w:r>
-        <w:t xml:space="preserve">15. Movie names (the naming engine)</w:t>
+        <w:t xml:space="preserve">14. Change log</w:t>
       </w:r>
     </w:p>
     <w:p>
@@ -7910,7 +7914,7 @@
           <w:sz w:val="18"/>
           <w:szCs w:val="18"/>
         </w:rPr>
-        <w:t xml:space="preserve">Proposed names with flags; every batch is a dry run until the live switch is armed.</w:t>
+        <w:t xml:space="preserve">The change log with its 30-day activity chart.</w:t>
       </w:r>
     </w:p>
     <w:p>
@@ -7918,1804 +7922,77 @@
         <w:spacing w:after="120"/>
       </w:pPr>
       <w:r>
-        <w:t xml:space="preserve">This tab renames movie files to a consistent pattern built from facts the app can prove. It is the most carefully guarded part of MediaLedger, because it is one of only two places that write to the share.</w:t>
-      </w:r>
-    </w:p>
-    <w:p>
-      <w:pPr>
-        <w:pStyle w:val="Heading2"/>
-      </w:pPr>
-      <w:r>
-        <w:t xml:space="preserve">15.1 The pattern</w:t>
-      </w:r>
-    </w:p>
-    <w:p>
-      <w:pPr>
-        <w:spacing w:after="120"/>
-      </w:pPr>
-      <w:r>
-        <w:rPr>
-          <w:rFonts w:ascii="Consolas" w:cs="Consolas" w:eastAsia="Consolas" w:hAnsi="Consolas"/>
-          <w:sz w:val="19"/>
-          <w:szCs w:val="19"/>
-          <w:shd w:fill="EEF1F5" w:val="clear"/>
-        </w:rPr>
-        <w:t xml:space="preserve">Title (Year) - Source Resolution HDR Codec [Audio] [{edition-Name}].ext</w:t>
-      </w:r>
-    </w:p>
-    <w:p>
-      <w:pPr>
-        <w:spacing w:after="120"/>
-      </w:pPr>
-      <w:r>
-        <w:t xml:space="preserve">A seventh part, </w:t>
-      </w:r>
-      <w:r>
-        <w:rPr>
-          <w:b/>
-          <w:bCs/>
-        </w:rPr>
-        <w:t xml:space="preserve">Sub/Dub</w:t>
-      </w:r>
-      <w:r>
-        <w:t xml:space="preserve">, is off unless you switch it on: it writes </w:t>
-      </w:r>
-      <w:r>
-        <w:rPr>
-          <w:rFonts w:ascii="Consolas" w:cs="Consolas" w:eastAsia="Consolas" w:hAnsi="Consolas"/>
-          <w:sz w:val="19"/>
-          <w:szCs w:val="19"/>
-          <w:shd w:fill="EEF1F5" w:val="clear"/>
-        </w:rPr>
-        <w:t xml:space="preserve">Sub</w:t>
+        <w:t xml:space="preserve">Every scan writes one entry per event: </w:t>
+      </w:r>
+      <w:r>
+        <w:rPr>
+          <w:b/>
+          <w:bCs/>
+        </w:rPr>
+        <w:t xml:space="preserve">added</w:t>
       </w:r>
       <w:r>
         <w:t xml:space="preserve">, </w:t>
       </w:r>
       <w:r>
         <w:rPr>
-          <w:rFonts w:ascii="Consolas" w:cs="Consolas" w:eastAsia="Consolas" w:hAnsi="Consolas"/>
-          <w:sz w:val="19"/>
-          <w:szCs w:val="19"/>
-          <w:shd w:fill="EEF1F5" w:val="clear"/>
-        </w:rPr>
-        <w:t xml:space="preserve">Dub</w:t>
-      </w:r>
-      <w:r>
-        <w:t xml:space="preserve"> or </w:t>
-      </w:r>
-      <w:r>
-        <w:rPr>
-          <w:rFonts w:ascii="Consolas" w:cs="Consolas" w:eastAsia="Consolas" w:hAnsi="Consolas"/>
-          <w:sz w:val="19"/>
-          <w:szCs w:val="19"/>
-          <w:shd w:fill="EEF1F5" w:val="clear"/>
-        </w:rPr>
-        <w:t xml:space="preserve">Dual</w:t>
-      </w:r>
-      <w:r>
-        <w:t xml:space="preserve"> from the probed languages and nothing for a plain English film. Only </w:t>
-      </w:r>
-      <w:r>
-        <w:rPr>
-          <w:rFonts w:ascii="Consolas" w:cs="Consolas" w:eastAsia="Consolas" w:hAnsi="Consolas"/>
-          <w:sz w:val="19"/>
-          <w:szCs w:val="19"/>
-          <w:shd w:fill="EEF1F5" w:val="clear"/>
-        </w:rPr>
-        <w:t xml:space="preserve">Title (Year)</w:t>
-      </w:r>
-      <w:r>
-        <w:t xml:space="preserve"> is fixed, because Plex matches on it. Everything after the dash is a </w:t>
-      </w:r>
-      <w:r>
-        <w:rPr>
-          <w:b/>
-          <w:bCs/>
-        </w:rPr>
-        <w:t xml:space="preserve">name part</w:t>
-      </w:r>
-      <w:r>
-        <w:t xml:space="preserve"> you can leave out or reorder under Batch settings → </w:t>
-      </w:r>
-      <w:r>
-        <w:rPr>
-          <w:b/>
-          <w:bCs/>
-        </w:rPr>
-        <w:t xml:space="preserve">Name parts</w:t>
-      </w:r>
-      <w:r>
-        <w:t xml:space="preserve">: click a chip to switch it off (it shows struck through) or on, use the ◂ ▸ arrows to move it, and watch the preview. The whole list rebuilds at once. The same thing works from the list itself: every word in a proposed name is clickable, so clicking </w:t>
-      </w:r>
-      <w:r>
-        <w:rPr>
-          <w:rFonts w:ascii="Consolas" w:cs="Consolas" w:eastAsia="Consolas" w:hAnsi="Consolas"/>
-          <w:sz w:val="19"/>
-          <w:szCs w:val="19"/>
-          <w:shd w:fill="EEF1F5" w:val="clear"/>
-        </w:rPr>
-        <w:t xml:space="preserve">Source</w:t>
-      </w:r>
-      <w:r>
-        <w:t xml:space="preserve"> in any row removes Source from every name, the way editing one dimension in a CAD sketch updates the whole part. If you do not like </w:t>
-      </w:r>
-      <w:r>
-        <w:rPr>
-          <w:rFonts w:ascii="Consolas" w:cs="Consolas" w:eastAsia="Consolas" w:hAnsi="Consolas"/>
-          <w:sz w:val="19"/>
-          <w:szCs w:val="19"/>
-          <w:shd w:fill="EEF1F5" w:val="clear"/>
-        </w:rPr>
-        <w:t xml:space="preserve">Web</w:t>
-      </w:r>
-      <w:r>
-        <w:t xml:space="preserve"> / </w:t>
-      </w:r>
-      <w:r>
-        <w:rPr>
-          <w:rFonts w:ascii="Consolas" w:cs="Consolas" w:eastAsia="Consolas" w:hAnsi="Consolas"/>
-          <w:sz w:val="19"/>
-          <w:szCs w:val="19"/>
-          <w:shd w:fill="EEF1F5" w:val="clear"/>
-        </w:rPr>
-        <w:t xml:space="preserve">Rip</w:t>
-      </w:r>
-      <w:r>
-        <w:t xml:space="preserve"> in your names, click it once and it is gone; the </w:t>
-      </w:r>
-      <w:r>
-        <w:rPr>
-          <w:rFonts w:ascii="Consolas" w:cs="Consolas" w:eastAsia="Consolas" w:hAnsi="Consolas"/>
-          <w:sz w:val="19"/>
-          <w:szCs w:val="19"/>
-          <w:shd w:fill="EEF1F5" w:val="clear"/>
-        </w:rPr>
-        <w:t xml:space="preserve">no_source</w:t>
-      </w:r>
-      <w:r>
-        <w:t xml:space="preserve"> flag disappears with it.</w:t>
-      </w:r>
-    </w:p>
-    <w:p>
-      <w:pPr>
-        <w:spacing w:after="120"/>
-      </w:pPr>
-      <w:r>
-        <w:t xml:space="preserve">Examples: </w:t>
-      </w:r>
-      <w:r>
-        <w:rPr>
-          <w:rFonts w:ascii="Consolas" w:cs="Consolas" w:eastAsia="Consolas" w:hAnsi="Consolas"/>
-          <w:sz w:val="19"/>
-          <w:szCs w:val="19"/>
-          <w:shd w:fill="EEF1F5" w:val="clear"/>
-        </w:rPr>
-        <w:t xml:space="preserve">A Breed Apart (2025) - Web 1080p SDR H264.mp4</w:t>
+          <w:b/>
+          <w:bCs/>
+        </w:rPr>
+        <w:t xml:space="preserve">removed</w:t>
+      </w:r>
+      <w:r>
+        <w:t xml:space="preserve">, </w:t>
+      </w:r>
+      <w:r>
+        <w:rPr>
+          <w:b/>
+          <w:bCs/>
+        </w:rPr>
+        <w:t xml:space="preserve">modified</w:t>
+      </w:r>
+      <w:r>
+        <w:t xml:space="preserve"> (size or date changed), </w:t>
+      </w:r>
+      <w:r>
+        <w:rPr>
+          <w:b/>
+          <w:bCs/>
+        </w:rPr>
+        <w:t xml:space="preserve">returned</w:t>
+      </w:r>
+      <w:r>
+        <w:t xml:space="preserve"> (a missing file came back), </w:t>
+      </w:r>
+      <w:r>
+        <w:rPr>
+          <w:b/>
+          <w:bCs/>
+        </w:rPr>
+        <w:t xml:space="preserve">probe_error</w:t>
+      </w:r>
+      <w:r>
+        <w:t xml:space="preserve">, </w:t>
+      </w:r>
+      <w:r>
+        <w:rPr>
+          <w:b/>
+          <w:bCs/>
+        </w:rPr>
+        <w:t xml:space="preserve">root_offline</w:t>
       </w:r>
       <w:r>
         <w:t xml:space="preserve"> and </w:t>
       </w:r>
       <w:r>
         <w:rPr>
-          <w:rFonts w:ascii="Consolas" w:cs="Consolas" w:eastAsia="Consolas" w:hAnsi="Consolas"/>
-          <w:sz w:val="19"/>
-          <w:szCs w:val="19"/>
-          <w:shd w:fill="EEF1F5" w:val="clear"/>
-        </w:rPr>
-        <w:t xml:space="preserve">Avatar (2009) - Rip 4K HDR HEVC {edition-Extended Collector's Edition}.mkv</w:t>
-      </w:r>
-      <w:r>
-        <w:t xml:space="preserve">.</w:t>
-      </w:r>
-    </w:p>
-    <w:tbl>
-      <w:tblPr>
-        <w:tblW w:type="dxa" w:w="9360"/>
-        <w:tblBorders>
-          <w:top w:val="single" w:color="auto" w:sz="4"/>
-          <w:left w:val="single" w:color="auto" w:sz="4"/>
-          <w:bottom w:val="single" w:color="auto" w:sz="4"/>
-          <w:right w:val="single" w:color="auto" w:sz="4"/>
-          <w:insideH w:val="single" w:color="auto" w:sz="4"/>
-          <w:insideV w:val="single" w:color="auto" w:sz="4"/>
-        </w:tblBorders>
-      </w:tblPr>
-      <w:tblGrid>
-        <w:gridCol w:w="1500"/>
-        <w:gridCol w:w="5200"/>
-        <w:gridCol w:w="2660"/>
-      </w:tblGrid>
-      <w:tr>
-        <w:tc>
-          <w:tcPr>
-            <w:tcW w:type="dxa" w:w="0"/>
-            <w:shd w:fill="DDE6F2" w:val="clear"/>
-            <w:tcMar>
-              <w:top w:type="dxa" w:w="60"/>
-              <w:left w:type="dxa" w:w="100"/>
-              <w:bottom w:type="dxa" w:w="60"/>
-              <w:right w:type="dxa" w:w="100"/>
-            </w:tcMar>
-          </w:tcPr>
-          <w:p>
-            <w:r>
-              <w:rPr>
-                <w:b/>
-                <w:bCs/>
-                <w:sz w:val="19"/>
-                <w:szCs w:val="19"/>
-              </w:rPr>
-              <w:t xml:space="preserve">Token</w:t>
-            </w:r>
-          </w:p>
-        </w:tc>
-        <w:tc>
-          <w:tcPr>
-            <w:tcW w:type="dxa" w:w="0"/>
-            <w:shd w:fill="DDE6F2" w:val="clear"/>
-            <w:tcMar>
-              <w:top w:type="dxa" w:w="60"/>
-              <w:left w:type="dxa" w:w="100"/>
-              <w:bottom w:type="dxa" w:w="60"/>
-              <w:right w:type="dxa" w:w="100"/>
-            </w:tcMar>
-          </w:tcPr>
-          <w:p>
-            <w:r>
-              <w:rPr>
-                <w:b/>
-                <w:bCs/>
-                <w:sz w:val="19"/>
-                <w:szCs w:val="19"/>
-              </w:rPr>
-              <w:t xml:space="preserve">Where it comes from</w:t>
-            </w:r>
-          </w:p>
-        </w:tc>
-        <w:tc>
-          <w:tcPr>
-            <w:tcW w:type="dxa" w:w="0"/>
-            <w:shd w:fill="DDE6F2" w:val="clear"/>
-            <w:tcMar>
-              <w:top w:type="dxa" w:w="60"/>
-              <w:left w:type="dxa" w:w="100"/>
-              <w:bottom w:type="dxa" w:w="60"/>
-              <w:right w:type="dxa" w:w="100"/>
-            </w:tcMar>
-          </w:tcPr>
-          <w:p>
-            <w:r>
-              <w:rPr>
-                <w:b/>
-                <w:bCs/>
-                <w:sz w:val="19"/>
-                <w:szCs w:val="19"/>
-              </w:rPr>
-              <w:t xml:space="preserve">When unknown</w:t>
-            </w:r>
-          </w:p>
-        </w:tc>
-      </w:tr>
-      <w:tr>
-        <w:tc>
-          <w:tcPr>
-            <w:tcW w:type="dxa" w:w="0"/>
-            <w:tcMar>
-              <w:top w:type="dxa" w:w="60"/>
-              <w:left w:type="dxa" w:w="100"/>
-              <w:bottom w:type="dxa" w:w="60"/>
-              <w:right w:type="dxa" w:w="100"/>
-            </w:tcMar>
-          </w:tcPr>
-          <w:p>
-            <w:r>
-              <w:rPr>
-                <w:b w:val="false"/>
-                <w:bCs w:val="false"/>
-                <w:sz w:val="19"/>
-                <w:szCs w:val="19"/>
-              </w:rPr>
-              <w:t xml:space="preserve">Title, Year</w:t>
-            </w:r>
-          </w:p>
-        </w:tc>
-        <w:tc>
-          <w:tcPr>
-            <w:tcW w:type="dxa" w:w="0"/>
-            <w:tcMar>
-              <w:top w:type="dxa" w:w="60"/>
-              <w:left w:type="dxa" w:w="100"/>
-              <w:bottom w:type="dxa" w:w="60"/>
-              <w:right w:type="dxa" w:w="100"/>
-            </w:tcMar>
-          </w:tcPr>
-          <w:p>
-            <w:r>
-              <w:rPr>
-                <w:b w:val="false"/>
-                <w:bCs w:val="false"/>
-                <w:sz w:val="19"/>
-                <w:szCs w:val="19"/>
-              </w:rPr>
-              <w:t xml:space="preserve">The parser and your manual fixes, or the Plex match when the truth source is set to Plex.</w:t>
-            </w:r>
-          </w:p>
-        </w:tc>
-        <w:tc>
-          <w:tcPr>
-            <w:tcW w:type="dxa" w:w="0"/>
-            <w:tcMar>
-              <w:top w:type="dxa" w:w="60"/>
-              <w:left w:type="dxa" w:w="100"/>
-              <w:bottom w:type="dxa" w:w="60"/>
-              <w:right w:type="dxa" w:w="100"/>
-            </w:tcMar>
-          </w:tcPr>
-          <w:p>
-            <w:r>
-              <w:rPr>
-                <w:b w:val="false"/>
-                <w:bCs w:val="false"/>
-                <w:sz w:val="19"/>
-                <w:szCs w:val="19"/>
-              </w:rPr>
-              <w:t xml:space="preserve">Year becomes the word </w:t>
-            </w:r>
-            <w:r>
-              <w:rPr>
-                <w:rFonts w:ascii="Consolas" w:cs="Consolas" w:eastAsia="Consolas" w:hAnsi="Consolas"/>
-                <w:b w:val="false"/>
-                <w:bCs w:val="false"/>
-                <w:sz w:val="19"/>
-                <w:szCs w:val="19"/>
-                <w:shd w:fill="EEF1F5" w:val="clear"/>
-              </w:rPr>
-              <w:t xml:space="preserve">Year</w:t>
-            </w:r>
-            <w:r>
-              <w:rPr>
-                <w:b w:val="false"/>
-                <w:bCs w:val="false"/>
-                <w:sz w:val="19"/>
-                <w:szCs w:val="19"/>
-              </w:rPr>
-              <w:t xml:space="preserve">; the file is flagged.</w:t>
-            </w:r>
-          </w:p>
-        </w:tc>
-      </w:tr>
-      <w:tr>
-        <w:tc>
-          <w:tcPr>
-            <w:tcW w:type="dxa" w:w="0"/>
-            <w:tcMar>
-              <w:top w:type="dxa" w:w="60"/>
-              <w:left w:type="dxa" w:w="100"/>
-              <w:bottom w:type="dxa" w:w="60"/>
-              <w:right w:type="dxa" w:w="100"/>
-            </w:tcMar>
-          </w:tcPr>
-          <w:p>
-            <w:r>
-              <w:rPr>
-                <w:b w:val="false"/>
-                <w:bCs w:val="false"/>
-                <w:sz w:val="19"/>
-                <w:szCs w:val="19"/>
-              </w:rPr>
-              <w:t xml:space="preserve">Source</w:t>
-            </w:r>
-          </w:p>
-        </w:tc>
-        <w:tc>
-          <w:tcPr>
-            <w:tcW w:type="dxa" w:w="0"/>
-            <w:tcMar>
-              <w:top w:type="dxa" w:w="60"/>
-              <w:left w:type="dxa" w:w="100"/>
-              <w:bottom w:type="dxa" w:w="60"/>
-              <w:right w:type="dxa" w:w="100"/>
-            </w:tcMar>
-          </w:tcPr>
-          <w:p>
-            <w:r>
-              <w:rPr>
-                <w:rFonts w:ascii="Consolas" w:cs="Consolas" w:eastAsia="Consolas" w:hAnsi="Consolas"/>
-                <w:b w:val="false"/>
-                <w:bCs w:val="false"/>
-                <w:sz w:val="19"/>
-                <w:szCs w:val="19"/>
-                <w:shd w:fill="EEF1F5" w:val="clear"/>
-              </w:rPr>
-              <w:t xml:space="preserve">Web</w:t>
-            </w:r>
-            <w:r>
-              <w:rPr>
-                <w:b w:val="false"/>
-                <w:bCs w:val="false"/>
-                <w:sz w:val="19"/>
-                <w:szCs w:val="19"/>
-              </w:rPr>
-              <w:t xml:space="preserve"> when the old name carries a LiLTV or WEB marker; </w:t>
-            </w:r>
-            <w:r>
-              <w:rPr>
-                <w:rFonts w:ascii="Consolas" w:cs="Consolas" w:eastAsia="Consolas" w:hAnsi="Consolas"/>
-                <w:b w:val="false"/>
-                <w:bCs w:val="false"/>
-                <w:sz w:val="19"/>
-                <w:szCs w:val="19"/>
-                <w:shd w:fill="EEF1F5" w:val="clear"/>
-              </w:rPr>
-              <w:t xml:space="preserve">Rip</w:t>
-            </w:r>
-            <w:r>
-              <w:rPr>
-                <w:b w:val="false"/>
-                <w:bCs w:val="false"/>
-                <w:sz w:val="19"/>
-                <w:szCs w:val="19"/>
-              </w:rPr>
-              <w:t xml:space="preserve"> for BRrip, BluRay, BDRip, Remux or DVD; or whatever you set in the Fix dialog or with bulk source.</w:t>
-            </w:r>
-          </w:p>
-        </w:tc>
-        <w:tc>
-          <w:tcPr>
-            <w:tcW w:type="dxa" w:w="0"/>
-            <w:tcMar>
-              <w:top w:type="dxa" w:w="60"/>
-              <w:left w:type="dxa" w:w="100"/>
-              <w:bottom w:type="dxa" w:w="60"/>
-              <w:right w:type="dxa" w:w="100"/>
-            </w:tcMar>
-          </w:tcPr>
-          <w:p>
-            <w:r>
-              <w:rPr>
-                <w:b w:val="false"/>
-                <w:bCs w:val="false"/>
-                <w:sz w:val="19"/>
-                <w:szCs w:val="19"/>
-              </w:rPr>
-              <w:t xml:space="preserve">The word </w:t>
-            </w:r>
-            <w:r>
-              <w:rPr>
-                <w:rFonts w:ascii="Consolas" w:cs="Consolas" w:eastAsia="Consolas" w:hAnsi="Consolas"/>
-                <w:b w:val="false"/>
-                <w:bCs w:val="false"/>
-                <w:sz w:val="19"/>
-                <w:szCs w:val="19"/>
-                <w:shd w:fill="EEF1F5" w:val="clear"/>
-              </w:rPr>
-              <w:t xml:space="preserve">Source</w:t>
-            </w:r>
-            <w:r>
-              <w:rPr>
-                <w:b w:val="false"/>
-                <w:bCs w:val="false"/>
-                <w:sz w:val="19"/>
-                <w:szCs w:val="19"/>
-              </w:rPr>
-              <w:t xml:space="preserve">; the file is flagged.</w:t>
-            </w:r>
-          </w:p>
-        </w:tc>
-      </w:tr>
-      <w:tr>
-        <w:tc>
-          <w:tcPr>
-            <w:tcW w:type="dxa" w:w="0"/>
-            <w:tcMar>
-              <w:top w:type="dxa" w:w="60"/>
-              <w:left w:type="dxa" w:w="100"/>
-              <w:bottom w:type="dxa" w:w="60"/>
-              <w:right w:type="dxa" w:w="100"/>
-            </w:tcMar>
-          </w:tcPr>
-          <w:p>
-            <w:r>
-              <w:rPr>
-                <w:b w:val="false"/>
-                <w:bCs w:val="false"/>
-                <w:sz w:val="19"/>
-                <w:szCs w:val="19"/>
-              </w:rPr>
-              <w:t xml:space="preserve">Resolution</w:t>
-            </w:r>
-          </w:p>
-        </w:tc>
-        <w:tc>
-          <w:tcPr>
-            <w:tcW w:type="dxa" w:w="0"/>
-            <w:tcMar>
-              <w:top w:type="dxa" w:w="60"/>
-              <w:left w:type="dxa" w:w="100"/>
-              <w:bottom w:type="dxa" w:w="60"/>
-              <w:right w:type="dxa" w:w="100"/>
-            </w:tcMar>
-          </w:tcPr>
-          <w:p>
-            <w:r>
-              <w:rPr>
-                <w:b w:val="false"/>
-                <w:bCs w:val="false"/>
-                <w:sz w:val="19"/>
-                <w:szCs w:val="19"/>
-              </w:rPr>
-              <w:t xml:space="preserve">ffprobe pixel size: 4K, 1440p, 1080p, 720p, 576p, 480p or SD.</w:t>
-            </w:r>
-          </w:p>
-        </w:tc>
-        <w:tc>
-          <w:tcPr>
-            <w:tcW w:type="dxa" w:w="0"/>
-            <w:tcMar>
-              <w:top w:type="dxa" w:w="60"/>
-              <w:left w:type="dxa" w:w="100"/>
-              <w:bottom w:type="dxa" w:w="60"/>
-              <w:right w:type="dxa" w:w="100"/>
-            </w:tcMar>
-          </w:tcPr>
-          <w:p>
-            <w:r>
-              <w:rPr>
-                <w:b w:val="false"/>
-                <w:bCs w:val="false"/>
-                <w:sz w:val="19"/>
-                <w:szCs w:val="19"/>
-              </w:rPr>
-              <w:t xml:space="preserve">Blocked.</w:t>
-            </w:r>
-          </w:p>
-        </w:tc>
-      </w:tr>
-      <w:tr>
-        <w:tc>
-          <w:tcPr>
-            <w:tcW w:type="dxa" w:w="0"/>
-            <w:tcMar>
-              <w:top w:type="dxa" w:w="60"/>
-              <w:left w:type="dxa" w:w="100"/>
-              <w:bottom w:type="dxa" w:w="60"/>
-              <w:right w:type="dxa" w:w="100"/>
-            </w:tcMar>
-          </w:tcPr>
-          <w:p>
-            <w:r>
-              <w:rPr>
-                <w:b w:val="false"/>
-                <w:bCs w:val="false"/>
-                <w:sz w:val="19"/>
-                <w:szCs w:val="19"/>
-              </w:rPr>
-              <w:t xml:space="preserve">HDR / SDR</w:t>
-            </w:r>
-          </w:p>
-        </w:tc>
-        <w:tc>
-          <w:tcPr>
-            <w:tcW w:type="dxa" w:w="0"/>
-            <w:tcMar>
-              <w:top w:type="dxa" w:w="60"/>
-              <w:left w:type="dxa" w:w="100"/>
-              <w:bottom w:type="dxa" w:w="60"/>
-              <w:right w:type="dxa" w:w="100"/>
-            </w:tcMar>
-          </w:tcPr>
-          <w:p>
-            <w:r>
-              <w:rPr>
-                <w:b w:val="false"/>
-                <w:bCs w:val="false"/>
-                <w:sz w:val="19"/>
-                <w:szCs w:val="19"/>
-              </w:rPr>
-              <w:t xml:space="preserve">ffprobe colour transfer: HDR10, Dolby Vision and HLG all become </w:t>
-            </w:r>
-            <w:r>
-              <w:rPr>
-                <w:rFonts w:ascii="Consolas" w:cs="Consolas" w:eastAsia="Consolas" w:hAnsi="Consolas"/>
-                <w:b w:val="false"/>
-                <w:bCs w:val="false"/>
-                <w:sz w:val="19"/>
-                <w:szCs w:val="19"/>
-                <w:shd w:fill="EEF1F5" w:val="clear"/>
-              </w:rPr>
-              <w:t xml:space="preserve">HDR</w:t>
-            </w:r>
-            <w:r>
-              <w:rPr>
-                <w:b w:val="false"/>
-                <w:bCs w:val="false"/>
-                <w:sz w:val="19"/>
-                <w:szCs w:val="19"/>
-              </w:rPr>
-              <w:t xml:space="preserve">.</w:t>
-            </w:r>
-          </w:p>
-        </w:tc>
-        <w:tc>
-          <w:tcPr>
-            <w:tcW w:type="dxa" w:w="0"/>
-            <w:tcMar>
-              <w:top w:type="dxa" w:w="60"/>
-              <w:left w:type="dxa" w:w="100"/>
-              <w:bottom w:type="dxa" w:w="60"/>
-              <w:right w:type="dxa" w:w="100"/>
-            </w:tcMar>
-          </w:tcPr>
-          <w:p>
-            <w:r>
-              <w:rPr>
-                <w:rFonts w:ascii="Consolas" w:cs="Consolas" w:eastAsia="Consolas" w:hAnsi="Consolas"/>
-                <w:b w:val="false"/>
-                <w:bCs w:val="false"/>
-                <w:sz w:val="19"/>
-                <w:szCs w:val="19"/>
-                <w:shd w:fill="EEF1F5" w:val="clear"/>
-              </w:rPr>
-              <w:t xml:space="preserve">SDR</w:t>
-            </w:r>
-            <w:r>
-              <w:rPr>
-                <w:b w:val="false"/>
-                <w:bCs w:val="false"/>
-                <w:sz w:val="19"/>
-                <w:szCs w:val="19"/>
-              </w:rPr>
-              <w:t xml:space="preserve">.</w:t>
-            </w:r>
-          </w:p>
-        </w:tc>
-      </w:tr>
-      <w:tr>
-        <w:tc>
-          <w:tcPr>
-            <w:tcW w:type="dxa" w:w="0"/>
-            <w:tcMar>
-              <w:top w:type="dxa" w:w="60"/>
-              <w:left w:type="dxa" w:w="100"/>
-              <w:bottom w:type="dxa" w:w="60"/>
-              <w:right w:type="dxa" w:w="100"/>
-            </w:tcMar>
-          </w:tcPr>
-          <w:p>
-            <w:r>
-              <w:rPr>
-                <w:b w:val="false"/>
-                <w:bCs w:val="false"/>
-                <w:sz w:val="19"/>
-                <w:szCs w:val="19"/>
-              </w:rPr>
-              <w:t xml:space="preserve">Codec</w:t>
-            </w:r>
-          </w:p>
-        </w:tc>
-        <w:tc>
-          <w:tcPr>
-            <w:tcW w:type="dxa" w:w="0"/>
-            <w:tcMar>
-              <w:top w:type="dxa" w:w="60"/>
-              <w:left w:type="dxa" w:w="100"/>
-              <w:bottom w:type="dxa" w:w="60"/>
-              <w:right w:type="dxa" w:w="100"/>
-            </w:tcMar>
-          </w:tcPr>
-          <w:p>
-            <w:r>
-              <w:rPr>
-                <w:b w:val="false"/>
-                <w:bCs w:val="false"/>
-                <w:sz w:val="19"/>
-                <w:szCs w:val="19"/>
-              </w:rPr>
-              <w:t xml:space="preserve">ffprobe video codec: H264, HEVC, AV1, MPEG4, VC1…</w:t>
-            </w:r>
-          </w:p>
-        </w:tc>
-        <w:tc>
-          <w:tcPr>
-            <w:tcW w:type="dxa" w:w="0"/>
-            <w:tcMar>
-              <w:top w:type="dxa" w:w="60"/>
-              <w:left w:type="dxa" w:w="100"/>
-              <w:bottom w:type="dxa" w:w="60"/>
-              <w:right w:type="dxa" w:w="100"/>
-            </w:tcMar>
-          </w:tcPr>
-          <w:p>
-            <w:r>
-              <w:rPr>
-                <w:b w:val="false"/>
-                <w:bCs w:val="false"/>
-                <w:sz w:val="19"/>
-                <w:szCs w:val="19"/>
-              </w:rPr>
-              <w:t xml:space="preserve">Blocked.</w:t>
-            </w:r>
-          </w:p>
-        </w:tc>
-      </w:tr>
-      <w:tr>
-        <w:tc>
-          <w:tcPr>
-            <w:tcW w:type="dxa" w:w="0"/>
-            <w:tcMar>
-              <w:top w:type="dxa" w:w="60"/>
-              <w:left w:type="dxa" w:w="100"/>
-              <w:bottom w:type="dxa" w:w="60"/>
-              <w:right w:type="dxa" w:w="100"/>
-            </w:tcMar>
-          </w:tcPr>
-          <w:p>
-            <w:r>
-              <w:rPr>
-                <w:b w:val="false"/>
-                <w:bCs w:val="false"/>
-                <w:sz w:val="19"/>
-                <w:szCs w:val="19"/>
-              </w:rPr>
-              <w:t xml:space="preserve">Audio</w:t>
-            </w:r>
-          </w:p>
-        </w:tc>
-        <w:tc>
-          <w:tcPr>
-            <w:tcW w:type="dxa" w:w="0"/>
-            <w:tcMar>
-              <w:top w:type="dxa" w:w="60"/>
-              <w:left w:type="dxa" w:w="100"/>
-              <w:bottom w:type="dxa" w:w="60"/>
-              <w:right w:type="dxa" w:w="100"/>
-            </w:tcMar>
-          </w:tcPr>
-          <w:p>
-            <w:r>
-              <w:rPr>
-                <w:b w:val="false"/>
-                <w:bCs w:val="false"/>
-                <w:sz w:val="19"/>
-                <w:szCs w:val="19"/>
-              </w:rPr>
-              <w:t xml:space="preserve">ffprobe audio languages, only when they are not plain English, e.g. </w:t>
-            </w:r>
-            <w:r>
-              <w:rPr>
-                <w:rFonts w:ascii="Consolas" w:cs="Consolas" w:eastAsia="Consolas" w:hAnsi="Consolas"/>
-                <w:b w:val="false"/>
-                <w:bCs w:val="false"/>
-                <w:sz w:val="19"/>
-                <w:szCs w:val="19"/>
-                <w:shd w:fill="EEF1F5" w:val="clear"/>
-              </w:rPr>
-              <w:t xml:space="preserve">ENG+JPN</w:t>
-            </w:r>
-            <w:r>
-              <w:rPr>
-                <w:b w:val="false"/>
-                <w:bCs w:val="false"/>
-                <w:sz w:val="19"/>
-                <w:szCs w:val="19"/>
-              </w:rPr>
-              <w:t xml:space="preserve">.</w:t>
-            </w:r>
-          </w:p>
-        </w:tc>
-        <w:tc>
-          <w:tcPr>
-            <w:tcW w:type="dxa" w:w="0"/>
-            <w:tcMar>
-              <w:top w:type="dxa" w:w="60"/>
-              <w:left w:type="dxa" w:w="100"/>
-              <w:bottom w:type="dxa" w:w="60"/>
-              <w:right w:type="dxa" w:w="100"/>
-            </w:tcMar>
-          </w:tcPr>
-          <w:p>
-            <w:r>
-              <w:rPr>
-                <w:b w:val="false"/>
-                <w:bCs w:val="false"/>
-                <w:sz w:val="19"/>
-                <w:szCs w:val="19"/>
-              </w:rPr>
-              <w:t xml:space="preserve">Omitted; flagged if undefined.</w:t>
-            </w:r>
-          </w:p>
-        </w:tc>
-      </w:tr>
-      <w:tr>
-        <w:tc>
-          <w:tcPr>
-            <w:tcW w:type="dxa" w:w="0"/>
-            <w:tcMar>
-              <w:top w:type="dxa" w:w="60"/>
-              <w:left w:type="dxa" w:w="100"/>
-              <w:bottom w:type="dxa" w:w="60"/>
-              <w:right w:type="dxa" w:w="100"/>
-            </w:tcMar>
-          </w:tcPr>
-          <w:p>
-            <w:r>
-              <w:rPr>
-                <w:b w:val="false"/>
-                <w:bCs w:val="false"/>
-                <w:sz w:val="19"/>
-                <w:szCs w:val="19"/>
-              </w:rPr>
-              <w:t xml:space="preserve">Edition</w:t>
-            </w:r>
-          </w:p>
-        </w:tc>
-        <w:tc>
-          <w:tcPr>
-            <w:tcW w:type="dxa" w:w="0"/>
-            <w:tcMar>
-              <w:top w:type="dxa" w:w="60"/>
-              <w:left w:type="dxa" w:w="100"/>
-              <w:bottom w:type="dxa" w:w="60"/>
-              <w:right w:type="dxa" w:w="100"/>
-            </w:tcMar>
-          </w:tcPr>
-          <w:p>
-            <w:r>
-              <w:rPr>
-                <w:b w:val="false"/>
-                <w:bCs w:val="false"/>
-                <w:sz w:val="19"/>
-                <w:szCs w:val="19"/>
-              </w:rPr>
-              <w:t xml:space="preserve">Edition words found in the old name, in Plex's </w:t>
-            </w:r>
-            <w:r>
-              <w:rPr>
-                <w:rFonts w:ascii="Consolas" w:cs="Consolas" w:eastAsia="Consolas" w:hAnsi="Consolas"/>
-                <w:b w:val="false"/>
-                <w:bCs w:val="false"/>
-                <w:sz w:val="19"/>
-                <w:szCs w:val="19"/>
-                <w:shd w:fill="EEF1F5" w:val="clear"/>
-              </w:rPr>
-              <w:t xml:space="preserve">{edition-…}</w:t>
-            </w:r>
-            <w:r>
-              <w:rPr>
-                <w:b w:val="false"/>
-                <w:bCs w:val="false"/>
-                <w:sz w:val="19"/>
-                <w:szCs w:val="19"/>
-              </w:rPr>
-              <w:t xml:space="preserve"> form.</w:t>
-            </w:r>
-          </w:p>
-        </w:tc>
-        <w:tc>
-          <w:tcPr>
-            <w:tcW w:type="dxa" w:w="0"/>
-            <w:tcMar>
-              <w:top w:type="dxa" w:w="60"/>
-              <w:left w:type="dxa" w:w="100"/>
-              <w:bottom w:type="dxa" w:w="60"/>
-              <w:right w:type="dxa" w:w="100"/>
-            </w:tcMar>
-          </w:tcPr>
-          <w:p>
-            <w:r>
-              <w:rPr>
-                <w:b w:val="false"/>
-                <w:bCs w:val="false"/>
-                <w:sz w:val="19"/>
-                <w:szCs w:val="19"/>
-              </w:rPr>
-              <w:t xml:space="preserve">Omitted.</w:t>
-            </w:r>
-          </w:p>
-        </w:tc>
-      </w:tr>
-    </w:tbl>
-    <w:p>
-      <w:pPr>
-        <w:spacing w:after="120"/>
-      </w:pPr>
-      <w:r>
-        <w:t xml:space="preserve">The title keeps your existing words. Colons and question marks are dropped, slashes become dashes, other characters Windows forbids are removed, and trailing dots and spaces are trimmed. Nothing is re-capitalised.</w:t>
-      </w:r>
-    </w:p>
-    <w:p>
-      <w:pPr>
-        <w:pStyle w:val="Heading2"/>
-      </w:pPr>
-      <w:r>
-        <w:t xml:space="preserve">15.2 Ready, flagged, blocked</w:t>
-      </w:r>
-    </w:p>
-    <w:p>
-      <w:pPr>
-        <w:pStyle w:val="ListParagraph"/>
-        <w:numPr>
-          <w:ilvl w:val="0"/>
-          <w:numId w:val="2"/>
-        </w:numPr>
-        <w:spacing w:after="60"/>
-      </w:pPr>
-      <w:r>
-        <w:rPr>
-          <w:b/>
-          <w:bCs/>
-        </w:rPr>
-        <w:t xml:space="preserve">Ready</w:t>
-      </w:r>
-      <w:r>
-        <w:t xml:space="preserve"> – the proposed name differs from the current one and every check passes.</w:t>
-      </w:r>
-    </w:p>
-    <w:p>
-      <w:pPr>
-        <w:pStyle w:val="ListParagraph"/>
-        <w:numPr>
-          <w:ilvl w:val="0"/>
-          <w:numId w:val="2"/>
-        </w:numPr>
-        <w:spacing w:after="60"/>
-      </w:pPr>
-      <w:r>
-        <w:rPr>
-          <w:b/>
-          <w:bCs/>
-        </w:rPr>
-        <w:t xml:space="preserve">Flagged</w:t>
-      </w:r>
-      <w:r>
-        <w:t xml:space="preserve"> – ready, but worth a look. Flags include </w:t>
-      </w:r>
-      <w:r>
-        <w:rPr>
-          <w:rFonts w:ascii="Consolas" w:cs="Consolas" w:eastAsia="Consolas" w:hAnsi="Consolas"/>
-          <w:sz w:val="19"/>
-          <w:szCs w:val="19"/>
-          <w:shd w:fill="EEF1F5" w:val="clear"/>
-        </w:rPr>
-        <w:t xml:space="preserve">no_source</w:t>
-      </w:r>
-      <w:r>
-        <w:t xml:space="preserve">, </w:t>
-      </w:r>
-      <w:r>
-        <w:rPr>
-          <w:rFonts w:ascii="Consolas" w:cs="Consolas" w:eastAsia="Consolas" w:hAnsi="Consolas"/>
-          <w:sz w:val="19"/>
-          <w:szCs w:val="19"/>
-          <w:shd w:fill="EEF1F5" w:val="clear"/>
-        </w:rPr>
-        <w:t xml:space="preserve">no_year</w:t>
-      </w:r>
-      <w:r>
-        <w:t xml:space="preserve">, </w:t>
-      </w:r>
-      <w:r>
-        <w:rPr>
-          <w:rFonts w:ascii="Consolas" w:cs="Consolas" w:eastAsia="Consolas" w:hAnsi="Consolas"/>
-          <w:sz w:val="19"/>
-          <w:szCs w:val="19"/>
-          <w:shd w:fill="EEF1F5" w:val="clear"/>
-        </w:rPr>
-        <w:t xml:space="preserve">res_mismatch</w:t>
-      </w:r>
-      <w:r>
-        <w:t xml:space="preserve"> (the old name claimed a resolution the probe disagrees with; the probe wins), </w:t>
-      </w:r>
-      <w:r>
-        <w:rPr>
-          <w:rFonts w:ascii="Consolas" w:cs="Consolas" w:eastAsia="Consolas" w:hAnsi="Consolas"/>
-          <w:sz w:val="19"/>
-          <w:szCs w:val="19"/>
-          <w:shd w:fill="EEF1F5" w:val="clear"/>
-        </w:rPr>
-        <w:t xml:space="preserve">hdr_claimed_but_sdr</w:t>
-      </w:r>
-      <w:r>
-        <w:t xml:space="preserve">, </w:t>
-      </w:r>
-      <w:r>
-        <w:rPr>
-          <w:rFonts w:ascii="Consolas" w:cs="Consolas" w:eastAsia="Consolas" w:hAnsi="Consolas"/>
-          <w:sz w:val="19"/>
-          <w:szCs w:val="19"/>
-          <w:shd w:fill="EEF1F5" w:val="clear"/>
-        </w:rPr>
-        <w:t xml:space="preserve">audio_und</w:t>
-      </w:r>
-      <w:r>
-        <w:t xml:space="preserve">, </w:t>
-      </w:r>
-      <w:r>
-        <w:rPr>
-          <w:rFonts w:ascii="Consolas" w:cs="Consolas" w:eastAsia="Consolas" w:hAnsi="Consolas"/>
-          <w:sz w:val="19"/>
-          <w:szCs w:val="19"/>
-          <w:shd w:fill="EEF1F5" w:val="clear"/>
-        </w:rPr>
-        <w:t xml:space="preserve">plex_title_differs</w:t>
-      </w:r>
-      <w:r>
-        <w:t xml:space="preserve"> and </w:t>
-      </w:r>
-      <w:r>
-        <w:rPr>
-          <w:rFonts w:ascii="Consolas" w:cs="Consolas" w:eastAsia="Consolas" w:hAnsi="Consolas"/>
-          <w:sz w:val="19"/>
-          <w:szCs w:val="19"/>
-          <w:shd w:fill="EEF1F5" w:val="clear"/>
-        </w:rPr>
-        <w:t xml:space="preserve">plex_unlinked</w:t>
-      </w:r>
-      <w:r>
-        <w:t xml:space="preserve">. The tab explains each flag under "What the flags mean".</w:t>
-      </w:r>
-    </w:p>
-    <w:p>
-      <w:pPr>
-        <w:pStyle w:val="ListParagraph"/>
-        <w:numPr>
-          <w:ilvl w:val="0"/>
-          <w:numId w:val="2"/>
-        </w:numPr>
-        <w:spacing w:after="60"/>
-      </w:pPr>
-      <w:r>
-        <w:rPr>
-          <w:b/>
-          <w:bCs/>
-        </w:rPr>
-        <w:t xml:space="preserve">Blocked</w:t>
-      </w:r>
-      <w:r>
-        <w:t xml:space="preserve"> – never renamed: no successful probe, no title, or a </w:t>
-      </w:r>
-      <w:r>
-        <w:rPr>
-          <w:b/>
-          <w:bCs/>
-        </w:rPr>
-        <w:t xml:space="preserve">collision</w:t>
-      </w:r>
-      <w:r>
-        <w:t xml:space="preserve"> where two or more files would receive the identical name.</w:t>
-      </w:r>
-    </w:p>
-    <w:p>
-      <w:pPr>
-        <w:pStyle w:val="Heading2"/>
-      </w:pPr>
-      <w:r>
-        <w:t xml:space="preserve">15.3 Batch settings</w:t>
-      </w:r>
-    </w:p>
-    <w:tbl>
-      <w:tblPr>
-        <w:tblW w:type="dxa" w:w="9360"/>
-        <w:tblBorders>
-          <w:top w:val="single" w:color="auto" w:sz="4"/>
-          <w:left w:val="single" w:color="auto" w:sz="4"/>
-          <w:bottom w:val="single" w:color="auto" w:sz="4"/>
-          <w:right w:val="single" w:color="auto" w:sz="4"/>
-          <w:insideH w:val="single" w:color="auto" w:sz="4"/>
-          <w:insideV w:val="single" w:color="auto" w:sz="4"/>
-        </w:tblBorders>
-      </w:tblPr>
-      <w:tblGrid>
-        <w:gridCol w:w="2200"/>
-        <w:gridCol w:w="7160"/>
-      </w:tblGrid>
-      <w:tr>
-        <w:tc>
-          <w:tcPr>
-            <w:tcW w:type="dxa" w:w="0"/>
-            <w:shd w:fill="DDE6F2" w:val="clear"/>
-            <w:tcMar>
-              <w:top w:type="dxa" w:w="60"/>
-              <w:left w:type="dxa" w:w="100"/>
-              <w:bottom w:type="dxa" w:w="60"/>
-              <w:right w:type="dxa" w:w="100"/>
-            </w:tcMar>
-          </w:tcPr>
-          <w:p>
-            <w:r>
-              <w:rPr>
-                <w:b/>
-                <w:bCs/>
-                <w:sz w:val="19"/>
-                <w:szCs w:val="19"/>
-              </w:rPr>
-              <w:t xml:space="preserve">Setting</w:t>
-            </w:r>
-          </w:p>
-        </w:tc>
-        <w:tc>
-          <w:tcPr>
-            <w:tcW w:type="dxa" w:w="0"/>
-            <w:shd w:fill="DDE6F2" w:val="clear"/>
-            <w:tcMar>
-              <w:top w:type="dxa" w:w="60"/>
-              <w:left w:type="dxa" w:w="100"/>
-              <w:bottom w:type="dxa" w:w="60"/>
-              <w:right w:type="dxa" w:w="100"/>
-            </w:tcMar>
-          </w:tcPr>
-          <w:p>
-            <w:r>
-              <w:rPr>
-                <w:b/>
-                <w:bCs/>
-                <w:sz w:val="19"/>
-                <w:szCs w:val="19"/>
-              </w:rPr>
-              <w:t xml:space="preserve">Effect</w:t>
-            </w:r>
-          </w:p>
-        </w:tc>
-      </w:tr>
-      <w:tr>
-        <w:tc>
-          <w:tcPr>
-            <w:tcW w:type="dxa" w:w="0"/>
-            <w:tcMar>
-              <w:top w:type="dxa" w:w="60"/>
-              <w:left w:type="dxa" w:w="100"/>
-              <w:bottom w:type="dxa" w:w="60"/>
-              <w:right w:type="dxa" w:w="100"/>
-            </w:tcMar>
-          </w:tcPr>
-          <w:p>
-            <w:r>
-              <w:rPr>
-                <w:b w:val="false"/>
-                <w:bCs w:val="false"/>
-                <w:sz w:val="19"/>
-                <w:szCs w:val="19"/>
-              </w:rPr>
-              <w:t xml:space="preserve">Layout</w:t>
-            </w:r>
-          </w:p>
-        </w:tc>
-        <w:tc>
-          <w:tcPr>
-            <w:tcW w:type="dxa" w:w="0"/>
-            <w:tcMar>
-              <w:top w:type="dxa" w:w="60"/>
-              <w:left w:type="dxa" w:w="100"/>
-              <w:bottom w:type="dxa" w:w="60"/>
-              <w:right w:type="dxa" w:w="100"/>
-            </w:tcMar>
-          </w:tcPr>
-          <w:p>
-            <w:r>
-              <w:rPr>
-                <w:b w:val="false"/>
-                <w:bCs w:val="false"/>
-                <w:sz w:val="19"/>
-                <w:szCs w:val="19"/>
-              </w:rPr>
-              <w:t xml:space="preserve">Rename in place</w:t>
-            </w:r>
-            <w:r>
-              <w:rPr>
-                <w:b w:val="false"/>
-                <w:bCs w:val="false"/>
-                <w:sz w:val="19"/>
-                <w:szCs w:val="19"/>
-              </w:rPr>
-              <w:t xml:space="preserve"> changes only the file name (an atomic rename). </w:t>
-            </w:r>
-            <w:r>
-              <w:rPr>
-                <w:b w:val="false"/>
-                <w:bCs w:val="false"/>
-                <w:sz w:val="19"/>
-                <w:szCs w:val="19"/>
-              </w:rPr>
-              <w:t xml:space="preserve">Move into "Title (Year)" folders</w:t>
-            </w:r>
-            <w:r>
-              <w:rPr>
-                <w:b w:val="false"/>
-                <w:bCs w:val="false"/>
-                <w:sz w:val="19"/>
-                <w:szCs w:val="19"/>
-              </w:rPr>
-              <w:t xml:space="preserve"> creates Plex's preferred folder layout by copying the file, verifying its size and a head-and-tail hash, then deleting the original.</w:t>
-            </w:r>
-          </w:p>
-        </w:tc>
-      </w:tr>
-      <w:tr>
-        <w:tc>
-          <w:tcPr>
-            <w:tcW w:type="dxa" w:w="0"/>
-            <w:tcMar>
-              <w:top w:type="dxa" w:w="60"/>
-              <w:left w:type="dxa" w:w="100"/>
-              <w:bottom w:type="dxa" w:w="60"/>
-              <w:right w:type="dxa" w:w="100"/>
-            </w:tcMar>
-          </w:tcPr>
-          <w:p>
-            <w:r>
-              <w:rPr>
-                <w:b w:val="false"/>
-                <w:bCs w:val="false"/>
-                <w:sz w:val="19"/>
-                <w:szCs w:val="19"/>
-              </w:rPr>
-              <w:t xml:space="preserve">Batch limit</w:t>
-            </w:r>
-          </w:p>
-        </w:tc>
-        <w:tc>
-          <w:tcPr>
-            <w:tcW w:type="dxa" w:w="0"/>
-            <w:tcMar>
-              <w:top w:type="dxa" w:w="60"/>
-              <w:left w:type="dxa" w:w="100"/>
-              <w:bottom w:type="dxa" w:w="60"/>
-              <w:right w:type="dxa" w:w="100"/>
-            </w:tcMar>
-          </w:tcPr>
-          <w:p>
-            <w:r>
-              <w:rPr>
-                <w:b w:val="false"/>
-                <w:bCs w:val="false"/>
-                <w:sz w:val="19"/>
-                <w:szCs w:val="19"/>
-              </w:rPr>
-              <w:t xml:space="preserve">The most files one live batch may contain. Forces review in chunks.</w:t>
-            </w:r>
-          </w:p>
-        </w:tc>
-      </w:tr>
-      <w:tr>
-        <w:tc>
-          <w:tcPr>
-            <w:tcW w:type="dxa" w:w="0"/>
-            <w:tcMar>
-              <w:top w:type="dxa" w:w="60"/>
-              <w:left w:type="dxa" w:w="100"/>
-              <w:bottom w:type="dxa" w:w="60"/>
-              <w:right w:type="dxa" w:w="100"/>
-            </w:tcMar>
-          </w:tcPr>
-          <w:p>
-            <w:r>
-              <w:rPr>
-                <w:b w:val="false"/>
-                <w:bCs w:val="false"/>
-                <w:sz w:val="19"/>
-                <w:szCs w:val="19"/>
-              </w:rPr>
-              <w:t xml:space="preserve">Title &amp; year from</w:t>
-            </w:r>
-          </w:p>
-        </w:tc>
-        <w:tc>
-          <w:tcPr>
-            <w:tcW w:type="dxa" w:w="0"/>
-            <w:tcMar>
-              <w:top w:type="dxa" w:w="60"/>
-              <w:left w:type="dxa" w:w="100"/>
-              <w:bottom w:type="dxa" w:w="60"/>
-              <w:right w:type="dxa" w:w="100"/>
-            </w:tcMar>
-          </w:tcPr>
-          <w:p>
-            <w:r>
-              <w:rPr>
-                <w:b w:val="false"/>
-                <w:bCs w:val="false"/>
-                <w:sz w:val="19"/>
-                <w:szCs w:val="19"/>
-              </w:rPr>
-              <w:t xml:space="preserve">File name + my fixes</w:t>
-            </w:r>
-            <w:r>
-              <w:rPr>
-                <w:b w:val="false"/>
-                <w:bCs w:val="false"/>
-                <w:sz w:val="19"/>
-                <w:szCs w:val="19"/>
-              </w:rPr>
-              <w:t xml:space="preserve"> (default) or </w:t>
-            </w:r>
-            <w:r>
-              <w:rPr>
-                <w:b w:val="false"/>
-                <w:bCs w:val="false"/>
-                <w:sz w:val="19"/>
-                <w:szCs w:val="19"/>
-              </w:rPr>
-              <w:t xml:space="preserve">Plex match</w:t>
-            </w:r>
-            <w:r>
-              <w:rPr>
-                <w:b w:val="false"/>
-                <w:bCs w:val="false"/>
-                <w:sz w:val="19"/>
-                <w:szCs w:val="19"/>
-              </w:rPr>
-              <w:t xml:space="preserve">. With Plex, unlinked files fall back to the file name and are flagged.</w:t>
-            </w:r>
-          </w:p>
-        </w:tc>
-      </w:tr>
-      <w:tr>
-        <w:tc>
-          <w:tcPr>
-            <w:tcW w:type="dxa" w:w="0"/>
-            <w:tcMar>
-              <w:top w:type="dxa" w:w="60"/>
-              <w:left w:type="dxa" w:w="100"/>
-              <w:bottom w:type="dxa" w:w="60"/>
-              <w:right w:type="dxa" w:w="100"/>
-            </w:tcMar>
-          </w:tcPr>
-          <w:p>
-            <w:r>
-              <w:rPr>
-                <w:b w:val="false"/>
-                <w:bCs w:val="false"/>
-                <w:sz w:val="19"/>
-                <w:szCs w:val="19"/>
-              </w:rPr>
-              <w:t xml:space="preserve">Allow live renames</w:t>
-            </w:r>
-          </w:p>
-        </w:tc>
-        <w:tc>
-          <w:tcPr>
-            <w:tcW w:type="dxa" w:w="0"/>
-            <w:tcMar>
-              <w:top w:type="dxa" w:w="60"/>
-              <w:left w:type="dxa" w:w="100"/>
-              <w:bottom w:type="dxa" w:w="60"/>
-              <w:right w:type="dxa" w:w="100"/>
-            </w:tcMar>
-          </w:tcPr>
-          <w:p>
-            <w:r>
-              <w:rPr>
-                <w:b w:val="false"/>
-                <w:bCs w:val="false"/>
-                <w:sz w:val="19"/>
-                <w:szCs w:val="19"/>
-              </w:rPr>
-              <w:t xml:space="preserve">The arming switch. Until it is on, only dry runs are possible.</w:t>
-            </w:r>
-          </w:p>
-        </w:tc>
-      </w:tr>
-    </w:tbl>
-    <w:p>
-      <w:pPr>
-        <w:pStyle w:val="Heading2"/>
-      </w:pPr>
-      <w:r>
-        <w:t xml:space="preserve">15.4 Running a batch</w:t>
-      </w:r>
-    </w:p>
-    <w:p>
-      <w:pPr>
-        <w:pStyle w:val="ListParagraph"/>
-        <w:numPr>
-          <w:ilvl w:val="0"/>
-          <w:numId w:val="4"/>
-        </w:numPr>
-        <w:spacing w:after="60"/>
-      </w:pPr>
-      <w:r>
-        <w:t xml:space="preserve">Filter and tick the files you want. </w:t>
-      </w:r>
-      <w:r>
-        <w:rPr>
-          <w:b/>
-          <w:bCs/>
-        </w:rPr>
-        <w:t xml:space="preserve">Select next</w:t>
-      </w:r>
-      <w:r>
-        <w:t xml:space="preserve"> with the number beside it clears the selection and ticks only that many of the listed files (10 unless you change it; the number is remembered), so a run never covers more than you meant. After the batch those files leave the list and </w:t>
-      </w:r>
-      <w:r>
-        <w:rPr>
-          <w:b/>
-          <w:bCs/>
-        </w:rPr>
-        <w:t xml:space="preserve">Select next</w:t>
-      </w:r>
-      <w:r>
-        <w:t xml:space="preserve"> picks up the following group. </w:t>
-      </w:r>
-      <w:r>
-        <w:rPr>
-          <w:b/>
-          <w:bCs/>
-        </w:rPr>
-        <w:t xml:space="preserve">Select shown</w:t>
-      </w:r>
-      <w:r>
-        <w:t xml:space="preserve"> ticks every ready file currently listed and asks first when that is more than 50.</w:t>
-      </w:r>
-    </w:p>
-    <w:p>
-      <w:pPr>
-        <w:pStyle w:val="ListParagraph"/>
-        <w:numPr>
-          <w:ilvl w:val="0"/>
-          <w:numId w:val="4"/>
-        </w:numPr>
-        <w:spacing w:after="60"/>
-      </w:pPr>
-      <w:r>
-        <w:t xml:space="preserve">Press </w:t>
-      </w:r>
-      <w:r>
-        <w:rPr>
-          <w:b/>
-          <w:bCs/>
-        </w:rPr>
-        <w:t xml:space="preserve">Dry run N</w:t>
-      </w:r>
-      <w:r>
-        <w:t xml:space="preserve">. Nothing is touched; the result window lists exactly what would happen and the batch is recorded as a dry run in the Batches table.</w:t>
-      </w:r>
-    </w:p>
-    <w:p>
-      <w:pPr>
-        <w:pStyle w:val="ListParagraph"/>
-        <w:numPr>
-          <w:ilvl w:val="0"/>
-          <w:numId w:val="4"/>
-        </w:numPr>
-        <w:spacing w:after="60"/>
-      </w:pPr>
-      <w:r>
-        <w:t xml:space="preserve">When satisfied, tick </w:t>
-      </w:r>
-      <w:r>
-        <w:rPr>
-          <w:b/>
-          <w:bCs/>
-        </w:rPr>
-        <w:t xml:space="preserve">Allow live renames</w:t>
-      </w:r>
-      <w:r>
-        <w:t xml:space="preserve">, press </w:t>
-      </w:r>
-      <w:r>
-        <w:rPr>
-          <w:b/>
-          <w:bCs/>
-        </w:rPr>
-        <w:t xml:space="preserve">Save</w:t>
-      </w:r>
-      <w:r>
-        <w:t xml:space="preserve">, then </w:t>
-      </w:r>
-      <w:r>
-        <w:rPr>
-          <w:b/>
-          <w:bCs/>
-        </w:rPr>
-        <w:t xml:space="preserve">Rename N live</w:t>
-      </w:r>
-      <w:r>
-        <w:t xml:space="preserve">.</w:t>
-      </w:r>
-    </w:p>
-    <w:p>
-      <w:pPr>
-        <w:pStyle w:val="ListParagraph"/>
-        <w:numPr>
-          <w:ilvl w:val="0"/>
-          <w:numId w:val="4"/>
-        </w:numPr>
-        <w:spacing w:after="60"/>
-      </w:pPr>
-      <w:r>
-        <w:t xml:space="preserve">A confirmation lists the renames and asks you to type </w:t>
-      </w:r>
-      <w:r>
-        <w:rPr>
-          <w:rFonts w:ascii="Consolas" w:cs="Consolas" w:eastAsia="Consolas" w:hAnsi="Consolas"/>
-          <w:sz w:val="19"/>
-          <w:szCs w:val="19"/>
-          <w:shd w:fill="EEF1F5" w:val="clear"/>
-        </w:rPr>
-        <w:t xml:space="preserve">RENAME</w:t>
-      </w:r>
-      <w:r>
-        <w:t xml:space="preserve">.</w:t>
-      </w:r>
-    </w:p>
-    <w:p>
-      <w:pPr>
-        <w:pStyle w:val="ListParagraph"/>
-        <w:numPr>
-          <w:ilvl w:val="0"/>
-          <w:numId w:val="4"/>
-        </w:numPr>
-        <w:spacing w:after="60"/>
-      </w:pPr>
-      <w:r>
-        <w:rPr>
-          <w:b/>
-          <w:bCs/>
-        </w:rPr>
-        <w:t xml:space="preserve">Pre-flight</w:t>
-      </w:r>
-      <w:r>
-        <w:t xml:space="preserve"> then checks every file: it still exists, its size matches the last scan, the target name is free, the root is writable, the path is under 255 characters and no two files share a target. If any check fails, the whole batch is aborted and nothing is renamed.</w:t>
-      </w:r>
-    </w:p>
-    <w:p>
-      <w:pPr>
-        <w:pStyle w:val="ListParagraph"/>
-        <w:numPr>
-          <w:ilvl w:val="0"/>
-          <w:numId w:val="4"/>
-        </w:numPr>
-        <w:spacing w:after="60"/>
-      </w:pPr>
-      <w:r>
-        <w:t xml:space="preserve">Each rename is followed by a re-check of the file's size before the database is updated. A failure stops the batch; earlier renames stand and are journaled.</w:t>
-      </w:r>
-    </w:p>
-    <w:p>
-      <w:pPr>
-        <w:spacing w:after="120"/>
-      </w:pPr>
-      <w:r>
-        <w:t xml:space="preserve">While a live batch runs, scans and the folder watcher wait.</w:t>
-      </w:r>
-    </w:p>
-    <w:p>
-      <w:pPr>
-        <w:pStyle w:val="Heading3"/>
-      </w:pPr>
-      <w:r>
-        <w:t xml:space="preserve">One at a time</w:t>
-      </w:r>
-    </w:p>
-    <w:p>
-      <w:pPr>
-        <w:spacing w:after="120"/>
-      </w:pPr>
-      <w:r>
-        <w:t xml:space="preserve">If a big batch feels like too much trust, do not use it. Every ready row has a </w:t>
-      </w:r>
-      <w:r>
-        <w:rPr>
-          <w:b/>
-          <w:bCs/>
-        </w:rPr>
-        <w:t xml:space="preserve">Rename</w:t>
-      </w:r>
-      <w:r>
-        <w:t xml:space="preserve"> button that renames just that file, and </w:t>
-      </w:r>
-      <w:r>
-        <w:rPr>
-          <w:b/>
-          <w:bCs/>
-        </w:rPr>
-        <w:t xml:space="preserve">One at a time (N)</w:t>
-      </w:r>
-      <w:r>
-        <w:t xml:space="preserve"> walks through the ticked files in a dialog that shows the current and proposed name and asks </w:t>
-      </w:r>
-      <w:r>
-        <w:rPr>
-          <w:b/>
-          <w:bCs/>
-        </w:rPr>
-        <w:t xml:space="preserve">Rename this file</w:t>
-      </w:r>
-      <w:r>
-        <w:t xml:space="preserve">, </w:t>
-      </w:r>
-      <w:r>
-        <w:rPr>
-          <w:b/>
-          <w:bCs/>
-        </w:rPr>
-        <w:t xml:space="preserve">Skip</w:t>
-      </w:r>
-      <w:r>
-        <w:t xml:space="preserve"> or </w:t>
-      </w:r>
-      <w:r>
-        <w:rPr>
-          <w:b/>
-          <w:bCs/>
-        </w:rPr>
-        <w:t xml:space="preserve">Stop</w:t>
-      </w:r>
-      <w:r>
-        <w:t xml:space="preserve"> for each. Every confirmed file runs as its own one-file batch through the same pre-flight, verification and journal, so it appears in the Batches table and can be undone on its own. The live switch must still be on.</w:t>
-      </w:r>
-    </w:p>
-    <w:p>
-      <w:pPr>
-        <w:pStyle w:val="Heading2"/>
-      </w:pPr>
-      <w:r>
-        <w:t xml:space="preserve">15.5 Undo</w:t>
-      </w:r>
-    </w:p>
-    <w:p>
-      <w:pPr>
-        <w:spacing w:after="120"/>
-      </w:pPr>
-      <w:r>
-        <w:t xml:space="preserve">Every live batch is listed under </w:t>
-      </w:r>
-      <w:r>
-        <w:rPr>
-          <w:b/>
-          <w:bCs/>
-        </w:rPr>
-        <w:t xml:space="preserve">Batches</w:t>
-      </w:r>
-      <w:r>
-        <w:t xml:space="preserve"> with an </w:t>
-      </w:r>
-      <w:r>
-        <w:rPr>
-          <w:b/>
-          <w:bCs/>
-        </w:rPr>
-        <w:t xml:space="preserve">Undo</w:t>
-      </w:r>
-      <w:r>
-        <w:t xml:space="preserve"> button. Undo walks the journal in reverse; for each file it confirms the renamed file still exists with the recorded size and that the original name is free, then renames it back. Files that fail the check are left alone and reported, and the batch shows as "partially undone". </w:t>
-      </w:r>
-      <w:r>
-        <w:rPr>
-          <w:b/>
-          <w:bCs/>
-        </w:rPr>
-        <w:t xml:space="preserve">Items</w:t>
-      </w:r>
-      <w:r>
-        <w:t xml:space="preserve"> shows the per-file journal of any batch.</w:t>
-      </w:r>
-    </w:p>
-    <w:p>
-      <w:pPr>
-        <w:pStyle w:val="Heading2"/>
-      </w:pPr>
-      <w:r>
-        <w:t xml:space="preserve">15.6 Bulk source, collisions, placeholders</w:t>
-      </w:r>
-    </w:p>
-    <w:p>
-      <w:pPr>
-        <w:pStyle w:val="ListParagraph"/>
-        <w:numPr>
-          <w:ilvl w:val="0"/>
-          <w:numId w:val="2"/>
-        </w:numPr>
-        <w:spacing w:after="60"/>
-      </w:pPr>
-      <w:r>
-        <w:rPr>
-          <w:b/>
-          <w:bCs/>
-        </w:rPr>
-        <w:t xml:space="preserve">Set source for selected…</w:t>
-      </w:r>
-      <w:r>
-        <w:t xml:space="preserve"> applies Web, Rip or "clear" to every ticked file (or to everything shown when nothing is ticked). It only records a fix; nothing is renamed.</w:t>
-      </w:r>
-    </w:p>
-    <w:p>
-      <w:pPr>
-        <w:pStyle w:val="ListParagraph"/>
-        <w:numPr>
-          <w:ilvl w:val="0"/>
-          <w:numId w:val="2"/>
-        </w:numPr>
-        <w:spacing w:after="60"/>
-      </w:pPr>
-      <w:r>
-        <w:rPr>
-          <w:b/>
-          <w:bCs/>
-        </w:rPr>
-        <w:t xml:space="preserve">Name collisions</w:t>
-      </w:r>
-      <w:r>
-        <w:t xml:space="preserve"> groups the blocked pairs with their sizes. </w:t>
-      </w:r>
-      <w:r>
-        <w:rPr>
-          <w:b/>
-          <w:bCs/>
-        </w:rPr>
-        <w:t xml:space="preserve">Keep this, ignore others</w:t>
-      </w:r>
-      <w:r>
-        <w:t xml:space="preserve"> marks the rest ignored (still on disk) so the kept file can be renamed; alternatively give one file a distinguishing edition via Fix….</w:t>
-      </w:r>
-    </w:p>
-    <w:p>
-      <w:pPr>
-        <w:pStyle w:val="ListParagraph"/>
-        <w:numPr>
-          <w:ilvl w:val="0"/>
-          <w:numId w:val="2"/>
-        </w:numPr>
-        <w:spacing w:after="60"/>
-      </w:pPr>
-      <w:r>
-        <w:rPr>
-          <w:b/>
-          <w:bCs/>
-        </w:rPr>
-        <w:t xml:space="preserve">Placeholders on disk</w:t>
-      </w:r>
-      <w:r>
-        <w:t xml:space="preserve"> lists files already renamed with </w:t>
-      </w:r>
-      <w:r>
-        <w:rPr>
-          <w:rFonts w:ascii="Consolas" w:cs="Consolas" w:eastAsia="Consolas" w:hAnsi="Consolas"/>
-          <w:sz w:val="19"/>
-          <w:szCs w:val="19"/>
-          <w:shd w:fill="EEF1F5" w:val="clear"/>
-        </w:rPr>
-        <w:t xml:space="preserve">(Year)</w:t>
-      </w:r>
-      <w:r>
-        <w:t xml:space="preserve"> or </w:t>
-      </w:r>
-      <w:r>
-        <w:rPr>
-          <w:rFonts w:ascii="Consolas" w:cs="Consolas" w:eastAsia="Consolas" w:hAnsi="Consolas"/>
-          <w:sz w:val="19"/>
-          <w:szCs w:val="19"/>
-          <w:shd w:fill="EEF1F5" w:val="clear"/>
-        </w:rPr>
-        <w:t xml:space="preserve">Source</w:t>
-      </w:r>
-      <w:r>
-        <w:t xml:space="preserve"> in their name. Plex will not match a </w:t>
-      </w:r>
-      <w:r>
-        <w:rPr>
-          <w:rFonts w:ascii="Consolas" w:cs="Consolas" w:eastAsia="Consolas" w:hAnsi="Consolas"/>
-          <w:sz w:val="19"/>
-          <w:szCs w:val="19"/>
-          <w:shd w:fill="EEF1F5" w:val="clear"/>
-        </w:rPr>
-        <w:t xml:space="preserve">(Year)</w:t>
-      </w:r>
-      <w:r>
-        <w:t xml:space="preserve"> file, so fill the value with Fix… and rename again.</w:t>
-      </w:r>
-    </w:p>
-    <w:p>
-      <w:pPr>
-        <w:pBdr>
-          <w:left w:val="single" w:color="F0B429" w:sz="12" w:space="8"/>
-        </w:pBdr>
-        <w:spacing w:after="160" w:before="60"/>
-        <w:ind w:left="360"/>
-      </w:pPr>
-      <w:r>
-        <w:t xml:space="preserve">Before the first large live batch, run one small batch of 20 or 30 files in place, check the result in Explorer and in Plex, then undo it. That proves the whole path on your NAS before you trust it with the full library.</w:t>
+          <w:b/>
+          <w:bCs/>
+        </w:rPr>
+        <w:t xml:space="preserve">warning</w:t>
+      </w:r>
+      <w:r>
+        <w:t xml:space="preserve">. The strip at the top counts totals and the last seven days; the chart shows activity per day for the last 30. Pick a scan in the dropdown to see only its events with its duration, files seen and thread count, or filter by kind.</w:t>
       </w:r>
     </w:p>
     <w:p>
@@ -9724,7 +8001,7 @@
         <w:pageBreakBefore/>
       </w:pPr>
       <w:r>
-        <w:t xml:space="preserve">16. Rename TV / anime</w:t>
+        <w:t xml:space="preserve">15. Movie names (the naming engine)</w:t>
       </w:r>
     </w:p>
     <w:p>
@@ -9786,7 +8063,7 @@
           <w:sz w:val="18"/>
           <w:szCs w:val="18"/>
         </w:rPr>
-        <w:t xml:space="preserve">The episode rename tool, shown here while disabled.</w:t>
+        <w:t xml:space="preserve">Proposed names with flags; every batch is a dry run until the live switch is armed.</w:t>
       </w:r>
     </w:p>
     <w:p>
@@ -9794,28 +8071,21 @@
         <w:spacing w:after="120"/>
       </w:pPr>
       <w:r>
-        <w:t xml:space="preserve">Episodes use the same engine as movies: every run is a batch that is pre-flighted as a whole (file still there, size unchanged, target free, root writable), each rename verified, journaled in the </w:t>
-      </w:r>
-      <w:r>
-        <w:rPr>
-          <w:b/>
-          <w:bCs/>
-        </w:rPr>
-        <w:t xml:space="preserve">Batches</w:t>
-      </w:r>
-      <w:r>
-        <w:t xml:space="preserve"> table and undoable from it. </w:t>
-      </w:r>
-      <w:r>
-        <w:rPr>
-          <w:b/>
-          <w:bCs/>
-        </w:rPr>
-        <w:t xml:space="preserve">Dry run N</w:t>
-      </w:r>
-      <w:r>
-        <w:t xml:space="preserve"> records what would happen without touching anything. Name parts work as on the movie tab: </w:t>
-      </w:r>
+        <w:t xml:space="preserve">This tab renames movie files to a consistent pattern built from facts the app can prove. It is the most carefully guarded part of MediaLedger, because it is one of only two places that write to the share.</w:t>
+      </w:r>
+    </w:p>
+    <w:p>
+      <w:pPr>
+        <w:pStyle w:val="Heading2"/>
+      </w:pPr>
+      <w:r>
+        <w:t xml:space="preserve">15.1 The pattern</w:t>
+      </w:r>
+    </w:p>
+    <w:p>
+      <w:pPr>
+        <w:spacing w:after="120"/>
+      </w:pPr>
       <w:r>
         <w:rPr>
           <w:rFonts w:ascii="Consolas" w:cs="Consolas" w:eastAsia="Consolas" w:hAnsi="Consolas"/>
@@ -9823,40 +8093,15 @@
           <w:szCs w:val="19"/>
           <w:shd w:fill="EEF1F5" w:val="clear"/>
         </w:rPr>
-        <w:t xml:space="preserve">Show - S01E02</w:t>
-      </w:r>
-      <w:r>
-        <w:t xml:space="preserve"> is fixed, the </w:t>
-      </w:r>
-      <w:r>
-        <w:rPr>
-          <w:b/>
-          <w:bCs/>
-        </w:rPr>
-        <w:t xml:space="preserve">Episode title</w:t>
-      </w:r>
-      <w:r>
-        <w:t xml:space="preserve"> is on by default, and </w:t>
-      </w:r>
-      <w:r>
-        <w:rPr>
-          <w:b/>
-          <w:bCs/>
-        </w:rPr>
-        <w:t xml:space="preserve">Resolution</w:t>
-      </w:r>
-      <w:r>
-        <w:t xml:space="preserve">, </w:t>
-      </w:r>
-      <w:r>
-        <w:rPr>
-          <w:b/>
-          <w:bCs/>
-        </w:rPr>
-        <w:t xml:space="preserve">Codec</w:t>
-      </w:r>
-      <w:r>
-        <w:t xml:space="preserve"> and </w:t>
+        <w:t xml:space="preserve">Title (Year) - Source Resolution HDR Codec [Audio] [{edition-Name}].ext</w:t>
+      </w:r>
+    </w:p>
+    <w:p>
+      <w:pPr>
+        <w:spacing w:after="120"/>
+      </w:pPr>
+      <w:r>
+        <w:t xml:space="preserve">A seventh part, </w:t>
       </w:r>
       <w:r>
         <w:rPr>
@@ -9866,37 +8111,7 @@
         <w:t xml:space="preserve">Sub/Dub</w:t>
       </w:r>
       <w:r>
-        <w:t xml:space="preserve"> are opt-in, written in square brackets. The same one-at-a-time scheme applies: a </w:t>
-      </w:r>
-      <w:r>
-        <w:rPr>
-          <w:b/>
-          <w:bCs/>
-        </w:rPr>
-        <w:t xml:space="preserve">Rename</w:t>
-      </w:r>
-      <w:r>
-        <w:t xml:space="preserve"> button per row and </w:t>
-      </w:r>
-      <w:r>
-        <w:rPr>
-          <w:b/>
-          <w:bCs/>
-        </w:rPr>
-        <w:t xml:space="preserve">One at a time</w:t>
-      </w:r>
-      <w:r>
-        <w:t xml:space="preserve"> for the ticked files, each confirmed separately. It is </w:t>
-      </w:r>
-      <w:r>
-        <w:rPr>
-          <w:b/>
-          <w:bCs/>
-        </w:rPr>
-        <w:t xml:space="preserve">off</w:t>
-      </w:r>
-      <w:r>
-        <w:t xml:space="preserve"> until you enable it under Settings → Renaming. When on, it lists every episode file whose name differs from </w:t>
+        <w:t xml:space="preserve">, is off unless you switch it on: it writes </w:t>
       </w:r>
       <w:r>
         <w:rPr>
@@ -9905,10 +8120,1533 @@
           <w:szCs w:val="19"/>
           <w:shd w:fill="EEF1F5" w:val="clear"/>
         </w:rPr>
-        <w:t xml:space="preserve">Show - S01E02 - Title.ext</w:t>
-      </w:r>
-      <w:r>
-        <w:t xml:space="preserve">, built from the parsed details and your fixes. Tick files, press </w:t>
+        <w:t xml:space="preserve">Sub</w:t>
+      </w:r>
+      <w:r>
+        <w:t xml:space="preserve">, </w:t>
+      </w:r>
+      <w:r>
+        <w:rPr>
+          <w:rFonts w:ascii="Consolas" w:cs="Consolas" w:eastAsia="Consolas" w:hAnsi="Consolas"/>
+          <w:sz w:val="19"/>
+          <w:szCs w:val="19"/>
+          <w:shd w:fill="EEF1F5" w:val="clear"/>
+        </w:rPr>
+        <w:t xml:space="preserve">Dub</w:t>
+      </w:r>
+      <w:r>
+        <w:t xml:space="preserve"> or </w:t>
+      </w:r>
+      <w:r>
+        <w:rPr>
+          <w:rFonts w:ascii="Consolas" w:cs="Consolas" w:eastAsia="Consolas" w:hAnsi="Consolas"/>
+          <w:sz w:val="19"/>
+          <w:szCs w:val="19"/>
+          <w:shd w:fill="EEF1F5" w:val="clear"/>
+        </w:rPr>
+        <w:t xml:space="preserve">Dual</w:t>
+      </w:r>
+      <w:r>
+        <w:t xml:space="preserve"> from the probed languages and nothing for a plain English film. Only </w:t>
+      </w:r>
+      <w:r>
+        <w:rPr>
+          <w:rFonts w:ascii="Consolas" w:cs="Consolas" w:eastAsia="Consolas" w:hAnsi="Consolas"/>
+          <w:sz w:val="19"/>
+          <w:szCs w:val="19"/>
+          <w:shd w:fill="EEF1F5" w:val="clear"/>
+        </w:rPr>
+        <w:t xml:space="preserve">Title (Year)</w:t>
+      </w:r>
+      <w:r>
+        <w:t xml:space="preserve"> is fixed, because Plex matches on it. Everything after the dash is a </w:t>
+      </w:r>
+      <w:r>
+        <w:rPr>
+          <w:b/>
+          <w:bCs/>
+        </w:rPr>
+        <w:t xml:space="preserve">name part</w:t>
+      </w:r>
+      <w:r>
+        <w:t xml:space="preserve"> you can leave out or reorder under Batch settings → </w:t>
+      </w:r>
+      <w:r>
+        <w:rPr>
+          <w:b/>
+          <w:bCs/>
+        </w:rPr>
+        <w:t xml:space="preserve">Name parts</w:t>
+      </w:r>
+      <w:r>
+        <w:t xml:space="preserve">: click a chip to switch it off (it shows struck through) or on, use the ◂ ▸ arrows to move it, and watch the preview. The whole list rebuilds at once. The same thing works from the list itself: every word in a proposed name is clickable, so clicking </w:t>
+      </w:r>
+      <w:r>
+        <w:rPr>
+          <w:rFonts w:ascii="Consolas" w:cs="Consolas" w:eastAsia="Consolas" w:hAnsi="Consolas"/>
+          <w:sz w:val="19"/>
+          <w:szCs w:val="19"/>
+          <w:shd w:fill="EEF1F5" w:val="clear"/>
+        </w:rPr>
+        <w:t xml:space="preserve">Source</w:t>
+      </w:r>
+      <w:r>
+        <w:t xml:space="preserve"> in any row removes Source from every name, the way editing one dimension in a CAD sketch updates the whole part. If you do not like </w:t>
+      </w:r>
+      <w:r>
+        <w:rPr>
+          <w:rFonts w:ascii="Consolas" w:cs="Consolas" w:eastAsia="Consolas" w:hAnsi="Consolas"/>
+          <w:sz w:val="19"/>
+          <w:szCs w:val="19"/>
+          <w:shd w:fill="EEF1F5" w:val="clear"/>
+        </w:rPr>
+        <w:t xml:space="preserve">Web</w:t>
+      </w:r>
+      <w:r>
+        <w:t xml:space="preserve"> / </w:t>
+      </w:r>
+      <w:r>
+        <w:rPr>
+          <w:rFonts w:ascii="Consolas" w:cs="Consolas" w:eastAsia="Consolas" w:hAnsi="Consolas"/>
+          <w:sz w:val="19"/>
+          <w:szCs w:val="19"/>
+          <w:shd w:fill="EEF1F5" w:val="clear"/>
+        </w:rPr>
+        <w:t xml:space="preserve">Rip</w:t>
+      </w:r>
+      <w:r>
+        <w:t xml:space="preserve"> in your names, click it once and it is gone; the </w:t>
+      </w:r>
+      <w:r>
+        <w:rPr>
+          <w:rFonts w:ascii="Consolas" w:cs="Consolas" w:eastAsia="Consolas" w:hAnsi="Consolas"/>
+          <w:sz w:val="19"/>
+          <w:szCs w:val="19"/>
+          <w:shd w:fill="EEF1F5" w:val="clear"/>
+        </w:rPr>
+        <w:t xml:space="preserve">no_source</w:t>
+      </w:r>
+      <w:r>
+        <w:t xml:space="preserve"> flag disappears with it.</w:t>
+      </w:r>
+    </w:p>
+    <w:p>
+      <w:pPr>
+        <w:spacing w:after="120"/>
+      </w:pPr>
+      <w:r>
+        <w:t xml:space="preserve">Examples: </w:t>
+      </w:r>
+      <w:r>
+        <w:rPr>
+          <w:rFonts w:ascii="Consolas" w:cs="Consolas" w:eastAsia="Consolas" w:hAnsi="Consolas"/>
+          <w:sz w:val="19"/>
+          <w:szCs w:val="19"/>
+          <w:shd w:fill="EEF1F5" w:val="clear"/>
+        </w:rPr>
+        <w:t xml:space="preserve">A Breed Apart (2025) - Web 1080p SDR H264.mp4</w:t>
+      </w:r>
+      <w:r>
+        <w:t xml:space="preserve"> and </w:t>
+      </w:r>
+      <w:r>
+        <w:rPr>
+          <w:rFonts w:ascii="Consolas" w:cs="Consolas" w:eastAsia="Consolas" w:hAnsi="Consolas"/>
+          <w:sz w:val="19"/>
+          <w:szCs w:val="19"/>
+          <w:shd w:fill="EEF1F5" w:val="clear"/>
+        </w:rPr>
+        <w:t xml:space="preserve">Avatar (2009) - Rip 4K HDR HEVC {edition-Extended Collector's Edition}.mkv</w:t>
+      </w:r>
+      <w:r>
+        <w:t xml:space="preserve">.</w:t>
+      </w:r>
+    </w:p>
+    <w:tbl>
+      <w:tblPr>
+        <w:tblW w:type="dxa" w:w="9360"/>
+        <w:tblBorders>
+          <w:top w:val="single" w:color="auto" w:sz="4"/>
+          <w:left w:val="single" w:color="auto" w:sz="4"/>
+          <w:bottom w:val="single" w:color="auto" w:sz="4"/>
+          <w:right w:val="single" w:color="auto" w:sz="4"/>
+          <w:insideH w:val="single" w:color="auto" w:sz="4"/>
+          <w:insideV w:val="single" w:color="auto" w:sz="4"/>
+        </w:tblBorders>
+      </w:tblPr>
+      <w:tblGrid>
+        <w:gridCol w:w="1500"/>
+        <w:gridCol w:w="5200"/>
+        <w:gridCol w:w="2660"/>
+      </w:tblGrid>
+      <w:tr>
+        <w:tc>
+          <w:tcPr>
+            <w:tcW w:type="dxa" w:w="0"/>
+            <w:shd w:fill="DDE6F2" w:val="clear"/>
+            <w:tcMar>
+              <w:top w:type="dxa" w:w="60"/>
+              <w:left w:type="dxa" w:w="100"/>
+              <w:bottom w:type="dxa" w:w="60"/>
+              <w:right w:type="dxa" w:w="100"/>
+            </w:tcMar>
+          </w:tcPr>
+          <w:p>
+            <w:r>
+              <w:rPr>
+                <w:b/>
+                <w:bCs/>
+                <w:sz w:val="19"/>
+                <w:szCs w:val="19"/>
+              </w:rPr>
+              <w:t xml:space="preserve">Token</w:t>
+            </w:r>
+          </w:p>
+        </w:tc>
+        <w:tc>
+          <w:tcPr>
+            <w:tcW w:type="dxa" w:w="0"/>
+            <w:shd w:fill="DDE6F2" w:val="clear"/>
+            <w:tcMar>
+              <w:top w:type="dxa" w:w="60"/>
+              <w:left w:type="dxa" w:w="100"/>
+              <w:bottom w:type="dxa" w:w="60"/>
+              <w:right w:type="dxa" w:w="100"/>
+            </w:tcMar>
+          </w:tcPr>
+          <w:p>
+            <w:r>
+              <w:rPr>
+                <w:b/>
+                <w:bCs/>
+                <w:sz w:val="19"/>
+                <w:szCs w:val="19"/>
+              </w:rPr>
+              <w:t xml:space="preserve">Where it comes from</w:t>
+            </w:r>
+          </w:p>
+        </w:tc>
+        <w:tc>
+          <w:tcPr>
+            <w:tcW w:type="dxa" w:w="0"/>
+            <w:shd w:fill="DDE6F2" w:val="clear"/>
+            <w:tcMar>
+              <w:top w:type="dxa" w:w="60"/>
+              <w:left w:type="dxa" w:w="100"/>
+              <w:bottom w:type="dxa" w:w="60"/>
+              <w:right w:type="dxa" w:w="100"/>
+            </w:tcMar>
+          </w:tcPr>
+          <w:p>
+            <w:r>
+              <w:rPr>
+                <w:b/>
+                <w:bCs/>
+                <w:sz w:val="19"/>
+                <w:szCs w:val="19"/>
+              </w:rPr>
+              <w:t xml:space="preserve">When unknown</w:t>
+            </w:r>
+          </w:p>
+        </w:tc>
+      </w:tr>
+      <w:tr>
+        <w:tc>
+          <w:tcPr>
+            <w:tcW w:type="dxa" w:w="0"/>
+            <w:tcMar>
+              <w:top w:type="dxa" w:w="60"/>
+              <w:left w:type="dxa" w:w="100"/>
+              <w:bottom w:type="dxa" w:w="60"/>
+              <w:right w:type="dxa" w:w="100"/>
+            </w:tcMar>
+          </w:tcPr>
+          <w:p>
+            <w:r>
+              <w:rPr>
+                <w:b w:val="false"/>
+                <w:bCs w:val="false"/>
+                <w:sz w:val="19"/>
+                <w:szCs w:val="19"/>
+              </w:rPr>
+              <w:t xml:space="preserve">Title, Year</w:t>
+            </w:r>
+          </w:p>
+        </w:tc>
+        <w:tc>
+          <w:tcPr>
+            <w:tcW w:type="dxa" w:w="0"/>
+            <w:tcMar>
+              <w:top w:type="dxa" w:w="60"/>
+              <w:left w:type="dxa" w:w="100"/>
+              <w:bottom w:type="dxa" w:w="60"/>
+              <w:right w:type="dxa" w:w="100"/>
+            </w:tcMar>
+          </w:tcPr>
+          <w:p>
+            <w:r>
+              <w:rPr>
+                <w:b w:val="false"/>
+                <w:bCs w:val="false"/>
+                <w:sz w:val="19"/>
+                <w:szCs w:val="19"/>
+              </w:rPr>
+              <w:t xml:space="preserve">The parser and your manual fixes, or the Plex match when the truth source is set to Plex.</w:t>
+            </w:r>
+          </w:p>
+        </w:tc>
+        <w:tc>
+          <w:tcPr>
+            <w:tcW w:type="dxa" w:w="0"/>
+            <w:tcMar>
+              <w:top w:type="dxa" w:w="60"/>
+              <w:left w:type="dxa" w:w="100"/>
+              <w:bottom w:type="dxa" w:w="60"/>
+              <w:right w:type="dxa" w:w="100"/>
+            </w:tcMar>
+          </w:tcPr>
+          <w:p>
+            <w:r>
+              <w:rPr>
+                <w:b w:val="false"/>
+                <w:bCs w:val="false"/>
+                <w:sz w:val="19"/>
+                <w:szCs w:val="19"/>
+              </w:rPr>
+              <w:t xml:space="preserve">Year becomes the word </w:t>
+            </w:r>
+            <w:r>
+              <w:rPr>
+                <w:rFonts w:ascii="Consolas" w:cs="Consolas" w:eastAsia="Consolas" w:hAnsi="Consolas"/>
+                <w:b w:val="false"/>
+                <w:bCs w:val="false"/>
+                <w:sz w:val="19"/>
+                <w:szCs w:val="19"/>
+                <w:shd w:fill="EEF1F5" w:val="clear"/>
+              </w:rPr>
+              <w:t xml:space="preserve">Year</w:t>
+            </w:r>
+            <w:r>
+              <w:rPr>
+                <w:b w:val="false"/>
+                <w:bCs w:val="false"/>
+                <w:sz w:val="19"/>
+                <w:szCs w:val="19"/>
+              </w:rPr>
+              <w:t xml:space="preserve">; the file is flagged.</w:t>
+            </w:r>
+          </w:p>
+        </w:tc>
+      </w:tr>
+      <w:tr>
+        <w:tc>
+          <w:tcPr>
+            <w:tcW w:type="dxa" w:w="0"/>
+            <w:tcMar>
+              <w:top w:type="dxa" w:w="60"/>
+              <w:left w:type="dxa" w:w="100"/>
+              <w:bottom w:type="dxa" w:w="60"/>
+              <w:right w:type="dxa" w:w="100"/>
+            </w:tcMar>
+          </w:tcPr>
+          <w:p>
+            <w:r>
+              <w:rPr>
+                <w:b w:val="false"/>
+                <w:bCs w:val="false"/>
+                <w:sz w:val="19"/>
+                <w:szCs w:val="19"/>
+              </w:rPr>
+              <w:t xml:space="preserve">Source</w:t>
+            </w:r>
+          </w:p>
+        </w:tc>
+        <w:tc>
+          <w:tcPr>
+            <w:tcW w:type="dxa" w:w="0"/>
+            <w:tcMar>
+              <w:top w:type="dxa" w:w="60"/>
+              <w:left w:type="dxa" w:w="100"/>
+              <w:bottom w:type="dxa" w:w="60"/>
+              <w:right w:type="dxa" w:w="100"/>
+            </w:tcMar>
+          </w:tcPr>
+          <w:p>
+            <w:r>
+              <w:rPr>
+                <w:rFonts w:ascii="Consolas" w:cs="Consolas" w:eastAsia="Consolas" w:hAnsi="Consolas"/>
+                <w:b w:val="false"/>
+                <w:bCs w:val="false"/>
+                <w:sz w:val="19"/>
+                <w:szCs w:val="19"/>
+                <w:shd w:fill="EEF1F5" w:val="clear"/>
+              </w:rPr>
+              <w:t xml:space="preserve">Web</w:t>
+            </w:r>
+            <w:r>
+              <w:rPr>
+                <w:b w:val="false"/>
+                <w:bCs w:val="false"/>
+                <w:sz w:val="19"/>
+                <w:szCs w:val="19"/>
+              </w:rPr>
+              <w:t xml:space="preserve"> when the old name carries a LiLTV or WEB marker; </w:t>
+            </w:r>
+            <w:r>
+              <w:rPr>
+                <w:rFonts w:ascii="Consolas" w:cs="Consolas" w:eastAsia="Consolas" w:hAnsi="Consolas"/>
+                <w:b w:val="false"/>
+                <w:bCs w:val="false"/>
+                <w:sz w:val="19"/>
+                <w:szCs w:val="19"/>
+                <w:shd w:fill="EEF1F5" w:val="clear"/>
+              </w:rPr>
+              <w:t xml:space="preserve">Rip</w:t>
+            </w:r>
+            <w:r>
+              <w:rPr>
+                <w:b w:val="false"/>
+                <w:bCs w:val="false"/>
+                <w:sz w:val="19"/>
+                <w:szCs w:val="19"/>
+              </w:rPr>
+              <w:t xml:space="preserve"> for BRrip, BluRay, BDRip, Remux or DVD; or whatever you set in the Fix dialog or with bulk source.</w:t>
+            </w:r>
+          </w:p>
+        </w:tc>
+        <w:tc>
+          <w:tcPr>
+            <w:tcW w:type="dxa" w:w="0"/>
+            <w:tcMar>
+              <w:top w:type="dxa" w:w="60"/>
+              <w:left w:type="dxa" w:w="100"/>
+              <w:bottom w:type="dxa" w:w="60"/>
+              <w:right w:type="dxa" w:w="100"/>
+            </w:tcMar>
+          </w:tcPr>
+          <w:p>
+            <w:r>
+              <w:rPr>
+                <w:b w:val="false"/>
+                <w:bCs w:val="false"/>
+                <w:sz w:val="19"/>
+                <w:szCs w:val="19"/>
+              </w:rPr>
+              <w:t xml:space="preserve">The word </w:t>
+            </w:r>
+            <w:r>
+              <w:rPr>
+                <w:rFonts w:ascii="Consolas" w:cs="Consolas" w:eastAsia="Consolas" w:hAnsi="Consolas"/>
+                <w:b w:val="false"/>
+                <w:bCs w:val="false"/>
+                <w:sz w:val="19"/>
+                <w:szCs w:val="19"/>
+                <w:shd w:fill="EEF1F5" w:val="clear"/>
+              </w:rPr>
+              <w:t xml:space="preserve">Source</w:t>
+            </w:r>
+            <w:r>
+              <w:rPr>
+                <w:b w:val="false"/>
+                <w:bCs w:val="false"/>
+                <w:sz w:val="19"/>
+                <w:szCs w:val="19"/>
+              </w:rPr>
+              <w:t xml:space="preserve">; the file is flagged.</w:t>
+            </w:r>
+          </w:p>
+        </w:tc>
+      </w:tr>
+      <w:tr>
+        <w:tc>
+          <w:tcPr>
+            <w:tcW w:type="dxa" w:w="0"/>
+            <w:tcMar>
+              <w:top w:type="dxa" w:w="60"/>
+              <w:left w:type="dxa" w:w="100"/>
+              <w:bottom w:type="dxa" w:w="60"/>
+              <w:right w:type="dxa" w:w="100"/>
+            </w:tcMar>
+          </w:tcPr>
+          <w:p>
+            <w:r>
+              <w:rPr>
+                <w:b w:val="false"/>
+                <w:bCs w:val="false"/>
+                <w:sz w:val="19"/>
+                <w:szCs w:val="19"/>
+              </w:rPr>
+              <w:t xml:space="preserve">Resolution</w:t>
+            </w:r>
+          </w:p>
+        </w:tc>
+        <w:tc>
+          <w:tcPr>
+            <w:tcW w:type="dxa" w:w="0"/>
+            <w:tcMar>
+              <w:top w:type="dxa" w:w="60"/>
+              <w:left w:type="dxa" w:w="100"/>
+              <w:bottom w:type="dxa" w:w="60"/>
+              <w:right w:type="dxa" w:w="100"/>
+            </w:tcMar>
+          </w:tcPr>
+          <w:p>
+            <w:r>
+              <w:rPr>
+                <w:b w:val="false"/>
+                <w:bCs w:val="false"/>
+                <w:sz w:val="19"/>
+                <w:szCs w:val="19"/>
+              </w:rPr>
+              <w:t xml:space="preserve">ffprobe pixel size: 4K, 1440p, 1080p, 720p, 576p, 480p or SD.</w:t>
+            </w:r>
+          </w:p>
+        </w:tc>
+        <w:tc>
+          <w:tcPr>
+            <w:tcW w:type="dxa" w:w="0"/>
+            <w:tcMar>
+              <w:top w:type="dxa" w:w="60"/>
+              <w:left w:type="dxa" w:w="100"/>
+              <w:bottom w:type="dxa" w:w="60"/>
+              <w:right w:type="dxa" w:w="100"/>
+            </w:tcMar>
+          </w:tcPr>
+          <w:p>
+            <w:r>
+              <w:rPr>
+                <w:b w:val="false"/>
+                <w:bCs w:val="false"/>
+                <w:sz w:val="19"/>
+                <w:szCs w:val="19"/>
+              </w:rPr>
+              <w:t xml:space="preserve">Blocked.</w:t>
+            </w:r>
+          </w:p>
+        </w:tc>
+      </w:tr>
+      <w:tr>
+        <w:tc>
+          <w:tcPr>
+            <w:tcW w:type="dxa" w:w="0"/>
+            <w:tcMar>
+              <w:top w:type="dxa" w:w="60"/>
+              <w:left w:type="dxa" w:w="100"/>
+              <w:bottom w:type="dxa" w:w="60"/>
+              <w:right w:type="dxa" w:w="100"/>
+            </w:tcMar>
+          </w:tcPr>
+          <w:p>
+            <w:r>
+              <w:rPr>
+                <w:b w:val="false"/>
+                <w:bCs w:val="false"/>
+                <w:sz w:val="19"/>
+                <w:szCs w:val="19"/>
+              </w:rPr>
+              <w:t xml:space="preserve">HDR / SDR</w:t>
+            </w:r>
+          </w:p>
+        </w:tc>
+        <w:tc>
+          <w:tcPr>
+            <w:tcW w:type="dxa" w:w="0"/>
+            <w:tcMar>
+              <w:top w:type="dxa" w:w="60"/>
+              <w:left w:type="dxa" w:w="100"/>
+              <w:bottom w:type="dxa" w:w="60"/>
+              <w:right w:type="dxa" w:w="100"/>
+            </w:tcMar>
+          </w:tcPr>
+          <w:p>
+            <w:r>
+              <w:rPr>
+                <w:b w:val="false"/>
+                <w:bCs w:val="false"/>
+                <w:sz w:val="19"/>
+                <w:szCs w:val="19"/>
+              </w:rPr>
+              <w:t xml:space="preserve">ffprobe colour transfer: HDR10, Dolby Vision and HLG all become </w:t>
+            </w:r>
+            <w:r>
+              <w:rPr>
+                <w:rFonts w:ascii="Consolas" w:cs="Consolas" w:eastAsia="Consolas" w:hAnsi="Consolas"/>
+                <w:b w:val="false"/>
+                <w:bCs w:val="false"/>
+                <w:sz w:val="19"/>
+                <w:szCs w:val="19"/>
+                <w:shd w:fill="EEF1F5" w:val="clear"/>
+              </w:rPr>
+              <w:t xml:space="preserve">HDR</w:t>
+            </w:r>
+            <w:r>
+              <w:rPr>
+                <w:b w:val="false"/>
+                <w:bCs w:val="false"/>
+                <w:sz w:val="19"/>
+                <w:szCs w:val="19"/>
+              </w:rPr>
+              <w:t xml:space="preserve">.</w:t>
+            </w:r>
+          </w:p>
+        </w:tc>
+        <w:tc>
+          <w:tcPr>
+            <w:tcW w:type="dxa" w:w="0"/>
+            <w:tcMar>
+              <w:top w:type="dxa" w:w="60"/>
+              <w:left w:type="dxa" w:w="100"/>
+              <w:bottom w:type="dxa" w:w="60"/>
+              <w:right w:type="dxa" w:w="100"/>
+            </w:tcMar>
+          </w:tcPr>
+          <w:p>
+            <w:r>
+              <w:rPr>
+                <w:rFonts w:ascii="Consolas" w:cs="Consolas" w:eastAsia="Consolas" w:hAnsi="Consolas"/>
+                <w:b w:val="false"/>
+                <w:bCs w:val="false"/>
+                <w:sz w:val="19"/>
+                <w:szCs w:val="19"/>
+                <w:shd w:fill="EEF1F5" w:val="clear"/>
+              </w:rPr>
+              <w:t xml:space="preserve">SDR</w:t>
+            </w:r>
+            <w:r>
+              <w:rPr>
+                <w:b w:val="false"/>
+                <w:bCs w:val="false"/>
+                <w:sz w:val="19"/>
+                <w:szCs w:val="19"/>
+              </w:rPr>
+              <w:t xml:space="preserve">.</w:t>
+            </w:r>
+          </w:p>
+        </w:tc>
+      </w:tr>
+      <w:tr>
+        <w:tc>
+          <w:tcPr>
+            <w:tcW w:type="dxa" w:w="0"/>
+            <w:tcMar>
+              <w:top w:type="dxa" w:w="60"/>
+              <w:left w:type="dxa" w:w="100"/>
+              <w:bottom w:type="dxa" w:w="60"/>
+              <w:right w:type="dxa" w:w="100"/>
+            </w:tcMar>
+          </w:tcPr>
+          <w:p>
+            <w:r>
+              <w:rPr>
+                <w:b w:val="false"/>
+                <w:bCs w:val="false"/>
+                <w:sz w:val="19"/>
+                <w:szCs w:val="19"/>
+              </w:rPr>
+              <w:t xml:space="preserve">Codec</w:t>
+            </w:r>
+          </w:p>
+        </w:tc>
+        <w:tc>
+          <w:tcPr>
+            <w:tcW w:type="dxa" w:w="0"/>
+            <w:tcMar>
+              <w:top w:type="dxa" w:w="60"/>
+              <w:left w:type="dxa" w:w="100"/>
+              <w:bottom w:type="dxa" w:w="60"/>
+              <w:right w:type="dxa" w:w="100"/>
+            </w:tcMar>
+          </w:tcPr>
+          <w:p>
+            <w:r>
+              <w:rPr>
+                <w:b w:val="false"/>
+                <w:bCs w:val="false"/>
+                <w:sz w:val="19"/>
+                <w:szCs w:val="19"/>
+              </w:rPr>
+              <w:t xml:space="preserve">ffprobe video codec: H264, HEVC, AV1, MPEG4, VC1…</w:t>
+            </w:r>
+          </w:p>
+        </w:tc>
+        <w:tc>
+          <w:tcPr>
+            <w:tcW w:type="dxa" w:w="0"/>
+            <w:tcMar>
+              <w:top w:type="dxa" w:w="60"/>
+              <w:left w:type="dxa" w:w="100"/>
+              <w:bottom w:type="dxa" w:w="60"/>
+              <w:right w:type="dxa" w:w="100"/>
+            </w:tcMar>
+          </w:tcPr>
+          <w:p>
+            <w:r>
+              <w:rPr>
+                <w:b w:val="false"/>
+                <w:bCs w:val="false"/>
+                <w:sz w:val="19"/>
+                <w:szCs w:val="19"/>
+              </w:rPr>
+              <w:t xml:space="preserve">Blocked.</w:t>
+            </w:r>
+          </w:p>
+        </w:tc>
+      </w:tr>
+      <w:tr>
+        <w:tc>
+          <w:tcPr>
+            <w:tcW w:type="dxa" w:w="0"/>
+            <w:tcMar>
+              <w:top w:type="dxa" w:w="60"/>
+              <w:left w:type="dxa" w:w="100"/>
+              <w:bottom w:type="dxa" w:w="60"/>
+              <w:right w:type="dxa" w:w="100"/>
+            </w:tcMar>
+          </w:tcPr>
+          <w:p>
+            <w:r>
+              <w:rPr>
+                <w:b w:val="false"/>
+                <w:bCs w:val="false"/>
+                <w:sz w:val="19"/>
+                <w:szCs w:val="19"/>
+              </w:rPr>
+              <w:t xml:space="preserve">Audio</w:t>
+            </w:r>
+          </w:p>
+        </w:tc>
+        <w:tc>
+          <w:tcPr>
+            <w:tcW w:type="dxa" w:w="0"/>
+            <w:tcMar>
+              <w:top w:type="dxa" w:w="60"/>
+              <w:left w:type="dxa" w:w="100"/>
+              <w:bottom w:type="dxa" w:w="60"/>
+              <w:right w:type="dxa" w:w="100"/>
+            </w:tcMar>
+          </w:tcPr>
+          <w:p>
+            <w:r>
+              <w:rPr>
+                <w:b w:val="false"/>
+                <w:bCs w:val="false"/>
+                <w:sz w:val="19"/>
+                <w:szCs w:val="19"/>
+              </w:rPr>
+              <w:t xml:space="preserve">ffprobe audio languages, only when they are not plain English, e.g. </w:t>
+            </w:r>
+            <w:r>
+              <w:rPr>
+                <w:rFonts w:ascii="Consolas" w:cs="Consolas" w:eastAsia="Consolas" w:hAnsi="Consolas"/>
+                <w:b w:val="false"/>
+                <w:bCs w:val="false"/>
+                <w:sz w:val="19"/>
+                <w:szCs w:val="19"/>
+                <w:shd w:fill="EEF1F5" w:val="clear"/>
+              </w:rPr>
+              <w:t xml:space="preserve">ENG+JPN</w:t>
+            </w:r>
+            <w:r>
+              <w:rPr>
+                <w:b w:val="false"/>
+                <w:bCs w:val="false"/>
+                <w:sz w:val="19"/>
+                <w:szCs w:val="19"/>
+              </w:rPr>
+              <w:t xml:space="preserve">.</w:t>
+            </w:r>
+          </w:p>
+        </w:tc>
+        <w:tc>
+          <w:tcPr>
+            <w:tcW w:type="dxa" w:w="0"/>
+            <w:tcMar>
+              <w:top w:type="dxa" w:w="60"/>
+              <w:left w:type="dxa" w:w="100"/>
+              <w:bottom w:type="dxa" w:w="60"/>
+              <w:right w:type="dxa" w:w="100"/>
+            </w:tcMar>
+          </w:tcPr>
+          <w:p>
+            <w:r>
+              <w:rPr>
+                <w:b w:val="false"/>
+                <w:bCs w:val="false"/>
+                <w:sz w:val="19"/>
+                <w:szCs w:val="19"/>
+              </w:rPr>
+              <w:t xml:space="preserve">Omitted; flagged if undefined.</w:t>
+            </w:r>
+          </w:p>
+        </w:tc>
+      </w:tr>
+      <w:tr>
+        <w:tc>
+          <w:tcPr>
+            <w:tcW w:type="dxa" w:w="0"/>
+            <w:tcMar>
+              <w:top w:type="dxa" w:w="60"/>
+              <w:left w:type="dxa" w:w="100"/>
+              <w:bottom w:type="dxa" w:w="60"/>
+              <w:right w:type="dxa" w:w="100"/>
+            </w:tcMar>
+          </w:tcPr>
+          <w:p>
+            <w:r>
+              <w:rPr>
+                <w:b w:val="false"/>
+                <w:bCs w:val="false"/>
+                <w:sz w:val="19"/>
+                <w:szCs w:val="19"/>
+              </w:rPr>
+              <w:t xml:space="preserve">Edition</w:t>
+            </w:r>
+          </w:p>
+        </w:tc>
+        <w:tc>
+          <w:tcPr>
+            <w:tcW w:type="dxa" w:w="0"/>
+            <w:tcMar>
+              <w:top w:type="dxa" w:w="60"/>
+              <w:left w:type="dxa" w:w="100"/>
+              <w:bottom w:type="dxa" w:w="60"/>
+              <w:right w:type="dxa" w:w="100"/>
+            </w:tcMar>
+          </w:tcPr>
+          <w:p>
+            <w:r>
+              <w:rPr>
+                <w:b w:val="false"/>
+                <w:bCs w:val="false"/>
+                <w:sz w:val="19"/>
+                <w:szCs w:val="19"/>
+              </w:rPr>
+              <w:t xml:space="preserve">Edition words found in the old name, in Plex's </w:t>
+            </w:r>
+            <w:r>
+              <w:rPr>
+                <w:rFonts w:ascii="Consolas" w:cs="Consolas" w:eastAsia="Consolas" w:hAnsi="Consolas"/>
+                <w:b w:val="false"/>
+                <w:bCs w:val="false"/>
+                <w:sz w:val="19"/>
+                <w:szCs w:val="19"/>
+                <w:shd w:fill="EEF1F5" w:val="clear"/>
+              </w:rPr>
+              <w:t xml:space="preserve">{edition-…}</w:t>
+            </w:r>
+            <w:r>
+              <w:rPr>
+                <w:b w:val="false"/>
+                <w:bCs w:val="false"/>
+                <w:sz w:val="19"/>
+                <w:szCs w:val="19"/>
+              </w:rPr>
+              <w:t xml:space="preserve"> form.</w:t>
+            </w:r>
+          </w:p>
+        </w:tc>
+        <w:tc>
+          <w:tcPr>
+            <w:tcW w:type="dxa" w:w="0"/>
+            <w:tcMar>
+              <w:top w:type="dxa" w:w="60"/>
+              <w:left w:type="dxa" w:w="100"/>
+              <w:bottom w:type="dxa" w:w="60"/>
+              <w:right w:type="dxa" w:w="100"/>
+            </w:tcMar>
+          </w:tcPr>
+          <w:p>
+            <w:r>
+              <w:rPr>
+                <w:b w:val="false"/>
+                <w:bCs w:val="false"/>
+                <w:sz w:val="19"/>
+                <w:szCs w:val="19"/>
+              </w:rPr>
+              <w:t xml:space="preserve">Omitted.</w:t>
+            </w:r>
+          </w:p>
+        </w:tc>
+      </w:tr>
+    </w:tbl>
+    <w:p>
+      <w:pPr>
+        <w:spacing w:after="120"/>
+      </w:pPr>
+      <w:r>
+        <w:t xml:space="preserve">The title keeps your existing words. Colons and question marks are dropped, slashes become dashes, other characters Windows forbids are removed, and trailing dots and spaces are trimmed. Nothing is re-capitalised.</w:t>
+      </w:r>
+    </w:p>
+    <w:p>
+      <w:pPr>
+        <w:pStyle w:val="Heading2"/>
+      </w:pPr>
+      <w:r>
+        <w:t xml:space="preserve">15.2 Ready, flagged, blocked</w:t>
+      </w:r>
+    </w:p>
+    <w:p>
+      <w:pPr>
+        <w:pStyle w:val="ListParagraph"/>
+        <w:numPr>
+          <w:ilvl w:val="0"/>
+          <w:numId w:val="2"/>
+        </w:numPr>
+        <w:spacing w:after="60"/>
+      </w:pPr>
+      <w:r>
+        <w:rPr>
+          <w:b/>
+          <w:bCs/>
+        </w:rPr>
+        <w:t xml:space="preserve">Ready</w:t>
+      </w:r>
+      <w:r>
+        <w:t xml:space="preserve"> – the proposed name differs from the current one and every check passes.</w:t>
+      </w:r>
+    </w:p>
+    <w:p>
+      <w:pPr>
+        <w:pStyle w:val="ListParagraph"/>
+        <w:numPr>
+          <w:ilvl w:val="0"/>
+          <w:numId w:val="2"/>
+        </w:numPr>
+        <w:spacing w:after="60"/>
+      </w:pPr>
+      <w:r>
+        <w:rPr>
+          <w:b/>
+          <w:bCs/>
+        </w:rPr>
+        <w:t xml:space="preserve">Flagged</w:t>
+      </w:r>
+      <w:r>
+        <w:t xml:space="preserve"> – ready, but worth a look. Flags include </w:t>
+      </w:r>
+      <w:r>
+        <w:rPr>
+          <w:rFonts w:ascii="Consolas" w:cs="Consolas" w:eastAsia="Consolas" w:hAnsi="Consolas"/>
+          <w:sz w:val="19"/>
+          <w:szCs w:val="19"/>
+          <w:shd w:fill="EEF1F5" w:val="clear"/>
+        </w:rPr>
+        <w:t xml:space="preserve">no_source</w:t>
+      </w:r>
+      <w:r>
+        <w:t xml:space="preserve">, </w:t>
+      </w:r>
+      <w:r>
+        <w:rPr>
+          <w:rFonts w:ascii="Consolas" w:cs="Consolas" w:eastAsia="Consolas" w:hAnsi="Consolas"/>
+          <w:sz w:val="19"/>
+          <w:szCs w:val="19"/>
+          <w:shd w:fill="EEF1F5" w:val="clear"/>
+        </w:rPr>
+        <w:t xml:space="preserve">no_year</w:t>
+      </w:r>
+      <w:r>
+        <w:t xml:space="preserve">, </w:t>
+      </w:r>
+      <w:r>
+        <w:rPr>
+          <w:rFonts w:ascii="Consolas" w:cs="Consolas" w:eastAsia="Consolas" w:hAnsi="Consolas"/>
+          <w:sz w:val="19"/>
+          <w:szCs w:val="19"/>
+          <w:shd w:fill="EEF1F5" w:val="clear"/>
+        </w:rPr>
+        <w:t xml:space="preserve">res_mismatch</w:t>
+      </w:r>
+      <w:r>
+        <w:t xml:space="preserve"> (the old name claimed a resolution the probe disagrees with; the probe wins), </w:t>
+      </w:r>
+      <w:r>
+        <w:rPr>
+          <w:rFonts w:ascii="Consolas" w:cs="Consolas" w:eastAsia="Consolas" w:hAnsi="Consolas"/>
+          <w:sz w:val="19"/>
+          <w:szCs w:val="19"/>
+          <w:shd w:fill="EEF1F5" w:val="clear"/>
+        </w:rPr>
+        <w:t xml:space="preserve">hdr_claimed_but_sdr</w:t>
+      </w:r>
+      <w:r>
+        <w:t xml:space="preserve">, </w:t>
+      </w:r>
+      <w:r>
+        <w:rPr>
+          <w:rFonts w:ascii="Consolas" w:cs="Consolas" w:eastAsia="Consolas" w:hAnsi="Consolas"/>
+          <w:sz w:val="19"/>
+          <w:szCs w:val="19"/>
+          <w:shd w:fill="EEF1F5" w:val="clear"/>
+        </w:rPr>
+        <w:t xml:space="preserve">audio_und</w:t>
+      </w:r>
+      <w:r>
+        <w:t xml:space="preserve">, </w:t>
+      </w:r>
+      <w:r>
+        <w:rPr>
+          <w:rFonts w:ascii="Consolas" w:cs="Consolas" w:eastAsia="Consolas" w:hAnsi="Consolas"/>
+          <w:sz w:val="19"/>
+          <w:szCs w:val="19"/>
+          <w:shd w:fill="EEF1F5" w:val="clear"/>
+        </w:rPr>
+        <w:t xml:space="preserve">plex_title_differs</w:t>
+      </w:r>
+      <w:r>
+        <w:t xml:space="preserve"> and </w:t>
+      </w:r>
+      <w:r>
+        <w:rPr>
+          <w:rFonts w:ascii="Consolas" w:cs="Consolas" w:eastAsia="Consolas" w:hAnsi="Consolas"/>
+          <w:sz w:val="19"/>
+          <w:szCs w:val="19"/>
+          <w:shd w:fill="EEF1F5" w:val="clear"/>
+        </w:rPr>
+        <w:t xml:space="preserve">plex_unlinked</w:t>
+      </w:r>
+      <w:r>
+        <w:t xml:space="preserve">. The tab explains each flag under "What the flags mean".</w:t>
+      </w:r>
+    </w:p>
+    <w:p>
+      <w:pPr>
+        <w:pStyle w:val="ListParagraph"/>
+        <w:numPr>
+          <w:ilvl w:val="0"/>
+          <w:numId w:val="2"/>
+        </w:numPr>
+        <w:spacing w:after="60"/>
+      </w:pPr>
+      <w:r>
+        <w:rPr>
+          <w:b/>
+          <w:bCs/>
+        </w:rPr>
+        <w:t xml:space="preserve">Blocked</w:t>
+      </w:r>
+      <w:r>
+        <w:t xml:space="preserve"> – never renamed: no successful probe, no title, or a </w:t>
+      </w:r>
+      <w:r>
+        <w:rPr>
+          <w:b/>
+          <w:bCs/>
+        </w:rPr>
+        <w:t xml:space="preserve">collision</w:t>
+      </w:r>
+      <w:r>
+        <w:t xml:space="preserve"> where two or more files would receive the identical name.</w:t>
+      </w:r>
+    </w:p>
+    <w:p>
+      <w:pPr>
+        <w:pStyle w:val="Heading2"/>
+      </w:pPr>
+      <w:r>
+        <w:t xml:space="preserve">15.3 Batch settings</w:t>
+      </w:r>
+    </w:p>
+    <w:tbl>
+      <w:tblPr>
+        <w:tblW w:type="dxa" w:w="9360"/>
+        <w:tblBorders>
+          <w:top w:val="single" w:color="auto" w:sz="4"/>
+          <w:left w:val="single" w:color="auto" w:sz="4"/>
+          <w:bottom w:val="single" w:color="auto" w:sz="4"/>
+          <w:right w:val="single" w:color="auto" w:sz="4"/>
+          <w:insideH w:val="single" w:color="auto" w:sz="4"/>
+          <w:insideV w:val="single" w:color="auto" w:sz="4"/>
+        </w:tblBorders>
+      </w:tblPr>
+      <w:tblGrid>
+        <w:gridCol w:w="2200"/>
+        <w:gridCol w:w="7160"/>
+      </w:tblGrid>
+      <w:tr>
+        <w:tc>
+          <w:tcPr>
+            <w:tcW w:type="dxa" w:w="0"/>
+            <w:shd w:fill="DDE6F2" w:val="clear"/>
+            <w:tcMar>
+              <w:top w:type="dxa" w:w="60"/>
+              <w:left w:type="dxa" w:w="100"/>
+              <w:bottom w:type="dxa" w:w="60"/>
+              <w:right w:type="dxa" w:w="100"/>
+            </w:tcMar>
+          </w:tcPr>
+          <w:p>
+            <w:r>
+              <w:rPr>
+                <w:b/>
+                <w:bCs/>
+                <w:sz w:val="19"/>
+                <w:szCs w:val="19"/>
+              </w:rPr>
+              <w:t xml:space="preserve">Setting</w:t>
+            </w:r>
+          </w:p>
+        </w:tc>
+        <w:tc>
+          <w:tcPr>
+            <w:tcW w:type="dxa" w:w="0"/>
+            <w:shd w:fill="DDE6F2" w:val="clear"/>
+            <w:tcMar>
+              <w:top w:type="dxa" w:w="60"/>
+              <w:left w:type="dxa" w:w="100"/>
+              <w:bottom w:type="dxa" w:w="60"/>
+              <w:right w:type="dxa" w:w="100"/>
+            </w:tcMar>
+          </w:tcPr>
+          <w:p>
+            <w:r>
+              <w:rPr>
+                <w:b/>
+                <w:bCs/>
+                <w:sz w:val="19"/>
+                <w:szCs w:val="19"/>
+              </w:rPr>
+              <w:t xml:space="preserve">Effect</w:t>
+            </w:r>
+          </w:p>
+        </w:tc>
+      </w:tr>
+      <w:tr>
+        <w:tc>
+          <w:tcPr>
+            <w:tcW w:type="dxa" w:w="0"/>
+            <w:tcMar>
+              <w:top w:type="dxa" w:w="60"/>
+              <w:left w:type="dxa" w:w="100"/>
+              <w:bottom w:type="dxa" w:w="60"/>
+              <w:right w:type="dxa" w:w="100"/>
+            </w:tcMar>
+          </w:tcPr>
+          <w:p>
+            <w:r>
+              <w:rPr>
+                <w:b w:val="false"/>
+                <w:bCs w:val="false"/>
+                <w:sz w:val="19"/>
+                <w:szCs w:val="19"/>
+              </w:rPr>
+              <w:t xml:space="preserve">Layout</w:t>
+            </w:r>
+          </w:p>
+        </w:tc>
+        <w:tc>
+          <w:tcPr>
+            <w:tcW w:type="dxa" w:w="0"/>
+            <w:tcMar>
+              <w:top w:type="dxa" w:w="60"/>
+              <w:left w:type="dxa" w:w="100"/>
+              <w:bottom w:type="dxa" w:w="60"/>
+              <w:right w:type="dxa" w:w="100"/>
+            </w:tcMar>
+          </w:tcPr>
+          <w:p>
+            <w:r>
+              <w:rPr>
+                <w:b w:val="false"/>
+                <w:bCs w:val="false"/>
+                <w:sz w:val="19"/>
+                <w:szCs w:val="19"/>
+              </w:rPr>
+              <w:t xml:space="preserve">Rename in place</w:t>
+            </w:r>
+            <w:r>
+              <w:rPr>
+                <w:b w:val="false"/>
+                <w:bCs w:val="false"/>
+                <w:sz w:val="19"/>
+                <w:szCs w:val="19"/>
+              </w:rPr>
+              <w:t xml:space="preserve"> changes only the file name (an atomic rename). </w:t>
+            </w:r>
+            <w:r>
+              <w:rPr>
+                <w:b w:val="false"/>
+                <w:bCs w:val="false"/>
+                <w:sz w:val="19"/>
+                <w:szCs w:val="19"/>
+              </w:rPr>
+              <w:t xml:space="preserve">Move into "Title (Year)" folders</w:t>
+            </w:r>
+            <w:r>
+              <w:rPr>
+                <w:b w:val="false"/>
+                <w:bCs w:val="false"/>
+                <w:sz w:val="19"/>
+                <w:szCs w:val="19"/>
+              </w:rPr>
+              <w:t xml:space="preserve"> creates Plex's preferred folder layout by copying the file, verifying its size and a head-and-tail hash, then deleting the original.</w:t>
+            </w:r>
+          </w:p>
+        </w:tc>
+      </w:tr>
+      <w:tr>
+        <w:tc>
+          <w:tcPr>
+            <w:tcW w:type="dxa" w:w="0"/>
+            <w:tcMar>
+              <w:top w:type="dxa" w:w="60"/>
+              <w:left w:type="dxa" w:w="100"/>
+              <w:bottom w:type="dxa" w:w="60"/>
+              <w:right w:type="dxa" w:w="100"/>
+            </w:tcMar>
+          </w:tcPr>
+          <w:p>
+            <w:r>
+              <w:rPr>
+                <w:b w:val="false"/>
+                <w:bCs w:val="false"/>
+                <w:sz w:val="19"/>
+                <w:szCs w:val="19"/>
+              </w:rPr>
+              <w:t xml:space="preserve">Batch limit</w:t>
+            </w:r>
+          </w:p>
+        </w:tc>
+        <w:tc>
+          <w:tcPr>
+            <w:tcW w:type="dxa" w:w="0"/>
+            <w:tcMar>
+              <w:top w:type="dxa" w:w="60"/>
+              <w:left w:type="dxa" w:w="100"/>
+              <w:bottom w:type="dxa" w:w="60"/>
+              <w:right w:type="dxa" w:w="100"/>
+            </w:tcMar>
+          </w:tcPr>
+          <w:p>
+            <w:r>
+              <w:rPr>
+                <w:b w:val="false"/>
+                <w:bCs w:val="false"/>
+                <w:sz w:val="19"/>
+                <w:szCs w:val="19"/>
+              </w:rPr>
+              <w:t xml:space="preserve">The most files one live batch may contain. Forces review in chunks.</w:t>
+            </w:r>
+          </w:p>
+        </w:tc>
+      </w:tr>
+      <w:tr>
+        <w:tc>
+          <w:tcPr>
+            <w:tcW w:type="dxa" w:w="0"/>
+            <w:tcMar>
+              <w:top w:type="dxa" w:w="60"/>
+              <w:left w:type="dxa" w:w="100"/>
+              <w:bottom w:type="dxa" w:w="60"/>
+              <w:right w:type="dxa" w:w="100"/>
+            </w:tcMar>
+          </w:tcPr>
+          <w:p>
+            <w:r>
+              <w:rPr>
+                <w:b w:val="false"/>
+                <w:bCs w:val="false"/>
+                <w:sz w:val="19"/>
+                <w:szCs w:val="19"/>
+              </w:rPr>
+              <w:t xml:space="preserve">Title &amp; year from</w:t>
+            </w:r>
+          </w:p>
+        </w:tc>
+        <w:tc>
+          <w:tcPr>
+            <w:tcW w:type="dxa" w:w="0"/>
+            <w:tcMar>
+              <w:top w:type="dxa" w:w="60"/>
+              <w:left w:type="dxa" w:w="100"/>
+              <w:bottom w:type="dxa" w:w="60"/>
+              <w:right w:type="dxa" w:w="100"/>
+            </w:tcMar>
+          </w:tcPr>
+          <w:p>
+            <w:r>
+              <w:rPr>
+                <w:b w:val="false"/>
+                <w:bCs w:val="false"/>
+                <w:sz w:val="19"/>
+                <w:szCs w:val="19"/>
+              </w:rPr>
+              <w:t xml:space="preserve">File name + my fixes</w:t>
+            </w:r>
+            <w:r>
+              <w:rPr>
+                <w:b w:val="false"/>
+                <w:bCs w:val="false"/>
+                <w:sz w:val="19"/>
+                <w:szCs w:val="19"/>
+              </w:rPr>
+              <w:t xml:space="preserve"> (default) or </w:t>
+            </w:r>
+            <w:r>
+              <w:rPr>
+                <w:b w:val="false"/>
+                <w:bCs w:val="false"/>
+                <w:sz w:val="19"/>
+                <w:szCs w:val="19"/>
+              </w:rPr>
+              <w:t xml:space="preserve">Plex match</w:t>
+            </w:r>
+            <w:r>
+              <w:rPr>
+                <w:b w:val="false"/>
+                <w:bCs w:val="false"/>
+                <w:sz w:val="19"/>
+                <w:szCs w:val="19"/>
+              </w:rPr>
+              <w:t xml:space="preserve">. With Plex, unlinked files fall back to the file name and are flagged.</w:t>
+            </w:r>
+          </w:p>
+        </w:tc>
+      </w:tr>
+      <w:tr>
+        <w:tc>
+          <w:tcPr>
+            <w:tcW w:type="dxa" w:w="0"/>
+            <w:tcMar>
+              <w:top w:type="dxa" w:w="60"/>
+              <w:left w:type="dxa" w:w="100"/>
+              <w:bottom w:type="dxa" w:w="60"/>
+              <w:right w:type="dxa" w:w="100"/>
+            </w:tcMar>
+          </w:tcPr>
+          <w:p>
+            <w:r>
+              <w:rPr>
+                <w:b w:val="false"/>
+                <w:bCs w:val="false"/>
+                <w:sz w:val="19"/>
+                <w:szCs w:val="19"/>
+              </w:rPr>
+              <w:t xml:space="preserve">Allow live renames</w:t>
+            </w:r>
+          </w:p>
+        </w:tc>
+        <w:tc>
+          <w:tcPr>
+            <w:tcW w:type="dxa" w:w="0"/>
+            <w:tcMar>
+              <w:top w:type="dxa" w:w="60"/>
+              <w:left w:type="dxa" w:w="100"/>
+              <w:bottom w:type="dxa" w:w="60"/>
+              <w:right w:type="dxa" w:w="100"/>
+            </w:tcMar>
+          </w:tcPr>
+          <w:p>
+            <w:r>
+              <w:rPr>
+                <w:b w:val="false"/>
+                <w:bCs w:val="false"/>
+                <w:sz w:val="19"/>
+                <w:szCs w:val="19"/>
+              </w:rPr>
+              <w:t xml:space="preserve">The arming switch. Until it is on, only dry runs are possible.</w:t>
+            </w:r>
+          </w:p>
+        </w:tc>
+      </w:tr>
+    </w:tbl>
+    <w:p>
+      <w:pPr>
+        <w:pStyle w:val="Heading2"/>
+      </w:pPr>
+      <w:r>
+        <w:t xml:space="preserve">15.4 Running a batch</w:t>
+      </w:r>
+    </w:p>
+    <w:p>
+      <w:pPr>
+        <w:pStyle w:val="ListParagraph"/>
+        <w:numPr>
+          <w:ilvl w:val="0"/>
+          <w:numId w:val="4"/>
+        </w:numPr>
+        <w:spacing w:after="60"/>
+      </w:pPr>
+      <w:r>
+        <w:t xml:space="preserve">Filter and tick the files you want. </w:t>
+      </w:r>
+      <w:r>
+        <w:rPr>
+          <w:b/>
+          <w:bCs/>
+        </w:rPr>
+        <w:t xml:space="preserve">Select next</w:t>
+      </w:r>
+      <w:r>
+        <w:t xml:space="preserve"> with the number beside it clears the selection and ticks only that many of the listed files (10 unless you change it; the number is remembered), so a run never covers more than you meant. After the batch those files leave the list and </w:t>
+      </w:r>
+      <w:r>
+        <w:rPr>
+          <w:b/>
+          <w:bCs/>
+        </w:rPr>
+        <w:t xml:space="preserve">Select next</w:t>
+      </w:r>
+      <w:r>
+        <w:t xml:space="preserve"> picks up the following group. </w:t>
+      </w:r>
+      <w:r>
+        <w:rPr>
+          <w:b/>
+          <w:bCs/>
+        </w:rPr>
+        <w:t xml:space="preserve">Select shown</w:t>
+      </w:r>
+      <w:r>
+        <w:t xml:space="preserve"> ticks every ready file currently listed and asks first when that is more than 50.</w:t>
+      </w:r>
+    </w:p>
+    <w:p>
+      <w:pPr>
+        <w:pStyle w:val="ListParagraph"/>
+        <w:numPr>
+          <w:ilvl w:val="0"/>
+          <w:numId w:val="4"/>
+        </w:numPr>
+        <w:spacing w:after="60"/>
+      </w:pPr>
+      <w:r>
+        <w:t xml:space="preserve">Press </w:t>
+      </w:r>
+      <w:r>
+        <w:rPr>
+          <w:b/>
+          <w:bCs/>
+        </w:rPr>
+        <w:t xml:space="preserve">Dry run N</w:t>
+      </w:r>
+      <w:r>
+        <w:t xml:space="preserve">. Nothing is touched; the result window lists exactly what would happen and the batch is recorded as a dry run in the Batches table.</w:t>
+      </w:r>
+    </w:p>
+    <w:p>
+      <w:pPr>
+        <w:pStyle w:val="ListParagraph"/>
+        <w:numPr>
+          <w:ilvl w:val="0"/>
+          <w:numId w:val="4"/>
+        </w:numPr>
+        <w:spacing w:after="60"/>
+      </w:pPr>
+      <w:r>
+        <w:t xml:space="preserve">When satisfied, tick </w:t>
+      </w:r>
+      <w:r>
+        <w:rPr>
+          <w:b/>
+          <w:bCs/>
+        </w:rPr>
+        <w:t xml:space="preserve">Allow live renames</w:t>
+      </w:r>
+      <w:r>
+        <w:t xml:space="preserve">, press </w:t>
+      </w:r>
+      <w:r>
+        <w:rPr>
+          <w:b/>
+          <w:bCs/>
+        </w:rPr>
+        <w:t xml:space="preserve">Save</w:t>
+      </w:r>
+      <w:r>
+        <w:t xml:space="preserve">, then </w:t>
+      </w:r>
+      <w:r>
+        <w:rPr>
+          <w:b/>
+          <w:bCs/>
+        </w:rPr>
+        <w:t xml:space="preserve">Rename N live</w:t>
+      </w:r>
+      <w:r>
+        <w:t xml:space="preserve">.</w:t>
+      </w:r>
+    </w:p>
+    <w:p>
+      <w:pPr>
+        <w:pStyle w:val="ListParagraph"/>
+        <w:numPr>
+          <w:ilvl w:val="0"/>
+          <w:numId w:val="4"/>
+        </w:numPr>
+        <w:spacing w:after="60"/>
+      </w:pPr>
+      <w:r>
+        <w:t xml:space="preserve">A confirmation lists the renames and asks you to type </w:t>
+      </w:r>
+      <w:r>
+        <w:rPr>
+          <w:rFonts w:ascii="Consolas" w:cs="Consolas" w:eastAsia="Consolas" w:hAnsi="Consolas"/>
+          <w:sz w:val="19"/>
+          <w:szCs w:val="19"/>
+          <w:shd w:fill="EEF1F5" w:val="clear"/>
+        </w:rPr>
+        <w:t xml:space="preserve">RENAME</w:t>
+      </w:r>
+      <w:r>
+        <w:t xml:space="preserve">.</w:t>
+      </w:r>
+    </w:p>
+    <w:p>
+      <w:pPr>
+        <w:pStyle w:val="ListParagraph"/>
+        <w:numPr>
+          <w:ilvl w:val="0"/>
+          <w:numId w:val="4"/>
+        </w:numPr>
+        <w:spacing w:after="60"/>
+      </w:pPr>
+      <w:r>
+        <w:rPr>
+          <w:b/>
+          <w:bCs/>
+        </w:rPr>
+        <w:t xml:space="preserve">Pre-flight</w:t>
+      </w:r>
+      <w:r>
+        <w:t xml:space="preserve"> then checks every file: it still exists, its size matches the last scan, the target name is free, the root is writable, the path is under 255 characters and no two files share a target. If any check fails, the whole batch is aborted and nothing is renamed.</w:t>
+      </w:r>
+    </w:p>
+    <w:p>
+      <w:pPr>
+        <w:pStyle w:val="ListParagraph"/>
+        <w:numPr>
+          <w:ilvl w:val="0"/>
+          <w:numId w:val="4"/>
+        </w:numPr>
+        <w:spacing w:after="60"/>
+      </w:pPr>
+      <w:r>
+        <w:t xml:space="preserve">Each rename is followed by a re-check of the file's size before the database is updated. A failure stops the batch; earlier renames stand and are journaled.</w:t>
+      </w:r>
+    </w:p>
+    <w:p>
+      <w:pPr>
+        <w:spacing w:after="120"/>
+      </w:pPr>
+      <w:r>
+        <w:t xml:space="preserve">While a live batch runs, scans and the folder watcher wait.</w:t>
+      </w:r>
+    </w:p>
+    <w:p>
+      <w:pPr>
+        <w:pStyle w:val="Heading3"/>
+      </w:pPr>
+      <w:r>
+        <w:t xml:space="preserve">One at a time</w:t>
+      </w:r>
+    </w:p>
+    <w:p>
+      <w:pPr>
+        <w:spacing w:after="120"/>
+      </w:pPr>
+      <w:r>
+        <w:t xml:space="preserve">If a big batch feels like too much trust, do not use it. Every ready row has a </w:t>
       </w:r>
       <w:r>
         <w:rPr>
@@ -9918,7 +9656,55 @@
         <w:t xml:space="preserve">Rename</w:t>
       </w:r>
       <w:r>
-        <w:t xml:space="preserve">, confirm. Files are renamed in place, never moved or overwritten, and every attempt is logged in the History table. Fix anything wrong under Problems first, because the proposal is only as good as the parse.</w:t>
+        <w:t xml:space="preserve"> button that renames just that file, and </w:t>
+      </w:r>
+      <w:r>
+        <w:rPr>
+          <w:b/>
+          <w:bCs/>
+        </w:rPr>
+        <w:t xml:space="preserve">One at a time (N)</w:t>
+      </w:r>
+      <w:r>
+        <w:t xml:space="preserve"> walks through the ticked files in a dialog that shows the current and proposed name and asks </w:t>
+      </w:r>
+      <w:r>
+        <w:rPr>
+          <w:b/>
+          <w:bCs/>
+        </w:rPr>
+        <w:t xml:space="preserve">Rename this file</w:t>
+      </w:r>
+      <w:r>
+        <w:t xml:space="preserve">, </w:t>
+      </w:r>
+      <w:r>
+        <w:rPr>
+          <w:b/>
+          <w:bCs/>
+        </w:rPr>
+        <w:t xml:space="preserve">Skip</w:t>
+      </w:r>
+      <w:r>
+        <w:t xml:space="preserve"> or </w:t>
+      </w:r>
+      <w:r>
+        <w:rPr>
+          <w:b/>
+          <w:bCs/>
+        </w:rPr>
+        <w:t xml:space="preserve">Stop</w:t>
+      </w:r>
+      <w:r>
+        <w:t xml:space="preserve"> for each. Every confirmed file runs as its own one-file batch through the same pre-flight, verification and journal, so it appears in the Batches table and can be undone on its own. The live switch must still be on.</w:t>
+      </w:r>
+    </w:p>
+    <w:p>
+      <w:pPr>
+        <w:pStyle w:val="Heading2"/>
+      </w:pPr>
+      <w:r>
+        <w:t xml:space="preserve">15.5 Undo</w:t>
       </w:r>
     </w:p>
     <w:p>
@@ -9926,14 +9712,163 @@
         <w:spacing w:after="120"/>
       </w:pPr>
       <w:r>
-        <w:rPr>
-          <w:b/>
-          <w:bCs/>
-        </w:rPr>
-        <w:t xml:space="preserve">Select next</w:t>
-      </w:r>
-      <w:r>
-        <w:t xml:space="preserve"> works here as it does for movies: set how many episodes to take at a time, press it, check the ticked rows, run the batch, repeat. It is the comfortable middle between one file at a time and everything shown.</w:t>
+        <w:t xml:space="preserve">Every live batch is listed under </w:t>
+      </w:r>
+      <w:r>
+        <w:rPr>
+          <w:b/>
+          <w:bCs/>
+        </w:rPr>
+        <w:t xml:space="preserve">Batches</w:t>
+      </w:r>
+      <w:r>
+        <w:t xml:space="preserve"> with an </w:t>
+      </w:r>
+      <w:r>
+        <w:rPr>
+          <w:b/>
+          <w:bCs/>
+        </w:rPr>
+        <w:t xml:space="preserve">Undo</w:t>
+      </w:r>
+      <w:r>
+        <w:t xml:space="preserve"> button. Undo walks the journal in reverse; for each file it confirms the renamed file still exists with the recorded size and that the original name is free, then renames it back. Files that fail the check are left alone and reported, and the batch shows as "partially undone". </w:t>
+      </w:r>
+      <w:r>
+        <w:rPr>
+          <w:b/>
+          <w:bCs/>
+        </w:rPr>
+        <w:t xml:space="preserve">Items</w:t>
+      </w:r>
+      <w:r>
+        <w:t xml:space="preserve"> shows the per-file journal of any batch.</w:t>
+      </w:r>
+    </w:p>
+    <w:p>
+      <w:pPr>
+        <w:pStyle w:val="Heading2"/>
+      </w:pPr>
+      <w:r>
+        <w:t xml:space="preserve">15.6 Bulk source, collisions, placeholders</w:t>
+      </w:r>
+    </w:p>
+    <w:p>
+      <w:pPr>
+        <w:pStyle w:val="ListParagraph"/>
+        <w:numPr>
+          <w:ilvl w:val="0"/>
+          <w:numId w:val="2"/>
+        </w:numPr>
+        <w:spacing w:after="60"/>
+      </w:pPr>
+      <w:r>
+        <w:rPr>
+          <w:b/>
+          <w:bCs/>
+        </w:rPr>
+        <w:t xml:space="preserve">Set source for selected…</w:t>
+      </w:r>
+      <w:r>
+        <w:t xml:space="preserve"> applies Web, Rip or "clear" to every ticked file (or to everything shown when nothing is ticked). It only records a fix; nothing is renamed.</w:t>
+      </w:r>
+    </w:p>
+    <w:p>
+      <w:pPr>
+        <w:pStyle w:val="ListParagraph"/>
+        <w:numPr>
+          <w:ilvl w:val="0"/>
+          <w:numId w:val="2"/>
+        </w:numPr>
+        <w:spacing w:after="60"/>
+      </w:pPr>
+      <w:r>
+        <w:rPr>
+          <w:b/>
+          <w:bCs/>
+        </w:rPr>
+        <w:t xml:space="preserve">Name collisions</w:t>
+      </w:r>
+      <w:r>
+        <w:t xml:space="preserve"> groups the blocked pairs with their sizes. </w:t>
+      </w:r>
+      <w:r>
+        <w:rPr>
+          <w:b/>
+          <w:bCs/>
+        </w:rPr>
+        <w:t xml:space="preserve">Keep this, ignore others</w:t>
+      </w:r>
+      <w:r>
+        <w:t xml:space="preserve"> marks the rest ignored (still on disk) so the kept file can be renamed; alternatively give one file a distinguishing edition via Fix….</w:t>
+      </w:r>
+    </w:p>
+    <w:p>
+      <w:pPr>
+        <w:pStyle w:val="ListParagraph"/>
+        <w:numPr>
+          <w:ilvl w:val="0"/>
+          <w:numId w:val="2"/>
+        </w:numPr>
+        <w:spacing w:after="60"/>
+      </w:pPr>
+      <w:r>
+        <w:rPr>
+          <w:b/>
+          <w:bCs/>
+        </w:rPr>
+        <w:t xml:space="preserve">Placeholders on disk</w:t>
+      </w:r>
+      <w:r>
+        <w:t xml:space="preserve"> lists files already renamed with </w:t>
+      </w:r>
+      <w:r>
+        <w:rPr>
+          <w:rFonts w:ascii="Consolas" w:cs="Consolas" w:eastAsia="Consolas" w:hAnsi="Consolas"/>
+          <w:sz w:val="19"/>
+          <w:szCs w:val="19"/>
+          <w:shd w:fill="EEF1F5" w:val="clear"/>
+        </w:rPr>
+        <w:t xml:space="preserve">(Year)</w:t>
+      </w:r>
+      <w:r>
+        <w:t xml:space="preserve"> or </w:t>
+      </w:r>
+      <w:r>
+        <w:rPr>
+          <w:rFonts w:ascii="Consolas" w:cs="Consolas" w:eastAsia="Consolas" w:hAnsi="Consolas"/>
+          <w:sz w:val="19"/>
+          <w:szCs w:val="19"/>
+          <w:shd w:fill="EEF1F5" w:val="clear"/>
+        </w:rPr>
+        <w:t xml:space="preserve">Source</w:t>
+      </w:r>
+      <w:r>
+        <w:t xml:space="preserve"> in their name. Plex will not match a </w:t>
+      </w:r>
+      <w:r>
+        <w:rPr>
+          <w:rFonts w:ascii="Consolas" w:cs="Consolas" w:eastAsia="Consolas" w:hAnsi="Consolas"/>
+          <w:sz w:val="19"/>
+          <w:szCs w:val="19"/>
+          <w:shd w:fill="EEF1F5" w:val="clear"/>
+        </w:rPr>
+        <w:t xml:space="preserve">(Year)</w:t>
+      </w:r>
+      <w:r>
+        <w:t xml:space="preserve"> file, so fill the value with Fix… and rename again.</w:t>
+      </w:r>
+    </w:p>
+    <w:p>
+      <w:pPr>
+        <w:pBdr>
+          <w:left w:val="single" w:color="F0B429" w:sz="12" w:space="8"/>
+        </w:pBdr>
+        <w:spacing w:after="160" w:before="60"/>
+        <w:ind w:left="360"/>
+      </w:pPr>
+      <w:r>
+        <w:t xml:space="preserve">Before the first large live batch, run one small batch of 20 or 30 files in place, check the result in Explorer and in Plex, then undo it. That proves the whole path on your NAS before you trust it with the full library.</w:t>
       </w:r>
     </w:p>
     <w:p>
@@ -9942,7 +9877,7 @@
         <w:pageBreakBefore/>
       </w:pPr>
       <w:r>
-        <w:t xml:space="preserve">17. CSV export</w:t>
+        <w:t xml:space="preserve">16. Rename TV / anime</w:t>
       </w:r>
     </w:p>
     <w:p>
@@ -10004,7 +9939,7 @@
           <w:sz w:val="18"/>
           <w:szCs w:val="18"/>
         </w:rPr>
-        <w:t xml:space="preserve">The export tab: pick the sets, optionally zip them, export, and browse the history.</w:t>
+        <w:t xml:space="preserve">The episode rename tool, shown here while disabled.</w:t>
       </w:r>
     </w:p>
     <w:p>
@@ -10012,7 +9947,27 @@
         <w:spacing w:after="120"/>
       </w:pPr>
       <w:r>
-        <w:t xml:space="preserve">Every export writes a set of CSV files into </w:t>
+        <w:t xml:space="preserve">Episodes use the same engine as movies: every run is a batch that is pre-flighted as a whole (file still there, size unchanged, target free, root writable), each rename verified, journaled in the </w:t>
+      </w:r>
+      <w:r>
+        <w:rPr>
+          <w:b/>
+          <w:bCs/>
+        </w:rPr>
+        <w:t xml:space="preserve">Batches</w:t>
+      </w:r>
+      <w:r>
+        <w:t xml:space="preserve"> table and undoable from it. </w:t>
+      </w:r>
+      <w:r>
+        <w:rPr>
+          <w:b/>
+          <w:bCs/>
+        </w:rPr>
+        <w:t xml:space="preserve">Dry run N</w:t>
+      </w:r>
+      <w:r>
+        <w:t xml:space="preserve"> records what would happen without touching anything. Name parts work as on the movie tab: </w:t>
       </w:r>
       <w:r>
         <w:rPr>
@@ -10021,10 +9976,80 @@
           <w:szCs w:val="19"/>
           <w:shd w:fill="EEF1F5" w:val="clear"/>
         </w:rPr>
-        <w:t xml:space="preserve">exports\&lt;timestamp&gt;\</w:t>
-      </w:r>
-      <w:r>
-        <w:t xml:space="preserve"> and refreshes the </w:t>
+        <w:t xml:space="preserve">Show - S01E02</w:t>
+      </w:r>
+      <w:r>
+        <w:t xml:space="preserve"> is fixed, the </w:t>
+      </w:r>
+      <w:r>
+        <w:rPr>
+          <w:b/>
+          <w:bCs/>
+        </w:rPr>
+        <w:t xml:space="preserve">Episode title</w:t>
+      </w:r>
+      <w:r>
+        <w:t xml:space="preserve"> is on by default, and </w:t>
+      </w:r>
+      <w:r>
+        <w:rPr>
+          <w:b/>
+          <w:bCs/>
+        </w:rPr>
+        <w:t xml:space="preserve">Resolution</w:t>
+      </w:r>
+      <w:r>
+        <w:t xml:space="preserve">, </w:t>
+      </w:r>
+      <w:r>
+        <w:rPr>
+          <w:b/>
+          <w:bCs/>
+        </w:rPr>
+        <w:t xml:space="preserve">Codec</w:t>
+      </w:r>
+      <w:r>
+        <w:t xml:space="preserve"> and </w:t>
+      </w:r>
+      <w:r>
+        <w:rPr>
+          <w:b/>
+          <w:bCs/>
+        </w:rPr>
+        <w:t xml:space="preserve">Sub/Dub</w:t>
+      </w:r>
+      <w:r>
+        <w:t xml:space="preserve"> are opt-in, written in square brackets. The same one-at-a-time scheme applies: a </w:t>
+      </w:r>
+      <w:r>
+        <w:rPr>
+          <w:b/>
+          <w:bCs/>
+        </w:rPr>
+        <w:t xml:space="preserve">Rename</w:t>
+      </w:r>
+      <w:r>
+        <w:t xml:space="preserve"> button per row and </w:t>
+      </w:r>
+      <w:r>
+        <w:rPr>
+          <w:b/>
+          <w:bCs/>
+        </w:rPr>
+        <w:t xml:space="preserve">One at a time</w:t>
+      </w:r>
+      <w:r>
+        <w:t xml:space="preserve"> for the ticked files, each confirmed separately. It is </w:t>
+      </w:r>
+      <w:r>
+        <w:rPr>
+          <w:b/>
+          <w:bCs/>
+        </w:rPr>
+        <w:t xml:space="preserve">off</w:t>
+      </w:r>
+      <w:r>
+        <w:t xml:space="preserve"> until you enable it under Settings → Renaming. When on, it lists every episode file whose name differs from </w:t>
       </w:r>
       <w:r>
         <w:rPr>
@@ -10033,558 +10058,35 @@
           <w:szCs w:val="19"/>
           <w:shd w:fill="EEF1F5" w:val="clear"/>
         </w:rPr>
-        <w:t xml:space="preserve">latest\</w:t>
-      </w:r>
-      <w:r>
-        <w:t xml:space="preserve"> copy, so a spreadsheet can always point at the same file names. Exports run automatically after each scan (Settings → CSV export) or on demand with </w:t>
-      </w:r>
-      <w:r>
-        <w:rPr>
-          <w:b/>
-          <w:bCs/>
-        </w:rPr>
-        <w:t xml:space="preserve">Export now</w:t>
-      </w:r>
-      <w:r>
-        <w:t xml:space="preserve">. The history table lists past exports with the trigger, the scan, row counts and the files produced.</w:t>
-      </w:r>
-    </w:p>
-    <w:p>
-      <w:pPr>
-        <w:pStyle w:val="Heading2"/>
-      </w:pPr>
-      <w:r>
-        <w:t xml:space="preserve">17.1 Choosing what to export</w:t>
-      </w:r>
-    </w:p>
-    <w:p>
-      <w:pPr>
-        <w:pStyle w:val="ListParagraph"/>
-        <w:numPr>
-          <w:ilvl w:val="0"/>
-          <w:numId w:val="2"/>
-        </w:numPr>
-        <w:spacing w:after="60"/>
-      </w:pPr>
-      <w:r>
-        <w:rPr>
-          <w:b/>
-          <w:bCs/>
-        </w:rPr>
-        <w:t xml:space="preserve">What to export</w:t>
-      </w:r>
-      <w:r>
-        <w:t xml:space="preserve"> lists the five sets: TV shows, Anime, Movies, Web videos and Change log. Tick the ones you need; the file names each set produces are shown beside it.</w:t>
-      </w:r>
-    </w:p>
-    <w:p>
-      <w:pPr>
-        <w:pStyle w:val="ListParagraph"/>
-        <w:numPr>
-          <w:ilvl w:val="0"/>
-          <w:numId w:val="2"/>
-        </w:numPr>
-        <w:spacing w:after="60"/>
-      </w:pPr>
-      <w:r>
-        <w:rPr>
-          <w:b/>
-          <w:bCs/>
-        </w:rPr>
-        <w:t xml:space="preserve">Zip the files as well</w:t>
-      </w:r>
-      <w:r>
-        <w:t xml:space="preserve"> adds </w:t>
-      </w:r>
-      <w:r>
-        <w:rPr>
-          <w:rFonts w:ascii="Consolas" w:cs="Consolas" w:eastAsia="Consolas" w:hAnsi="Consolas"/>
-          <w:sz w:val="19"/>
-          <w:szCs w:val="19"/>
-          <w:shd w:fill="EEF1F5" w:val="clear"/>
-        </w:rPr>
-        <w:t xml:space="preserve">medialedger-&lt;timestamp&gt;.zip</w:t>
-      </w:r>
-      <w:r>
-        <w:t xml:space="preserve"> next to the CSVs and refreshes </w:t>
-      </w:r>
-      <w:r>
-        <w:rPr>
-          <w:rFonts w:ascii="Consolas" w:cs="Consolas" w:eastAsia="Consolas" w:hAnsi="Consolas"/>
-          <w:sz w:val="19"/>
-          <w:szCs w:val="19"/>
-          <w:shd w:fill="EEF1F5" w:val="clear"/>
-        </w:rPr>
-        <w:t xml:space="preserve">latest\medialedger-latest.zip</w:t>
-      </w:r>
-      <w:r>
-        <w:t xml:space="preserve">. The archive is written by MediaLedger itself; no extra software is needed. The </w:t>
-      </w:r>
-      <w:r>
-        <w:rPr>
-          <w:b/>
-          <w:bCs/>
-        </w:rPr>
-        <w:t xml:space="preserve">when at least N files</w:t>
-      </w:r>
-      <w:r>
-        <w:t xml:space="preserve"> box beside it skips the zip for small exports: with the default of 4, ticking only the change log gives a bare CSV, ticking everything gives the zip too.</w:t>
-      </w:r>
-    </w:p>
-    <w:p>
-      <w:pPr>
-        <w:pStyle w:val="ListParagraph"/>
-        <w:numPr>
-          <w:ilvl w:val="0"/>
-          <w:numId w:val="2"/>
-        </w:numPr>
-        <w:spacing w:after="60"/>
-      </w:pPr>
-      <w:r>
-        <w:rPr>
-          <w:b/>
-          <w:bCs/>
-        </w:rPr>
-        <w:t xml:space="preserve">Remember as default</w:t>
-      </w:r>
-      <w:r>
-        <w:t xml:space="preserve"> saves the current ticks. The default is also what the automatic export after a scan uses.</w:t>
-      </w:r>
-    </w:p>
-    <w:p>
-      <w:pPr>
-        <w:pStyle w:val="ListParagraph"/>
-        <w:numPr>
-          <w:ilvl w:val="0"/>
-          <w:numId w:val="2"/>
-        </w:numPr>
-        <w:spacing w:after="60"/>
-      </w:pPr>
-      <w:r>
-        <w:t xml:space="preserve">On the web server the history table links every CSV and zip for download in the browser (admin session). On the desktop the </w:t>
-      </w:r>
-      <w:r>
-        <w:rPr>
-          <w:b/>
-          <w:bCs/>
-        </w:rPr>
-        <w:t xml:space="preserve">Open latest folder</w:t>
-      </w:r>
-      <w:r>
-        <w:t xml:space="preserve"> and </w:t>
-      </w:r>
-      <w:r>
-        <w:rPr>
-          <w:b/>
-          <w:bCs/>
-        </w:rPr>
-        <w:t xml:space="preserve">Open exports folder</w:t>
-      </w:r>
-      <w:r>
-        <w:t xml:space="preserve"> buttons open the files in Explorer.</w:t>
-      </w:r>
-    </w:p>
-    <w:p>
-      <w:pPr>
-        <w:pStyle w:val="Heading2"/>
-      </w:pPr>
-      <w:r>
-        <w:t xml:space="preserve">17.2 The files</w:t>
-      </w:r>
-    </w:p>
-    <w:tbl>
-      <w:tblPr>
-        <w:tblW w:type="dxa" w:w="9360"/>
-        <w:tblBorders>
-          <w:top w:val="single" w:color="auto" w:sz="4"/>
-          <w:left w:val="single" w:color="auto" w:sz="4"/>
-          <w:bottom w:val="single" w:color="auto" w:sz="4"/>
-          <w:right w:val="single" w:color="auto" w:sz="4"/>
-          <w:insideH w:val="single" w:color="auto" w:sz="4"/>
-          <w:insideV w:val="single" w:color="auto" w:sz="4"/>
-        </w:tblBorders>
-      </w:tblPr>
-      <w:tblGrid>
-        <w:gridCol w:w="3000"/>
-        <w:gridCol w:w="6360"/>
-      </w:tblGrid>
-      <w:tr>
-        <w:tc>
-          <w:tcPr>
-            <w:tcW w:type="dxa" w:w="0"/>
-            <w:shd w:fill="DDE6F2" w:val="clear"/>
-            <w:tcMar>
-              <w:top w:type="dxa" w:w="60"/>
-              <w:left w:type="dxa" w:w="100"/>
-              <w:bottom w:type="dxa" w:w="60"/>
-              <w:right w:type="dxa" w:w="100"/>
-            </w:tcMar>
-          </w:tcPr>
-          <w:p>
-            <w:r>
-              <w:rPr>
-                <w:b/>
-                <w:bCs/>
-                <w:sz w:val="19"/>
-                <w:szCs w:val="19"/>
-              </w:rPr>
-              <w:t xml:space="preserve">File</w:t>
-            </w:r>
-          </w:p>
-        </w:tc>
-        <w:tc>
-          <w:tcPr>
-            <w:tcW w:type="dxa" w:w="0"/>
-            <w:shd w:fill="DDE6F2" w:val="clear"/>
-            <w:tcMar>
-              <w:top w:type="dxa" w:w="60"/>
-              <w:left w:type="dxa" w:w="100"/>
-              <w:bottom w:type="dxa" w:w="60"/>
-              <w:right w:type="dxa" w:w="100"/>
-            </w:tcMar>
-          </w:tcPr>
-          <w:p>
-            <w:r>
-              <w:rPr>
-                <w:b/>
-                <w:bCs/>
-                <w:sz w:val="19"/>
-                <w:szCs w:val="19"/>
-              </w:rPr>
-              <w:t xml:space="preserve">Contents</w:t>
-            </w:r>
-          </w:p>
-        </w:tc>
-      </w:tr>
-      <w:tr>
-        <w:tc>
-          <w:tcPr>
-            <w:tcW w:type="dxa" w:w="0"/>
-            <w:tcMar>
-              <w:top w:type="dxa" w:w="60"/>
-              <w:left w:type="dxa" w:w="100"/>
-              <w:bottom w:type="dxa" w:w="60"/>
-              <w:right w:type="dxa" w:w="100"/>
-            </w:tcMar>
-          </w:tcPr>
-          <w:p>
-            <w:r>
-              <w:rPr>
-                <w:b w:val="false"/>
-                <w:bCs w:val="false"/>
-                <w:sz w:val="19"/>
-                <w:szCs w:val="19"/>
-              </w:rPr>
-              <w:t xml:space="preserve">tv_episodes.csv / anime_episodes.csv</w:t>
-            </w:r>
-          </w:p>
-        </w:tc>
-        <w:tc>
-          <w:tcPr>
-            <w:tcW w:type="dxa" w:w="0"/>
-            <w:tcMar>
-              <w:top w:type="dxa" w:w="60"/>
-              <w:left w:type="dxa" w:w="100"/>
-              <w:bottom w:type="dxa" w:w="60"/>
-              <w:right w:type="dxa" w:w="100"/>
-            </w:tcMar>
-          </w:tcPr>
-          <w:p>
-            <w:r>
-              <w:rPr>
-                <w:b w:val="false"/>
-                <w:bCs w:val="false"/>
-                <w:sz w:val="19"/>
-                <w:szCs w:val="19"/>
-              </w:rPr>
-              <w:t xml:space="preserve">One row per episode file with every parsed and probed field.</w:t>
-            </w:r>
-          </w:p>
-        </w:tc>
-      </w:tr>
-      <w:tr>
-        <w:tc>
-          <w:tcPr>
-            <w:tcW w:type="dxa" w:w="0"/>
-            <w:tcMar>
-              <w:top w:type="dxa" w:w="60"/>
-              <w:left w:type="dxa" w:w="100"/>
-              <w:bottom w:type="dxa" w:w="60"/>
-              <w:right w:type="dxa" w:w="100"/>
-            </w:tcMar>
-          </w:tcPr>
-          <w:p>
-            <w:r>
-              <w:rPr>
-                <w:b w:val="false"/>
-                <w:bCs w:val="false"/>
-                <w:sz w:val="19"/>
-                <w:szCs w:val="19"/>
-              </w:rPr>
-              <w:t xml:space="preserve">tv_series.csv / anime_series.csv</w:t>
-            </w:r>
-          </w:p>
-        </w:tc>
-        <w:tc>
-          <w:tcPr>
-            <w:tcW w:type="dxa" w:w="0"/>
-            <w:tcMar>
-              <w:top w:type="dxa" w:w="60"/>
-              <w:left w:type="dxa" w:w="100"/>
-              <w:bottom w:type="dxa" w:w="60"/>
-              <w:right w:type="dxa" w:w="100"/>
-            </w:tcMar>
-          </w:tcPr>
-          <w:p>
-            <w:r>
-              <w:rPr>
-                <w:b w:val="false"/>
-                <w:bCs w:val="false"/>
-                <w:sz w:val="19"/>
-                <w:szCs w:val="19"/>
-              </w:rPr>
-              <w:t xml:space="preserve">One row per series: seasons, episodes, runtime, size, resolutions, codecs, languages, captions %, episode gaps, metadata source, expected and missing episodes with the exact list, online rating, your rating and note, genres, sub/dub, your tags, mixed-resolution and low-bitrate flags.</w:t>
-            </w:r>
-          </w:p>
-        </w:tc>
-      </w:tr>
-      <w:tr>
-        <w:tc>
-          <w:tcPr>
-            <w:tcW w:type="dxa" w:w="0"/>
-            <w:tcMar>
-              <w:top w:type="dxa" w:w="60"/>
-              <w:left w:type="dxa" w:w="100"/>
-              <w:bottom w:type="dxa" w:w="60"/>
-              <w:right w:type="dxa" w:w="100"/>
-            </w:tcMar>
-          </w:tcPr>
-          <w:p>
-            <w:r>
-              <w:rPr>
-                <w:b w:val="false"/>
-                <w:bCs w:val="false"/>
-                <w:sz w:val="19"/>
-                <w:szCs w:val="19"/>
-              </w:rPr>
-              <w:t xml:space="preserve">movies.csv</w:t>
-            </w:r>
-          </w:p>
-        </w:tc>
-        <w:tc>
-          <w:tcPr>
-            <w:tcW w:type="dxa" w:w="0"/>
-            <w:tcMar>
-              <w:top w:type="dxa" w:w="60"/>
-              <w:left w:type="dxa" w:w="100"/>
-              <w:bottom w:type="dxa" w:w="60"/>
-              <w:right w:type="dxa" w:w="100"/>
-            </w:tcMar>
-          </w:tcPr>
-          <w:p>
-            <w:r>
-              <w:rPr>
-                <w:b w:val="false"/>
-                <w:bCs w:val="false"/>
-                <w:sz w:val="19"/>
-                <w:szCs w:val="19"/>
-              </w:rPr>
-              <w:t xml:space="preserve">One row per movie file, with the number of versions of that title.</w:t>
-            </w:r>
-          </w:p>
-        </w:tc>
-      </w:tr>
-      <w:tr>
-        <w:tc>
-          <w:tcPr>
-            <w:tcW w:type="dxa" w:w="0"/>
-            <w:tcMar>
-              <w:top w:type="dxa" w:w="60"/>
-              <w:left w:type="dxa" w:w="100"/>
-              <w:bottom w:type="dxa" w:w="60"/>
-              <w:right w:type="dxa" w:w="100"/>
-            </w:tcMar>
-          </w:tcPr>
-          <w:p>
-            <w:r>
-              <w:rPr>
-                <w:b w:val="false"/>
-                <w:bCs w:val="false"/>
-                <w:sz w:val="19"/>
-                <w:szCs w:val="19"/>
-              </w:rPr>
-              <w:t xml:space="preserve">movies_titles.csv</w:t>
-            </w:r>
-          </w:p>
-        </w:tc>
-        <w:tc>
-          <w:tcPr>
-            <w:tcW w:type="dxa" w:w="0"/>
-            <w:tcMar>
-              <w:top w:type="dxa" w:w="60"/>
-              <w:left w:type="dxa" w:w="100"/>
-              <w:bottom w:type="dxa" w:w="60"/>
-              <w:right w:type="dxa" w:w="100"/>
-            </w:tcMar>
-          </w:tcPr>
-          <w:p>
-            <w:r>
-              <w:rPr>
-                <w:b w:val="false"/>
-                <w:bCs w:val="false"/>
-                <w:sz w:val="19"/>
-                <w:szCs w:val="19"/>
-              </w:rPr>
-              <w:t xml:space="preserve">One row per title: file count, versions, best resolution, size, languages, captions, your rating and note, genres (from Plex), sub/dub, your tags.</w:t>
-            </w:r>
-          </w:p>
-        </w:tc>
-      </w:tr>
-      <w:tr>
-        <w:tc>
-          <w:tcPr>
-            <w:tcW w:type="dxa" w:w="0"/>
-            <w:tcMar>
-              <w:top w:type="dxa" w:w="60"/>
-              <w:left w:type="dxa" w:w="100"/>
-              <w:bottom w:type="dxa" w:w="60"/>
-              <w:right w:type="dxa" w:w="100"/>
-            </w:tcMar>
-          </w:tcPr>
-          <w:p>
-            <w:r>
-              <w:rPr>
-                <w:b w:val="false"/>
-                <w:bCs w:val="false"/>
-                <w:sz w:val="19"/>
-                <w:szCs w:val="19"/>
-              </w:rPr>
-              <w:t xml:space="preserve">movies_multiples.csv</w:t>
-            </w:r>
-          </w:p>
-        </w:tc>
-        <w:tc>
-          <w:tcPr>
-            <w:tcW w:type="dxa" w:w="0"/>
-            <w:tcMar>
-              <w:top w:type="dxa" w:w="60"/>
-              <w:left w:type="dxa" w:w="100"/>
-              <w:bottom w:type="dxa" w:w="60"/>
-              <w:right w:type="dxa" w:w="100"/>
-            </w:tcMar>
-          </w:tcPr>
-          <w:p>
-            <w:r>
-              <w:rPr>
-                <w:b w:val="false"/>
-                <w:bCs w:val="false"/>
-                <w:sz w:val="19"/>
-                <w:szCs w:val="19"/>
-              </w:rPr>
-              <w:t xml:space="preserve">Only titles with more than one file.</w:t>
-            </w:r>
-          </w:p>
-        </w:tc>
-      </w:tr>
-      <w:tr>
-        <w:tc>
-          <w:tcPr>
-            <w:tcW w:type="dxa" w:w="0"/>
-            <w:tcMar>
-              <w:top w:type="dxa" w:w="60"/>
-              <w:left w:type="dxa" w:w="100"/>
-              <w:bottom w:type="dxa" w:w="60"/>
-              <w:right w:type="dxa" w:w="100"/>
-            </w:tcMar>
-          </w:tcPr>
-          <w:p>
-            <w:r>
-              <w:rPr>
-                <w:b w:val="false"/>
-                <w:bCs w:val="false"/>
-                <w:sz w:val="19"/>
-                <w:szCs w:val="19"/>
-              </w:rPr>
-              <w:t xml:space="preserve">web_videos.csv</w:t>
-            </w:r>
-          </w:p>
-        </w:tc>
-        <w:tc>
-          <w:tcPr>
-            <w:tcW w:type="dxa" w:w="0"/>
-            <w:tcMar>
-              <w:top w:type="dxa" w:w="60"/>
-              <w:left w:type="dxa" w:w="100"/>
-              <w:bottom w:type="dxa" w:w="60"/>
-              <w:right w:type="dxa" w:w="100"/>
-            </w:tcMar>
-          </w:tcPr>
-          <w:p>
-            <w:r>
-              <w:rPr>
-                <w:b w:val="false"/>
-                <w:bCs w:val="false"/>
-                <w:sz w:val="19"/>
-                <w:szCs w:val="19"/>
-              </w:rPr>
-              <w:t xml:space="preserve">One row per web video: channel, title, upload date, video id and every probed field.</w:t>
-            </w:r>
-          </w:p>
-        </w:tc>
-      </w:tr>
-      <w:tr>
-        <w:tc>
-          <w:tcPr>
-            <w:tcW w:type="dxa" w:w="0"/>
-            <w:tcMar>
-              <w:top w:type="dxa" w:w="60"/>
-              <w:left w:type="dxa" w:w="100"/>
-              <w:bottom w:type="dxa" w:w="60"/>
-              <w:right w:type="dxa" w:w="100"/>
-            </w:tcMar>
-          </w:tcPr>
-          <w:p>
-            <w:r>
-              <w:rPr>
-                <w:b w:val="false"/>
-                <w:bCs w:val="false"/>
-                <w:sz w:val="19"/>
-                <w:szCs w:val="19"/>
-              </w:rPr>
-              <w:t xml:space="preserve">changes.csv</w:t>
-            </w:r>
-          </w:p>
-        </w:tc>
-        <w:tc>
-          <w:tcPr>
-            <w:tcW w:type="dxa" w:w="0"/>
-            <w:tcMar>
-              <w:top w:type="dxa" w:w="60"/>
-              <w:left w:type="dxa" w:w="100"/>
-              <w:bottom w:type="dxa" w:w="60"/>
-              <w:right w:type="dxa" w:w="100"/>
-            </w:tcMar>
-          </w:tcPr>
-          <w:p>
-            <w:r>
-              <w:rPr>
-                <w:b w:val="false"/>
-                <w:bCs w:val="false"/>
-                <w:sz w:val="19"/>
-                <w:szCs w:val="19"/>
-              </w:rPr>
-              <w:t xml:space="preserve">The change log for the scan that triggered the export.</w:t>
-            </w:r>
-          </w:p>
-        </w:tc>
-      </w:tr>
-    </w:tbl>
+        <w:t xml:space="preserve">Show - S01E02 - Title.ext</w:t>
+      </w:r>
+      <w:r>
+        <w:t xml:space="preserve">, built from the parsed details and your fixes. Tick files, press </w:t>
+      </w:r>
+      <w:r>
+        <w:rPr>
+          <w:b/>
+          <w:bCs/>
+        </w:rPr>
+        <w:t xml:space="preserve">Rename</w:t>
+      </w:r>
+      <w:r>
+        <w:t xml:space="preserve">, confirm. Files are renamed in place, never moved or overwritten, and every attempt is logged in the History table. Fix anything wrong under Problems first, because the proposal is only as good as the parse.</w:t>
+      </w:r>
+    </w:p>
     <w:p>
       <w:pPr>
         <w:spacing w:after="120"/>
       </w:pPr>
       <w:r>
-        <w:t xml:space="preserve">Adult roots are excluded unless allowed in Settings. Ignored files are always excluded.</w:t>
+        <w:rPr>
+          <w:b/>
+          <w:bCs/>
+        </w:rPr>
+        <w:t xml:space="preserve">Select next</w:t>
+      </w:r>
+      <w:r>
+        <w:t xml:space="preserve"> works here as it does for movies: set how many episodes to take at a time, press it, check the ticked rows, run the batch, repeat. It is the comfortable middle between one file at a time and everything shown.</w:t>
       </w:r>
     </w:p>
     <w:p>
@@ -10593,7 +10095,7 @@
         <w:pageBreakBefore/>
       </w:pPr>
       <w:r>
-        <w:t xml:space="preserve">18. Settings reference</w:t>
+        <w:t xml:space="preserve">17. CSV export</w:t>
       </w:r>
     </w:p>
     <w:p>
@@ -10655,7 +10157,49 @@
           <w:sz w:val="18"/>
           <w:szCs w:val="18"/>
         </w:rPr>
-        <w:t xml:space="preserve">The top of the Settings page.</w:t>
+        <w:t xml:space="preserve">The export tab: pick the sets, optionally zip them, export, and browse the history.</w:t>
+      </w:r>
+    </w:p>
+    <w:p>
+      <w:pPr>
+        <w:spacing w:after="120"/>
+      </w:pPr>
+      <w:r>
+        <w:t xml:space="preserve">Every export writes a set of CSV files into </w:t>
+      </w:r>
+      <w:r>
+        <w:rPr>
+          <w:rFonts w:ascii="Consolas" w:cs="Consolas" w:eastAsia="Consolas" w:hAnsi="Consolas"/>
+          <w:sz w:val="19"/>
+          <w:szCs w:val="19"/>
+          <w:shd w:fill="EEF1F5" w:val="clear"/>
+        </w:rPr>
+        <w:t xml:space="preserve">exports\&lt;timestamp&gt;\</w:t>
+      </w:r>
+      <w:r>
+        <w:t xml:space="preserve"> and refreshes the </w:t>
+      </w:r>
+      <w:r>
+        <w:rPr>
+          <w:rFonts w:ascii="Consolas" w:cs="Consolas" w:eastAsia="Consolas" w:hAnsi="Consolas"/>
+          <w:sz w:val="19"/>
+          <w:szCs w:val="19"/>
+          <w:shd w:fill="EEF1F5" w:val="clear"/>
+        </w:rPr>
+        <w:t xml:space="preserve">latest\</w:t>
+      </w:r>
+      <w:r>
+        <w:t xml:space="preserve"> copy, so a spreadsheet can always point at the same file names. Exports run automatically after each scan (Settings → CSV export) or on demand with </w:t>
+      </w:r>
+      <w:r>
+        <w:rPr>
+          <w:b/>
+          <w:bCs/>
+        </w:rPr>
+        <w:t xml:space="preserve">Export now</w:t>
+      </w:r>
+      <w:r>
+        <w:t xml:space="preserve">. The history table lists past exports with the trigger, the scan, row counts and the files produced.</w:t>
       </w:r>
     </w:p>
     <w:p>
@@ -10663,56 +10207,7 @@
         <w:pStyle w:val="Heading2"/>
       </w:pPr>
       <w:r>
-        <w:t xml:space="preserve">18.1 Appearance</w:t>
-      </w:r>
-    </w:p>
-    <w:p>
-      <w:pPr>
-        <w:spacing w:after="120"/>
-      </w:pPr>
-      <w:r>
-        <w:rPr>
-          <w:b/>
-          <w:bCs/>
-        </w:rPr>
-        <w:t xml:space="preserve">Colour theme</w:t>
-      </w:r>
-      <w:r>
-        <w:t xml:space="preserve"> switches the whole app between a few palettes and applies at once. The choice is remembered in the browser (or the desktop app) you set it in, not on the server, so every device and every person can have their own.</w:t>
-      </w:r>
-    </w:p>
-    <w:p>
-      <w:pPr>
-        <w:pStyle w:val="Heading2"/>
-      </w:pPr>
-      <w:r>
-        <w:t xml:space="preserve">Library roots</w:t>
-      </w:r>
-    </w:p>
-    <w:p>
-      <w:pPr>
-        <w:spacing w:after="120"/>
-      </w:pPr>
-      <w:r>
-        <w:t xml:space="preserve">One row per folder: on/off, label, path (UNC or local; the … button browses), and type: TV, Anime, Movies, Web videos, or Adult (auto-detect anime / TV / movie). Roots with the same type may repeat. Press </w:t>
-      </w:r>
-      <w:r>
-        <w:rPr>
-          <w:b/>
-          <w:bCs/>
-        </w:rPr>
-        <w:t xml:space="preserve">Save settings</w:t>
-      </w:r>
-      <w:r>
-        <w:t xml:space="preserve"> after editing.</w:t>
-      </w:r>
-    </w:p>
-    <w:p>
-      <w:pPr>
-        <w:pStyle w:val="Heading2"/>
-      </w:pPr>
-      <w:r>
-        <w:t xml:space="preserve">Scanning</w:t>
+        <w:t xml:space="preserve">17.1 Choosing what to export</w:t>
       </w:r>
     </w:p>
     <w:p>
@@ -10729,10 +10224,10 @@
           <w:b/>
           <w:bCs/>
         </w:rPr>
-        <w:t xml:space="preserve">Multi-threaded listing</w:t>
-      </w:r>
-      <w:r>
-        <w:t xml:space="preserve"> deals show folders out to worker threads so directory listing over SMB overlaps. 0 threads means automatic (CPU count minus one). Turn off if the NAS struggles.</w:t>
+        <w:t xml:space="preserve">What to export</w:t>
+      </w:r>
+      <w:r>
+        <w:t xml:space="preserve"> lists the five sets: TV shows, Anime, Movies, Web videos and Change log. Tick the ones you need; the file names each set produces are shown beside it.</w:t>
       </w:r>
     </w:p>
     <w:p>
@@ -10749,10 +10244,44 @@
           <w:b/>
           <w:bCs/>
         </w:rPr>
-        <w:t xml:space="preserve">Parallel ffprobe processes</w:t>
-      </w:r>
-      <w:r>
-        <w:t xml:space="preserve"> – how many files are probed at once; 8 suits gigabit SMB.</w:t>
+        <w:t xml:space="preserve">Zip the files as well</w:t>
+      </w:r>
+      <w:r>
+        <w:t xml:space="preserve"> adds </w:t>
+      </w:r>
+      <w:r>
+        <w:rPr>
+          <w:rFonts w:ascii="Consolas" w:cs="Consolas" w:eastAsia="Consolas" w:hAnsi="Consolas"/>
+          <w:sz w:val="19"/>
+          <w:szCs w:val="19"/>
+          <w:shd w:fill="EEF1F5" w:val="clear"/>
+        </w:rPr>
+        <w:t xml:space="preserve">medialedger-&lt;timestamp&gt;.zip</w:t>
+      </w:r>
+      <w:r>
+        <w:t xml:space="preserve"> next to the CSVs and refreshes </w:t>
+      </w:r>
+      <w:r>
+        <w:rPr>
+          <w:rFonts w:ascii="Consolas" w:cs="Consolas" w:eastAsia="Consolas" w:hAnsi="Consolas"/>
+          <w:sz w:val="19"/>
+          <w:szCs w:val="19"/>
+          <w:shd w:fill="EEF1F5" w:val="clear"/>
+        </w:rPr>
+        <w:t xml:space="preserve">latest\medialedger-latest.zip</w:t>
+      </w:r>
+      <w:r>
+        <w:t xml:space="preserve">. The archive is written by MediaLedger itself; no extra software is needed. The </w:t>
+      </w:r>
+      <w:r>
+        <w:rPr>
+          <w:b/>
+          <w:bCs/>
+        </w:rPr>
+        <w:t xml:space="preserve">when at least N files</w:t>
+      </w:r>
+      <w:r>
+        <w:t xml:space="preserve"> box beside it skips the zip for small exports: with the default of 4, ticking only the change log gives a bare CSV, ticking everything gives the zip too.</w:t>
       </w:r>
     </w:p>
     <w:p>
@@ -10769,10 +10298,10 @@
           <w:b/>
           <w:bCs/>
         </w:rPr>
-        <w:t xml:space="preserve">Re-probe unchanged files</w:t>
-      </w:r>
-      <w:r>
-        <w:t xml:space="preserve"> – force ffprobe on everything next scan.</w:t>
+        <w:t xml:space="preserve">Remember as default</w:t>
+      </w:r>
+      <w:r>
+        <w:t xml:space="preserve"> saves the current ticks. The default is also what the automatic export after a scan uses.</w:t>
       </w:r>
     </w:p>
     <w:p>
@@ -10785,34 +10314,27 @@
         <w:spacing w:after="60"/>
       </w:pPr>
       <w:r>
-        <w:rPr>
-          <w:b/>
-          <w:bCs/>
-        </w:rPr>
-        <w:t xml:space="preserve">Video extensions</w:t>
-      </w:r>
-      <w:r>
-        <w:t xml:space="preserve">, </w:t>
-      </w:r>
-      <w:r>
-        <w:rPr>
-          <w:b/>
-          <w:bCs/>
-        </w:rPr>
-        <w:t xml:space="preserve">Subtitle sidecar extensions</w:t>
-      </w:r>
-      <w:r>
-        <w:t xml:space="preserve">, </w:t>
-      </w:r>
-      <w:r>
-        <w:rPr>
-          <w:b/>
-          <w:bCs/>
-        </w:rPr>
-        <w:t xml:space="preserve">Ignore patterns</w:t>
-      </w:r>
-      <w:r>
-        <w:t xml:space="preserve"> – what counts as media, what counts as a caption sidecar, and glob patterns to skip.</w:t>
+        <w:t xml:space="preserve">On the web server the history table links every CSV and zip for download in the browser (admin session). On the desktop the </w:t>
+      </w:r>
+      <w:r>
+        <w:rPr>
+          <w:b/>
+          <w:bCs/>
+        </w:rPr>
+        <w:t xml:space="preserve">Open latest folder</w:t>
+      </w:r>
+      <w:r>
+        <w:t xml:space="preserve"> and </w:t>
+      </w:r>
+      <w:r>
+        <w:rPr>
+          <w:b/>
+          <w:bCs/>
+        </w:rPr>
+        <w:t xml:space="preserve">Open exports folder</w:t>
+      </w:r>
+      <w:r>
+        <w:t xml:space="preserve"> buttons open the files in Explorer.</w:t>
       </w:r>
     </w:p>
     <w:p>
@@ -10820,732 +10342,7 @@
         <w:pStyle w:val="Heading2"/>
       </w:pPr>
       <w:r>
-        <w:t xml:space="preserve">ffprobe (ffmpeg)</w:t>
-      </w:r>
-    </w:p>
-    <w:p>
-      <w:pPr>
-        <w:spacing w:after="120"/>
-      </w:pPr>
-      <w:r>
-        <w:t xml:space="preserve">Shows where ffprobe was found and its version. A path override and a </w:t>
-      </w:r>
-      <w:r>
-        <w:rPr>
-          <w:b/>
-          <w:bCs/>
-        </w:rPr>
-        <w:t xml:space="preserve">Download</w:t>
-      </w:r>
-      <w:r>
-        <w:t xml:space="preserve"> button fetch the latest static build into the data folder.</w:t>
-      </w:r>
-    </w:p>
-    <w:p>
-      <w:pPr>
-        <w:pStyle w:val="Heading2"/>
-      </w:pPr>
-      <w:r>
-        <w:t xml:space="preserve">Expected episodes</w:t>
-      </w:r>
-    </w:p>
-    <w:p>
-      <w:pPr>
-        <w:spacing w:after="120"/>
-      </w:pPr>
-      <w:r>
-        <w:t xml:space="preserve">Turn the TVmaze / AniList lookups on or off and set how often airing series are re-checked.</w:t>
-      </w:r>
-    </w:p>
-    <w:p>
-      <w:pPr>
-        <w:pStyle w:val="Heading2"/>
-      </w:pPr>
-      <w:r>
-        <w:t xml:space="preserve">Folder watch</w:t>
-      </w:r>
-    </w:p>
-    <w:p>
-      <w:pPr>
-        <w:spacing w:after="120"/>
-      </w:pPr>
-      <w:r>
-        <w:t xml:space="preserve">Uses Windows change notifications on each root and starts a scan once the folder has been quiet for the settle time. A copy in progress keeps pushing the timer back.</w:t>
-      </w:r>
-    </w:p>
-    <w:p>
-      <w:pPr>
-        <w:pStyle w:val="Heading2"/>
-      </w:pPr>
-      <w:r>
-        <w:t xml:space="preserve">Renaming</w:t>
-      </w:r>
-    </w:p>
-    <w:p>
-      <w:pPr>
-        <w:spacing w:after="120"/>
-      </w:pPr>
-      <w:r>
-        <w:t xml:space="preserve">Enables the TV / anime rename tool. Off by default.</w:t>
-      </w:r>
-    </w:p>
-    <w:p>
-      <w:pPr>
-        <w:pStyle w:val="Heading2"/>
-      </w:pPr>
-      <w:r>
-        <w:t xml:space="preserve">Adult content</w:t>
-      </w:r>
-    </w:p>
-    <w:p>
-      <w:pPr>
-        <w:spacing w:after="120"/>
-      </w:pPr>
-      <w:r>
-        <w:t xml:space="preserve">Whether adult roots appear in CSVs, and the fallback subtype for files that match no pattern.</w:t>
-      </w:r>
-    </w:p>
-    <w:p>
-      <w:pPr>
-        <w:pStyle w:val="Heading2"/>
-      </w:pPr>
-      <w:r>
-        <w:t xml:space="preserve">Quality thresholds</w:t>
-      </w:r>
-    </w:p>
-    <w:p>
-      <w:pPr>
-        <w:spacing w:after="120"/>
-      </w:pPr>
-      <w:r>
-        <w:t xml:space="preserve">Minimum video bitrate per resolution for the Quality report.</w:t>
-      </w:r>
-    </w:p>
-    <w:p>
-      <w:pPr>
-        <w:pStyle w:val="Heading2"/>
-      </w:pPr>
-      <w:r>
-        <w:t xml:space="preserve">CSV export</w:t>
-      </w:r>
-    </w:p>
-    <w:p>
-      <w:pPr>
-        <w:spacing w:after="120"/>
-      </w:pPr>
-      <w:r>
-        <w:t xml:space="preserve">Output folder and whether to export after every scan.</w:t>
-      </w:r>
-    </w:p>
-    <w:p>
-      <w:pPr>
-        <w:pStyle w:val="Heading2"/>
-      </w:pPr>
-      <w:r>
-        <w:t xml:space="preserve">Schedule</w:t>
-      </w:r>
-    </w:p>
-    <w:p>
-      <w:pPr>
-        <w:pStyle w:val="ListParagraph"/>
-        <w:numPr>
-          <w:ilvl w:val="0"/>
-          <w:numId w:val="2"/>
-        </w:numPr>
-        <w:spacing w:after="60"/>
-      </w:pPr>
-      <w:r>
-        <w:rPr>
-          <w:b/>
-          <w:bCs/>
-        </w:rPr>
-        <w:t xml:space="preserve">In-app timer</w:t>
-      </w:r>
-      <w:r>
-        <w:t xml:space="preserve"> – scans every N hours while the window is open.</w:t>
-      </w:r>
-    </w:p>
-    <w:p>
-      <w:pPr>
-        <w:pStyle w:val="ListParagraph"/>
-        <w:numPr>
-          <w:ilvl w:val="0"/>
-          <w:numId w:val="2"/>
-        </w:numPr>
-        <w:spacing w:after="60"/>
-      </w:pPr>
-      <w:r>
-        <w:rPr>
-          <w:b/>
-          <w:bCs/>
-        </w:rPr>
-        <w:t xml:space="preserve">Windows Task Scheduler</w:t>
-      </w:r>
-      <w:r>
-        <w:t xml:space="preserve"> – installs a daily task that launches MediaLedger with </w:t>
-      </w:r>
-      <w:r>
-        <w:rPr>
-          <w:rFonts w:ascii="Consolas" w:cs="Consolas" w:eastAsia="Consolas" w:hAnsi="Consolas"/>
-          <w:sz w:val="19"/>
-          <w:szCs w:val="19"/>
-          <w:shd w:fill="EEF1F5" w:val="clear"/>
-        </w:rPr>
-        <w:t xml:space="preserve">--scan</w:t>
-      </w:r>
-      <w:r>
-        <w:t xml:space="preserve">, which scans, exports and exits even when the app is closed. If the app is already open, the open window runs the scan instead. Re-install the task after upgrading so it points at the current program.</w:t>
-      </w:r>
-    </w:p>
-    <w:p>
-      <w:pPr>
-        <w:pStyle w:val="Heading2"/>
-      </w:pPr>
-      <w:r>
-        <w:t xml:space="preserve">Data</w:t>
-      </w:r>
-    </w:p>
-    <w:p>
-      <w:pPr>
-        <w:spacing w:after="120"/>
-      </w:pPr>
-      <w:r>
-        <w:t xml:space="preserve">Database path and size, schema version, counts, and buttons to back up now, open the backups folder, the data folder and the log. </w:t>
-      </w:r>
-      <w:r>
-        <w:rPr>
-          <w:b/>
-          <w:bCs/>
-        </w:rPr>
-        <w:t xml:space="preserve">Nightly backup to a folder</w:t>
-      </w:r>
-      <w:r>
-        <w:t xml:space="preserve"> copies the database to a folder of your choice once a day at the time you set, dated, keeping the newest N. Point it at the NAS: the database holds every fix, rating, tag, match and the whole change log, and this is the only copy that survives a dead SD card or PC. Each backup is a </w:t>
-      </w:r>
-      <w:r>
-        <w:rPr>
-          <w:b/>
-          <w:bCs/>
-        </w:rPr>
-        <w:t xml:space="preserve">set</w:t>
-      </w:r>
-      <w:r>
-        <w:t xml:space="preserve"> with one date stamp: the database, </w:t>
-      </w:r>
-      <w:r>
-        <w:rPr>
-          <w:rFonts w:ascii="Consolas" w:cs="Consolas" w:eastAsia="Consolas" w:hAnsi="Consolas"/>
-          <w:sz w:val="19"/>
-          <w:szCs w:val="19"/>
-          <w:shd w:fill="EEF1F5" w:val="clear"/>
-        </w:rPr>
-        <w:t xml:space="preserve">settings.json</w:t>
-      </w:r>
-      <w:r>
-        <w:t xml:space="preserve"> and, on the web server, </w:t>
-      </w:r>
-      <w:r>
-        <w:rPr>
-          <w:rFonts w:ascii="Consolas" w:cs="Consolas" w:eastAsia="Consolas" w:hAnsi="Consolas"/>
-          <w:sz w:val="19"/>
-          <w:szCs w:val="19"/>
-          <w:shd w:fill="EEF1F5" w:val="clear"/>
-        </w:rPr>
-        <w:t xml:space="preserve">web.json</w:t>
-      </w:r>
-      <w:r>
-        <w:t xml:space="preserve"> (accounts, password hashes and 2FA secrets, so keep the folder private). Sets are pruned together. </w:t>
-      </w:r>
-      <w:r>
-        <w:rPr>
-          <w:b/>
-          <w:bCs/>
-        </w:rPr>
-        <w:t xml:space="preserve">Back up there now</w:t>
-      </w:r>
-      <w:r>
-        <w:t xml:space="preserve"> tests the folder.</w:t>
-      </w:r>
-    </w:p>
-    <w:p>
-      <w:pPr>
-        <w:spacing w:after="120"/>
-      </w:pPr>
-      <w:r>
-        <w:rPr>
-          <w:b/>
-          <w:bCs/>
-        </w:rPr>
-        <w:t xml:space="preserve">Restore…</w:t>
-      </w:r>
-      <w:r>
-        <w:t xml:space="preserve"> lists the sets in the folder. Pick one and choose whether to bring back the settings and the web accounts as well as the library data. The backup is opened read-only and checked (integrity, schema no newer than this build) before anything happens; then MediaLedger restarts and swaps the files in before opening them. The files it replaces are not deleted: they are moved into a </w:t>
-      </w:r>
-      <w:r>
-        <w:rPr>
-          <w:rFonts w:ascii="Consolas" w:cs="Consolas" w:eastAsia="Consolas" w:hAnsi="Consolas"/>
-          <w:sz w:val="19"/>
-          <w:szCs w:val="19"/>
-          <w:shd w:fill="EEF1F5" w:val="clear"/>
-        </w:rPr>
-        <w:t xml:space="preserve">pre-restore-&lt;date&gt;</w:t>
-      </w:r>
-      <w:r>
-        <w:t xml:space="preserve"> folder next to the database. On the web server a restore asks for your password again and is written to the security log.</w:t>
-      </w:r>
-    </w:p>
-    <w:p>
-      <w:pPr>
-        <w:pStyle w:val="Heading2"/>
-      </w:pPr>
-      <w:r>
-        <w:t xml:space="preserve">Updates</w:t>
-      </w:r>
-    </w:p>
-    <w:p>
-      <w:pPr>
-        <w:spacing w:after="120"/>
-      </w:pPr>
-      <w:r>
-        <w:t xml:space="preserve">Automatic updates on/off, and the GitHub token needed only while the repository is private.</w:t>
-      </w:r>
-    </w:p>
-    <w:p>
-      <w:pPr>
-        <w:pStyle w:val="Heading2"/>
-      </w:pPr>
-      <w:r>
-        <w:t xml:space="preserve">Plex</w:t>
-      </w:r>
-    </w:p>
-    <w:p>
-      <w:pPr>
-        <w:spacing w:after="120"/>
-      </w:pPr>
-      <w:r>
-        <w:t xml:space="preserve">Server, token, path mapping and sync options: see chapter 19. The </w:t>
-      </w:r>
-      <w:r>
-        <w:rPr>
-          <w:b/>
-          <w:bCs/>
-        </w:rPr>
-        <w:t xml:space="preserve">Webhook</w:t>
-      </w:r>
-      <w:r>
-        <w:t xml:space="preserve"> row belongs to the web server (19.3); on the desktop it explains that webhooks need the always-on server.</w:t>
-      </w:r>
-    </w:p>
-    <w:p>
-      <w:pPr>
-        <w:pStyle w:val="Heading1"/>
-        <w:pageBreakBefore/>
-      </w:pPr>
-      <w:r>
-        <w:t xml:space="preserve">19. Plex integration</w:t>
-      </w:r>
-    </w:p>
-    <w:p>
-      <w:pPr>
-        <w:spacing w:after="120"/>
-      </w:pPr>
-      <w:r>
-        <w:t xml:space="preserve">MediaLedger talks to your own Plex Media Server over its local HTTP API. It never writes to Plex and needs no Plex account: only the server's address and a token.</w:t>
-      </w:r>
-    </w:p>
-    <w:p>
-      <w:pPr>
-        <w:pStyle w:val="Heading2"/>
-      </w:pPr>
-      <w:r>
-        <w:t xml:space="preserve">19.1 Setup</w:t>
-      </w:r>
-    </w:p>
-    <w:p>
-      <w:pPr>
-        <w:pStyle w:val="ListParagraph"/>
-        <w:numPr>
-          <w:ilvl w:val="0"/>
-          <w:numId w:val="5"/>
-        </w:numPr>
-        <w:spacing w:after="60"/>
-      </w:pPr>
-      <w:r>
-        <w:t xml:space="preserve">In Plex Web, open any movie or episode, click the ⋯ menu, choose </w:t>
-      </w:r>
-      <w:r>
-        <w:rPr>
-          <w:b/>
-          <w:bCs/>
-        </w:rPr>
-        <w:t xml:space="preserve">Get Info</w:t>
-      </w:r>
-      <w:r>
-        <w:t xml:space="preserve">, then </w:t>
-      </w:r>
-      <w:r>
-        <w:rPr>
-          <w:b/>
-          <w:bCs/>
-        </w:rPr>
-        <w:t xml:space="preserve">View XML</w:t>
-      </w:r>
-      <w:r>
-        <w:t xml:space="preserve">.</w:t>
-      </w:r>
-    </w:p>
-    <w:p>
-      <w:pPr>
-        <w:pStyle w:val="ListParagraph"/>
-        <w:numPr>
-          <w:ilvl w:val="0"/>
-          <w:numId w:val="5"/>
-        </w:numPr>
-        <w:spacing w:after="60"/>
-      </w:pPr>
-      <w:r>
-        <w:t xml:space="preserve">A new tab opens showing XML. Copy its whole address from the browser's address bar; it ends in </w:t>
-      </w:r>
-      <w:r>
-        <w:rPr>
-          <w:rFonts w:ascii="Consolas" w:cs="Consolas" w:eastAsia="Consolas" w:hAnsi="Consolas"/>
-          <w:sz w:val="19"/>
-          <w:szCs w:val="19"/>
-          <w:shd w:fill="EEF1F5" w:val="clear"/>
-        </w:rPr>
-        <w:t xml:space="preserve">X-Plex-Token=…</w:t>
-      </w:r>
-      <w:r>
-        <w:t xml:space="preserve">. Do not share it; it grants access to your server.</w:t>
-      </w:r>
-    </w:p>
-    <w:p>
-      <w:pPr>
-        <w:pStyle w:val="ListParagraph"/>
-        <w:numPr>
-          <w:ilvl w:val="0"/>
-          <w:numId w:val="5"/>
-        </w:numPr>
-        <w:spacing w:after="60"/>
-      </w:pPr>
-      <w:r>
-        <w:t xml:space="preserve">In MediaLedger, Settings → Plex, paste that address into </w:t>
-      </w:r>
-      <w:r>
-        <w:rPr>
-          <w:b/>
-          <w:bCs/>
-        </w:rPr>
-        <w:t xml:space="preserve">Paste the XML address</w:t>
-      </w:r>
-      <w:r>
-        <w:t xml:space="preserve">. The token is pulled out into the token field, the server URL is filled in when the address came from your LAN (for Plex on the NAS, </w:t>
-      </w:r>
-      <w:r>
-        <w:rPr>
-          <w:rFonts w:ascii="Consolas" w:cs="Consolas" w:eastAsia="Consolas" w:hAnsi="Consolas"/>
-          <w:sz w:val="19"/>
-          <w:szCs w:val="19"/>
-          <w:shd w:fill="EEF1F5" w:val="clear"/>
-        </w:rPr>
-        <w:t xml:space="preserve">http://192.168.1.204:32400</w:t>
-      </w:r>
-      <w:r>
-        <w:t xml:space="preserve">), and the pasted text is discarded. Press </w:t>
-      </w:r>
-      <w:r>
-        <w:rPr>
-          <w:b/>
-          <w:bCs/>
-        </w:rPr>
-        <w:t xml:space="preserve">Test</w:t>
-      </w:r>
-      <w:r>
-        <w:t xml:space="preserve">. It reports the server version and lists the libraries it can see.</w:t>
-      </w:r>
-    </w:p>
-    <w:p>
-      <w:pPr>
-        <w:pStyle w:val="ListParagraph"/>
-        <w:numPr>
-          <w:ilvl w:val="0"/>
-          <w:numId w:val="5"/>
-        </w:numPr>
-        <w:spacing w:after="60"/>
-      </w:pPr>
-      <w:r>
-        <w:t xml:space="preserve">Press </w:t>
-      </w:r>
-      <w:r>
-        <w:rPr>
-          <w:b/>
-          <w:bCs/>
-        </w:rPr>
-        <w:t xml:space="preserve">Sync now</w:t>
-      </w:r>
-      <w:r>
-        <w:t xml:space="preserve">. The first sync derives the path mapping from the first file it recognises, for example </w:t>
-      </w:r>
-      <w:r>
-        <w:rPr>
-          <w:rFonts w:ascii="Consolas" w:cs="Consolas" w:eastAsia="Consolas" w:hAnsi="Consolas"/>
-          <w:sz w:val="19"/>
-          <w:szCs w:val="19"/>
-          <w:shd w:fill="EEF1F5" w:val="clear"/>
-        </w:rPr>
-        <w:t xml:space="preserve">/media</w:t>
-      </w:r>
-      <w:r>
-        <w:t xml:space="preserve"> → </w:t>
-      </w:r>
-      <w:r>
-        <w:rPr>
-          <w:rFonts w:ascii="Consolas" w:cs="Consolas" w:eastAsia="Consolas" w:hAnsi="Consolas"/>
-          <w:sz w:val="19"/>
-          <w:szCs w:val="19"/>
-          <w:shd w:fill="EEF1F5" w:val="clear"/>
-        </w:rPr>
-        <w:t xml:space="preserve">\\192.168.1.204\Apocrypha_Media_Pool</w:t>
-      </w:r>
-      <w:r>
-        <w:t xml:space="preserve">, and shows it for editing.</w:t>
-      </w:r>
-    </w:p>
-    <w:p>
-      <w:pPr>
-        <w:pStyle w:val="ListParagraph"/>
-        <w:numPr>
-          <w:ilvl w:val="0"/>
-          <w:numId w:val="5"/>
-        </w:numPr>
-        <w:spacing w:after="60"/>
-      </w:pPr>
-      <w:r>
-        <w:t xml:space="preserve">Tick </w:t>
-      </w:r>
-      <w:r>
-        <w:rPr>
-          <w:b/>
-          <w:bCs/>
-        </w:rPr>
-        <w:t xml:space="preserve">Sync after every scan</w:t>
-      </w:r>
-      <w:r>
-        <w:t xml:space="preserve"> to keep it current.</w:t>
-      </w:r>
-    </w:p>
-    <w:p>
-      <w:pPr>
-        <w:pStyle w:val="Heading2"/>
-      </w:pPr>
-      <w:r>
-        <w:t xml:space="preserve">19.2 What a sync stores</w:t>
-      </w:r>
-    </w:p>
-    <w:tbl>
-      <w:tblPr>
-        <w:tblW w:type="dxa" w:w="9360"/>
-        <w:tblBorders>
-          <w:top w:val="single" w:color="auto" w:sz="4"/>
-          <w:left w:val="single" w:color="auto" w:sz="4"/>
-          <w:bottom w:val="single" w:color="auto" w:sz="4"/>
-          <w:right w:val="single" w:color="auto" w:sz="4"/>
-          <w:insideH w:val="single" w:color="auto" w:sz="4"/>
-          <w:insideV w:val="single" w:color="auto" w:sz="4"/>
-        </w:tblBorders>
-      </w:tblPr>
-      <w:tblGrid>
-        <w:gridCol w:w="4680"/>
-        <w:gridCol w:w="4680"/>
-      </w:tblGrid>
-      <w:tr>
-        <w:tc>
-          <w:tcPr>
-            <w:tcW w:type="dxa" w:w="0"/>
-            <w:shd w:fill="DDE6F2" w:val="clear"/>
-            <w:tcMar>
-              <w:top w:type="dxa" w:w="60"/>
-              <w:left w:type="dxa" w:w="100"/>
-              <w:bottom w:type="dxa" w:w="60"/>
-              <w:right w:type="dxa" w:w="100"/>
-            </w:tcMar>
-          </w:tcPr>
-          <w:p>
-            <w:r>
-              <w:rPr>
-                <w:b/>
-                <w:bCs/>
-                <w:sz w:val="19"/>
-                <w:szCs w:val="19"/>
-              </w:rPr>
-              <w:t xml:space="preserve">Per file</w:t>
-            </w:r>
-          </w:p>
-        </w:tc>
-        <w:tc>
-          <w:tcPr>
-            <w:tcW w:type="dxa" w:w="0"/>
-            <w:shd w:fill="DDE6F2" w:val="clear"/>
-            <w:tcMar>
-              <w:top w:type="dxa" w:w="60"/>
-              <w:left w:type="dxa" w:w="100"/>
-              <w:bottom w:type="dxa" w:w="60"/>
-              <w:right w:type="dxa" w:w="100"/>
-            </w:tcMar>
-          </w:tcPr>
-          <w:p>
-            <w:r>
-              <w:rPr>
-                <w:b/>
-                <w:bCs/>
-                <w:sz w:val="19"/>
-                <w:szCs w:val="19"/>
-              </w:rPr>
-              <w:t xml:space="preserve">Per show</w:t>
-            </w:r>
-          </w:p>
-        </w:tc>
-      </w:tr>
-      <w:tr>
-        <w:tc>
-          <w:tcPr>
-            <w:tcW w:type="dxa" w:w="0"/>
-            <w:tcMar>
-              <w:top w:type="dxa" w:w="60"/>
-              <w:left w:type="dxa" w:w="100"/>
-              <w:bottom w:type="dxa" w:w="60"/>
-              <w:right w:type="dxa" w:w="100"/>
-            </w:tcMar>
-          </w:tcPr>
-          <w:p>
-            <w:r>
-              <w:rPr>
-                <w:b w:val="false"/>
-                <w:bCs w:val="false"/>
-                <w:sz w:val="19"/>
-                <w:szCs w:val="19"/>
-              </w:rPr>
-              <w:t xml:space="preserve">Plex title and year, rating key, IMDb / TMDB / TVDB ids, your Plex rating, audience rating, play count, last viewed, resume offset, library section</w:t>
-            </w:r>
-          </w:p>
-        </w:tc>
-        <w:tc>
-          <w:tcPr>
-            <w:tcW w:type="dxa" w:w="0"/>
-            <w:tcMar>
-              <w:top w:type="dxa" w:w="60"/>
-              <w:left w:type="dxa" w:w="100"/>
-              <w:bottom w:type="dxa" w:w="60"/>
-              <w:right w:type="dxa" w:w="100"/>
-            </w:tcMar>
-          </w:tcPr>
-          <w:p>
-            <w:r>
-              <w:rPr>
-                <w:b w:val="false"/>
-                <w:bCs w:val="false"/>
-                <w:sz w:val="19"/>
-                <w:szCs w:val="19"/>
-              </w:rPr>
-              <w:t xml:space="preserve">Plex's title and year, ids, your rating, audience rating, episode and watched counts, content rating</w:t>
-            </w:r>
-          </w:p>
-        </w:tc>
-      </w:tr>
-    </w:tbl>
-    <w:p>
-      <w:pPr>
-        <w:spacing w:after="120"/>
-      </w:pPr>
-      <w:r>
-        <w:t xml:space="preserve">These appear on the Ratings tab (Plex, Plex mine, Watched), on the series lists (Watched %, your Plex rating beside your stars), and as the optional truth source for the movie naming engine. The status line under the Sync button reports how many Plex items matched a file and lists examples of files Plex does not have.</w:t>
-      </w:r>
-    </w:p>
-    <w:p>
-      <w:pPr>
-        <w:pStyle w:val="Heading2"/>
-      </w:pPr>
-      <w:r>
-        <w:t xml:space="preserve">19.3 Plex webhook</w:t>
-      </w:r>
-    </w:p>
-    <w:p>
-      <w:pPr>
-        <w:spacing w:after="120"/>
-      </w:pPr>
-      <w:r>
-        <w:t xml:space="preserve">A sync pulls from Plex on a schedule; a webhook lets Plex push to MediaLedger the moment something happens. Webhooks are a Plex Pass feature and need a server that is always listening, so they work on the Raspberry Pi web server only. The desktop app shows a note instead.</w:t>
-      </w:r>
-    </w:p>
-    <w:p>
-      <w:pPr>
-        <w:pStyle w:val="ListParagraph"/>
-        <w:numPr>
-          <w:ilvl w:val="0"/>
-          <w:numId w:val="6"/>
-        </w:numPr>
-        <w:spacing w:after="60"/>
-      </w:pPr>
-      <w:r>
-        <w:t xml:space="preserve">On the Pi, Settings → Plex → </w:t>
-      </w:r>
-      <w:r>
-        <w:rPr>
-          <w:b/>
-          <w:bCs/>
-        </w:rPr>
-        <w:t xml:space="preserve">Webhook (Plex Pass)</w:t>
-      </w:r>
-      <w:r>
-        <w:t xml:space="preserve">: switch it on. A URL of the form </w:t>
-      </w:r>
-      <w:r>
-        <w:rPr>
-          <w:rFonts w:ascii="Consolas" w:cs="Consolas" w:eastAsia="Consolas" w:hAnsi="Consolas"/>
-          <w:sz w:val="19"/>
-          <w:szCs w:val="19"/>
-          <w:shd w:fill="EEF1F5" w:val="clear"/>
-        </w:rPr>
-        <w:t xml:space="preserve">http://&lt;pi&gt;:8080/api/plex/webhook?key=…</w:t>
-      </w:r>
-      <w:r>
-        <w:t xml:space="preserve"> appears with a copy button.</w:t>
-      </w:r>
-    </w:p>
-    <w:p>
-      <w:pPr>
-        <w:pStyle w:val="ListParagraph"/>
-        <w:numPr>
-          <w:ilvl w:val="0"/>
-          <w:numId w:val="6"/>
-        </w:numPr>
-        <w:spacing w:after="60"/>
-      </w:pPr>
-      <w:r>
-        <w:t xml:space="preserve">In Plex Web: Settings → </w:t>
-      </w:r>
-      <w:r>
-        <w:rPr>
-          <w:b/>
-          <w:bCs/>
-        </w:rPr>
-        <w:t xml:space="preserve">Webhooks</w:t>
-      </w:r>
-      <w:r>
-        <w:t xml:space="preserve"> → Add webhook, paste the URL, save.</w:t>
-      </w:r>
-    </w:p>
-    <w:p>
-      <w:pPr>
-        <w:pStyle w:val="ListParagraph"/>
-        <w:numPr>
-          <w:ilvl w:val="0"/>
-          <w:numId w:val="6"/>
-        </w:numPr>
-        <w:spacing w:after="60"/>
-      </w:pPr>
-      <w:r>
-        <w:t xml:space="preserve">Play or rate something in Plex. The last events received are listed under the switch, so you can confirm the link works.</w:t>
+        <w:t xml:space="preserve">17.2 The files</w:t>
       </w:r>
     </w:p>
     <w:tbl>
@@ -11584,7 +10381,7 @@
                 <w:sz w:val="19"/>
                 <w:szCs w:val="19"/>
               </w:rPr>
-              <w:t xml:space="preserve">Plex event</w:t>
+              <w:t xml:space="preserve">File</w:t>
             </w:r>
           </w:p>
         </w:tc>
@@ -11607,7 +10404,7 @@
                 <w:sz w:val="19"/>
                 <w:szCs w:val="19"/>
               </w:rPr>
-              <w:t xml:space="preserve">What MediaLedger does</w:t>
+              <w:t xml:space="preserve">Contents</w:t>
             </w:r>
           </w:p>
         </w:tc>
@@ -11631,29 +10428,29 @@
                 <w:sz w:val="19"/>
                 <w:szCs w:val="19"/>
               </w:rPr>
-              <w:t xml:space="preserve">Item added to a library</w:t>
-            </w:r>
-          </w:p>
-        </w:tc>
-        <w:tc>
-          <w:tcPr>
-            <w:tcW w:type="dxa" w:w="0"/>
-            <w:tcMar>
-              <w:top w:type="dxa" w:w="60"/>
-              <w:left w:type="dxa" w:w="100"/>
-              <w:bottom w:type="dxa" w:w="60"/>
-              <w:right w:type="dxa" w:w="100"/>
-            </w:tcMar>
-          </w:tcPr>
-          <w:p>
-            <w:r>
-              <w:rPr>
-                <w:b w:val="false"/>
-                <w:bCs w:val="false"/>
-                <w:sz w:val="19"/>
-                <w:szCs w:val="19"/>
-              </w:rPr>
-              <w:t xml:space="preserve">Queues a scan two minutes later, so a batch of new files arrives in one scan rather than one scan per file.</w:t>
+              <w:t xml:space="preserve">tv_episodes.csv / anime_episodes.csv</w:t>
+            </w:r>
+          </w:p>
+        </w:tc>
+        <w:tc>
+          <w:tcPr>
+            <w:tcW w:type="dxa" w:w="0"/>
+            <w:tcMar>
+              <w:top w:type="dxa" w:w="60"/>
+              <w:left w:type="dxa" w:w="100"/>
+              <w:bottom w:type="dxa" w:w="60"/>
+              <w:right w:type="dxa" w:w="100"/>
+            </w:tcMar>
+          </w:tcPr>
+          <w:p>
+            <w:r>
+              <w:rPr>
+                <w:b w:val="false"/>
+                <w:bCs w:val="false"/>
+                <w:sz w:val="19"/>
+                <w:szCs w:val="19"/>
+              </w:rPr>
+              <w:t xml:space="preserve">One row per episode file with every parsed and probed field.</w:t>
             </w:r>
           </w:p>
         </w:tc>
@@ -11677,29 +10474,29 @@
                 <w:sz w:val="19"/>
                 <w:szCs w:val="19"/>
               </w:rPr>
-              <w:t xml:space="preserve">Watched (scrobble)</w:t>
-            </w:r>
-          </w:p>
-        </w:tc>
-        <w:tc>
-          <w:tcPr>
-            <w:tcW w:type="dxa" w:w="0"/>
-            <w:tcMar>
-              <w:top w:type="dxa" w:w="60"/>
-              <w:left w:type="dxa" w:w="100"/>
-              <w:bottom w:type="dxa" w:w="60"/>
-              <w:right w:type="dxa" w:w="100"/>
-            </w:tcMar>
-          </w:tcPr>
-          <w:p>
-            <w:r>
-              <w:rPr>
-                <w:b w:val="false"/>
-                <w:bCs w:val="false"/>
-                <w:sz w:val="19"/>
-                <w:szCs w:val="19"/>
-              </w:rPr>
-              <w:t xml:space="preserve">Updates the play count and last-viewed time of the linked file at once.</w:t>
+              <w:t xml:space="preserve">tv_series.csv / anime_series.csv</w:t>
+            </w:r>
+          </w:p>
+        </w:tc>
+        <w:tc>
+          <w:tcPr>
+            <w:tcW w:type="dxa" w:w="0"/>
+            <w:tcMar>
+              <w:top w:type="dxa" w:w="60"/>
+              <w:left w:type="dxa" w:w="100"/>
+              <w:bottom w:type="dxa" w:w="60"/>
+              <w:right w:type="dxa" w:w="100"/>
+            </w:tcMar>
+          </w:tcPr>
+          <w:p>
+            <w:r>
+              <w:rPr>
+                <w:b w:val="false"/>
+                <w:bCs w:val="false"/>
+                <w:sz w:val="19"/>
+                <w:szCs w:val="19"/>
+              </w:rPr>
+              <w:t xml:space="preserve">One row per series: seasons, episodes, runtime, size, resolutions, codecs, languages, captions %, episode gaps, metadata source, expected and missing episodes with the exact list, online rating, your rating and note, genres, sub/dub, your tags, mixed-resolution and low-bitrate flags.</w:t>
             </w:r>
           </w:p>
         </w:tc>
@@ -11723,29 +10520,213 @@
                 <w:sz w:val="19"/>
                 <w:szCs w:val="19"/>
               </w:rPr>
-              <w:t xml:space="preserve">Rated</w:t>
-            </w:r>
-          </w:p>
-        </w:tc>
-        <w:tc>
-          <w:tcPr>
-            <w:tcW w:type="dxa" w:w="0"/>
-            <w:tcMar>
-              <w:top w:type="dxa" w:w="60"/>
-              <w:left w:type="dxa" w:w="100"/>
-              <w:bottom w:type="dxa" w:w="60"/>
-              <w:right w:type="dxa" w:w="100"/>
-            </w:tcMar>
-          </w:tcPr>
-          <w:p>
-            <w:r>
-              <w:rPr>
-                <w:b w:val="false"/>
-                <w:bCs w:val="false"/>
-                <w:sz w:val="19"/>
-                <w:szCs w:val="19"/>
-              </w:rPr>
-              <w:t xml:space="preserve">Stores the new rating on the linked file at once.</w:t>
+              <w:t xml:space="preserve">movies.csv</w:t>
+            </w:r>
+          </w:p>
+        </w:tc>
+        <w:tc>
+          <w:tcPr>
+            <w:tcW w:type="dxa" w:w="0"/>
+            <w:tcMar>
+              <w:top w:type="dxa" w:w="60"/>
+              <w:left w:type="dxa" w:w="100"/>
+              <w:bottom w:type="dxa" w:w="60"/>
+              <w:right w:type="dxa" w:w="100"/>
+            </w:tcMar>
+          </w:tcPr>
+          <w:p>
+            <w:r>
+              <w:rPr>
+                <w:b w:val="false"/>
+                <w:bCs w:val="false"/>
+                <w:sz w:val="19"/>
+                <w:szCs w:val="19"/>
+              </w:rPr>
+              <w:t xml:space="preserve">One row per movie file, with the number of versions of that title.</w:t>
+            </w:r>
+          </w:p>
+        </w:tc>
+      </w:tr>
+      <w:tr>
+        <w:tc>
+          <w:tcPr>
+            <w:tcW w:type="dxa" w:w="0"/>
+            <w:tcMar>
+              <w:top w:type="dxa" w:w="60"/>
+              <w:left w:type="dxa" w:w="100"/>
+              <w:bottom w:type="dxa" w:w="60"/>
+              <w:right w:type="dxa" w:w="100"/>
+            </w:tcMar>
+          </w:tcPr>
+          <w:p>
+            <w:r>
+              <w:rPr>
+                <w:b w:val="false"/>
+                <w:bCs w:val="false"/>
+                <w:sz w:val="19"/>
+                <w:szCs w:val="19"/>
+              </w:rPr>
+              <w:t xml:space="preserve">movies_titles.csv</w:t>
+            </w:r>
+          </w:p>
+        </w:tc>
+        <w:tc>
+          <w:tcPr>
+            <w:tcW w:type="dxa" w:w="0"/>
+            <w:tcMar>
+              <w:top w:type="dxa" w:w="60"/>
+              <w:left w:type="dxa" w:w="100"/>
+              <w:bottom w:type="dxa" w:w="60"/>
+              <w:right w:type="dxa" w:w="100"/>
+            </w:tcMar>
+          </w:tcPr>
+          <w:p>
+            <w:r>
+              <w:rPr>
+                <w:b w:val="false"/>
+                <w:bCs w:val="false"/>
+                <w:sz w:val="19"/>
+                <w:szCs w:val="19"/>
+              </w:rPr>
+              <w:t xml:space="preserve">One row per title: file count, versions, best resolution, size, languages, captions, your rating and note, genres (from Plex), sub/dub, your tags.</w:t>
+            </w:r>
+          </w:p>
+        </w:tc>
+      </w:tr>
+      <w:tr>
+        <w:tc>
+          <w:tcPr>
+            <w:tcW w:type="dxa" w:w="0"/>
+            <w:tcMar>
+              <w:top w:type="dxa" w:w="60"/>
+              <w:left w:type="dxa" w:w="100"/>
+              <w:bottom w:type="dxa" w:w="60"/>
+              <w:right w:type="dxa" w:w="100"/>
+            </w:tcMar>
+          </w:tcPr>
+          <w:p>
+            <w:r>
+              <w:rPr>
+                <w:b w:val="false"/>
+                <w:bCs w:val="false"/>
+                <w:sz w:val="19"/>
+                <w:szCs w:val="19"/>
+              </w:rPr>
+              <w:t xml:space="preserve">movies_multiples.csv</w:t>
+            </w:r>
+          </w:p>
+        </w:tc>
+        <w:tc>
+          <w:tcPr>
+            <w:tcW w:type="dxa" w:w="0"/>
+            <w:tcMar>
+              <w:top w:type="dxa" w:w="60"/>
+              <w:left w:type="dxa" w:w="100"/>
+              <w:bottom w:type="dxa" w:w="60"/>
+              <w:right w:type="dxa" w:w="100"/>
+            </w:tcMar>
+          </w:tcPr>
+          <w:p>
+            <w:r>
+              <w:rPr>
+                <w:b w:val="false"/>
+                <w:bCs w:val="false"/>
+                <w:sz w:val="19"/>
+                <w:szCs w:val="19"/>
+              </w:rPr>
+              <w:t xml:space="preserve">Only titles with more than one file.</w:t>
+            </w:r>
+          </w:p>
+        </w:tc>
+      </w:tr>
+      <w:tr>
+        <w:tc>
+          <w:tcPr>
+            <w:tcW w:type="dxa" w:w="0"/>
+            <w:tcMar>
+              <w:top w:type="dxa" w:w="60"/>
+              <w:left w:type="dxa" w:w="100"/>
+              <w:bottom w:type="dxa" w:w="60"/>
+              <w:right w:type="dxa" w:w="100"/>
+            </w:tcMar>
+          </w:tcPr>
+          <w:p>
+            <w:r>
+              <w:rPr>
+                <w:b w:val="false"/>
+                <w:bCs w:val="false"/>
+                <w:sz w:val="19"/>
+                <w:szCs w:val="19"/>
+              </w:rPr>
+              <w:t xml:space="preserve">web_videos.csv</w:t>
+            </w:r>
+          </w:p>
+        </w:tc>
+        <w:tc>
+          <w:tcPr>
+            <w:tcW w:type="dxa" w:w="0"/>
+            <w:tcMar>
+              <w:top w:type="dxa" w:w="60"/>
+              <w:left w:type="dxa" w:w="100"/>
+              <w:bottom w:type="dxa" w:w="60"/>
+              <w:right w:type="dxa" w:w="100"/>
+            </w:tcMar>
+          </w:tcPr>
+          <w:p>
+            <w:r>
+              <w:rPr>
+                <w:b w:val="false"/>
+                <w:bCs w:val="false"/>
+                <w:sz w:val="19"/>
+                <w:szCs w:val="19"/>
+              </w:rPr>
+              <w:t xml:space="preserve">One row per web video: channel, title, upload date, video id and every probed field.</w:t>
+            </w:r>
+          </w:p>
+        </w:tc>
+      </w:tr>
+      <w:tr>
+        <w:tc>
+          <w:tcPr>
+            <w:tcW w:type="dxa" w:w="0"/>
+            <w:tcMar>
+              <w:top w:type="dxa" w:w="60"/>
+              <w:left w:type="dxa" w:w="100"/>
+              <w:bottom w:type="dxa" w:w="60"/>
+              <w:right w:type="dxa" w:w="100"/>
+            </w:tcMar>
+          </w:tcPr>
+          <w:p>
+            <w:r>
+              <w:rPr>
+                <w:b w:val="false"/>
+                <w:bCs w:val="false"/>
+                <w:sz w:val="19"/>
+                <w:szCs w:val="19"/>
+              </w:rPr>
+              <w:t xml:space="preserve">changes.csv</w:t>
+            </w:r>
+          </w:p>
+        </w:tc>
+        <w:tc>
+          <w:tcPr>
+            <w:tcW w:type="dxa" w:w="0"/>
+            <w:tcMar>
+              <w:top w:type="dxa" w:w="60"/>
+              <w:left w:type="dxa" w:w="100"/>
+              <w:bottom w:type="dxa" w:w="60"/>
+              <w:right w:type="dxa" w:w="100"/>
+            </w:tcMar>
+          </w:tcPr>
+          <w:p>
+            <w:r>
+              <w:rPr>
+                <w:b w:val="false"/>
+                <w:bCs w:val="false"/>
+                <w:sz w:val="19"/>
+                <w:szCs w:val="19"/>
+              </w:rPr>
+              <w:t xml:space="preserve">The change log for the scan that triggered the export.</w:t>
             </w:r>
           </w:p>
         </w:tc>
@@ -11753,42 +10734,10 @@
     </w:tbl>
     <w:p>
       <w:pPr>
-        <w:pBdr>
-          <w:left w:val="single" w:color="F0B429" w:sz="12" w:space="8"/>
-        </w:pBdr>
-        <w:spacing w:after="160" w:before="60"/>
-        <w:ind w:left="360"/>
-      </w:pPr>
-      <w:r>
-        <w:t xml:space="preserve">The key in the URL is the credential: anyone who has it can post events. </w:t>
-      </w:r>
-      <w:r>
-        <w:rPr>
-          <w:b/>
-          <w:bCs/>
-        </w:rPr>
-        <w:t xml:space="preserve">New key</w:t>
-      </w:r>
-      <w:r>
-        <w:t xml:space="preserve"> generates another and invalidates the old one; update the URL in Plex afterwards. LAN-only still applies, so a Plex server on the internet cannot reach the webhook unless you turn that rule off.</w:t>
-      </w:r>
-    </w:p>
-    <w:p>
-      <w:pPr>
         <w:spacing w:after="120"/>
       </w:pPr>
       <w:r>
-        <w:t xml:space="preserve">Under the last-sync line a table breaks the sync down </w:t>
-      </w:r>
-      <w:r>
-        <w:rPr>
-          <w:b/>
-          <w:bCs/>
-        </w:rPr>
-        <w:t xml:space="preserve">per Plex library</w:t>
-      </w:r>
-      <w:r>
-        <w:t xml:space="preserve">: items, matched, unmatched and why. *No path mapping covers this folder* means that library lives under a path none of your mappings translate: add a mapping for it. *File is not in a scanned root* means Plex has files MediaLedger does not scan: add the root, or ignore it if that library is not meant to be tracked. The first unmatched path is shown as Plex reports it and as MediaLedger translated it, which is usually enough to see the difference.</w:t>
+        <w:t xml:space="preserve">Adult roots are excluded unless allowed in Settings. Ignored files are always excluded.</w:t>
       </w:r>
     </w:p>
     <w:p>
@@ -11797,15 +10746,7 @@
         <w:pageBreakBefore/>
       </w:pPr>
       <w:r>
-        <w:t xml:space="preserve">20. System (health and hardware)</w:t>
-      </w:r>
-    </w:p>
-    <w:p>
-      <w:pPr>
-        <w:spacing w:after="120"/>
-      </w:pPr>
-      <w:r>
-        <w:t xml:space="preserve">The System tab watches the machine MediaLedger runs on. On the desktop that is your PC; on the Raspberry Pi it is the board itself, where temperature and power matter. It samples every 5 seconds and keeps one hour of history in memory (nothing is written to the database or the SD card).</w:t>
+        <w:t xml:space="preserve">18. Settings reference</w:t>
       </w:r>
     </w:p>
     <w:p>
@@ -11867,7 +10808,691 @@
           <w:sz w:val="18"/>
           <w:szCs w:val="18"/>
         </w:rPr>
-        <w:t xml:space="preserve">System tab on the desktop: health, CPU per core, memory, data disk, network, and free space on every root.</w:t>
+        <w:t xml:space="preserve">The top of the Settings page.</w:t>
+      </w:r>
+    </w:p>
+    <w:p>
+      <w:pPr>
+        <w:pStyle w:val="Heading2"/>
+      </w:pPr>
+      <w:r>
+        <w:t xml:space="preserve">18.1 Appearance</w:t>
+      </w:r>
+    </w:p>
+    <w:p>
+      <w:pPr>
+        <w:spacing w:after="120"/>
+      </w:pPr>
+      <w:r>
+        <w:rPr>
+          <w:b/>
+          <w:bCs/>
+        </w:rPr>
+        <w:t xml:space="preserve">Colour theme</w:t>
+      </w:r>
+      <w:r>
+        <w:t xml:space="preserve"> switches the whole app between a few palettes and applies at once. The choice is remembered in the browser (or the desktop app) you set it in, not on the server, so every device and every person can have their own.</w:t>
+      </w:r>
+    </w:p>
+    <w:p>
+      <w:pPr>
+        <w:pStyle w:val="Heading2"/>
+      </w:pPr>
+      <w:r>
+        <w:t xml:space="preserve">Library roots</w:t>
+      </w:r>
+    </w:p>
+    <w:p>
+      <w:pPr>
+        <w:spacing w:after="120"/>
+      </w:pPr>
+      <w:r>
+        <w:t xml:space="preserve">One row per folder: on/off, label, path (UNC or local; the … button browses), and type: TV, Anime, Movies, Web videos, or Adult (auto-detect anime / TV / movie). Roots with the same type may repeat. Press </w:t>
+      </w:r>
+      <w:r>
+        <w:rPr>
+          <w:b/>
+          <w:bCs/>
+        </w:rPr>
+        <w:t xml:space="preserve">Save settings</w:t>
+      </w:r>
+      <w:r>
+        <w:t xml:space="preserve"> after editing.</w:t>
+      </w:r>
+    </w:p>
+    <w:p>
+      <w:pPr>
+        <w:pStyle w:val="Heading2"/>
+      </w:pPr>
+      <w:r>
+        <w:t xml:space="preserve">Scanning</w:t>
+      </w:r>
+    </w:p>
+    <w:p>
+      <w:pPr>
+        <w:pStyle w:val="ListParagraph"/>
+        <w:numPr>
+          <w:ilvl w:val="0"/>
+          <w:numId w:val="2"/>
+        </w:numPr>
+        <w:spacing w:after="60"/>
+      </w:pPr>
+      <w:r>
+        <w:rPr>
+          <w:b/>
+          <w:bCs/>
+        </w:rPr>
+        <w:t xml:space="preserve">Multi-threaded listing</w:t>
+      </w:r>
+      <w:r>
+        <w:t xml:space="preserve"> deals show folders out to worker threads so directory listing over SMB overlaps. 0 threads means automatic (CPU count minus one). Turn off if the NAS struggles.</w:t>
+      </w:r>
+    </w:p>
+    <w:p>
+      <w:pPr>
+        <w:pStyle w:val="ListParagraph"/>
+        <w:numPr>
+          <w:ilvl w:val="0"/>
+          <w:numId w:val="2"/>
+        </w:numPr>
+        <w:spacing w:after="60"/>
+      </w:pPr>
+      <w:r>
+        <w:rPr>
+          <w:b/>
+          <w:bCs/>
+        </w:rPr>
+        <w:t xml:space="preserve">Parallel ffprobe processes</w:t>
+      </w:r>
+      <w:r>
+        <w:t xml:space="preserve"> – how many files are probed at once; 8 suits gigabit SMB.</w:t>
+      </w:r>
+    </w:p>
+    <w:p>
+      <w:pPr>
+        <w:pStyle w:val="ListParagraph"/>
+        <w:numPr>
+          <w:ilvl w:val="0"/>
+          <w:numId w:val="2"/>
+        </w:numPr>
+        <w:spacing w:after="60"/>
+      </w:pPr>
+      <w:r>
+        <w:rPr>
+          <w:b/>
+          <w:bCs/>
+        </w:rPr>
+        <w:t xml:space="preserve">Re-probe unchanged files</w:t>
+      </w:r>
+      <w:r>
+        <w:t xml:space="preserve"> – force ffprobe on everything next scan.</w:t>
+      </w:r>
+    </w:p>
+    <w:p>
+      <w:pPr>
+        <w:pStyle w:val="ListParagraph"/>
+        <w:numPr>
+          <w:ilvl w:val="0"/>
+          <w:numId w:val="2"/>
+        </w:numPr>
+        <w:spacing w:after="60"/>
+      </w:pPr>
+      <w:r>
+        <w:rPr>
+          <w:b/>
+          <w:bCs/>
+        </w:rPr>
+        <w:t xml:space="preserve">Video extensions</w:t>
+      </w:r>
+      <w:r>
+        <w:t xml:space="preserve">, </w:t>
+      </w:r>
+      <w:r>
+        <w:rPr>
+          <w:b/>
+          <w:bCs/>
+        </w:rPr>
+        <w:t xml:space="preserve">Subtitle sidecar extensions</w:t>
+      </w:r>
+      <w:r>
+        <w:t xml:space="preserve">, </w:t>
+      </w:r>
+      <w:r>
+        <w:rPr>
+          <w:b/>
+          <w:bCs/>
+        </w:rPr>
+        <w:t xml:space="preserve">Ignore patterns</w:t>
+      </w:r>
+      <w:r>
+        <w:t xml:space="preserve"> – what counts as media, what counts as a caption sidecar, and glob patterns to skip.</w:t>
+      </w:r>
+    </w:p>
+    <w:p>
+      <w:pPr>
+        <w:pStyle w:val="Heading2"/>
+      </w:pPr>
+      <w:r>
+        <w:t xml:space="preserve">ffprobe (ffmpeg)</w:t>
+      </w:r>
+    </w:p>
+    <w:p>
+      <w:pPr>
+        <w:spacing w:after="120"/>
+      </w:pPr>
+      <w:r>
+        <w:t xml:space="preserve">Shows where ffprobe was found and its version. A path override and a </w:t>
+      </w:r>
+      <w:r>
+        <w:rPr>
+          <w:b/>
+          <w:bCs/>
+        </w:rPr>
+        <w:t xml:space="preserve">Download</w:t>
+      </w:r>
+      <w:r>
+        <w:t xml:space="preserve"> button fetch the latest static build into the data folder.</w:t>
+      </w:r>
+    </w:p>
+    <w:p>
+      <w:pPr>
+        <w:pStyle w:val="Heading2"/>
+      </w:pPr>
+      <w:r>
+        <w:t xml:space="preserve">Expected episodes</w:t>
+      </w:r>
+    </w:p>
+    <w:p>
+      <w:pPr>
+        <w:spacing w:after="120"/>
+      </w:pPr>
+      <w:r>
+        <w:t xml:space="preserve">Turn the TVmaze / AniList lookups on or off and set how often airing series are re-checked.</w:t>
+      </w:r>
+    </w:p>
+    <w:p>
+      <w:pPr>
+        <w:pStyle w:val="Heading2"/>
+      </w:pPr>
+      <w:r>
+        <w:t xml:space="preserve">Folder watch</w:t>
+      </w:r>
+    </w:p>
+    <w:p>
+      <w:pPr>
+        <w:spacing w:after="120"/>
+      </w:pPr>
+      <w:r>
+        <w:t xml:space="preserve">Uses Windows change notifications on each root and starts a scan once the folder has been quiet for the settle time. A copy in progress keeps pushing the timer back.</w:t>
+      </w:r>
+    </w:p>
+    <w:p>
+      <w:pPr>
+        <w:pStyle w:val="Heading2"/>
+      </w:pPr>
+      <w:r>
+        <w:t xml:space="preserve">Renaming</w:t>
+      </w:r>
+    </w:p>
+    <w:p>
+      <w:pPr>
+        <w:spacing w:after="120"/>
+      </w:pPr>
+      <w:r>
+        <w:t xml:space="preserve">Enables the TV / anime rename tool. Off by default.</w:t>
+      </w:r>
+    </w:p>
+    <w:p>
+      <w:pPr>
+        <w:pStyle w:val="Heading2"/>
+      </w:pPr>
+      <w:r>
+        <w:t xml:space="preserve">Adult content</w:t>
+      </w:r>
+    </w:p>
+    <w:p>
+      <w:pPr>
+        <w:spacing w:after="120"/>
+      </w:pPr>
+      <w:r>
+        <w:t xml:space="preserve">Whether adult roots appear in CSVs, and the fallback subtype for files that match no pattern.</w:t>
+      </w:r>
+    </w:p>
+    <w:p>
+      <w:pPr>
+        <w:pStyle w:val="Heading2"/>
+      </w:pPr>
+      <w:r>
+        <w:t xml:space="preserve">Quality thresholds</w:t>
+      </w:r>
+    </w:p>
+    <w:p>
+      <w:pPr>
+        <w:spacing w:after="120"/>
+      </w:pPr>
+      <w:r>
+        <w:t xml:space="preserve">Minimum video bitrate per resolution for the Quality report.</w:t>
+      </w:r>
+    </w:p>
+    <w:p>
+      <w:pPr>
+        <w:pStyle w:val="Heading2"/>
+      </w:pPr>
+      <w:r>
+        <w:t xml:space="preserve">CSV export</w:t>
+      </w:r>
+    </w:p>
+    <w:p>
+      <w:pPr>
+        <w:spacing w:after="120"/>
+      </w:pPr>
+      <w:r>
+        <w:t xml:space="preserve">Output folder and whether to export after every scan.</w:t>
+      </w:r>
+    </w:p>
+    <w:p>
+      <w:pPr>
+        <w:pStyle w:val="Heading2"/>
+      </w:pPr>
+      <w:r>
+        <w:t xml:space="preserve">Schedule</w:t>
+      </w:r>
+    </w:p>
+    <w:p>
+      <w:pPr>
+        <w:pStyle w:val="ListParagraph"/>
+        <w:numPr>
+          <w:ilvl w:val="0"/>
+          <w:numId w:val="2"/>
+        </w:numPr>
+        <w:spacing w:after="60"/>
+      </w:pPr>
+      <w:r>
+        <w:rPr>
+          <w:b/>
+          <w:bCs/>
+        </w:rPr>
+        <w:t xml:space="preserve">In-app timer</w:t>
+      </w:r>
+      <w:r>
+        <w:t xml:space="preserve"> – scans every N hours while the window is open.</w:t>
+      </w:r>
+    </w:p>
+    <w:p>
+      <w:pPr>
+        <w:pStyle w:val="ListParagraph"/>
+        <w:numPr>
+          <w:ilvl w:val="0"/>
+          <w:numId w:val="2"/>
+        </w:numPr>
+        <w:spacing w:after="60"/>
+      </w:pPr>
+      <w:r>
+        <w:rPr>
+          <w:b/>
+          <w:bCs/>
+        </w:rPr>
+        <w:t xml:space="preserve">Windows Task Scheduler</w:t>
+      </w:r>
+      <w:r>
+        <w:t xml:space="preserve"> – installs a daily task that launches MediaLedger with </w:t>
+      </w:r>
+      <w:r>
+        <w:rPr>
+          <w:rFonts w:ascii="Consolas" w:cs="Consolas" w:eastAsia="Consolas" w:hAnsi="Consolas"/>
+          <w:sz w:val="19"/>
+          <w:szCs w:val="19"/>
+          <w:shd w:fill="EEF1F5" w:val="clear"/>
+        </w:rPr>
+        <w:t xml:space="preserve">--scan</w:t>
+      </w:r>
+      <w:r>
+        <w:t xml:space="preserve">, which scans, exports and exits even when the app is closed. If the app is already open, the open window runs the scan instead. Re-install the task after upgrading so it points at the current program.</w:t>
+      </w:r>
+    </w:p>
+    <w:p>
+      <w:pPr>
+        <w:pStyle w:val="Heading2"/>
+      </w:pPr>
+      <w:r>
+        <w:t xml:space="preserve">Data</w:t>
+      </w:r>
+    </w:p>
+    <w:p>
+      <w:pPr>
+        <w:spacing w:after="120"/>
+      </w:pPr>
+      <w:r>
+        <w:t xml:space="preserve">Database path and size, schema version, counts, and buttons to back up now, open the backups folder, the data folder and the log. </w:t>
+      </w:r>
+      <w:r>
+        <w:rPr>
+          <w:b/>
+          <w:bCs/>
+        </w:rPr>
+        <w:t xml:space="preserve">Nightly backup to a folder</w:t>
+      </w:r>
+      <w:r>
+        <w:t xml:space="preserve"> copies the database to a folder of your choice once a day at the time you set, dated, keeping the newest N. Point it at the NAS: the database holds every fix, rating, tag, match and the whole change log, and this is the only copy that survives a dead SD card or PC. Each backup is a </w:t>
+      </w:r>
+      <w:r>
+        <w:rPr>
+          <w:b/>
+          <w:bCs/>
+        </w:rPr>
+        <w:t xml:space="preserve">set</w:t>
+      </w:r>
+      <w:r>
+        <w:t xml:space="preserve"> with one date stamp: the database, </w:t>
+      </w:r>
+      <w:r>
+        <w:rPr>
+          <w:rFonts w:ascii="Consolas" w:cs="Consolas" w:eastAsia="Consolas" w:hAnsi="Consolas"/>
+          <w:sz w:val="19"/>
+          <w:szCs w:val="19"/>
+          <w:shd w:fill="EEF1F5" w:val="clear"/>
+        </w:rPr>
+        <w:t xml:space="preserve">settings.json</w:t>
+      </w:r>
+      <w:r>
+        <w:t xml:space="preserve"> and, on the web server, </w:t>
+      </w:r>
+      <w:r>
+        <w:rPr>
+          <w:rFonts w:ascii="Consolas" w:cs="Consolas" w:eastAsia="Consolas" w:hAnsi="Consolas"/>
+          <w:sz w:val="19"/>
+          <w:szCs w:val="19"/>
+          <w:shd w:fill="EEF1F5" w:val="clear"/>
+        </w:rPr>
+        <w:t xml:space="preserve">web.json</w:t>
+      </w:r>
+      <w:r>
+        <w:t xml:space="preserve"> (accounts, password hashes and 2FA secrets, so keep the folder private). Sets are pruned together. </w:t>
+      </w:r>
+      <w:r>
+        <w:rPr>
+          <w:b/>
+          <w:bCs/>
+        </w:rPr>
+        <w:t xml:space="preserve">Back up there now</w:t>
+      </w:r>
+      <w:r>
+        <w:t xml:space="preserve"> tests the folder.</w:t>
+      </w:r>
+    </w:p>
+    <w:p>
+      <w:pPr>
+        <w:spacing w:after="120"/>
+      </w:pPr>
+      <w:r>
+        <w:rPr>
+          <w:b/>
+          <w:bCs/>
+        </w:rPr>
+        <w:t xml:space="preserve">Restore…</w:t>
+      </w:r>
+      <w:r>
+        <w:t xml:space="preserve"> lists the sets in the folder. Pick one and choose whether to bring back the settings and the web accounts as well as the library data. The backup is opened read-only and checked (integrity, schema no newer than this build) before anything happens; then MediaLedger restarts and swaps the files in before opening them. The files it replaces are not deleted: they are moved into a </w:t>
+      </w:r>
+      <w:r>
+        <w:rPr>
+          <w:rFonts w:ascii="Consolas" w:cs="Consolas" w:eastAsia="Consolas" w:hAnsi="Consolas"/>
+          <w:sz w:val="19"/>
+          <w:szCs w:val="19"/>
+          <w:shd w:fill="EEF1F5" w:val="clear"/>
+        </w:rPr>
+        <w:t xml:space="preserve">pre-restore-&lt;date&gt;</w:t>
+      </w:r>
+      <w:r>
+        <w:t xml:space="preserve"> folder next to the database. On the web server a restore asks for your password again and is written to the security log.</w:t>
+      </w:r>
+    </w:p>
+    <w:p>
+      <w:pPr>
+        <w:pStyle w:val="Heading2"/>
+      </w:pPr>
+      <w:r>
+        <w:t xml:space="preserve">Updates</w:t>
+      </w:r>
+    </w:p>
+    <w:p>
+      <w:pPr>
+        <w:spacing w:after="120"/>
+      </w:pPr>
+      <w:r>
+        <w:t xml:space="preserve">Automatic updates on/off, and the GitHub token needed only while the repository is private.</w:t>
+      </w:r>
+    </w:p>
+    <w:p>
+      <w:pPr>
+        <w:pStyle w:val="Heading2"/>
+      </w:pPr>
+      <w:r>
+        <w:t xml:space="preserve">Plex</w:t>
+      </w:r>
+    </w:p>
+    <w:p>
+      <w:pPr>
+        <w:spacing w:after="120"/>
+      </w:pPr>
+      <w:r>
+        <w:t xml:space="preserve">Server, token, path mapping and sync options: see chapter 19. The </w:t>
+      </w:r>
+      <w:r>
+        <w:rPr>
+          <w:b/>
+          <w:bCs/>
+        </w:rPr>
+        <w:t xml:space="preserve">Webhook</w:t>
+      </w:r>
+      <w:r>
+        <w:t xml:space="preserve"> row belongs to the web server (19.3); on the desktop it explains that webhooks need the always-on server.</w:t>
+      </w:r>
+    </w:p>
+    <w:p>
+      <w:pPr>
+        <w:pStyle w:val="Heading1"/>
+        <w:pageBreakBefore/>
+      </w:pPr>
+      <w:r>
+        <w:t xml:space="preserve">19. Plex integration</w:t>
+      </w:r>
+    </w:p>
+    <w:p>
+      <w:pPr>
+        <w:spacing w:after="120"/>
+      </w:pPr>
+      <w:r>
+        <w:t xml:space="preserve">MediaLedger talks to your own Plex Media Server over its local HTTP API. It never writes to Plex and needs no Plex account: only the server's address and a token.</w:t>
+      </w:r>
+    </w:p>
+    <w:p>
+      <w:pPr>
+        <w:pStyle w:val="Heading2"/>
+      </w:pPr>
+      <w:r>
+        <w:t xml:space="preserve">19.1 Setup</w:t>
+      </w:r>
+    </w:p>
+    <w:p>
+      <w:pPr>
+        <w:pStyle w:val="ListParagraph"/>
+        <w:numPr>
+          <w:ilvl w:val="0"/>
+          <w:numId w:val="5"/>
+        </w:numPr>
+        <w:spacing w:after="60"/>
+      </w:pPr>
+      <w:r>
+        <w:t xml:space="preserve">In Plex Web, open any movie or episode, click the ⋯ menu, choose </w:t>
+      </w:r>
+      <w:r>
+        <w:rPr>
+          <w:b/>
+          <w:bCs/>
+        </w:rPr>
+        <w:t xml:space="preserve">Get Info</w:t>
+      </w:r>
+      <w:r>
+        <w:t xml:space="preserve">, then </w:t>
+      </w:r>
+      <w:r>
+        <w:rPr>
+          <w:b/>
+          <w:bCs/>
+        </w:rPr>
+        <w:t xml:space="preserve">View XML</w:t>
+      </w:r>
+      <w:r>
+        <w:t xml:space="preserve">.</w:t>
+      </w:r>
+    </w:p>
+    <w:p>
+      <w:pPr>
+        <w:pStyle w:val="ListParagraph"/>
+        <w:numPr>
+          <w:ilvl w:val="0"/>
+          <w:numId w:val="5"/>
+        </w:numPr>
+        <w:spacing w:after="60"/>
+      </w:pPr>
+      <w:r>
+        <w:t xml:space="preserve">A new tab opens showing XML. Copy its whole address from the browser's address bar; it ends in </w:t>
+      </w:r>
+      <w:r>
+        <w:rPr>
+          <w:rFonts w:ascii="Consolas" w:cs="Consolas" w:eastAsia="Consolas" w:hAnsi="Consolas"/>
+          <w:sz w:val="19"/>
+          <w:szCs w:val="19"/>
+          <w:shd w:fill="EEF1F5" w:val="clear"/>
+        </w:rPr>
+        <w:t xml:space="preserve">X-Plex-Token=…</w:t>
+      </w:r>
+      <w:r>
+        <w:t xml:space="preserve">. Do not share it; it grants access to your server.</w:t>
+      </w:r>
+    </w:p>
+    <w:p>
+      <w:pPr>
+        <w:pStyle w:val="ListParagraph"/>
+        <w:numPr>
+          <w:ilvl w:val="0"/>
+          <w:numId w:val="5"/>
+        </w:numPr>
+        <w:spacing w:after="60"/>
+      </w:pPr>
+      <w:r>
+        <w:t xml:space="preserve">In MediaLedger, Settings → Plex, paste that address into </w:t>
+      </w:r>
+      <w:r>
+        <w:rPr>
+          <w:b/>
+          <w:bCs/>
+        </w:rPr>
+        <w:t xml:space="preserve">Paste the XML address</w:t>
+      </w:r>
+      <w:r>
+        <w:t xml:space="preserve">. The token is pulled out into the token field, the server URL is filled in when the address came from your LAN (for Plex on the NAS, </w:t>
+      </w:r>
+      <w:r>
+        <w:rPr>
+          <w:rFonts w:ascii="Consolas" w:cs="Consolas" w:eastAsia="Consolas" w:hAnsi="Consolas"/>
+          <w:sz w:val="19"/>
+          <w:szCs w:val="19"/>
+          <w:shd w:fill="EEF1F5" w:val="clear"/>
+        </w:rPr>
+        <w:t xml:space="preserve">http://192.168.1.204:32400</w:t>
+      </w:r>
+      <w:r>
+        <w:t xml:space="preserve">), and the pasted text is discarded. Press </w:t>
+      </w:r>
+      <w:r>
+        <w:rPr>
+          <w:b/>
+          <w:bCs/>
+        </w:rPr>
+        <w:t xml:space="preserve">Test</w:t>
+      </w:r>
+      <w:r>
+        <w:t xml:space="preserve">. It reports the server version and lists the libraries it can see.</w:t>
+      </w:r>
+    </w:p>
+    <w:p>
+      <w:pPr>
+        <w:pStyle w:val="ListParagraph"/>
+        <w:numPr>
+          <w:ilvl w:val="0"/>
+          <w:numId w:val="5"/>
+        </w:numPr>
+        <w:spacing w:after="60"/>
+      </w:pPr>
+      <w:r>
+        <w:t xml:space="preserve">Press </w:t>
+      </w:r>
+      <w:r>
+        <w:rPr>
+          <w:b/>
+          <w:bCs/>
+        </w:rPr>
+        <w:t xml:space="preserve">Sync now</w:t>
+      </w:r>
+      <w:r>
+        <w:t xml:space="preserve">. The first sync derives the path mapping from the first file it recognises, for example </w:t>
+      </w:r>
+      <w:r>
+        <w:rPr>
+          <w:rFonts w:ascii="Consolas" w:cs="Consolas" w:eastAsia="Consolas" w:hAnsi="Consolas"/>
+          <w:sz w:val="19"/>
+          <w:szCs w:val="19"/>
+          <w:shd w:fill="EEF1F5" w:val="clear"/>
+        </w:rPr>
+        <w:t xml:space="preserve">/media</w:t>
+      </w:r>
+      <w:r>
+        <w:t xml:space="preserve"> → </w:t>
+      </w:r>
+      <w:r>
+        <w:rPr>
+          <w:rFonts w:ascii="Consolas" w:cs="Consolas" w:eastAsia="Consolas" w:hAnsi="Consolas"/>
+          <w:sz w:val="19"/>
+          <w:szCs w:val="19"/>
+          <w:shd w:fill="EEF1F5" w:val="clear"/>
+        </w:rPr>
+        <w:t xml:space="preserve">\\192.168.1.204\Apocrypha_Media_Pool</w:t>
+      </w:r>
+      <w:r>
+        <w:t xml:space="preserve">, and shows it for editing.</w:t>
+      </w:r>
+    </w:p>
+    <w:p>
+      <w:pPr>
+        <w:pStyle w:val="ListParagraph"/>
+        <w:numPr>
+          <w:ilvl w:val="0"/>
+          <w:numId w:val="5"/>
+        </w:numPr>
+        <w:spacing w:after="60"/>
+      </w:pPr>
+      <w:r>
+        <w:t xml:space="preserve">Tick </w:t>
+      </w:r>
+      <w:r>
+        <w:rPr>
+          <w:b/>
+          <w:bCs/>
+        </w:rPr>
+        <w:t xml:space="preserve">Sync after every scan</w:t>
+      </w:r>
+      <w:r>
+        <w:t xml:space="preserve"> to keep it current.</w:t>
+      </w:r>
+    </w:p>
+    <w:p>
+      <w:pPr>
+        <w:pStyle w:val="Heading2"/>
+      </w:pPr>
+      <w:r>
+        <w:t xml:space="preserve">19.2 What a sync stores</w:t>
       </w:r>
     </w:p>
     <w:tbl>
@@ -11883,8 +11508,8 @@
         </w:tblBorders>
       </w:tblPr>
       <w:tblGrid>
-        <w:gridCol w:w="2600"/>
-        <w:gridCol w:w="6760"/>
+        <w:gridCol w:w="4680"/>
+        <w:gridCol w:w="4680"/>
       </w:tblGrid>
       <w:tr>
         <w:tc>
@@ -11906,7 +11531,7 @@
                 <w:sz w:val="19"/>
                 <w:szCs w:val="19"/>
               </w:rPr>
-              <w:t xml:space="preserve">Panel</w:t>
+              <w:t xml:space="preserve">Per file</w:t>
             </w:r>
           </w:p>
         </w:tc>
@@ -11929,7 +11554,7 @@
                 <w:sz w:val="19"/>
                 <w:szCs w:val="19"/>
               </w:rPr>
-              <w:t xml:space="preserve">What it shows</w:t>
+              <w:t xml:space="preserve">Per show</w:t>
             </w:r>
           </w:p>
         </w:tc>
@@ -11953,423 +11578,29 @@
                 <w:sz w:val="19"/>
                 <w:szCs w:val="19"/>
               </w:rPr>
-              <w:t xml:space="preserve">Health</w:t>
-            </w:r>
-          </w:p>
-        </w:tc>
-        <w:tc>
-          <w:tcPr>
-            <w:tcW w:type="dxa" w:w="0"/>
-            <w:tcMar>
-              <w:top w:type="dxa" w:w="60"/>
-              <w:left w:type="dxa" w:w="100"/>
-              <w:bottom w:type="dxa" w:w="60"/>
-              <w:right w:type="dxa" w:w="100"/>
-            </w:tcMar>
-          </w:tcPr>
-          <w:p>
-            <w:r>
-              <w:rPr>
-                <w:b w:val="false"/>
-                <w:bCs w:val="false"/>
-                <w:sz w:val="19"/>
-                <w:szCs w:val="19"/>
-              </w:rPr>
-              <w:t xml:space="preserve">One verdict, </w:t>
-            </w:r>
-            <w:r>
-              <w:rPr>
-                <w:b w:val="false"/>
-                <w:bCs w:val="false"/>
-                <w:sz w:val="19"/>
-                <w:szCs w:val="19"/>
-              </w:rPr>
-              <w:t xml:space="preserve">All good</w:t>
-            </w:r>
-            <w:r>
-              <w:rPr>
-                <w:b w:val="false"/>
-                <w:bCs w:val="false"/>
-                <w:sz w:val="19"/>
-                <w:szCs w:val="19"/>
-              </w:rPr>
-              <w:t xml:space="preserve">, </w:t>
-            </w:r>
-            <w:r>
-              <w:rPr>
-                <w:b w:val="false"/>
-                <w:bCs w:val="false"/>
-                <w:sz w:val="19"/>
-                <w:szCs w:val="19"/>
-              </w:rPr>
-              <w:t xml:space="preserve">Attention</w:t>
-            </w:r>
-            <w:r>
-              <w:rPr>
-                <w:b w:val="false"/>
-                <w:bCs w:val="false"/>
-                <w:sz w:val="19"/>
-                <w:szCs w:val="19"/>
-              </w:rPr>
-              <w:t xml:space="preserve"> or </w:t>
-            </w:r>
-            <w:r>
-              <w:rPr>
-                <w:b w:val="false"/>
-                <w:bCs w:val="false"/>
-                <w:sz w:val="19"/>
-                <w:szCs w:val="19"/>
-              </w:rPr>
-              <w:t xml:space="preserve">Problem</w:t>
-            </w:r>
-            <w:r>
-              <w:rPr>
-                <w:b w:val="false"/>
-                <w:bCs w:val="false"/>
-                <w:sz w:val="19"/>
-                <w:szCs w:val="19"/>
-              </w:rPr>
-              <w:t xml:space="preserve">, with every triggered rule listed under it. Rules: SoC over 70 °C (attention) or 80 °C (problem); throttling or under-voltage now (problem) or since boot (attention); memory over 85 / 95 %; swapping; a disk over 90 % or under 5 GB free (attention), over 97 % or under 1 GB (problem); a root that cannot be reached while no scan is running. The System entry in the sidebar shows a dot whenever the verdict is not green.</w:t>
-            </w:r>
-          </w:p>
-        </w:tc>
-      </w:tr>
-      <w:tr>
-        <w:tc>
-          <w:tcPr>
-            <w:tcW w:type="dxa" w:w="0"/>
-            <w:tcMar>
-              <w:top w:type="dxa" w:w="60"/>
-              <w:left w:type="dxa" w:w="100"/>
-              <w:bottom w:type="dxa" w:w="60"/>
-              <w:right w:type="dxa" w:w="100"/>
-            </w:tcMar>
-          </w:tcPr>
-          <w:p>
-            <w:r>
-              <w:rPr>
-                <w:b w:val="false"/>
-                <w:bCs w:val="false"/>
-                <w:sz w:val="19"/>
-                <w:szCs w:val="19"/>
-              </w:rPr>
-              <w:t xml:space="preserve">SoC temperature (Pi only)</w:t>
-            </w:r>
-          </w:p>
-        </w:tc>
-        <w:tc>
-          <w:tcPr>
-            <w:tcW w:type="dxa" w:w="0"/>
-            <w:tcMar>
-              <w:top w:type="dxa" w:w="60"/>
-              <w:left w:type="dxa" w:w="100"/>
-              <w:bottom w:type="dxa" w:w="60"/>
-              <w:right w:type="dxa" w:w="100"/>
-            </w:tcMar>
-          </w:tcPr>
-          <w:p>
-            <w:r>
-              <w:rPr>
-                <w:b w:val="false"/>
-                <w:bCs w:val="false"/>
-                <w:sz w:val="19"/>
-                <w:szCs w:val="19"/>
-              </w:rPr>
-              <w:t xml:space="preserve">Current chip temperature, clock speed and core voltage. The Pi firmware soft-limits at 80 °C and throttles at 85 °C; a scan on a caseless Pi 4 usually sits in the 50s to 60s.</w:t>
-            </w:r>
-          </w:p>
-        </w:tc>
-      </w:tr>
-      <w:tr>
-        <w:tc>
-          <w:tcPr>
-            <w:tcW w:type="dxa" w:w="0"/>
-            <w:tcMar>
-              <w:top w:type="dxa" w:w="60"/>
-              <w:left w:type="dxa" w:w="100"/>
-              <w:bottom w:type="dxa" w:w="60"/>
-              <w:right w:type="dxa" w:w="100"/>
-            </w:tcMar>
-          </w:tcPr>
-          <w:p>
-            <w:r>
-              <w:rPr>
-                <w:b w:val="false"/>
-                <w:bCs w:val="false"/>
-                <w:sz w:val="19"/>
-                <w:szCs w:val="19"/>
-              </w:rPr>
-              <w:t xml:space="preserve">Power &amp; throttling (Pi only)</w:t>
-            </w:r>
-          </w:p>
-        </w:tc>
-        <w:tc>
-          <w:tcPr>
-            <w:tcW w:type="dxa" w:w="0"/>
-            <w:tcMar>
-              <w:top w:type="dxa" w:w="60"/>
-              <w:left w:type="dxa" w:w="100"/>
-              <w:bottom w:type="dxa" w:w="60"/>
-              <w:right w:type="dxa" w:w="100"/>
-            </w:tcMar>
-          </w:tcPr>
-          <w:p>
-            <w:r>
-              <w:rPr>
-                <w:b w:val="false"/>
-                <w:bCs w:val="false"/>
-                <w:sz w:val="19"/>
-                <w:szCs w:val="19"/>
-              </w:rPr>
-              <w:t xml:space="preserve">The firmware's throttling flags. </w:t>
-            </w:r>
-            <w:r>
-              <w:rPr>
-                <w:b w:val="false"/>
-                <w:bCs w:val="false"/>
-                <w:sz w:val="19"/>
-                <w:szCs w:val="19"/>
-              </w:rPr>
-              <w:t xml:space="preserve">Healthy</w:t>
-            </w:r>
-            <w:r>
-              <w:rPr>
-                <w:b w:val="false"/>
-                <w:bCs w:val="false"/>
-                <w:sz w:val="19"/>
-                <w:szCs w:val="19"/>
-              </w:rPr>
-              <w:t xml:space="preserve"> means no under-voltage or frequency capping since boot. "Under-voltage has occurred" means the power supply or cable is weak; fix that before trusting long scans.</w:t>
-            </w:r>
-          </w:p>
-        </w:tc>
-      </w:tr>
-      <w:tr>
-        <w:tc>
-          <w:tcPr>
-            <w:tcW w:type="dxa" w:w="0"/>
-            <w:tcMar>
-              <w:top w:type="dxa" w:w="60"/>
-              <w:left w:type="dxa" w:w="100"/>
-              <w:bottom w:type="dxa" w:w="60"/>
-              <w:right w:type="dxa" w:w="100"/>
-            </w:tcMar>
-          </w:tcPr>
-          <w:p>
-            <w:r>
-              <w:rPr>
-                <w:b w:val="false"/>
-                <w:bCs w:val="false"/>
-                <w:sz w:val="19"/>
-                <w:szCs w:val="19"/>
-              </w:rPr>
-              <w:t xml:space="preserve">CPU</w:t>
-            </w:r>
-          </w:p>
-        </w:tc>
-        <w:tc>
-          <w:tcPr>
-            <w:tcW w:type="dxa" w:w="0"/>
-            <w:tcMar>
-              <w:top w:type="dxa" w:w="60"/>
-              <w:left w:type="dxa" w:w="100"/>
-              <w:bottom w:type="dxa" w:w="60"/>
-              <w:right w:type="dxa" w:w="100"/>
-            </w:tcMar>
-          </w:tcPr>
-          <w:p>
-            <w:r>
-              <w:rPr>
-                <w:b w:val="false"/>
-                <w:bCs w:val="false"/>
-                <w:sz w:val="19"/>
-                <w:szCs w:val="19"/>
-              </w:rPr>
-              <w:t xml:space="preserve">Overall percentage, per-core bars and the 1 / 5 / 15 minute load averages.</w:t>
-            </w:r>
-          </w:p>
-        </w:tc>
-      </w:tr>
-      <w:tr>
-        <w:tc>
-          <w:tcPr>
-            <w:tcW w:type="dxa" w:w="0"/>
-            <w:tcMar>
-              <w:top w:type="dxa" w:w="60"/>
-              <w:left w:type="dxa" w:w="100"/>
-              <w:bottom w:type="dxa" w:w="60"/>
-              <w:right w:type="dxa" w:w="100"/>
-            </w:tcMar>
-          </w:tcPr>
-          <w:p>
-            <w:r>
-              <w:rPr>
-                <w:b w:val="false"/>
-                <w:bCs w:val="false"/>
-                <w:sz w:val="19"/>
-                <w:szCs w:val="19"/>
-              </w:rPr>
-              <w:t xml:space="preserve">Memory</w:t>
-            </w:r>
-          </w:p>
-        </w:tc>
-        <w:tc>
-          <w:tcPr>
-            <w:tcW w:type="dxa" w:w="0"/>
-            <w:tcMar>
-              <w:top w:type="dxa" w:w="60"/>
-              <w:left w:type="dxa" w:w="100"/>
-              <w:bottom w:type="dxa" w:w="60"/>
-              <w:right w:type="dxa" w:w="100"/>
-            </w:tcMar>
-          </w:tcPr>
-          <w:p>
-            <w:r>
-              <w:rPr>
-                <w:b w:val="false"/>
-                <w:bCs w:val="false"/>
-                <w:sz w:val="19"/>
-                <w:szCs w:val="19"/>
-              </w:rPr>
-              <w:t xml:space="preserve">Used against total, swap if any, and the size of the MediaLedger process itself.</w:t>
-            </w:r>
-          </w:p>
-        </w:tc>
-      </w:tr>
-      <w:tr>
-        <w:tc>
-          <w:tcPr>
-            <w:tcW w:type="dxa" w:w="0"/>
-            <w:tcMar>
-              <w:top w:type="dxa" w:w="60"/>
-              <w:left w:type="dxa" w:w="100"/>
-              <w:bottom w:type="dxa" w:w="60"/>
-              <w:right w:type="dxa" w:w="100"/>
-            </w:tcMar>
-          </w:tcPr>
-          <w:p>
-            <w:r>
-              <w:rPr>
-                <w:b w:val="false"/>
-                <w:bCs w:val="false"/>
-                <w:sz w:val="19"/>
-                <w:szCs w:val="19"/>
-              </w:rPr>
-              <w:t xml:space="preserve">Data disk</w:t>
-            </w:r>
-          </w:p>
-        </w:tc>
-        <w:tc>
-          <w:tcPr>
-            <w:tcW w:type="dxa" w:w="0"/>
-            <w:tcMar>
-              <w:top w:type="dxa" w:w="60"/>
-              <w:left w:type="dxa" w:w="100"/>
-              <w:bottom w:type="dxa" w:w="60"/>
-              <w:right w:type="dxa" w:w="100"/>
-            </w:tcMar>
-          </w:tcPr>
-          <w:p>
-            <w:r>
-              <w:rPr>
-                <w:b w:val="false"/>
-                <w:bCs w:val="false"/>
-                <w:sz w:val="19"/>
-                <w:szCs w:val="19"/>
-              </w:rPr>
-              <w:t xml:space="preserve">Free space where the database, log and exports live, and the database size.</w:t>
-            </w:r>
-          </w:p>
-        </w:tc>
-      </w:tr>
-      <w:tr>
-        <w:tc>
-          <w:tcPr>
-            <w:tcW w:type="dxa" w:w="0"/>
-            <w:tcMar>
-              <w:top w:type="dxa" w:w="60"/>
-              <w:left w:type="dxa" w:w="100"/>
-              <w:bottom w:type="dxa" w:w="60"/>
-              <w:right w:type="dxa" w:w="100"/>
-            </w:tcMar>
-          </w:tcPr>
-          <w:p>
-            <w:r>
-              <w:rPr>
-                <w:b w:val="false"/>
-                <w:bCs w:val="false"/>
-                <w:sz w:val="19"/>
-                <w:szCs w:val="19"/>
-              </w:rPr>
-              <w:t xml:space="preserve">Network</w:t>
-            </w:r>
-          </w:p>
-        </w:tc>
-        <w:tc>
-          <w:tcPr>
-            <w:tcW w:type="dxa" w:w="0"/>
-            <w:tcMar>
-              <w:top w:type="dxa" w:w="60"/>
-              <w:left w:type="dxa" w:w="100"/>
-              <w:bottom w:type="dxa" w:w="60"/>
-              <w:right w:type="dxa" w:w="100"/>
-            </w:tcMar>
-          </w:tcPr>
-          <w:p>
-            <w:r>
-              <w:rPr>
-                <w:b w:val="false"/>
-                <w:bCs w:val="false"/>
-                <w:sz w:val="19"/>
-                <w:szCs w:val="19"/>
-              </w:rPr>
-              <w:t xml:space="preserve">Download and upload rate. During a scan the download line is the share being read.</w:t>
-            </w:r>
-          </w:p>
-        </w:tc>
-      </w:tr>
-      <w:tr>
-        <w:tc>
-          <w:tcPr>
-            <w:tcW w:type="dxa" w:w="0"/>
-            <w:tcMar>
-              <w:top w:type="dxa" w:w="60"/>
-              <w:left w:type="dxa" w:w="100"/>
-              <w:bottom w:type="dxa" w:w="60"/>
-              <w:right w:type="dxa" w:w="100"/>
-            </w:tcMar>
-          </w:tcPr>
-          <w:p>
-            <w:r>
-              <w:rPr>
-                <w:b w:val="false"/>
-                <w:bCs w:val="false"/>
-                <w:sz w:val="19"/>
-                <w:szCs w:val="19"/>
-              </w:rPr>
-              <w:t xml:space="preserve">Storage</w:t>
-            </w:r>
-          </w:p>
-        </w:tc>
-        <w:tc>
-          <w:tcPr>
-            <w:tcW w:type="dxa" w:w="0"/>
-            <w:tcMar>
-              <w:top w:type="dxa" w:w="60"/>
-              <w:left w:type="dxa" w:w="100"/>
-              <w:bottom w:type="dxa" w:w="60"/>
-              <w:right w:type="dxa" w:w="100"/>
-            </w:tcMar>
-          </w:tcPr>
-          <w:p>
-            <w:r>
-              <w:rPr>
-                <w:b w:val="false"/>
-                <w:bCs w:val="false"/>
-                <w:sz w:val="19"/>
-                <w:szCs w:val="19"/>
-              </w:rPr>
-              <w:t xml:space="preserve">Free space and fill percentage of the data folder and of every enabled root, measured through the share.</w:t>
+              <w:t xml:space="preserve">Plex title and year, rating key, IMDb / TMDB / TVDB ids, your Plex rating, audience rating, play count, last viewed, resume offset, library section</w:t>
+            </w:r>
+          </w:p>
+        </w:tc>
+        <w:tc>
+          <w:tcPr>
+            <w:tcW w:type="dxa" w:w="0"/>
+            <w:tcMar>
+              <w:top w:type="dxa" w:w="60"/>
+              <w:left w:type="dxa" w:w="100"/>
+              <w:bottom w:type="dxa" w:w="60"/>
+              <w:right w:type="dxa" w:w="100"/>
+            </w:tcMar>
+          </w:tcPr>
+          <w:p>
+            <w:r>
+              <w:rPr>
+                <w:b w:val="false"/>
+                <w:bCs w:val="false"/>
+                <w:sz w:val="19"/>
+                <w:szCs w:val="19"/>
+              </w:rPr>
+              <w:t xml:space="preserve">Plex's title and year, ids, your rating, audience rating, episode and watched counts, content rating</w:t>
             </w:r>
           </w:p>
         </w:tc>
@@ -12377,14 +11608,49 @@
     </w:tbl>
     <w:p>
       <w:pPr>
-        <w:pBdr>
-          <w:left w:val="single" w:color="5AA9FF" w:sz="12" w:space="8"/>
-        </w:pBdr>
-        <w:spacing w:after="160" w:before="60"/>
-        <w:ind w:left="360"/>
-      </w:pPr>
-      <w:r>
-        <w:t xml:space="preserve">The thresholds live at the top of </w:t>
+        <w:spacing w:after="120"/>
+      </w:pPr>
+      <w:r>
+        <w:t xml:space="preserve">These appear on the Ratings tab (Plex, Plex mine, Watched), on the series lists (Watched %, your Plex rating beside your stars), and as the optional truth source for the movie naming engine. The status line under the Sync button reports how many Plex items matched a file and lists examples of files Plex does not have.</w:t>
+      </w:r>
+    </w:p>
+    <w:p>
+      <w:pPr>
+        <w:pStyle w:val="Heading2"/>
+      </w:pPr>
+      <w:r>
+        <w:t xml:space="preserve">19.3 Plex webhook</w:t>
+      </w:r>
+    </w:p>
+    <w:p>
+      <w:pPr>
+        <w:spacing w:after="120"/>
+      </w:pPr>
+      <w:r>
+        <w:t xml:space="preserve">A sync pulls from Plex on a schedule; a webhook lets Plex push to MediaLedger the moment something happens. Webhooks are a Plex Pass feature and need a server that is always listening, so they work on the Raspberry Pi web server only. The desktop app shows a note instead.</w:t>
+      </w:r>
+    </w:p>
+    <w:p>
+      <w:pPr>
+        <w:pStyle w:val="ListParagraph"/>
+        <w:numPr>
+          <w:ilvl w:val="0"/>
+          <w:numId w:val="6"/>
+        </w:numPr>
+        <w:spacing w:after="60"/>
+      </w:pPr>
+      <w:r>
+        <w:t xml:space="preserve">On the Pi, Settings → Plex → </w:t>
+      </w:r>
+      <w:r>
+        <w:rPr>
+          <w:b/>
+          <w:bCs/>
+        </w:rPr>
+        <w:t xml:space="preserve">Webhook (Plex Pass)</w:t>
+      </w:r>
+      <w:r>
+        <w:t xml:space="preserve">: switch it on. A URL of the form </w:t>
       </w:r>
       <w:r>
         <w:rPr>
@@ -12393,30 +11659,306 @@
           <w:szCs w:val="19"/>
           <w:shd w:fill="EEF1F5" w:val="clear"/>
         </w:rPr>
-        <w:t xml:space="preserve">healthOf()</w:t>
-      </w:r>
-      <w:r>
-        <w:t xml:space="preserve"> in </w:t>
-      </w:r>
-      <w:r>
-        <w:rPr>
-          <w:rFonts w:ascii="Consolas" w:cs="Consolas" w:eastAsia="Consolas" w:hAnsi="Consolas"/>
-          <w:sz w:val="19"/>
-          <w:szCs w:val="19"/>
-          <w:shd w:fill="EEF1F5" w:val="clear"/>
-        </w:rPr>
-        <w:t xml:space="preserve">src/main/sysmon.js</w:t>
-      </w:r>
-      <w:r>
-        <w:t xml:space="preserve"> if you want to tune them for a different case or fan.</w:t>
-      </w:r>
-    </w:p>
-    <w:p>
-      <w:pPr>
-        <w:pStyle w:val="Heading2"/>
-      </w:pPr>
-      <w:r>
-        <w:t xml:space="preserve">20.1 Log</w:t>
+        <w:t xml:space="preserve">http://&lt;pi&gt;:8080/api/plex/webhook?key=…</w:t>
+      </w:r>
+      <w:r>
+        <w:t xml:space="preserve"> appears with a copy button.</w:t>
+      </w:r>
+    </w:p>
+    <w:p>
+      <w:pPr>
+        <w:pStyle w:val="ListParagraph"/>
+        <w:numPr>
+          <w:ilvl w:val="0"/>
+          <w:numId w:val="6"/>
+        </w:numPr>
+        <w:spacing w:after="60"/>
+      </w:pPr>
+      <w:r>
+        <w:t xml:space="preserve">In Plex Web: Settings → </w:t>
+      </w:r>
+      <w:r>
+        <w:rPr>
+          <w:b/>
+          <w:bCs/>
+        </w:rPr>
+        <w:t xml:space="preserve">Webhooks</w:t>
+      </w:r>
+      <w:r>
+        <w:t xml:space="preserve"> → Add webhook, paste the URL, save.</w:t>
+      </w:r>
+    </w:p>
+    <w:p>
+      <w:pPr>
+        <w:pStyle w:val="ListParagraph"/>
+        <w:numPr>
+          <w:ilvl w:val="0"/>
+          <w:numId w:val="6"/>
+        </w:numPr>
+        <w:spacing w:after="60"/>
+      </w:pPr>
+      <w:r>
+        <w:t xml:space="preserve">Play or rate something in Plex. The last events received are listed under the switch, so you can confirm the link works.</w:t>
+      </w:r>
+    </w:p>
+    <w:tbl>
+      <w:tblPr>
+        <w:tblW w:type="dxa" w:w="9360"/>
+        <w:tblBorders>
+          <w:top w:val="single" w:color="auto" w:sz="4"/>
+          <w:left w:val="single" w:color="auto" w:sz="4"/>
+          <w:bottom w:val="single" w:color="auto" w:sz="4"/>
+          <w:right w:val="single" w:color="auto" w:sz="4"/>
+          <w:insideH w:val="single" w:color="auto" w:sz="4"/>
+          <w:insideV w:val="single" w:color="auto" w:sz="4"/>
+        </w:tblBorders>
+      </w:tblPr>
+      <w:tblGrid>
+        <w:gridCol w:w="3000"/>
+        <w:gridCol w:w="6360"/>
+      </w:tblGrid>
+      <w:tr>
+        <w:tc>
+          <w:tcPr>
+            <w:tcW w:type="dxa" w:w="0"/>
+            <w:shd w:fill="DDE6F2" w:val="clear"/>
+            <w:tcMar>
+              <w:top w:type="dxa" w:w="60"/>
+              <w:left w:type="dxa" w:w="100"/>
+              <w:bottom w:type="dxa" w:w="60"/>
+              <w:right w:type="dxa" w:w="100"/>
+            </w:tcMar>
+          </w:tcPr>
+          <w:p>
+            <w:r>
+              <w:rPr>
+                <w:b/>
+                <w:bCs/>
+                <w:sz w:val="19"/>
+                <w:szCs w:val="19"/>
+              </w:rPr>
+              <w:t xml:space="preserve">Plex event</w:t>
+            </w:r>
+          </w:p>
+        </w:tc>
+        <w:tc>
+          <w:tcPr>
+            <w:tcW w:type="dxa" w:w="0"/>
+            <w:shd w:fill="DDE6F2" w:val="clear"/>
+            <w:tcMar>
+              <w:top w:type="dxa" w:w="60"/>
+              <w:left w:type="dxa" w:w="100"/>
+              <w:bottom w:type="dxa" w:w="60"/>
+              <w:right w:type="dxa" w:w="100"/>
+            </w:tcMar>
+          </w:tcPr>
+          <w:p>
+            <w:r>
+              <w:rPr>
+                <w:b/>
+                <w:bCs/>
+                <w:sz w:val="19"/>
+                <w:szCs w:val="19"/>
+              </w:rPr>
+              <w:t xml:space="preserve">What MediaLedger does</w:t>
+            </w:r>
+          </w:p>
+        </w:tc>
+      </w:tr>
+      <w:tr>
+        <w:tc>
+          <w:tcPr>
+            <w:tcW w:type="dxa" w:w="0"/>
+            <w:tcMar>
+              <w:top w:type="dxa" w:w="60"/>
+              <w:left w:type="dxa" w:w="100"/>
+              <w:bottom w:type="dxa" w:w="60"/>
+              <w:right w:type="dxa" w:w="100"/>
+            </w:tcMar>
+          </w:tcPr>
+          <w:p>
+            <w:r>
+              <w:rPr>
+                <w:b w:val="false"/>
+                <w:bCs w:val="false"/>
+                <w:sz w:val="19"/>
+                <w:szCs w:val="19"/>
+              </w:rPr>
+              <w:t xml:space="preserve">Item added to a library</w:t>
+            </w:r>
+          </w:p>
+        </w:tc>
+        <w:tc>
+          <w:tcPr>
+            <w:tcW w:type="dxa" w:w="0"/>
+            <w:tcMar>
+              <w:top w:type="dxa" w:w="60"/>
+              <w:left w:type="dxa" w:w="100"/>
+              <w:bottom w:type="dxa" w:w="60"/>
+              <w:right w:type="dxa" w:w="100"/>
+            </w:tcMar>
+          </w:tcPr>
+          <w:p>
+            <w:r>
+              <w:rPr>
+                <w:b w:val="false"/>
+                <w:bCs w:val="false"/>
+                <w:sz w:val="19"/>
+                <w:szCs w:val="19"/>
+              </w:rPr>
+              <w:t xml:space="preserve">Queues a scan two minutes later, so a batch of new files arrives in one scan rather than one scan per file.</w:t>
+            </w:r>
+          </w:p>
+        </w:tc>
+      </w:tr>
+      <w:tr>
+        <w:tc>
+          <w:tcPr>
+            <w:tcW w:type="dxa" w:w="0"/>
+            <w:tcMar>
+              <w:top w:type="dxa" w:w="60"/>
+              <w:left w:type="dxa" w:w="100"/>
+              <w:bottom w:type="dxa" w:w="60"/>
+              <w:right w:type="dxa" w:w="100"/>
+            </w:tcMar>
+          </w:tcPr>
+          <w:p>
+            <w:r>
+              <w:rPr>
+                <w:b w:val="false"/>
+                <w:bCs w:val="false"/>
+                <w:sz w:val="19"/>
+                <w:szCs w:val="19"/>
+              </w:rPr>
+              <w:t xml:space="preserve">Watched (scrobble)</w:t>
+            </w:r>
+          </w:p>
+        </w:tc>
+        <w:tc>
+          <w:tcPr>
+            <w:tcW w:type="dxa" w:w="0"/>
+            <w:tcMar>
+              <w:top w:type="dxa" w:w="60"/>
+              <w:left w:type="dxa" w:w="100"/>
+              <w:bottom w:type="dxa" w:w="60"/>
+              <w:right w:type="dxa" w:w="100"/>
+            </w:tcMar>
+          </w:tcPr>
+          <w:p>
+            <w:r>
+              <w:rPr>
+                <w:b w:val="false"/>
+                <w:bCs w:val="false"/>
+                <w:sz w:val="19"/>
+                <w:szCs w:val="19"/>
+              </w:rPr>
+              <w:t xml:space="preserve">Updates the play count and last-viewed time of the linked file at once.</w:t>
+            </w:r>
+          </w:p>
+        </w:tc>
+      </w:tr>
+      <w:tr>
+        <w:tc>
+          <w:tcPr>
+            <w:tcW w:type="dxa" w:w="0"/>
+            <w:tcMar>
+              <w:top w:type="dxa" w:w="60"/>
+              <w:left w:type="dxa" w:w="100"/>
+              <w:bottom w:type="dxa" w:w="60"/>
+              <w:right w:type="dxa" w:w="100"/>
+            </w:tcMar>
+          </w:tcPr>
+          <w:p>
+            <w:r>
+              <w:rPr>
+                <w:b w:val="false"/>
+                <w:bCs w:val="false"/>
+                <w:sz w:val="19"/>
+                <w:szCs w:val="19"/>
+              </w:rPr>
+              <w:t xml:space="preserve">Rated</w:t>
+            </w:r>
+          </w:p>
+        </w:tc>
+        <w:tc>
+          <w:tcPr>
+            <w:tcW w:type="dxa" w:w="0"/>
+            <w:tcMar>
+              <w:top w:type="dxa" w:w="60"/>
+              <w:left w:type="dxa" w:w="100"/>
+              <w:bottom w:type="dxa" w:w="60"/>
+              <w:right w:type="dxa" w:w="100"/>
+            </w:tcMar>
+          </w:tcPr>
+          <w:p>
+            <w:r>
+              <w:rPr>
+                <w:b w:val="false"/>
+                <w:bCs w:val="false"/>
+                <w:sz w:val="19"/>
+                <w:szCs w:val="19"/>
+              </w:rPr>
+              <w:t xml:space="preserve">Stores the new rating on the linked file at once.</w:t>
+            </w:r>
+          </w:p>
+        </w:tc>
+      </w:tr>
+    </w:tbl>
+    <w:p>
+      <w:pPr>
+        <w:pBdr>
+          <w:left w:val="single" w:color="F0B429" w:sz="12" w:space="8"/>
+        </w:pBdr>
+        <w:spacing w:after="160" w:before="60"/>
+        <w:ind w:left="360"/>
+      </w:pPr>
+      <w:r>
+        <w:t xml:space="preserve">The key in the URL is the credential: anyone who has it can post events. </w:t>
+      </w:r>
+      <w:r>
+        <w:rPr>
+          <w:b/>
+          <w:bCs/>
+        </w:rPr>
+        <w:t xml:space="preserve">New key</w:t>
+      </w:r>
+      <w:r>
+        <w:t xml:space="preserve"> generates another and invalidates the old one; update the URL in Plex afterwards. LAN-only still applies, so a Plex server on the internet cannot reach the webhook unless you turn that rule off.</w:t>
+      </w:r>
+    </w:p>
+    <w:p>
+      <w:pPr>
+        <w:spacing w:after="120"/>
+      </w:pPr>
+      <w:r>
+        <w:t xml:space="preserve">Under the last-sync line a table breaks the sync down </w:t>
+      </w:r>
+      <w:r>
+        <w:rPr>
+          <w:b/>
+          <w:bCs/>
+        </w:rPr>
+        <w:t xml:space="preserve">per Plex library</w:t>
+      </w:r>
+      <w:r>
+        <w:t xml:space="preserve">: items, matched, unmatched and why. *No path mapping covers this folder* means that library lives under a path none of your mappings translate: add a mapping for it. *File is not in a scanned root* means Plex has files MediaLedger does not scan: add the root, or ignore it if that library is not meant to be tracked. The first unmatched path is shown as Plex reports it and as MediaLedger translated it, which is usually enough to see the difference.</w:t>
+      </w:r>
+    </w:p>
+    <w:p>
+      <w:pPr>
+        <w:pStyle w:val="Heading1"/>
+        <w:pageBreakBefore/>
+      </w:pPr>
+      <w:r>
+        <w:t xml:space="preserve">20. System (health and hardware)</w:t>
+      </w:r>
+    </w:p>
+    <w:p>
+      <w:pPr>
+        <w:spacing w:after="120"/>
+      </w:pPr>
+      <w:r>
+        <w:t xml:space="preserve">The System tab watches the machine MediaLedger runs on. On the desktop that is your PC; on the Raspberry Pi it is the board itself, where temperature and power matter. It samples every 5 seconds and keeps one hour of history in memory (nothing is written to the database or the SD card).</w:t>
       </w:r>
     </w:p>
     <w:p>
@@ -12478,6 +12020,617 @@
           <w:sz w:val="18"/>
           <w:szCs w:val="18"/>
         </w:rPr>
+        <w:t xml:space="preserve">System tab on the desktop: health, CPU per core, memory, data disk, network, and free space on every root.</w:t>
+      </w:r>
+    </w:p>
+    <w:tbl>
+      <w:tblPr>
+        <w:tblW w:type="dxa" w:w="9360"/>
+        <w:tblBorders>
+          <w:top w:val="single" w:color="auto" w:sz="4"/>
+          <w:left w:val="single" w:color="auto" w:sz="4"/>
+          <w:bottom w:val="single" w:color="auto" w:sz="4"/>
+          <w:right w:val="single" w:color="auto" w:sz="4"/>
+          <w:insideH w:val="single" w:color="auto" w:sz="4"/>
+          <w:insideV w:val="single" w:color="auto" w:sz="4"/>
+        </w:tblBorders>
+      </w:tblPr>
+      <w:tblGrid>
+        <w:gridCol w:w="2600"/>
+        <w:gridCol w:w="6760"/>
+      </w:tblGrid>
+      <w:tr>
+        <w:tc>
+          <w:tcPr>
+            <w:tcW w:type="dxa" w:w="0"/>
+            <w:shd w:fill="DDE6F2" w:val="clear"/>
+            <w:tcMar>
+              <w:top w:type="dxa" w:w="60"/>
+              <w:left w:type="dxa" w:w="100"/>
+              <w:bottom w:type="dxa" w:w="60"/>
+              <w:right w:type="dxa" w:w="100"/>
+            </w:tcMar>
+          </w:tcPr>
+          <w:p>
+            <w:r>
+              <w:rPr>
+                <w:b/>
+                <w:bCs/>
+                <w:sz w:val="19"/>
+                <w:szCs w:val="19"/>
+              </w:rPr>
+              <w:t xml:space="preserve">Panel</w:t>
+            </w:r>
+          </w:p>
+        </w:tc>
+        <w:tc>
+          <w:tcPr>
+            <w:tcW w:type="dxa" w:w="0"/>
+            <w:shd w:fill="DDE6F2" w:val="clear"/>
+            <w:tcMar>
+              <w:top w:type="dxa" w:w="60"/>
+              <w:left w:type="dxa" w:w="100"/>
+              <w:bottom w:type="dxa" w:w="60"/>
+              <w:right w:type="dxa" w:w="100"/>
+            </w:tcMar>
+          </w:tcPr>
+          <w:p>
+            <w:r>
+              <w:rPr>
+                <w:b/>
+                <w:bCs/>
+                <w:sz w:val="19"/>
+                <w:szCs w:val="19"/>
+              </w:rPr>
+              <w:t xml:space="preserve">What it shows</w:t>
+            </w:r>
+          </w:p>
+        </w:tc>
+      </w:tr>
+      <w:tr>
+        <w:tc>
+          <w:tcPr>
+            <w:tcW w:type="dxa" w:w="0"/>
+            <w:tcMar>
+              <w:top w:type="dxa" w:w="60"/>
+              <w:left w:type="dxa" w:w="100"/>
+              <w:bottom w:type="dxa" w:w="60"/>
+              <w:right w:type="dxa" w:w="100"/>
+            </w:tcMar>
+          </w:tcPr>
+          <w:p>
+            <w:r>
+              <w:rPr>
+                <w:b w:val="false"/>
+                <w:bCs w:val="false"/>
+                <w:sz w:val="19"/>
+                <w:szCs w:val="19"/>
+              </w:rPr>
+              <w:t xml:space="preserve">Health</w:t>
+            </w:r>
+          </w:p>
+        </w:tc>
+        <w:tc>
+          <w:tcPr>
+            <w:tcW w:type="dxa" w:w="0"/>
+            <w:tcMar>
+              <w:top w:type="dxa" w:w="60"/>
+              <w:left w:type="dxa" w:w="100"/>
+              <w:bottom w:type="dxa" w:w="60"/>
+              <w:right w:type="dxa" w:w="100"/>
+            </w:tcMar>
+          </w:tcPr>
+          <w:p>
+            <w:r>
+              <w:rPr>
+                <w:b w:val="false"/>
+                <w:bCs w:val="false"/>
+                <w:sz w:val="19"/>
+                <w:szCs w:val="19"/>
+              </w:rPr>
+              <w:t xml:space="preserve">One verdict, </w:t>
+            </w:r>
+            <w:r>
+              <w:rPr>
+                <w:b w:val="false"/>
+                <w:bCs w:val="false"/>
+                <w:sz w:val="19"/>
+                <w:szCs w:val="19"/>
+              </w:rPr>
+              <w:t xml:space="preserve">All good</w:t>
+            </w:r>
+            <w:r>
+              <w:rPr>
+                <w:b w:val="false"/>
+                <w:bCs w:val="false"/>
+                <w:sz w:val="19"/>
+                <w:szCs w:val="19"/>
+              </w:rPr>
+              <w:t xml:space="preserve">, </w:t>
+            </w:r>
+            <w:r>
+              <w:rPr>
+                <w:b w:val="false"/>
+                <w:bCs w:val="false"/>
+                <w:sz w:val="19"/>
+                <w:szCs w:val="19"/>
+              </w:rPr>
+              <w:t xml:space="preserve">Attention</w:t>
+            </w:r>
+            <w:r>
+              <w:rPr>
+                <w:b w:val="false"/>
+                <w:bCs w:val="false"/>
+                <w:sz w:val="19"/>
+                <w:szCs w:val="19"/>
+              </w:rPr>
+              <w:t xml:space="preserve"> or </w:t>
+            </w:r>
+            <w:r>
+              <w:rPr>
+                <w:b w:val="false"/>
+                <w:bCs w:val="false"/>
+                <w:sz w:val="19"/>
+                <w:szCs w:val="19"/>
+              </w:rPr>
+              <w:t xml:space="preserve">Problem</w:t>
+            </w:r>
+            <w:r>
+              <w:rPr>
+                <w:b w:val="false"/>
+                <w:bCs w:val="false"/>
+                <w:sz w:val="19"/>
+                <w:szCs w:val="19"/>
+              </w:rPr>
+              <w:t xml:space="preserve">, with every triggered rule listed under it. Rules: SoC over 70 °C (attention) or 80 °C (problem); throttling or under-voltage now (problem) or since boot (attention); memory over 85 / 95 %; swapping; a disk over 90 % or under 5 GB free (attention), over 97 % or under 1 GB (problem); a root that cannot be reached while no scan is running. The System entry in the sidebar shows a dot whenever the verdict is not green.</w:t>
+            </w:r>
+          </w:p>
+        </w:tc>
+      </w:tr>
+      <w:tr>
+        <w:tc>
+          <w:tcPr>
+            <w:tcW w:type="dxa" w:w="0"/>
+            <w:tcMar>
+              <w:top w:type="dxa" w:w="60"/>
+              <w:left w:type="dxa" w:w="100"/>
+              <w:bottom w:type="dxa" w:w="60"/>
+              <w:right w:type="dxa" w:w="100"/>
+            </w:tcMar>
+          </w:tcPr>
+          <w:p>
+            <w:r>
+              <w:rPr>
+                <w:b w:val="false"/>
+                <w:bCs w:val="false"/>
+                <w:sz w:val="19"/>
+                <w:szCs w:val="19"/>
+              </w:rPr>
+              <w:t xml:space="preserve">SoC temperature (Pi only)</w:t>
+            </w:r>
+          </w:p>
+        </w:tc>
+        <w:tc>
+          <w:tcPr>
+            <w:tcW w:type="dxa" w:w="0"/>
+            <w:tcMar>
+              <w:top w:type="dxa" w:w="60"/>
+              <w:left w:type="dxa" w:w="100"/>
+              <w:bottom w:type="dxa" w:w="60"/>
+              <w:right w:type="dxa" w:w="100"/>
+            </w:tcMar>
+          </w:tcPr>
+          <w:p>
+            <w:r>
+              <w:rPr>
+                <w:b w:val="false"/>
+                <w:bCs w:val="false"/>
+                <w:sz w:val="19"/>
+                <w:szCs w:val="19"/>
+              </w:rPr>
+              <w:t xml:space="preserve">Current chip temperature, clock speed and core voltage. The Pi firmware soft-limits at 80 °C and throttles at 85 °C; a scan on a caseless Pi 4 usually sits in the 50s to 60s.</w:t>
+            </w:r>
+          </w:p>
+        </w:tc>
+      </w:tr>
+      <w:tr>
+        <w:tc>
+          <w:tcPr>
+            <w:tcW w:type="dxa" w:w="0"/>
+            <w:tcMar>
+              <w:top w:type="dxa" w:w="60"/>
+              <w:left w:type="dxa" w:w="100"/>
+              <w:bottom w:type="dxa" w:w="60"/>
+              <w:right w:type="dxa" w:w="100"/>
+            </w:tcMar>
+          </w:tcPr>
+          <w:p>
+            <w:r>
+              <w:rPr>
+                <w:b w:val="false"/>
+                <w:bCs w:val="false"/>
+                <w:sz w:val="19"/>
+                <w:szCs w:val="19"/>
+              </w:rPr>
+              <w:t xml:space="preserve">Power &amp; throttling (Pi only)</w:t>
+            </w:r>
+          </w:p>
+        </w:tc>
+        <w:tc>
+          <w:tcPr>
+            <w:tcW w:type="dxa" w:w="0"/>
+            <w:tcMar>
+              <w:top w:type="dxa" w:w="60"/>
+              <w:left w:type="dxa" w:w="100"/>
+              <w:bottom w:type="dxa" w:w="60"/>
+              <w:right w:type="dxa" w:w="100"/>
+            </w:tcMar>
+          </w:tcPr>
+          <w:p>
+            <w:r>
+              <w:rPr>
+                <w:b w:val="false"/>
+                <w:bCs w:val="false"/>
+                <w:sz w:val="19"/>
+                <w:szCs w:val="19"/>
+              </w:rPr>
+              <w:t xml:space="preserve">The firmware's throttling flags. </w:t>
+            </w:r>
+            <w:r>
+              <w:rPr>
+                <w:b w:val="false"/>
+                <w:bCs w:val="false"/>
+                <w:sz w:val="19"/>
+                <w:szCs w:val="19"/>
+              </w:rPr>
+              <w:t xml:space="preserve">Healthy</w:t>
+            </w:r>
+            <w:r>
+              <w:rPr>
+                <w:b w:val="false"/>
+                <w:bCs w:val="false"/>
+                <w:sz w:val="19"/>
+                <w:szCs w:val="19"/>
+              </w:rPr>
+              <w:t xml:space="preserve"> means no under-voltage or frequency capping since boot. "Under-voltage has occurred" means the power supply or cable is weak; fix that before trusting long scans.</w:t>
+            </w:r>
+          </w:p>
+        </w:tc>
+      </w:tr>
+      <w:tr>
+        <w:tc>
+          <w:tcPr>
+            <w:tcW w:type="dxa" w:w="0"/>
+            <w:tcMar>
+              <w:top w:type="dxa" w:w="60"/>
+              <w:left w:type="dxa" w:w="100"/>
+              <w:bottom w:type="dxa" w:w="60"/>
+              <w:right w:type="dxa" w:w="100"/>
+            </w:tcMar>
+          </w:tcPr>
+          <w:p>
+            <w:r>
+              <w:rPr>
+                <w:b w:val="false"/>
+                <w:bCs w:val="false"/>
+                <w:sz w:val="19"/>
+                <w:szCs w:val="19"/>
+              </w:rPr>
+              <w:t xml:space="preserve">CPU</w:t>
+            </w:r>
+          </w:p>
+        </w:tc>
+        <w:tc>
+          <w:tcPr>
+            <w:tcW w:type="dxa" w:w="0"/>
+            <w:tcMar>
+              <w:top w:type="dxa" w:w="60"/>
+              <w:left w:type="dxa" w:w="100"/>
+              <w:bottom w:type="dxa" w:w="60"/>
+              <w:right w:type="dxa" w:w="100"/>
+            </w:tcMar>
+          </w:tcPr>
+          <w:p>
+            <w:r>
+              <w:rPr>
+                <w:b w:val="false"/>
+                <w:bCs w:val="false"/>
+                <w:sz w:val="19"/>
+                <w:szCs w:val="19"/>
+              </w:rPr>
+              <w:t xml:space="preserve">Overall percentage, per-core bars and the 1 / 5 / 15 minute load averages.</w:t>
+            </w:r>
+          </w:p>
+        </w:tc>
+      </w:tr>
+      <w:tr>
+        <w:tc>
+          <w:tcPr>
+            <w:tcW w:type="dxa" w:w="0"/>
+            <w:tcMar>
+              <w:top w:type="dxa" w:w="60"/>
+              <w:left w:type="dxa" w:w="100"/>
+              <w:bottom w:type="dxa" w:w="60"/>
+              <w:right w:type="dxa" w:w="100"/>
+            </w:tcMar>
+          </w:tcPr>
+          <w:p>
+            <w:r>
+              <w:rPr>
+                <w:b w:val="false"/>
+                <w:bCs w:val="false"/>
+                <w:sz w:val="19"/>
+                <w:szCs w:val="19"/>
+              </w:rPr>
+              <w:t xml:space="preserve">Memory</w:t>
+            </w:r>
+          </w:p>
+        </w:tc>
+        <w:tc>
+          <w:tcPr>
+            <w:tcW w:type="dxa" w:w="0"/>
+            <w:tcMar>
+              <w:top w:type="dxa" w:w="60"/>
+              <w:left w:type="dxa" w:w="100"/>
+              <w:bottom w:type="dxa" w:w="60"/>
+              <w:right w:type="dxa" w:w="100"/>
+            </w:tcMar>
+          </w:tcPr>
+          <w:p>
+            <w:r>
+              <w:rPr>
+                <w:b w:val="false"/>
+                <w:bCs w:val="false"/>
+                <w:sz w:val="19"/>
+                <w:szCs w:val="19"/>
+              </w:rPr>
+              <w:t xml:space="preserve">Used against total, swap if any, and the size of the MediaLedger process itself.</w:t>
+            </w:r>
+          </w:p>
+        </w:tc>
+      </w:tr>
+      <w:tr>
+        <w:tc>
+          <w:tcPr>
+            <w:tcW w:type="dxa" w:w="0"/>
+            <w:tcMar>
+              <w:top w:type="dxa" w:w="60"/>
+              <w:left w:type="dxa" w:w="100"/>
+              <w:bottom w:type="dxa" w:w="60"/>
+              <w:right w:type="dxa" w:w="100"/>
+            </w:tcMar>
+          </w:tcPr>
+          <w:p>
+            <w:r>
+              <w:rPr>
+                <w:b w:val="false"/>
+                <w:bCs w:val="false"/>
+                <w:sz w:val="19"/>
+                <w:szCs w:val="19"/>
+              </w:rPr>
+              <w:t xml:space="preserve">Data disk</w:t>
+            </w:r>
+          </w:p>
+        </w:tc>
+        <w:tc>
+          <w:tcPr>
+            <w:tcW w:type="dxa" w:w="0"/>
+            <w:tcMar>
+              <w:top w:type="dxa" w:w="60"/>
+              <w:left w:type="dxa" w:w="100"/>
+              <w:bottom w:type="dxa" w:w="60"/>
+              <w:right w:type="dxa" w:w="100"/>
+            </w:tcMar>
+          </w:tcPr>
+          <w:p>
+            <w:r>
+              <w:rPr>
+                <w:b w:val="false"/>
+                <w:bCs w:val="false"/>
+                <w:sz w:val="19"/>
+                <w:szCs w:val="19"/>
+              </w:rPr>
+              <w:t xml:space="preserve">Free space where the database, log and exports live, and the database size.</w:t>
+            </w:r>
+          </w:p>
+        </w:tc>
+      </w:tr>
+      <w:tr>
+        <w:tc>
+          <w:tcPr>
+            <w:tcW w:type="dxa" w:w="0"/>
+            <w:tcMar>
+              <w:top w:type="dxa" w:w="60"/>
+              <w:left w:type="dxa" w:w="100"/>
+              <w:bottom w:type="dxa" w:w="60"/>
+              <w:right w:type="dxa" w:w="100"/>
+            </w:tcMar>
+          </w:tcPr>
+          <w:p>
+            <w:r>
+              <w:rPr>
+                <w:b w:val="false"/>
+                <w:bCs w:val="false"/>
+                <w:sz w:val="19"/>
+                <w:szCs w:val="19"/>
+              </w:rPr>
+              <w:t xml:space="preserve">Network</w:t>
+            </w:r>
+          </w:p>
+        </w:tc>
+        <w:tc>
+          <w:tcPr>
+            <w:tcW w:type="dxa" w:w="0"/>
+            <w:tcMar>
+              <w:top w:type="dxa" w:w="60"/>
+              <w:left w:type="dxa" w:w="100"/>
+              <w:bottom w:type="dxa" w:w="60"/>
+              <w:right w:type="dxa" w:w="100"/>
+            </w:tcMar>
+          </w:tcPr>
+          <w:p>
+            <w:r>
+              <w:rPr>
+                <w:b w:val="false"/>
+                <w:bCs w:val="false"/>
+                <w:sz w:val="19"/>
+                <w:szCs w:val="19"/>
+              </w:rPr>
+              <w:t xml:space="preserve">Download and upload rate. During a scan the download line is the share being read.</w:t>
+            </w:r>
+          </w:p>
+        </w:tc>
+      </w:tr>
+      <w:tr>
+        <w:tc>
+          <w:tcPr>
+            <w:tcW w:type="dxa" w:w="0"/>
+            <w:tcMar>
+              <w:top w:type="dxa" w:w="60"/>
+              <w:left w:type="dxa" w:w="100"/>
+              <w:bottom w:type="dxa" w:w="60"/>
+              <w:right w:type="dxa" w:w="100"/>
+            </w:tcMar>
+          </w:tcPr>
+          <w:p>
+            <w:r>
+              <w:rPr>
+                <w:b w:val="false"/>
+                <w:bCs w:val="false"/>
+                <w:sz w:val="19"/>
+                <w:szCs w:val="19"/>
+              </w:rPr>
+              <w:t xml:space="preserve">Storage</w:t>
+            </w:r>
+          </w:p>
+        </w:tc>
+        <w:tc>
+          <w:tcPr>
+            <w:tcW w:type="dxa" w:w="0"/>
+            <w:tcMar>
+              <w:top w:type="dxa" w:w="60"/>
+              <w:left w:type="dxa" w:w="100"/>
+              <w:bottom w:type="dxa" w:w="60"/>
+              <w:right w:type="dxa" w:w="100"/>
+            </w:tcMar>
+          </w:tcPr>
+          <w:p>
+            <w:r>
+              <w:rPr>
+                <w:b w:val="false"/>
+                <w:bCs w:val="false"/>
+                <w:sz w:val="19"/>
+                <w:szCs w:val="19"/>
+              </w:rPr>
+              <w:t xml:space="preserve">Free space and fill percentage of the data folder and of every enabled root, measured through the share.</w:t>
+            </w:r>
+          </w:p>
+        </w:tc>
+      </w:tr>
+    </w:tbl>
+    <w:p>
+      <w:pPr>
+        <w:pBdr>
+          <w:left w:val="single" w:color="5AA9FF" w:sz="12" w:space="8"/>
+        </w:pBdr>
+        <w:spacing w:after="160" w:before="60"/>
+        <w:ind w:left="360"/>
+      </w:pPr>
+      <w:r>
+        <w:t xml:space="preserve">The thresholds live at the top of </w:t>
+      </w:r>
+      <w:r>
+        <w:rPr>
+          <w:rFonts w:ascii="Consolas" w:cs="Consolas" w:eastAsia="Consolas" w:hAnsi="Consolas"/>
+          <w:sz w:val="19"/>
+          <w:szCs w:val="19"/>
+          <w:shd w:fill="EEF1F5" w:val="clear"/>
+        </w:rPr>
+        <w:t xml:space="preserve">healthOf()</w:t>
+      </w:r>
+      <w:r>
+        <w:t xml:space="preserve"> in </w:t>
+      </w:r>
+      <w:r>
+        <w:rPr>
+          <w:rFonts w:ascii="Consolas" w:cs="Consolas" w:eastAsia="Consolas" w:hAnsi="Consolas"/>
+          <w:sz w:val="19"/>
+          <w:szCs w:val="19"/>
+          <w:shd w:fill="EEF1F5" w:val="clear"/>
+        </w:rPr>
+        <w:t xml:space="preserve">src/main/sysmon.js</w:t>
+      </w:r>
+      <w:r>
+        <w:t xml:space="preserve"> if you want to tune them for a different case or fan.</w:t>
+      </w:r>
+    </w:p>
+    <w:p>
+      <w:pPr>
+        <w:pStyle w:val="Heading2"/>
+      </w:pPr>
+      <w:r>
+        <w:t xml:space="preserve">20.1 Log</w:t>
+      </w:r>
+    </w:p>
+    <w:p>
+      <w:pPr>
+        <w:spacing w:after="60" w:before="120"/>
+        <w:jc w:val="center"/>
+      </w:pPr>
+      <w:r>
+        <w:drawing>
+          <wp:inline distT="0" distB="0" distL="0" distR="0">
+            <wp:extent cx="5943600" cy="3714750"/>
+            <wp:effectExtent t="0" r="0" b="0" l="0"/>
+            <wp:docPr id="1" name="" descr="" title=""/>
+            <wp:cNvGraphicFramePr>
+              <a:graphicFrameLocks xmlns:a="http://schemas.openxmlformats.org/drawingml/2006/main" noChangeAspect="1"/>
+            </wp:cNvGraphicFramePr>
+            <a:graphic xmlns:a="http://schemas.openxmlformats.org/drawingml/2006/main">
+              <a:graphicData uri="http://schemas.openxmlformats.org/drawingml/2006/picture">
+                <pic:pic xmlns:pic="http://schemas.openxmlformats.org/drawingml/2006/picture">
+                  <pic:nvPicPr>
+                    <pic:cNvPr id="0" name="" descr=""/>
+                    <pic:cNvPicPr>
+                      <a:picLocks noChangeAspect="1" noChangeArrowheads="1"/>
+                    </pic:cNvPicPr>
+                  </pic:nvPicPr>
+                  <pic:blipFill>
+                    <a:blip r:embed="rId30" cstate="none"/>
+                    <a:srcRect/>
+                    <a:stretch>
+                      <a:fillRect/>
+                    </a:stretch>
+                  </pic:blipFill>
+                  <pic:spPr bwMode="auto">
+                    <a:xfrm>
+                      <a:off x="0" y="0"/>
+                      <a:ext cx="5943600" cy="3714750"/>
+                    </a:xfrm>
+                    <a:prstGeom prst="rect">
+                      <a:avLst/>
+                    </a:prstGeom>
+                  </pic:spPr>
+                </pic:pic>
+              </a:graphicData>
+            </a:graphic>
+          </wp:inline>
+        </w:drawing>
+      </w:r>
+    </w:p>
+    <w:p>
+      <w:pPr>
+        <w:spacing w:after="200"/>
+        <w:jc w:val="center"/>
+      </w:pPr>
+      <w:r>
+        <w:rPr>
+          <w:i/>
+          <w:iCs/>
+          <w:color w:val="555555"/>
+          <w:sz w:val="18"/>
+          <w:szCs w:val="18"/>
+        </w:rPr>
         <w:t xml:space="preserve">The Log page filtered to Plex lines.</w:t>
       </w:r>
     </w:p>
@@ -19528,7 +19681,7 @@
         <w:sz w:val="16"/>
         <w:szCs w:val="16"/>
       </w:rPr>
-      <w:t xml:space="preserve">MediaLedger 1.11.0 · User Manual</w:t>
+      <w:t xml:space="preserve">MediaLedger 1.12.0 · User Manual</w:t>
     </w:r>
   </w:p>
 </w:hdr>

--- a/docs/MediaLedger-Manual.docx
+++ b/docs/MediaLedger-Manual.docx
@@ -42,7 +42,7 @@
           <w:sz w:val="24"/>
           <w:szCs w:val="24"/>
         </w:rPr>
-        <w:t xml:space="preserve">Version 1.12.0</w:t>
+        <w:t xml:space="preserve">Version 1.12.1</w:t>
       </w:r>
     </w:p>
     <w:p>
@@ -15992,6 +15992,54 @@
                 <w:szCs w:val="19"/>
                 <w:shd w:fill="EEF1F5" w:val="clear"/>
               </w:rPr>
+              <w:t xml:space="preserve">sudo bash install.sh --update-only --port=8080</w:t>
+            </w:r>
+          </w:p>
+        </w:tc>
+        <w:tc>
+          <w:tcPr>
+            <w:tcW w:type="dxa" w:w="0"/>
+            <w:tcMar>
+              <w:top w:type="dxa" w:w="60"/>
+              <w:left w:type="dxa" w:w="100"/>
+              <w:bottom w:type="dxa" w:w="60"/>
+              <w:right w:type="dxa" w:w="100"/>
+            </w:tcMar>
+          </w:tcPr>
+          <w:p>
+            <w:r>
+              <w:rPr>
+                <w:b w:val="false"/>
+                <w:bCs w:val="false"/>
+                <w:sz w:val="19"/>
+                <w:szCs w:val="19"/>
+              </w:rPr>
+              <w:t xml:space="preserve">Move the service to another port without a full reinstall, for example to put it behind a reverse proxy such as Caddy. The Caddy setup is described below.</w:t>
+            </w:r>
+          </w:p>
+        </w:tc>
+      </w:tr>
+      <w:tr>
+        <w:tc>
+          <w:tcPr>
+            <w:tcW w:type="dxa" w:w="0"/>
+            <w:tcMar>
+              <w:top w:type="dxa" w:w="60"/>
+              <w:left w:type="dxa" w:w="100"/>
+              <w:bottom w:type="dxa" w:w="60"/>
+              <w:right w:type="dxa" w:w="100"/>
+            </w:tcMar>
+          </w:tcPr>
+          <w:p>
+            <w:r>
+              <w:rPr>
+                <w:rFonts w:ascii="Consolas" w:cs="Consolas" w:eastAsia="Consolas" w:hAnsi="Consolas"/>
+                <w:b w:val="false"/>
+                <w:bCs w:val="false"/>
+                <w:sz w:val="19"/>
+                <w:szCs w:val="19"/>
+                <w:shd w:fill="EEF1F5" w:val="clear"/>
+              </w:rPr>
               <w:t xml:space="preserve">sudo bash install.sh --auto-update</w:t>
             </w:r>
           </w:p>
@@ -18278,6 +18326,166 @@
         </w:tc>
       </w:tr>
     </w:tbl>
+    <w:p>
+      <w:pPr>
+        <w:pStyle w:val="Heading2"/>
+      </w:pPr>
+      <w:r>
+        <w:t xml:space="preserve">22.1 Several services on one Pi: Caddy in front</w:t>
+      </w:r>
+    </w:p>
+    <w:p>
+      <w:pPr>
+        <w:spacing w:after="120"/>
+      </w:pPr>
+      <w:r>
+        <w:t xml:space="preserve">DNS records carry an address, never a port, so a second web service on the same Pi either lives on its own port in the URL or sits behind a reverse proxy. </w:t>
+      </w:r>
+      <w:r>
+        <w:rPr>
+          <w:b/>
+          <w:bCs/>
+        </w:rPr>
+        <w:t xml:space="preserve">Caddy</w:t>
+      </w:r>
+      <w:r>
+        <w:t xml:space="preserve"> is the easy proxy: it owns ports 80 and 443, reads the name the browser asked for, and hands the request to the right service on a local port. Every service then has a clean </w:t>
+      </w:r>
+      <w:r>
+        <w:rPr>
+          <w:rFonts w:ascii="Consolas" w:cs="Consolas" w:eastAsia="Consolas" w:hAnsi="Consolas"/>
+          <w:sz w:val="19"/>
+          <w:szCs w:val="19"/>
+          <w:shd w:fill="EEF1F5" w:val="clear"/>
+        </w:rPr>
+        <w:t xml:space="preserve">https://name.home</w:t>
+      </w:r>
+      <w:r>
+        <w:t xml:space="preserve"> address with no port, and one root certificate covers all of them.</w:t>
+      </w:r>
+    </w:p>
+    <w:p>
+      <w:pPr>
+        <w:spacing w:after="120"/>
+      </w:pPr>
+      <w:r>
+        <w:t xml:space="preserve">Setup, once: </w:t>
+      </w:r>
+      <w:r>
+        <w:rPr>
+          <w:rFonts w:ascii="Consolas" w:cs="Consolas" w:eastAsia="Consolas" w:hAnsi="Consolas"/>
+          <w:sz w:val="19"/>
+          <w:szCs w:val="19"/>
+          <w:shd w:fill="EEF1F5" w:val="clear"/>
+        </w:rPr>
+        <w:t xml:space="preserve">sudo apt install caddy</w:t>
+      </w:r>
+      <w:r>
+        <w:t xml:space="preserve">; move MediaLedger off 80/443 with </w:t>
+      </w:r>
+      <w:r>
+        <w:rPr>
+          <w:rFonts w:ascii="Consolas" w:cs="Consolas" w:eastAsia="Consolas" w:hAnsi="Consolas"/>
+          <w:sz w:val="19"/>
+          <w:szCs w:val="19"/>
+          <w:shd w:fill="EEF1F5" w:val="clear"/>
+        </w:rPr>
+        <w:t xml:space="preserve">sudo bash install.sh --update-only --port=8080</w:t>
+      </w:r>
+      <w:r>
+        <w:t xml:space="preserve">; turn its own HTTPS off (Security → </w:t>
+      </w:r>
+      <w:r>
+        <w:rPr>
+          <w:b/>
+          <w:bCs/>
+        </w:rPr>
+        <w:t xml:space="preserve">Turn HTTPS off</w:t>
+      </w:r>
+      <w:r>
+        <w:t xml:space="preserve">); write </w:t>
+      </w:r>
+      <w:r>
+        <w:rPr>
+          <w:rFonts w:ascii="Consolas" w:cs="Consolas" w:eastAsia="Consolas" w:hAnsi="Consolas"/>
+          <w:sz w:val="19"/>
+          <w:szCs w:val="19"/>
+          <w:shd w:fill="EEF1F5" w:val="clear"/>
+        </w:rPr>
+        <w:t xml:space="preserve">/etc/caddy/Caddyfile</w:t>
+      </w:r>
+      <w:r>
+        <w:t xml:space="preserve"> with one block per service, </w:t>
+      </w:r>
+      <w:r>
+        <w:rPr>
+          <w:rFonts w:ascii="Consolas" w:cs="Consolas" w:eastAsia="Consolas" w:hAnsi="Consolas"/>
+          <w:sz w:val="19"/>
+          <w:szCs w:val="19"/>
+          <w:shd w:fill="EEF1F5" w:val="clear"/>
+        </w:rPr>
+        <w:t xml:space="preserve">medialedger.home { tls internal  reverse_proxy 127.0.0.1:8080 }</w:t>
+      </w:r>
+      <w:r>
+        <w:t xml:space="preserve">, and </w:t>
+      </w:r>
+      <w:r>
+        <w:rPr>
+          <w:rFonts w:ascii="Consolas" w:cs="Consolas" w:eastAsia="Consolas" w:hAnsi="Consolas"/>
+          <w:sz w:val="19"/>
+          <w:szCs w:val="19"/>
+          <w:shd w:fill="EEF1F5" w:val="clear"/>
+        </w:rPr>
+        <w:t xml:space="preserve">sudo systemctl reload caddy</w:t>
+      </w:r>
+      <w:r>
+        <w:t xml:space="preserve">. </w:t>
+      </w:r>
+      <w:r>
+        <w:rPr>
+          <w:rFonts w:ascii="Consolas" w:cs="Consolas" w:eastAsia="Consolas" w:hAnsi="Consolas"/>
+          <w:sz w:val="19"/>
+          <w:szCs w:val="19"/>
+          <w:shd w:fill="EEF1F5" w:val="clear"/>
+        </w:rPr>
+        <w:t xml:space="preserve">tls internal</w:t>
+      </w:r>
+      <w:r>
+        <w:t xml:space="preserve"> makes Caddy issue certificates from its own authority; install its root once per device from </w:t>
+      </w:r>
+      <w:r>
+        <w:rPr>
+          <w:rFonts w:ascii="Consolas" w:cs="Consolas" w:eastAsia="Consolas" w:hAnsi="Consolas"/>
+          <w:sz w:val="19"/>
+          <w:szCs w:val="19"/>
+          <w:shd w:fill="EEF1F5" w:val="clear"/>
+        </w:rPr>
+        <w:t xml:space="preserve">/var/lib/caddy/.local/share/caddy/pki/authorities/local/root.crt</w:t>
+      </w:r>
+      <w:r>
+        <w:t xml:space="preserve"> and no service on that Pi warns again. To let visitors in over plain HTTP without a certificate, name both schemes: </w:t>
+      </w:r>
+      <w:r>
+        <w:rPr>
+          <w:rFonts w:ascii="Consolas" w:cs="Consolas" w:eastAsia="Consolas" w:hAnsi="Consolas"/>
+          <w:sz w:val="19"/>
+          <w:szCs w:val="19"/>
+          <w:shd w:fill="EEF1F5" w:val="clear"/>
+        </w:rPr>
+        <w:t xml:space="preserve">http://medialedger.home, https://medialedger.home { … }</w:t>
+      </w:r>
+      <w:r>
+        <w:t xml:space="preserve">.</w:t>
+      </w:r>
+    </w:p>
+    <w:p>
+      <w:pPr>
+        <w:spacing w:after="120"/>
+      </w:pPr>
+      <w:r>
+        <w:t xml:space="preserve">Adding a service later is one block in the Caddyfile on the next free port, a reload, and one DNS record for the new name pointing at the same Pi. Behind the proxy MediaLedger sees every visitor as 127.0.0.1 unless the proxy forwards the real address, which Caddy does by default.</w:t>
+      </w:r>
+    </w:p>
     <w:p>
       <w:pPr>
         <w:pStyle w:val="Heading1"/>
@@ -19681,7 +19889,7 @@
         <w:sz w:val="16"/>
         <w:szCs w:val="16"/>
       </w:rPr>
-      <w:t xml:space="preserve">MediaLedger 1.12.0 · User Manual</w:t>
+      <w:t xml:space="preserve">MediaLedger 1.12.1 · User Manual</w:t>
     </w:r>
   </w:p>
 </w:hdr>

--- a/docs/MediaLedger-Manual.docx
+++ b/docs/MediaLedger-Manual.docx
@@ -42,7 +42,7 @@
           <w:sz w:val="24"/>
           <w:szCs w:val="24"/>
         </w:rPr>
-        <w:t xml:space="preserve">Version 1.12.1</w:t>
+        <w:t xml:space="preserve">Version 2.0.0</w:t>
       </w:r>
     </w:p>
     <w:p>
@@ -328,21 +328,6 @@
     <w:p>
       <w:pPr>
         <w:spacing w:after="40"/>
-        <w:ind w:left="0"/>
-      </w:pPr>
-      <w:r>
-        <w:rPr>
-          <w:b/>
-          <w:bCs/>
-          <w:sz w:val="22"/>
-          <w:szCs w:val="22"/>
-        </w:rPr>
-        <w:t xml:space="preserve">5. TV Shows and Anime</w:t>
-      </w:r>
-    </w:p>
-    <w:p>
-      <w:pPr>
-        <w:spacing w:after="40"/>
         <w:ind w:left="540"/>
       </w:pPr>
       <w:r>
@@ -352,7 +337,22 @@
           <w:sz w:val="20"/>
           <w:szCs w:val="20"/>
         </w:rPr>
-        <w:t xml:space="preserve">5.1 Episode detail</w:t>
+        <w:t xml:space="preserve">4.7 Editing the dashboard</w:t>
+      </w:r>
+    </w:p>
+    <w:p>
+      <w:pPr>
+        <w:spacing w:after="40"/>
+        <w:ind w:left="0"/>
+      </w:pPr>
+      <w:r>
+        <w:rPr>
+          <w:b/>
+          <w:bCs/>
+          <w:sz w:val="22"/>
+          <w:szCs w:val="22"/>
+        </w:rPr>
+        <w:t xml:space="preserve">5. TV Shows and Anime</w:t>
       </w:r>
     </w:p>
     <w:p>
@@ -367,67 +367,7 @@
           <w:sz w:val="20"/>
           <w:szCs w:val="20"/>
         </w:rPr>
-        <w:t xml:space="preserve">5.2 Tags: genres, sub/dub and your own</w:t>
-      </w:r>
-    </w:p>
-    <w:p>
-      <w:pPr>
-        <w:spacing w:after="40"/>
-        <w:ind w:left="0"/>
-      </w:pPr>
-      <w:r>
-        <w:rPr>
-          <w:b/>
-          <w:bCs/>
-          <w:sz w:val="22"/>
-          <w:szCs w:val="22"/>
-        </w:rPr>
-        <w:t xml:space="preserve">6. Movies</w:t>
-      </w:r>
-    </w:p>
-    <w:p>
-      <w:pPr>
-        <w:spacing w:after="40"/>
-        <w:ind w:left="0"/>
-      </w:pPr>
-      <w:r>
-        <w:rPr>
-          <w:b/>
-          <w:bCs/>
-          <w:sz w:val="22"/>
-          <w:szCs w:val="22"/>
-        </w:rPr>
-        <w:t xml:space="preserve">7. Web videos</w:t>
-      </w:r>
-    </w:p>
-    <w:p>
-      <w:pPr>
-        <w:spacing w:after="40"/>
-        <w:ind w:left="0"/>
-      </w:pPr>
-      <w:r>
-        <w:rPr>
-          <w:b/>
-          <w:bCs/>
-          <w:sz w:val="22"/>
-          <w:szCs w:val="22"/>
-        </w:rPr>
-        <w:t xml:space="preserve">8. Adult library</w:t>
-      </w:r>
-    </w:p>
-    <w:p>
-      <w:pPr>
-        <w:spacing w:after="40"/>
-        <w:ind w:left="0"/>
-      </w:pPr>
-      <w:r>
-        <w:rPr>
-          <w:b/>
-          <w:bCs/>
-          <w:sz w:val="22"/>
-          <w:szCs w:val="22"/>
-        </w:rPr>
-        <w:t xml:space="preserve">9. Missing episodes</w:t>
+        <w:t xml:space="preserve">5.1 Episode detail</w:t>
       </w:r>
     </w:p>
     <w:p>
@@ -442,7 +382,67 @@
           <w:sz w:val="20"/>
           <w:szCs w:val="20"/>
         </w:rPr>
-        <w:t xml:space="preserve">9.1 The Match dialog</w:t>
+        <w:t xml:space="preserve">5.2 Tags: genres, sub/dub and your own</w:t>
+      </w:r>
+    </w:p>
+    <w:p>
+      <w:pPr>
+        <w:spacing w:after="40"/>
+        <w:ind w:left="0"/>
+      </w:pPr>
+      <w:r>
+        <w:rPr>
+          <w:b/>
+          <w:bCs/>
+          <w:sz w:val="22"/>
+          <w:szCs w:val="22"/>
+        </w:rPr>
+        <w:t xml:space="preserve">6. Movies</w:t>
+      </w:r>
+    </w:p>
+    <w:p>
+      <w:pPr>
+        <w:spacing w:after="40"/>
+        <w:ind w:left="0"/>
+      </w:pPr>
+      <w:r>
+        <w:rPr>
+          <w:b/>
+          <w:bCs/>
+          <w:sz w:val="22"/>
+          <w:szCs w:val="22"/>
+        </w:rPr>
+        <w:t xml:space="preserve">7. Web videos</w:t>
+      </w:r>
+    </w:p>
+    <w:p>
+      <w:pPr>
+        <w:spacing w:after="40"/>
+        <w:ind w:left="0"/>
+      </w:pPr>
+      <w:r>
+        <w:rPr>
+          <w:b/>
+          <w:bCs/>
+          <w:sz w:val="22"/>
+          <w:szCs w:val="22"/>
+        </w:rPr>
+        <w:t xml:space="preserve">8. Adult library</w:t>
+      </w:r>
+    </w:p>
+    <w:p>
+      <w:pPr>
+        <w:spacing w:after="40"/>
+        <w:ind w:left="0"/>
+      </w:pPr>
+      <w:r>
+        <w:rPr>
+          <w:b/>
+          <w:bCs/>
+          <w:sz w:val="22"/>
+          <w:szCs w:val="22"/>
+        </w:rPr>
+        <w:t xml:space="preserve">9. Missing episodes</w:t>
       </w:r>
     </w:p>
     <w:p>
@@ -457,7 +457,7 @@
           <w:sz w:val="20"/>
           <w:szCs w:val="20"/>
         </w:rPr>
-        <w:t xml:space="preserve">9.2 Airing next</w:t>
+        <w:t xml:space="preserve">9.1 The Match dialog</w:t>
       </w:r>
     </w:p>
     <w:p>
@@ -472,22 +472,7 @@
           <w:sz w:val="20"/>
           <w:szCs w:val="20"/>
         </w:rPr>
-        <w:t xml:space="preserve">9.3 What you are collecting</w:t>
-      </w:r>
-    </w:p>
-    <w:p>
-      <w:pPr>
-        <w:spacing w:after="40"/>
-        <w:ind w:left="0"/>
-      </w:pPr>
-      <w:r>
-        <w:rPr>
-          <w:b/>
-          <w:bCs/>
-          <w:sz w:val="22"/>
-          <w:szCs w:val="22"/>
-        </w:rPr>
-        <w:t xml:space="preserve">10. Issues</w:t>
+        <w:t xml:space="preserve">9.2 Airing next</w:t>
       </w:r>
     </w:p>
     <w:p>
@@ -502,7 +487,22 @@
           <w:sz w:val="20"/>
           <w:szCs w:val="20"/>
         </w:rPr>
-        <w:t xml:space="preserve">10.1 Problems</w:t>
+        <w:t xml:space="preserve">9.3 What you are collecting</w:t>
+      </w:r>
+    </w:p>
+    <w:p>
+      <w:pPr>
+        <w:spacing w:after="40"/>
+        <w:ind w:left="0"/>
+      </w:pPr>
+      <w:r>
+        <w:rPr>
+          <w:b/>
+          <w:bCs/>
+          <w:sz w:val="22"/>
+          <w:szCs w:val="22"/>
+        </w:rPr>
+        <w:t xml:space="preserve">10. Issues</w:t>
       </w:r>
     </w:p>
     <w:p>
@@ -517,7 +517,7 @@
           <w:sz w:val="20"/>
           <w:szCs w:val="20"/>
         </w:rPr>
-        <w:t xml:space="preserve">10.2 The Fix dialog</w:t>
+        <w:t xml:space="preserve">10.1 Problems</w:t>
       </w:r>
     </w:p>
     <w:p>
@@ -532,22 +532,7 @@
           <w:sz w:val="20"/>
           <w:szCs w:val="20"/>
         </w:rPr>
-        <w:t xml:space="preserve">10.3 Duplicates</w:t>
-      </w:r>
-    </w:p>
-    <w:p>
-      <w:pPr>
-        <w:spacing w:after="40"/>
-        <w:ind w:left="0"/>
-      </w:pPr>
-      <w:r>
-        <w:rPr>
-          <w:b/>
-          <w:bCs/>
-          <w:sz w:val="22"/>
-          <w:szCs w:val="22"/>
-        </w:rPr>
-        <w:t xml:space="preserve">11. Quality</w:t>
+        <w:t xml:space="preserve">10.2 The Fix dialog</w:t>
       </w:r>
     </w:p>
     <w:p>
@@ -562,7 +547,22 @@
           <w:sz w:val="20"/>
           <w:szCs w:val="20"/>
         </w:rPr>
-        <w:t xml:space="preserve">11.1 Upgrade candidates</w:t>
+        <w:t xml:space="preserve">10.3 Duplicates</w:t>
+      </w:r>
+    </w:p>
+    <w:p>
+      <w:pPr>
+        <w:spacing w:after="40"/>
+        <w:ind w:left="0"/>
+      </w:pPr>
+      <w:r>
+        <w:rPr>
+          <w:b/>
+          <w:bCs/>
+          <w:sz w:val="22"/>
+          <w:szCs w:val="22"/>
+        </w:rPr>
+        <w:t xml:space="preserve">11. Quality</w:t>
       </w:r>
     </w:p>
     <w:p>
@@ -577,22 +577,7 @@
           <w:sz w:val="20"/>
           <w:szCs w:val="20"/>
         </w:rPr>
-        <w:t xml:space="preserve">11.2 Reclaim space</w:t>
-      </w:r>
-    </w:p>
-    <w:p>
-      <w:pPr>
-        <w:spacing w:after="40"/>
-        <w:ind w:left="0"/>
-      </w:pPr>
-      <w:r>
-        <w:rPr>
-          <w:b/>
-          <w:bCs/>
-          <w:sz w:val="22"/>
-          <w:szCs w:val="22"/>
-        </w:rPr>
-        <w:t xml:space="preserve">12. Ratings</w:t>
+        <w:t xml:space="preserve">11.1 Upgrade candidates</w:t>
       </w:r>
     </w:p>
     <w:p>
@@ -607,7 +592,22 @@
           <w:sz w:val="20"/>
           <w:szCs w:val="20"/>
         </w:rPr>
-        <w:t xml:space="preserve">12.1 Watch tonight</w:t>
+        <w:t xml:space="preserve">11.2 Reclaim space</w:t>
+      </w:r>
+    </w:p>
+    <w:p>
+      <w:pPr>
+        <w:spacing w:after="40"/>
+        <w:ind w:left="0"/>
+      </w:pPr>
+      <w:r>
+        <w:rPr>
+          <w:b/>
+          <w:bCs/>
+          <w:sz w:val="22"/>
+          <w:szCs w:val="22"/>
+        </w:rPr>
+        <w:t xml:space="preserve">12. Ratings</w:t>
       </w:r>
     </w:p>
     <w:p>
@@ -622,22 +622,7 @@
           <w:sz w:val="20"/>
           <w:szCs w:val="20"/>
         </w:rPr>
-        <w:t xml:space="preserve">12.2 Watched: who watched what</w:t>
-      </w:r>
-    </w:p>
-    <w:p>
-      <w:pPr>
-        <w:spacing w:after="40"/>
-        <w:ind w:left="0"/>
-      </w:pPr>
-      <w:r>
-        <w:rPr>
-          <w:b/>
-          <w:bCs/>
-          <w:sz w:val="22"/>
-          <w:szCs w:val="22"/>
-        </w:rPr>
-        <w:t xml:space="preserve">13. Media requests</w:t>
+        <w:t xml:space="preserve">12.1 Watch tonight</w:t>
       </w:r>
     </w:p>
     <w:p>
@@ -652,7 +637,22 @@
           <w:sz w:val="20"/>
           <w:szCs w:val="20"/>
         </w:rPr>
-        <w:t xml:space="preserve">13.1 The phone page and notifications</w:t>
+        <w:t xml:space="preserve">12.2 Watched: who watched what</w:t>
+      </w:r>
+    </w:p>
+    <w:p>
+      <w:pPr>
+        <w:spacing w:after="40"/>
+        <w:ind w:left="0"/>
+      </w:pPr>
+      <w:r>
+        <w:rPr>
+          <w:b/>
+          <w:bCs/>
+          <w:sz w:val="22"/>
+          <w:szCs w:val="22"/>
+        </w:rPr>
+        <w:t xml:space="preserve">13. Media requests</w:t>
       </w:r>
     </w:p>
     <w:p>
@@ -667,37 +667,7 @@
           <w:sz w:val="20"/>
           <w:szCs w:val="20"/>
         </w:rPr>
-        <w:t xml:space="preserve">13.2 Schedules</w:t>
-      </w:r>
-    </w:p>
-    <w:p>
-      <w:pPr>
-        <w:spacing w:after="40"/>
-        <w:ind w:left="0"/>
-      </w:pPr>
-      <w:r>
-        <w:rPr>
-          <w:b/>
-          <w:bCs/>
-          <w:sz w:val="22"/>
-          <w:szCs w:val="22"/>
-        </w:rPr>
-        <w:t xml:space="preserve">14. Change log</w:t>
-      </w:r>
-    </w:p>
-    <w:p>
-      <w:pPr>
-        <w:spacing w:after="40"/>
-        <w:ind w:left="0"/>
-      </w:pPr>
-      <w:r>
-        <w:rPr>
-          <w:b/>
-          <w:bCs/>
-          <w:sz w:val="22"/>
-          <w:szCs w:val="22"/>
-        </w:rPr>
-        <w:t xml:space="preserve">15. Movie names (the naming engine)</w:t>
+        <w:t xml:space="preserve">13.1 The phone page and notifications</w:t>
       </w:r>
     </w:p>
     <w:p>
@@ -712,7 +682,7 @@
           <w:sz w:val="20"/>
           <w:szCs w:val="20"/>
         </w:rPr>
-        <w:t xml:space="preserve">15.1 The pattern</w:t>
+        <w:t xml:space="preserve">13.2 Schedules</w:t>
       </w:r>
     </w:p>
     <w:p>
@@ -727,7 +697,37 @@
           <w:sz w:val="20"/>
           <w:szCs w:val="20"/>
         </w:rPr>
-        <w:t xml:space="preserve">15.2 Ready, flagged, blocked</w:t>
+        <w:t xml:space="preserve">13.3 The family portal</w:t>
+      </w:r>
+    </w:p>
+    <w:p>
+      <w:pPr>
+        <w:spacing w:after="40"/>
+        <w:ind w:left="0"/>
+      </w:pPr>
+      <w:r>
+        <w:rPr>
+          <w:b/>
+          <w:bCs/>
+          <w:sz w:val="22"/>
+          <w:szCs w:val="22"/>
+        </w:rPr>
+        <w:t xml:space="preserve">14. Change log</w:t>
+      </w:r>
+    </w:p>
+    <w:p>
+      <w:pPr>
+        <w:spacing w:after="40"/>
+        <w:ind w:left="0"/>
+      </w:pPr>
+      <w:r>
+        <w:rPr>
+          <w:b/>
+          <w:bCs/>
+          <w:sz w:val="22"/>
+          <w:szCs w:val="22"/>
+        </w:rPr>
+        <w:t xml:space="preserve">15. Movie names (the naming engine)</w:t>
       </w:r>
     </w:p>
     <w:p>
@@ -742,7 +742,7 @@
           <w:sz w:val="20"/>
           <w:szCs w:val="20"/>
         </w:rPr>
-        <w:t xml:space="preserve">15.3 Batch settings</w:t>
+        <w:t xml:space="preserve">15.1 The pattern</w:t>
       </w:r>
     </w:p>
     <w:p>
@@ -757,7 +757,7 @@
           <w:sz w:val="20"/>
           <w:szCs w:val="20"/>
         </w:rPr>
-        <w:t xml:space="preserve">15.4 Running a batch</w:t>
+        <w:t xml:space="preserve">15.2 Ready, flagged, blocked</w:t>
       </w:r>
     </w:p>
     <w:p>
@@ -772,7 +772,7 @@
           <w:sz w:val="20"/>
           <w:szCs w:val="20"/>
         </w:rPr>
-        <w:t xml:space="preserve">15.5 Undo</w:t>
+        <w:t xml:space="preserve">15.3 Batch settings</w:t>
       </w:r>
     </w:p>
     <w:p>
@@ -787,37 +787,7 @@
           <w:sz w:val="20"/>
           <w:szCs w:val="20"/>
         </w:rPr>
-        <w:t xml:space="preserve">15.6 Bulk source, collisions, placeholders</w:t>
-      </w:r>
-    </w:p>
-    <w:p>
-      <w:pPr>
-        <w:spacing w:after="40"/>
-        <w:ind w:left="0"/>
-      </w:pPr>
-      <w:r>
-        <w:rPr>
-          <w:b/>
-          <w:bCs/>
-          <w:sz w:val="22"/>
-          <w:szCs w:val="22"/>
-        </w:rPr>
-        <w:t xml:space="preserve">16. Rename TV / anime</w:t>
-      </w:r>
-    </w:p>
-    <w:p>
-      <w:pPr>
-        <w:spacing w:after="40"/>
-        <w:ind w:left="0"/>
-      </w:pPr>
-      <w:r>
-        <w:rPr>
-          <w:b/>
-          <w:bCs/>
-          <w:sz w:val="22"/>
-          <w:szCs w:val="22"/>
-        </w:rPr>
-        <w:t xml:space="preserve">17. CSV export</w:t>
+        <w:t xml:space="preserve">15.4 Running a batch</w:t>
       </w:r>
     </w:p>
     <w:p>
@@ -832,7 +802,7 @@
           <w:sz w:val="20"/>
           <w:szCs w:val="20"/>
         </w:rPr>
-        <w:t xml:space="preserve">17.1 Choosing what to export</w:t>
+        <w:t xml:space="preserve">15.5 Undo</w:t>
       </w:r>
     </w:p>
     <w:p>
@@ -847,7 +817,7 @@
           <w:sz w:val="20"/>
           <w:szCs w:val="20"/>
         </w:rPr>
-        <w:t xml:space="preserve">17.2 The files</w:t>
+        <w:t xml:space="preserve">15.6 Bulk source, collisions, placeholders</w:t>
       </w:r>
     </w:p>
     <w:p>
@@ -862,7 +832,22 @@
           <w:sz w:val="22"/>
           <w:szCs w:val="22"/>
         </w:rPr>
-        <w:t xml:space="preserve">18. Settings reference</w:t>
+        <w:t xml:space="preserve">16. Rename TV / anime</w:t>
+      </w:r>
+    </w:p>
+    <w:p>
+      <w:pPr>
+        <w:spacing w:after="40"/>
+        <w:ind w:left="0"/>
+      </w:pPr>
+      <w:r>
+        <w:rPr>
+          <w:b/>
+          <w:bCs/>
+          <w:sz w:val="22"/>
+          <w:szCs w:val="22"/>
+        </w:rPr>
+        <w:t xml:space="preserve">17. CSV export</w:t>
       </w:r>
     </w:p>
     <w:p>
@@ -877,22 +862,7 @@
           <w:sz w:val="20"/>
           <w:szCs w:val="20"/>
         </w:rPr>
-        <w:t xml:space="preserve">18.1 Appearance</w:t>
-      </w:r>
-    </w:p>
-    <w:p>
-      <w:pPr>
-        <w:spacing w:after="40"/>
-        <w:ind w:left="0"/>
-      </w:pPr>
-      <w:r>
-        <w:rPr>
-          <w:b/>
-          <w:bCs/>
-          <w:sz w:val="22"/>
-          <w:szCs w:val="22"/>
-        </w:rPr>
-        <w:t xml:space="preserve">19. Plex integration</w:t>
+        <w:t xml:space="preserve">17.1 Choosing what to export</w:t>
       </w:r>
     </w:p>
     <w:p>
@@ -907,7 +877,22 @@
           <w:sz w:val="20"/>
           <w:szCs w:val="20"/>
         </w:rPr>
-        <w:t xml:space="preserve">19.1 Setup</w:t>
+        <w:t xml:space="preserve">17.2 The files</w:t>
+      </w:r>
+    </w:p>
+    <w:p>
+      <w:pPr>
+        <w:spacing w:after="40"/>
+        <w:ind w:left="0"/>
+      </w:pPr>
+      <w:r>
+        <w:rPr>
+          <w:b/>
+          <w:bCs/>
+          <w:sz w:val="22"/>
+          <w:szCs w:val="22"/>
+        </w:rPr>
+        <w:t xml:space="preserve">18. Settings reference</w:t>
       </w:r>
     </w:p>
     <w:p>
@@ -922,7 +907,22 @@
           <w:sz w:val="20"/>
           <w:szCs w:val="20"/>
         </w:rPr>
-        <w:t xml:space="preserve">19.2 What a sync stores</w:t>
+        <w:t xml:space="preserve">18.1 Appearance</w:t>
+      </w:r>
+    </w:p>
+    <w:p>
+      <w:pPr>
+        <w:spacing w:after="40"/>
+        <w:ind w:left="0"/>
+      </w:pPr>
+      <w:r>
+        <w:rPr>
+          <w:b/>
+          <w:bCs/>
+          <w:sz w:val="22"/>
+          <w:szCs w:val="22"/>
+        </w:rPr>
+        <w:t xml:space="preserve">19. Plex integration</w:t>
       </w:r>
     </w:p>
     <w:p>
@@ -937,22 +937,7 @@
           <w:sz w:val="20"/>
           <w:szCs w:val="20"/>
         </w:rPr>
-        <w:t xml:space="preserve">19.3 Plex webhook</w:t>
-      </w:r>
-    </w:p>
-    <w:p>
-      <w:pPr>
-        <w:spacing w:after="40"/>
-        <w:ind w:left="0"/>
-      </w:pPr>
-      <w:r>
-        <w:rPr>
-          <w:b/>
-          <w:bCs/>
-          <w:sz w:val="22"/>
-          <w:szCs w:val="22"/>
-        </w:rPr>
-        <w:t xml:space="preserve">20. System (health and hardware)</w:t>
+        <w:t xml:space="preserve">19.1 Setup</w:t>
       </w:r>
     </w:p>
     <w:p>
@@ -967,22 +952,7 @@
           <w:sz w:val="20"/>
           <w:szCs w:val="20"/>
         </w:rPr>
-        <w:t xml:space="preserve">20.1 Log</w:t>
-      </w:r>
-    </w:p>
-    <w:p>
-      <w:pPr>
-        <w:spacing w:after="40"/>
-        <w:ind w:left="0"/>
-      </w:pPr>
-      <w:r>
-        <w:rPr>
-          <w:b/>
-          <w:bCs/>
-          <w:sz w:val="22"/>
-          <w:szCs w:val="22"/>
-        </w:rPr>
-        <w:t xml:space="preserve">21. Security</w:t>
+        <w:t xml:space="preserve">19.2 What a sync stores</w:t>
       </w:r>
     </w:p>
     <w:p>
@@ -997,7 +967,22 @@
           <w:sz w:val="20"/>
           <w:szCs w:val="20"/>
         </w:rPr>
-        <w:t xml:space="preserve">21.1 Accounts and roles</w:t>
+        <w:t xml:space="preserve">19.3 Plex webhook</w:t>
+      </w:r>
+    </w:p>
+    <w:p>
+      <w:pPr>
+        <w:spacing w:after="40"/>
+        <w:ind w:left="0"/>
+      </w:pPr>
+      <w:r>
+        <w:rPr>
+          <w:b/>
+          <w:bCs/>
+          <w:sz w:val="22"/>
+          <w:szCs w:val="22"/>
+        </w:rPr>
+        <w:t xml:space="preserve">20. System (health and hardware)</w:t>
       </w:r>
     </w:p>
     <w:p>
@@ -1012,7 +997,22 @@
           <w:sz w:val="20"/>
           <w:szCs w:val="20"/>
         </w:rPr>
-        <w:t xml:space="preserve">21.2 Always on</w:t>
+        <w:t xml:space="preserve">20.1 Log</w:t>
+      </w:r>
+    </w:p>
+    <w:p>
+      <w:pPr>
+        <w:spacing w:after="40"/>
+        <w:ind w:left="0"/>
+      </w:pPr>
+      <w:r>
+        <w:rPr>
+          <w:b/>
+          <w:bCs/>
+          <w:sz w:val="22"/>
+          <w:szCs w:val="22"/>
+        </w:rPr>
+        <w:t xml:space="preserve">21. Security</w:t>
       </w:r>
     </w:p>
     <w:p>
@@ -1027,7 +1027,7 @@
           <w:sz w:val="20"/>
           <w:szCs w:val="20"/>
         </w:rPr>
-        <w:t xml:space="preserve">21.3 Controls</w:t>
+        <w:t xml:space="preserve">21.1 Accounts and roles</w:t>
       </w:r>
     </w:p>
     <w:p>
@@ -1042,7 +1042,7 @@
           <w:sz w:val="20"/>
           <w:szCs w:val="20"/>
         </w:rPr>
-        <w:t xml:space="preserve">21.4 Two-factor codes with a phone</w:t>
+        <w:t xml:space="preserve">21.2 Always on</w:t>
       </w:r>
     </w:p>
     <w:p>
@@ -1057,22 +1057,7 @@
           <w:sz w:val="20"/>
           <w:szCs w:val="20"/>
         </w:rPr>
-        <w:t xml:space="preserve">21.5 HTTPS</w:t>
-      </w:r>
-    </w:p>
-    <w:p>
-      <w:pPr>
-        <w:spacing w:after="40"/>
-        <w:ind w:left="0"/>
-      </w:pPr>
-      <w:r>
-        <w:rPr>
-          <w:b/>
-          <w:bCs/>
-          <w:sz w:val="22"/>
-          <w:szCs w:val="22"/>
-        </w:rPr>
-        <w:t xml:space="preserve">22. Running MediaLedger on a Raspberry Pi</w:t>
+        <w:t xml:space="preserve">21.3 Controls</w:t>
       </w:r>
     </w:p>
     <w:p>
@@ -1087,7 +1072,7 @@
           <w:sz w:val="20"/>
           <w:szCs w:val="20"/>
         </w:rPr>
-        <w:t xml:space="preserve">22.1 Requirements</w:t>
+        <w:t xml:space="preserve">21.4 Two-factor codes with a phone</w:t>
       </w:r>
     </w:p>
     <w:p>
@@ -1102,7 +1087,22 @@
           <w:sz w:val="20"/>
           <w:szCs w:val="20"/>
         </w:rPr>
-        <w:t xml:space="preserve">22.2 Install, step by step</w:t>
+        <w:t xml:space="preserve">21.5 HTTPS</w:t>
+      </w:r>
+    </w:p>
+    <w:p>
+      <w:pPr>
+        <w:spacing w:after="40"/>
+        <w:ind w:left="0"/>
+      </w:pPr>
+      <w:r>
+        <w:rPr>
+          <w:b/>
+          <w:bCs/>
+          <w:sz w:val="22"/>
+          <w:szCs w:val="22"/>
+        </w:rPr>
+        <w:t xml:space="preserve">22. Running MediaLedger on a Raspberry Pi</w:t>
       </w:r>
     </w:p>
     <w:p>
@@ -1117,7 +1117,7 @@
           <w:sz w:val="20"/>
           <w:szCs w:val="20"/>
         </w:rPr>
-        <w:t xml:space="preserve">22.3 First run on the Pi</w:t>
+        <w:t xml:space="preserve">22.1 Requirements</w:t>
       </w:r>
     </w:p>
     <w:p>
@@ -1132,7 +1132,7 @@
           <w:sz w:val="20"/>
           <w:szCs w:val="20"/>
         </w:rPr>
-        <w:t xml:space="preserve">22.3a Your own name for the Pi</w:t>
+        <w:t xml:space="preserve">22.2 Install, step by step</w:t>
       </w:r>
     </w:p>
     <w:p>
@@ -1147,7 +1147,7 @@
           <w:sz w:val="20"/>
           <w:szCs w:val="20"/>
         </w:rPr>
-        <w:t xml:space="preserve">22.4 Command reference</w:t>
+        <w:t xml:space="preserve">22.3 First run on the Pi</w:t>
       </w:r>
     </w:p>
     <w:p>
@@ -1162,7 +1162,7 @@
           <w:sz w:val="20"/>
           <w:szCs w:val="20"/>
         </w:rPr>
-        <w:t xml:space="preserve">22.5 Security on the Pi</w:t>
+        <w:t xml:space="preserve">22.3a Your own name for the Pi</w:t>
       </w:r>
     </w:p>
     <w:p>
@@ -1177,7 +1177,7 @@
           <w:sz w:val="20"/>
           <w:szCs w:val="20"/>
         </w:rPr>
-        <w:t xml:space="preserve">22.6 Moving the desktop database to the Pi</w:t>
+        <w:t xml:space="preserve">22.4 Command reference</w:t>
       </w:r>
     </w:p>
     <w:p>
@@ -1192,7 +1192,67 @@
           <w:sz w:val="20"/>
           <w:szCs w:val="20"/>
         </w:rPr>
+        <w:t xml:space="preserve">22.5 Security on the Pi</w:t>
+      </w:r>
+    </w:p>
+    <w:p>
+      <w:pPr>
+        <w:spacing w:after="40"/>
+        <w:ind w:left="540"/>
+      </w:pPr>
+      <w:r>
+        <w:rPr>
+          <w:b w:val="false"/>
+          <w:bCs w:val="false"/>
+          <w:sz w:val="20"/>
+          <w:szCs w:val="20"/>
+        </w:rPr>
+        <w:t xml:space="preserve">22.6 Moving the desktop database to the Pi</w:t>
+      </w:r>
+    </w:p>
+    <w:p>
+      <w:pPr>
+        <w:spacing w:after="40"/>
+        <w:ind w:left="540"/>
+      </w:pPr>
+      <w:r>
+        <w:rPr>
+          <w:b w:val="false"/>
+          <w:bCs w:val="false"/>
+          <w:sz w:val="20"/>
+          <w:szCs w:val="20"/>
+        </w:rPr>
         <w:t xml:space="preserve">22.7 File locations</w:t>
+      </w:r>
+    </w:p>
+    <w:p>
+      <w:pPr>
+        <w:spacing w:after="40"/>
+        <w:ind w:left="540"/>
+      </w:pPr>
+      <w:r>
+        <w:rPr>
+          <w:b w:val="false"/>
+          <w:bCs w:val="false"/>
+          <w:sz w:val="20"/>
+          <w:szCs w:val="20"/>
+        </w:rPr>
+        <w:t xml:space="preserve">22.9 Several services on one Pi: Caddy in front</w:t>
+      </w:r>
+    </w:p>
+    <w:p>
+      <w:pPr>
+        <w:spacing w:after="40"/>
+        <w:ind w:left="540"/>
+      </w:pPr>
+      <w:r>
+        <w:rPr>
+          <w:b w:val="false"/>
+          <w:bCs w:val="false"/>
+          <w:sz w:val="20"/>
+          <w:szCs w:val="20"/>
+        </w:rPr>
+        <w:t xml:space="preserve">22.10 The family portal from outside: Tailscale Funnel</w:t>
       </w:r>
     </w:p>
     <w:p>
@@ -3543,6 +3603,178 @@
     </w:p>
     <w:p>
       <w:pPr>
+        <w:pStyle w:val="Heading2"/>
+      </w:pPr>
+      <w:r>
+        <w:t xml:space="preserve">4.7 Editing the dashboard</w:t>
+      </w:r>
+    </w:p>
+    <w:p>
+      <w:pPr>
+        <w:spacing w:after="120"/>
+      </w:pPr>
+      <w:r>
+        <w:t xml:space="preserve">Every element of the Dashboard is a </w:t>
+      </w:r>
+      <w:r>
+        <w:rPr>
+          <w:b/>
+          <w:bCs/>
+        </w:rPr>
+        <w:t xml:space="preserve">card</w:t>
+      </w:r>
+      <w:r>
+        <w:t xml:space="preserve"> from a catalog, laid out on a grid six columns wide. Press </w:t>
+      </w:r>
+      <w:r>
+        <w:rPr>
+          <w:b/>
+          <w:bCs/>
+        </w:rPr>
+        <w:t xml:space="preserve">Edit dashboard</w:t>
+      </w:r>
+      <w:r>
+        <w:t xml:space="preserve"> and each card gets a handle: drag it to move the card, or use ▲ ▼ on a phone; </w:t>
+      </w:r>
+      <w:r>
+        <w:rPr>
+          <w:b/>
+          <w:bCs/>
+        </w:rPr>
+        <w:t xml:space="preserve">S</w:t>
+      </w:r>
+      <w:r>
+        <w:t xml:space="preserve">, </w:t>
+      </w:r>
+      <w:r>
+        <w:rPr>
+          <w:b/>
+          <w:bCs/>
+        </w:rPr>
+        <w:t xml:space="preserve">M</w:t>
+      </w:r>
+      <w:r>
+        <w:t xml:space="preserve">, </w:t>
+      </w:r>
+      <w:r>
+        <w:rPr>
+          <w:b/>
+          <w:bCs/>
+        </w:rPr>
+        <w:t xml:space="preserve">L</w:t>
+      </w:r>
+      <w:r>
+        <w:t xml:space="preserve"> and </w:t>
+      </w:r>
+      <w:r>
+        <w:rPr>
+          <w:b/>
+          <w:bCs/>
+        </w:rPr>
+        <w:t xml:space="preserve">XL</w:t>
+      </w:r>
+      <w:r>
+        <w:t xml:space="preserve"> set the width (one, two, three or all six columns); ⚙ opens the card's options; ✕ removes it. </w:t>
+      </w:r>
+      <w:r>
+        <w:rPr>
+          <w:b/>
+          <w:bCs/>
+        </w:rPr>
+        <w:t xml:space="preserve">Add card</w:t>
+      </w:r>
+      <w:r>
+        <w:t xml:space="preserve"> opens the catalog, grouped as Library, Health, Quality, Activity, Storage, Watching, Charts and Trends. A card can be added more than once, for example the same trend over a month and over a year. </w:t>
+      </w:r>
+      <w:r>
+        <w:rPr>
+          <w:b/>
+          <w:bCs/>
+        </w:rPr>
+        <w:t xml:space="preserve">Reset to default</w:t>
+      </w:r>
+      <w:r>
+        <w:t xml:space="preserve"> puts the original layout back. </w:t>
+      </w:r>
+      <w:r>
+        <w:rPr>
+          <w:b/>
+          <w:bCs/>
+        </w:rPr>
+        <w:t xml:space="preserve">Done</w:t>
+      </w:r>
+      <w:r>
+        <w:t xml:space="preserve"> saves.</w:t>
+      </w:r>
+    </w:p>
+    <w:p>
+      <w:pPr>
+        <w:spacing w:after="120"/>
+      </w:pPr>
+      <w:r>
+        <w:t xml:space="preserve">The layout is saved </w:t>
+      </w:r>
+      <w:r>
+        <w:rPr>
+          <w:b/>
+          <w:bCs/>
+        </w:rPr>
+        <w:t xml:space="preserve">per account</w:t>
+      </w:r>
+      <w:r>
+        <w:t xml:space="preserve"> on the web server, so your phone and your PC show the same arrangement and each person has their own; guests see the admin's. The desktop app keeps one layout. On narrow screens cards widen by themselves and the grid becomes one or two columns.</w:t>
+      </w:r>
+    </w:p>
+    <w:p>
+      <w:pPr>
+        <w:spacing w:after="120"/>
+      </w:pPr>
+      <w:r>
+        <w:t xml:space="preserve">A card's options depend on the </w:t>
+      </w:r>
+      <w:r>
+        <w:rPr>
+          <w:b/>
+          <w:bCs/>
+        </w:rPr>
+        <w:t xml:space="preserve">options shown</w:t>
+      </w:r>
+      <w:r>
+        <w:t xml:space="preserve"> level, chosen at the bottom of the dialog and remembered for your account. </w:t>
+      </w:r>
+      <w:r>
+        <w:rPr>
+          <w:b/>
+          <w:bCs/>
+        </w:rPr>
+        <w:t xml:space="preserve">Simple</w:t>
+      </w:r>
+      <w:r>
+        <w:t xml:space="preserve"> offers the title and the size. </w:t>
+      </w:r>
+      <w:r>
+        <w:rPr>
+          <w:b/>
+          <w:bCs/>
+        </w:rPr>
+        <w:t xml:space="preserve">Standard</w:t>
+      </w:r>
+      <w:r>
+        <w:t xml:space="preserve"> adds the period for trend cards and the number of rows for lists. </w:t>
+      </w:r>
+      <w:r>
+        <w:rPr>
+          <w:b/>
+          <w:bCs/>
+        </w:rPr>
+        <w:t xml:space="preserve">Advanced</w:t>
+      </w:r>
+      <w:r>
+        <w:t xml:space="preserve"> adds the colour thresholds of number tiles. Thresholds you set before version 2.0 with the gear on a tile carry over. The trend period picker above the grid sets the period for every trend card that does not have its own.</w:t>
+      </w:r>
+    </w:p>
+    <w:p>
+      <w:pPr>
         <w:pStyle w:val="Heading1"/>
         <w:pageBreakBefore/>
       </w:pPr>
@@ -7848,11 +8080,10 @@
     </w:p>
     <w:p>
       <w:pPr>
-        <w:pStyle w:val="Heading1"/>
-        <w:pageBreakBefore/>
-      </w:pPr>
-      <w:r>
-        <w:t xml:space="preserve">14. Change log</w:t>
+        <w:pStyle w:val="Heading2"/>
+      </w:pPr>
+      <w:r>
+        <w:t xml:space="preserve">13.3 The family portal</w:t>
       </w:r>
     </w:p>
     <w:p>
@@ -7914,7 +8145,7 @@
           <w:sz w:val="18"/>
           <w:szCs w:val="18"/>
         </w:rPr>
-        <w:t xml:space="preserve">The change log with its 30-day activity chart.</w:t>
+        <w:t xml:space="preserve">The Family portal page: invites, addresses and the switch.</w:t>
       </w:r>
     </w:p>
     <w:p>
@@ -7922,77 +8153,184 @@
         <w:spacing w:after="120"/>
       </w:pPr>
       <w:r>
-        <w:t xml:space="preserve">Every scan writes one entry per event: </w:t>
-      </w:r>
-      <w:r>
-        <w:rPr>
-          <w:b/>
-          <w:bCs/>
-        </w:rPr>
-        <w:t xml:space="preserve">added</w:t>
-      </w:r>
-      <w:r>
-        <w:t xml:space="preserve">, </w:t>
-      </w:r>
-      <w:r>
-        <w:rPr>
-          <w:b/>
-          <w:bCs/>
-        </w:rPr>
-        <w:t xml:space="preserve">removed</w:t>
-      </w:r>
-      <w:r>
-        <w:t xml:space="preserve">, </w:t>
-      </w:r>
-      <w:r>
-        <w:rPr>
-          <w:b/>
-          <w:bCs/>
-        </w:rPr>
-        <w:t xml:space="preserve">modified</w:t>
-      </w:r>
-      <w:r>
-        <w:t xml:space="preserve"> (size or date changed), </w:t>
-      </w:r>
-      <w:r>
-        <w:rPr>
-          <w:b/>
-          <w:bCs/>
-        </w:rPr>
-        <w:t xml:space="preserve">returned</w:t>
-      </w:r>
-      <w:r>
-        <w:t xml:space="preserve"> (a missing file came back), </w:t>
-      </w:r>
-      <w:r>
-        <w:rPr>
-          <w:b/>
-          <w:bCs/>
-        </w:rPr>
-        <w:t xml:space="preserve">probe_error</w:t>
-      </w:r>
-      <w:r>
-        <w:t xml:space="preserve">, </w:t>
-      </w:r>
-      <w:r>
-        <w:rPr>
-          <w:b/>
-          <w:bCs/>
-        </w:rPr>
-        <w:t xml:space="preserve">root_offline</w:t>
-      </w:r>
-      <w:r>
-        <w:t xml:space="preserve"> and </w:t>
-      </w:r>
-      <w:r>
-        <w:rPr>
-          <w:b/>
-          <w:bCs/>
-        </w:rPr>
-        <w:t xml:space="preserve">warning</w:t>
-      </w:r>
-      <w:r>
-        <w:t xml:space="preserve">. The strip at the top counts totals and the last seven days; the chart shows activity per day for the last 30. Pick a scan in the dropdown to see only its events with its duration, files seen and thread count, or filter by kind.</w:t>
+        <w:t xml:space="preserve">The </w:t>
+      </w:r>
+      <w:r>
+        <w:rPr>
+          <w:b/>
+          <w:bCs/>
+        </w:rPr>
+        <w:t xml:space="preserve">family portal</w:t>
+      </w:r>
+      <w:r>
+        <w:t xml:space="preserve"> is a second front door for people you invite. It lets them browse the three libraries, use </w:t>
+      </w:r>
+      <w:r>
+        <w:rPr>
+          <w:b/>
+          <w:bCs/>
+        </w:rPr>
+        <w:t xml:space="preserve">What to watch tonight</w:t>
+      </w:r>
+      <w:r>
+        <w:t xml:space="preserve">, and send </w:t>
+      </w:r>
+      <w:r>
+        <w:rPr>
+          <w:b/>
+          <w:bCs/>
+        </w:rPr>
+        <w:t xml:space="preserve">media requests</w:t>
+      </w:r>
+      <w:r>
+        <w:t xml:space="preserve">, from a small site made for phones. It is a separate listener on its own port with its own short list of operations: sign-in, settings, scans, renames, exports and logs do not exist there, so there is nothing to break into. Every reply is built from a fixed list of fields, so file paths, the names of your NAS and shares, Plex keys, watch history and your notes never leave the server, and adult titles are never included.</w:t>
+      </w:r>
+    </w:p>
+    <w:p>
+      <w:pPr>
+        <w:spacing w:after="120"/>
+      </w:pPr>
+      <w:r>
+        <w:rPr>
+          <w:b/>
+          <w:bCs/>
+        </w:rPr>
+        <w:t xml:space="preserve">Invites.</w:t>
+      </w:r>
+      <w:r>
+        <w:t xml:space="preserve"> On the </w:t>
+      </w:r>
+      <w:r>
+        <w:rPr>
+          <w:b/>
+          <w:bCs/>
+        </w:rPr>
+        <w:t xml:space="preserve">Family portal</w:t>
+      </w:r>
+      <w:r>
+        <w:t xml:space="preserve"> page type a name, choose an expiry and what the person may do, and press </w:t>
+      </w:r>
+      <w:r>
+        <w:rPr>
+          <w:b/>
+          <w:bCs/>
+        </w:rPr>
+        <w:t xml:space="preserve">Create invite</w:t>
+      </w:r>
+      <w:r>
+        <w:t xml:space="preserve">. You get a link and a QR code, shown once: send it then. Opening the link on a phone remembers that device for six months; the link itself is only needed again on a new device. The table shows each person, when they were last seen, how many devices and requests, and gives </w:t>
+      </w:r>
+      <w:r>
+        <w:rPr>
+          <w:b/>
+          <w:bCs/>
+        </w:rPr>
+        <w:t xml:space="preserve">New link</w:t>
+      </w:r>
+      <w:r>
+        <w:t xml:space="preserve"> (the old link and its devices stop working) and </w:t>
+      </w:r>
+      <w:r>
+        <w:rPr>
+          <w:b/>
+          <w:bCs/>
+        </w:rPr>
+        <w:t xml:space="preserve">Revoke</w:t>
+      </w:r>
+      <w:r>
+        <w:t xml:space="preserve">. Only a fingerprint of each link is stored, so a copied database cannot recreate one.</w:t>
+      </w:r>
+    </w:p>
+    <w:p>
+      <w:pPr>
+        <w:spacing w:after="120"/>
+      </w:pPr>
+      <w:r>
+        <w:rPr>
+          <w:b/>
+          <w:bCs/>
+        </w:rPr>
+        <w:t xml:space="preserve">What they see.</w:t>
+      </w:r>
+      <w:r>
+        <w:t xml:space="preserve"> Library: search, genre, quality and sub or dub filters, and a page per title with the seasons and episodes on hand and what is missing. Tonight: the same filters and </w:t>
+      </w:r>
+      <w:r>
+        <w:rPr>
+          <w:b/>
+          <w:bCs/>
+        </w:rPr>
+        <w:t xml:space="preserve">Pick for me</w:t>
+      </w:r>
+      <w:r>
+        <w:t xml:space="preserve">; "not watched yet" follows the household Plex account. Requests: the form checks the library first and shows *already in the library* before sending; each person sees their own requests with your status and reply. Requests arrive in your Requests tab marked </w:t>
+      </w:r>
+      <w:r>
+        <w:rPr>
+          <w:rFonts w:ascii="Consolas" w:cs="Consolas" w:eastAsia="Consolas" w:hAnsi="Consolas"/>
+          <w:sz w:val="19"/>
+          <w:szCs w:val="19"/>
+          <w:shd w:fill="EEF1F5" w:val="clear"/>
+        </w:rPr>
+        <w:t xml:space="preserve">family: Name</w:t>
+      </w:r>
+      <w:r>
+        <w:t xml:space="preserve">, with the usual notification. Filing is limited to a handful an hour per person.</w:t>
+      </w:r>
+    </w:p>
+    <w:p>
+      <w:pPr>
+        <w:spacing w:after="120"/>
+      </w:pPr>
+      <w:r>
+        <w:rPr>
+          <w:b/>
+          <w:bCs/>
+        </w:rPr>
+        <w:t xml:space="preserve">Addresses.</w:t>
+      </w:r>
+      <w:r>
+        <w:t xml:space="preserve"> Give the portal a </w:t>
+      </w:r>
+      <w:r>
+        <w:rPr>
+          <w:b/>
+          <w:bCs/>
+        </w:rPr>
+        <w:t xml:space="preserve">public address</w:t>
+      </w:r>
+      <w:r>
+        <w:t xml:space="preserve"> (what people away from home open, see 22.10) and optionally a </w:t>
+      </w:r>
+      <w:r>
+        <w:rPr>
+          <w:b/>
+          <w:bCs/>
+        </w:rPr>
+        <w:t xml:space="preserve">home address</w:t>
+      </w:r>
+      <w:r>
+        <w:t xml:space="preserve"> served by Caddy. Invite links are built from them. Leave the portal reachable from </w:t>
+      </w:r>
+      <w:r>
+        <w:rPr>
+          <w:b/>
+          <w:bCs/>
+        </w:rPr>
+        <w:t xml:space="preserve">this machine only</w:t>
+      </w:r>
+      <w:r>
+        <w:t xml:space="preserve"> when Caddy or Tailscale sits in front. Switching the portal </w:t>
+      </w:r>
+      <w:r>
+        <w:rPr>
+          <w:b/>
+          <w:bCs/>
+        </w:rPr>
+        <w:t xml:space="preserve">off</w:t>
+      </w:r>
+      <w:r>
+        <w:t xml:space="preserve"> closes it for everyone at once and keeps the invites.</w:t>
       </w:r>
     </w:p>
     <w:p>
@@ -8001,7 +8339,7 @@
         <w:pageBreakBefore/>
       </w:pPr>
       <w:r>
-        <w:t xml:space="preserve">15. Movie names (the naming engine)</w:t>
+        <w:t xml:space="preserve">14. Change log</w:t>
       </w:r>
     </w:p>
     <w:p>
@@ -8063,7 +8401,7 @@
           <w:sz w:val="18"/>
           <w:szCs w:val="18"/>
         </w:rPr>
-        <w:t xml:space="preserve">Proposed names with flags; every batch is a dry run until the live switch is armed.</w:t>
+        <w:t xml:space="preserve">The change log with its 30-day activity chart.</w:t>
       </w:r>
     </w:p>
     <w:p>
@@ -8071,1804 +8409,77 @@
         <w:spacing w:after="120"/>
       </w:pPr>
       <w:r>
-        <w:t xml:space="preserve">This tab renames movie files to a consistent pattern built from facts the app can prove. It is the most carefully guarded part of MediaLedger, because it is one of only two places that write to the share.</w:t>
-      </w:r>
-    </w:p>
-    <w:p>
-      <w:pPr>
-        <w:pStyle w:val="Heading2"/>
-      </w:pPr>
-      <w:r>
-        <w:t xml:space="preserve">15.1 The pattern</w:t>
-      </w:r>
-    </w:p>
-    <w:p>
-      <w:pPr>
-        <w:spacing w:after="120"/>
-      </w:pPr>
-      <w:r>
-        <w:rPr>
-          <w:rFonts w:ascii="Consolas" w:cs="Consolas" w:eastAsia="Consolas" w:hAnsi="Consolas"/>
-          <w:sz w:val="19"/>
-          <w:szCs w:val="19"/>
-          <w:shd w:fill="EEF1F5" w:val="clear"/>
-        </w:rPr>
-        <w:t xml:space="preserve">Title (Year) - Source Resolution HDR Codec [Audio] [{edition-Name}].ext</w:t>
-      </w:r>
-    </w:p>
-    <w:p>
-      <w:pPr>
-        <w:spacing w:after="120"/>
-      </w:pPr>
-      <w:r>
-        <w:t xml:space="preserve">A seventh part, </w:t>
-      </w:r>
-      <w:r>
-        <w:rPr>
-          <w:b/>
-          <w:bCs/>
-        </w:rPr>
-        <w:t xml:space="preserve">Sub/Dub</w:t>
-      </w:r>
-      <w:r>
-        <w:t xml:space="preserve">, is off unless you switch it on: it writes </w:t>
-      </w:r>
-      <w:r>
-        <w:rPr>
-          <w:rFonts w:ascii="Consolas" w:cs="Consolas" w:eastAsia="Consolas" w:hAnsi="Consolas"/>
-          <w:sz w:val="19"/>
-          <w:szCs w:val="19"/>
-          <w:shd w:fill="EEF1F5" w:val="clear"/>
-        </w:rPr>
-        <w:t xml:space="preserve">Sub</w:t>
+        <w:t xml:space="preserve">Every scan writes one entry per event: </w:t>
+      </w:r>
+      <w:r>
+        <w:rPr>
+          <w:b/>
+          <w:bCs/>
+        </w:rPr>
+        <w:t xml:space="preserve">added</w:t>
       </w:r>
       <w:r>
         <w:t xml:space="preserve">, </w:t>
       </w:r>
       <w:r>
         <w:rPr>
-          <w:rFonts w:ascii="Consolas" w:cs="Consolas" w:eastAsia="Consolas" w:hAnsi="Consolas"/>
-          <w:sz w:val="19"/>
-          <w:szCs w:val="19"/>
-          <w:shd w:fill="EEF1F5" w:val="clear"/>
-        </w:rPr>
-        <w:t xml:space="preserve">Dub</w:t>
-      </w:r>
-      <w:r>
-        <w:t xml:space="preserve"> or </w:t>
-      </w:r>
-      <w:r>
-        <w:rPr>
-          <w:rFonts w:ascii="Consolas" w:cs="Consolas" w:eastAsia="Consolas" w:hAnsi="Consolas"/>
-          <w:sz w:val="19"/>
-          <w:szCs w:val="19"/>
-          <w:shd w:fill="EEF1F5" w:val="clear"/>
-        </w:rPr>
-        <w:t xml:space="preserve">Dual</w:t>
-      </w:r>
-      <w:r>
-        <w:t xml:space="preserve"> from the probed languages and nothing for a plain English film. Only </w:t>
-      </w:r>
-      <w:r>
-        <w:rPr>
-          <w:rFonts w:ascii="Consolas" w:cs="Consolas" w:eastAsia="Consolas" w:hAnsi="Consolas"/>
-          <w:sz w:val="19"/>
-          <w:szCs w:val="19"/>
-          <w:shd w:fill="EEF1F5" w:val="clear"/>
-        </w:rPr>
-        <w:t xml:space="preserve">Title (Year)</w:t>
-      </w:r>
-      <w:r>
-        <w:t xml:space="preserve"> is fixed, because Plex matches on it. Everything after the dash is a </w:t>
-      </w:r>
-      <w:r>
-        <w:rPr>
-          <w:b/>
-          <w:bCs/>
-        </w:rPr>
-        <w:t xml:space="preserve">name part</w:t>
-      </w:r>
-      <w:r>
-        <w:t xml:space="preserve"> you can leave out or reorder under Batch settings → </w:t>
-      </w:r>
-      <w:r>
-        <w:rPr>
-          <w:b/>
-          <w:bCs/>
-        </w:rPr>
-        <w:t xml:space="preserve">Name parts</w:t>
-      </w:r>
-      <w:r>
-        <w:t xml:space="preserve">: click a chip to switch it off (it shows struck through) or on, use the ◂ ▸ arrows to move it, and watch the preview. The whole list rebuilds at once. The same thing works from the list itself: every word in a proposed name is clickable, so clicking </w:t>
-      </w:r>
-      <w:r>
-        <w:rPr>
-          <w:rFonts w:ascii="Consolas" w:cs="Consolas" w:eastAsia="Consolas" w:hAnsi="Consolas"/>
-          <w:sz w:val="19"/>
-          <w:szCs w:val="19"/>
-          <w:shd w:fill="EEF1F5" w:val="clear"/>
-        </w:rPr>
-        <w:t xml:space="preserve">Source</w:t>
-      </w:r>
-      <w:r>
-        <w:t xml:space="preserve"> in any row removes Source from every name, the way editing one dimension in a CAD sketch updates the whole part. If you do not like </w:t>
-      </w:r>
-      <w:r>
-        <w:rPr>
-          <w:rFonts w:ascii="Consolas" w:cs="Consolas" w:eastAsia="Consolas" w:hAnsi="Consolas"/>
-          <w:sz w:val="19"/>
-          <w:szCs w:val="19"/>
-          <w:shd w:fill="EEF1F5" w:val="clear"/>
-        </w:rPr>
-        <w:t xml:space="preserve">Web</w:t>
-      </w:r>
-      <w:r>
-        <w:t xml:space="preserve"> / </w:t>
-      </w:r>
-      <w:r>
-        <w:rPr>
-          <w:rFonts w:ascii="Consolas" w:cs="Consolas" w:eastAsia="Consolas" w:hAnsi="Consolas"/>
-          <w:sz w:val="19"/>
-          <w:szCs w:val="19"/>
-          <w:shd w:fill="EEF1F5" w:val="clear"/>
-        </w:rPr>
-        <w:t xml:space="preserve">Rip</w:t>
-      </w:r>
-      <w:r>
-        <w:t xml:space="preserve"> in your names, click it once and it is gone; the </w:t>
-      </w:r>
-      <w:r>
-        <w:rPr>
-          <w:rFonts w:ascii="Consolas" w:cs="Consolas" w:eastAsia="Consolas" w:hAnsi="Consolas"/>
-          <w:sz w:val="19"/>
-          <w:szCs w:val="19"/>
-          <w:shd w:fill="EEF1F5" w:val="clear"/>
-        </w:rPr>
-        <w:t xml:space="preserve">no_source</w:t>
-      </w:r>
-      <w:r>
-        <w:t xml:space="preserve"> flag disappears with it.</w:t>
-      </w:r>
-    </w:p>
-    <w:p>
-      <w:pPr>
-        <w:spacing w:after="120"/>
-      </w:pPr>
-      <w:r>
-        <w:t xml:space="preserve">Examples: </w:t>
-      </w:r>
-      <w:r>
-        <w:rPr>
-          <w:rFonts w:ascii="Consolas" w:cs="Consolas" w:eastAsia="Consolas" w:hAnsi="Consolas"/>
-          <w:sz w:val="19"/>
-          <w:szCs w:val="19"/>
-          <w:shd w:fill="EEF1F5" w:val="clear"/>
-        </w:rPr>
-        <w:t xml:space="preserve">A Breed Apart (2025) - Web 1080p SDR H264.mp4</w:t>
+          <w:b/>
+          <w:bCs/>
+        </w:rPr>
+        <w:t xml:space="preserve">removed</w:t>
+      </w:r>
+      <w:r>
+        <w:t xml:space="preserve">, </w:t>
+      </w:r>
+      <w:r>
+        <w:rPr>
+          <w:b/>
+          <w:bCs/>
+        </w:rPr>
+        <w:t xml:space="preserve">modified</w:t>
+      </w:r>
+      <w:r>
+        <w:t xml:space="preserve"> (size or date changed), </w:t>
+      </w:r>
+      <w:r>
+        <w:rPr>
+          <w:b/>
+          <w:bCs/>
+        </w:rPr>
+        <w:t xml:space="preserve">returned</w:t>
+      </w:r>
+      <w:r>
+        <w:t xml:space="preserve"> (a missing file came back), </w:t>
+      </w:r>
+      <w:r>
+        <w:rPr>
+          <w:b/>
+          <w:bCs/>
+        </w:rPr>
+        <w:t xml:space="preserve">probe_error</w:t>
+      </w:r>
+      <w:r>
+        <w:t xml:space="preserve">, </w:t>
+      </w:r>
+      <w:r>
+        <w:rPr>
+          <w:b/>
+          <w:bCs/>
+        </w:rPr>
+        <w:t xml:space="preserve">root_offline</w:t>
       </w:r>
       <w:r>
         <w:t xml:space="preserve"> and </w:t>
       </w:r>
       <w:r>
         <w:rPr>
-          <w:rFonts w:ascii="Consolas" w:cs="Consolas" w:eastAsia="Consolas" w:hAnsi="Consolas"/>
-          <w:sz w:val="19"/>
-          <w:szCs w:val="19"/>
-          <w:shd w:fill="EEF1F5" w:val="clear"/>
-        </w:rPr>
-        <w:t xml:space="preserve">Avatar (2009) - Rip 4K HDR HEVC {edition-Extended Collector's Edition}.mkv</w:t>
-      </w:r>
-      <w:r>
-        <w:t xml:space="preserve">.</w:t>
-      </w:r>
-    </w:p>
-    <w:tbl>
-      <w:tblPr>
-        <w:tblW w:type="dxa" w:w="9360"/>
-        <w:tblBorders>
-          <w:top w:val="single" w:color="auto" w:sz="4"/>
-          <w:left w:val="single" w:color="auto" w:sz="4"/>
-          <w:bottom w:val="single" w:color="auto" w:sz="4"/>
-          <w:right w:val="single" w:color="auto" w:sz="4"/>
-          <w:insideH w:val="single" w:color="auto" w:sz="4"/>
-          <w:insideV w:val="single" w:color="auto" w:sz="4"/>
-        </w:tblBorders>
-      </w:tblPr>
-      <w:tblGrid>
-        <w:gridCol w:w="1500"/>
-        <w:gridCol w:w="5200"/>
-        <w:gridCol w:w="2660"/>
-      </w:tblGrid>
-      <w:tr>
-        <w:tc>
-          <w:tcPr>
-            <w:tcW w:type="dxa" w:w="0"/>
-            <w:shd w:fill="DDE6F2" w:val="clear"/>
-            <w:tcMar>
-              <w:top w:type="dxa" w:w="60"/>
-              <w:left w:type="dxa" w:w="100"/>
-              <w:bottom w:type="dxa" w:w="60"/>
-              <w:right w:type="dxa" w:w="100"/>
-            </w:tcMar>
-          </w:tcPr>
-          <w:p>
-            <w:r>
-              <w:rPr>
-                <w:b/>
-                <w:bCs/>
-                <w:sz w:val="19"/>
-                <w:szCs w:val="19"/>
-              </w:rPr>
-              <w:t xml:space="preserve">Token</w:t>
-            </w:r>
-          </w:p>
-        </w:tc>
-        <w:tc>
-          <w:tcPr>
-            <w:tcW w:type="dxa" w:w="0"/>
-            <w:shd w:fill="DDE6F2" w:val="clear"/>
-            <w:tcMar>
-              <w:top w:type="dxa" w:w="60"/>
-              <w:left w:type="dxa" w:w="100"/>
-              <w:bottom w:type="dxa" w:w="60"/>
-              <w:right w:type="dxa" w:w="100"/>
-            </w:tcMar>
-          </w:tcPr>
-          <w:p>
-            <w:r>
-              <w:rPr>
-                <w:b/>
-                <w:bCs/>
-                <w:sz w:val="19"/>
-                <w:szCs w:val="19"/>
-              </w:rPr>
-              <w:t xml:space="preserve">Where it comes from</w:t>
-            </w:r>
-          </w:p>
-        </w:tc>
-        <w:tc>
-          <w:tcPr>
-            <w:tcW w:type="dxa" w:w="0"/>
-            <w:shd w:fill="DDE6F2" w:val="clear"/>
-            <w:tcMar>
-              <w:top w:type="dxa" w:w="60"/>
-              <w:left w:type="dxa" w:w="100"/>
-              <w:bottom w:type="dxa" w:w="60"/>
-              <w:right w:type="dxa" w:w="100"/>
-            </w:tcMar>
-          </w:tcPr>
-          <w:p>
-            <w:r>
-              <w:rPr>
-                <w:b/>
-                <w:bCs/>
-                <w:sz w:val="19"/>
-                <w:szCs w:val="19"/>
-              </w:rPr>
-              <w:t xml:space="preserve">When unknown</w:t>
-            </w:r>
-          </w:p>
-        </w:tc>
-      </w:tr>
-      <w:tr>
-        <w:tc>
-          <w:tcPr>
-            <w:tcW w:type="dxa" w:w="0"/>
-            <w:tcMar>
-              <w:top w:type="dxa" w:w="60"/>
-              <w:left w:type="dxa" w:w="100"/>
-              <w:bottom w:type="dxa" w:w="60"/>
-              <w:right w:type="dxa" w:w="100"/>
-            </w:tcMar>
-          </w:tcPr>
-          <w:p>
-            <w:r>
-              <w:rPr>
-                <w:b w:val="false"/>
-                <w:bCs w:val="false"/>
-                <w:sz w:val="19"/>
-                <w:szCs w:val="19"/>
-              </w:rPr>
-              <w:t xml:space="preserve">Title, Year</w:t>
-            </w:r>
-          </w:p>
-        </w:tc>
-        <w:tc>
-          <w:tcPr>
-            <w:tcW w:type="dxa" w:w="0"/>
-            <w:tcMar>
-              <w:top w:type="dxa" w:w="60"/>
-              <w:left w:type="dxa" w:w="100"/>
-              <w:bottom w:type="dxa" w:w="60"/>
-              <w:right w:type="dxa" w:w="100"/>
-            </w:tcMar>
-          </w:tcPr>
-          <w:p>
-            <w:r>
-              <w:rPr>
-                <w:b w:val="false"/>
-                <w:bCs w:val="false"/>
-                <w:sz w:val="19"/>
-                <w:szCs w:val="19"/>
-              </w:rPr>
-              <w:t xml:space="preserve">The parser and your manual fixes, or the Plex match when the truth source is set to Plex.</w:t>
-            </w:r>
-          </w:p>
-        </w:tc>
-        <w:tc>
-          <w:tcPr>
-            <w:tcW w:type="dxa" w:w="0"/>
-            <w:tcMar>
-              <w:top w:type="dxa" w:w="60"/>
-              <w:left w:type="dxa" w:w="100"/>
-              <w:bottom w:type="dxa" w:w="60"/>
-              <w:right w:type="dxa" w:w="100"/>
-            </w:tcMar>
-          </w:tcPr>
-          <w:p>
-            <w:r>
-              <w:rPr>
-                <w:b w:val="false"/>
-                <w:bCs w:val="false"/>
-                <w:sz w:val="19"/>
-                <w:szCs w:val="19"/>
-              </w:rPr>
-              <w:t xml:space="preserve">Year becomes the word </w:t>
-            </w:r>
-            <w:r>
-              <w:rPr>
-                <w:rFonts w:ascii="Consolas" w:cs="Consolas" w:eastAsia="Consolas" w:hAnsi="Consolas"/>
-                <w:b w:val="false"/>
-                <w:bCs w:val="false"/>
-                <w:sz w:val="19"/>
-                <w:szCs w:val="19"/>
-                <w:shd w:fill="EEF1F5" w:val="clear"/>
-              </w:rPr>
-              <w:t xml:space="preserve">Year</w:t>
-            </w:r>
-            <w:r>
-              <w:rPr>
-                <w:b w:val="false"/>
-                <w:bCs w:val="false"/>
-                <w:sz w:val="19"/>
-                <w:szCs w:val="19"/>
-              </w:rPr>
-              <w:t xml:space="preserve">; the file is flagged.</w:t>
-            </w:r>
-          </w:p>
-        </w:tc>
-      </w:tr>
-      <w:tr>
-        <w:tc>
-          <w:tcPr>
-            <w:tcW w:type="dxa" w:w="0"/>
-            <w:tcMar>
-              <w:top w:type="dxa" w:w="60"/>
-              <w:left w:type="dxa" w:w="100"/>
-              <w:bottom w:type="dxa" w:w="60"/>
-              <w:right w:type="dxa" w:w="100"/>
-            </w:tcMar>
-          </w:tcPr>
-          <w:p>
-            <w:r>
-              <w:rPr>
-                <w:b w:val="false"/>
-                <w:bCs w:val="false"/>
-                <w:sz w:val="19"/>
-                <w:szCs w:val="19"/>
-              </w:rPr>
-              <w:t xml:space="preserve">Source</w:t>
-            </w:r>
-          </w:p>
-        </w:tc>
-        <w:tc>
-          <w:tcPr>
-            <w:tcW w:type="dxa" w:w="0"/>
-            <w:tcMar>
-              <w:top w:type="dxa" w:w="60"/>
-              <w:left w:type="dxa" w:w="100"/>
-              <w:bottom w:type="dxa" w:w="60"/>
-              <w:right w:type="dxa" w:w="100"/>
-            </w:tcMar>
-          </w:tcPr>
-          <w:p>
-            <w:r>
-              <w:rPr>
-                <w:rFonts w:ascii="Consolas" w:cs="Consolas" w:eastAsia="Consolas" w:hAnsi="Consolas"/>
-                <w:b w:val="false"/>
-                <w:bCs w:val="false"/>
-                <w:sz w:val="19"/>
-                <w:szCs w:val="19"/>
-                <w:shd w:fill="EEF1F5" w:val="clear"/>
-              </w:rPr>
-              <w:t xml:space="preserve">Web</w:t>
-            </w:r>
-            <w:r>
-              <w:rPr>
-                <w:b w:val="false"/>
-                <w:bCs w:val="false"/>
-                <w:sz w:val="19"/>
-                <w:szCs w:val="19"/>
-              </w:rPr>
-              <w:t xml:space="preserve"> when the old name carries a LiLTV or WEB marker; </w:t>
-            </w:r>
-            <w:r>
-              <w:rPr>
-                <w:rFonts w:ascii="Consolas" w:cs="Consolas" w:eastAsia="Consolas" w:hAnsi="Consolas"/>
-                <w:b w:val="false"/>
-                <w:bCs w:val="false"/>
-                <w:sz w:val="19"/>
-                <w:szCs w:val="19"/>
-                <w:shd w:fill="EEF1F5" w:val="clear"/>
-              </w:rPr>
-              <w:t xml:space="preserve">Rip</w:t>
-            </w:r>
-            <w:r>
-              <w:rPr>
-                <w:b w:val="false"/>
-                <w:bCs w:val="false"/>
-                <w:sz w:val="19"/>
-                <w:szCs w:val="19"/>
-              </w:rPr>
-              <w:t xml:space="preserve"> for BRrip, BluRay, BDRip, Remux or DVD; or whatever you set in the Fix dialog or with bulk source.</w:t>
-            </w:r>
-          </w:p>
-        </w:tc>
-        <w:tc>
-          <w:tcPr>
-            <w:tcW w:type="dxa" w:w="0"/>
-            <w:tcMar>
-              <w:top w:type="dxa" w:w="60"/>
-              <w:left w:type="dxa" w:w="100"/>
-              <w:bottom w:type="dxa" w:w="60"/>
-              <w:right w:type="dxa" w:w="100"/>
-            </w:tcMar>
-          </w:tcPr>
-          <w:p>
-            <w:r>
-              <w:rPr>
-                <w:b w:val="false"/>
-                <w:bCs w:val="false"/>
-                <w:sz w:val="19"/>
-                <w:szCs w:val="19"/>
-              </w:rPr>
-              <w:t xml:space="preserve">The word </w:t>
-            </w:r>
-            <w:r>
-              <w:rPr>
-                <w:rFonts w:ascii="Consolas" w:cs="Consolas" w:eastAsia="Consolas" w:hAnsi="Consolas"/>
-                <w:b w:val="false"/>
-                <w:bCs w:val="false"/>
-                <w:sz w:val="19"/>
-                <w:szCs w:val="19"/>
-                <w:shd w:fill="EEF1F5" w:val="clear"/>
-              </w:rPr>
-              <w:t xml:space="preserve">Source</w:t>
-            </w:r>
-            <w:r>
-              <w:rPr>
-                <w:b w:val="false"/>
-                <w:bCs w:val="false"/>
-                <w:sz w:val="19"/>
-                <w:szCs w:val="19"/>
-              </w:rPr>
-              <w:t xml:space="preserve">; the file is flagged.</w:t>
-            </w:r>
-          </w:p>
-        </w:tc>
-      </w:tr>
-      <w:tr>
-        <w:tc>
-          <w:tcPr>
-            <w:tcW w:type="dxa" w:w="0"/>
-            <w:tcMar>
-              <w:top w:type="dxa" w:w="60"/>
-              <w:left w:type="dxa" w:w="100"/>
-              <w:bottom w:type="dxa" w:w="60"/>
-              <w:right w:type="dxa" w:w="100"/>
-            </w:tcMar>
-          </w:tcPr>
-          <w:p>
-            <w:r>
-              <w:rPr>
-                <w:b w:val="false"/>
-                <w:bCs w:val="false"/>
-                <w:sz w:val="19"/>
-                <w:szCs w:val="19"/>
-              </w:rPr>
-              <w:t xml:space="preserve">Resolution</w:t>
-            </w:r>
-          </w:p>
-        </w:tc>
-        <w:tc>
-          <w:tcPr>
-            <w:tcW w:type="dxa" w:w="0"/>
-            <w:tcMar>
-              <w:top w:type="dxa" w:w="60"/>
-              <w:left w:type="dxa" w:w="100"/>
-              <w:bottom w:type="dxa" w:w="60"/>
-              <w:right w:type="dxa" w:w="100"/>
-            </w:tcMar>
-          </w:tcPr>
-          <w:p>
-            <w:r>
-              <w:rPr>
-                <w:b w:val="false"/>
-                <w:bCs w:val="false"/>
-                <w:sz w:val="19"/>
-                <w:szCs w:val="19"/>
-              </w:rPr>
-              <w:t xml:space="preserve">ffprobe pixel size: 4K, 1440p, 1080p, 720p, 576p, 480p or SD.</w:t>
-            </w:r>
-          </w:p>
-        </w:tc>
-        <w:tc>
-          <w:tcPr>
-            <w:tcW w:type="dxa" w:w="0"/>
-            <w:tcMar>
-              <w:top w:type="dxa" w:w="60"/>
-              <w:left w:type="dxa" w:w="100"/>
-              <w:bottom w:type="dxa" w:w="60"/>
-              <w:right w:type="dxa" w:w="100"/>
-            </w:tcMar>
-          </w:tcPr>
-          <w:p>
-            <w:r>
-              <w:rPr>
-                <w:b w:val="false"/>
-                <w:bCs w:val="false"/>
-                <w:sz w:val="19"/>
-                <w:szCs w:val="19"/>
-              </w:rPr>
-              <w:t xml:space="preserve">Blocked.</w:t>
-            </w:r>
-          </w:p>
-        </w:tc>
-      </w:tr>
-      <w:tr>
-        <w:tc>
-          <w:tcPr>
-            <w:tcW w:type="dxa" w:w="0"/>
-            <w:tcMar>
-              <w:top w:type="dxa" w:w="60"/>
-              <w:left w:type="dxa" w:w="100"/>
-              <w:bottom w:type="dxa" w:w="60"/>
-              <w:right w:type="dxa" w:w="100"/>
-            </w:tcMar>
-          </w:tcPr>
-          <w:p>
-            <w:r>
-              <w:rPr>
-                <w:b w:val="false"/>
-                <w:bCs w:val="false"/>
-                <w:sz w:val="19"/>
-                <w:szCs w:val="19"/>
-              </w:rPr>
-              <w:t xml:space="preserve">HDR / SDR</w:t>
-            </w:r>
-          </w:p>
-        </w:tc>
-        <w:tc>
-          <w:tcPr>
-            <w:tcW w:type="dxa" w:w="0"/>
-            <w:tcMar>
-              <w:top w:type="dxa" w:w="60"/>
-              <w:left w:type="dxa" w:w="100"/>
-              <w:bottom w:type="dxa" w:w="60"/>
-              <w:right w:type="dxa" w:w="100"/>
-            </w:tcMar>
-          </w:tcPr>
-          <w:p>
-            <w:r>
-              <w:rPr>
-                <w:b w:val="false"/>
-                <w:bCs w:val="false"/>
-                <w:sz w:val="19"/>
-                <w:szCs w:val="19"/>
-              </w:rPr>
-              <w:t xml:space="preserve">ffprobe colour transfer: HDR10, Dolby Vision and HLG all become </w:t>
-            </w:r>
-            <w:r>
-              <w:rPr>
-                <w:rFonts w:ascii="Consolas" w:cs="Consolas" w:eastAsia="Consolas" w:hAnsi="Consolas"/>
-                <w:b w:val="false"/>
-                <w:bCs w:val="false"/>
-                <w:sz w:val="19"/>
-                <w:szCs w:val="19"/>
-                <w:shd w:fill="EEF1F5" w:val="clear"/>
-              </w:rPr>
-              <w:t xml:space="preserve">HDR</w:t>
-            </w:r>
-            <w:r>
-              <w:rPr>
-                <w:b w:val="false"/>
-                <w:bCs w:val="false"/>
-                <w:sz w:val="19"/>
-                <w:szCs w:val="19"/>
-              </w:rPr>
-              <w:t xml:space="preserve">.</w:t>
-            </w:r>
-          </w:p>
-        </w:tc>
-        <w:tc>
-          <w:tcPr>
-            <w:tcW w:type="dxa" w:w="0"/>
-            <w:tcMar>
-              <w:top w:type="dxa" w:w="60"/>
-              <w:left w:type="dxa" w:w="100"/>
-              <w:bottom w:type="dxa" w:w="60"/>
-              <w:right w:type="dxa" w:w="100"/>
-            </w:tcMar>
-          </w:tcPr>
-          <w:p>
-            <w:r>
-              <w:rPr>
-                <w:rFonts w:ascii="Consolas" w:cs="Consolas" w:eastAsia="Consolas" w:hAnsi="Consolas"/>
-                <w:b w:val="false"/>
-                <w:bCs w:val="false"/>
-                <w:sz w:val="19"/>
-                <w:szCs w:val="19"/>
-                <w:shd w:fill="EEF1F5" w:val="clear"/>
-              </w:rPr>
-              <w:t xml:space="preserve">SDR</w:t>
-            </w:r>
-            <w:r>
-              <w:rPr>
-                <w:b w:val="false"/>
-                <w:bCs w:val="false"/>
-                <w:sz w:val="19"/>
-                <w:szCs w:val="19"/>
-              </w:rPr>
-              <w:t xml:space="preserve">.</w:t>
-            </w:r>
-          </w:p>
-        </w:tc>
-      </w:tr>
-      <w:tr>
-        <w:tc>
-          <w:tcPr>
-            <w:tcW w:type="dxa" w:w="0"/>
-            <w:tcMar>
-              <w:top w:type="dxa" w:w="60"/>
-              <w:left w:type="dxa" w:w="100"/>
-              <w:bottom w:type="dxa" w:w="60"/>
-              <w:right w:type="dxa" w:w="100"/>
-            </w:tcMar>
-          </w:tcPr>
-          <w:p>
-            <w:r>
-              <w:rPr>
-                <w:b w:val="false"/>
-                <w:bCs w:val="false"/>
-                <w:sz w:val="19"/>
-                <w:szCs w:val="19"/>
-              </w:rPr>
-              <w:t xml:space="preserve">Codec</w:t>
-            </w:r>
-          </w:p>
-        </w:tc>
-        <w:tc>
-          <w:tcPr>
-            <w:tcW w:type="dxa" w:w="0"/>
-            <w:tcMar>
-              <w:top w:type="dxa" w:w="60"/>
-              <w:left w:type="dxa" w:w="100"/>
-              <w:bottom w:type="dxa" w:w="60"/>
-              <w:right w:type="dxa" w:w="100"/>
-            </w:tcMar>
-          </w:tcPr>
-          <w:p>
-            <w:r>
-              <w:rPr>
-                <w:b w:val="false"/>
-                <w:bCs w:val="false"/>
-                <w:sz w:val="19"/>
-                <w:szCs w:val="19"/>
-              </w:rPr>
-              <w:t xml:space="preserve">ffprobe video codec: H264, HEVC, AV1, MPEG4, VC1…</w:t>
-            </w:r>
-          </w:p>
-        </w:tc>
-        <w:tc>
-          <w:tcPr>
-            <w:tcW w:type="dxa" w:w="0"/>
-            <w:tcMar>
-              <w:top w:type="dxa" w:w="60"/>
-              <w:left w:type="dxa" w:w="100"/>
-              <w:bottom w:type="dxa" w:w="60"/>
-              <w:right w:type="dxa" w:w="100"/>
-            </w:tcMar>
-          </w:tcPr>
-          <w:p>
-            <w:r>
-              <w:rPr>
-                <w:b w:val="false"/>
-                <w:bCs w:val="false"/>
-                <w:sz w:val="19"/>
-                <w:szCs w:val="19"/>
-              </w:rPr>
-              <w:t xml:space="preserve">Blocked.</w:t>
-            </w:r>
-          </w:p>
-        </w:tc>
-      </w:tr>
-      <w:tr>
-        <w:tc>
-          <w:tcPr>
-            <w:tcW w:type="dxa" w:w="0"/>
-            <w:tcMar>
-              <w:top w:type="dxa" w:w="60"/>
-              <w:left w:type="dxa" w:w="100"/>
-              <w:bottom w:type="dxa" w:w="60"/>
-              <w:right w:type="dxa" w:w="100"/>
-            </w:tcMar>
-          </w:tcPr>
-          <w:p>
-            <w:r>
-              <w:rPr>
-                <w:b w:val="false"/>
-                <w:bCs w:val="false"/>
-                <w:sz w:val="19"/>
-                <w:szCs w:val="19"/>
-              </w:rPr>
-              <w:t xml:space="preserve">Audio</w:t>
-            </w:r>
-          </w:p>
-        </w:tc>
-        <w:tc>
-          <w:tcPr>
-            <w:tcW w:type="dxa" w:w="0"/>
-            <w:tcMar>
-              <w:top w:type="dxa" w:w="60"/>
-              <w:left w:type="dxa" w:w="100"/>
-              <w:bottom w:type="dxa" w:w="60"/>
-              <w:right w:type="dxa" w:w="100"/>
-            </w:tcMar>
-          </w:tcPr>
-          <w:p>
-            <w:r>
-              <w:rPr>
-                <w:b w:val="false"/>
-                <w:bCs w:val="false"/>
-                <w:sz w:val="19"/>
-                <w:szCs w:val="19"/>
-              </w:rPr>
-              <w:t xml:space="preserve">ffprobe audio languages, only when they are not plain English, e.g. </w:t>
-            </w:r>
-            <w:r>
-              <w:rPr>
-                <w:rFonts w:ascii="Consolas" w:cs="Consolas" w:eastAsia="Consolas" w:hAnsi="Consolas"/>
-                <w:b w:val="false"/>
-                <w:bCs w:val="false"/>
-                <w:sz w:val="19"/>
-                <w:szCs w:val="19"/>
-                <w:shd w:fill="EEF1F5" w:val="clear"/>
-              </w:rPr>
-              <w:t xml:space="preserve">ENG+JPN</w:t>
-            </w:r>
-            <w:r>
-              <w:rPr>
-                <w:b w:val="false"/>
-                <w:bCs w:val="false"/>
-                <w:sz w:val="19"/>
-                <w:szCs w:val="19"/>
-              </w:rPr>
-              <w:t xml:space="preserve">.</w:t>
-            </w:r>
-          </w:p>
-        </w:tc>
-        <w:tc>
-          <w:tcPr>
-            <w:tcW w:type="dxa" w:w="0"/>
-            <w:tcMar>
-              <w:top w:type="dxa" w:w="60"/>
-              <w:left w:type="dxa" w:w="100"/>
-              <w:bottom w:type="dxa" w:w="60"/>
-              <w:right w:type="dxa" w:w="100"/>
-            </w:tcMar>
-          </w:tcPr>
-          <w:p>
-            <w:r>
-              <w:rPr>
-                <w:b w:val="false"/>
-                <w:bCs w:val="false"/>
-                <w:sz w:val="19"/>
-                <w:szCs w:val="19"/>
-              </w:rPr>
-              <w:t xml:space="preserve">Omitted; flagged if undefined.</w:t>
-            </w:r>
-          </w:p>
-        </w:tc>
-      </w:tr>
-      <w:tr>
-        <w:tc>
-          <w:tcPr>
-            <w:tcW w:type="dxa" w:w="0"/>
-            <w:tcMar>
-              <w:top w:type="dxa" w:w="60"/>
-              <w:left w:type="dxa" w:w="100"/>
-              <w:bottom w:type="dxa" w:w="60"/>
-              <w:right w:type="dxa" w:w="100"/>
-            </w:tcMar>
-          </w:tcPr>
-          <w:p>
-            <w:r>
-              <w:rPr>
-                <w:b w:val="false"/>
-                <w:bCs w:val="false"/>
-                <w:sz w:val="19"/>
-                <w:szCs w:val="19"/>
-              </w:rPr>
-              <w:t xml:space="preserve">Edition</w:t>
-            </w:r>
-          </w:p>
-        </w:tc>
-        <w:tc>
-          <w:tcPr>
-            <w:tcW w:type="dxa" w:w="0"/>
-            <w:tcMar>
-              <w:top w:type="dxa" w:w="60"/>
-              <w:left w:type="dxa" w:w="100"/>
-              <w:bottom w:type="dxa" w:w="60"/>
-              <w:right w:type="dxa" w:w="100"/>
-            </w:tcMar>
-          </w:tcPr>
-          <w:p>
-            <w:r>
-              <w:rPr>
-                <w:b w:val="false"/>
-                <w:bCs w:val="false"/>
-                <w:sz w:val="19"/>
-                <w:szCs w:val="19"/>
-              </w:rPr>
-              <w:t xml:space="preserve">Edition words found in the old name, in Plex's </w:t>
-            </w:r>
-            <w:r>
-              <w:rPr>
-                <w:rFonts w:ascii="Consolas" w:cs="Consolas" w:eastAsia="Consolas" w:hAnsi="Consolas"/>
-                <w:b w:val="false"/>
-                <w:bCs w:val="false"/>
-                <w:sz w:val="19"/>
-                <w:szCs w:val="19"/>
-                <w:shd w:fill="EEF1F5" w:val="clear"/>
-              </w:rPr>
-              <w:t xml:space="preserve">{edition-…}</w:t>
-            </w:r>
-            <w:r>
-              <w:rPr>
-                <w:b w:val="false"/>
-                <w:bCs w:val="false"/>
-                <w:sz w:val="19"/>
-                <w:szCs w:val="19"/>
-              </w:rPr>
-              <w:t xml:space="preserve"> form.</w:t>
-            </w:r>
-          </w:p>
-        </w:tc>
-        <w:tc>
-          <w:tcPr>
-            <w:tcW w:type="dxa" w:w="0"/>
-            <w:tcMar>
-              <w:top w:type="dxa" w:w="60"/>
-              <w:left w:type="dxa" w:w="100"/>
-              <w:bottom w:type="dxa" w:w="60"/>
-              <w:right w:type="dxa" w:w="100"/>
-            </w:tcMar>
-          </w:tcPr>
-          <w:p>
-            <w:r>
-              <w:rPr>
-                <w:b w:val="false"/>
-                <w:bCs w:val="false"/>
-                <w:sz w:val="19"/>
-                <w:szCs w:val="19"/>
-              </w:rPr>
-              <w:t xml:space="preserve">Omitted.</w:t>
-            </w:r>
-          </w:p>
-        </w:tc>
-      </w:tr>
-    </w:tbl>
-    <w:p>
-      <w:pPr>
-        <w:spacing w:after="120"/>
-      </w:pPr>
-      <w:r>
-        <w:t xml:space="preserve">The title keeps your existing words. Colons and question marks are dropped, slashes become dashes, other characters Windows forbids are removed, and trailing dots and spaces are trimmed. Nothing is re-capitalised.</w:t>
-      </w:r>
-    </w:p>
-    <w:p>
-      <w:pPr>
-        <w:pStyle w:val="Heading2"/>
-      </w:pPr>
-      <w:r>
-        <w:t xml:space="preserve">15.2 Ready, flagged, blocked</w:t>
-      </w:r>
-    </w:p>
-    <w:p>
-      <w:pPr>
-        <w:pStyle w:val="ListParagraph"/>
-        <w:numPr>
-          <w:ilvl w:val="0"/>
-          <w:numId w:val="2"/>
-        </w:numPr>
-        <w:spacing w:after="60"/>
-      </w:pPr>
-      <w:r>
-        <w:rPr>
-          <w:b/>
-          <w:bCs/>
-        </w:rPr>
-        <w:t xml:space="preserve">Ready</w:t>
-      </w:r>
-      <w:r>
-        <w:t xml:space="preserve"> – the proposed name differs from the current one and every check passes.</w:t>
-      </w:r>
-    </w:p>
-    <w:p>
-      <w:pPr>
-        <w:pStyle w:val="ListParagraph"/>
-        <w:numPr>
-          <w:ilvl w:val="0"/>
-          <w:numId w:val="2"/>
-        </w:numPr>
-        <w:spacing w:after="60"/>
-      </w:pPr>
-      <w:r>
-        <w:rPr>
-          <w:b/>
-          <w:bCs/>
-        </w:rPr>
-        <w:t xml:space="preserve">Flagged</w:t>
-      </w:r>
-      <w:r>
-        <w:t xml:space="preserve"> – ready, but worth a look. Flags include </w:t>
-      </w:r>
-      <w:r>
-        <w:rPr>
-          <w:rFonts w:ascii="Consolas" w:cs="Consolas" w:eastAsia="Consolas" w:hAnsi="Consolas"/>
-          <w:sz w:val="19"/>
-          <w:szCs w:val="19"/>
-          <w:shd w:fill="EEF1F5" w:val="clear"/>
-        </w:rPr>
-        <w:t xml:space="preserve">no_source</w:t>
-      </w:r>
-      <w:r>
-        <w:t xml:space="preserve">, </w:t>
-      </w:r>
-      <w:r>
-        <w:rPr>
-          <w:rFonts w:ascii="Consolas" w:cs="Consolas" w:eastAsia="Consolas" w:hAnsi="Consolas"/>
-          <w:sz w:val="19"/>
-          <w:szCs w:val="19"/>
-          <w:shd w:fill="EEF1F5" w:val="clear"/>
-        </w:rPr>
-        <w:t xml:space="preserve">no_year</w:t>
-      </w:r>
-      <w:r>
-        <w:t xml:space="preserve">, </w:t>
-      </w:r>
-      <w:r>
-        <w:rPr>
-          <w:rFonts w:ascii="Consolas" w:cs="Consolas" w:eastAsia="Consolas" w:hAnsi="Consolas"/>
-          <w:sz w:val="19"/>
-          <w:szCs w:val="19"/>
-          <w:shd w:fill="EEF1F5" w:val="clear"/>
-        </w:rPr>
-        <w:t xml:space="preserve">res_mismatch</w:t>
-      </w:r>
-      <w:r>
-        <w:t xml:space="preserve"> (the old name claimed a resolution the probe disagrees with; the probe wins), </w:t>
-      </w:r>
-      <w:r>
-        <w:rPr>
-          <w:rFonts w:ascii="Consolas" w:cs="Consolas" w:eastAsia="Consolas" w:hAnsi="Consolas"/>
-          <w:sz w:val="19"/>
-          <w:szCs w:val="19"/>
-          <w:shd w:fill="EEF1F5" w:val="clear"/>
-        </w:rPr>
-        <w:t xml:space="preserve">hdr_claimed_but_sdr</w:t>
-      </w:r>
-      <w:r>
-        <w:t xml:space="preserve">, </w:t>
-      </w:r>
-      <w:r>
-        <w:rPr>
-          <w:rFonts w:ascii="Consolas" w:cs="Consolas" w:eastAsia="Consolas" w:hAnsi="Consolas"/>
-          <w:sz w:val="19"/>
-          <w:szCs w:val="19"/>
-          <w:shd w:fill="EEF1F5" w:val="clear"/>
-        </w:rPr>
-        <w:t xml:space="preserve">audio_und</w:t>
-      </w:r>
-      <w:r>
-        <w:t xml:space="preserve">, </w:t>
-      </w:r>
-      <w:r>
-        <w:rPr>
-          <w:rFonts w:ascii="Consolas" w:cs="Consolas" w:eastAsia="Consolas" w:hAnsi="Consolas"/>
-          <w:sz w:val="19"/>
-          <w:szCs w:val="19"/>
-          <w:shd w:fill="EEF1F5" w:val="clear"/>
-        </w:rPr>
-        <w:t xml:space="preserve">plex_title_differs</w:t>
-      </w:r>
-      <w:r>
-        <w:t xml:space="preserve"> and </w:t>
-      </w:r>
-      <w:r>
-        <w:rPr>
-          <w:rFonts w:ascii="Consolas" w:cs="Consolas" w:eastAsia="Consolas" w:hAnsi="Consolas"/>
-          <w:sz w:val="19"/>
-          <w:szCs w:val="19"/>
-          <w:shd w:fill="EEF1F5" w:val="clear"/>
-        </w:rPr>
-        <w:t xml:space="preserve">plex_unlinked</w:t>
-      </w:r>
-      <w:r>
-        <w:t xml:space="preserve">. The tab explains each flag under "What the flags mean".</w:t>
-      </w:r>
-    </w:p>
-    <w:p>
-      <w:pPr>
-        <w:pStyle w:val="ListParagraph"/>
-        <w:numPr>
-          <w:ilvl w:val="0"/>
-          <w:numId w:val="2"/>
-        </w:numPr>
-        <w:spacing w:after="60"/>
-      </w:pPr>
-      <w:r>
-        <w:rPr>
-          <w:b/>
-          <w:bCs/>
-        </w:rPr>
-        <w:t xml:space="preserve">Blocked</w:t>
-      </w:r>
-      <w:r>
-        <w:t xml:space="preserve"> – never renamed: no successful probe, no title, or a </w:t>
-      </w:r>
-      <w:r>
-        <w:rPr>
-          <w:b/>
-          <w:bCs/>
-        </w:rPr>
-        <w:t xml:space="preserve">collision</w:t>
-      </w:r>
-      <w:r>
-        <w:t xml:space="preserve"> where two or more files would receive the identical name.</w:t>
-      </w:r>
-    </w:p>
-    <w:p>
-      <w:pPr>
-        <w:pStyle w:val="Heading2"/>
-      </w:pPr>
-      <w:r>
-        <w:t xml:space="preserve">15.3 Batch settings</w:t>
-      </w:r>
-    </w:p>
-    <w:tbl>
-      <w:tblPr>
-        <w:tblW w:type="dxa" w:w="9360"/>
-        <w:tblBorders>
-          <w:top w:val="single" w:color="auto" w:sz="4"/>
-          <w:left w:val="single" w:color="auto" w:sz="4"/>
-          <w:bottom w:val="single" w:color="auto" w:sz="4"/>
-          <w:right w:val="single" w:color="auto" w:sz="4"/>
-          <w:insideH w:val="single" w:color="auto" w:sz="4"/>
-          <w:insideV w:val="single" w:color="auto" w:sz="4"/>
-        </w:tblBorders>
-      </w:tblPr>
-      <w:tblGrid>
-        <w:gridCol w:w="2200"/>
-        <w:gridCol w:w="7160"/>
-      </w:tblGrid>
-      <w:tr>
-        <w:tc>
-          <w:tcPr>
-            <w:tcW w:type="dxa" w:w="0"/>
-            <w:shd w:fill="DDE6F2" w:val="clear"/>
-            <w:tcMar>
-              <w:top w:type="dxa" w:w="60"/>
-              <w:left w:type="dxa" w:w="100"/>
-              <w:bottom w:type="dxa" w:w="60"/>
-              <w:right w:type="dxa" w:w="100"/>
-            </w:tcMar>
-          </w:tcPr>
-          <w:p>
-            <w:r>
-              <w:rPr>
-                <w:b/>
-                <w:bCs/>
-                <w:sz w:val="19"/>
-                <w:szCs w:val="19"/>
-              </w:rPr>
-              <w:t xml:space="preserve">Setting</w:t>
-            </w:r>
-          </w:p>
-        </w:tc>
-        <w:tc>
-          <w:tcPr>
-            <w:tcW w:type="dxa" w:w="0"/>
-            <w:shd w:fill="DDE6F2" w:val="clear"/>
-            <w:tcMar>
-              <w:top w:type="dxa" w:w="60"/>
-              <w:left w:type="dxa" w:w="100"/>
-              <w:bottom w:type="dxa" w:w="60"/>
-              <w:right w:type="dxa" w:w="100"/>
-            </w:tcMar>
-          </w:tcPr>
-          <w:p>
-            <w:r>
-              <w:rPr>
-                <w:b/>
-                <w:bCs/>
-                <w:sz w:val="19"/>
-                <w:szCs w:val="19"/>
-              </w:rPr>
-              <w:t xml:space="preserve">Effect</w:t>
-            </w:r>
-          </w:p>
-        </w:tc>
-      </w:tr>
-      <w:tr>
-        <w:tc>
-          <w:tcPr>
-            <w:tcW w:type="dxa" w:w="0"/>
-            <w:tcMar>
-              <w:top w:type="dxa" w:w="60"/>
-              <w:left w:type="dxa" w:w="100"/>
-              <w:bottom w:type="dxa" w:w="60"/>
-              <w:right w:type="dxa" w:w="100"/>
-            </w:tcMar>
-          </w:tcPr>
-          <w:p>
-            <w:r>
-              <w:rPr>
-                <w:b w:val="false"/>
-                <w:bCs w:val="false"/>
-                <w:sz w:val="19"/>
-                <w:szCs w:val="19"/>
-              </w:rPr>
-              <w:t xml:space="preserve">Layout</w:t>
-            </w:r>
-          </w:p>
-        </w:tc>
-        <w:tc>
-          <w:tcPr>
-            <w:tcW w:type="dxa" w:w="0"/>
-            <w:tcMar>
-              <w:top w:type="dxa" w:w="60"/>
-              <w:left w:type="dxa" w:w="100"/>
-              <w:bottom w:type="dxa" w:w="60"/>
-              <w:right w:type="dxa" w:w="100"/>
-            </w:tcMar>
-          </w:tcPr>
-          <w:p>
-            <w:r>
-              <w:rPr>
-                <w:b w:val="false"/>
-                <w:bCs w:val="false"/>
-                <w:sz w:val="19"/>
-                <w:szCs w:val="19"/>
-              </w:rPr>
-              <w:t xml:space="preserve">Rename in place</w:t>
-            </w:r>
-            <w:r>
-              <w:rPr>
-                <w:b w:val="false"/>
-                <w:bCs w:val="false"/>
-                <w:sz w:val="19"/>
-                <w:szCs w:val="19"/>
-              </w:rPr>
-              <w:t xml:space="preserve"> changes only the file name (an atomic rename). </w:t>
-            </w:r>
-            <w:r>
-              <w:rPr>
-                <w:b w:val="false"/>
-                <w:bCs w:val="false"/>
-                <w:sz w:val="19"/>
-                <w:szCs w:val="19"/>
-              </w:rPr>
-              <w:t xml:space="preserve">Move into "Title (Year)" folders</w:t>
-            </w:r>
-            <w:r>
-              <w:rPr>
-                <w:b w:val="false"/>
-                <w:bCs w:val="false"/>
-                <w:sz w:val="19"/>
-                <w:szCs w:val="19"/>
-              </w:rPr>
-              <w:t xml:space="preserve"> creates Plex's preferred folder layout by copying the file, verifying its size and a head-and-tail hash, then deleting the original.</w:t>
-            </w:r>
-          </w:p>
-        </w:tc>
-      </w:tr>
-      <w:tr>
-        <w:tc>
-          <w:tcPr>
-            <w:tcW w:type="dxa" w:w="0"/>
-            <w:tcMar>
-              <w:top w:type="dxa" w:w="60"/>
-              <w:left w:type="dxa" w:w="100"/>
-              <w:bottom w:type="dxa" w:w="60"/>
-              <w:right w:type="dxa" w:w="100"/>
-            </w:tcMar>
-          </w:tcPr>
-          <w:p>
-            <w:r>
-              <w:rPr>
-                <w:b w:val="false"/>
-                <w:bCs w:val="false"/>
-                <w:sz w:val="19"/>
-                <w:szCs w:val="19"/>
-              </w:rPr>
-              <w:t xml:space="preserve">Batch limit</w:t>
-            </w:r>
-          </w:p>
-        </w:tc>
-        <w:tc>
-          <w:tcPr>
-            <w:tcW w:type="dxa" w:w="0"/>
-            <w:tcMar>
-              <w:top w:type="dxa" w:w="60"/>
-              <w:left w:type="dxa" w:w="100"/>
-              <w:bottom w:type="dxa" w:w="60"/>
-              <w:right w:type="dxa" w:w="100"/>
-            </w:tcMar>
-          </w:tcPr>
-          <w:p>
-            <w:r>
-              <w:rPr>
-                <w:b w:val="false"/>
-                <w:bCs w:val="false"/>
-                <w:sz w:val="19"/>
-                <w:szCs w:val="19"/>
-              </w:rPr>
-              <w:t xml:space="preserve">The most files one live batch may contain. Forces review in chunks.</w:t>
-            </w:r>
-          </w:p>
-        </w:tc>
-      </w:tr>
-      <w:tr>
-        <w:tc>
-          <w:tcPr>
-            <w:tcW w:type="dxa" w:w="0"/>
-            <w:tcMar>
-              <w:top w:type="dxa" w:w="60"/>
-              <w:left w:type="dxa" w:w="100"/>
-              <w:bottom w:type="dxa" w:w="60"/>
-              <w:right w:type="dxa" w:w="100"/>
-            </w:tcMar>
-          </w:tcPr>
-          <w:p>
-            <w:r>
-              <w:rPr>
-                <w:b w:val="false"/>
-                <w:bCs w:val="false"/>
-                <w:sz w:val="19"/>
-                <w:szCs w:val="19"/>
-              </w:rPr>
-              <w:t xml:space="preserve">Title &amp; year from</w:t>
-            </w:r>
-          </w:p>
-        </w:tc>
-        <w:tc>
-          <w:tcPr>
-            <w:tcW w:type="dxa" w:w="0"/>
-            <w:tcMar>
-              <w:top w:type="dxa" w:w="60"/>
-              <w:left w:type="dxa" w:w="100"/>
-              <w:bottom w:type="dxa" w:w="60"/>
-              <w:right w:type="dxa" w:w="100"/>
-            </w:tcMar>
-          </w:tcPr>
-          <w:p>
-            <w:r>
-              <w:rPr>
-                <w:b w:val="false"/>
-                <w:bCs w:val="false"/>
-                <w:sz w:val="19"/>
-                <w:szCs w:val="19"/>
-              </w:rPr>
-              <w:t xml:space="preserve">File name + my fixes</w:t>
-            </w:r>
-            <w:r>
-              <w:rPr>
-                <w:b w:val="false"/>
-                <w:bCs w:val="false"/>
-                <w:sz w:val="19"/>
-                <w:szCs w:val="19"/>
-              </w:rPr>
-              <w:t xml:space="preserve"> (default) or </w:t>
-            </w:r>
-            <w:r>
-              <w:rPr>
-                <w:b w:val="false"/>
-                <w:bCs w:val="false"/>
-                <w:sz w:val="19"/>
-                <w:szCs w:val="19"/>
-              </w:rPr>
-              <w:t xml:space="preserve">Plex match</w:t>
-            </w:r>
-            <w:r>
-              <w:rPr>
-                <w:b w:val="false"/>
-                <w:bCs w:val="false"/>
-                <w:sz w:val="19"/>
-                <w:szCs w:val="19"/>
-              </w:rPr>
-              <w:t xml:space="preserve">. With Plex, unlinked files fall back to the file name and are flagged.</w:t>
-            </w:r>
-          </w:p>
-        </w:tc>
-      </w:tr>
-      <w:tr>
-        <w:tc>
-          <w:tcPr>
-            <w:tcW w:type="dxa" w:w="0"/>
-            <w:tcMar>
-              <w:top w:type="dxa" w:w="60"/>
-              <w:left w:type="dxa" w:w="100"/>
-              <w:bottom w:type="dxa" w:w="60"/>
-              <w:right w:type="dxa" w:w="100"/>
-            </w:tcMar>
-          </w:tcPr>
-          <w:p>
-            <w:r>
-              <w:rPr>
-                <w:b w:val="false"/>
-                <w:bCs w:val="false"/>
-                <w:sz w:val="19"/>
-                <w:szCs w:val="19"/>
-              </w:rPr>
-              <w:t xml:space="preserve">Allow live renames</w:t>
-            </w:r>
-          </w:p>
-        </w:tc>
-        <w:tc>
-          <w:tcPr>
-            <w:tcW w:type="dxa" w:w="0"/>
-            <w:tcMar>
-              <w:top w:type="dxa" w:w="60"/>
-              <w:left w:type="dxa" w:w="100"/>
-              <w:bottom w:type="dxa" w:w="60"/>
-              <w:right w:type="dxa" w:w="100"/>
-            </w:tcMar>
-          </w:tcPr>
-          <w:p>
-            <w:r>
-              <w:rPr>
-                <w:b w:val="false"/>
-                <w:bCs w:val="false"/>
-                <w:sz w:val="19"/>
-                <w:szCs w:val="19"/>
-              </w:rPr>
-              <w:t xml:space="preserve">The arming switch. Until it is on, only dry runs are possible.</w:t>
-            </w:r>
-          </w:p>
-        </w:tc>
-      </w:tr>
-    </w:tbl>
-    <w:p>
-      <w:pPr>
-        <w:pStyle w:val="Heading2"/>
-      </w:pPr>
-      <w:r>
-        <w:t xml:space="preserve">15.4 Running a batch</w:t>
-      </w:r>
-    </w:p>
-    <w:p>
-      <w:pPr>
-        <w:pStyle w:val="ListParagraph"/>
-        <w:numPr>
-          <w:ilvl w:val="0"/>
-          <w:numId w:val="4"/>
-        </w:numPr>
-        <w:spacing w:after="60"/>
-      </w:pPr>
-      <w:r>
-        <w:t xml:space="preserve">Filter and tick the files you want. </w:t>
-      </w:r>
-      <w:r>
-        <w:rPr>
-          <w:b/>
-          <w:bCs/>
-        </w:rPr>
-        <w:t xml:space="preserve">Select next</w:t>
-      </w:r>
-      <w:r>
-        <w:t xml:space="preserve"> with the number beside it clears the selection and ticks only that many of the listed files (10 unless you change it; the number is remembered), so a run never covers more than you meant. After the batch those files leave the list and </w:t>
-      </w:r>
-      <w:r>
-        <w:rPr>
-          <w:b/>
-          <w:bCs/>
-        </w:rPr>
-        <w:t xml:space="preserve">Select next</w:t>
-      </w:r>
-      <w:r>
-        <w:t xml:space="preserve"> picks up the following group. </w:t>
-      </w:r>
-      <w:r>
-        <w:rPr>
-          <w:b/>
-          <w:bCs/>
-        </w:rPr>
-        <w:t xml:space="preserve">Select shown</w:t>
-      </w:r>
-      <w:r>
-        <w:t xml:space="preserve"> ticks every ready file currently listed and asks first when that is more than 50.</w:t>
-      </w:r>
-    </w:p>
-    <w:p>
-      <w:pPr>
-        <w:pStyle w:val="ListParagraph"/>
-        <w:numPr>
-          <w:ilvl w:val="0"/>
-          <w:numId w:val="4"/>
-        </w:numPr>
-        <w:spacing w:after="60"/>
-      </w:pPr>
-      <w:r>
-        <w:t xml:space="preserve">Press </w:t>
-      </w:r>
-      <w:r>
-        <w:rPr>
-          <w:b/>
-          <w:bCs/>
-        </w:rPr>
-        <w:t xml:space="preserve">Dry run N</w:t>
-      </w:r>
-      <w:r>
-        <w:t xml:space="preserve">. Nothing is touched; the result window lists exactly what would happen and the batch is recorded as a dry run in the Batches table.</w:t>
-      </w:r>
-    </w:p>
-    <w:p>
-      <w:pPr>
-        <w:pStyle w:val="ListParagraph"/>
-        <w:numPr>
-          <w:ilvl w:val="0"/>
-          <w:numId w:val="4"/>
-        </w:numPr>
-        <w:spacing w:after="60"/>
-      </w:pPr>
-      <w:r>
-        <w:t xml:space="preserve">When satisfied, tick </w:t>
-      </w:r>
-      <w:r>
-        <w:rPr>
-          <w:b/>
-          <w:bCs/>
-        </w:rPr>
-        <w:t xml:space="preserve">Allow live renames</w:t>
-      </w:r>
-      <w:r>
-        <w:t xml:space="preserve">, press </w:t>
-      </w:r>
-      <w:r>
-        <w:rPr>
-          <w:b/>
-          <w:bCs/>
-        </w:rPr>
-        <w:t xml:space="preserve">Save</w:t>
-      </w:r>
-      <w:r>
-        <w:t xml:space="preserve">, then </w:t>
-      </w:r>
-      <w:r>
-        <w:rPr>
-          <w:b/>
-          <w:bCs/>
-        </w:rPr>
-        <w:t xml:space="preserve">Rename N live</w:t>
-      </w:r>
-      <w:r>
-        <w:t xml:space="preserve">.</w:t>
-      </w:r>
-    </w:p>
-    <w:p>
-      <w:pPr>
-        <w:pStyle w:val="ListParagraph"/>
-        <w:numPr>
-          <w:ilvl w:val="0"/>
-          <w:numId w:val="4"/>
-        </w:numPr>
-        <w:spacing w:after="60"/>
-      </w:pPr>
-      <w:r>
-        <w:t xml:space="preserve">A confirmation lists the renames and asks you to type </w:t>
-      </w:r>
-      <w:r>
-        <w:rPr>
-          <w:rFonts w:ascii="Consolas" w:cs="Consolas" w:eastAsia="Consolas" w:hAnsi="Consolas"/>
-          <w:sz w:val="19"/>
-          <w:szCs w:val="19"/>
-          <w:shd w:fill="EEF1F5" w:val="clear"/>
-        </w:rPr>
-        <w:t xml:space="preserve">RENAME</w:t>
-      </w:r>
-      <w:r>
-        <w:t xml:space="preserve">.</w:t>
-      </w:r>
-    </w:p>
-    <w:p>
-      <w:pPr>
-        <w:pStyle w:val="ListParagraph"/>
-        <w:numPr>
-          <w:ilvl w:val="0"/>
-          <w:numId w:val="4"/>
-        </w:numPr>
-        <w:spacing w:after="60"/>
-      </w:pPr>
-      <w:r>
-        <w:rPr>
-          <w:b/>
-          <w:bCs/>
-        </w:rPr>
-        <w:t xml:space="preserve">Pre-flight</w:t>
-      </w:r>
-      <w:r>
-        <w:t xml:space="preserve"> then checks every file: it still exists, its size matches the last scan, the target name is free, the root is writable, the path is under 255 characters and no two files share a target. If any check fails, the whole batch is aborted and nothing is renamed.</w:t>
-      </w:r>
-    </w:p>
-    <w:p>
-      <w:pPr>
-        <w:pStyle w:val="ListParagraph"/>
-        <w:numPr>
-          <w:ilvl w:val="0"/>
-          <w:numId w:val="4"/>
-        </w:numPr>
-        <w:spacing w:after="60"/>
-      </w:pPr>
-      <w:r>
-        <w:t xml:space="preserve">Each rename is followed by a re-check of the file's size before the database is updated. A failure stops the batch; earlier renames stand and are journaled.</w:t>
-      </w:r>
-    </w:p>
-    <w:p>
-      <w:pPr>
-        <w:spacing w:after="120"/>
-      </w:pPr>
-      <w:r>
-        <w:t xml:space="preserve">While a live batch runs, scans and the folder watcher wait.</w:t>
-      </w:r>
-    </w:p>
-    <w:p>
-      <w:pPr>
-        <w:pStyle w:val="Heading3"/>
-      </w:pPr>
-      <w:r>
-        <w:t xml:space="preserve">One at a time</w:t>
-      </w:r>
-    </w:p>
-    <w:p>
-      <w:pPr>
-        <w:spacing w:after="120"/>
-      </w:pPr>
-      <w:r>
-        <w:t xml:space="preserve">If a big batch feels like too much trust, do not use it. Every ready row has a </w:t>
-      </w:r>
-      <w:r>
-        <w:rPr>
-          <w:b/>
-          <w:bCs/>
-        </w:rPr>
-        <w:t xml:space="preserve">Rename</w:t>
-      </w:r>
-      <w:r>
-        <w:t xml:space="preserve"> button that renames just that file, and </w:t>
-      </w:r>
-      <w:r>
-        <w:rPr>
-          <w:b/>
-          <w:bCs/>
-        </w:rPr>
-        <w:t xml:space="preserve">One at a time (N)</w:t>
-      </w:r>
-      <w:r>
-        <w:t xml:space="preserve"> walks through the ticked files in a dialog that shows the current and proposed name and asks </w:t>
-      </w:r>
-      <w:r>
-        <w:rPr>
-          <w:b/>
-          <w:bCs/>
-        </w:rPr>
-        <w:t xml:space="preserve">Rename this file</w:t>
-      </w:r>
-      <w:r>
-        <w:t xml:space="preserve">, </w:t>
-      </w:r>
-      <w:r>
-        <w:rPr>
-          <w:b/>
-          <w:bCs/>
-        </w:rPr>
-        <w:t xml:space="preserve">Skip</w:t>
-      </w:r>
-      <w:r>
-        <w:t xml:space="preserve"> or </w:t>
-      </w:r>
-      <w:r>
-        <w:rPr>
-          <w:b/>
-          <w:bCs/>
-        </w:rPr>
-        <w:t xml:space="preserve">Stop</w:t>
-      </w:r>
-      <w:r>
-        <w:t xml:space="preserve"> for each. Every confirmed file runs as its own one-file batch through the same pre-flight, verification and journal, so it appears in the Batches table and can be undone on its own. The live switch must still be on.</w:t>
-      </w:r>
-    </w:p>
-    <w:p>
-      <w:pPr>
-        <w:pStyle w:val="Heading2"/>
-      </w:pPr>
-      <w:r>
-        <w:t xml:space="preserve">15.5 Undo</w:t>
-      </w:r>
-    </w:p>
-    <w:p>
-      <w:pPr>
-        <w:spacing w:after="120"/>
-      </w:pPr>
-      <w:r>
-        <w:t xml:space="preserve">Every live batch is listed under </w:t>
-      </w:r>
-      <w:r>
-        <w:rPr>
-          <w:b/>
-          <w:bCs/>
-        </w:rPr>
-        <w:t xml:space="preserve">Batches</w:t>
-      </w:r>
-      <w:r>
-        <w:t xml:space="preserve"> with an </w:t>
-      </w:r>
-      <w:r>
-        <w:rPr>
-          <w:b/>
-          <w:bCs/>
-        </w:rPr>
-        <w:t xml:space="preserve">Undo</w:t>
-      </w:r>
-      <w:r>
-        <w:t xml:space="preserve"> button. Undo walks the journal in reverse; for each file it confirms the renamed file still exists with the recorded size and that the original name is free, then renames it back. Files that fail the check are left alone and reported, and the batch shows as "partially undone". </w:t>
-      </w:r>
-      <w:r>
-        <w:rPr>
-          <w:b/>
-          <w:bCs/>
-        </w:rPr>
-        <w:t xml:space="preserve">Items</w:t>
-      </w:r>
-      <w:r>
-        <w:t xml:space="preserve"> shows the per-file journal of any batch.</w:t>
-      </w:r>
-    </w:p>
-    <w:p>
-      <w:pPr>
-        <w:pStyle w:val="Heading2"/>
-      </w:pPr>
-      <w:r>
-        <w:t xml:space="preserve">15.6 Bulk source, collisions, placeholders</w:t>
-      </w:r>
-    </w:p>
-    <w:p>
-      <w:pPr>
-        <w:pStyle w:val="ListParagraph"/>
-        <w:numPr>
-          <w:ilvl w:val="0"/>
-          <w:numId w:val="2"/>
-        </w:numPr>
-        <w:spacing w:after="60"/>
-      </w:pPr>
-      <w:r>
-        <w:rPr>
-          <w:b/>
-          <w:bCs/>
-        </w:rPr>
-        <w:t xml:space="preserve">Set source for selected…</w:t>
-      </w:r>
-      <w:r>
-        <w:t xml:space="preserve"> applies Web, Rip or "clear" to every ticked file (or to everything shown when nothing is ticked). It only records a fix; nothing is renamed.</w:t>
-      </w:r>
-    </w:p>
-    <w:p>
-      <w:pPr>
-        <w:pStyle w:val="ListParagraph"/>
-        <w:numPr>
-          <w:ilvl w:val="0"/>
-          <w:numId w:val="2"/>
-        </w:numPr>
-        <w:spacing w:after="60"/>
-      </w:pPr>
-      <w:r>
-        <w:rPr>
-          <w:b/>
-          <w:bCs/>
-        </w:rPr>
-        <w:t xml:space="preserve">Name collisions</w:t>
-      </w:r>
-      <w:r>
-        <w:t xml:space="preserve"> groups the blocked pairs with their sizes. </w:t>
-      </w:r>
-      <w:r>
-        <w:rPr>
-          <w:b/>
-          <w:bCs/>
-        </w:rPr>
-        <w:t xml:space="preserve">Keep this, ignore others</w:t>
-      </w:r>
-      <w:r>
-        <w:t xml:space="preserve"> marks the rest ignored (still on disk) so the kept file can be renamed; alternatively give one file a distinguishing edition via Fix….</w:t>
-      </w:r>
-    </w:p>
-    <w:p>
-      <w:pPr>
-        <w:pStyle w:val="ListParagraph"/>
-        <w:numPr>
-          <w:ilvl w:val="0"/>
-          <w:numId w:val="2"/>
-        </w:numPr>
-        <w:spacing w:after="60"/>
-      </w:pPr>
-      <w:r>
-        <w:rPr>
-          <w:b/>
-          <w:bCs/>
-        </w:rPr>
-        <w:t xml:space="preserve">Placeholders on disk</w:t>
-      </w:r>
-      <w:r>
-        <w:t xml:space="preserve"> lists files already renamed with </w:t>
-      </w:r>
-      <w:r>
-        <w:rPr>
-          <w:rFonts w:ascii="Consolas" w:cs="Consolas" w:eastAsia="Consolas" w:hAnsi="Consolas"/>
-          <w:sz w:val="19"/>
-          <w:szCs w:val="19"/>
-          <w:shd w:fill="EEF1F5" w:val="clear"/>
-        </w:rPr>
-        <w:t xml:space="preserve">(Year)</w:t>
-      </w:r>
-      <w:r>
-        <w:t xml:space="preserve"> or </w:t>
-      </w:r>
-      <w:r>
-        <w:rPr>
-          <w:rFonts w:ascii="Consolas" w:cs="Consolas" w:eastAsia="Consolas" w:hAnsi="Consolas"/>
-          <w:sz w:val="19"/>
-          <w:szCs w:val="19"/>
-          <w:shd w:fill="EEF1F5" w:val="clear"/>
-        </w:rPr>
-        <w:t xml:space="preserve">Source</w:t>
-      </w:r>
-      <w:r>
-        <w:t xml:space="preserve"> in their name. Plex will not match a </w:t>
-      </w:r>
-      <w:r>
-        <w:rPr>
-          <w:rFonts w:ascii="Consolas" w:cs="Consolas" w:eastAsia="Consolas" w:hAnsi="Consolas"/>
-          <w:sz w:val="19"/>
-          <w:szCs w:val="19"/>
-          <w:shd w:fill="EEF1F5" w:val="clear"/>
-        </w:rPr>
-        <w:t xml:space="preserve">(Year)</w:t>
-      </w:r>
-      <w:r>
-        <w:t xml:space="preserve"> file, so fill the value with Fix… and rename again.</w:t>
-      </w:r>
-    </w:p>
-    <w:p>
-      <w:pPr>
-        <w:pBdr>
-          <w:left w:val="single" w:color="F0B429" w:sz="12" w:space="8"/>
-        </w:pBdr>
-        <w:spacing w:after="160" w:before="60"/>
-        <w:ind w:left="360"/>
-      </w:pPr>
-      <w:r>
-        <w:t xml:space="preserve">Before the first large live batch, run one small batch of 20 or 30 files in place, check the result in Explorer and in Plex, then undo it. That proves the whole path on your NAS before you trust it with the full library.</w:t>
+          <w:b/>
+          <w:bCs/>
+        </w:rPr>
+        <w:t xml:space="preserve">warning</w:t>
+      </w:r>
+      <w:r>
+        <w:t xml:space="preserve">. The strip at the top counts totals and the last seven days; the chart shows activity per day for the last 30. Pick a scan in the dropdown to see only its events with its duration, files seen and thread count, or filter by kind.</w:t>
       </w:r>
     </w:p>
     <w:p>
@@ -9877,7 +8488,7 @@
         <w:pageBreakBefore/>
       </w:pPr>
       <w:r>
-        <w:t xml:space="preserve">16. Rename TV / anime</w:t>
+        <w:t xml:space="preserve">15. Movie names (the naming engine)</w:t>
       </w:r>
     </w:p>
     <w:p>
@@ -9939,7 +8550,7 @@
           <w:sz w:val="18"/>
           <w:szCs w:val="18"/>
         </w:rPr>
-        <w:t xml:space="preserve">The episode rename tool, shown here while disabled.</w:t>
+        <w:t xml:space="preserve">Proposed names with flags; every batch is a dry run until the live switch is armed.</w:t>
       </w:r>
     </w:p>
     <w:p>
@@ -9947,28 +8558,21 @@
         <w:spacing w:after="120"/>
       </w:pPr>
       <w:r>
-        <w:t xml:space="preserve">Episodes use the same engine as movies: every run is a batch that is pre-flighted as a whole (file still there, size unchanged, target free, root writable), each rename verified, journaled in the </w:t>
-      </w:r>
-      <w:r>
-        <w:rPr>
-          <w:b/>
-          <w:bCs/>
-        </w:rPr>
-        <w:t xml:space="preserve">Batches</w:t>
-      </w:r>
-      <w:r>
-        <w:t xml:space="preserve"> table and undoable from it. </w:t>
-      </w:r>
-      <w:r>
-        <w:rPr>
-          <w:b/>
-          <w:bCs/>
-        </w:rPr>
-        <w:t xml:space="preserve">Dry run N</w:t>
-      </w:r>
-      <w:r>
-        <w:t xml:space="preserve"> records what would happen without touching anything. Name parts work as on the movie tab: </w:t>
-      </w:r>
+        <w:t xml:space="preserve">This tab renames movie files to a consistent pattern built from facts the app can prove. It is the most carefully guarded part of MediaLedger, because it is one of only two places that write to the share.</w:t>
+      </w:r>
+    </w:p>
+    <w:p>
+      <w:pPr>
+        <w:pStyle w:val="Heading2"/>
+      </w:pPr>
+      <w:r>
+        <w:t xml:space="preserve">15.1 The pattern</w:t>
+      </w:r>
+    </w:p>
+    <w:p>
+      <w:pPr>
+        <w:spacing w:after="120"/>
+      </w:pPr>
       <w:r>
         <w:rPr>
           <w:rFonts w:ascii="Consolas" w:cs="Consolas" w:eastAsia="Consolas" w:hAnsi="Consolas"/>
@@ -9976,40 +8580,15 @@
           <w:szCs w:val="19"/>
           <w:shd w:fill="EEF1F5" w:val="clear"/>
         </w:rPr>
-        <w:t xml:space="preserve">Show - S01E02</w:t>
-      </w:r>
-      <w:r>
-        <w:t xml:space="preserve"> is fixed, the </w:t>
-      </w:r>
-      <w:r>
-        <w:rPr>
-          <w:b/>
-          <w:bCs/>
-        </w:rPr>
-        <w:t xml:space="preserve">Episode title</w:t>
-      </w:r>
-      <w:r>
-        <w:t xml:space="preserve"> is on by default, and </w:t>
-      </w:r>
-      <w:r>
-        <w:rPr>
-          <w:b/>
-          <w:bCs/>
-        </w:rPr>
-        <w:t xml:space="preserve">Resolution</w:t>
-      </w:r>
-      <w:r>
-        <w:t xml:space="preserve">, </w:t>
-      </w:r>
-      <w:r>
-        <w:rPr>
-          <w:b/>
-          <w:bCs/>
-        </w:rPr>
-        <w:t xml:space="preserve">Codec</w:t>
-      </w:r>
-      <w:r>
-        <w:t xml:space="preserve"> and </w:t>
+        <w:t xml:space="preserve">Title (Year) - Source Resolution HDR Codec [Audio] [{edition-Name}].ext</w:t>
+      </w:r>
+    </w:p>
+    <w:p>
+      <w:pPr>
+        <w:spacing w:after="120"/>
+      </w:pPr>
+      <w:r>
+        <w:t xml:space="preserve">A seventh part, </w:t>
       </w:r>
       <w:r>
         <w:rPr>
@@ -10019,37 +8598,7 @@
         <w:t xml:space="preserve">Sub/Dub</w:t>
       </w:r>
       <w:r>
-        <w:t xml:space="preserve"> are opt-in, written in square brackets. The same one-at-a-time scheme applies: a </w:t>
-      </w:r>
-      <w:r>
-        <w:rPr>
-          <w:b/>
-          <w:bCs/>
-        </w:rPr>
-        <w:t xml:space="preserve">Rename</w:t>
-      </w:r>
-      <w:r>
-        <w:t xml:space="preserve"> button per row and </w:t>
-      </w:r>
-      <w:r>
-        <w:rPr>
-          <w:b/>
-          <w:bCs/>
-        </w:rPr>
-        <w:t xml:space="preserve">One at a time</w:t>
-      </w:r>
-      <w:r>
-        <w:t xml:space="preserve"> for the ticked files, each confirmed separately. It is </w:t>
-      </w:r>
-      <w:r>
-        <w:rPr>
-          <w:b/>
-          <w:bCs/>
-        </w:rPr>
-        <w:t xml:space="preserve">off</w:t>
-      </w:r>
-      <w:r>
-        <w:t xml:space="preserve"> until you enable it under Settings → Renaming. When on, it lists every episode file whose name differs from </w:t>
+        <w:t xml:space="preserve">, is off unless you switch it on: it writes </w:t>
       </w:r>
       <w:r>
         <w:rPr>
@@ -10058,10 +8607,1533 @@
           <w:szCs w:val="19"/>
           <w:shd w:fill="EEF1F5" w:val="clear"/>
         </w:rPr>
-        <w:t xml:space="preserve">Show - S01E02 - Title.ext</w:t>
-      </w:r>
-      <w:r>
-        <w:t xml:space="preserve">, built from the parsed details and your fixes. Tick files, press </w:t>
+        <w:t xml:space="preserve">Sub</w:t>
+      </w:r>
+      <w:r>
+        <w:t xml:space="preserve">, </w:t>
+      </w:r>
+      <w:r>
+        <w:rPr>
+          <w:rFonts w:ascii="Consolas" w:cs="Consolas" w:eastAsia="Consolas" w:hAnsi="Consolas"/>
+          <w:sz w:val="19"/>
+          <w:szCs w:val="19"/>
+          <w:shd w:fill="EEF1F5" w:val="clear"/>
+        </w:rPr>
+        <w:t xml:space="preserve">Dub</w:t>
+      </w:r>
+      <w:r>
+        <w:t xml:space="preserve"> or </w:t>
+      </w:r>
+      <w:r>
+        <w:rPr>
+          <w:rFonts w:ascii="Consolas" w:cs="Consolas" w:eastAsia="Consolas" w:hAnsi="Consolas"/>
+          <w:sz w:val="19"/>
+          <w:szCs w:val="19"/>
+          <w:shd w:fill="EEF1F5" w:val="clear"/>
+        </w:rPr>
+        <w:t xml:space="preserve">Dual</w:t>
+      </w:r>
+      <w:r>
+        <w:t xml:space="preserve"> from the probed languages and nothing for a plain English film. Only </w:t>
+      </w:r>
+      <w:r>
+        <w:rPr>
+          <w:rFonts w:ascii="Consolas" w:cs="Consolas" w:eastAsia="Consolas" w:hAnsi="Consolas"/>
+          <w:sz w:val="19"/>
+          <w:szCs w:val="19"/>
+          <w:shd w:fill="EEF1F5" w:val="clear"/>
+        </w:rPr>
+        <w:t xml:space="preserve">Title (Year)</w:t>
+      </w:r>
+      <w:r>
+        <w:t xml:space="preserve"> is fixed, because Plex matches on it. Everything after the dash is a </w:t>
+      </w:r>
+      <w:r>
+        <w:rPr>
+          <w:b/>
+          <w:bCs/>
+        </w:rPr>
+        <w:t xml:space="preserve">name part</w:t>
+      </w:r>
+      <w:r>
+        <w:t xml:space="preserve"> you can leave out or reorder under Batch settings → </w:t>
+      </w:r>
+      <w:r>
+        <w:rPr>
+          <w:b/>
+          <w:bCs/>
+        </w:rPr>
+        <w:t xml:space="preserve">Name parts</w:t>
+      </w:r>
+      <w:r>
+        <w:t xml:space="preserve">: click a chip to switch it off (it shows struck through) or on, use the ◂ ▸ arrows to move it, and watch the preview. The whole list rebuilds at once. The same thing works from the list itself: every word in a proposed name is clickable, so clicking </w:t>
+      </w:r>
+      <w:r>
+        <w:rPr>
+          <w:rFonts w:ascii="Consolas" w:cs="Consolas" w:eastAsia="Consolas" w:hAnsi="Consolas"/>
+          <w:sz w:val="19"/>
+          <w:szCs w:val="19"/>
+          <w:shd w:fill="EEF1F5" w:val="clear"/>
+        </w:rPr>
+        <w:t xml:space="preserve">Source</w:t>
+      </w:r>
+      <w:r>
+        <w:t xml:space="preserve"> in any row removes Source from every name, the way editing one dimension in a CAD sketch updates the whole part. If you do not like </w:t>
+      </w:r>
+      <w:r>
+        <w:rPr>
+          <w:rFonts w:ascii="Consolas" w:cs="Consolas" w:eastAsia="Consolas" w:hAnsi="Consolas"/>
+          <w:sz w:val="19"/>
+          <w:szCs w:val="19"/>
+          <w:shd w:fill="EEF1F5" w:val="clear"/>
+        </w:rPr>
+        <w:t xml:space="preserve">Web</w:t>
+      </w:r>
+      <w:r>
+        <w:t xml:space="preserve"> / </w:t>
+      </w:r>
+      <w:r>
+        <w:rPr>
+          <w:rFonts w:ascii="Consolas" w:cs="Consolas" w:eastAsia="Consolas" w:hAnsi="Consolas"/>
+          <w:sz w:val="19"/>
+          <w:szCs w:val="19"/>
+          <w:shd w:fill="EEF1F5" w:val="clear"/>
+        </w:rPr>
+        <w:t xml:space="preserve">Rip</w:t>
+      </w:r>
+      <w:r>
+        <w:t xml:space="preserve"> in your names, click it once and it is gone; the </w:t>
+      </w:r>
+      <w:r>
+        <w:rPr>
+          <w:rFonts w:ascii="Consolas" w:cs="Consolas" w:eastAsia="Consolas" w:hAnsi="Consolas"/>
+          <w:sz w:val="19"/>
+          <w:szCs w:val="19"/>
+          <w:shd w:fill="EEF1F5" w:val="clear"/>
+        </w:rPr>
+        <w:t xml:space="preserve">no_source</w:t>
+      </w:r>
+      <w:r>
+        <w:t xml:space="preserve"> flag disappears with it.</w:t>
+      </w:r>
+    </w:p>
+    <w:p>
+      <w:pPr>
+        <w:spacing w:after="120"/>
+      </w:pPr>
+      <w:r>
+        <w:t xml:space="preserve">Examples: </w:t>
+      </w:r>
+      <w:r>
+        <w:rPr>
+          <w:rFonts w:ascii="Consolas" w:cs="Consolas" w:eastAsia="Consolas" w:hAnsi="Consolas"/>
+          <w:sz w:val="19"/>
+          <w:szCs w:val="19"/>
+          <w:shd w:fill="EEF1F5" w:val="clear"/>
+        </w:rPr>
+        <w:t xml:space="preserve">A Breed Apart (2025) - Web 1080p SDR H264.mp4</w:t>
+      </w:r>
+      <w:r>
+        <w:t xml:space="preserve"> and </w:t>
+      </w:r>
+      <w:r>
+        <w:rPr>
+          <w:rFonts w:ascii="Consolas" w:cs="Consolas" w:eastAsia="Consolas" w:hAnsi="Consolas"/>
+          <w:sz w:val="19"/>
+          <w:szCs w:val="19"/>
+          <w:shd w:fill="EEF1F5" w:val="clear"/>
+        </w:rPr>
+        <w:t xml:space="preserve">Avatar (2009) - Rip 4K HDR HEVC {edition-Extended Collector's Edition}.mkv</w:t>
+      </w:r>
+      <w:r>
+        <w:t xml:space="preserve">.</w:t>
+      </w:r>
+    </w:p>
+    <w:tbl>
+      <w:tblPr>
+        <w:tblW w:type="dxa" w:w="9360"/>
+        <w:tblBorders>
+          <w:top w:val="single" w:color="auto" w:sz="4"/>
+          <w:left w:val="single" w:color="auto" w:sz="4"/>
+          <w:bottom w:val="single" w:color="auto" w:sz="4"/>
+          <w:right w:val="single" w:color="auto" w:sz="4"/>
+          <w:insideH w:val="single" w:color="auto" w:sz="4"/>
+          <w:insideV w:val="single" w:color="auto" w:sz="4"/>
+        </w:tblBorders>
+      </w:tblPr>
+      <w:tblGrid>
+        <w:gridCol w:w="1500"/>
+        <w:gridCol w:w="5200"/>
+        <w:gridCol w:w="2660"/>
+      </w:tblGrid>
+      <w:tr>
+        <w:tc>
+          <w:tcPr>
+            <w:tcW w:type="dxa" w:w="0"/>
+            <w:shd w:fill="DDE6F2" w:val="clear"/>
+            <w:tcMar>
+              <w:top w:type="dxa" w:w="60"/>
+              <w:left w:type="dxa" w:w="100"/>
+              <w:bottom w:type="dxa" w:w="60"/>
+              <w:right w:type="dxa" w:w="100"/>
+            </w:tcMar>
+          </w:tcPr>
+          <w:p>
+            <w:r>
+              <w:rPr>
+                <w:b/>
+                <w:bCs/>
+                <w:sz w:val="19"/>
+                <w:szCs w:val="19"/>
+              </w:rPr>
+              <w:t xml:space="preserve">Token</w:t>
+            </w:r>
+          </w:p>
+        </w:tc>
+        <w:tc>
+          <w:tcPr>
+            <w:tcW w:type="dxa" w:w="0"/>
+            <w:shd w:fill="DDE6F2" w:val="clear"/>
+            <w:tcMar>
+              <w:top w:type="dxa" w:w="60"/>
+              <w:left w:type="dxa" w:w="100"/>
+              <w:bottom w:type="dxa" w:w="60"/>
+              <w:right w:type="dxa" w:w="100"/>
+            </w:tcMar>
+          </w:tcPr>
+          <w:p>
+            <w:r>
+              <w:rPr>
+                <w:b/>
+                <w:bCs/>
+                <w:sz w:val="19"/>
+                <w:szCs w:val="19"/>
+              </w:rPr>
+              <w:t xml:space="preserve">Where it comes from</w:t>
+            </w:r>
+          </w:p>
+        </w:tc>
+        <w:tc>
+          <w:tcPr>
+            <w:tcW w:type="dxa" w:w="0"/>
+            <w:shd w:fill="DDE6F2" w:val="clear"/>
+            <w:tcMar>
+              <w:top w:type="dxa" w:w="60"/>
+              <w:left w:type="dxa" w:w="100"/>
+              <w:bottom w:type="dxa" w:w="60"/>
+              <w:right w:type="dxa" w:w="100"/>
+            </w:tcMar>
+          </w:tcPr>
+          <w:p>
+            <w:r>
+              <w:rPr>
+                <w:b/>
+                <w:bCs/>
+                <w:sz w:val="19"/>
+                <w:szCs w:val="19"/>
+              </w:rPr>
+              <w:t xml:space="preserve">When unknown</w:t>
+            </w:r>
+          </w:p>
+        </w:tc>
+      </w:tr>
+      <w:tr>
+        <w:tc>
+          <w:tcPr>
+            <w:tcW w:type="dxa" w:w="0"/>
+            <w:tcMar>
+              <w:top w:type="dxa" w:w="60"/>
+              <w:left w:type="dxa" w:w="100"/>
+              <w:bottom w:type="dxa" w:w="60"/>
+              <w:right w:type="dxa" w:w="100"/>
+            </w:tcMar>
+          </w:tcPr>
+          <w:p>
+            <w:r>
+              <w:rPr>
+                <w:b w:val="false"/>
+                <w:bCs w:val="false"/>
+                <w:sz w:val="19"/>
+                <w:szCs w:val="19"/>
+              </w:rPr>
+              <w:t xml:space="preserve">Title, Year</w:t>
+            </w:r>
+          </w:p>
+        </w:tc>
+        <w:tc>
+          <w:tcPr>
+            <w:tcW w:type="dxa" w:w="0"/>
+            <w:tcMar>
+              <w:top w:type="dxa" w:w="60"/>
+              <w:left w:type="dxa" w:w="100"/>
+              <w:bottom w:type="dxa" w:w="60"/>
+              <w:right w:type="dxa" w:w="100"/>
+            </w:tcMar>
+          </w:tcPr>
+          <w:p>
+            <w:r>
+              <w:rPr>
+                <w:b w:val="false"/>
+                <w:bCs w:val="false"/>
+                <w:sz w:val="19"/>
+                <w:szCs w:val="19"/>
+              </w:rPr>
+              <w:t xml:space="preserve">The parser and your manual fixes, or the Plex match when the truth source is set to Plex.</w:t>
+            </w:r>
+          </w:p>
+        </w:tc>
+        <w:tc>
+          <w:tcPr>
+            <w:tcW w:type="dxa" w:w="0"/>
+            <w:tcMar>
+              <w:top w:type="dxa" w:w="60"/>
+              <w:left w:type="dxa" w:w="100"/>
+              <w:bottom w:type="dxa" w:w="60"/>
+              <w:right w:type="dxa" w:w="100"/>
+            </w:tcMar>
+          </w:tcPr>
+          <w:p>
+            <w:r>
+              <w:rPr>
+                <w:b w:val="false"/>
+                <w:bCs w:val="false"/>
+                <w:sz w:val="19"/>
+                <w:szCs w:val="19"/>
+              </w:rPr>
+              <w:t xml:space="preserve">Year becomes the word </w:t>
+            </w:r>
+            <w:r>
+              <w:rPr>
+                <w:rFonts w:ascii="Consolas" w:cs="Consolas" w:eastAsia="Consolas" w:hAnsi="Consolas"/>
+                <w:b w:val="false"/>
+                <w:bCs w:val="false"/>
+                <w:sz w:val="19"/>
+                <w:szCs w:val="19"/>
+                <w:shd w:fill="EEF1F5" w:val="clear"/>
+              </w:rPr>
+              <w:t xml:space="preserve">Year</w:t>
+            </w:r>
+            <w:r>
+              <w:rPr>
+                <w:b w:val="false"/>
+                <w:bCs w:val="false"/>
+                <w:sz w:val="19"/>
+                <w:szCs w:val="19"/>
+              </w:rPr>
+              <w:t xml:space="preserve">; the file is flagged.</w:t>
+            </w:r>
+          </w:p>
+        </w:tc>
+      </w:tr>
+      <w:tr>
+        <w:tc>
+          <w:tcPr>
+            <w:tcW w:type="dxa" w:w="0"/>
+            <w:tcMar>
+              <w:top w:type="dxa" w:w="60"/>
+              <w:left w:type="dxa" w:w="100"/>
+              <w:bottom w:type="dxa" w:w="60"/>
+              <w:right w:type="dxa" w:w="100"/>
+            </w:tcMar>
+          </w:tcPr>
+          <w:p>
+            <w:r>
+              <w:rPr>
+                <w:b w:val="false"/>
+                <w:bCs w:val="false"/>
+                <w:sz w:val="19"/>
+                <w:szCs w:val="19"/>
+              </w:rPr>
+              <w:t xml:space="preserve">Source</w:t>
+            </w:r>
+          </w:p>
+        </w:tc>
+        <w:tc>
+          <w:tcPr>
+            <w:tcW w:type="dxa" w:w="0"/>
+            <w:tcMar>
+              <w:top w:type="dxa" w:w="60"/>
+              <w:left w:type="dxa" w:w="100"/>
+              <w:bottom w:type="dxa" w:w="60"/>
+              <w:right w:type="dxa" w:w="100"/>
+            </w:tcMar>
+          </w:tcPr>
+          <w:p>
+            <w:r>
+              <w:rPr>
+                <w:rFonts w:ascii="Consolas" w:cs="Consolas" w:eastAsia="Consolas" w:hAnsi="Consolas"/>
+                <w:b w:val="false"/>
+                <w:bCs w:val="false"/>
+                <w:sz w:val="19"/>
+                <w:szCs w:val="19"/>
+                <w:shd w:fill="EEF1F5" w:val="clear"/>
+              </w:rPr>
+              <w:t xml:space="preserve">Web</w:t>
+            </w:r>
+            <w:r>
+              <w:rPr>
+                <w:b w:val="false"/>
+                <w:bCs w:val="false"/>
+                <w:sz w:val="19"/>
+                <w:szCs w:val="19"/>
+              </w:rPr>
+              <w:t xml:space="preserve"> when the old name carries a LiLTV or WEB marker; </w:t>
+            </w:r>
+            <w:r>
+              <w:rPr>
+                <w:rFonts w:ascii="Consolas" w:cs="Consolas" w:eastAsia="Consolas" w:hAnsi="Consolas"/>
+                <w:b w:val="false"/>
+                <w:bCs w:val="false"/>
+                <w:sz w:val="19"/>
+                <w:szCs w:val="19"/>
+                <w:shd w:fill="EEF1F5" w:val="clear"/>
+              </w:rPr>
+              <w:t xml:space="preserve">Rip</w:t>
+            </w:r>
+            <w:r>
+              <w:rPr>
+                <w:b w:val="false"/>
+                <w:bCs w:val="false"/>
+                <w:sz w:val="19"/>
+                <w:szCs w:val="19"/>
+              </w:rPr>
+              <w:t xml:space="preserve"> for BRrip, BluRay, BDRip, Remux or DVD; or whatever you set in the Fix dialog or with bulk source.</w:t>
+            </w:r>
+          </w:p>
+        </w:tc>
+        <w:tc>
+          <w:tcPr>
+            <w:tcW w:type="dxa" w:w="0"/>
+            <w:tcMar>
+              <w:top w:type="dxa" w:w="60"/>
+              <w:left w:type="dxa" w:w="100"/>
+              <w:bottom w:type="dxa" w:w="60"/>
+              <w:right w:type="dxa" w:w="100"/>
+            </w:tcMar>
+          </w:tcPr>
+          <w:p>
+            <w:r>
+              <w:rPr>
+                <w:b w:val="false"/>
+                <w:bCs w:val="false"/>
+                <w:sz w:val="19"/>
+                <w:szCs w:val="19"/>
+              </w:rPr>
+              <w:t xml:space="preserve">The word </w:t>
+            </w:r>
+            <w:r>
+              <w:rPr>
+                <w:rFonts w:ascii="Consolas" w:cs="Consolas" w:eastAsia="Consolas" w:hAnsi="Consolas"/>
+                <w:b w:val="false"/>
+                <w:bCs w:val="false"/>
+                <w:sz w:val="19"/>
+                <w:szCs w:val="19"/>
+                <w:shd w:fill="EEF1F5" w:val="clear"/>
+              </w:rPr>
+              <w:t xml:space="preserve">Source</w:t>
+            </w:r>
+            <w:r>
+              <w:rPr>
+                <w:b w:val="false"/>
+                <w:bCs w:val="false"/>
+                <w:sz w:val="19"/>
+                <w:szCs w:val="19"/>
+              </w:rPr>
+              <w:t xml:space="preserve">; the file is flagged.</w:t>
+            </w:r>
+          </w:p>
+        </w:tc>
+      </w:tr>
+      <w:tr>
+        <w:tc>
+          <w:tcPr>
+            <w:tcW w:type="dxa" w:w="0"/>
+            <w:tcMar>
+              <w:top w:type="dxa" w:w="60"/>
+              <w:left w:type="dxa" w:w="100"/>
+              <w:bottom w:type="dxa" w:w="60"/>
+              <w:right w:type="dxa" w:w="100"/>
+            </w:tcMar>
+          </w:tcPr>
+          <w:p>
+            <w:r>
+              <w:rPr>
+                <w:b w:val="false"/>
+                <w:bCs w:val="false"/>
+                <w:sz w:val="19"/>
+                <w:szCs w:val="19"/>
+              </w:rPr>
+              <w:t xml:space="preserve">Resolution</w:t>
+            </w:r>
+          </w:p>
+        </w:tc>
+        <w:tc>
+          <w:tcPr>
+            <w:tcW w:type="dxa" w:w="0"/>
+            <w:tcMar>
+              <w:top w:type="dxa" w:w="60"/>
+              <w:left w:type="dxa" w:w="100"/>
+              <w:bottom w:type="dxa" w:w="60"/>
+              <w:right w:type="dxa" w:w="100"/>
+            </w:tcMar>
+          </w:tcPr>
+          <w:p>
+            <w:r>
+              <w:rPr>
+                <w:b w:val="false"/>
+                <w:bCs w:val="false"/>
+                <w:sz w:val="19"/>
+                <w:szCs w:val="19"/>
+              </w:rPr>
+              <w:t xml:space="preserve">ffprobe pixel size: 4K, 1440p, 1080p, 720p, 576p, 480p or SD.</w:t>
+            </w:r>
+          </w:p>
+        </w:tc>
+        <w:tc>
+          <w:tcPr>
+            <w:tcW w:type="dxa" w:w="0"/>
+            <w:tcMar>
+              <w:top w:type="dxa" w:w="60"/>
+              <w:left w:type="dxa" w:w="100"/>
+              <w:bottom w:type="dxa" w:w="60"/>
+              <w:right w:type="dxa" w:w="100"/>
+            </w:tcMar>
+          </w:tcPr>
+          <w:p>
+            <w:r>
+              <w:rPr>
+                <w:b w:val="false"/>
+                <w:bCs w:val="false"/>
+                <w:sz w:val="19"/>
+                <w:szCs w:val="19"/>
+              </w:rPr>
+              <w:t xml:space="preserve">Blocked.</w:t>
+            </w:r>
+          </w:p>
+        </w:tc>
+      </w:tr>
+      <w:tr>
+        <w:tc>
+          <w:tcPr>
+            <w:tcW w:type="dxa" w:w="0"/>
+            <w:tcMar>
+              <w:top w:type="dxa" w:w="60"/>
+              <w:left w:type="dxa" w:w="100"/>
+              <w:bottom w:type="dxa" w:w="60"/>
+              <w:right w:type="dxa" w:w="100"/>
+            </w:tcMar>
+          </w:tcPr>
+          <w:p>
+            <w:r>
+              <w:rPr>
+                <w:b w:val="false"/>
+                <w:bCs w:val="false"/>
+                <w:sz w:val="19"/>
+                <w:szCs w:val="19"/>
+              </w:rPr>
+              <w:t xml:space="preserve">HDR / SDR</w:t>
+            </w:r>
+          </w:p>
+        </w:tc>
+        <w:tc>
+          <w:tcPr>
+            <w:tcW w:type="dxa" w:w="0"/>
+            <w:tcMar>
+              <w:top w:type="dxa" w:w="60"/>
+              <w:left w:type="dxa" w:w="100"/>
+              <w:bottom w:type="dxa" w:w="60"/>
+              <w:right w:type="dxa" w:w="100"/>
+            </w:tcMar>
+          </w:tcPr>
+          <w:p>
+            <w:r>
+              <w:rPr>
+                <w:b w:val="false"/>
+                <w:bCs w:val="false"/>
+                <w:sz w:val="19"/>
+                <w:szCs w:val="19"/>
+              </w:rPr>
+              <w:t xml:space="preserve">ffprobe colour transfer: HDR10, Dolby Vision and HLG all become </w:t>
+            </w:r>
+            <w:r>
+              <w:rPr>
+                <w:rFonts w:ascii="Consolas" w:cs="Consolas" w:eastAsia="Consolas" w:hAnsi="Consolas"/>
+                <w:b w:val="false"/>
+                <w:bCs w:val="false"/>
+                <w:sz w:val="19"/>
+                <w:szCs w:val="19"/>
+                <w:shd w:fill="EEF1F5" w:val="clear"/>
+              </w:rPr>
+              <w:t xml:space="preserve">HDR</w:t>
+            </w:r>
+            <w:r>
+              <w:rPr>
+                <w:b w:val="false"/>
+                <w:bCs w:val="false"/>
+                <w:sz w:val="19"/>
+                <w:szCs w:val="19"/>
+              </w:rPr>
+              <w:t xml:space="preserve">.</w:t>
+            </w:r>
+          </w:p>
+        </w:tc>
+        <w:tc>
+          <w:tcPr>
+            <w:tcW w:type="dxa" w:w="0"/>
+            <w:tcMar>
+              <w:top w:type="dxa" w:w="60"/>
+              <w:left w:type="dxa" w:w="100"/>
+              <w:bottom w:type="dxa" w:w="60"/>
+              <w:right w:type="dxa" w:w="100"/>
+            </w:tcMar>
+          </w:tcPr>
+          <w:p>
+            <w:r>
+              <w:rPr>
+                <w:rFonts w:ascii="Consolas" w:cs="Consolas" w:eastAsia="Consolas" w:hAnsi="Consolas"/>
+                <w:b w:val="false"/>
+                <w:bCs w:val="false"/>
+                <w:sz w:val="19"/>
+                <w:szCs w:val="19"/>
+                <w:shd w:fill="EEF1F5" w:val="clear"/>
+              </w:rPr>
+              <w:t xml:space="preserve">SDR</w:t>
+            </w:r>
+            <w:r>
+              <w:rPr>
+                <w:b w:val="false"/>
+                <w:bCs w:val="false"/>
+                <w:sz w:val="19"/>
+                <w:szCs w:val="19"/>
+              </w:rPr>
+              <w:t xml:space="preserve">.</w:t>
+            </w:r>
+          </w:p>
+        </w:tc>
+      </w:tr>
+      <w:tr>
+        <w:tc>
+          <w:tcPr>
+            <w:tcW w:type="dxa" w:w="0"/>
+            <w:tcMar>
+              <w:top w:type="dxa" w:w="60"/>
+              <w:left w:type="dxa" w:w="100"/>
+              <w:bottom w:type="dxa" w:w="60"/>
+              <w:right w:type="dxa" w:w="100"/>
+            </w:tcMar>
+          </w:tcPr>
+          <w:p>
+            <w:r>
+              <w:rPr>
+                <w:b w:val="false"/>
+                <w:bCs w:val="false"/>
+                <w:sz w:val="19"/>
+                <w:szCs w:val="19"/>
+              </w:rPr>
+              <w:t xml:space="preserve">Codec</w:t>
+            </w:r>
+          </w:p>
+        </w:tc>
+        <w:tc>
+          <w:tcPr>
+            <w:tcW w:type="dxa" w:w="0"/>
+            <w:tcMar>
+              <w:top w:type="dxa" w:w="60"/>
+              <w:left w:type="dxa" w:w="100"/>
+              <w:bottom w:type="dxa" w:w="60"/>
+              <w:right w:type="dxa" w:w="100"/>
+            </w:tcMar>
+          </w:tcPr>
+          <w:p>
+            <w:r>
+              <w:rPr>
+                <w:b w:val="false"/>
+                <w:bCs w:val="false"/>
+                <w:sz w:val="19"/>
+                <w:szCs w:val="19"/>
+              </w:rPr>
+              <w:t xml:space="preserve">ffprobe video codec: H264, HEVC, AV1, MPEG4, VC1…</w:t>
+            </w:r>
+          </w:p>
+        </w:tc>
+        <w:tc>
+          <w:tcPr>
+            <w:tcW w:type="dxa" w:w="0"/>
+            <w:tcMar>
+              <w:top w:type="dxa" w:w="60"/>
+              <w:left w:type="dxa" w:w="100"/>
+              <w:bottom w:type="dxa" w:w="60"/>
+              <w:right w:type="dxa" w:w="100"/>
+            </w:tcMar>
+          </w:tcPr>
+          <w:p>
+            <w:r>
+              <w:rPr>
+                <w:b w:val="false"/>
+                <w:bCs w:val="false"/>
+                <w:sz w:val="19"/>
+                <w:szCs w:val="19"/>
+              </w:rPr>
+              <w:t xml:space="preserve">Blocked.</w:t>
+            </w:r>
+          </w:p>
+        </w:tc>
+      </w:tr>
+      <w:tr>
+        <w:tc>
+          <w:tcPr>
+            <w:tcW w:type="dxa" w:w="0"/>
+            <w:tcMar>
+              <w:top w:type="dxa" w:w="60"/>
+              <w:left w:type="dxa" w:w="100"/>
+              <w:bottom w:type="dxa" w:w="60"/>
+              <w:right w:type="dxa" w:w="100"/>
+            </w:tcMar>
+          </w:tcPr>
+          <w:p>
+            <w:r>
+              <w:rPr>
+                <w:b w:val="false"/>
+                <w:bCs w:val="false"/>
+                <w:sz w:val="19"/>
+                <w:szCs w:val="19"/>
+              </w:rPr>
+              <w:t xml:space="preserve">Audio</w:t>
+            </w:r>
+          </w:p>
+        </w:tc>
+        <w:tc>
+          <w:tcPr>
+            <w:tcW w:type="dxa" w:w="0"/>
+            <w:tcMar>
+              <w:top w:type="dxa" w:w="60"/>
+              <w:left w:type="dxa" w:w="100"/>
+              <w:bottom w:type="dxa" w:w="60"/>
+              <w:right w:type="dxa" w:w="100"/>
+            </w:tcMar>
+          </w:tcPr>
+          <w:p>
+            <w:r>
+              <w:rPr>
+                <w:b w:val="false"/>
+                <w:bCs w:val="false"/>
+                <w:sz w:val="19"/>
+                <w:szCs w:val="19"/>
+              </w:rPr>
+              <w:t xml:space="preserve">ffprobe audio languages, only when they are not plain English, e.g. </w:t>
+            </w:r>
+            <w:r>
+              <w:rPr>
+                <w:rFonts w:ascii="Consolas" w:cs="Consolas" w:eastAsia="Consolas" w:hAnsi="Consolas"/>
+                <w:b w:val="false"/>
+                <w:bCs w:val="false"/>
+                <w:sz w:val="19"/>
+                <w:szCs w:val="19"/>
+                <w:shd w:fill="EEF1F5" w:val="clear"/>
+              </w:rPr>
+              <w:t xml:space="preserve">ENG+JPN</w:t>
+            </w:r>
+            <w:r>
+              <w:rPr>
+                <w:b w:val="false"/>
+                <w:bCs w:val="false"/>
+                <w:sz w:val="19"/>
+                <w:szCs w:val="19"/>
+              </w:rPr>
+              <w:t xml:space="preserve">.</w:t>
+            </w:r>
+          </w:p>
+        </w:tc>
+        <w:tc>
+          <w:tcPr>
+            <w:tcW w:type="dxa" w:w="0"/>
+            <w:tcMar>
+              <w:top w:type="dxa" w:w="60"/>
+              <w:left w:type="dxa" w:w="100"/>
+              <w:bottom w:type="dxa" w:w="60"/>
+              <w:right w:type="dxa" w:w="100"/>
+            </w:tcMar>
+          </w:tcPr>
+          <w:p>
+            <w:r>
+              <w:rPr>
+                <w:b w:val="false"/>
+                <w:bCs w:val="false"/>
+                <w:sz w:val="19"/>
+                <w:szCs w:val="19"/>
+              </w:rPr>
+              <w:t xml:space="preserve">Omitted; flagged if undefined.</w:t>
+            </w:r>
+          </w:p>
+        </w:tc>
+      </w:tr>
+      <w:tr>
+        <w:tc>
+          <w:tcPr>
+            <w:tcW w:type="dxa" w:w="0"/>
+            <w:tcMar>
+              <w:top w:type="dxa" w:w="60"/>
+              <w:left w:type="dxa" w:w="100"/>
+              <w:bottom w:type="dxa" w:w="60"/>
+              <w:right w:type="dxa" w:w="100"/>
+            </w:tcMar>
+          </w:tcPr>
+          <w:p>
+            <w:r>
+              <w:rPr>
+                <w:b w:val="false"/>
+                <w:bCs w:val="false"/>
+                <w:sz w:val="19"/>
+                <w:szCs w:val="19"/>
+              </w:rPr>
+              <w:t xml:space="preserve">Edition</w:t>
+            </w:r>
+          </w:p>
+        </w:tc>
+        <w:tc>
+          <w:tcPr>
+            <w:tcW w:type="dxa" w:w="0"/>
+            <w:tcMar>
+              <w:top w:type="dxa" w:w="60"/>
+              <w:left w:type="dxa" w:w="100"/>
+              <w:bottom w:type="dxa" w:w="60"/>
+              <w:right w:type="dxa" w:w="100"/>
+            </w:tcMar>
+          </w:tcPr>
+          <w:p>
+            <w:r>
+              <w:rPr>
+                <w:b w:val="false"/>
+                <w:bCs w:val="false"/>
+                <w:sz w:val="19"/>
+                <w:szCs w:val="19"/>
+              </w:rPr>
+              <w:t xml:space="preserve">Edition words found in the old name, in Plex's </w:t>
+            </w:r>
+            <w:r>
+              <w:rPr>
+                <w:rFonts w:ascii="Consolas" w:cs="Consolas" w:eastAsia="Consolas" w:hAnsi="Consolas"/>
+                <w:b w:val="false"/>
+                <w:bCs w:val="false"/>
+                <w:sz w:val="19"/>
+                <w:szCs w:val="19"/>
+                <w:shd w:fill="EEF1F5" w:val="clear"/>
+              </w:rPr>
+              <w:t xml:space="preserve">{edition-…}</w:t>
+            </w:r>
+            <w:r>
+              <w:rPr>
+                <w:b w:val="false"/>
+                <w:bCs w:val="false"/>
+                <w:sz w:val="19"/>
+                <w:szCs w:val="19"/>
+              </w:rPr>
+              <w:t xml:space="preserve"> form.</w:t>
+            </w:r>
+          </w:p>
+        </w:tc>
+        <w:tc>
+          <w:tcPr>
+            <w:tcW w:type="dxa" w:w="0"/>
+            <w:tcMar>
+              <w:top w:type="dxa" w:w="60"/>
+              <w:left w:type="dxa" w:w="100"/>
+              <w:bottom w:type="dxa" w:w="60"/>
+              <w:right w:type="dxa" w:w="100"/>
+            </w:tcMar>
+          </w:tcPr>
+          <w:p>
+            <w:r>
+              <w:rPr>
+                <w:b w:val="false"/>
+                <w:bCs w:val="false"/>
+                <w:sz w:val="19"/>
+                <w:szCs w:val="19"/>
+              </w:rPr>
+              <w:t xml:space="preserve">Omitted.</w:t>
+            </w:r>
+          </w:p>
+        </w:tc>
+      </w:tr>
+    </w:tbl>
+    <w:p>
+      <w:pPr>
+        <w:spacing w:after="120"/>
+      </w:pPr>
+      <w:r>
+        <w:t xml:space="preserve">The title keeps your existing words. Colons and question marks are dropped, slashes become dashes, other characters Windows forbids are removed, and trailing dots and spaces are trimmed. Nothing is re-capitalised.</w:t>
+      </w:r>
+    </w:p>
+    <w:p>
+      <w:pPr>
+        <w:pStyle w:val="Heading2"/>
+      </w:pPr>
+      <w:r>
+        <w:t xml:space="preserve">15.2 Ready, flagged, blocked</w:t>
+      </w:r>
+    </w:p>
+    <w:p>
+      <w:pPr>
+        <w:pStyle w:val="ListParagraph"/>
+        <w:numPr>
+          <w:ilvl w:val="0"/>
+          <w:numId w:val="2"/>
+        </w:numPr>
+        <w:spacing w:after="60"/>
+      </w:pPr>
+      <w:r>
+        <w:rPr>
+          <w:b/>
+          <w:bCs/>
+        </w:rPr>
+        <w:t xml:space="preserve">Ready</w:t>
+      </w:r>
+      <w:r>
+        <w:t xml:space="preserve"> – the proposed name differs from the current one and every check passes.</w:t>
+      </w:r>
+    </w:p>
+    <w:p>
+      <w:pPr>
+        <w:pStyle w:val="ListParagraph"/>
+        <w:numPr>
+          <w:ilvl w:val="0"/>
+          <w:numId w:val="2"/>
+        </w:numPr>
+        <w:spacing w:after="60"/>
+      </w:pPr>
+      <w:r>
+        <w:rPr>
+          <w:b/>
+          <w:bCs/>
+        </w:rPr>
+        <w:t xml:space="preserve">Flagged</w:t>
+      </w:r>
+      <w:r>
+        <w:t xml:space="preserve"> – ready, but worth a look. Flags include </w:t>
+      </w:r>
+      <w:r>
+        <w:rPr>
+          <w:rFonts w:ascii="Consolas" w:cs="Consolas" w:eastAsia="Consolas" w:hAnsi="Consolas"/>
+          <w:sz w:val="19"/>
+          <w:szCs w:val="19"/>
+          <w:shd w:fill="EEF1F5" w:val="clear"/>
+        </w:rPr>
+        <w:t xml:space="preserve">no_source</w:t>
+      </w:r>
+      <w:r>
+        <w:t xml:space="preserve">, </w:t>
+      </w:r>
+      <w:r>
+        <w:rPr>
+          <w:rFonts w:ascii="Consolas" w:cs="Consolas" w:eastAsia="Consolas" w:hAnsi="Consolas"/>
+          <w:sz w:val="19"/>
+          <w:szCs w:val="19"/>
+          <w:shd w:fill="EEF1F5" w:val="clear"/>
+        </w:rPr>
+        <w:t xml:space="preserve">no_year</w:t>
+      </w:r>
+      <w:r>
+        <w:t xml:space="preserve">, </w:t>
+      </w:r>
+      <w:r>
+        <w:rPr>
+          <w:rFonts w:ascii="Consolas" w:cs="Consolas" w:eastAsia="Consolas" w:hAnsi="Consolas"/>
+          <w:sz w:val="19"/>
+          <w:szCs w:val="19"/>
+          <w:shd w:fill="EEF1F5" w:val="clear"/>
+        </w:rPr>
+        <w:t xml:space="preserve">res_mismatch</w:t>
+      </w:r>
+      <w:r>
+        <w:t xml:space="preserve"> (the old name claimed a resolution the probe disagrees with; the probe wins), </w:t>
+      </w:r>
+      <w:r>
+        <w:rPr>
+          <w:rFonts w:ascii="Consolas" w:cs="Consolas" w:eastAsia="Consolas" w:hAnsi="Consolas"/>
+          <w:sz w:val="19"/>
+          <w:szCs w:val="19"/>
+          <w:shd w:fill="EEF1F5" w:val="clear"/>
+        </w:rPr>
+        <w:t xml:space="preserve">hdr_claimed_but_sdr</w:t>
+      </w:r>
+      <w:r>
+        <w:t xml:space="preserve">, </w:t>
+      </w:r>
+      <w:r>
+        <w:rPr>
+          <w:rFonts w:ascii="Consolas" w:cs="Consolas" w:eastAsia="Consolas" w:hAnsi="Consolas"/>
+          <w:sz w:val="19"/>
+          <w:szCs w:val="19"/>
+          <w:shd w:fill="EEF1F5" w:val="clear"/>
+        </w:rPr>
+        <w:t xml:space="preserve">audio_und</w:t>
+      </w:r>
+      <w:r>
+        <w:t xml:space="preserve">, </w:t>
+      </w:r>
+      <w:r>
+        <w:rPr>
+          <w:rFonts w:ascii="Consolas" w:cs="Consolas" w:eastAsia="Consolas" w:hAnsi="Consolas"/>
+          <w:sz w:val="19"/>
+          <w:szCs w:val="19"/>
+          <w:shd w:fill="EEF1F5" w:val="clear"/>
+        </w:rPr>
+        <w:t xml:space="preserve">plex_title_differs</w:t>
+      </w:r>
+      <w:r>
+        <w:t xml:space="preserve"> and </w:t>
+      </w:r>
+      <w:r>
+        <w:rPr>
+          <w:rFonts w:ascii="Consolas" w:cs="Consolas" w:eastAsia="Consolas" w:hAnsi="Consolas"/>
+          <w:sz w:val="19"/>
+          <w:szCs w:val="19"/>
+          <w:shd w:fill="EEF1F5" w:val="clear"/>
+        </w:rPr>
+        <w:t xml:space="preserve">plex_unlinked</w:t>
+      </w:r>
+      <w:r>
+        <w:t xml:space="preserve">. The tab explains each flag under "What the flags mean".</w:t>
+      </w:r>
+    </w:p>
+    <w:p>
+      <w:pPr>
+        <w:pStyle w:val="ListParagraph"/>
+        <w:numPr>
+          <w:ilvl w:val="0"/>
+          <w:numId w:val="2"/>
+        </w:numPr>
+        <w:spacing w:after="60"/>
+      </w:pPr>
+      <w:r>
+        <w:rPr>
+          <w:b/>
+          <w:bCs/>
+        </w:rPr>
+        <w:t xml:space="preserve">Blocked</w:t>
+      </w:r>
+      <w:r>
+        <w:t xml:space="preserve"> – never renamed: no successful probe, no title, or a </w:t>
+      </w:r>
+      <w:r>
+        <w:rPr>
+          <w:b/>
+          <w:bCs/>
+        </w:rPr>
+        <w:t xml:space="preserve">collision</w:t>
+      </w:r>
+      <w:r>
+        <w:t xml:space="preserve"> where two or more files would receive the identical name.</w:t>
+      </w:r>
+    </w:p>
+    <w:p>
+      <w:pPr>
+        <w:pStyle w:val="Heading2"/>
+      </w:pPr>
+      <w:r>
+        <w:t xml:space="preserve">15.3 Batch settings</w:t>
+      </w:r>
+    </w:p>
+    <w:tbl>
+      <w:tblPr>
+        <w:tblW w:type="dxa" w:w="9360"/>
+        <w:tblBorders>
+          <w:top w:val="single" w:color="auto" w:sz="4"/>
+          <w:left w:val="single" w:color="auto" w:sz="4"/>
+          <w:bottom w:val="single" w:color="auto" w:sz="4"/>
+          <w:right w:val="single" w:color="auto" w:sz="4"/>
+          <w:insideH w:val="single" w:color="auto" w:sz="4"/>
+          <w:insideV w:val="single" w:color="auto" w:sz="4"/>
+        </w:tblBorders>
+      </w:tblPr>
+      <w:tblGrid>
+        <w:gridCol w:w="2200"/>
+        <w:gridCol w:w="7160"/>
+      </w:tblGrid>
+      <w:tr>
+        <w:tc>
+          <w:tcPr>
+            <w:tcW w:type="dxa" w:w="0"/>
+            <w:shd w:fill="DDE6F2" w:val="clear"/>
+            <w:tcMar>
+              <w:top w:type="dxa" w:w="60"/>
+              <w:left w:type="dxa" w:w="100"/>
+              <w:bottom w:type="dxa" w:w="60"/>
+              <w:right w:type="dxa" w:w="100"/>
+            </w:tcMar>
+          </w:tcPr>
+          <w:p>
+            <w:r>
+              <w:rPr>
+                <w:b/>
+                <w:bCs/>
+                <w:sz w:val="19"/>
+                <w:szCs w:val="19"/>
+              </w:rPr>
+              <w:t xml:space="preserve">Setting</w:t>
+            </w:r>
+          </w:p>
+        </w:tc>
+        <w:tc>
+          <w:tcPr>
+            <w:tcW w:type="dxa" w:w="0"/>
+            <w:shd w:fill="DDE6F2" w:val="clear"/>
+            <w:tcMar>
+              <w:top w:type="dxa" w:w="60"/>
+              <w:left w:type="dxa" w:w="100"/>
+              <w:bottom w:type="dxa" w:w="60"/>
+              <w:right w:type="dxa" w:w="100"/>
+            </w:tcMar>
+          </w:tcPr>
+          <w:p>
+            <w:r>
+              <w:rPr>
+                <w:b/>
+                <w:bCs/>
+                <w:sz w:val="19"/>
+                <w:szCs w:val="19"/>
+              </w:rPr>
+              <w:t xml:space="preserve">Effect</w:t>
+            </w:r>
+          </w:p>
+        </w:tc>
+      </w:tr>
+      <w:tr>
+        <w:tc>
+          <w:tcPr>
+            <w:tcW w:type="dxa" w:w="0"/>
+            <w:tcMar>
+              <w:top w:type="dxa" w:w="60"/>
+              <w:left w:type="dxa" w:w="100"/>
+              <w:bottom w:type="dxa" w:w="60"/>
+              <w:right w:type="dxa" w:w="100"/>
+            </w:tcMar>
+          </w:tcPr>
+          <w:p>
+            <w:r>
+              <w:rPr>
+                <w:b w:val="false"/>
+                <w:bCs w:val="false"/>
+                <w:sz w:val="19"/>
+                <w:szCs w:val="19"/>
+              </w:rPr>
+              <w:t xml:space="preserve">Layout</w:t>
+            </w:r>
+          </w:p>
+        </w:tc>
+        <w:tc>
+          <w:tcPr>
+            <w:tcW w:type="dxa" w:w="0"/>
+            <w:tcMar>
+              <w:top w:type="dxa" w:w="60"/>
+              <w:left w:type="dxa" w:w="100"/>
+              <w:bottom w:type="dxa" w:w="60"/>
+              <w:right w:type="dxa" w:w="100"/>
+            </w:tcMar>
+          </w:tcPr>
+          <w:p>
+            <w:r>
+              <w:rPr>
+                <w:b w:val="false"/>
+                <w:bCs w:val="false"/>
+                <w:sz w:val="19"/>
+                <w:szCs w:val="19"/>
+              </w:rPr>
+              <w:t xml:space="preserve">Rename in place</w:t>
+            </w:r>
+            <w:r>
+              <w:rPr>
+                <w:b w:val="false"/>
+                <w:bCs w:val="false"/>
+                <w:sz w:val="19"/>
+                <w:szCs w:val="19"/>
+              </w:rPr>
+              <w:t xml:space="preserve"> changes only the file name (an atomic rename). </w:t>
+            </w:r>
+            <w:r>
+              <w:rPr>
+                <w:b w:val="false"/>
+                <w:bCs w:val="false"/>
+                <w:sz w:val="19"/>
+                <w:szCs w:val="19"/>
+              </w:rPr>
+              <w:t xml:space="preserve">Move into "Title (Year)" folders</w:t>
+            </w:r>
+            <w:r>
+              <w:rPr>
+                <w:b w:val="false"/>
+                <w:bCs w:val="false"/>
+                <w:sz w:val="19"/>
+                <w:szCs w:val="19"/>
+              </w:rPr>
+              <w:t xml:space="preserve"> creates Plex's preferred folder layout by copying the file, verifying its size and a head-and-tail hash, then deleting the original.</w:t>
+            </w:r>
+          </w:p>
+        </w:tc>
+      </w:tr>
+      <w:tr>
+        <w:tc>
+          <w:tcPr>
+            <w:tcW w:type="dxa" w:w="0"/>
+            <w:tcMar>
+              <w:top w:type="dxa" w:w="60"/>
+              <w:left w:type="dxa" w:w="100"/>
+              <w:bottom w:type="dxa" w:w="60"/>
+              <w:right w:type="dxa" w:w="100"/>
+            </w:tcMar>
+          </w:tcPr>
+          <w:p>
+            <w:r>
+              <w:rPr>
+                <w:b w:val="false"/>
+                <w:bCs w:val="false"/>
+                <w:sz w:val="19"/>
+                <w:szCs w:val="19"/>
+              </w:rPr>
+              <w:t xml:space="preserve">Batch limit</w:t>
+            </w:r>
+          </w:p>
+        </w:tc>
+        <w:tc>
+          <w:tcPr>
+            <w:tcW w:type="dxa" w:w="0"/>
+            <w:tcMar>
+              <w:top w:type="dxa" w:w="60"/>
+              <w:left w:type="dxa" w:w="100"/>
+              <w:bottom w:type="dxa" w:w="60"/>
+              <w:right w:type="dxa" w:w="100"/>
+            </w:tcMar>
+          </w:tcPr>
+          <w:p>
+            <w:r>
+              <w:rPr>
+                <w:b w:val="false"/>
+                <w:bCs w:val="false"/>
+                <w:sz w:val="19"/>
+                <w:szCs w:val="19"/>
+              </w:rPr>
+              <w:t xml:space="preserve">The most files one live batch may contain. Forces review in chunks.</w:t>
+            </w:r>
+          </w:p>
+        </w:tc>
+      </w:tr>
+      <w:tr>
+        <w:tc>
+          <w:tcPr>
+            <w:tcW w:type="dxa" w:w="0"/>
+            <w:tcMar>
+              <w:top w:type="dxa" w:w="60"/>
+              <w:left w:type="dxa" w:w="100"/>
+              <w:bottom w:type="dxa" w:w="60"/>
+              <w:right w:type="dxa" w:w="100"/>
+            </w:tcMar>
+          </w:tcPr>
+          <w:p>
+            <w:r>
+              <w:rPr>
+                <w:b w:val="false"/>
+                <w:bCs w:val="false"/>
+                <w:sz w:val="19"/>
+                <w:szCs w:val="19"/>
+              </w:rPr>
+              <w:t xml:space="preserve">Title &amp; year from</w:t>
+            </w:r>
+          </w:p>
+        </w:tc>
+        <w:tc>
+          <w:tcPr>
+            <w:tcW w:type="dxa" w:w="0"/>
+            <w:tcMar>
+              <w:top w:type="dxa" w:w="60"/>
+              <w:left w:type="dxa" w:w="100"/>
+              <w:bottom w:type="dxa" w:w="60"/>
+              <w:right w:type="dxa" w:w="100"/>
+            </w:tcMar>
+          </w:tcPr>
+          <w:p>
+            <w:r>
+              <w:rPr>
+                <w:b w:val="false"/>
+                <w:bCs w:val="false"/>
+                <w:sz w:val="19"/>
+                <w:szCs w:val="19"/>
+              </w:rPr>
+              <w:t xml:space="preserve">File name + my fixes</w:t>
+            </w:r>
+            <w:r>
+              <w:rPr>
+                <w:b w:val="false"/>
+                <w:bCs w:val="false"/>
+                <w:sz w:val="19"/>
+                <w:szCs w:val="19"/>
+              </w:rPr>
+              <w:t xml:space="preserve"> (default) or </w:t>
+            </w:r>
+            <w:r>
+              <w:rPr>
+                <w:b w:val="false"/>
+                <w:bCs w:val="false"/>
+                <w:sz w:val="19"/>
+                <w:szCs w:val="19"/>
+              </w:rPr>
+              <w:t xml:space="preserve">Plex match</w:t>
+            </w:r>
+            <w:r>
+              <w:rPr>
+                <w:b w:val="false"/>
+                <w:bCs w:val="false"/>
+                <w:sz w:val="19"/>
+                <w:szCs w:val="19"/>
+              </w:rPr>
+              <w:t xml:space="preserve">. With Plex, unlinked files fall back to the file name and are flagged.</w:t>
+            </w:r>
+          </w:p>
+        </w:tc>
+      </w:tr>
+      <w:tr>
+        <w:tc>
+          <w:tcPr>
+            <w:tcW w:type="dxa" w:w="0"/>
+            <w:tcMar>
+              <w:top w:type="dxa" w:w="60"/>
+              <w:left w:type="dxa" w:w="100"/>
+              <w:bottom w:type="dxa" w:w="60"/>
+              <w:right w:type="dxa" w:w="100"/>
+            </w:tcMar>
+          </w:tcPr>
+          <w:p>
+            <w:r>
+              <w:rPr>
+                <w:b w:val="false"/>
+                <w:bCs w:val="false"/>
+                <w:sz w:val="19"/>
+                <w:szCs w:val="19"/>
+              </w:rPr>
+              <w:t xml:space="preserve">Allow live renames</w:t>
+            </w:r>
+          </w:p>
+        </w:tc>
+        <w:tc>
+          <w:tcPr>
+            <w:tcW w:type="dxa" w:w="0"/>
+            <w:tcMar>
+              <w:top w:type="dxa" w:w="60"/>
+              <w:left w:type="dxa" w:w="100"/>
+              <w:bottom w:type="dxa" w:w="60"/>
+              <w:right w:type="dxa" w:w="100"/>
+            </w:tcMar>
+          </w:tcPr>
+          <w:p>
+            <w:r>
+              <w:rPr>
+                <w:b w:val="false"/>
+                <w:bCs w:val="false"/>
+                <w:sz w:val="19"/>
+                <w:szCs w:val="19"/>
+              </w:rPr>
+              <w:t xml:space="preserve">The arming switch. Until it is on, only dry runs are possible.</w:t>
+            </w:r>
+          </w:p>
+        </w:tc>
+      </w:tr>
+    </w:tbl>
+    <w:p>
+      <w:pPr>
+        <w:pStyle w:val="Heading2"/>
+      </w:pPr>
+      <w:r>
+        <w:t xml:space="preserve">15.4 Running a batch</w:t>
+      </w:r>
+    </w:p>
+    <w:p>
+      <w:pPr>
+        <w:pStyle w:val="ListParagraph"/>
+        <w:numPr>
+          <w:ilvl w:val="0"/>
+          <w:numId w:val="4"/>
+        </w:numPr>
+        <w:spacing w:after="60"/>
+      </w:pPr>
+      <w:r>
+        <w:t xml:space="preserve">Filter and tick the files you want. </w:t>
+      </w:r>
+      <w:r>
+        <w:rPr>
+          <w:b/>
+          <w:bCs/>
+        </w:rPr>
+        <w:t xml:space="preserve">Select next</w:t>
+      </w:r>
+      <w:r>
+        <w:t xml:space="preserve"> with the number beside it clears the selection and ticks only that many of the listed files (10 unless you change it; the number is remembered), so a run never covers more than you meant. After the batch those files leave the list and </w:t>
+      </w:r>
+      <w:r>
+        <w:rPr>
+          <w:b/>
+          <w:bCs/>
+        </w:rPr>
+        <w:t xml:space="preserve">Select next</w:t>
+      </w:r>
+      <w:r>
+        <w:t xml:space="preserve"> picks up the following group. </w:t>
+      </w:r>
+      <w:r>
+        <w:rPr>
+          <w:b/>
+          <w:bCs/>
+        </w:rPr>
+        <w:t xml:space="preserve">Select shown</w:t>
+      </w:r>
+      <w:r>
+        <w:t xml:space="preserve"> ticks every ready file currently listed and asks first when that is more than 50.</w:t>
+      </w:r>
+    </w:p>
+    <w:p>
+      <w:pPr>
+        <w:pStyle w:val="ListParagraph"/>
+        <w:numPr>
+          <w:ilvl w:val="0"/>
+          <w:numId w:val="4"/>
+        </w:numPr>
+        <w:spacing w:after="60"/>
+      </w:pPr>
+      <w:r>
+        <w:t xml:space="preserve">Press </w:t>
+      </w:r>
+      <w:r>
+        <w:rPr>
+          <w:b/>
+          <w:bCs/>
+        </w:rPr>
+        <w:t xml:space="preserve">Dry run N</w:t>
+      </w:r>
+      <w:r>
+        <w:t xml:space="preserve">. Nothing is touched; the result window lists exactly what would happen and the batch is recorded as a dry run in the Batches table.</w:t>
+      </w:r>
+    </w:p>
+    <w:p>
+      <w:pPr>
+        <w:pStyle w:val="ListParagraph"/>
+        <w:numPr>
+          <w:ilvl w:val="0"/>
+          <w:numId w:val="4"/>
+        </w:numPr>
+        <w:spacing w:after="60"/>
+      </w:pPr>
+      <w:r>
+        <w:t xml:space="preserve">When satisfied, tick </w:t>
+      </w:r>
+      <w:r>
+        <w:rPr>
+          <w:b/>
+          <w:bCs/>
+        </w:rPr>
+        <w:t xml:space="preserve">Allow live renames</w:t>
+      </w:r>
+      <w:r>
+        <w:t xml:space="preserve">, press </w:t>
+      </w:r>
+      <w:r>
+        <w:rPr>
+          <w:b/>
+          <w:bCs/>
+        </w:rPr>
+        <w:t xml:space="preserve">Save</w:t>
+      </w:r>
+      <w:r>
+        <w:t xml:space="preserve">, then </w:t>
+      </w:r>
+      <w:r>
+        <w:rPr>
+          <w:b/>
+          <w:bCs/>
+        </w:rPr>
+        <w:t xml:space="preserve">Rename N live</w:t>
+      </w:r>
+      <w:r>
+        <w:t xml:space="preserve">.</w:t>
+      </w:r>
+    </w:p>
+    <w:p>
+      <w:pPr>
+        <w:pStyle w:val="ListParagraph"/>
+        <w:numPr>
+          <w:ilvl w:val="0"/>
+          <w:numId w:val="4"/>
+        </w:numPr>
+        <w:spacing w:after="60"/>
+      </w:pPr>
+      <w:r>
+        <w:t xml:space="preserve">A confirmation lists the renames and asks you to type </w:t>
+      </w:r>
+      <w:r>
+        <w:rPr>
+          <w:rFonts w:ascii="Consolas" w:cs="Consolas" w:eastAsia="Consolas" w:hAnsi="Consolas"/>
+          <w:sz w:val="19"/>
+          <w:szCs w:val="19"/>
+          <w:shd w:fill="EEF1F5" w:val="clear"/>
+        </w:rPr>
+        <w:t xml:space="preserve">RENAME</w:t>
+      </w:r>
+      <w:r>
+        <w:t xml:space="preserve">.</w:t>
+      </w:r>
+    </w:p>
+    <w:p>
+      <w:pPr>
+        <w:pStyle w:val="ListParagraph"/>
+        <w:numPr>
+          <w:ilvl w:val="0"/>
+          <w:numId w:val="4"/>
+        </w:numPr>
+        <w:spacing w:after="60"/>
+      </w:pPr>
+      <w:r>
+        <w:rPr>
+          <w:b/>
+          <w:bCs/>
+        </w:rPr>
+        <w:t xml:space="preserve">Pre-flight</w:t>
+      </w:r>
+      <w:r>
+        <w:t xml:space="preserve"> then checks every file: it still exists, its size matches the last scan, the target name is free, the root is writable, the path is under 255 characters and no two files share a target. If any check fails, the whole batch is aborted and nothing is renamed.</w:t>
+      </w:r>
+    </w:p>
+    <w:p>
+      <w:pPr>
+        <w:pStyle w:val="ListParagraph"/>
+        <w:numPr>
+          <w:ilvl w:val="0"/>
+          <w:numId w:val="4"/>
+        </w:numPr>
+        <w:spacing w:after="60"/>
+      </w:pPr>
+      <w:r>
+        <w:t xml:space="preserve">Each rename is followed by a re-check of the file's size before the database is updated. A failure stops the batch; earlier renames stand and are journaled.</w:t>
+      </w:r>
+    </w:p>
+    <w:p>
+      <w:pPr>
+        <w:spacing w:after="120"/>
+      </w:pPr>
+      <w:r>
+        <w:t xml:space="preserve">While a live batch runs, scans and the folder watcher wait.</w:t>
+      </w:r>
+    </w:p>
+    <w:p>
+      <w:pPr>
+        <w:pStyle w:val="Heading3"/>
+      </w:pPr>
+      <w:r>
+        <w:t xml:space="preserve">One at a time</w:t>
+      </w:r>
+    </w:p>
+    <w:p>
+      <w:pPr>
+        <w:spacing w:after="120"/>
+      </w:pPr>
+      <w:r>
+        <w:t xml:space="preserve">If a big batch feels like too much trust, do not use it. Every ready row has a </w:t>
       </w:r>
       <w:r>
         <w:rPr>
@@ -10071,7 +10143,55 @@
         <w:t xml:space="preserve">Rename</w:t>
       </w:r>
       <w:r>
-        <w:t xml:space="preserve">, confirm. Files are renamed in place, never moved or overwritten, and every attempt is logged in the History table. Fix anything wrong under Problems first, because the proposal is only as good as the parse.</w:t>
+        <w:t xml:space="preserve"> button that renames just that file, and </w:t>
+      </w:r>
+      <w:r>
+        <w:rPr>
+          <w:b/>
+          <w:bCs/>
+        </w:rPr>
+        <w:t xml:space="preserve">One at a time (N)</w:t>
+      </w:r>
+      <w:r>
+        <w:t xml:space="preserve"> walks through the ticked files in a dialog that shows the current and proposed name and asks </w:t>
+      </w:r>
+      <w:r>
+        <w:rPr>
+          <w:b/>
+          <w:bCs/>
+        </w:rPr>
+        <w:t xml:space="preserve">Rename this file</w:t>
+      </w:r>
+      <w:r>
+        <w:t xml:space="preserve">, </w:t>
+      </w:r>
+      <w:r>
+        <w:rPr>
+          <w:b/>
+          <w:bCs/>
+        </w:rPr>
+        <w:t xml:space="preserve">Skip</w:t>
+      </w:r>
+      <w:r>
+        <w:t xml:space="preserve"> or </w:t>
+      </w:r>
+      <w:r>
+        <w:rPr>
+          <w:b/>
+          <w:bCs/>
+        </w:rPr>
+        <w:t xml:space="preserve">Stop</w:t>
+      </w:r>
+      <w:r>
+        <w:t xml:space="preserve"> for each. Every confirmed file runs as its own one-file batch through the same pre-flight, verification and journal, so it appears in the Batches table and can be undone on its own. The live switch must still be on.</w:t>
+      </w:r>
+    </w:p>
+    <w:p>
+      <w:pPr>
+        <w:pStyle w:val="Heading2"/>
+      </w:pPr>
+      <w:r>
+        <w:t xml:space="preserve">15.5 Undo</w:t>
       </w:r>
     </w:p>
     <w:p>
@@ -10079,14 +10199,163 @@
         <w:spacing w:after="120"/>
       </w:pPr>
       <w:r>
-        <w:rPr>
-          <w:b/>
-          <w:bCs/>
-        </w:rPr>
-        <w:t xml:space="preserve">Select next</w:t>
-      </w:r>
-      <w:r>
-        <w:t xml:space="preserve"> works here as it does for movies: set how many episodes to take at a time, press it, check the ticked rows, run the batch, repeat. It is the comfortable middle between one file at a time and everything shown.</w:t>
+        <w:t xml:space="preserve">Every live batch is listed under </w:t>
+      </w:r>
+      <w:r>
+        <w:rPr>
+          <w:b/>
+          <w:bCs/>
+        </w:rPr>
+        <w:t xml:space="preserve">Batches</w:t>
+      </w:r>
+      <w:r>
+        <w:t xml:space="preserve"> with an </w:t>
+      </w:r>
+      <w:r>
+        <w:rPr>
+          <w:b/>
+          <w:bCs/>
+        </w:rPr>
+        <w:t xml:space="preserve">Undo</w:t>
+      </w:r>
+      <w:r>
+        <w:t xml:space="preserve"> button. Undo walks the journal in reverse; for each file it confirms the renamed file still exists with the recorded size and that the original name is free, then renames it back. Files that fail the check are left alone and reported, and the batch shows as "partially undone". </w:t>
+      </w:r>
+      <w:r>
+        <w:rPr>
+          <w:b/>
+          <w:bCs/>
+        </w:rPr>
+        <w:t xml:space="preserve">Items</w:t>
+      </w:r>
+      <w:r>
+        <w:t xml:space="preserve"> shows the per-file journal of any batch.</w:t>
+      </w:r>
+    </w:p>
+    <w:p>
+      <w:pPr>
+        <w:pStyle w:val="Heading2"/>
+      </w:pPr>
+      <w:r>
+        <w:t xml:space="preserve">15.6 Bulk source, collisions, placeholders</w:t>
+      </w:r>
+    </w:p>
+    <w:p>
+      <w:pPr>
+        <w:pStyle w:val="ListParagraph"/>
+        <w:numPr>
+          <w:ilvl w:val="0"/>
+          <w:numId w:val="2"/>
+        </w:numPr>
+        <w:spacing w:after="60"/>
+      </w:pPr>
+      <w:r>
+        <w:rPr>
+          <w:b/>
+          <w:bCs/>
+        </w:rPr>
+        <w:t xml:space="preserve">Set source for selected…</w:t>
+      </w:r>
+      <w:r>
+        <w:t xml:space="preserve"> applies Web, Rip or "clear" to every ticked file (or to everything shown when nothing is ticked). It only records a fix; nothing is renamed.</w:t>
+      </w:r>
+    </w:p>
+    <w:p>
+      <w:pPr>
+        <w:pStyle w:val="ListParagraph"/>
+        <w:numPr>
+          <w:ilvl w:val="0"/>
+          <w:numId w:val="2"/>
+        </w:numPr>
+        <w:spacing w:after="60"/>
+      </w:pPr>
+      <w:r>
+        <w:rPr>
+          <w:b/>
+          <w:bCs/>
+        </w:rPr>
+        <w:t xml:space="preserve">Name collisions</w:t>
+      </w:r>
+      <w:r>
+        <w:t xml:space="preserve"> groups the blocked pairs with their sizes. </w:t>
+      </w:r>
+      <w:r>
+        <w:rPr>
+          <w:b/>
+          <w:bCs/>
+        </w:rPr>
+        <w:t xml:space="preserve">Keep this, ignore others</w:t>
+      </w:r>
+      <w:r>
+        <w:t xml:space="preserve"> marks the rest ignored (still on disk) so the kept file can be renamed; alternatively give one file a distinguishing edition via Fix….</w:t>
+      </w:r>
+    </w:p>
+    <w:p>
+      <w:pPr>
+        <w:pStyle w:val="ListParagraph"/>
+        <w:numPr>
+          <w:ilvl w:val="0"/>
+          <w:numId w:val="2"/>
+        </w:numPr>
+        <w:spacing w:after="60"/>
+      </w:pPr>
+      <w:r>
+        <w:rPr>
+          <w:b/>
+          <w:bCs/>
+        </w:rPr>
+        <w:t xml:space="preserve">Placeholders on disk</w:t>
+      </w:r>
+      <w:r>
+        <w:t xml:space="preserve"> lists files already renamed with </w:t>
+      </w:r>
+      <w:r>
+        <w:rPr>
+          <w:rFonts w:ascii="Consolas" w:cs="Consolas" w:eastAsia="Consolas" w:hAnsi="Consolas"/>
+          <w:sz w:val="19"/>
+          <w:szCs w:val="19"/>
+          <w:shd w:fill="EEF1F5" w:val="clear"/>
+        </w:rPr>
+        <w:t xml:space="preserve">(Year)</w:t>
+      </w:r>
+      <w:r>
+        <w:t xml:space="preserve"> or </w:t>
+      </w:r>
+      <w:r>
+        <w:rPr>
+          <w:rFonts w:ascii="Consolas" w:cs="Consolas" w:eastAsia="Consolas" w:hAnsi="Consolas"/>
+          <w:sz w:val="19"/>
+          <w:szCs w:val="19"/>
+          <w:shd w:fill="EEF1F5" w:val="clear"/>
+        </w:rPr>
+        <w:t xml:space="preserve">Source</w:t>
+      </w:r>
+      <w:r>
+        <w:t xml:space="preserve"> in their name. Plex will not match a </w:t>
+      </w:r>
+      <w:r>
+        <w:rPr>
+          <w:rFonts w:ascii="Consolas" w:cs="Consolas" w:eastAsia="Consolas" w:hAnsi="Consolas"/>
+          <w:sz w:val="19"/>
+          <w:szCs w:val="19"/>
+          <w:shd w:fill="EEF1F5" w:val="clear"/>
+        </w:rPr>
+        <w:t xml:space="preserve">(Year)</w:t>
+      </w:r>
+      <w:r>
+        <w:t xml:space="preserve"> file, so fill the value with Fix… and rename again.</w:t>
+      </w:r>
+    </w:p>
+    <w:p>
+      <w:pPr>
+        <w:pBdr>
+          <w:left w:val="single" w:color="F0B429" w:sz="12" w:space="8"/>
+        </w:pBdr>
+        <w:spacing w:after="160" w:before="60"/>
+        <w:ind w:left="360"/>
+      </w:pPr>
+      <w:r>
+        <w:t xml:space="preserve">Before the first large live batch, run one small batch of 20 or 30 files in place, check the result in Explorer and in Plex, then undo it. That proves the whole path on your NAS before you trust it with the full library.</w:t>
       </w:r>
     </w:p>
     <w:p>
@@ -10095,7 +10364,7 @@
         <w:pageBreakBefore/>
       </w:pPr>
       <w:r>
-        <w:t xml:space="preserve">17. CSV export</w:t>
+        <w:t xml:space="preserve">16. Rename TV / anime</w:t>
       </w:r>
     </w:p>
     <w:p>
@@ -10157,7 +10426,7 @@
           <w:sz w:val="18"/>
           <w:szCs w:val="18"/>
         </w:rPr>
-        <w:t xml:space="preserve">The export tab: pick the sets, optionally zip them, export, and browse the history.</w:t>
+        <w:t xml:space="preserve">The episode rename tool, shown here while disabled.</w:t>
       </w:r>
     </w:p>
     <w:p>
@@ -10165,7 +10434,27 @@
         <w:spacing w:after="120"/>
       </w:pPr>
       <w:r>
-        <w:t xml:space="preserve">Every export writes a set of CSV files into </w:t>
+        <w:t xml:space="preserve">Episodes use the same engine as movies: every run is a batch that is pre-flighted as a whole (file still there, size unchanged, target free, root writable), each rename verified, journaled in the </w:t>
+      </w:r>
+      <w:r>
+        <w:rPr>
+          <w:b/>
+          <w:bCs/>
+        </w:rPr>
+        <w:t xml:space="preserve">Batches</w:t>
+      </w:r>
+      <w:r>
+        <w:t xml:space="preserve"> table and undoable from it. </w:t>
+      </w:r>
+      <w:r>
+        <w:rPr>
+          <w:b/>
+          <w:bCs/>
+        </w:rPr>
+        <w:t xml:space="preserve">Dry run N</w:t>
+      </w:r>
+      <w:r>
+        <w:t xml:space="preserve"> records what would happen without touching anything. Name parts work as on the movie tab: </w:t>
       </w:r>
       <w:r>
         <w:rPr>
@@ -10174,10 +10463,80 @@
           <w:szCs w:val="19"/>
           <w:shd w:fill="EEF1F5" w:val="clear"/>
         </w:rPr>
-        <w:t xml:space="preserve">exports\&lt;timestamp&gt;\</w:t>
-      </w:r>
-      <w:r>
-        <w:t xml:space="preserve"> and refreshes the </w:t>
+        <w:t xml:space="preserve">Show - S01E02</w:t>
+      </w:r>
+      <w:r>
+        <w:t xml:space="preserve"> is fixed, the </w:t>
+      </w:r>
+      <w:r>
+        <w:rPr>
+          <w:b/>
+          <w:bCs/>
+        </w:rPr>
+        <w:t xml:space="preserve">Episode title</w:t>
+      </w:r>
+      <w:r>
+        <w:t xml:space="preserve"> is on by default, and </w:t>
+      </w:r>
+      <w:r>
+        <w:rPr>
+          <w:b/>
+          <w:bCs/>
+        </w:rPr>
+        <w:t xml:space="preserve">Resolution</w:t>
+      </w:r>
+      <w:r>
+        <w:t xml:space="preserve">, </w:t>
+      </w:r>
+      <w:r>
+        <w:rPr>
+          <w:b/>
+          <w:bCs/>
+        </w:rPr>
+        <w:t xml:space="preserve">Codec</w:t>
+      </w:r>
+      <w:r>
+        <w:t xml:space="preserve"> and </w:t>
+      </w:r>
+      <w:r>
+        <w:rPr>
+          <w:b/>
+          <w:bCs/>
+        </w:rPr>
+        <w:t xml:space="preserve">Sub/Dub</w:t>
+      </w:r>
+      <w:r>
+        <w:t xml:space="preserve"> are opt-in, written in square brackets. The same one-at-a-time scheme applies: a </w:t>
+      </w:r>
+      <w:r>
+        <w:rPr>
+          <w:b/>
+          <w:bCs/>
+        </w:rPr>
+        <w:t xml:space="preserve">Rename</w:t>
+      </w:r>
+      <w:r>
+        <w:t xml:space="preserve"> button per row and </w:t>
+      </w:r>
+      <w:r>
+        <w:rPr>
+          <w:b/>
+          <w:bCs/>
+        </w:rPr>
+        <w:t xml:space="preserve">One at a time</w:t>
+      </w:r>
+      <w:r>
+        <w:t xml:space="preserve"> for the ticked files, each confirmed separately. It is </w:t>
+      </w:r>
+      <w:r>
+        <w:rPr>
+          <w:b/>
+          <w:bCs/>
+        </w:rPr>
+        <w:t xml:space="preserve">off</w:t>
+      </w:r>
+      <w:r>
+        <w:t xml:space="preserve"> until you enable it under Settings → Renaming. When on, it lists every episode file whose name differs from </w:t>
       </w:r>
       <w:r>
         <w:rPr>
@@ -10186,558 +10545,35 @@
           <w:szCs w:val="19"/>
           <w:shd w:fill="EEF1F5" w:val="clear"/>
         </w:rPr>
-        <w:t xml:space="preserve">latest\</w:t>
-      </w:r>
-      <w:r>
-        <w:t xml:space="preserve"> copy, so a spreadsheet can always point at the same file names. Exports run automatically after each scan (Settings → CSV export) or on demand with </w:t>
-      </w:r>
-      <w:r>
-        <w:rPr>
-          <w:b/>
-          <w:bCs/>
-        </w:rPr>
-        <w:t xml:space="preserve">Export now</w:t>
-      </w:r>
-      <w:r>
-        <w:t xml:space="preserve">. The history table lists past exports with the trigger, the scan, row counts and the files produced.</w:t>
-      </w:r>
-    </w:p>
-    <w:p>
-      <w:pPr>
-        <w:pStyle w:val="Heading2"/>
-      </w:pPr>
-      <w:r>
-        <w:t xml:space="preserve">17.1 Choosing what to export</w:t>
-      </w:r>
-    </w:p>
-    <w:p>
-      <w:pPr>
-        <w:pStyle w:val="ListParagraph"/>
-        <w:numPr>
-          <w:ilvl w:val="0"/>
-          <w:numId w:val="2"/>
-        </w:numPr>
-        <w:spacing w:after="60"/>
-      </w:pPr>
-      <w:r>
-        <w:rPr>
-          <w:b/>
-          <w:bCs/>
-        </w:rPr>
-        <w:t xml:space="preserve">What to export</w:t>
-      </w:r>
-      <w:r>
-        <w:t xml:space="preserve"> lists the five sets: TV shows, Anime, Movies, Web videos and Change log. Tick the ones you need; the file names each set produces are shown beside it.</w:t>
-      </w:r>
-    </w:p>
-    <w:p>
-      <w:pPr>
-        <w:pStyle w:val="ListParagraph"/>
-        <w:numPr>
-          <w:ilvl w:val="0"/>
-          <w:numId w:val="2"/>
-        </w:numPr>
-        <w:spacing w:after="60"/>
-      </w:pPr>
-      <w:r>
-        <w:rPr>
-          <w:b/>
-          <w:bCs/>
-        </w:rPr>
-        <w:t xml:space="preserve">Zip the files as well</w:t>
-      </w:r>
-      <w:r>
-        <w:t xml:space="preserve"> adds </w:t>
-      </w:r>
-      <w:r>
-        <w:rPr>
-          <w:rFonts w:ascii="Consolas" w:cs="Consolas" w:eastAsia="Consolas" w:hAnsi="Consolas"/>
-          <w:sz w:val="19"/>
-          <w:szCs w:val="19"/>
-          <w:shd w:fill="EEF1F5" w:val="clear"/>
-        </w:rPr>
-        <w:t xml:space="preserve">medialedger-&lt;timestamp&gt;.zip</w:t>
-      </w:r>
-      <w:r>
-        <w:t xml:space="preserve"> next to the CSVs and refreshes </w:t>
-      </w:r>
-      <w:r>
-        <w:rPr>
-          <w:rFonts w:ascii="Consolas" w:cs="Consolas" w:eastAsia="Consolas" w:hAnsi="Consolas"/>
-          <w:sz w:val="19"/>
-          <w:szCs w:val="19"/>
-          <w:shd w:fill="EEF1F5" w:val="clear"/>
-        </w:rPr>
-        <w:t xml:space="preserve">latest\medialedger-latest.zip</w:t>
-      </w:r>
-      <w:r>
-        <w:t xml:space="preserve">. The archive is written by MediaLedger itself; no extra software is needed. The </w:t>
-      </w:r>
-      <w:r>
-        <w:rPr>
-          <w:b/>
-          <w:bCs/>
-        </w:rPr>
-        <w:t xml:space="preserve">when at least N files</w:t>
-      </w:r>
-      <w:r>
-        <w:t xml:space="preserve"> box beside it skips the zip for small exports: with the default of 4, ticking only the change log gives a bare CSV, ticking everything gives the zip too.</w:t>
-      </w:r>
-    </w:p>
-    <w:p>
-      <w:pPr>
-        <w:pStyle w:val="ListParagraph"/>
-        <w:numPr>
-          <w:ilvl w:val="0"/>
-          <w:numId w:val="2"/>
-        </w:numPr>
-        <w:spacing w:after="60"/>
-      </w:pPr>
-      <w:r>
-        <w:rPr>
-          <w:b/>
-          <w:bCs/>
-        </w:rPr>
-        <w:t xml:space="preserve">Remember as default</w:t>
-      </w:r>
-      <w:r>
-        <w:t xml:space="preserve"> saves the current ticks. The default is also what the automatic export after a scan uses.</w:t>
-      </w:r>
-    </w:p>
-    <w:p>
-      <w:pPr>
-        <w:pStyle w:val="ListParagraph"/>
-        <w:numPr>
-          <w:ilvl w:val="0"/>
-          <w:numId w:val="2"/>
-        </w:numPr>
-        <w:spacing w:after="60"/>
-      </w:pPr>
-      <w:r>
-        <w:t xml:space="preserve">On the web server the history table links every CSV and zip for download in the browser (admin session). On the desktop the </w:t>
-      </w:r>
-      <w:r>
-        <w:rPr>
-          <w:b/>
-          <w:bCs/>
-        </w:rPr>
-        <w:t xml:space="preserve">Open latest folder</w:t>
-      </w:r>
-      <w:r>
-        <w:t xml:space="preserve"> and </w:t>
-      </w:r>
-      <w:r>
-        <w:rPr>
-          <w:b/>
-          <w:bCs/>
-        </w:rPr>
-        <w:t xml:space="preserve">Open exports folder</w:t>
-      </w:r>
-      <w:r>
-        <w:t xml:space="preserve"> buttons open the files in Explorer.</w:t>
-      </w:r>
-    </w:p>
-    <w:p>
-      <w:pPr>
-        <w:pStyle w:val="Heading2"/>
-      </w:pPr>
-      <w:r>
-        <w:t xml:space="preserve">17.2 The files</w:t>
-      </w:r>
-    </w:p>
-    <w:tbl>
-      <w:tblPr>
-        <w:tblW w:type="dxa" w:w="9360"/>
-        <w:tblBorders>
-          <w:top w:val="single" w:color="auto" w:sz="4"/>
-          <w:left w:val="single" w:color="auto" w:sz="4"/>
-          <w:bottom w:val="single" w:color="auto" w:sz="4"/>
-          <w:right w:val="single" w:color="auto" w:sz="4"/>
-          <w:insideH w:val="single" w:color="auto" w:sz="4"/>
-          <w:insideV w:val="single" w:color="auto" w:sz="4"/>
-        </w:tblBorders>
-      </w:tblPr>
-      <w:tblGrid>
-        <w:gridCol w:w="3000"/>
-        <w:gridCol w:w="6360"/>
-      </w:tblGrid>
-      <w:tr>
-        <w:tc>
-          <w:tcPr>
-            <w:tcW w:type="dxa" w:w="0"/>
-            <w:shd w:fill="DDE6F2" w:val="clear"/>
-            <w:tcMar>
-              <w:top w:type="dxa" w:w="60"/>
-              <w:left w:type="dxa" w:w="100"/>
-              <w:bottom w:type="dxa" w:w="60"/>
-              <w:right w:type="dxa" w:w="100"/>
-            </w:tcMar>
-          </w:tcPr>
-          <w:p>
-            <w:r>
-              <w:rPr>
-                <w:b/>
-                <w:bCs/>
-                <w:sz w:val="19"/>
-                <w:szCs w:val="19"/>
-              </w:rPr>
-              <w:t xml:space="preserve">File</w:t>
-            </w:r>
-          </w:p>
-        </w:tc>
-        <w:tc>
-          <w:tcPr>
-            <w:tcW w:type="dxa" w:w="0"/>
-            <w:shd w:fill="DDE6F2" w:val="clear"/>
-            <w:tcMar>
-              <w:top w:type="dxa" w:w="60"/>
-              <w:left w:type="dxa" w:w="100"/>
-              <w:bottom w:type="dxa" w:w="60"/>
-              <w:right w:type="dxa" w:w="100"/>
-            </w:tcMar>
-          </w:tcPr>
-          <w:p>
-            <w:r>
-              <w:rPr>
-                <w:b/>
-                <w:bCs/>
-                <w:sz w:val="19"/>
-                <w:szCs w:val="19"/>
-              </w:rPr>
-              <w:t xml:space="preserve">Contents</w:t>
-            </w:r>
-          </w:p>
-        </w:tc>
-      </w:tr>
-      <w:tr>
-        <w:tc>
-          <w:tcPr>
-            <w:tcW w:type="dxa" w:w="0"/>
-            <w:tcMar>
-              <w:top w:type="dxa" w:w="60"/>
-              <w:left w:type="dxa" w:w="100"/>
-              <w:bottom w:type="dxa" w:w="60"/>
-              <w:right w:type="dxa" w:w="100"/>
-            </w:tcMar>
-          </w:tcPr>
-          <w:p>
-            <w:r>
-              <w:rPr>
-                <w:b w:val="false"/>
-                <w:bCs w:val="false"/>
-                <w:sz w:val="19"/>
-                <w:szCs w:val="19"/>
-              </w:rPr>
-              <w:t xml:space="preserve">tv_episodes.csv / anime_episodes.csv</w:t>
-            </w:r>
-          </w:p>
-        </w:tc>
-        <w:tc>
-          <w:tcPr>
-            <w:tcW w:type="dxa" w:w="0"/>
-            <w:tcMar>
-              <w:top w:type="dxa" w:w="60"/>
-              <w:left w:type="dxa" w:w="100"/>
-              <w:bottom w:type="dxa" w:w="60"/>
-              <w:right w:type="dxa" w:w="100"/>
-            </w:tcMar>
-          </w:tcPr>
-          <w:p>
-            <w:r>
-              <w:rPr>
-                <w:b w:val="false"/>
-                <w:bCs w:val="false"/>
-                <w:sz w:val="19"/>
-                <w:szCs w:val="19"/>
-              </w:rPr>
-              <w:t xml:space="preserve">One row per episode file with every parsed and probed field.</w:t>
-            </w:r>
-          </w:p>
-        </w:tc>
-      </w:tr>
-      <w:tr>
-        <w:tc>
-          <w:tcPr>
-            <w:tcW w:type="dxa" w:w="0"/>
-            <w:tcMar>
-              <w:top w:type="dxa" w:w="60"/>
-              <w:left w:type="dxa" w:w="100"/>
-              <w:bottom w:type="dxa" w:w="60"/>
-              <w:right w:type="dxa" w:w="100"/>
-            </w:tcMar>
-          </w:tcPr>
-          <w:p>
-            <w:r>
-              <w:rPr>
-                <w:b w:val="false"/>
-                <w:bCs w:val="false"/>
-                <w:sz w:val="19"/>
-                <w:szCs w:val="19"/>
-              </w:rPr>
-              <w:t xml:space="preserve">tv_series.csv / anime_series.csv</w:t>
-            </w:r>
-          </w:p>
-        </w:tc>
-        <w:tc>
-          <w:tcPr>
-            <w:tcW w:type="dxa" w:w="0"/>
-            <w:tcMar>
-              <w:top w:type="dxa" w:w="60"/>
-              <w:left w:type="dxa" w:w="100"/>
-              <w:bottom w:type="dxa" w:w="60"/>
-              <w:right w:type="dxa" w:w="100"/>
-            </w:tcMar>
-          </w:tcPr>
-          <w:p>
-            <w:r>
-              <w:rPr>
-                <w:b w:val="false"/>
-                <w:bCs w:val="false"/>
-                <w:sz w:val="19"/>
-                <w:szCs w:val="19"/>
-              </w:rPr>
-              <w:t xml:space="preserve">One row per series: seasons, episodes, runtime, size, resolutions, codecs, languages, captions %, episode gaps, metadata source, expected and missing episodes with the exact list, online rating, your rating and note, genres, sub/dub, your tags, mixed-resolution and low-bitrate flags.</w:t>
-            </w:r>
-          </w:p>
-        </w:tc>
-      </w:tr>
-      <w:tr>
-        <w:tc>
-          <w:tcPr>
-            <w:tcW w:type="dxa" w:w="0"/>
-            <w:tcMar>
-              <w:top w:type="dxa" w:w="60"/>
-              <w:left w:type="dxa" w:w="100"/>
-              <w:bottom w:type="dxa" w:w="60"/>
-              <w:right w:type="dxa" w:w="100"/>
-            </w:tcMar>
-          </w:tcPr>
-          <w:p>
-            <w:r>
-              <w:rPr>
-                <w:b w:val="false"/>
-                <w:bCs w:val="false"/>
-                <w:sz w:val="19"/>
-                <w:szCs w:val="19"/>
-              </w:rPr>
-              <w:t xml:space="preserve">movies.csv</w:t>
-            </w:r>
-          </w:p>
-        </w:tc>
-        <w:tc>
-          <w:tcPr>
-            <w:tcW w:type="dxa" w:w="0"/>
-            <w:tcMar>
-              <w:top w:type="dxa" w:w="60"/>
-              <w:left w:type="dxa" w:w="100"/>
-              <w:bottom w:type="dxa" w:w="60"/>
-              <w:right w:type="dxa" w:w="100"/>
-            </w:tcMar>
-          </w:tcPr>
-          <w:p>
-            <w:r>
-              <w:rPr>
-                <w:b w:val="false"/>
-                <w:bCs w:val="false"/>
-                <w:sz w:val="19"/>
-                <w:szCs w:val="19"/>
-              </w:rPr>
-              <w:t xml:space="preserve">One row per movie file, with the number of versions of that title.</w:t>
-            </w:r>
-          </w:p>
-        </w:tc>
-      </w:tr>
-      <w:tr>
-        <w:tc>
-          <w:tcPr>
-            <w:tcW w:type="dxa" w:w="0"/>
-            <w:tcMar>
-              <w:top w:type="dxa" w:w="60"/>
-              <w:left w:type="dxa" w:w="100"/>
-              <w:bottom w:type="dxa" w:w="60"/>
-              <w:right w:type="dxa" w:w="100"/>
-            </w:tcMar>
-          </w:tcPr>
-          <w:p>
-            <w:r>
-              <w:rPr>
-                <w:b w:val="false"/>
-                <w:bCs w:val="false"/>
-                <w:sz w:val="19"/>
-                <w:szCs w:val="19"/>
-              </w:rPr>
-              <w:t xml:space="preserve">movies_titles.csv</w:t>
-            </w:r>
-          </w:p>
-        </w:tc>
-        <w:tc>
-          <w:tcPr>
-            <w:tcW w:type="dxa" w:w="0"/>
-            <w:tcMar>
-              <w:top w:type="dxa" w:w="60"/>
-              <w:left w:type="dxa" w:w="100"/>
-              <w:bottom w:type="dxa" w:w="60"/>
-              <w:right w:type="dxa" w:w="100"/>
-            </w:tcMar>
-          </w:tcPr>
-          <w:p>
-            <w:r>
-              <w:rPr>
-                <w:b w:val="false"/>
-                <w:bCs w:val="false"/>
-                <w:sz w:val="19"/>
-                <w:szCs w:val="19"/>
-              </w:rPr>
-              <w:t xml:space="preserve">One row per title: file count, versions, best resolution, size, languages, captions, your rating and note, genres (from Plex), sub/dub, your tags.</w:t>
-            </w:r>
-          </w:p>
-        </w:tc>
-      </w:tr>
-      <w:tr>
-        <w:tc>
-          <w:tcPr>
-            <w:tcW w:type="dxa" w:w="0"/>
-            <w:tcMar>
-              <w:top w:type="dxa" w:w="60"/>
-              <w:left w:type="dxa" w:w="100"/>
-              <w:bottom w:type="dxa" w:w="60"/>
-              <w:right w:type="dxa" w:w="100"/>
-            </w:tcMar>
-          </w:tcPr>
-          <w:p>
-            <w:r>
-              <w:rPr>
-                <w:b w:val="false"/>
-                <w:bCs w:val="false"/>
-                <w:sz w:val="19"/>
-                <w:szCs w:val="19"/>
-              </w:rPr>
-              <w:t xml:space="preserve">movies_multiples.csv</w:t>
-            </w:r>
-          </w:p>
-        </w:tc>
-        <w:tc>
-          <w:tcPr>
-            <w:tcW w:type="dxa" w:w="0"/>
-            <w:tcMar>
-              <w:top w:type="dxa" w:w="60"/>
-              <w:left w:type="dxa" w:w="100"/>
-              <w:bottom w:type="dxa" w:w="60"/>
-              <w:right w:type="dxa" w:w="100"/>
-            </w:tcMar>
-          </w:tcPr>
-          <w:p>
-            <w:r>
-              <w:rPr>
-                <w:b w:val="false"/>
-                <w:bCs w:val="false"/>
-                <w:sz w:val="19"/>
-                <w:szCs w:val="19"/>
-              </w:rPr>
-              <w:t xml:space="preserve">Only titles with more than one file.</w:t>
-            </w:r>
-          </w:p>
-        </w:tc>
-      </w:tr>
-      <w:tr>
-        <w:tc>
-          <w:tcPr>
-            <w:tcW w:type="dxa" w:w="0"/>
-            <w:tcMar>
-              <w:top w:type="dxa" w:w="60"/>
-              <w:left w:type="dxa" w:w="100"/>
-              <w:bottom w:type="dxa" w:w="60"/>
-              <w:right w:type="dxa" w:w="100"/>
-            </w:tcMar>
-          </w:tcPr>
-          <w:p>
-            <w:r>
-              <w:rPr>
-                <w:b w:val="false"/>
-                <w:bCs w:val="false"/>
-                <w:sz w:val="19"/>
-                <w:szCs w:val="19"/>
-              </w:rPr>
-              <w:t xml:space="preserve">web_videos.csv</w:t>
-            </w:r>
-          </w:p>
-        </w:tc>
-        <w:tc>
-          <w:tcPr>
-            <w:tcW w:type="dxa" w:w="0"/>
-            <w:tcMar>
-              <w:top w:type="dxa" w:w="60"/>
-              <w:left w:type="dxa" w:w="100"/>
-              <w:bottom w:type="dxa" w:w="60"/>
-              <w:right w:type="dxa" w:w="100"/>
-            </w:tcMar>
-          </w:tcPr>
-          <w:p>
-            <w:r>
-              <w:rPr>
-                <w:b w:val="false"/>
-                <w:bCs w:val="false"/>
-                <w:sz w:val="19"/>
-                <w:szCs w:val="19"/>
-              </w:rPr>
-              <w:t xml:space="preserve">One row per web video: channel, title, upload date, video id and every probed field.</w:t>
-            </w:r>
-          </w:p>
-        </w:tc>
-      </w:tr>
-      <w:tr>
-        <w:tc>
-          <w:tcPr>
-            <w:tcW w:type="dxa" w:w="0"/>
-            <w:tcMar>
-              <w:top w:type="dxa" w:w="60"/>
-              <w:left w:type="dxa" w:w="100"/>
-              <w:bottom w:type="dxa" w:w="60"/>
-              <w:right w:type="dxa" w:w="100"/>
-            </w:tcMar>
-          </w:tcPr>
-          <w:p>
-            <w:r>
-              <w:rPr>
-                <w:b w:val="false"/>
-                <w:bCs w:val="false"/>
-                <w:sz w:val="19"/>
-                <w:szCs w:val="19"/>
-              </w:rPr>
-              <w:t xml:space="preserve">changes.csv</w:t>
-            </w:r>
-          </w:p>
-        </w:tc>
-        <w:tc>
-          <w:tcPr>
-            <w:tcW w:type="dxa" w:w="0"/>
-            <w:tcMar>
-              <w:top w:type="dxa" w:w="60"/>
-              <w:left w:type="dxa" w:w="100"/>
-              <w:bottom w:type="dxa" w:w="60"/>
-              <w:right w:type="dxa" w:w="100"/>
-            </w:tcMar>
-          </w:tcPr>
-          <w:p>
-            <w:r>
-              <w:rPr>
-                <w:b w:val="false"/>
-                <w:bCs w:val="false"/>
-                <w:sz w:val="19"/>
-                <w:szCs w:val="19"/>
-              </w:rPr>
-              <w:t xml:space="preserve">The change log for the scan that triggered the export.</w:t>
-            </w:r>
-          </w:p>
-        </w:tc>
-      </w:tr>
-    </w:tbl>
+        <w:t xml:space="preserve">Show - S01E02 - Title.ext</w:t>
+      </w:r>
+      <w:r>
+        <w:t xml:space="preserve">, built from the parsed details and your fixes. Tick files, press </w:t>
+      </w:r>
+      <w:r>
+        <w:rPr>
+          <w:b/>
+          <w:bCs/>
+        </w:rPr>
+        <w:t xml:space="preserve">Rename</w:t>
+      </w:r>
+      <w:r>
+        <w:t xml:space="preserve">, confirm. Files are renamed in place, never moved or overwritten, and every attempt is logged in the History table. Fix anything wrong under Problems first, because the proposal is only as good as the parse.</w:t>
+      </w:r>
+    </w:p>
     <w:p>
       <w:pPr>
         <w:spacing w:after="120"/>
       </w:pPr>
       <w:r>
-        <w:t xml:space="preserve">Adult roots are excluded unless allowed in Settings. Ignored files are always excluded.</w:t>
+        <w:rPr>
+          <w:b/>
+          <w:bCs/>
+        </w:rPr>
+        <w:t xml:space="preserve">Select next</w:t>
+      </w:r>
+      <w:r>
+        <w:t xml:space="preserve"> works here as it does for movies: set how many episodes to take at a time, press it, check the ticked rows, run the batch, repeat. It is the comfortable middle between one file at a time and everything shown.</w:t>
       </w:r>
     </w:p>
     <w:p>
@@ -10746,7 +10582,7 @@
         <w:pageBreakBefore/>
       </w:pPr>
       <w:r>
-        <w:t xml:space="preserve">18. Settings reference</w:t>
+        <w:t xml:space="preserve">17. CSV export</w:t>
       </w:r>
     </w:p>
     <w:p>
@@ -10808,7 +10644,49 @@
           <w:sz w:val="18"/>
           <w:szCs w:val="18"/>
         </w:rPr>
-        <w:t xml:space="preserve">The top of the Settings page.</w:t>
+        <w:t xml:space="preserve">The export tab: pick the sets, optionally zip them, export, and browse the history.</w:t>
+      </w:r>
+    </w:p>
+    <w:p>
+      <w:pPr>
+        <w:spacing w:after="120"/>
+      </w:pPr>
+      <w:r>
+        <w:t xml:space="preserve">Every export writes a set of CSV files into </w:t>
+      </w:r>
+      <w:r>
+        <w:rPr>
+          <w:rFonts w:ascii="Consolas" w:cs="Consolas" w:eastAsia="Consolas" w:hAnsi="Consolas"/>
+          <w:sz w:val="19"/>
+          <w:szCs w:val="19"/>
+          <w:shd w:fill="EEF1F5" w:val="clear"/>
+        </w:rPr>
+        <w:t xml:space="preserve">exports\&lt;timestamp&gt;\</w:t>
+      </w:r>
+      <w:r>
+        <w:t xml:space="preserve"> and refreshes the </w:t>
+      </w:r>
+      <w:r>
+        <w:rPr>
+          <w:rFonts w:ascii="Consolas" w:cs="Consolas" w:eastAsia="Consolas" w:hAnsi="Consolas"/>
+          <w:sz w:val="19"/>
+          <w:szCs w:val="19"/>
+          <w:shd w:fill="EEF1F5" w:val="clear"/>
+        </w:rPr>
+        <w:t xml:space="preserve">latest\</w:t>
+      </w:r>
+      <w:r>
+        <w:t xml:space="preserve"> copy, so a spreadsheet can always point at the same file names. Exports run automatically after each scan (Settings → CSV export) or on demand with </w:t>
+      </w:r>
+      <w:r>
+        <w:rPr>
+          <w:b/>
+          <w:bCs/>
+        </w:rPr>
+        <w:t xml:space="preserve">Export now</w:t>
+      </w:r>
+      <w:r>
+        <w:t xml:space="preserve">. The history table lists past exports with the trigger, the scan, row counts and the files produced.</w:t>
       </w:r>
     </w:p>
     <w:p>
@@ -10816,56 +10694,7 @@
         <w:pStyle w:val="Heading2"/>
       </w:pPr>
       <w:r>
-        <w:t xml:space="preserve">18.1 Appearance</w:t>
-      </w:r>
-    </w:p>
-    <w:p>
-      <w:pPr>
-        <w:spacing w:after="120"/>
-      </w:pPr>
-      <w:r>
-        <w:rPr>
-          <w:b/>
-          <w:bCs/>
-        </w:rPr>
-        <w:t xml:space="preserve">Colour theme</w:t>
-      </w:r>
-      <w:r>
-        <w:t xml:space="preserve"> switches the whole app between a few palettes and applies at once. The choice is remembered in the browser (or the desktop app) you set it in, not on the server, so every device and every person can have their own.</w:t>
-      </w:r>
-    </w:p>
-    <w:p>
-      <w:pPr>
-        <w:pStyle w:val="Heading2"/>
-      </w:pPr>
-      <w:r>
-        <w:t xml:space="preserve">Library roots</w:t>
-      </w:r>
-    </w:p>
-    <w:p>
-      <w:pPr>
-        <w:spacing w:after="120"/>
-      </w:pPr>
-      <w:r>
-        <w:t xml:space="preserve">One row per folder: on/off, label, path (UNC or local; the … button browses), and type: TV, Anime, Movies, Web videos, or Adult (auto-detect anime / TV / movie). Roots with the same type may repeat. Press </w:t>
-      </w:r>
-      <w:r>
-        <w:rPr>
-          <w:b/>
-          <w:bCs/>
-        </w:rPr>
-        <w:t xml:space="preserve">Save settings</w:t>
-      </w:r>
-      <w:r>
-        <w:t xml:space="preserve"> after editing.</w:t>
-      </w:r>
-    </w:p>
-    <w:p>
-      <w:pPr>
-        <w:pStyle w:val="Heading2"/>
-      </w:pPr>
-      <w:r>
-        <w:t xml:space="preserve">Scanning</w:t>
+        <w:t xml:space="preserve">17.1 Choosing what to export</w:t>
       </w:r>
     </w:p>
     <w:p>
@@ -10882,10 +10711,10 @@
           <w:b/>
           <w:bCs/>
         </w:rPr>
-        <w:t xml:space="preserve">Multi-threaded listing</w:t>
-      </w:r>
-      <w:r>
-        <w:t xml:space="preserve"> deals show folders out to worker threads so directory listing over SMB overlaps. 0 threads means automatic (CPU count minus one). Turn off if the NAS struggles.</w:t>
+        <w:t xml:space="preserve">What to export</w:t>
+      </w:r>
+      <w:r>
+        <w:t xml:space="preserve"> lists the five sets: TV shows, Anime, Movies, Web videos and Change log. Tick the ones you need; the file names each set produces are shown beside it.</w:t>
       </w:r>
     </w:p>
     <w:p>
@@ -10902,10 +10731,44 @@
           <w:b/>
           <w:bCs/>
         </w:rPr>
-        <w:t xml:space="preserve">Parallel ffprobe processes</w:t>
-      </w:r>
-      <w:r>
-        <w:t xml:space="preserve"> – how many files are probed at once; 8 suits gigabit SMB.</w:t>
+        <w:t xml:space="preserve">Zip the files as well</w:t>
+      </w:r>
+      <w:r>
+        <w:t xml:space="preserve"> adds </w:t>
+      </w:r>
+      <w:r>
+        <w:rPr>
+          <w:rFonts w:ascii="Consolas" w:cs="Consolas" w:eastAsia="Consolas" w:hAnsi="Consolas"/>
+          <w:sz w:val="19"/>
+          <w:szCs w:val="19"/>
+          <w:shd w:fill="EEF1F5" w:val="clear"/>
+        </w:rPr>
+        <w:t xml:space="preserve">medialedger-&lt;timestamp&gt;.zip</w:t>
+      </w:r>
+      <w:r>
+        <w:t xml:space="preserve"> next to the CSVs and refreshes </w:t>
+      </w:r>
+      <w:r>
+        <w:rPr>
+          <w:rFonts w:ascii="Consolas" w:cs="Consolas" w:eastAsia="Consolas" w:hAnsi="Consolas"/>
+          <w:sz w:val="19"/>
+          <w:szCs w:val="19"/>
+          <w:shd w:fill="EEF1F5" w:val="clear"/>
+        </w:rPr>
+        <w:t xml:space="preserve">latest\medialedger-latest.zip</w:t>
+      </w:r>
+      <w:r>
+        <w:t xml:space="preserve">. The archive is written by MediaLedger itself; no extra software is needed. The </w:t>
+      </w:r>
+      <w:r>
+        <w:rPr>
+          <w:b/>
+          <w:bCs/>
+        </w:rPr>
+        <w:t xml:space="preserve">when at least N files</w:t>
+      </w:r>
+      <w:r>
+        <w:t xml:space="preserve"> box beside it skips the zip for small exports: with the default of 4, ticking only the change log gives a bare CSV, ticking everything gives the zip too.</w:t>
       </w:r>
     </w:p>
     <w:p>
@@ -10922,10 +10785,10 @@
           <w:b/>
           <w:bCs/>
         </w:rPr>
-        <w:t xml:space="preserve">Re-probe unchanged files</w:t>
-      </w:r>
-      <w:r>
-        <w:t xml:space="preserve"> – force ffprobe on everything next scan.</w:t>
+        <w:t xml:space="preserve">Remember as default</w:t>
+      </w:r>
+      <w:r>
+        <w:t xml:space="preserve"> saves the current ticks. The default is also what the automatic export after a scan uses.</w:t>
       </w:r>
     </w:p>
     <w:p>
@@ -10938,34 +10801,27 @@
         <w:spacing w:after="60"/>
       </w:pPr>
       <w:r>
-        <w:rPr>
-          <w:b/>
-          <w:bCs/>
-        </w:rPr>
-        <w:t xml:space="preserve">Video extensions</w:t>
-      </w:r>
-      <w:r>
-        <w:t xml:space="preserve">, </w:t>
-      </w:r>
-      <w:r>
-        <w:rPr>
-          <w:b/>
-          <w:bCs/>
-        </w:rPr>
-        <w:t xml:space="preserve">Subtitle sidecar extensions</w:t>
-      </w:r>
-      <w:r>
-        <w:t xml:space="preserve">, </w:t>
-      </w:r>
-      <w:r>
-        <w:rPr>
-          <w:b/>
-          <w:bCs/>
-        </w:rPr>
-        <w:t xml:space="preserve">Ignore patterns</w:t>
-      </w:r>
-      <w:r>
-        <w:t xml:space="preserve"> – what counts as media, what counts as a caption sidecar, and glob patterns to skip.</w:t>
+        <w:t xml:space="preserve">On the web server the history table links every CSV and zip for download in the browser (admin session). On the desktop the </w:t>
+      </w:r>
+      <w:r>
+        <w:rPr>
+          <w:b/>
+          <w:bCs/>
+        </w:rPr>
+        <w:t xml:space="preserve">Open latest folder</w:t>
+      </w:r>
+      <w:r>
+        <w:t xml:space="preserve"> and </w:t>
+      </w:r>
+      <w:r>
+        <w:rPr>
+          <w:b/>
+          <w:bCs/>
+        </w:rPr>
+        <w:t xml:space="preserve">Open exports folder</w:t>
+      </w:r>
+      <w:r>
+        <w:t xml:space="preserve"> buttons open the files in Explorer.</w:t>
       </w:r>
     </w:p>
     <w:p>
@@ -10973,732 +10829,7 @@
         <w:pStyle w:val="Heading2"/>
       </w:pPr>
       <w:r>
-        <w:t xml:space="preserve">ffprobe (ffmpeg)</w:t>
-      </w:r>
-    </w:p>
-    <w:p>
-      <w:pPr>
-        <w:spacing w:after="120"/>
-      </w:pPr>
-      <w:r>
-        <w:t xml:space="preserve">Shows where ffprobe was found and its version. A path override and a </w:t>
-      </w:r>
-      <w:r>
-        <w:rPr>
-          <w:b/>
-          <w:bCs/>
-        </w:rPr>
-        <w:t xml:space="preserve">Download</w:t>
-      </w:r>
-      <w:r>
-        <w:t xml:space="preserve"> button fetch the latest static build into the data folder.</w:t>
-      </w:r>
-    </w:p>
-    <w:p>
-      <w:pPr>
-        <w:pStyle w:val="Heading2"/>
-      </w:pPr>
-      <w:r>
-        <w:t xml:space="preserve">Expected episodes</w:t>
-      </w:r>
-    </w:p>
-    <w:p>
-      <w:pPr>
-        <w:spacing w:after="120"/>
-      </w:pPr>
-      <w:r>
-        <w:t xml:space="preserve">Turn the TVmaze / AniList lookups on or off and set how often airing series are re-checked.</w:t>
-      </w:r>
-    </w:p>
-    <w:p>
-      <w:pPr>
-        <w:pStyle w:val="Heading2"/>
-      </w:pPr>
-      <w:r>
-        <w:t xml:space="preserve">Folder watch</w:t>
-      </w:r>
-    </w:p>
-    <w:p>
-      <w:pPr>
-        <w:spacing w:after="120"/>
-      </w:pPr>
-      <w:r>
-        <w:t xml:space="preserve">Uses Windows change notifications on each root and starts a scan once the folder has been quiet for the settle time. A copy in progress keeps pushing the timer back.</w:t>
-      </w:r>
-    </w:p>
-    <w:p>
-      <w:pPr>
-        <w:pStyle w:val="Heading2"/>
-      </w:pPr>
-      <w:r>
-        <w:t xml:space="preserve">Renaming</w:t>
-      </w:r>
-    </w:p>
-    <w:p>
-      <w:pPr>
-        <w:spacing w:after="120"/>
-      </w:pPr>
-      <w:r>
-        <w:t xml:space="preserve">Enables the TV / anime rename tool. Off by default.</w:t>
-      </w:r>
-    </w:p>
-    <w:p>
-      <w:pPr>
-        <w:pStyle w:val="Heading2"/>
-      </w:pPr>
-      <w:r>
-        <w:t xml:space="preserve">Adult content</w:t>
-      </w:r>
-    </w:p>
-    <w:p>
-      <w:pPr>
-        <w:spacing w:after="120"/>
-      </w:pPr>
-      <w:r>
-        <w:t xml:space="preserve">Whether adult roots appear in CSVs, and the fallback subtype for files that match no pattern.</w:t>
-      </w:r>
-    </w:p>
-    <w:p>
-      <w:pPr>
-        <w:pStyle w:val="Heading2"/>
-      </w:pPr>
-      <w:r>
-        <w:t xml:space="preserve">Quality thresholds</w:t>
-      </w:r>
-    </w:p>
-    <w:p>
-      <w:pPr>
-        <w:spacing w:after="120"/>
-      </w:pPr>
-      <w:r>
-        <w:t xml:space="preserve">Minimum video bitrate per resolution for the Quality report.</w:t>
-      </w:r>
-    </w:p>
-    <w:p>
-      <w:pPr>
-        <w:pStyle w:val="Heading2"/>
-      </w:pPr>
-      <w:r>
-        <w:t xml:space="preserve">CSV export</w:t>
-      </w:r>
-    </w:p>
-    <w:p>
-      <w:pPr>
-        <w:spacing w:after="120"/>
-      </w:pPr>
-      <w:r>
-        <w:t xml:space="preserve">Output folder and whether to export after every scan.</w:t>
-      </w:r>
-    </w:p>
-    <w:p>
-      <w:pPr>
-        <w:pStyle w:val="Heading2"/>
-      </w:pPr>
-      <w:r>
-        <w:t xml:space="preserve">Schedule</w:t>
-      </w:r>
-    </w:p>
-    <w:p>
-      <w:pPr>
-        <w:pStyle w:val="ListParagraph"/>
-        <w:numPr>
-          <w:ilvl w:val="0"/>
-          <w:numId w:val="2"/>
-        </w:numPr>
-        <w:spacing w:after="60"/>
-      </w:pPr>
-      <w:r>
-        <w:rPr>
-          <w:b/>
-          <w:bCs/>
-        </w:rPr>
-        <w:t xml:space="preserve">In-app timer</w:t>
-      </w:r>
-      <w:r>
-        <w:t xml:space="preserve"> – scans every N hours while the window is open.</w:t>
-      </w:r>
-    </w:p>
-    <w:p>
-      <w:pPr>
-        <w:pStyle w:val="ListParagraph"/>
-        <w:numPr>
-          <w:ilvl w:val="0"/>
-          <w:numId w:val="2"/>
-        </w:numPr>
-        <w:spacing w:after="60"/>
-      </w:pPr>
-      <w:r>
-        <w:rPr>
-          <w:b/>
-          <w:bCs/>
-        </w:rPr>
-        <w:t xml:space="preserve">Windows Task Scheduler</w:t>
-      </w:r>
-      <w:r>
-        <w:t xml:space="preserve"> – installs a daily task that launches MediaLedger with </w:t>
-      </w:r>
-      <w:r>
-        <w:rPr>
-          <w:rFonts w:ascii="Consolas" w:cs="Consolas" w:eastAsia="Consolas" w:hAnsi="Consolas"/>
-          <w:sz w:val="19"/>
-          <w:szCs w:val="19"/>
-          <w:shd w:fill="EEF1F5" w:val="clear"/>
-        </w:rPr>
-        <w:t xml:space="preserve">--scan</w:t>
-      </w:r>
-      <w:r>
-        <w:t xml:space="preserve">, which scans, exports and exits even when the app is closed. If the app is already open, the open window runs the scan instead. Re-install the task after upgrading so it points at the current program.</w:t>
-      </w:r>
-    </w:p>
-    <w:p>
-      <w:pPr>
-        <w:pStyle w:val="Heading2"/>
-      </w:pPr>
-      <w:r>
-        <w:t xml:space="preserve">Data</w:t>
-      </w:r>
-    </w:p>
-    <w:p>
-      <w:pPr>
-        <w:spacing w:after="120"/>
-      </w:pPr>
-      <w:r>
-        <w:t xml:space="preserve">Database path and size, schema version, counts, and buttons to back up now, open the backups folder, the data folder and the log. </w:t>
-      </w:r>
-      <w:r>
-        <w:rPr>
-          <w:b/>
-          <w:bCs/>
-        </w:rPr>
-        <w:t xml:space="preserve">Nightly backup to a folder</w:t>
-      </w:r>
-      <w:r>
-        <w:t xml:space="preserve"> copies the database to a folder of your choice once a day at the time you set, dated, keeping the newest N. Point it at the NAS: the database holds every fix, rating, tag, match and the whole change log, and this is the only copy that survives a dead SD card or PC. Each backup is a </w:t>
-      </w:r>
-      <w:r>
-        <w:rPr>
-          <w:b/>
-          <w:bCs/>
-        </w:rPr>
-        <w:t xml:space="preserve">set</w:t>
-      </w:r>
-      <w:r>
-        <w:t xml:space="preserve"> with one date stamp: the database, </w:t>
-      </w:r>
-      <w:r>
-        <w:rPr>
-          <w:rFonts w:ascii="Consolas" w:cs="Consolas" w:eastAsia="Consolas" w:hAnsi="Consolas"/>
-          <w:sz w:val="19"/>
-          <w:szCs w:val="19"/>
-          <w:shd w:fill="EEF1F5" w:val="clear"/>
-        </w:rPr>
-        <w:t xml:space="preserve">settings.json</w:t>
-      </w:r>
-      <w:r>
-        <w:t xml:space="preserve"> and, on the web server, </w:t>
-      </w:r>
-      <w:r>
-        <w:rPr>
-          <w:rFonts w:ascii="Consolas" w:cs="Consolas" w:eastAsia="Consolas" w:hAnsi="Consolas"/>
-          <w:sz w:val="19"/>
-          <w:szCs w:val="19"/>
-          <w:shd w:fill="EEF1F5" w:val="clear"/>
-        </w:rPr>
-        <w:t xml:space="preserve">web.json</w:t>
-      </w:r>
-      <w:r>
-        <w:t xml:space="preserve"> (accounts, password hashes and 2FA secrets, so keep the folder private). Sets are pruned together. </w:t>
-      </w:r>
-      <w:r>
-        <w:rPr>
-          <w:b/>
-          <w:bCs/>
-        </w:rPr>
-        <w:t xml:space="preserve">Back up there now</w:t>
-      </w:r>
-      <w:r>
-        <w:t xml:space="preserve"> tests the folder.</w:t>
-      </w:r>
-    </w:p>
-    <w:p>
-      <w:pPr>
-        <w:spacing w:after="120"/>
-      </w:pPr>
-      <w:r>
-        <w:rPr>
-          <w:b/>
-          <w:bCs/>
-        </w:rPr>
-        <w:t xml:space="preserve">Restore…</w:t>
-      </w:r>
-      <w:r>
-        <w:t xml:space="preserve"> lists the sets in the folder. Pick one and choose whether to bring back the settings and the web accounts as well as the library data. The backup is opened read-only and checked (integrity, schema no newer than this build) before anything happens; then MediaLedger restarts and swaps the files in before opening them. The files it replaces are not deleted: they are moved into a </w:t>
-      </w:r>
-      <w:r>
-        <w:rPr>
-          <w:rFonts w:ascii="Consolas" w:cs="Consolas" w:eastAsia="Consolas" w:hAnsi="Consolas"/>
-          <w:sz w:val="19"/>
-          <w:szCs w:val="19"/>
-          <w:shd w:fill="EEF1F5" w:val="clear"/>
-        </w:rPr>
-        <w:t xml:space="preserve">pre-restore-&lt;date&gt;</w:t>
-      </w:r>
-      <w:r>
-        <w:t xml:space="preserve"> folder next to the database. On the web server a restore asks for your password again and is written to the security log.</w:t>
-      </w:r>
-    </w:p>
-    <w:p>
-      <w:pPr>
-        <w:pStyle w:val="Heading2"/>
-      </w:pPr>
-      <w:r>
-        <w:t xml:space="preserve">Updates</w:t>
-      </w:r>
-    </w:p>
-    <w:p>
-      <w:pPr>
-        <w:spacing w:after="120"/>
-      </w:pPr>
-      <w:r>
-        <w:t xml:space="preserve">Automatic updates on/off, and the GitHub token needed only while the repository is private.</w:t>
-      </w:r>
-    </w:p>
-    <w:p>
-      <w:pPr>
-        <w:pStyle w:val="Heading2"/>
-      </w:pPr>
-      <w:r>
-        <w:t xml:space="preserve">Plex</w:t>
-      </w:r>
-    </w:p>
-    <w:p>
-      <w:pPr>
-        <w:spacing w:after="120"/>
-      </w:pPr>
-      <w:r>
-        <w:t xml:space="preserve">Server, token, path mapping and sync options: see chapter 19. The </w:t>
-      </w:r>
-      <w:r>
-        <w:rPr>
-          <w:b/>
-          <w:bCs/>
-        </w:rPr>
-        <w:t xml:space="preserve">Webhook</w:t>
-      </w:r>
-      <w:r>
-        <w:t xml:space="preserve"> row belongs to the web server (19.3); on the desktop it explains that webhooks need the always-on server.</w:t>
-      </w:r>
-    </w:p>
-    <w:p>
-      <w:pPr>
-        <w:pStyle w:val="Heading1"/>
-        <w:pageBreakBefore/>
-      </w:pPr>
-      <w:r>
-        <w:t xml:space="preserve">19. Plex integration</w:t>
-      </w:r>
-    </w:p>
-    <w:p>
-      <w:pPr>
-        <w:spacing w:after="120"/>
-      </w:pPr>
-      <w:r>
-        <w:t xml:space="preserve">MediaLedger talks to your own Plex Media Server over its local HTTP API. It never writes to Plex and needs no Plex account: only the server's address and a token.</w:t>
-      </w:r>
-    </w:p>
-    <w:p>
-      <w:pPr>
-        <w:pStyle w:val="Heading2"/>
-      </w:pPr>
-      <w:r>
-        <w:t xml:space="preserve">19.1 Setup</w:t>
-      </w:r>
-    </w:p>
-    <w:p>
-      <w:pPr>
-        <w:pStyle w:val="ListParagraph"/>
-        <w:numPr>
-          <w:ilvl w:val="0"/>
-          <w:numId w:val="5"/>
-        </w:numPr>
-        <w:spacing w:after="60"/>
-      </w:pPr>
-      <w:r>
-        <w:t xml:space="preserve">In Plex Web, open any movie or episode, click the ⋯ menu, choose </w:t>
-      </w:r>
-      <w:r>
-        <w:rPr>
-          <w:b/>
-          <w:bCs/>
-        </w:rPr>
-        <w:t xml:space="preserve">Get Info</w:t>
-      </w:r>
-      <w:r>
-        <w:t xml:space="preserve">, then </w:t>
-      </w:r>
-      <w:r>
-        <w:rPr>
-          <w:b/>
-          <w:bCs/>
-        </w:rPr>
-        <w:t xml:space="preserve">View XML</w:t>
-      </w:r>
-      <w:r>
-        <w:t xml:space="preserve">.</w:t>
-      </w:r>
-    </w:p>
-    <w:p>
-      <w:pPr>
-        <w:pStyle w:val="ListParagraph"/>
-        <w:numPr>
-          <w:ilvl w:val="0"/>
-          <w:numId w:val="5"/>
-        </w:numPr>
-        <w:spacing w:after="60"/>
-      </w:pPr>
-      <w:r>
-        <w:t xml:space="preserve">A new tab opens showing XML. Copy its whole address from the browser's address bar; it ends in </w:t>
-      </w:r>
-      <w:r>
-        <w:rPr>
-          <w:rFonts w:ascii="Consolas" w:cs="Consolas" w:eastAsia="Consolas" w:hAnsi="Consolas"/>
-          <w:sz w:val="19"/>
-          <w:szCs w:val="19"/>
-          <w:shd w:fill="EEF1F5" w:val="clear"/>
-        </w:rPr>
-        <w:t xml:space="preserve">X-Plex-Token=…</w:t>
-      </w:r>
-      <w:r>
-        <w:t xml:space="preserve">. Do not share it; it grants access to your server.</w:t>
-      </w:r>
-    </w:p>
-    <w:p>
-      <w:pPr>
-        <w:pStyle w:val="ListParagraph"/>
-        <w:numPr>
-          <w:ilvl w:val="0"/>
-          <w:numId w:val="5"/>
-        </w:numPr>
-        <w:spacing w:after="60"/>
-      </w:pPr>
-      <w:r>
-        <w:t xml:space="preserve">In MediaLedger, Settings → Plex, paste that address into </w:t>
-      </w:r>
-      <w:r>
-        <w:rPr>
-          <w:b/>
-          <w:bCs/>
-        </w:rPr>
-        <w:t xml:space="preserve">Paste the XML address</w:t>
-      </w:r>
-      <w:r>
-        <w:t xml:space="preserve">. The token is pulled out into the token field, the server URL is filled in when the address came from your LAN (for Plex on the NAS, </w:t>
-      </w:r>
-      <w:r>
-        <w:rPr>
-          <w:rFonts w:ascii="Consolas" w:cs="Consolas" w:eastAsia="Consolas" w:hAnsi="Consolas"/>
-          <w:sz w:val="19"/>
-          <w:szCs w:val="19"/>
-          <w:shd w:fill="EEF1F5" w:val="clear"/>
-        </w:rPr>
-        <w:t xml:space="preserve">http://192.168.1.204:32400</w:t>
-      </w:r>
-      <w:r>
-        <w:t xml:space="preserve">), and the pasted text is discarded. Press </w:t>
-      </w:r>
-      <w:r>
-        <w:rPr>
-          <w:b/>
-          <w:bCs/>
-        </w:rPr>
-        <w:t xml:space="preserve">Test</w:t>
-      </w:r>
-      <w:r>
-        <w:t xml:space="preserve">. It reports the server version and lists the libraries it can see.</w:t>
-      </w:r>
-    </w:p>
-    <w:p>
-      <w:pPr>
-        <w:pStyle w:val="ListParagraph"/>
-        <w:numPr>
-          <w:ilvl w:val="0"/>
-          <w:numId w:val="5"/>
-        </w:numPr>
-        <w:spacing w:after="60"/>
-      </w:pPr>
-      <w:r>
-        <w:t xml:space="preserve">Press </w:t>
-      </w:r>
-      <w:r>
-        <w:rPr>
-          <w:b/>
-          <w:bCs/>
-        </w:rPr>
-        <w:t xml:space="preserve">Sync now</w:t>
-      </w:r>
-      <w:r>
-        <w:t xml:space="preserve">. The first sync derives the path mapping from the first file it recognises, for example </w:t>
-      </w:r>
-      <w:r>
-        <w:rPr>
-          <w:rFonts w:ascii="Consolas" w:cs="Consolas" w:eastAsia="Consolas" w:hAnsi="Consolas"/>
-          <w:sz w:val="19"/>
-          <w:szCs w:val="19"/>
-          <w:shd w:fill="EEF1F5" w:val="clear"/>
-        </w:rPr>
-        <w:t xml:space="preserve">/media</w:t>
-      </w:r>
-      <w:r>
-        <w:t xml:space="preserve"> → </w:t>
-      </w:r>
-      <w:r>
-        <w:rPr>
-          <w:rFonts w:ascii="Consolas" w:cs="Consolas" w:eastAsia="Consolas" w:hAnsi="Consolas"/>
-          <w:sz w:val="19"/>
-          <w:szCs w:val="19"/>
-          <w:shd w:fill="EEF1F5" w:val="clear"/>
-        </w:rPr>
-        <w:t xml:space="preserve">\\192.168.1.204\Apocrypha_Media_Pool</w:t>
-      </w:r>
-      <w:r>
-        <w:t xml:space="preserve">, and shows it for editing.</w:t>
-      </w:r>
-    </w:p>
-    <w:p>
-      <w:pPr>
-        <w:pStyle w:val="ListParagraph"/>
-        <w:numPr>
-          <w:ilvl w:val="0"/>
-          <w:numId w:val="5"/>
-        </w:numPr>
-        <w:spacing w:after="60"/>
-      </w:pPr>
-      <w:r>
-        <w:t xml:space="preserve">Tick </w:t>
-      </w:r>
-      <w:r>
-        <w:rPr>
-          <w:b/>
-          <w:bCs/>
-        </w:rPr>
-        <w:t xml:space="preserve">Sync after every scan</w:t>
-      </w:r>
-      <w:r>
-        <w:t xml:space="preserve"> to keep it current.</w:t>
-      </w:r>
-    </w:p>
-    <w:p>
-      <w:pPr>
-        <w:pStyle w:val="Heading2"/>
-      </w:pPr>
-      <w:r>
-        <w:t xml:space="preserve">19.2 What a sync stores</w:t>
-      </w:r>
-    </w:p>
-    <w:tbl>
-      <w:tblPr>
-        <w:tblW w:type="dxa" w:w="9360"/>
-        <w:tblBorders>
-          <w:top w:val="single" w:color="auto" w:sz="4"/>
-          <w:left w:val="single" w:color="auto" w:sz="4"/>
-          <w:bottom w:val="single" w:color="auto" w:sz="4"/>
-          <w:right w:val="single" w:color="auto" w:sz="4"/>
-          <w:insideH w:val="single" w:color="auto" w:sz="4"/>
-          <w:insideV w:val="single" w:color="auto" w:sz="4"/>
-        </w:tblBorders>
-      </w:tblPr>
-      <w:tblGrid>
-        <w:gridCol w:w="4680"/>
-        <w:gridCol w:w="4680"/>
-      </w:tblGrid>
-      <w:tr>
-        <w:tc>
-          <w:tcPr>
-            <w:tcW w:type="dxa" w:w="0"/>
-            <w:shd w:fill="DDE6F2" w:val="clear"/>
-            <w:tcMar>
-              <w:top w:type="dxa" w:w="60"/>
-              <w:left w:type="dxa" w:w="100"/>
-              <w:bottom w:type="dxa" w:w="60"/>
-              <w:right w:type="dxa" w:w="100"/>
-            </w:tcMar>
-          </w:tcPr>
-          <w:p>
-            <w:r>
-              <w:rPr>
-                <w:b/>
-                <w:bCs/>
-                <w:sz w:val="19"/>
-                <w:szCs w:val="19"/>
-              </w:rPr>
-              <w:t xml:space="preserve">Per file</w:t>
-            </w:r>
-          </w:p>
-        </w:tc>
-        <w:tc>
-          <w:tcPr>
-            <w:tcW w:type="dxa" w:w="0"/>
-            <w:shd w:fill="DDE6F2" w:val="clear"/>
-            <w:tcMar>
-              <w:top w:type="dxa" w:w="60"/>
-              <w:left w:type="dxa" w:w="100"/>
-              <w:bottom w:type="dxa" w:w="60"/>
-              <w:right w:type="dxa" w:w="100"/>
-            </w:tcMar>
-          </w:tcPr>
-          <w:p>
-            <w:r>
-              <w:rPr>
-                <w:b/>
-                <w:bCs/>
-                <w:sz w:val="19"/>
-                <w:szCs w:val="19"/>
-              </w:rPr>
-              <w:t xml:space="preserve">Per show</w:t>
-            </w:r>
-          </w:p>
-        </w:tc>
-      </w:tr>
-      <w:tr>
-        <w:tc>
-          <w:tcPr>
-            <w:tcW w:type="dxa" w:w="0"/>
-            <w:tcMar>
-              <w:top w:type="dxa" w:w="60"/>
-              <w:left w:type="dxa" w:w="100"/>
-              <w:bottom w:type="dxa" w:w="60"/>
-              <w:right w:type="dxa" w:w="100"/>
-            </w:tcMar>
-          </w:tcPr>
-          <w:p>
-            <w:r>
-              <w:rPr>
-                <w:b w:val="false"/>
-                <w:bCs w:val="false"/>
-                <w:sz w:val="19"/>
-                <w:szCs w:val="19"/>
-              </w:rPr>
-              <w:t xml:space="preserve">Plex title and year, rating key, IMDb / TMDB / TVDB ids, your Plex rating, audience rating, play count, last viewed, resume offset, library section</w:t>
-            </w:r>
-          </w:p>
-        </w:tc>
-        <w:tc>
-          <w:tcPr>
-            <w:tcW w:type="dxa" w:w="0"/>
-            <w:tcMar>
-              <w:top w:type="dxa" w:w="60"/>
-              <w:left w:type="dxa" w:w="100"/>
-              <w:bottom w:type="dxa" w:w="60"/>
-              <w:right w:type="dxa" w:w="100"/>
-            </w:tcMar>
-          </w:tcPr>
-          <w:p>
-            <w:r>
-              <w:rPr>
-                <w:b w:val="false"/>
-                <w:bCs w:val="false"/>
-                <w:sz w:val="19"/>
-                <w:szCs w:val="19"/>
-              </w:rPr>
-              <w:t xml:space="preserve">Plex's title and year, ids, your rating, audience rating, episode and watched counts, content rating</w:t>
-            </w:r>
-          </w:p>
-        </w:tc>
-      </w:tr>
-    </w:tbl>
-    <w:p>
-      <w:pPr>
-        <w:spacing w:after="120"/>
-      </w:pPr>
-      <w:r>
-        <w:t xml:space="preserve">These appear on the Ratings tab (Plex, Plex mine, Watched), on the series lists (Watched %, your Plex rating beside your stars), and as the optional truth source for the movie naming engine. The status line under the Sync button reports how many Plex items matched a file and lists examples of files Plex does not have.</w:t>
-      </w:r>
-    </w:p>
-    <w:p>
-      <w:pPr>
-        <w:pStyle w:val="Heading2"/>
-      </w:pPr>
-      <w:r>
-        <w:t xml:space="preserve">19.3 Plex webhook</w:t>
-      </w:r>
-    </w:p>
-    <w:p>
-      <w:pPr>
-        <w:spacing w:after="120"/>
-      </w:pPr>
-      <w:r>
-        <w:t xml:space="preserve">A sync pulls from Plex on a schedule; a webhook lets Plex push to MediaLedger the moment something happens. Webhooks are a Plex Pass feature and need a server that is always listening, so they work on the Raspberry Pi web server only. The desktop app shows a note instead.</w:t>
-      </w:r>
-    </w:p>
-    <w:p>
-      <w:pPr>
-        <w:pStyle w:val="ListParagraph"/>
-        <w:numPr>
-          <w:ilvl w:val="0"/>
-          <w:numId w:val="6"/>
-        </w:numPr>
-        <w:spacing w:after="60"/>
-      </w:pPr>
-      <w:r>
-        <w:t xml:space="preserve">On the Pi, Settings → Plex → </w:t>
-      </w:r>
-      <w:r>
-        <w:rPr>
-          <w:b/>
-          <w:bCs/>
-        </w:rPr>
-        <w:t xml:space="preserve">Webhook (Plex Pass)</w:t>
-      </w:r>
-      <w:r>
-        <w:t xml:space="preserve">: switch it on. A URL of the form </w:t>
-      </w:r>
-      <w:r>
-        <w:rPr>
-          <w:rFonts w:ascii="Consolas" w:cs="Consolas" w:eastAsia="Consolas" w:hAnsi="Consolas"/>
-          <w:sz w:val="19"/>
-          <w:szCs w:val="19"/>
-          <w:shd w:fill="EEF1F5" w:val="clear"/>
-        </w:rPr>
-        <w:t xml:space="preserve">http://&lt;pi&gt;:8080/api/plex/webhook?key=…</w:t>
-      </w:r>
-      <w:r>
-        <w:t xml:space="preserve"> appears with a copy button.</w:t>
-      </w:r>
-    </w:p>
-    <w:p>
-      <w:pPr>
-        <w:pStyle w:val="ListParagraph"/>
-        <w:numPr>
-          <w:ilvl w:val="0"/>
-          <w:numId w:val="6"/>
-        </w:numPr>
-        <w:spacing w:after="60"/>
-      </w:pPr>
-      <w:r>
-        <w:t xml:space="preserve">In Plex Web: Settings → </w:t>
-      </w:r>
-      <w:r>
-        <w:rPr>
-          <w:b/>
-          <w:bCs/>
-        </w:rPr>
-        <w:t xml:space="preserve">Webhooks</w:t>
-      </w:r>
-      <w:r>
-        <w:t xml:space="preserve"> → Add webhook, paste the URL, save.</w:t>
-      </w:r>
-    </w:p>
-    <w:p>
-      <w:pPr>
-        <w:pStyle w:val="ListParagraph"/>
-        <w:numPr>
-          <w:ilvl w:val="0"/>
-          <w:numId w:val="6"/>
-        </w:numPr>
-        <w:spacing w:after="60"/>
-      </w:pPr>
-      <w:r>
-        <w:t xml:space="preserve">Play or rate something in Plex. The last events received are listed under the switch, so you can confirm the link works.</w:t>
+        <w:t xml:space="preserve">17.2 The files</w:t>
       </w:r>
     </w:p>
     <w:tbl>
@@ -11737,7 +10868,7 @@
                 <w:sz w:val="19"/>
                 <w:szCs w:val="19"/>
               </w:rPr>
-              <w:t xml:space="preserve">Plex event</w:t>
+              <w:t xml:space="preserve">File</w:t>
             </w:r>
           </w:p>
         </w:tc>
@@ -11760,7 +10891,7 @@
                 <w:sz w:val="19"/>
                 <w:szCs w:val="19"/>
               </w:rPr>
-              <w:t xml:space="preserve">What MediaLedger does</w:t>
+              <w:t xml:space="preserve">Contents</w:t>
             </w:r>
           </w:p>
         </w:tc>
@@ -11784,29 +10915,29 @@
                 <w:sz w:val="19"/>
                 <w:szCs w:val="19"/>
               </w:rPr>
-              <w:t xml:space="preserve">Item added to a library</w:t>
-            </w:r>
-          </w:p>
-        </w:tc>
-        <w:tc>
-          <w:tcPr>
-            <w:tcW w:type="dxa" w:w="0"/>
-            <w:tcMar>
-              <w:top w:type="dxa" w:w="60"/>
-              <w:left w:type="dxa" w:w="100"/>
-              <w:bottom w:type="dxa" w:w="60"/>
-              <w:right w:type="dxa" w:w="100"/>
-            </w:tcMar>
-          </w:tcPr>
-          <w:p>
-            <w:r>
-              <w:rPr>
-                <w:b w:val="false"/>
-                <w:bCs w:val="false"/>
-                <w:sz w:val="19"/>
-                <w:szCs w:val="19"/>
-              </w:rPr>
-              <w:t xml:space="preserve">Queues a scan two minutes later, so a batch of new files arrives in one scan rather than one scan per file.</w:t>
+              <w:t xml:space="preserve">tv_episodes.csv / anime_episodes.csv</w:t>
+            </w:r>
+          </w:p>
+        </w:tc>
+        <w:tc>
+          <w:tcPr>
+            <w:tcW w:type="dxa" w:w="0"/>
+            <w:tcMar>
+              <w:top w:type="dxa" w:w="60"/>
+              <w:left w:type="dxa" w:w="100"/>
+              <w:bottom w:type="dxa" w:w="60"/>
+              <w:right w:type="dxa" w:w="100"/>
+            </w:tcMar>
+          </w:tcPr>
+          <w:p>
+            <w:r>
+              <w:rPr>
+                <w:b w:val="false"/>
+                <w:bCs w:val="false"/>
+                <w:sz w:val="19"/>
+                <w:szCs w:val="19"/>
+              </w:rPr>
+              <w:t xml:space="preserve">One row per episode file with every parsed and probed field.</w:t>
             </w:r>
           </w:p>
         </w:tc>
@@ -11830,29 +10961,29 @@
                 <w:sz w:val="19"/>
                 <w:szCs w:val="19"/>
               </w:rPr>
-              <w:t xml:space="preserve">Watched (scrobble)</w:t>
-            </w:r>
-          </w:p>
-        </w:tc>
-        <w:tc>
-          <w:tcPr>
-            <w:tcW w:type="dxa" w:w="0"/>
-            <w:tcMar>
-              <w:top w:type="dxa" w:w="60"/>
-              <w:left w:type="dxa" w:w="100"/>
-              <w:bottom w:type="dxa" w:w="60"/>
-              <w:right w:type="dxa" w:w="100"/>
-            </w:tcMar>
-          </w:tcPr>
-          <w:p>
-            <w:r>
-              <w:rPr>
-                <w:b w:val="false"/>
-                <w:bCs w:val="false"/>
-                <w:sz w:val="19"/>
-                <w:szCs w:val="19"/>
-              </w:rPr>
-              <w:t xml:space="preserve">Updates the play count and last-viewed time of the linked file at once.</w:t>
+              <w:t xml:space="preserve">tv_series.csv / anime_series.csv</w:t>
+            </w:r>
+          </w:p>
+        </w:tc>
+        <w:tc>
+          <w:tcPr>
+            <w:tcW w:type="dxa" w:w="0"/>
+            <w:tcMar>
+              <w:top w:type="dxa" w:w="60"/>
+              <w:left w:type="dxa" w:w="100"/>
+              <w:bottom w:type="dxa" w:w="60"/>
+              <w:right w:type="dxa" w:w="100"/>
+            </w:tcMar>
+          </w:tcPr>
+          <w:p>
+            <w:r>
+              <w:rPr>
+                <w:b w:val="false"/>
+                <w:bCs w:val="false"/>
+                <w:sz w:val="19"/>
+                <w:szCs w:val="19"/>
+              </w:rPr>
+              <w:t xml:space="preserve">One row per series: seasons, episodes, runtime, size, resolutions, codecs, languages, captions %, episode gaps, metadata source, expected and missing episodes with the exact list, online rating, your rating and note, genres, sub/dub, your tags, mixed-resolution and low-bitrate flags.</w:t>
             </w:r>
           </w:p>
         </w:tc>
@@ -11876,29 +11007,213 @@
                 <w:sz w:val="19"/>
                 <w:szCs w:val="19"/>
               </w:rPr>
-              <w:t xml:space="preserve">Rated</w:t>
-            </w:r>
-          </w:p>
-        </w:tc>
-        <w:tc>
-          <w:tcPr>
-            <w:tcW w:type="dxa" w:w="0"/>
-            <w:tcMar>
-              <w:top w:type="dxa" w:w="60"/>
-              <w:left w:type="dxa" w:w="100"/>
-              <w:bottom w:type="dxa" w:w="60"/>
-              <w:right w:type="dxa" w:w="100"/>
-            </w:tcMar>
-          </w:tcPr>
-          <w:p>
-            <w:r>
-              <w:rPr>
-                <w:b w:val="false"/>
-                <w:bCs w:val="false"/>
-                <w:sz w:val="19"/>
-                <w:szCs w:val="19"/>
-              </w:rPr>
-              <w:t xml:space="preserve">Stores the new rating on the linked file at once.</w:t>
+              <w:t xml:space="preserve">movies.csv</w:t>
+            </w:r>
+          </w:p>
+        </w:tc>
+        <w:tc>
+          <w:tcPr>
+            <w:tcW w:type="dxa" w:w="0"/>
+            <w:tcMar>
+              <w:top w:type="dxa" w:w="60"/>
+              <w:left w:type="dxa" w:w="100"/>
+              <w:bottom w:type="dxa" w:w="60"/>
+              <w:right w:type="dxa" w:w="100"/>
+            </w:tcMar>
+          </w:tcPr>
+          <w:p>
+            <w:r>
+              <w:rPr>
+                <w:b w:val="false"/>
+                <w:bCs w:val="false"/>
+                <w:sz w:val="19"/>
+                <w:szCs w:val="19"/>
+              </w:rPr>
+              <w:t xml:space="preserve">One row per movie file, with the number of versions of that title.</w:t>
+            </w:r>
+          </w:p>
+        </w:tc>
+      </w:tr>
+      <w:tr>
+        <w:tc>
+          <w:tcPr>
+            <w:tcW w:type="dxa" w:w="0"/>
+            <w:tcMar>
+              <w:top w:type="dxa" w:w="60"/>
+              <w:left w:type="dxa" w:w="100"/>
+              <w:bottom w:type="dxa" w:w="60"/>
+              <w:right w:type="dxa" w:w="100"/>
+            </w:tcMar>
+          </w:tcPr>
+          <w:p>
+            <w:r>
+              <w:rPr>
+                <w:b w:val="false"/>
+                <w:bCs w:val="false"/>
+                <w:sz w:val="19"/>
+                <w:szCs w:val="19"/>
+              </w:rPr>
+              <w:t xml:space="preserve">movies_titles.csv</w:t>
+            </w:r>
+          </w:p>
+        </w:tc>
+        <w:tc>
+          <w:tcPr>
+            <w:tcW w:type="dxa" w:w="0"/>
+            <w:tcMar>
+              <w:top w:type="dxa" w:w="60"/>
+              <w:left w:type="dxa" w:w="100"/>
+              <w:bottom w:type="dxa" w:w="60"/>
+              <w:right w:type="dxa" w:w="100"/>
+            </w:tcMar>
+          </w:tcPr>
+          <w:p>
+            <w:r>
+              <w:rPr>
+                <w:b w:val="false"/>
+                <w:bCs w:val="false"/>
+                <w:sz w:val="19"/>
+                <w:szCs w:val="19"/>
+              </w:rPr>
+              <w:t xml:space="preserve">One row per title: file count, versions, best resolution, size, languages, captions, your rating and note, genres (from Plex), sub/dub, your tags.</w:t>
+            </w:r>
+          </w:p>
+        </w:tc>
+      </w:tr>
+      <w:tr>
+        <w:tc>
+          <w:tcPr>
+            <w:tcW w:type="dxa" w:w="0"/>
+            <w:tcMar>
+              <w:top w:type="dxa" w:w="60"/>
+              <w:left w:type="dxa" w:w="100"/>
+              <w:bottom w:type="dxa" w:w="60"/>
+              <w:right w:type="dxa" w:w="100"/>
+            </w:tcMar>
+          </w:tcPr>
+          <w:p>
+            <w:r>
+              <w:rPr>
+                <w:b w:val="false"/>
+                <w:bCs w:val="false"/>
+                <w:sz w:val="19"/>
+                <w:szCs w:val="19"/>
+              </w:rPr>
+              <w:t xml:space="preserve">movies_multiples.csv</w:t>
+            </w:r>
+          </w:p>
+        </w:tc>
+        <w:tc>
+          <w:tcPr>
+            <w:tcW w:type="dxa" w:w="0"/>
+            <w:tcMar>
+              <w:top w:type="dxa" w:w="60"/>
+              <w:left w:type="dxa" w:w="100"/>
+              <w:bottom w:type="dxa" w:w="60"/>
+              <w:right w:type="dxa" w:w="100"/>
+            </w:tcMar>
+          </w:tcPr>
+          <w:p>
+            <w:r>
+              <w:rPr>
+                <w:b w:val="false"/>
+                <w:bCs w:val="false"/>
+                <w:sz w:val="19"/>
+                <w:szCs w:val="19"/>
+              </w:rPr>
+              <w:t xml:space="preserve">Only titles with more than one file.</w:t>
+            </w:r>
+          </w:p>
+        </w:tc>
+      </w:tr>
+      <w:tr>
+        <w:tc>
+          <w:tcPr>
+            <w:tcW w:type="dxa" w:w="0"/>
+            <w:tcMar>
+              <w:top w:type="dxa" w:w="60"/>
+              <w:left w:type="dxa" w:w="100"/>
+              <w:bottom w:type="dxa" w:w="60"/>
+              <w:right w:type="dxa" w:w="100"/>
+            </w:tcMar>
+          </w:tcPr>
+          <w:p>
+            <w:r>
+              <w:rPr>
+                <w:b w:val="false"/>
+                <w:bCs w:val="false"/>
+                <w:sz w:val="19"/>
+                <w:szCs w:val="19"/>
+              </w:rPr>
+              <w:t xml:space="preserve">web_videos.csv</w:t>
+            </w:r>
+          </w:p>
+        </w:tc>
+        <w:tc>
+          <w:tcPr>
+            <w:tcW w:type="dxa" w:w="0"/>
+            <w:tcMar>
+              <w:top w:type="dxa" w:w="60"/>
+              <w:left w:type="dxa" w:w="100"/>
+              <w:bottom w:type="dxa" w:w="60"/>
+              <w:right w:type="dxa" w:w="100"/>
+            </w:tcMar>
+          </w:tcPr>
+          <w:p>
+            <w:r>
+              <w:rPr>
+                <w:b w:val="false"/>
+                <w:bCs w:val="false"/>
+                <w:sz w:val="19"/>
+                <w:szCs w:val="19"/>
+              </w:rPr>
+              <w:t xml:space="preserve">One row per web video: channel, title, upload date, video id and every probed field.</w:t>
+            </w:r>
+          </w:p>
+        </w:tc>
+      </w:tr>
+      <w:tr>
+        <w:tc>
+          <w:tcPr>
+            <w:tcW w:type="dxa" w:w="0"/>
+            <w:tcMar>
+              <w:top w:type="dxa" w:w="60"/>
+              <w:left w:type="dxa" w:w="100"/>
+              <w:bottom w:type="dxa" w:w="60"/>
+              <w:right w:type="dxa" w:w="100"/>
+            </w:tcMar>
+          </w:tcPr>
+          <w:p>
+            <w:r>
+              <w:rPr>
+                <w:b w:val="false"/>
+                <w:bCs w:val="false"/>
+                <w:sz w:val="19"/>
+                <w:szCs w:val="19"/>
+              </w:rPr>
+              <w:t xml:space="preserve">changes.csv</w:t>
+            </w:r>
+          </w:p>
+        </w:tc>
+        <w:tc>
+          <w:tcPr>
+            <w:tcW w:type="dxa" w:w="0"/>
+            <w:tcMar>
+              <w:top w:type="dxa" w:w="60"/>
+              <w:left w:type="dxa" w:w="100"/>
+              <w:bottom w:type="dxa" w:w="60"/>
+              <w:right w:type="dxa" w:w="100"/>
+            </w:tcMar>
+          </w:tcPr>
+          <w:p>
+            <w:r>
+              <w:rPr>
+                <w:b w:val="false"/>
+                <w:bCs w:val="false"/>
+                <w:sz w:val="19"/>
+                <w:szCs w:val="19"/>
+              </w:rPr>
+              <w:t xml:space="preserve">The change log for the scan that triggered the export.</w:t>
             </w:r>
           </w:p>
         </w:tc>
@@ -11906,42 +11221,10 @@
     </w:tbl>
     <w:p>
       <w:pPr>
-        <w:pBdr>
-          <w:left w:val="single" w:color="F0B429" w:sz="12" w:space="8"/>
-        </w:pBdr>
-        <w:spacing w:after="160" w:before="60"/>
-        <w:ind w:left="360"/>
-      </w:pPr>
-      <w:r>
-        <w:t xml:space="preserve">The key in the URL is the credential: anyone who has it can post events. </w:t>
-      </w:r>
-      <w:r>
-        <w:rPr>
-          <w:b/>
-          <w:bCs/>
-        </w:rPr>
-        <w:t xml:space="preserve">New key</w:t>
-      </w:r>
-      <w:r>
-        <w:t xml:space="preserve"> generates another and invalidates the old one; update the URL in Plex afterwards. LAN-only still applies, so a Plex server on the internet cannot reach the webhook unless you turn that rule off.</w:t>
-      </w:r>
-    </w:p>
-    <w:p>
-      <w:pPr>
         <w:spacing w:after="120"/>
       </w:pPr>
       <w:r>
-        <w:t xml:space="preserve">Under the last-sync line a table breaks the sync down </w:t>
-      </w:r>
-      <w:r>
-        <w:rPr>
-          <w:b/>
-          <w:bCs/>
-        </w:rPr>
-        <w:t xml:space="preserve">per Plex library</w:t>
-      </w:r>
-      <w:r>
-        <w:t xml:space="preserve">: items, matched, unmatched and why. *No path mapping covers this folder* means that library lives under a path none of your mappings translate: add a mapping for it. *File is not in a scanned root* means Plex has files MediaLedger does not scan: add the root, or ignore it if that library is not meant to be tracked. The first unmatched path is shown as Plex reports it and as MediaLedger translated it, which is usually enough to see the difference.</w:t>
+        <w:t xml:space="preserve">Adult roots are excluded unless allowed in Settings. Ignored files are always excluded.</w:t>
       </w:r>
     </w:p>
     <w:p>
@@ -11950,15 +11233,7 @@
         <w:pageBreakBefore/>
       </w:pPr>
       <w:r>
-        <w:t xml:space="preserve">20. System (health and hardware)</w:t>
-      </w:r>
-    </w:p>
-    <w:p>
-      <w:pPr>
-        <w:spacing w:after="120"/>
-      </w:pPr>
-      <w:r>
-        <w:t xml:space="preserve">The System tab watches the machine MediaLedger runs on. On the desktop that is your PC; on the Raspberry Pi it is the board itself, where temperature and power matter. It samples every 5 seconds and keeps one hour of history in memory (nothing is written to the database or the SD card).</w:t>
+        <w:t xml:space="preserve">18. Settings reference</w:t>
       </w:r>
     </w:p>
     <w:p>
@@ -12020,7 +11295,691 @@
           <w:sz w:val="18"/>
           <w:szCs w:val="18"/>
         </w:rPr>
-        <w:t xml:space="preserve">System tab on the desktop: health, CPU per core, memory, data disk, network, and free space on every root.</w:t>
+        <w:t xml:space="preserve">The top of the Settings page.</w:t>
+      </w:r>
+    </w:p>
+    <w:p>
+      <w:pPr>
+        <w:pStyle w:val="Heading2"/>
+      </w:pPr>
+      <w:r>
+        <w:t xml:space="preserve">18.1 Appearance</w:t>
+      </w:r>
+    </w:p>
+    <w:p>
+      <w:pPr>
+        <w:spacing w:after="120"/>
+      </w:pPr>
+      <w:r>
+        <w:rPr>
+          <w:b/>
+          <w:bCs/>
+        </w:rPr>
+        <w:t xml:space="preserve">Colour theme</w:t>
+      </w:r>
+      <w:r>
+        <w:t xml:space="preserve"> switches the whole app between a few palettes and applies at once. The choice is remembered in the browser (or the desktop app) you set it in, not on the server, so every device and every person can have their own.</w:t>
+      </w:r>
+    </w:p>
+    <w:p>
+      <w:pPr>
+        <w:pStyle w:val="Heading2"/>
+      </w:pPr>
+      <w:r>
+        <w:t xml:space="preserve">Library roots</w:t>
+      </w:r>
+    </w:p>
+    <w:p>
+      <w:pPr>
+        <w:spacing w:after="120"/>
+      </w:pPr>
+      <w:r>
+        <w:t xml:space="preserve">One row per folder: on/off, label, path (UNC or local; the … button browses), and type: TV, Anime, Movies, Web videos, or Adult (auto-detect anime / TV / movie). Roots with the same type may repeat. Press </w:t>
+      </w:r>
+      <w:r>
+        <w:rPr>
+          <w:b/>
+          <w:bCs/>
+        </w:rPr>
+        <w:t xml:space="preserve">Save settings</w:t>
+      </w:r>
+      <w:r>
+        <w:t xml:space="preserve"> after editing.</w:t>
+      </w:r>
+    </w:p>
+    <w:p>
+      <w:pPr>
+        <w:pStyle w:val="Heading2"/>
+      </w:pPr>
+      <w:r>
+        <w:t xml:space="preserve">Scanning</w:t>
+      </w:r>
+    </w:p>
+    <w:p>
+      <w:pPr>
+        <w:pStyle w:val="ListParagraph"/>
+        <w:numPr>
+          <w:ilvl w:val="0"/>
+          <w:numId w:val="2"/>
+        </w:numPr>
+        <w:spacing w:after="60"/>
+      </w:pPr>
+      <w:r>
+        <w:rPr>
+          <w:b/>
+          <w:bCs/>
+        </w:rPr>
+        <w:t xml:space="preserve">Multi-threaded listing</w:t>
+      </w:r>
+      <w:r>
+        <w:t xml:space="preserve"> deals show folders out to worker threads so directory listing over SMB overlaps. 0 threads means automatic (CPU count minus one). Turn off if the NAS struggles.</w:t>
+      </w:r>
+    </w:p>
+    <w:p>
+      <w:pPr>
+        <w:pStyle w:val="ListParagraph"/>
+        <w:numPr>
+          <w:ilvl w:val="0"/>
+          <w:numId w:val="2"/>
+        </w:numPr>
+        <w:spacing w:after="60"/>
+      </w:pPr>
+      <w:r>
+        <w:rPr>
+          <w:b/>
+          <w:bCs/>
+        </w:rPr>
+        <w:t xml:space="preserve">Parallel ffprobe processes</w:t>
+      </w:r>
+      <w:r>
+        <w:t xml:space="preserve"> – how many files are probed at once; 8 suits gigabit SMB.</w:t>
+      </w:r>
+    </w:p>
+    <w:p>
+      <w:pPr>
+        <w:pStyle w:val="ListParagraph"/>
+        <w:numPr>
+          <w:ilvl w:val="0"/>
+          <w:numId w:val="2"/>
+        </w:numPr>
+        <w:spacing w:after="60"/>
+      </w:pPr>
+      <w:r>
+        <w:rPr>
+          <w:b/>
+          <w:bCs/>
+        </w:rPr>
+        <w:t xml:space="preserve">Re-probe unchanged files</w:t>
+      </w:r>
+      <w:r>
+        <w:t xml:space="preserve"> – force ffprobe on everything next scan.</w:t>
+      </w:r>
+    </w:p>
+    <w:p>
+      <w:pPr>
+        <w:pStyle w:val="ListParagraph"/>
+        <w:numPr>
+          <w:ilvl w:val="0"/>
+          <w:numId w:val="2"/>
+        </w:numPr>
+        <w:spacing w:after="60"/>
+      </w:pPr>
+      <w:r>
+        <w:rPr>
+          <w:b/>
+          <w:bCs/>
+        </w:rPr>
+        <w:t xml:space="preserve">Video extensions</w:t>
+      </w:r>
+      <w:r>
+        <w:t xml:space="preserve">, </w:t>
+      </w:r>
+      <w:r>
+        <w:rPr>
+          <w:b/>
+          <w:bCs/>
+        </w:rPr>
+        <w:t xml:space="preserve">Subtitle sidecar extensions</w:t>
+      </w:r>
+      <w:r>
+        <w:t xml:space="preserve">, </w:t>
+      </w:r>
+      <w:r>
+        <w:rPr>
+          <w:b/>
+          <w:bCs/>
+        </w:rPr>
+        <w:t xml:space="preserve">Ignore patterns</w:t>
+      </w:r>
+      <w:r>
+        <w:t xml:space="preserve"> – what counts as media, what counts as a caption sidecar, and glob patterns to skip.</w:t>
+      </w:r>
+    </w:p>
+    <w:p>
+      <w:pPr>
+        <w:pStyle w:val="Heading2"/>
+      </w:pPr>
+      <w:r>
+        <w:t xml:space="preserve">ffprobe (ffmpeg)</w:t>
+      </w:r>
+    </w:p>
+    <w:p>
+      <w:pPr>
+        <w:spacing w:after="120"/>
+      </w:pPr>
+      <w:r>
+        <w:t xml:space="preserve">Shows where ffprobe was found and its version. A path override and a </w:t>
+      </w:r>
+      <w:r>
+        <w:rPr>
+          <w:b/>
+          <w:bCs/>
+        </w:rPr>
+        <w:t xml:space="preserve">Download</w:t>
+      </w:r>
+      <w:r>
+        <w:t xml:space="preserve"> button fetch the latest static build into the data folder.</w:t>
+      </w:r>
+    </w:p>
+    <w:p>
+      <w:pPr>
+        <w:pStyle w:val="Heading2"/>
+      </w:pPr>
+      <w:r>
+        <w:t xml:space="preserve">Expected episodes</w:t>
+      </w:r>
+    </w:p>
+    <w:p>
+      <w:pPr>
+        <w:spacing w:after="120"/>
+      </w:pPr>
+      <w:r>
+        <w:t xml:space="preserve">Turn the TVmaze / AniList lookups on or off and set how often airing series are re-checked.</w:t>
+      </w:r>
+    </w:p>
+    <w:p>
+      <w:pPr>
+        <w:pStyle w:val="Heading2"/>
+      </w:pPr>
+      <w:r>
+        <w:t xml:space="preserve">Folder watch</w:t>
+      </w:r>
+    </w:p>
+    <w:p>
+      <w:pPr>
+        <w:spacing w:after="120"/>
+      </w:pPr>
+      <w:r>
+        <w:t xml:space="preserve">Uses Windows change notifications on each root and starts a scan once the folder has been quiet for the settle time. A copy in progress keeps pushing the timer back.</w:t>
+      </w:r>
+    </w:p>
+    <w:p>
+      <w:pPr>
+        <w:pStyle w:val="Heading2"/>
+      </w:pPr>
+      <w:r>
+        <w:t xml:space="preserve">Renaming</w:t>
+      </w:r>
+    </w:p>
+    <w:p>
+      <w:pPr>
+        <w:spacing w:after="120"/>
+      </w:pPr>
+      <w:r>
+        <w:t xml:space="preserve">Enables the TV / anime rename tool. Off by default.</w:t>
+      </w:r>
+    </w:p>
+    <w:p>
+      <w:pPr>
+        <w:pStyle w:val="Heading2"/>
+      </w:pPr>
+      <w:r>
+        <w:t xml:space="preserve">Adult content</w:t>
+      </w:r>
+    </w:p>
+    <w:p>
+      <w:pPr>
+        <w:spacing w:after="120"/>
+      </w:pPr>
+      <w:r>
+        <w:t xml:space="preserve">Whether adult roots appear in CSVs, and the fallback subtype for files that match no pattern.</w:t>
+      </w:r>
+    </w:p>
+    <w:p>
+      <w:pPr>
+        <w:pStyle w:val="Heading2"/>
+      </w:pPr>
+      <w:r>
+        <w:t xml:space="preserve">Quality thresholds</w:t>
+      </w:r>
+    </w:p>
+    <w:p>
+      <w:pPr>
+        <w:spacing w:after="120"/>
+      </w:pPr>
+      <w:r>
+        <w:t xml:space="preserve">Minimum video bitrate per resolution for the Quality report.</w:t>
+      </w:r>
+    </w:p>
+    <w:p>
+      <w:pPr>
+        <w:pStyle w:val="Heading2"/>
+      </w:pPr>
+      <w:r>
+        <w:t xml:space="preserve">CSV export</w:t>
+      </w:r>
+    </w:p>
+    <w:p>
+      <w:pPr>
+        <w:spacing w:after="120"/>
+      </w:pPr>
+      <w:r>
+        <w:t xml:space="preserve">Output folder and whether to export after every scan.</w:t>
+      </w:r>
+    </w:p>
+    <w:p>
+      <w:pPr>
+        <w:pStyle w:val="Heading2"/>
+      </w:pPr>
+      <w:r>
+        <w:t xml:space="preserve">Schedule</w:t>
+      </w:r>
+    </w:p>
+    <w:p>
+      <w:pPr>
+        <w:pStyle w:val="ListParagraph"/>
+        <w:numPr>
+          <w:ilvl w:val="0"/>
+          <w:numId w:val="2"/>
+        </w:numPr>
+        <w:spacing w:after="60"/>
+      </w:pPr>
+      <w:r>
+        <w:rPr>
+          <w:b/>
+          <w:bCs/>
+        </w:rPr>
+        <w:t xml:space="preserve">In-app timer</w:t>
+      </w:r>
+      <w:r>
+        <w:t xml:space="preserve"> – scans every N hours while the window is open.</w:t>
+      </w:r>
+    </w:p>
+    <w:p>
+      <w:pPr>
+        <w:pStyle w:val="ListParagraph"/>
+        <w:numPr>
+          <w:ilvl w:val="0"/>
+          <w:numId w:val="2"/>
+        </w:numPr>
+        <w:spacing w:after="60"/>
+      </w:pPr>
+      <w:r>
+        <w:rPr>
+          <w:b/>
+          <w:bCs/>
+        </w:rPr>
+        <w:t xml:space="preserve">Windows Task Scheduler</w:t>
+      </w:r>
+      <w:r>
+        <w:t xml:space="preserve"> – installs a daily task that launches MediaLedger with </w:t>
+      </w:r>
+      <w:r>
+        <w:rPr>
+          <w:rFonts w:ascii="Consolas" w:cs="Consolas" w:eastAsia="Consolas" w:hAnsi="Consolas"/>
+          <w:sz w:val="19"/>
+          <w:szCs w:val="19"/>
+          <w:shd w:fill="EEF1F5" w:val="clear"/>
+        </w:rPr>
+        <w:t xml:space="preserve">--scan</w:t>
+      </w:r>
+      <w:r>
+        <w:t xml:space="preserve">, which scans, exports and exits even when the app is closed. If the app is already open, the open window runs the scan instead. Re-install the task after upgrading so it points at the current program.</w:t>
+      </w:r>
+    </w:p>
+    <w:p>
+      <w:pPr>
+        <w:pStyle w:val="Heading2"/>
+      </w:pPr>
+      <w:r>
+        <w:t xml:space="preserve">Data</w:t>
+      </w:r>
+    </w:p>
+    <w:p>
+      <w:pPr>
+        <w:spacing w:after="120"/>
+      </w:pPr>
+      <w:r>
+        <w:t xml:space="preserve">Database path and size, schema version, counts, and buttons to back up now, open the backups folder, the data folder and the log. </w:t>
+      </w:r>
+      <w:r>
+        <w:rPr>
+          <w:b/>
+          <w:bCs/>
+        </w:rPr>
+        <w:t xml:space="preserve">Nightly backup to a folder</w:t>
+      </w:r>
+      <w:r>
+        <w:t xml:space="preserve"> copies the database to a folder of your choice once a day at the time you set, dated, keeping the newest N. Point it at the NAS: the database holds every fix, rating, tag, match and the whole change log, and this is the only copy that survives a dead SD card or PC. Each backup is a </w:t>
+      </w:r>
+      <w:r>
+        <w:rPr>
+          <w:b/>
+          <w:bCs/>
+        </w:rPr>
+        <w:t xml:space="preserve">set</w:t>
+      </w:r>
+      <w:r>
+        <w:t xml:space="preserve"> with one date stamp: the database, </w:t>
+      </w:r>
+      <w:r>
+        <w:rPr>
+          <w:rFonts w:ascii="Consolas" w:cs="Consolas" w:eastAsia="Consolas" w:hAnsi="Consolas"/>
+          <w:sz w:val="19"/>
+          <w:szCs w:val="19"/>
+          <w:shd w:fill="EEF1F5" w:val="clear"/>
+        </w:rPr>
+        <w:t xml:space="preserve">settings.json</w:t>
+      </w:r>
+      <w:r>
+        <w:t xml:space="preserve"> and, on the web server, </w:t>
+      </w:r>
+      <w:r>
+        <w:rPr>
+          <w:rFonts w:ascii="Consolas" w:cs="Consolas" w:eastAsia="Consolas" w:hAnsi="Consolas"/>
+          <w:sz w:val="19"/>
+          <w:szCs w:val="19"/>
+          <w:shd w:fill="EEF1F5" w:val="clear"/>
+        </w:rPr>
+        <w:t xml:space="preserve">web.json</w:t>
+      </w:r>
+      <w:r>
+        <w:t xml:space="preserve"> (accounts, password hashes and 2FA secrets, so keep the folder private). Sets are pruned together. </w:t>
+      </w:r>
+      <w:r>
+        <w:rPr>
+          <w:b/>
+          <w:bCs/>
+        </w:rPr>
+        <w:t xml:space="preserve">Back up there now</w:t>
+      </w:r>
+      <w:r>
+        <w:t xml:space="preserve"> tests the folder.</w:t>
+      </w:r>
+    </w:p>
+    <w:p>
+      <w:pPr>
+        <w:spacing w:after="120"/>
+      </w:pPr>
+      <w:r>
+        <w:rPr>
+          <w:b/>
+          <w:bCs/>
+        </w:rPr>
+        <w:t xml:space="preserve">Restore…</w:t>
+      </w:r>
+      <w:r>
+        <w:t xml:space="preserve"> lists the sets in the folder. Pick one and choose whether to bring back the settings and the web accounts as well as the library data. The backup is opened read-only and checked (integrity, schema no newer than this build) before anything happens; then MediaLedger restarts and swaps the files in before opening them. The files it replaces are not deleted: they are moved into a </w:t>
+      </w:r>
+      <w:r>
+        <w:rPr>
+          <w:rFonts w:ascii="Consolas" w:cs="Consolas" w:eastAsia="Consolas" w:hAnsi="Consolas"/>
+          <w:sz w:val="19"/>
+          <w:szCs w:val="19"/>
+          <w:shd w:fill="EEF1F5" w:val="clear"/>
+        </w:rPr>
+        <w:t xml:space="preserve">pre-restore-&lt;date&gt;</w:t>
+      </w:r>
+      <w:r>
+        <w:t xml:space="preserve"> folder next to the database. On the web server a restore asks for your password again and is written to the security log.</w:t>
+      </w:r>
+    </w:p>
+    <w:p>
+      <w:pPr>
+        <w:pStyle w:val="Heading2"/>
+      </w:pPr>
+      <w:r>
+        <w:t xml:space="preserve">Updates</w:t>
+      </w:r>
+    </w:p>
+    <w:p>
+      <w:pPr>
+        <w:spacing w:after="120"/>
+      </w:pPr>
+      <w:r>
+        <w:t xml:space="preserve">Automatic updates on/off, and the GitHub token needed only while the repository is private.</w:t>
+      </w:r>
+    </w:p>
+    <w:p>
+      <w:pPr>
+        <w:pStyle w:val="Heading2"/>
+      </w:pPr>
+      <w:r>
+        <w:t xml:space="preserve">Plex</w:t>
+      </w:r>
+    </w:p>
+    <w:p>
+      <w:pPr>
+        <w:spacing w:after="120"/>
+      </w:pPr>
+      <w:r>
+        <w:t xml:space="preserve">Server, token, path mapping and sync options: see chapter 19. The </w:t>
+      </w:r>
+      <w:r>
+        <w:rPr>
+          <w:b/>
+          <w:bCs/>
+        </w:rPr>
+        <w:t xml:space="preserve">Webhook</w:t>
+      </w:r>
+      <w:r>
+        <w:t xml:space="preserve"> row belongs to the web server (19.3); on the desktop it explains that webhooks need the always-on server.</w:t>
+      </w:r>
+    </w:p>
+    <w:p>
+      <w:pPr>
+        <w:pStyle w:val="Heading1"/>
+        <w:pageBreakBefore/>
+      </w:pPr>
+      <w:r>
+        <w:t xml:space="preserve">19. Plex integration</w:t>
+      </w:r>
+    </w:p>
+    <w:p>
+      <w:pPr>
+        <w:spacing w:after="120"/>
+      </w:pPr>
+      <w:r>
+        <w:t xml:space="preserve">MediaLedger talks to your own Plex Media Server over its local HTTP API. It never writes to Plex and needs no Plex account: only the server's address and a token.</w:t>
+      </w:r>
+    </w:p>
+    <w:p>
+      <w:pPr>
+        <w:pStyle w:val="Heading2"/>
+      </w:pPr>
+      <w:r>
+        <w:t xml:space="preserve">19.1 Setup</w:t>
+      </w:r>
+    </w:p>
+    <w:p>
+      <w:pPr>
+        <w:pStyle w:val="ListParagraph"/>
+        <w:numPr>
+          <w:ilvl w:val="0"/>
+          <w:numId w:val="5"/>
+        </w:numPr>
+        <w:spacing w:after="60"/>
+      </w:pPr>
+      <w:r>
+        <w:t xml:space="preserve">In Plex Web, open any movie or episode, click the ⋯ menu, choose </w:t>
+      </w:r>
+      <w:r>
+        <w:rPr>
+          <w:b/>
+          <w:bCs/>
+        </w:rPr>
+        <w:t xml:space="preserve">Get Info</w:t>
+      </w:r>
+      <w:r>
+        <w:t xml:space="preserve">, then </w:t>
+      </w:r>
+      <w:r>
+        <w:rPr>
+          <w:b/>
+          <w:bCs/>
+        </w:rPr>
+        <w:t xml:space="preserve">View XML</w:t>
+      </w:r>
+      <w:r>
+        <w:t xml:space="preserve">.</w:t>
+      </w:r>
+    </w:p>
+    <w:p>
+      <w:pPr>
+        <w:pStyle w:val="ListParagraph"/>
+        <w:numPr>
+          <w:ilvl w:val="0"/>
+          <w:numId w:val="5"/>
+        </w:numPr>
+        <w:spacing w:after="60"/>
+      </w:pPr>
+      <w:r>
+        <w:t xml:space="preserve">A new tab opens showing XML. Copy its whole address from the browser's address bar; it ends in </w:t>
+      </w:r>
+      <w:r>
+        <w:rPr>
+          <w:rFonts w:ascii="Consolas" w:cs="Consolas" w:eastAsia="Consolas" w:hAnsi="Consolas"/>
+          <w:sz w:val="19"/>
+          <w:szCs w:val="19"/>
+          <w:shd w:fill="EEF1F5" w:val="clear"/>
+        </w:rPr>
+        <w:t xml:space="preserve">X-Plex-Token=…</w:t>
+      </w:r>
+      <w:r>
+        <w:t xml:space="preserve">. Do not share it; it grants access to your server.</w:t>
+      </w:r>
+    </w:p>
+    <w:p>
+      <w:pPr>
+        <w:pStyle w:val="ListParagraph"/>
+        <w:numPr>
+          <w:ilvl w:val="0"/>
+          <w:numId w:val="5"/>
+        </w:numPr>
+        <w:spacing w:after="60"/>
+      </w:pPr>
+      <w:r>
+        <w:t xml:space="preserve">In MediaLedger, Settings → Plex, paste that address into </w:t>
+      </w:r>
+      <w:r>
+        <w:rPr>
+          <w:b/>
+          <w:bCs/>
+        </w:rPr>
+        <w:t xml:space="preserve">Paste the XML address</w:t>
+      </w:r>
+      <w:r>
+        <w:t xml:space="preserve">. The token is pulled out into the token field, the server URL is filled in when the address came from your LAN (for Plex on the NAS, </w:t>
+      </w:r>
+      <w:r>
+        <w:rPr>
+          <w:rFonts w:ascii="Consolas" w:cs="Consolas" w:eastAsia="Consolas" w:hAnsi="Consolas"/>
+          <w:sz w:val="19"/>
+          <w:szCs w:val="19"/>
+          <w:shd w:fill="EEF1F5" w:val="clear"/>
+        </w:rPr>
+        <w:t xml:space="preserve">http://192.168.1.204:32400</w:t>
+      </w:r>
+      <w:r>
+        <w:t xml:space="preserve">), and the pasted text is discarded. Press </w:t>
+      </w:r>
+      <w:r>
+        <w:rPr>
+          <w:b/>
+          <w:bCs/>
+        </w:rPr>
+        <w:t xml:space="preserve">Test</w:t>
+      </w:r>
+      <w:r>
+        <w:t xml:space="preserve">. It reports the server version and lists the libraries it can see.</w:t>
+      </w:r>
+    </w:p>
+    <w:p>
+      <w:pPr>
+        <w:pStyle w:val="ListParagraph"/>
+        <w:numPr>
+          <w:ilvl w:val="0"/>
+          <w:numId w:val="5"/>
+        </w:numPr>
+        <w:spacing w:after="60"/>
+      </w:pPr>
+      <w:r>
+        <w:t xml:space="preserve">Press </w:t>
+      </w:r>
+      <w:r>
+        <w:rPr>
+          <w:b/>
+          <w:bCs/>
+        </w:rPr>
+        <w:t xml:space="preserve">Sync now</w:t>
+      </w:r>
+      <w:r>
+        <w:t xml:space="preserve">. The first sync derives the path mapping from the first file it recognises, for example </w:t>
+      </w:r>
+      <w:r>
+        <w:rPr>
+          <w:rFonts w:ascii="Consolas" w:cs="Consolas" w:eastAsia="Consolas" w:hAnsi="Consolas"/>
+          <w:sz w:val="19"/>
+          <w:szCs w:val="19"/>
+          <w:shd w:fill="EEF1F5" w:val="clear"/>
+        </w:rPr>
+        <w:t xml:space="preserve">/media</w:t>
+      </w:r>
+      <w:r>
+        <w:t xml:space="preserve"> → </w:t>
+      </w:r>
+      <w:r>
+        <w:rPr>
+          <w:rFonts w:ascii="Consolas" w:cs="Consolas" w:eastAsia="Consolas" w:hAnsi="Consolas"/>
+          <w:sz w:val="19"/>
+          <w:szCs w:val="19"/>
+          <w:shd w:fill="EEF1F5" w:val="clear"/>
+        </w:rPr>
+        <w:t xml:space="preserve">\\192.168.1.204\Apocrypha_Media_Pool</w:t>
+      </w:r>
+      <w:r>
+        <w:t xml:space="preserve">, and shows it for editing.</w:t>
+      </w:r>
+    </w:p>
+    <w:p>
+      <w:pPr>
+        <w:pStyle w:val="ListParagraph"/>
+        <w:numPr>
+          <w:ilvl w:val="0"/>
+          <w:numId w:val="5"/>
+        </w:numPr>
+        <w:spacing w:after="60"/>
+      </w:pPr>
+      <w:r>
+        <w:t xml:space="preserve">Tick </w:t>
+      </w:r>
+      <w:r>
+        <w:rPr>
+          <w:b/>
+          <w:bCs/>
+        </w:rPr>
+        <w:t xml:space="preserve">Sync after every scan</w:t>
+      </w:r>
+      <w:r>
+        <w:t xml:space="preserve"> to keep it current.</w:t>
+      </w:r>
+    </w:p>
+    <w:p>
+      <w:pPr>
+        <w:pStyle w:val="Heading2"/>
+      </w:pPr>
+      <w:r>
+        <w:t xml:space="preserve">19.2 What a sync stores</w:t>
       </w:r>
     </w:p>
     <w:tbl>
@@ -12036,8 +11995,8 @@
         </w:tblBorders>
       </w:tblPr>
       <w:tblGrid>
-        <w:gridCol w:w="2600"/>
-        <w:gridCol w:w="6760"/>
+        <w:gridCol w:w="4680"/>
+        <w:gridCol w:w="4680"/>
       </w:tblGrid>
       <w:tr>
         <w:tc>
@@ -12059,7 +12018,7 @@
                 <w:sz w:val="19"/>
                 <w:szCs w:val="19"/>
               </w:rPr>
-              <w:t xml:space="preserve">Panel</w:t>
+              <w:t xml:space="preserve">Per file</w:t>
             </w:r>
           </w:p>
         </w:tc>
@@ -12082,7 +12041,7 @@
                 <w:sz w:val="19"/>
                 <w:szCs w:val="19"/>
               </w:rPr>
-              <w:t xml:space="preserve">What it shows</w:t>
+              <w:t xml:space="preserve">Per show</w:t>
             </w:r>
           </w:p>
         </w:tc>
@@ -12106,423 +12065,29 @@
                 <w:sz w:val="19"/>
                 <w:szCs w:val="19"/>
               </w:rPr>
-              <w:t xml:space="preserve">Health</w:t>
-            </w:r>
-          </w:p>
-        </w:tc>
-        <w:tc>
-          <w:tcPr>
-            <w:tcW w:type="dxa" w:w="0"/>
-            <w:tcMar>
-              <w:top w:type="dxa" w:w="60"/>
-              <w:left w:type="dxa" w:w="100"/>
-              <w:bottom w:type="dxa" w:w="60"/>
-              <w:right w:type="dxa" w:w="100"/>
-            </w:tcMar>
-          </w:tcPr>
-          <w:p>
-            <w:r>
-              <w:rPr>
-                <w:b w:val="false"/>
-                <w:bCs w:val="false"/>
-                <w:sz w:val="19"/>
-                <w:szCs w:val="19"/>
-              </w:rPr>
-              <w:t xml:space="preserve">One verdict, </w:t>
-            </w:r>
-            <w:r>
-              <w:rPr>
-                <w:b w:val="false"/>
-                <w:bCs w:val="false"/>
-                <w:sz w:val="19"/>
-                <w:szCs w:val="19"/>
-              </w:rPr>
-              <w:t xml:space="preserve">All good</w:t>
-            </w:r>
-            <w:r>
-              <w:rPr>
-                <w:b w:val="false"/>
-                <w:bCs w:val="false"/>
-                <w:sz w:val="19"/>
-                <w:szCs w:val="19"/>
-              </w:rPr>
-              <w:t xml:space="preserve">, </w:t>
-            </w:r>
-            <w:r>
-              <w:rPr>
-                <w:b w:val="false"/>
-                <w:bCs w:val="false"/>
-                <w:sz w:val="19"/>
-                <w:szCs w:val="19"/>
-              </w:rPr>
-              <w:t xml:space="preserve">Attention</w:t>
-            </w:r>
-            <w:r>
-              <w:rPr>
-                <w:b w:val="false"/>
-                <w:bCs w:val="false"/>
-                <w:sz w:val="19"/>
-                <w:szCs w:val="19"/>
-              </w:rPr>
-              <w:t xml:space="preserve"> or </w:t>
-            </w:r>
-            <w:r>
-              <w:rPr>
-                <w:b w:val="false"/>
-                <w:bCs w:val="false"/>
-                <w:sz w:val="19"/>
-                <w:szCs w:val="19"/>
-              </w:rPr>
-              <w:t xml:space="preserve">Problem</w:t>
-            </w:r>
-            <w:r>
-              <w:rPr>
-                <w:b w:val="false"/>
-                <w:bCs w:val="false"/>
-                <w:sz w:val="19"/>
-                <w:szCs w:val="19"/>
-              </w:rPr>
-              <w:t xml:space="preserve">, with every triggered rule listed under it. Rules: SoC over 70 °C (attention) or 80 °C (problem); throttling or under-voltage now (problem) or since boot (attention); memory over 85 / 95 %; swapping; a disk over 90 % or under 5 GB free (attention), over 97 % or under 1 GB (problem); a root that cannot be reached while no scan is running. The System entry in the sidebar shows a dot whenever the verdict is not green.</w:t>
-            </w:r>
-          </w:p>
-        </w:tc>
-      </w:tr>
-      <w:tr>
-        <w:tc>
-          <w:tcPr>
-            <w:tcW w:type="dxa" w:w="0"/>
-            <w:tcMar>
-              <w:top w:type="dxa" w:w="60"/>
-              <w:left w:type="dxa" w:w="100"/>
-              <w:bottom w:type="dxa" w:w="60"/>
-              <w:right w:type="dxa" w:w="100"/>
-            </w:tcMar>
-          </w:tcPr>
-          <w:p>
-            <w:r>
-              <w:rPr>
-                <w:b w:val="false"/>
-                <w:bCs w:val="false"/>
-                <w:sz w:val="19"/>
-                <w:szCs w:val="19"/>
-              </w:rPr>
-              <w:t xml:space="preserve">SoC temperature (Pi only)</w:t>
-            </w:r>
-          </w:p>
-        </w:tc>
-        <w:tc>
-          <w:tcPr>
-            <w:tcW w:type="dxa" w:w="0"/>
-            <w:tcMar>
-              <w:top w:type="dxa" w:w="60"/>
-              <w:left w:type="dxa" w:w="100"/>
-              <w:bottom w:type="dxa" w:w="60"/>
-              <w:right w:type="dxa" w:w="100"/>
-            </w:tcMar>
-          </w:tcPr>
-          <w:p>
-            <w:r>
-              <w:rPr>
-                <w:b w:val="false"/>
-                <w:bCs w:val="false"/>
-                <w:sz w:val="19"/>
-                <w:szCs w:val="19"/>
-              </w:rPr>
-              <w:t xml:space="preserve">Current chip temperature, clock speed and core voltage. The Pi firmware soft-limits at 80 °C and throttles at 85 °C; a scan on a caseless Pi 4 usually sits in the 50s to 60s.</w:t>
-            </w:r>
-          </w:p>
-        </w:tc>
-      </w:tr>
-      <w:tr>
-        <w:tc>
-          <w:tcPr>
-            <w:tcW w:type="dxa" w:w="0"/>
-            <w:tcMar>
-              <w:top w:type="dxa" w:w="60"/>
-              <w:left w:type="dxa" w:w="100"/>
-              <w:bottom w:type="dxa" w:w="60"/>
-              <w:right w:type="dxa" w:w="100"/>
-            </w:tcMar>
-          </w:tcPr>
-          <w:p>
-            <w:r>
-              <w:rPr>
-                <w:b w:val="false"/>
-                <w:bCs w:val="false"/>
-                <w:sz w:val="19"/>
-                <w:szCs w:val="19"/>
-              </w:rPr>
-              <w:t xml:space="preserve">Power &amp; throttling (Pi only)</w:t>
-            </w:r>
-          </w:p>
-        </w:tc>
-        <w:tc>
-          <w:tcPr>
-            <w:tcW w:type="dxa" w:w="0"/>
-            <w:tcMar>
-              <w:top w:type="dxa" w:w="60"/>
-              <w:left w:type="dxa" w:w="100"/>
-              <w:bottom w:type="dxa" w:w="60"/>
-              <w:right w:type="dxa" w:w="100"/>
-            </w:tcMar>
-          </w:tcPr>
-          <w:p>
-            <w:r>
-              <w:rPr>
-                <w:b w:val="false"/>
-                <w:bCs w:val="false"/>
-                <w:sz w:val="19"/>
-                <w:szCs w:val="19"/>
-              </w:rPr>
-              <w:t xml:space="preserve">The firmware's throttling flags. </w:t>
-            </w:r>
-            <w:r>
-              <w:rPr>
-                <w:b w:val="false"/>
-                <w:bCs w:val="false"/>
-                <w:sz w:val="19"/>
-                <w:szCs w:val="19"/>
-              </w:rPr>
-              <w:t xml:space="preserve">Healthy</w:t>
-            </w:r>
-            <w:r>
-              <w:rPr>
-                <w:b w:val="false"/>
-                <w:bCs w:val="false"/>
-                <w:sz w:val="19"/>
-                <w:szCs w:val="19"/>
-              </w:rPr>
-              <w:t xml:space="preserve"> means no under-voltage or frequency capping since boot. "Under-voltage has occurred" means the power supply or cable is weak; fix that before trusting long scans.</w:t>
-            </w:r>
-          </w:p>
-        </w:tc>
-      </w:tr>
-      <w:tr>
-        <w:tc>
-          <w:tcPr>
-            <w:tcW w:type="dxa" w:w="0"/>
-            <w:tcMar>
-              <w:top w:type="dxa" w:w="60"/>
-              <w:left w:type="dxa" w:w="100"/>
-              <w:bottom w:type="dxa" w:w="60"/>
-              <w:right w:type="dxa" w:w="100"/>
-            </w:tcMar>
-          </w:tcPr>
-          <w:p>
-            <w:r>
-              <w:rPr>
-                <w:b w:val="false"/>
-                <w:bCs w:val="false"/>
-                <w:sz w:val="19"/>
-                <w:szCs w:val="19"/>
-              </w:rPr>
-              <w:t xml:space="preserve">CPU</w:t>
-            </w:r>
-          </w:p>
-        </w:tc>
-        <w:tc>
-          <w:tcPr>
-            <w:tcW w:type="dxa" w:w="0"/>
-            <w:tcMar>
-              <w:top w:type="dxa" w:w="60"/>
-              <w:left w:type="dxa" w:w="100"/>
-              <w:bottom w:type="dxa" w:w="60"/>
-              <w:right w:type="dxa" w:w="100"/>
-            </w:tcMar>
-          </w:tcPr>
-          <w:p>
-            <w:r>
-              <w:rPr>
-                <w:b w:val="false"/>
-                <w:bCs w:val="false"/>
-                <w:sz w:val="19"/>
-                <w:szCs w:val="19"/>
-              </w:rPr>
-              <w:t xml:space="preserve">Overall percentage, per-core bars and the 1 / 5 / 15 minute load averages.</w:t>
-            </w:r>
-          </w:p>
-        </w:tc>
-      </w:tr>
-      <w:tr>
-        <w:tc>
-          <w:tcPr>
-            <w:tcW w:type="dxa" w:w="0"/>
-            <w:tcMar>
-              <w:top w:type="dxa" w:w="60"/>
-              <w:left w:type="dxa" w:w="100"/>
-              <w:bottom w:type="dxa" w:w="60"/>
-              <w:right w:type="dxa" w:w="100"/>
-            </w:tcMar>
-          </w:tcPr>
-          <w:p>
-            <w:r>
-              <w:rPr>
-                <w:b w:val="false"/>
-                <w:bCs w:val="false"/>
-                <w:sz w:val="19"/>
-                <w:szCs w:val="19"/>
-              </w:rPr>
-              <w:t xml:space="preserve">Memory</w:t>
-            </w:r>
-          </w:p>
-        </w:tc>
-        <w:tc>
-          <w:tcPr>
-            <w:tcW w:type="dxa" w:w="0"/>
-            <w:tcMar>
-              <w:top w:type="dxa" w:w="60"/>
-              <w:left w:type="dxa" w:w="100"/>
-              <w:bottom w:type="dxa" w:w="60"/>
-              <w:right w:type="dxa" w:w="100"/>
-            </w:tcMar>
-          </w:tcPr>
-          <w:p>
-            <w:r>
-              <w:rPr>
-                <w:b w:val="false"/>
-                <w:bCs w:val="false"/>
-                <w:sz w:val="19"/>
-                <w:szCs w:val="19"/>
-              </w:rPr>
-              <w:t xml:space="preserve">Used against total, swap if any, and the size of the MediaLedger process itself.</w:t>
-            </w:r>
-          </w:p>
-        </w:tc>
-      </w:tr>
-      <w:tr>
-        <w:tc>
-          <w:tcPr>
-            <w:tcW w:type="dxa" w:w="0"/>
-            <w:tcMar>
-              <w:top w:type="dxa" w:w="60"/>
-              <w:left w:type="dxa" w:w="100"/>
-              <w:bottom w:type="dxa" w:w="60"/>
-              <w:right w:type="dxa" w:w="100"/>
-            </w:tcMar>
-          </w:tcPr>
-          <w:p>
-            <w:r>
-              <w:rPr>
-                <w:b w:val="false"/>
-                <w:bCs w:val="false"/>
-                <w:sz w:val="19"/>
-                <w:szCs w:val="19"/>
-              </w:rPr>
-              <w:t xml:space="preserve">Data disk</w:t>
-            </w:r>
-          </w:p>
-        </w:tc>
-        <w:tc>
-          <w:tcPr>
-            <w:tcW w:type="dxa" w:w="0"/>
-            <w:tcMar>
-              <w:top w:type="dxa" w:w="60"/>
-              <w:left w:type="dxa" w:w="100"/>
-              <w:bottom w:type="dxa" w:w="60"/>
-              <w:right w:type="dxa" w:w="100"/>
-            </w:tcMar>
-          </w:tcPr>
-          <w:p>
-            <w:r>
-              <w:rPr>
-                <w:b w:val="false"/>
-                <w:bCs w:val="false"/>
-                <w:sz w:val="19"/>
-                <w:szCs w:val="19"/>
-              </w:rPr>
-              <w:t xml:space="preserve">Free space where the database, log and exports live, and the database size.</w:t>
-            </w:r>
-          </w:p>
-        </w:tc>
-      </w:tr>
-      <w:tr>
-        <w:tc>
-          <w:tcPr>
-            <w:tcW w:type="dxa" w:w="0"/>
-            <w:tcMar>
-              <w:top w:type="dxa" w:w="60"/>
-              <w:left w:type="dxa" w:w="100"/>
-              <w:bottom w:type="dxa" w:w="60"/>
-              <w:right w:type="dxa" w:w="100"/>
-            </w:tcMar>
-          </w:tcPr>
-          <w:p>
-            <w:r>
-              <w:rPr>
-                <w:b w:val="false"/>
-                <w:bCs w:val="false"/>
-                <w:sz w:val="19"/>
-                <w:szCs w:val="19"/>
-              </w:rPr>
-              <w:t xml:space="preserve">Network</w:t>
-            </w:r>
-          </w:p>
-        </w:tc>
-        <w:tc>
-          <w:tcPr>
-            <w:tcW w:type="dxa" w:w="0"/>
-            <w:tcMar>
-              <w:top w:type="dxa" w:w="60"/>
-              <w:left w:type="dxa" w:w="100"/>
-              <w:bottom w:type="dxa" w:w="60"/>
-              <w:right w:type="dxa" w:w="100"/>
-            </w:tcMar>
-          </w:tcPr>
-          <w:p>
-            <w:r>
-              <w:rPr>
-                <w:b w:val="false"/>
-                <w:bCs w:val="false"/>
-                <w:sz w:val="19"/>
-                <w:szCs w:val="19"/>
-              </w:rPr>
-              <w:t xml:space="preserve">Download and upload rate. During a scan the download line is the share being read.</w:t>
-            </w:r>
-          </w:p>
-        </w:tc>
-      </w:tr>
-      <w:tr>
-        <w:tc>
-          <w:tcPr>
-            <w:tcW w:type="dxa" w:w="0"/>
-            <w:tcMar>
-              <w:top w:type="dxa" w:w="60"/>
-              <w:left w:type="dxa" w:w="100"/>
-              <w:bottom w:type="dxa" w:w="60"/>
-              <w:right w:type="dxa" w:w="100"/>
-            </w:tcMar>
-          </w:tcPr>
-          <w:p>
-            <w:r>
-              <w:rPr>
-                <w:b w:val="false"/>
-                <w:bCs w:val="false"/>
-                <w:sz w:val="19"/>
-                <w:szCs w:val="19"/>
-              </w:rPr>
-              <w:t xml:space="preserve">Storage</w:t>
-            </w:r>
-          </w:p>
-        </w:tc>
-        <w:tc>
-          <w:tcPr>
-            <w:tcW w:type="dxa" w:w="0"/>
-            <w:tcMar>
-              <w:top w:type="dxa" w:w="60"/>
-              <w:left w:type="dxa" w:w="100"/>
-              <w:bottom w:type="dxa" w:w="60"/>
-              <w:right w:type="dxa" w:w="100"/>
-            </w:tcMar>
-          </w:tcPr>
-          <w:p>
-            <w:r>
-              <w:rPr>
-                <w:b w:val="false"/>
-                <w:bCs w:val="false"/>
-                <w:sz w:val="19"/>
-                <w:szCs w:val="19"/>
-              </w:rPr>
-              <w:t xml:space="preserve">Free space and fill percentage of the data folder and of every enabled root, measured through the share.</w:t>
+              <w:t xml:space="preserve">Plex title and year, rating key, IMDb / TMDB / TVDB ids, your Plex rating, audience rating, play count, last viewed, resume offset, library section</w:t>
+            </w:r>
+          </w:p>
+        </w:tc>
+        <w:tc>
+          <w:tcPr>
+            <w:tcW w:type="dxa" w:w="0"/>
+            <w:tcMar>
+              <w:top w:type="dxa" w:w="60"/>
+              <w:left w:type="dxa" w:w="100"/>
+              <w:bottom w:type="dxa" w:w="60"/>
+              <w:right w:type="dxa" w:w="100"/>
+            </w:tcMar>
+          </w:tcPr>
+          <w:p>
+            <w:r>
+              <w:rPr>
+                <w:b w:val="false"/>
+                <w:bCs w:val="false"/>
+                <w:sz w:val="19"/>
+                <w:szCs w:val="19"/>
+              </w:rPr>
+              <w:t xml:space="preserve">Plex's title and year, ids, your rating, audience rating, episode and watched counts, content rating</w:t>
             </w:r>
           </w:p>
         </w:tc>
@@ -12530,14 +12095,49 @@
     </w:tbl>
     <w:p>
       <w:pPr>
-        <w:pBdr>
-          <w:left w:val="single" w:color="5AA9FF" w:sz="12" w:space="8"/>
-        </w:pBdr>
-        <w:spacing w:after="160" w:before="60"/>
-        <w:ind w:left="360"/>
-      </w:pPr>
-      <w:r>
-        <w:t xml:space="preserve">The thresholds live at the top of </w:t>
+        <w:spacing w:after="120"/>
+      </w:pPr>
+      <w:r>
+        <w:t xml:space="preserve">These appear on the Ratings tab (Plex, Plex mine, Watched), on the series lists (Watched %, your Plex rating beside your stars), and as the optional truth source for the movie naming engine. The status line under the Sync button reports how many Plex items matched a file and lists examples of files Plex does not have.</w:t>
+      </w:r>
+    </w:p>
+    <w:p>
+      <w:pPr>
+        <w:pStyle w:val="Heading2"/>
+      </w:pPr>
+      <w:r>
+        <w:t xml:space="preserve">19.3 Plex webhook</w:t>
+      </w:r>
+    </w:p>
+    <w:p>
+      <w:pPr>
+        <w:spacing w:after="120"/>
+      </w:pPr>
+      <w:r>
+        <w:t xml:space="preserve">A sync pulls from Plex on a schedule; a webhook lets Plex push to MediaLedger the moment something happens. Webhooks are a Plex Pass feature and need a server that is always listening, so they work on the Raspberry Pi web server only. The desktop app shows a note instead.</w:t>
+      </w:r>
+    </w:p>
+    <w:p>
+      <w:pPr>
+        <w:pStyle w:val="ListParagraph"/>
+        <w:numPr>
+          <w:ilvl w:val="0"/>
+          <w:numId w:val="6"/>
+        </w:numPr>
+        <w:spacing w:after="60"/>
+      </w:pPr>
+      <w:r>
+        <w:t xml:space="preserve">On the Pi, Settings → Plex → </w:t>
+      </w:r>
+      <w:r>
+        <w:rPr>
+          <w:b/>
+          <w:bCs/>
+        </w:rPr>
+        <w:t xml:space="preserve">Webhook (Plex Pass)</w:t>
+      </w:r>
+      <w:r>
+        <w:t xml:space="preserve">: switch it on. A URL of the form </w:t>
       </w:r>
       <w:r>
         <w:rPr>
@@ -12546,30 +12146,306 @@
           <w:szCs w:val="19"/>
           <w:shd w:fill="EEF1F5" w:val="clear"/>
         </w:rPr>
-        <w:t xml:space="preserve">healthOf()</w:t>
-      </w:r>
-      <w:r>
-        <w:t xml:space="preserve"> in </w:t>
-      </w:r>
-      <w:r>
-        <w:rPr>
-          <w:rFonts w:ascii="Consolas" w:cs="Consolas" w:eastAsia="Consolas" w:hAnsi="Consolas"/>
-          <w:sz w:val="19"/>
-          <w:szCs w:val="19"/>
-          <w:shd w:fill="EEF1F5" w:val="clear"/>
-        </w:rPr>
-        <w:t xml:space="preserve">src/main/sysmon.js</w:t>
-      </w:r>
-      <w:r>
-        <w:t xml:space="preserve"> if you want to tune them for a different case or fan.</w:t>
-      </w:r>
-    </w:p>
-    <w:p>
-      <w:pPr>
-        <w:pStyle w:val="Heading2"/>
-      </w:pPr>
-      <w:r>
-        <w:t xml:space="preserve">20.1 Log</w:t>
+        <w:t xml:space="preserve">http://&lt;pi&gt;:8080/api/plex/webhook?key=…</w:t>
+      </w:r>
+      <w:r>
+        <w:t xml:space="preserve"> appears with a copy button.</w:t>
+      </w:r>
+    </w:p>
+    <w:p>
+      <w:pPr>
+        <w:pStyle w:val="ListParagraph"/>
+        <w:numPr>
+          <w:ilvl w:val="0"/>
+          <w:numId w:val="6"/>
+        </w:numPr>
+        <w:spacing w:after="60"/>
+      </w:pPr>
+      <w:r>
+        <w:t xml:space="preserve">In Plex Web: Settings → </w:t>
+      </w:r>
+      <w:r>
+        <w:rPr>
+          <w:b/>
+          <w:bCs/>
+        </w:rPr>
+        <w:t xml:space="preserve">Webhooks</w:t>
+      </w:r>
+      <w:r>
+        <w:t xml:space="preserve"> → Add webhook, paste the URL, save.</w:t>
+      </w:r>
+    </w:p>
+    <w:p>
+      <w:pPr>
+        <w:pStyle w:val="ListParagraph"/>
+        <w:numPr>
+          <w:ilvl w:val="0"/>
+          <w:numId w:val="6"/>
+        </w:numPr>
+        <w:spacing w:after="60"/>
+      </w:pPr>
+      <w:r>
+        <w:t xml:space="preserve">Play or rate something in Plex. The last events received are listed under the switch, so you can confirm the link works.</w:t>
+      </w:r>
+    </w:p>
+    <w:tbl>
+      <w:tblPr>
+        <w:tblW w:type="dxa" w:w="9360"/>
+        <w:tblBorders>
+          <w:top w:val="single" w:color="auto" w:sz="4"/>
+          <w:left w:val="single" w:color="auto" w:sz="4"/>
+          <w:bottom w:val="single" w:color="auto" w:sz="4"/>
+          <w:right w:val="single" w:color="auto" w:sz="4"/>
+          <w:insideH w:val="single" w:color="auto" w:sz="4"/>
+          <w:insideV w:val="single" w:color="auto" w:sz="4"/>
+        </w:tblBorders>
+      </w:tblPr>
+      <w:tblGrid>
+        <w:gridCol w:w="3000"/>
+        <w:gridCol w:w="6360"/>
+      </w:tblGrid>
+      <w:tr>
+        <w:tc>
+          <w:tcPr>
+            <w:tcW w:type="dxa" w:w="0"/>
+            <w:shd w:fill="DDE6F2" w:val="clear"/>
+            <w:tcMar>
+              <w:top w:type="dxa" w:w="60"/>
+              <w:left w:type="dxa" w:w="100"/>
+              <w:bottom w:type="dxa" w:w="60"/>
+              <w:right w:type="dxa" w:w="100"/>
+            </w:tcMar>
+          </w:tcPr>
+          <w:p>
+            <w:r>
+              <w:rPr>
+                <w:b/>
+                <w:bCs/>
+                <w:sz w:val="19"/>
+                <w:szCs w:val="19"/>
+              </w:rPr>
+              <w:t xml:space="preserve">Plex event</w:t>
+            </w:r>
+          </w:p>
+        </w:tc>
+        <w:tc>
+          <w:tcPr>
+            <w:tcW w:type="dxa" w:w="0"/>
+            <w:shd w:fill="DDE6F2" w:val="clear"/>
+            <w:tcMar>
+              <w:top w:type="dxa" w:w="60"/>
+              <w:left w:type="dxa" w:w="100"/>
+              <w:bottom w:type="dxa" w:w="60"/>
+              <w:right w:type="dxa" w:w="100"/>
+            </w:tcMar>
+          </w:tcPr>
+          <w:p>
+            <w:r>
+              <w:rPr>
+                <w:b/>
+                <w:bCs/>
+                <w:sz w:val="19"/>
+                <w:szCs w:val="19"/>
+              </w:rPr>
+              <w:t xml:space="preserve">What MediaLedger does</w:t>
+            </w:r>
+          </w:p>
+        </w:tc>
+      </w:tr>
+      <w:tr>
+        <w:tc>
+          <w:tcPr>
+            <w:tcW w:type="dxa" w:w="0"/>
+            <w:tcMar>
+              <w:top w:type="dxa" w:w="60"/>
+              <w:left w:type="dxa" w:w="100"/>
+              <w:bottom w:type="dxa" w:w="60"/>
+              <w:right w:type="dxa" w:w="100"/>
+            </w:tcMar>
+          </w:tcPr>
+          <w:p>
+            <w:r>
+              <w:rPr>
+                <w:b w:val="false"/>
+                <w:bCs w:val="false"/>
+                <w:sz w:val="19"/>
+                <w:szCs w:val="19"/>
+              </w:rPr>
+              <w:t xml:space="preserve">Item added to a library</w:t>
+            </w:r>
+          </w:p>
+        </w:tc>
+        <w:tc>
+          <w:tcPr>
+            <w:tcW w:type="dxa" w:w="0"/>
+            <w:tcMar>
+              <w:top w:type="dxa" w:w="60"/>
+              <w:left w:type="dxa" w:w="100"/>
+              <w:bottom w:type="dxa" w:w="60"/>
+              <w:right w:type="dxa" w:w="100"/>
+            </w:tcMar>
+          </w:tcPr>
+          <w:p>
+            <w:r>
+              <w:rPr>
+                <w:b w:val="false"/>
+                <w:bCs w:val="false"/>
+                <w:sz w:val="19"/>
+                <w:szCs w:val="19"/>
+              </w:rPr>
+              <w:t xml:space="preserve">Queues a scan two minutes later, so a batch of new files arrives in one scan rather than one scan per file.</w:t>
+            </w:r>
+          </w:p>
+        </w:tc>
+      </w:tr>
+      <w:tr>
+        <w:tc>
+          <w:tcPr>
+            <w:tcW w:type="dxa" w:w="0"/>
+            <w:tcMar>
+              <w:top w:type="dxa" w:w="60"/>
+              <w:left w:type="dxa" w:w="100"/>
+              <w:bottom w:type="dxa" w:w="60"/>
+              <w:right w:type="dxa" w:w="100"/>
+            </w:tcMar>
+          </w:tcPr>
+          <w:p>
+            <w:r>
+              <w:rPr>
+                <w:b w:val="false"/>
+                <w:bCs w:val="false"/>
+                <w:sz w:val="19"/>
+                <w:szCs w:val="19"/>
+              </w:rPr>
+              <w:t xml:space="preserve">Watched (scrobble)</w:t>
+            </w:r>
+          </w:p>
+        </w:tc>
+        <w:tc>
+          <w:tcPr>
+            <w:tcW w:type="dxa" w:w="0"/>
+            <w:tcMar>
+              <w:top w:type="dxa" w:w="60"/>
+              <w:left w:type="dxa" w:w="100"/>
+              <w:bottom w:type="dxa" w:w="60"/>
+              <w:right w:type="dxa" w:w="100"/>
+            </w:tcMar>
+          </w:tcPr>
+          <w:p>
+            <w:r>
+              <w:rPr>
+                <w:b w:val="false"/>
+                <w:bCs w:val="false"/>
+                <w:sz w:val="19"/>
+                <w:szCs w:val="19"/>
+              </w:rPr>
+              <w:t xml:space="preserve">Updates the play count and last-viewed time of the linked file at once.</w:t>
+            </w:r>
+          </w:p>
+        </w:tc>
+      </w:tr>
+      <w:tr>
+        <w:tc>
+          <w:tcPr>
+            <w:tcW w:type="dxa" w:w="0"/>
+            <w:tcMar>
+              <w:top w:type="dxa" w:w="60"/>
+              <w:left w:type="dxa" w:w="100"/>
+              <w:bottom w:type="dxa" w:w="60"/>
+              <w:right w:type="dxa" w:w="100"/>
+            </w:tcMar>
+          </w:tcPr>
+          <w:p>
+            <w:r>
+              <w:rPr>
+                <w:b w:val="false"/>
+                <w:bCs w:val="false"/>
+                <w:sz w:val="19"/>
+                <w:szCs w:val="19"/>
+              </w:rPr>
+              <w:t xml:space="preserve">Rated</w:t>
+            </w:r>
+          </w:p>
+        </w:tc>
+        <w:tc>
+          <w:tcPr>
+            <w:tcW w:type="dxa" w:w="0"/>
+            <w:tcMar>
+              <w:top w:type="dxa" w:w="60"/>
+              <w:left w:type="dxa" w:w="100"/>
+              <w:bottom w:type="dxa" w:w="60"/>
+              <w:right w:type="dxa" w:w="100"/>
+            </w:tcMar>
+          </w:tcPr>
+          <w:p>
+            <w:r>
+              <w:rPr>
+                <w:b w:val="false"/>
+                <w:bCs w:val="false"/>
+                <w:sz w:val="19"/>
+                <w:szCs w:val="19"/>
+              </w:rPr>
+              <w:t xml:space="preserve">Stores the new rating on the linked file at once.</w:t>
+            </w:r>
+          </w:p>
+        </w:tc>
+      </w:tr>
+    </w:tbl>
+    <w:p>
+      <w:pPr>
+        <w:pBdr>
+          <w:left w:val="single" w:color="F0B429" w:sz="12" w:space="8"/>
+        </w:pBdr>
+        <w:spacing w:after="160" w:before="60"/>
+        <w:ind w:left="360"/>
+      </w:pPr>
+      <w:r>
+        <w:t xml:space="preserve">The key in the URL is the credential: anyone who has it can post events. </w:t>
+      </w:r>
+      <w:r>
+        <w:rPr>
+          <w:b/>
+          <w:bCs/>
+        </w:rPr>
+        <w:t xml:space="preserve">New key</w:t>
+      </w:r>
+      <w:r>
+        <w:t xml:space="preserve"> generates another and invalidates the old one; update the URL in Plex afterwards. LAN-only still applies, so a Plex server on the internet cannot reach the webhook unless you turn that rule off.</w:t>
+      </w:r>
+    </w:p>
+    <w:p>
+      <w:pPr>
+        <w:spacing w:after="120"/>
+      </w:pPr>
+      <w:r>
+        <w:t xml:space="preserve">Under the last-sync line a table breaks the sync down </w:t>
+      </w:r>
+      <w:r>
+        <w:rPr>
+          <w:b/>
+          <w:bCs/>
+        </w:rPr>
+        <w:t xml:space="preserve">per Plex library</w:t>
+      </w:r>
+      <w:r>
+        <w:t xml:space="preserve">: items, matched, unmatched and why. *No path mapping covers this folder* means that library lives under a path none of your mappings translate: add a mapping for it. *File is not in a scanned root* means Plex has files MediaLedger does not scan: add the root, or ignore it if that library is not meant to be tracked. The first unmatched path is shown as Plex reports it and as MediaLedger translated it, which is usually enough to see the difference.</w:t>
+      </w:r>
+    </w:p>
+    <w:p>
+      <w:pPr>
+        <w:pStyle w:val="Heading1"/>
+        <w:pageBreakBefore/>
+      </w:pPr>
+      <w:r>
+        <w:t xml:space="preserve">20. System (health and hardware)</w:t>
+      </w:r>
+    </w:p>
+    <w:p>
+      <w:pPr>
+        <w:spacing w:after="120"/>
+      </w:pPr>
+      <w:r>
+        <w:t xml:space="preserve">The System tab watches the machine MediaLedger runs on. On the desktop that is your PC; on the Raspberry Pi it is the board itself, where temperature and power matter. It samples every 5 seconds and keeps one hour of history in memory (nothing is written to the database or the SD card).</w:t>
       </w:r>
     </w:p>
     <w:p>
@@ -12631,6 +12507,617 @@
           <w:sz w:val="18"/>
           <w:szCs w:val="18"/>
         </w:rPr>
+        <w:t xml:space="preserve">System tab on the desktop: health, CPU per core, memory, data disk, network, and free space on every root.</w:t>
+      </w:r>
+    </w:p>
+    <w:tbl>
+      <w:tblPr>
+        <w:tblW w:type="dxa" w:w="9360"/>
+        <w:tblBorders>
+          <w:top w:val="single" w:color="auto" w:sz="4"/>
+          <w:left w:val="single" w:color="auto" w:sz="4"/>
+          <w:bottom w:val="single" w:color="auto" w:sz="4"/>
+          <w:right w:val="single" w:color="auto" w:sz="4"/>
+          <w:insideH w:val="single" w:color="auto" w:sz="4"/>
+          <w:insideV w:val="single" w:color="auto" w:sz="4"/>
+        </w:tblBorders>
+      </w:tblPr>
+      <w:tblGrid>
+        <w:gridCol w:w="2600"/>
+        <w:gridCol w:w="6760"/>
+      </w:tblGrid>
+      <w:tr>
+        <w:tc>
+          <w:tcPr>
+            <w:tcW w:type="dxa" w:w="0"/>
+            <w:shd w:fill="DDE6F2" w:val="clear"/>
+            <w:tcMar>
+              <w:top w:type="dxa" w:w="60"/>
+              <w:left w:type="dxa" w:w="100"/>
+              <w:bottom w:type="dxa" w:w="60"/>
+              <w:right w:type="dxa" w:w="100"/>
+            </w:tcMar>
+          </w:tcPr>
+          <w:p>
+            <w:r>
+              <w:rPr>
+                <w:b/>
+                <w:bCs/>
+                <w:sz w:val="19"/>
+                <w:szCs w:val="19"/>
+              </w:rPr>
+              <w:t xml:space="preserve">Panel</w:t>
+            </w:r>
+          </w:p>
+        </w:tc>
+        <w:tc>
+          <w:tcPr>
+            <w:tcW w:type="dxa" w:w="0"/>
+            <w:shd w:fill="DDE6F2" w:val="clear"/>
+            <w:tcMar>
+              <w:top w:type="dxa" w:w="60"/>
+              <w:left w:type="dxa" w:w="100"/>
+              <w:bottom w:type="dxa" w:w="60"/>
+              <w:right w:type="dxa" w:w="100"/>
+            </w:tcMar>
+          </w:tcPr>
+          <w:p>
+            <w:r>
+              <w:rPr>
+                <w:b/>
+                <w:bCs/>
+                <w:sz w:val="19"/>
+                <w:szCs w:val="19"/>
+              </w:rPr>
+              <w:t xml:space="preserve">What it shows</w:t>
+            </w:r>
+          </w:p>
+        </w:tc>
+      </w:tr>
+      <w:tr>
+        <w:tc>
+          <w:tcPr>
+            <w:tcW w:type="dxa" w:w="0"/>
+            <w:tcMar>
+              <w:top w:type="dxa" w:w="60"/>
+              <w:left w:type="dxa" w:w="100"/>
+              <w:bottom w:type="dxa" w:w="60"/>
+              <w:right w:type="dxa" w:w="100"/>
+            </w:tcMar>
+          </w:tcPr>
+          <w:p>
+            <w:r>
+              <w:rPr>
+                <w:b w:val="false"/>
+                <w:bCs w:val="false"/>
+                <w:sz w:val="19"/>
+                <w:szCs w:val="19"/>
+              </w:rPr>
+              <w:t xml:space="preserve">Health</w:t>
+            </w:r>
+          </w:p>
+        </w:tc>
+        <w:tc>
+          <w:tcPr>
+            <w:tcW w:type="dxa" w:w="0"/>
+            <w:tcMar>
+              <w:top w:type="dxa" w:w="60"/>
+              <w:left w:type="dxa" w:w="100"/>
+              <w:bottom w:type="dxa" w:w="60"/>
+              <w:right w:type="dxa" w:w="100"/>
+            </w:tcMar>
+          </w:tcPr>
+          <w:p>
+            <w:r>
+              <w:rPr>
+                <w:b w:val="false"/>
+                <w:bCs w:val="false"/>
+                <w:sz w:val="19"/>
+                <w:szCs w:val="19"/>
+              </w:rPr>
+              <w:t xml:space="preserve">One verdict, </w:t>
+            </w:r>
+            <w:r>
+              <w:rPr>
+                <w:b w:val="false"/>
+                <w:bCs w:val="false"/>
+                <w:sz w:val="19"/>
+                <w:szCs w:val="19"/>
+              </w:rPr>
+              <w:t xml:space="preserve">All good</w:t>
+            </w:r>
+            <w:r>
+              <w:rPr>
+                <w:b w:val="false"/>
+                <w:bCs w:val="false"/>
+                <w:sz w:val="19"/>
+                <w:szCs w:val="19"/>
+              </w:rPr>
+              <w:t xml:space="preserve">, </w:t>
+            </w:r>
+            <w:r>
+              <w:rPr>
+                <w:b w:val="false"/>
+                <w:bCs w:val="false"/>
+                <w:sz w:val="19"/>
+                <w:szCs w:val="19"/>
+              </w:rPr>
+              <w:t xml:space="preserve">Attention</w:t>
+            </w:r>
+            <w:r>
+              <w:rPr>
+                <w:b w:val="false"/>
+                <w:bCs w:val="false"/>
+                <w:sz w:val="19"/>
+                <w:szCs w:val="19"/>
+              </w:rPr>
+              <w:t xml:space="preserve"> or </w:t>
+            </w:r>
+            <w:r>
+              <w:rPr>
+                <w:b w:val="false"/>
+                <w:bCs w:val="false"/>
+                <w:sz w:val="19"/>
+                <w:szCs w:val="19"/>
+              </w:rPr>
+              <w:t xml:space="preserve">Problem</w:t>
+            </w:r>
+            <w:r>
+              <w:rPr>
+                <w:b w:val="false"/>
+                <w:bCs w:val="false"/>
+                <w:sz w:val="19"/>
+                <w:szCs w:val="19"/>
+              </w:rPr>
+              <w:t xml:space="preserve">, with every triggered rule listed under it. Rules: SoC over 70 °C (attention) or 80 °C (problem); throttling or under-voltage now (problem) or since boot (attention); memory over 85 / 95 %; swapping; a disk over 90 % or under 5 GB free (attention), over 97 % or under 1 GB (problem); a root that cannot be reached while no scan is running. The System entry in the sidebar shows a dot whenever the verdict is not green.</w:t>
+            </w:r>
+          </w:p>
+        </w:tc>
+      </w:tr>
+      <w:tr>
+        <w:tc>
+          <w:tcPr>
+            <w:tcW w:type="dxa" w:w="0"/>
+            <w:tcMar>
+              <w:top w:type="dxa" w:w="60"/>
+              <w:left w:type="dxa" w:w="100"/>
+              <w:bottom w:type="dxa" w:w="60"/>
+              <w:right w:type="dxa" w:w="100"/>
+            </w:tcMar>
+          </w:tcPr>
+          <w:p>
+            <w:r>
+              <w:rPr>
+                <w:b w:val="false"/>
+                <w:bCs w:val="false"/>
+                <w:sz w:val="19"/>
+                <w:szCs w:val="19"/>
+              </w:rPr>
+              <w:t xml:space="preserve">SoC temperature (Pi only)</w:t>
+            </w:r>
+          </w:p>
+        </w:tc>
+        <w:tc>
+          <w:tcPr>
+            <w:tcW w:type="dxa" w:w="0"/>
+            <w:tcMar>
+              <w:top w:type="dxa" w:w="60"/>
+              <w:left w:type="dxa" w:w="100"/>
+              <w:bottom w:type="dxa" w:w="60"/>
+              <w:right w:type="dxa" w:w="100"/>
+            </w:tcMar>
+          </w:tcPr>
+          <w:p>
+            <w:r>
+              <w:rPr>
+                <w:b w:val="false"/>
+                <w:bCs w:val="false"/>
+                <w:sz w:val="19"/>
+                <w:szCs w:val="19"/>
+              </w:rPr>
+              <w:t xml:space="preserve">Current chip temperature, clock speed and core voltage. The Pi firmware soft-limits at 80 °C and throttles at 85 °C; a scan on a caseless Pi 4 usually sits in the 50s to 60s.</w:t>
+            </w:r>
+          </w:p>
+        </w:tc>
+      </w:tr>
+      <w:tr>
+        <w:tc>
+          <w:tcPr>
+            <w:tcW w:type="dxa" w:w="0"/>
+            <w:tcMar>
+              <w:top w:type="dxa" w:w="60"/>
+              <w:left w:type="dxa" w:w="100"/>
+              <w:bottom w:type="dxa" w:w="60"/>
+              <w:right w:type="dxa" w:w="100"/>
+            </w:tcMar>
+          </w:tcPr>
+          <w:p>
+            <w:r>
+              <w:rPr>
+                <w:b w:val="false"/>
+                <w:bCs w:val="false"/>
+                <w:sz w:val="19"/>
+                <w:szCs w:val="19"/>
+              </w:rPr>
+              <w:t xml:space="preserve">Power &amp; throttling (Pi only)</w:t>
+            </w:r>
+          </w:p>
+        </w:tc>
+        <w:tc>
+          <w:tcPr>
+            <w:tcW w:type="dxa" w:w="0"/>
+            <w:tcMar>
+              <w:top w:type="dxa" w:w="60"/>
+              <w:left w:type="dxa" w:w="100"/>
+              <w:bottom w:type="dxa" w:w="60"/>
+              <w:right w:type="dxa" w:w="100"/>
+            </w:tcMar>
+          </w:tcPr>
+          <w:p>
+            <w:r>
+              <w:rPr>
+                <w:b w:val="false"/>
+                <w:bCs w:val="false"/>
+                <w:sz w:val="19"/>
+                <w:szCs w:val="19"/>
+              </w:rPr>
+              <w:t xml:space="preserve">The firmware's throttling flags. </w:t>
+            </w:r>
+            <w:r>
+              <w:rPr>
+                <w:b w:val="false"/>
+                <w:bCs w:val="false"/>
+                <w:sz w:val="19"/>
+                <w:szCs w:val="19"/>
+              </w:rPr>
+              <w:t xml:space="preserve">Healthy</w:t>
+            </w:r>
+            <w:r>
+              <w:rPr>
+                <w:b w:val="false"/>
+                <w:bCs w:val="false"/>
+                <w:sz w:val="19"/>
+                <w:szCs w:val="19"/>
+              </w:rPr>
+              <w:t xml:space="preserve"> means no under-voltage or frequency capping since boot. "Under-voltage has occurred" means the power supply or cable is weak; fix that before trusting long scans.</w:t>
+            </w:r>
+          </w:p>
+        </w:tc>
+      </w:tr>
+      <w:tr>
+        <w:tc>
+          <w:tcPr>
+            <w:tcW w:type="dxa" w:w="0"/>
+            <w:tcMar>
+              <w:top w:type="dxa" w:w="60"/>
+              <w:left w:type="dxa" w:w="100"/>
+              <w:bottom w:type="dxa" w:w="60"/>
+              <w:right w:type="dxa" w:w="100"/>
+            </w:tcMar>
+          </w:tcPr>
+          <w:p>
+            <w:r>
+              <w:rPr>
+                <w:b w:val="false"/>
+                <w:bCs w:val="false"/>
+                <w:sz w:val="19"/>
+                <w:szCs w:val="19"/>
+              </w:rPr>
+              <w:t xml:space="preserve">CPU</w:t>
+            </w:r>
+          </w:p>
+        </w:tc>
+        <w:tc>
+          <w:tcPr>
+            <w:tcW w:type="dxa" w:w="0"/>
+            <w:tcMar>
+              <w:top w:type="dxa" w:w="60"/>
+              <w:left w:type="dxa" w:w="100"/>
+              <w:bottom w:type="dxa" w:w="60"/>
+              <w:right w:type="dxa" w:w="100"/>
+            </w:tcMar>
+          </w:tcPr>
+          <w:p>
+            <w:r>
+              <w:rPr>
+                <w:b w:val="false"/>
+                <w:bCs w:val="false"/>
+                <w:sz w:val="19"/>
+                <w:szCs w:val="19"/>
+              </w:rPr>
+              <w:t xml:space="preserve">Overall percentage, per-core bars and the 1 / 5 / 15 minute load averages.</w:t>
+            </w:r>
+          </w:p>
+        </w:tc>
+      </w:tr>
+      <w:tr>
+        <w:tc>
+          <w:tcPr>
+            <w:tcW w:type="dxa" w:w="0"/>
+            <w:tcMar>
+              <w:top w:type="dxa" w:w="60"/>
+              <w:left w:type="dxa" w:w="100"/>
+              <w:bottom w:type="dxa" w:w="60"/>
+              <w:right w:type="dxa" w:w="100"/>
+            </w:tcMar>
+          </w:tcPr>
+          <w:p>
+            <w:r>
+              <w:rPr>
+                <w:b w:val="false"/>
+                <w:bCs w:val="false"/>
+                <w:sz w:val="19"/>
+                <w:szCs w:val="19"/>
+              </w:rPr>
+              <w:t xml:space="preserve">Memory</w:t>
+            </w:r>
+          </w:p>
+        </w:tc>
+        <w:tc>
+          <w:tcPr>
+            <w:tcW w:type="dxa" w:w="0"/>
+            <w:tcMar>
+              <w:top w:type="dxa" w:w="60"/>
+              <w:left w:type="dxa" w:w="100"/>
+              <w:bottom w:type="dxa" w:w="60"/>
+              <w:right w:type="dxa" w:w="100"/>
+            </w:tcMar>
+          </w:tcPr>
+          <w:p>
+            <w:r>
+              <w:rPr>
+                <w:b w:val="false"/>
+                <w:bCs w:val="false"/>
+                <w:sz w:val="19"/>
+                <w:szCs w:val="19"/>
+              </w:rPr>
+              <w:t xml:space="preserve">Used against total, swap if any, and the size of the MediaLedger process itself.</w:t>
+            </w:r>
+          </w:p>
+        </w:tc>
+      </w:tr>
+      <w:tr>
+        <w:tc>
+          <w:tcPr>
+            <w:tcW w:type="dxa" w:w="0"/>
+            <w:tcMar>
+              <w:top w:type="dxa" w:w="60"/>
+              <w:left w:type="dxa" w:w="100"/>
+              <w:bottom w:type="dxa" w:w="60"/>
+              <w:right w:type="dxa" w:w="100"/>
+            </w:tcMar>
+          </w:tcPr>
+          <w:p>
+            <w:r>
+              <w:rPr>
+                <w:b w:val="false"/>
+                <w:bCs w:val="false"/>
+                <w:sz w:val="19"/>
+                <w:szCs w:val="19"/>
+              </w:rPr>
+              <w:t xml:space="preserve">Data disk</w:t>
+            </w:r>
+          </w:p>
+        </w:tc>
+        <w:tc>
+          <w:tcPr>
+            <w:tcW w:type="dxa" w:w="0"/>
+            <w:tcMar>
+              <w:top w:type="dxa" w:w="60"/>
+              <w:left w:type="dxa" w:w="100"/>
+              <w:bottom w:type="dxa" w:w="60"/>
+              <w:right w:type="dxa" w:w="100"/>
+            </w:tcMar>
+          </w:tcPr>
+          <w:p>
+            <w:r>
+              <w:rPr>
+                <w:b w:val="false"/>
+                <w:bCs w:val="false"/>
+                <w:sz w:val="19"/>
+                <w:szCs w:val="19"/>
+              </w:rPr>
+              <w:t xml:space="preserve">Free space where the database, log and exports live, and the database size.</w:t>
+            </w:r>
+          </w:p>
+        </w:tc>
+      </w:tr>
+      <w:tr>
+        <w:tc>
+          <w:tcPr>
+            <w:tcW w:type="dxa" w:w="0"/>
+            <w:tcMar>
+              <w:top w:type="dxa" w:w="60"/>
+              <w:left w:type="dxa" w:w="100"/>
+              <w:bottom w:type="dxa" w:w="60"/>
+              <w:right w:type="dxa" w:w="100"/>
+            </w:tcMar>
+          </w:tcPr>
+          <w:p>
+            <w:r>
+              <w:rPr>
+                <w:b w:val="false"/>
+                <w:bCs w:val="false"/>
+                <w:sz w:val="19"/>
+                <w:szCs w:val="19"/>
+              </w:rPr>
+              <w:t xml:space="preserve">Network</w:t>
+            </w:r>
+          </w:p>
+        </w:tc>
+        <w:tc>
+          <w:tcPr>
+            <w:tcW w:type="dxa" w:w="0"/>
+            <w:tcMar>
+              <w:top w:type="dxa" w:w="60"/>
+              <w:left w:type="dxa" w:w="100"/>
+              <w:bottom w:type="dxa" w:w="60"/>
+              <w:right w:type="dxa" w:w="100"/>
+            </w:tcMar>
+          </w:tcPr>
+          <w:p>
+            <w:r>
+              <w:rPr>
+                <w:b w:val="false"/>
+                <w:bCs w:val="false"/>
+                <w:sz w:val="19"/>
+                <w:szCs w:val="19"/>
+              </w:rPr>
+              <w:t xml:space="preserve">Download and upload rate. During a scan the download line is the share being read.</w:t>
+            </w:r>
+          </w:p>
+        </w:tc>
+      </w:tr>
+      <w:tr>
+        <w:tc>
+          <w:tcPr>
+            <w:tcW w:type="dxa" w:w="0"/>
+            <w:tcMar>
+              <w:top w:type="dxa" w:w="60"/>
+              <w:left w:type="dxa" w:w="100"/>
+              <w:bottom w:type="dxa" w:w="60"/>
+              <w:right w:type="dxa" w:w="100"/>
+            </w:tcMar>
+          </w:tcPr>
+          <w:p>
+            <w:r>
+              <w:rPr>
+                <w:b w:val="false"/>
+                <w:bCs w:val="false"/>
+                <w:sz w:val="19"/>
+                <w:szCs w:val="19"/>
+              </w:rPr>
+              <w:t xml:space="preserve">Storage</w:t>
+            </w:r>
+          </w:p>
+        </w:tc>
+        <w:tc>
+          <w:tcPr>
+            <w:tcW w:type="dxa" w:w="0"/>
+            <w:tcMar>
+              <w:top w:type="dxa" w:w="60"/>
+              <w:left w:type="dxa" w:w="100"/>
+              <w:bottom w:type="dxa" w:w="60"/>
+              <w:right w:type="dxa" w:w="100"/>
+            </w:tcMar>
+          </w:tcPr>
+          <w:p>
+            <w:r>
+              <w:rPr>
+                <w:b w:val="false"/>
+                <w:bCs w:val="false"/>
+                <w:sz w:val="19"/>
+                <w:szCs w:val="19"/>
+              </w:rPr>
+              <w:t xml:space="preserve">Free space and fill percentage of the data folder and of every enabled root, measured through the share.</w:t>
+            </w:r>
+          </w:p>
+        </w:tc>
+      </w:tr>
+    </w:tbl>
+    <w:p>
+      <w:pPr>
+        <w:pBdr>
+          <w:left w:val="single" w:color="5AA9FF" w:sz="12" w:space="8"/>
+        </w:pBdr>
+        <w:spacing w:after="160" w:before="60"/>
+        <w:ind w:left="360"/>
+      </w:pPr>
+      <w:r>
+        <w:t xml:space="preserve">The thresholds live at the top of </w:t>
+      </w:r>
+      <w:r>
+        <w:rPr>
+          <w:rFonts w:ascii="Consolas" w:cs="Consolas" w:eastAsia="Consolas" w:hAnsi="Consolas"/>
+          <w:sz w:val="19"/>
+          <w:szCs w:val="19"/>
+          <w:shd w:fill="EEF1F5" w:val="clear"/>
+        </w:rPr>
+        <w:t xml:space="preserve">healthOf()</w:t>
+      </w:r>
+      <w:r>
+        <w:t xml:space="preserve"> in </w:t>
+      </w:r>
+      <w:r>
+        <w:rPr>
+          <w:rFonts w:ascii="Consolas" w:cs="Consolas" w:eastAsia="Consolas" w:hAnsi="Consolas"/>
+          <w:sz w:val="19"/>
+          <w:szCs w:val="19"/>
+          <w:shd w:fill="EEF1F5" w:val="clear"/>
+        </w:rPr>
+        <w:t xml:space="preserve">src/main/sysmon.js</w:t>
+      </w:r>
+      <w:r>
+        <w:t xml:space="preserve"> if you want to tune them for a different case or fan.</w:t>
+      </w:r>
+    </w:p>
+    <w:p>
+      <w:pPr>
+        <w:pStyle w:val="Heading2"/>
+      </w:pPr>
+      <w:r>
+        <w:t xml:space="preserve">20.1 Log</w:t>
+      </w:r>
+    </w:p>
+    <w:p>
+      <w:pPr>
+        <w:spacing w:after="60" w:before="120"/>
+        <w:jc w:val="center"/>
+      </w:pPr>
+      <w:r>
+        <w:drawing>
+          <wp:inline distT="0" distB="0" distL="0" distR="0">
+            <wp:extent cx="5943600" cy="3714750"/>
+            <wp:effectExtent t="0" r="0" b="0" l="0"/>
+            <wp:docPr id="1" name="" descr="" title=""/>
+            <wp:cNvGraphicFramePr>
+              <a:graphicFrameLocks xmlns:a="http://schemas.openxmlformats.org/drawingml/2006/main" noChangeAspect="1"/>
+            </wp:cNvGraphicFramePr>
+            <a:graphic xmlns:a="http://schemas.openxmlformats.org/drawingml/2006/main">
+              <a:graphicData uri="http://schemas.openxmlformats.org/drawingml/2006/picture">
+                <pic:pic xmlns:pic="http://schemas.openxmlformats.org/drawingml/2006/picture">
+                  <pic:nvPicPr>
+                    <pic:cNvPr id="0" name="" descr=""/>
+                    <pic:cNvPicPr>
+                      <a:picLocks noChangeAspect="1" noChangeArrowheads="1"/>
+                    </pic:cNvPicPr>
+                  </pic:nvPicPr>
+                  <pic:blipFill>
+                    <a:blip r:embed="rId31" cstate="none"/>
+                    <a:srcRect/>
+                    <a:stretch>
+                      <a:fillRect/>
+                    </a:stretch>
+                  </pic:blipFill>
+                  <pic:spPr bwMode="auto">
+                    <a:xfrm>
+                      <a:off x="0" y="0"/>
+                      <a:ext cx="5943600" cy="3714750"/>
+                    </a:xfrm>
+                    <a:prstGeom prst="rect">
+                      <a:avLst/>
+                    </a:prstGeom>
+                  </pic:spPr>
+                </pic:pic>
+              </a:graphicData>
+            </a:graphic>
+          </wp:inline>
+        </w:drawing>
+      </w:r>
+    </w:p>
+    <w:p>
+      <w:pPr>
+        <w:spacing w:after="200"/>
+        <w:jc w:val="center"/>
+      </w:pPr>
+      <w:r>
+        <w:rPr>
+          <w:i/>
+          <w:iCs/>
+          <w:color w:val="555555"/>
+          <w:sz w:val="18"/>
+          <w:szCs w:val="18"/>
+        </w:rPr>
         <w:t xml:space="preserve">The Log page filtered to Plex lines.</w:t>
       </w:r>
     </w:p>
@@ -18331,7 +18818,7 @@
         <w:pStyle w:val="Heading2"/>
       </w:pPr>
       <w:r>
-        <w:t xml:space="preserve">22.1 Several services on one Pi: Caddy in front</w:t>
+        <w:t xml:space="preserve">22.9 Several services on one Pi: Caddy in front</w:t>
       </w:r>
     </w:p>
     <w:p>
@@ -18484,6 +18971,281 @@
       </w:pPr>
       <w:r>
         <w:t xml:space="preserve">Adding a service later is one block in the Caddyfile on the next free port, a reload, and one DNS record for the new name pointing at the same Pi. Behind the proxy MediaLedger sees every visitor as 127.0.0.1 unless the proxy forwards the real address, which Caddy does by default.</w:t>
+      </w:r>
+    </w:p>
+    <w:p>
+      <w:pPr>
+        <w:pStyle w:val="Heading2"/>
+      </w:pPr>
+      <w:r>
+        <w:t xml:space="preserve">22.10 The family portal from outside: Tailscale Funnel</w:t>
+      </w:r>
+    </w:p>
+    <w:p>
+      <w:pPr>
+        <w:spacing w:after="120"/>
+      </w:pPr>
+      <w:r>
+        <w:t xml:space="preserve">People away from your home need a public address for the portal. </w:t>
+      </w:r>
+      <w:r>
+        <w:rPr>
+          <w:b/>
+          <w:bCs/>
+        </w:rPr>
+        <w:t xml:space="preserve">Tailscale Funnel</w:t>
+      </w:r>
+      <w:r>
+        <w:t xml:space="preserve"> gives one for free, with a real certificate, without buying a domain and without opening a port on the router. Only the portal port is published; the admin site and every other service on the Pi stay private.</w:t>
+      </w:r>
+    </w:p>
+    <w:p>
+      <w:pPr>
+        <w:pStyle w:val="ListParagraph"/>
+        <w:numPr>
+          <w:ilvl w:val="0"/>
+          <w:numId w:val="11"/>
+        </w:numPr>
+        <w:spacing w:after="60"/>
+      </w:pPr>
+      <w:r>
+        <w:t xml:space="preserve">Create a free Tailscale account at tailscale.com (a Google, Microsoft, GitHub or Apple sign-in works).</w:t>
+      </w:r>
+    </w:p>
+    <w:p>
+      <w:pPr>
+        <w:pStyle w:val="ListParagraph"/>
+        <w:numPr>
+          <w:ilvl w:val="0"/>
+          <w:numId w:val="11"/>
+        </w:numPr>
+        <w:spacing w:after="60"/>
+      </w:pPr>
+      <w:r>
+        <w:t xml:space="preserve">On the Pi: </w:t>
+      </w:r>
+      <w:r>
+        <w:rPr>
+          <w:rFonts w:ascii="Consolas" w:cs="Consolas" w:eastAsia="Consolas" w:hAnsi="Consolas"/>
+          <w:sz w:val="19"/>
+          <w:szCs w:val="19"/>
+          <w:shd w:fill="EEF1F5" w:val="clear"/>
+        </w:rPr>
+        <w:t xml:space="preserve">curl -fsSL https://tailscale.com/install.sh | sh</w:t>
+      </w:r>
+      <w:r>
+        <w:t xml:space="preserve">, then </w:t>
+      </w:r>
+      <w:r>
+        <w:rPr>
+          <w:rFonts w:ascii="Consolas" w:cs="Consolas" w:eastAsia="Consolas" w:hAnsi="Consolas"/>
+          <w:sz w:val="19"/>
+          <w:szCs w:val="19"/>
+          <w:shd w:fill="EEF1F5" w:val="clear"/>
+        </w:rPr>
+        <w:t xml:space="preserve">sudo tailscale up</w:t>
+      </w:r>
+      <w:r>
+        <w:t xml:space="preserve">. It prints a link; open it on your PC and approve the Pi.</w:t>
+      </w:r>
+    </w:p>
+    <w:p>
+      <w:pPr>
+        <w:pStyle w:val="ListParagraph"/>
+        <w:numPr>
+          <w:ilvl w:val="0"/>
+          <w:numId w:val="11"/>
+        </w:numPr>
+        <w:spacing w:after="60"/>
+      </w:pPr>
+      <w:r>
+        <w:t xml:space="preserve">In the Tailscale admin console, under DNS, enable </w:t>
+      </w:r>
+      <w:r>
+        <w:rPr>
+          <w:b/>
+          <w:bCs/>
+        </w:rPr>
+        <w:t xml:space="preserve">MagicDNS</w:t>
+      </w:r>
+      <w:r>
+        <w:t xml:space="preserve"> and </w:t>
+      </w:r>
+      <w:r>
+        <w:rPr>
+          <w:b/>
+          <w:bCs/>
+        </w:rPr>
+        <w:t xml:space="preserve">HTTPS certificates</w:t>
+      </w:r>
+      <w:r>
+        <w:t xml:space="preserve">. Under Access controls, add the </w:t>
+      </w:r>
+      <w:r>
+        <w:rPr>
+          <w:b/>
+          <w:bCs/>
+        </w:rPr>
+        <w:t xml:space="preserve">funnel</w:t>
+      </w:r>
+      <w:r>
+        <w:t xml:space="preserve"> node attribute when the console offers it the first time you run the next command.</w:t>
+      </w:r>
+    </w:p>
+    <w:p>
+      <w:pPr>
+        <w:pStyle w:val="ListParagraph"/>
+        <w:numPr>
+          <w:ilvl w:val="0"/>
+          <w:numId w:val="11"/>
+        </w:numPr>
+        <w:spacing w:after="60"/>
+      </w:pPr>
+      <w:r>
+        <w:t xml:space="preserve">In MediaLedger open </w:t>
+      </w:r>
+      <w:r>
+        <w:rPr>
+          <w:b/>
+          <w:bCs/>
+        </w:rPr>
+        <w:t xml:space="preserve">Family portal</w:t>
+      </w:r>
+      <w:r>
+        <w:t xml:space="preserve">, tick </w:t>
+      </w:r>
+      <w:r>
+        <w:rPr>
+          <w:b/>
+          <w:bCs/>
+        </w:rPr>
+        <w:t xml:space="preserve">on</w:t>
+      </w:r>
+      <w:r>
+        <w:t xml:space="preserve">, keep port 8090 and </w:t>
+      </w:r>
+      <w:r>
+        <w:rPr>
+          <w:b/>
+          <w:bCs/>
+        </w:rPr>
+        <w:t xml:space="preserve">this machine only</w:t>
+      </w:r>
+      <w:r>
+        <w:t xml:space="preserve">, and Save.</w:t>
+      </w:r>
+    </w:p>
+    <w:p>
+      <w:pPr>
+        <w:pStyle w:val="ListParagraph"/>
+        <w:numPr>
+          <w:ilvl w:val="0"/>
+          <w:numId w:val="11"/>
+        </w:numPr>
+        <w:spacing w:after="60"/>
+      </w:pPr>
+      <w:r>
+        <w:t xml:space="preserve">On the Pi: </w:t>
+      </w:r>
+      <w:r>
+        <w:rPr>
+          <w:rFonts w:ascii="Consolas" w:cs="Consolas" w:eastAsia="Consolas" w:hAnsi="Consolas"/>
+          <w:sz w:val="19"/>
+          <w:szCs w:val="19"/>
+          <w:shd w:fill="EEF1F5" w:val="clear"/>
+        </w:rPr>
+        <w:t xml:space="preserve">sudo tailscale funnel --bg 8090</w:t>
+      </w:r>
+      <w:r>
+        <w:t xml:space="preserve">. It prints the public address, like </w:t>
+      </w:r>
+      <w:r>
+        <w:rPr>
+          <w:rFonts w:ascii="Consolas" w:cs="Consolas" w:eastAsia="Consolas" w:hAnsi="Consolas"/>
+          <w:sz w:val="19"/>
+          <w:szCs w:val="19"/>
+          <w:shd w:fill="EEF1F5" w:val="clear"/>
+        </w:rPr>
+        <w:t xml:space="preserve">https://aether.your-tailnet.ts.net</w:t>
+      </w:r>
+      <w:r>
+        <w:t xml:space="preserve">.</w:t>
+      </w:r>
+    </w:p>
+    <w:p>
+      <w:pPr>
+        <w:pStyle w:val="ListParagraph"/>
+        <w:numPr>
+          <w:ilvl w:val="0"/>
+          <w:numId w:val="11"/>
+        </w:numPr>
+        <w:spacing w:after="60"/>
+      </w:pPr>
+      <w:r>
+        <w:t xml:space="preserve">Paste that address into </w:t>
+      </w:r>
+      <w:r>
+        <w:rPr>
+          <w:b/>
+          <w:bCs/>
+        </w:rPr>
+        <w:t xml:space="preserve">Public address</w:t>
+      </w:r>
+      <w:r>
+        <w:t xml:space="preserve"> on the Family portal page and Save. Create an invite and open its link on a phone that is on mobile data.</w:t>
+      </w:r>
+    </w:p>
+    <w:p>
+      <w:pPr>
+        <w:spacing w:after="120"/>
+      </w:pPr>
+      <w:r>
+        <w:rPr>
+          <w:rFonts w:ascii="Consolas" w:cs="Consolas" w:eastAsia="Consolas" w:hAnsi="Consolas"/>
+          <w:sz w:val="19"/>
+          <w:szCs w:val="19"/>
+          <w:shd w:fill="EEF1F5" w:val="clear"/>
+        </w:rPr>
+        <w:t xml:space="preserve">tailscale funnel status</w:t>
+      </w:r>
+      <w:r>
+        <w:t xml:space="preserve"> shows what is published and </w:t>
+      </w:r>
+      <w:r>
+        <w:rPr>
+          <w:rFonts w:ascii="Consolas" w:cs="Consolas" w:eastAsia="Consolas" w:hAnsi="Consolas"/>
+          <w:sz w:val="19"/>
+          <w:szCs w:val="19"/>
+          <w:shd w:fill="EEF1F5" w:val="clear"/>
+        </w:rPr>
+        <w:t xml:space="preserve">sudo tailscale funnel --bg --https=443 off</w:t>
+      </w:r>
+      <w:r>
+        <w:t xml:space="preserve"> stops it. Funnel survives reboots. At home you can also serve the portal under its own name by adding a block to the Caddyfile, </w:t>
+      </w:r>
+      <w:r>
+        <w:rPr>
+          <w:rFonts w:ascii="Consolas" w:cs="Consolas" w:eastAsia="Consolas" w:hAnsi="Consolas"/>
+          <w:sz w:val="19"/>
+          <w:szCs w:val="19"/>
+          <w:shd w:fill="EEF1F5" w:val="clear"/>
+        </w:rPr>
+        <w:t xml:space="preserve">family.home { tls internal  reverse_proxy 127.0.0.1:8090 }</w:t>
+      </w:r>
+      <w:r>
+        <w:t xml:space="preserve">, with a DNS record for the name.</w:t>
+      </w:r>
+    </w:p>
+    <w:p>
+      <w:pPr>
+        <w:pBdr>
+          <w:left w:val="single" w:color="5AA9FF" w:sz="12" w:space="8"/>
+        </w:pBdr>
+        <w:spacing w:after="160" w:before="60"/>
+        <w:ind w:left="360"/>
+      </w:pPr>
+      <w:r>
+        <w:t xml:space="preserve">Funnel publishes only what you point it at. Never point it at the main MediaLedger port.</w:t>
       </w:r>
     </w:p>
     <w:p>
@@ -19889,7 +20651,7 @@
         <w:sz w:val="16"/>
         <w:szCs w:val="16"/>
       </w:rPr>
-      <w:t xml:space="preserve">MediaLedger 1.12.1 · User Manual</w:t>
+      <w:t xml:space="preserve">MediaLedger 2.0.0 · User Manual</w:t>
     </w:r>
   </w:p>
 </w:hdr>
@@ -20060,6 +20822,12 @@
     </w:lvlOverride>
   </w:num>
   <w:num w:numId="10">
+    <w:abstractNumId w:val="3"/>
+    <w:lvlOverride w:ilvl="0">
+      <w:startOverride w:val="1"/>
+    </w:lvlOverride>
+  </w:num>
+  <w:num w:numId="11">
     <w:abstractNumId w:val="3"/>
     <w:lvlOverride w:ilvl="0">
       <w:startOverride w:val="1"/>

--- a/docs/MediaLedger-Manual.docx
+++ b/docs/MediaLedger-Manual.docx
@@ -42,7 +42,7 @@
           <w:sz w:val="24"/>
           <w:szCs w:val="24"/>
         </w:rPr>
-        <w:t xml:space="preserve">Version 2.0.0</w:t>
+        <w:t xml:space="preserve">Version 2.0.1</w:t>
       </w:r>
     </w:p>
     <w:p>
@@ -8335,6 +8335,41 @@
     </w:p>
     <w:p>
       <w:pPr>
+        <w:spacing w:after="120"/>
+      </w:pPr>
+      <w:r>
+        <w:rPr>
+          <w:b/>
+          <w:bCs/>
+        </w:rPr>
+        <w:t xml:space="preserve">Is it working?</w:t>
+      </w:r>
+      <w:r>
+        <w:t xml:space="preserve"> The server tests its own addresses the way a visitor would: it looks the name up, connects, checks the certificate and asks the portal to identify itself, so a name that points somewhere else does not pass. It does this every 15 minutes (set the interval at the bottom of the page; 0 turns it off) and when you press </w:t>
+      </w:r>
+      <w:r>
+        <w:rPr>
+          <w:b/>
+          <w:bCs/>
+        </w:rPr>
+        <w:t xml:space="preserve">Check the addresses now</w:t>
+      </w:r>
+      <w:r>
+        <w:t xml:space="preserve">. The two tiles show *working* with the response time, when it was last checked, how long it has been up or down, and the days left on the certificate. One failed check turns a tile amber; two in a row turn it red, put a notice on the Dashboard, write the log and, when </w:t>
+      </w:r>
+      <w:r>
+        <w:rPr>
+          <w:b/>
+          <w:bCs/>
+        </w:rPr>
+        <w:t xml:space="preserve">family portal not reachable</w:t>
+      </w:r>
+      <w:r>
+        <w:t xml:space="preserve"> is ticked under Notifications, send a message, with another when it comes back. The check is also a row under Settings → Schedules. A home address served by Caddy uses Caddy's own certificates, which the check accepts without verifying, and says so.</w:t>
+      </w:r>
+    </w:p>
+    <w:p>
+      <w:pPr>
         <w:pStyle w:val="Heading1"/>
         <w:pageBreakBefore/>
       </w:pPr>
@@ -20651,7 +20686,7 @@
         <w:sz w:val="16"/>
         <w:szCs w:val="16"/>
       </w:rPr>
-      <w:t xml:space="preserve">MediaLedger 2.0.0 · User Manual</w:t>
+      <w:t xml:space="preserve">MediaLedger 2.0.1 · User Manual</w:t>
     </w:r>
   </w:p>
 </w:hdr>

--- a/docs/MediaLedger-Manual.docx
+++ b/docs/MediaLedger-Manual.docx
@@ -42,7 +42,7 @@
           <w:sz w:val="24"/>
           <w:szCs w:val="24"/>
         </w:rPr>
-        <w:t xml:space="preserve">Version 2.1.0</w:t>
+        <w:t xml:space="preserve">Version 2.1.1</w:t>
       </w:r>
     </w:p>
     <w:p>
@@ -20933,7 +20933,7 @@
         <w:sz w:val="16"/>
         <w:szCs w:val="16"/>
       </w:rPr>
-      <w:t xml:space="preserve">MediaLedger 2.1.0 · User Manual</w:t>
+      <w:t xml:space="preserve">MediaLedger 2.1.1 · User Manual</w:t>
     </w:r>
   </w:p>
 </w:hdr>

--- a/docs/MediaLedger-Manual.docx
+++ b/docs/MediaLedger-Manual.docx
@@ -42,7 +42,7 @@
           <w:sz w:val="24"/>
           <w:szCs w:val="24"/>
         </w:rPr>
-        <w:t>Version 2.2.0</w:t>
+        <w:t>Version 2.3.0</w:t>
       </w:r>
     </w:p>
     <w:p>
@@ -2477,7 +2477,7 @@
           <w:noProof/>
         </w:rPr>
         <w:drawing>
-          <wp:inline distT="0" distB="0" distL="0" distR="0" wp14:anchorId="242D42D8" wp14:editId="776A195B">
+          <wp:inline distT="0" distB="0" distL="0" distR="0" wp14:anchorId="0643C1D9" wp14:editId="707053A8">
             <wp:extent cx="5943600" cy="3714750"/>
             <wp:effectExtent l="0" t="0" r="0" b="0"/>
             <wp:docPr id="1" name="Picture 1"/>
@@ -3699,10 +3699,10 @@
           <w:noProof/>
         </w:rPr>
         <w:drawing>
-          <wp:inline distT="0" distB="0" distL="0" distR="0" wp14:anchorId="3C5B9D70" wp14:editId="21B3A263">
+          <wp:inline distT="0" distB="0" distL="0" distR="0" wp14:anchorId="20464C38" wp14:editId="43E6C14F">
             <wp:extent cx="5943600" cy="3714750"/>
             <wp:effectExtent l="0" t="0" r="0" b="0"/>
-            <wp:docPr id="2121735305" name="Picture 2121735305"/>
+            <wp:docPr id="1953411480" name="Picture 1953411480"/>
             <wp:cNvGraphicFramePr>
               <a:graphicFrameLocks xmlns:a="http://schemas.openxmlformats.org/drawingml/2006/main" noChangeAspect="1"/>
             </wp:cNvGraphicFramePr>
@@ -4385,10 +4385,10 @@
           <w:noProof/>
         </w:rPr>
         <w:drawing>
-          <wp:inline distT="0" distB="0" distL="0" distR="0" wp14:anchorId="03697B7F" wp14:editId="00B36E37">
+          <wp:inline distT="0" distB="0" distL="0" distR="0" wp14:anchorId="0692B9B0" wp14:editId="45EA3B13">
             <wp:extent cx="5943600" cy="3714750"/>
             <wp:effectExtent l="0" t="0" r="0" b="0"/>
-            <wp:docPr id="1919881527" name="Picture 1919881527"/>
+            <wp:docPr id="450319259" name="Picture 450319259"/>
             <wp:cNvGraphicFramePr>
               <a:graphicFrameLocks xmlns:a="http://schemas.openxmlformats.org/drawingml/2006/main" noChangeAspect="1"/>
             </wp:cNvGraphicFramePr>
@@ -5074,10 +5074,10 @@
           <w:noProof/>
         </w:rPr>
         <w:drawing>
-          <wp:inline distT="0" distB="0" distL="0" distR="0" wp14:anchorId="7E97D47F" wp14:editId="21C005E6">
+          <wp:inline distT="0" distB="0" distL="0" distR="0" wp14:anchorId="45E93333" wp14:editId="1E5E0991">
             <wp:extent cx="5943600" cy="3714750"/>
             <wp:effectExtent l="0" t="0" r="0" b="0"/>
-            <wp:docPr id="1920649925" name="Picture 1920649925"/>
+            <wp:docPr id="400470957" name="Picture 400470957"/>
             <wp:cNvGraphicFramePr>
               <a:graphicFrameLocks xmlns:a="http://schemas.openxmlformats.org/drawingml/2006/main" noChangeAspect="1"/>
             </wp:cNvGraphicFramePr>
@@ -5134,6 +5134,85 @@
         <w:spacing w:after="120"/>
       </w:pPr>
       <w:r>
+        <w:rPr>
+          <w:b/>
+          <w:bCs/>
+        </w:rPr>
+        <w:t>Sorting a list.</w:t>
+      </w:r>
+      <w:r>
+        <w:t xml:space="preserve"> Beside the filter box, </w:t>
+      </w:r>
+      <w:r>
+        <w:rPr>
+          <w:b/>
+          <w:bCs/>
+        </w:rPr>
+        <w:t>Sort by</w:t>
+      </w:r>
+      <w:r>
+        <w:t xml:space="preserve"> lists what the TV, Anime and Movies pages can be ordered by: title, year, the ratings (online, Plex audience and critic, your own), unwatched episodes, last episode </w:t>
+      </w:r>
+      <w:r>
+        <w:lastRenderedPageBreak/>
+        <w:t xml:space="preserve">added, date added, date viewed, plays, episodes, seasons, duration, size, resolution, bitrate, missing episodes, and </w:t>
+      </w:r>
+      <w:r>
+        <w:rPr>
+          <w:b/>
+          <w:bCs/>
+        </w:rPr>
+        <w:t>Randomly</w:t>
+      </w:r>
+      <w:r>
+        <w:t>; Movies adds progress and versions. The arrow button next to it flips between ascending and descending. Clicking a column heading still sorts too. The choice is remembered per list on the device you set it on. "Date added" is the earlier of when MediaLedger first saw the file and the file's own date, so an old library does not all look new.</w:t>
+      </w:r>
+    </w:p>
+    <w:p>
+      <w:pPr>
+        <w:spacing w:after="120"/>
+      </w:pPr>
+      <w:r>
+        <w:rPr>
+          <w:b/>
+          <w:bCs/>
+        </w:rPr>
+        <w:t>On the poster wall</w:t>
+      </w:r>
+      <w:r>
+        <w:t xml:space="preserve"> each tile shows the seasons and episodes on hand (for a movie: length and quality) under the title. Rest the pointer on a tile for a card with the rest: runtime and size, quality, missing episodes, how much is watched and when last, ratings, the next episode date, when it was added, genres and your tags.</w:t>
+      </w:r>
+    </w:p>
+    <w:p>
+      <w:pPr>
+        <w:spacing w:after="120"/>
+      </w:pPr>
+      <w:r>
+        <w:rPr>
+          <w:b/>
+          <w:bCs/>
+        </w:rPr>
+        <w:t>The sidebar</w:t>
+      </w:r>
+      <w:r>
+        <w:t xml:space="preserve"> folds to a strip of icons with the </w:t>
+      </w:r>
+      <w:r>
+        <w:rPr>
+          <w:b/>
+          <w:bCs/>
+        </w:rPr>
+        <w:t>«</w:t>
+      </w:r>
+      <w:r>
+        <w:t xml:space="preserve"> button at its top (wide screens; phones keep the slide-out menu). Badges stay on the icons and each icon shows its name when the pointer rests on it.</w:t>
+      </w:r>
+    </w:p>
+    <w:p>
+      <w:pPr>
+        <w:spacing w:after="120"/>
+      </w:pPr>
+      <w:r>
         <w:t xml:space="preserve">Every series and movie can carry a </w:t>
       </w:r>
       <w:r>
@@ -5151,15 +5230,7 @@
           <w:b/>
           <w:bCs/>
         </w:rPr>
-        <w:t xml:space="preserve">▦ </w:t>
-      </w:r>
-      <w:r>
-        <w:rPr>
-          <w:b/>
-          <w:bCs/>
-        </w:rPr>
-        <w:lastRenderedPageBreak/>
-        <w:t>Posters</w:t>
+        <w:t>▦ Posters</w:t>
       </w:r>
       <w:r>
         <w:t xml:space="preserve"> in the toolbar of a list turns the table into a wall of posters; search, the filters and sorting keep working, and </w:t>
@@ -5326,10 +5397,10 @@
           <w:noProof/>
         </w:rPr>
         <w:drawing>
-          <wp:inline distT="0" distB="0" distL="0" distR="0" wp14:anchorId="5EAF0E03" wp14:editId="7CB97189">
+          <wp:inline distT="0" distB="0" distL="0" distR="0" wp14:anchorId="18A1B195" wp14:editId="0E26538F">
             <wp:extent cx="5943600" cy="3714750"/>
             <wp:effectExtent l="0" t="0" r="0" b="0"/>
-            <wp:docPr id="843729143" name="Picture 843729143"/>
+            <wp:docPr id="1037672505" name="Picture 1037672505"/>
             <wp:cNvGraphicFramePr>
               <a:graphicFrameLocks xmlns:a="http://schemas.openxmlformats.org/drawingml/2006/main" noChangeAspect="1"/>
             </wp:cNvGraphicFramePr>
@@ -5434,10 +5505,10 @@
         </w:rPr>
         <w:lastRenderedPageBreak/>
         <w:drawing>
-          <wp:inline distT="0" distB="0" distL="0" distR="0" wp14:anchorId="71459CE9" wp14:editId="16A19880">
+          <wp:inline distT="0" distB="0" distL="0" distR="0" wp14:anchorId="6F6051CA" wp14:editId="5D2E9F1A">
             <wp:extent cx="5943600" cy="3714750"/>
             <wp:effectExtent l="0" t="0" r="0" b="0"/>
-            <wp:docPr id="113673253" name="Picture 113673253"/>
+            <wp:docPr id="342543582" name="Picture 342543582"/>
             <wp:cNvGraphicFramePr>
               <a:graphicFrameLocks xmlns:a="http://schemas.openxmlformats.org/drawingml/2006/main" noChangeAspect="1"/>
             </wp:cNvGraphicFramePr>
@@ -5527,10 +5598,10 @@
           <w:noProof/>
         </w:rPr>
         <w:drawing>
-          <wp:inline distT="0" distB="0" distL="0" distR="0" wp14:anchorId="506411BC" wp14:editId="2A092BB8">
+          <wp:inline distT="0" distB="0" distL="0" distR="0" wp14:anchorId="609A97DD" wp14:editId="25C0D6F3">
             <wp:extent cx="5943600" cy="3714750"/>
             <wp:effectExtent l="0" t="0" r="0" b="0"/>
-            <wp:docPr id="869699701" name="Picture 869699701"/>
+            <wp:docPr id="2072805686" name="Picture 2072805686"/>
             <wp:cNvGraphicFramePr>
               <a:graphicFrameLocks xmlns:a="http://schemas.openxmlformats.org/drawingml/2006/main" noChangeAspect="1"/>
             </wp:cNvGraphicFramePr>
@@ -5793,10 +5864,10 @@
           <w:noProof/>
         </w:rPr>
         <w:drawing>
-          <wp:inline distT="0" distB="0" distL="0" distR="0" wp14:anchorId="3CDF0431" wp14:editId="52B0972E">
+          <wp:inline distT="0" distB="0" distL="0" distR="0" wp14:anchorId="7202DDB3" wp14:editId="7300096B">
             <wp:extent cx="5943600" cy="3714750"/>
             <wp:effectExtent l="0" t="0" r="0" b="0"/>
-            <wp:docPr id="567362515" name="Picture 567362515"/>
+            <wp:docPr id="503366745" name="Picture 503366745"/>
             <wp:cNvGraphicFramePr>
               <a:graphicFrameLocks xmlns:a="http://schemas.openxmlformats.org/drawingml/2006/main" noChangeAspect="1"/>
             </wp:cNvGraphicFramePr>
@@ -6375,10 +6446,10 @@
           <w:noProof/>
         </w:rPr>
         <w:drawing>
-          <wp:inline distT="0" distB="0" distL="0" distR="0" wp14:anchorId="5BA48F35" wp14:editId="5316D9BE">
+          <wp:inline distT="0" distB="0" distL="0" distR="0" wp14:anchorId="63765590" wp14:editId="4DBD73B7">
             <wp:extent cx="5943600" cy="3714750"/>
             <wp:effectExtent l="0" t="0" r="0" b="0"/>
-            <wp:docPr id="1847464579" name="Picture 1847464579"/>
+            <wp:docPr id="1874023799" name="Picture 1874023799"/>
             <wp:cNvGraphicFramePr>
               <a:graphicFrameLocks xmlns:a="http://schemas.openxmlformats.org/drawingml/2006/main" noChangeAspect="1"/>
             </wp:cNvGraphicFramePr>
@@ -6562,10 +6633,10 @@
         </w:rPr>
         <w:lastRenderedPageBreak/>
         <w:drawing>
-          <wp:inline distT="0" distB="0" distL="0" distR="0" wp14:anchorId="2EAC20AC" wp14:editId="1C6E2760">
+          <wp:inline distT="0" distB="0" distL="0" distR="0" wp14:anchorId="780D1DBA" wp14:editId="2A3A5824">
             <wp:extent cx="5943600" cy="3714750"/>
             <wp:effectExtent l="0" t="0" r="0" b="0"/>
-            <wp:docPr id="718884156" name="Picture 718884156"/>
+            <wp:docPr id="260938372" name="Picture 260938372"/>
             <wp:cNvGraphicFramePr>
               <a:graphicFrameLocks xmlns:a="http://schemas.openxmlformats.org/drawingml/2006/main" noChangeAspect="1"/>
             </wp:cNvGraphicFramePr>
@@ -6738,10 +6809,10 @@
         </w:rPr>
         <w:lastRenderedPageBreak/>
         <w:drawing>
-          <wp:inline distT="0" distB="0" distL="0" distR="0" wp14:anchorId="48E94CE4" wp14:editId="39379774">
+          <wp:inline distT="0" distB="0" distL="0" distR="0" wp14:anchorId="1B542264" wp14:editId="05B80A7B">
             <wp:extent cx="5943600" cy="3714750"/>
             <wp:effectExtent l="0" t="0" r="0" b="0"/>
-            <wp:docPr id="2130468453" name="Picture 2130468453"/>
+            <wp:docPr id="1359909426" name="Picture 1359909426"/>
             <wp:cNvGraphicFramePr>
               <a:graphicFrameLocks xmlns:a="http://schemas.openxmlformats.org/drawingml/2006/main" noChangeAspect="1"/>
             </wp:cNvGraphicFramePr>
@@ -6930,10 +7001,10 @@
           <w:noProof/>
         </w:rPr>
         <w:drawing>
-          <wp:inline distT="0" distB="0" distL="0" distR="0" wp14:anchorId="24BA01B4" wp14:editId="0EE01196">
+          <wp:inline distT="0" distB="0" distL="0" distR="0" wp14:anchorId="0076D459" wp14:editId="69BD0EA1">
             <wp:extent cx="5943600" cy="3714750"/>
             <wp:effectExtent l="0" t="0" r="0" b="0"/>
-            <wp:docPr id="990514617" name="Picture 990514617"/>
+            <wp:docPr id="1512713189" name="Picture 1512713189"/>
             <wp:cNvGraphicFramePr>
               <a:graphicFrameLocks xmlns:a="http://schemas.openxmlformats.org/drawingml/2006/main" noChangeAspect="1"/>
             </wp:cNvGraphicFramePr>
@@ -7113,10 +7184,10 @@
           <w:noProof/>
         </w:rPr>
         <w:drawing>
-          <wp:inline distT="0" distB="0" distL="0" distR="0" wp14:anchorId="450F6E00" wp14:editId="7BFBCCEA">
+          <wp:inline distT="0" distB="0" distL="0" distR="0" wp14:anchorId="14E72E74" wp14:editId="03EDCFAB">
             <wp:extent cx="5943600" cy="3714750"/>
             <wp:effectExtent l="0" t="0" r="0" b="0"/>
-            <wp:docPr id="1075846154" name="Picture 1075846154"/>
+            <wp:docPr id="42776953" name="Picture 42776953"/>
             <wp:cNvGraphicFramePr>
               <a:graphicFrameLocks xmlns:a="http://schemas.openxmlformats.org/drawingml/2006/main" noChangeAspect="1"/>
             </wp:cNvGraphicFramePr>
@@ -7615,10 +7686,10 @@
         </w:rPr>
         <w:lastRenderedPageBreak/>
         <w:drawing>
-          <wp:inline distT="0" distB="0" distL="0" distR="0" wp14:anchorId="05F121D3" wp14:editId="0EAB5606">
+          <wp:inline distT="0" distB="0" distL="0" distR="0" wp14:anchorId="55447716" wp14:editId="3E996806">
             <wp:extent cx="5943600" cy="3714750"/>
             <wp:effectExtent l="0" t="0" r="0" b="0"/>
-            <wp:docPr id="1256516438" name="Picture 1256516438"/>
+            <wp:docPr id="91311096" name="Picture 91311096"/>
             <wp:cNvGraphicFramePr>
               <a:graphicFrameLocks xmlns:a="http://schemas.openxmlformats.org/drawingml/2006/main" noChangeAspect="1"/>
             </wp:cNvGraphicFramePr>
@@ -7824,10 +7895,10 @@
         </w:rPr>
         <w:lastRenderedPageBreak/>
         <w:drawing>
-          <wp:inline distT="0" distB="0" distL="0" distR="0" wp14:anchorId="5E0FEAC3" wp14:editId="23AE18BA">
+          <wp:inline distT="0" distB="0" distL="0" distR="0" wp14:anchorId="1E3890A3" wp14:editId="7B118A9D">
             <wp:extent cx="5943600" cy="3714750"/>
             <wp:effectExtent l="0" t="0" r="0" b="0"/>
-            <wp:docPr id="399444629" name="Picture 399444629"/>
+            <wp:docPr id="1486286848" name="Picture 1486286848"/>
             <wp:cNvGraphicFramePr>
               <a:graphicFrameLocks xmlns:a="http://schemas.openxmlformats.org/drawingml/2006/main" noChangeAspect="1"/>
             </wp:cNvGraphicFramePr>
@@ -7967,10 +8038,10 @@
           <w:noProof/>
         </w:rPr>
         <w:drawing>
-          <wp:inline distT="0" distB="0" distL="0" distR="0" wp14:anchorId="68F761E6" wp14:editId="75739595">
+          <wp:inline distT="0" distB="0" distL="0" distR="0" wp14:anchorId="6AFF9B39" wp14:editId="6AF2D303">
             <wp:extent cx="5943600" cy="3714750"/>
             <wp:effectExtent l="0" t="0" r="0" b="0"/>
-            <wp:docPr id="1148499566" name="Picture 1148499566"/>
+            <wp:docPr id="484496660" name="Picture 484496660"/>
             <wp:cNvGraphicFramePr>
               <a:graphicFrameLocks xmlns:a="http://schemas.openxmlformats.org/drawingml/2006/main" noChangeAspect="1"/>
             </wp:cNvGraphicFramePr>
@@ -8296,10 +8367,10 @@
           <w:noProof/>
         </w:rPr>
         <w:drawing>
-          <wp:inline distT="0" distB="0" distL="0" distR="0" wp14:anchorId="6E3E7DF2" wp14:editId="6E72A0D3">
+          <wp:inline distT="0" distB="0" distL="0" distR="0" wp14:anchorId="00961D4B" wp14:editId="19EE7BD3">
             <wp:extent cx="5943600" cy="3714750"/>
             <wp:effectExtent l="0" t="0" r="0" b="0"/>
-            <wp:docPr id="1213292149" name="Picture 1213292149"/>
+            <wp:docPr id="1359884330" name="Picture 1359884330"/>
             <wp:cNvGraphicFramePr>
               <a:graphicFrameLocks xmlns:a="http://schemas.openxmlformats.org/drawingml/2006/main" noChangeAspect="1"/>
             </wp:cNvGraphicFramePr>
@@ -8672,10 +8743,10 @@
           <w:noProof/>
         </w:rPr>
         <w:drawing>
-          <wp:inline distT="0" distB="0" distL="0" distR="0" wp14:anchorId="3E90BEDB" wp14:editId="51F6A94E">
+          <wp:inline distT="0" distB="0" distL="0" distR="0" wp14:anchorId="6D10FC42" wp14:editId="3FAA5491">
             <wp:extent cx="5943600" cy="3714750"/>
             <wp:effectExtent l="0" t="0" r="0" b="0"/>
-            <wp:docPr id="243515062" name="Picture 243515062"/>
+            <wp:docPr id="1959868892" name="Picture 1959868892"/>
             <wp:cNvGraphicFramePr>
               <a:graphicFrameLocks xmlns:a="http://schemas.openxmlformats.org/drawingml/2006/main" noChangeAspect="1"/>
             </wp:cNvGraphicFramePr>
@@ -8825,10 +8896,10 @@
           <w:noProof/>
         </w:rPr>
         <w:drawing>
-          <wp:inline distT="0" distB="0" distL="0" distR="0" wp14:anchorId="7EC9F5B1" wp14:editId="24E377C5">
+          <wp:inline distT="0" distB="0" distL="0" distR="0" wp14:anchorId="047B2628" wp14:editId="03737A17">
             <wp:extent cx="5943600" cy="3714750"/>
             <wp:effectExtent l="0" t="0" r="0" b="0"/>
-            <wp:docPr id="1264049113" name="Picture 1264049113"/>
+            <wp:docPr id="1421371285" name="Picture 1421371285"/>
             <wp:cNvGraphicFramePr>
               <a:graphicFrameLocks xmlns:a="http://schemas.openxmlformats.org/drawingml/2006/main" noChangeAspect="1"/>
             </wp:cNvGraphicFramePr>
@@ -10663,10 +10734,10 @@
           <w:noProof/>
         </w:rPr>
         <w:drawing>
-          <wp:inline distT="0" distB="0" distL="0" distR="0" wp14:anchorId="45768CC5" wp14:editId="700330FD">
+          <wp:inline distT="0" distB="0" distL="0" distR="0" wp14:anchorId="001F889F" wp14:editId="54C8DB15">
             <wp:extent cx="5943600" cy="3714750"/>
             <wp:effectExtent l="0" t="0" r="0" b="0"/>
-            <wp:docPr id="223767782" name="Picture 223767782"/>
+            <wp:docPr id="1827435450" name="Picture 1827435450"/>
             <wp:cNvGraphicFramePr>
               <a:graphicFrameLocks xmlns:a="http://schemas.openxmlformats.org/drawingml/2006/main" noChangeAspect="1"/>
             </wp:cNvGraphicFramePr>
@@ -10885,10 +10956,10 @@
           <w:noProof/>
         </w:rPr>
         <w:drawing>
-          <wp:inline distT="0" distB="0" distL="0" distR="0" wp14:anchorId="457B486E" wp14:editId="25967ACE">
+          <wp:inline distT="0" distB="0" distL="0" distR="0" wp14:anchorId="38898B9F" wp14:editId="0FBE3692">
             <wp:extent cx="5943600" cy="3714750"/>
             <wp:effectExtent l="0" t="0" r="0" b="0"/>
-            <wp:docPr id="157551399" name="Picture 157551399"/>
+            <wp:docPr id="1460288746" name="Picture 1460288746"/>
             <wp:cNvGraphicFramePr>
               <a:graphicFrameLocks xmlns:a="http://schemas.openxmlformats.org/drawingml/2006/main" noChangeAspect="1"/>
             </wp:cNvGraphicFramePr>
@@ -11566,10 +11637,10 @@
           <w:noProof/>
         </w:rPr>
         <w:drawing>
-          <wp:inline distT="0" distB="0" distL="0" distR="0" wp14:anchorId="18F1F852" wp14:editId="15D02035">
+          <wp:inline distT="0" distB="0" distL="0" distR="0" wp14:anchorId="0F40306C" wp14:editId="2C8E473F">
             <wp:extent cx="5943600" cy="3714750"/>
             <wp:effectExtent l="0" t="0" r="0" b="0"/>
-            <wp:docPr id="1545327563" name="Picture 1545327563"/>
+            <wp:docPr id="531460612" name="Picture 531460612"/>
             <wp:cNvGraphicFramePr>
               <a:graphicFrameLocks xmlns:a="http://schemas.openxmlformats.org/drawingml/2006/main" noChangeAspect="1"/>
             </wp:cNvGraphicFramePr>
@@ -11623,6 +11694,114 @@
     </w:p>
     <w:p>
       <w:pPr>
+        <w:spacing w:after="120"/>
+      </w:pPr>
+      <w:r>
+        <w:t xml:space="preserve">The page is divided into seven groups, each with a tab at the top: </w:t>
+      </w:r>
+      <w:r>
+        <w:rPr>
+          <w:b/>
+          <w:bCs/>
+        </w:rPr>
+        <w:t>Library</w:t>
+      </w:r>
+      <w:r>
+        <w:t xml:space="preserve"> (roots, scanning, ffprobe, folder watch, adult content), </w:t>
+      </w:r>
+      <w:r>
+        <w:rPr>
+          <w:b/>
+          <w:bCs/>
+        </w:rPr>
+        <w:t>Episodes and quality</w:t>
+      </w:r>
+      <w:r>
+        <w:t xml:space="preserve"> (expected episodes, quality thresholds, posters), </w:t>
+      </w:r>
+      <w:r>
+        <w:rPr>
+          <w:b/>
+          <w:bCs/>
+        </w:rPr>
+        <w:t>Automation</w:t>
+      </w:r>
+      <w:r>
+        <w:t xml:space="preserve"> (schedules, notifications, updates), </w:t>
+      </w:r>
+      <w:r>
+        <w:rPr>
+          <w:b/>
+          <w:bCs/>
+        </w:rPr>
+        <w:t>Connections</w:t>
+      </w:r>
+      <w:r>
+        <w:t xml:space="preserve"> (Plex, CSV export), </w:t>
+      </w:r>
+      <w:r>
+        <w:rPr>
+          <w:b/>
+          <w:bCs/>
+        </w:rPr>
+        <w:t>Renaming</w:t>
+      </w:r>
+      <w:r>
+        <w:t xml:space="preserve">, </w:t>
+      </w:r>
+      <w:r>
+        <w:rPr>
+          <w:b/>
+          <w:bCs/>
+        </w:rPr>
+        <w:t>Backup and data</w:t>
+      </w:r>
+      <w:r>
+        <w:t xml:space="preserve">, and </w:t>
+      </w:r>
+      <w:r>
+        <w:rPr>
+          <w:b/>
+          <w:bCs/>
+        </w:rPr>
+        <w:t>Appearance</w:t>
+      </w:r>
+      <w:r>
+        <w:t xml:space="preserve">. </w:t>
+      </w:r>
+      <w:r>
+        <w:rPr>
+          <w:b/>
+          <w:bCs/>
+        </w:rPr>
+        <w:t>All</w:t>
+      </w:r>
+      <w:r>
+        <w:t xml:space="preserve"> shows everything under its group headings. </w:t>
+      </w:r>
+      <w:r>
+        <w:rPr>
+          <w:b/>
+          <w:bCs/>
+        </w:rPr>
+        <w:t>Find a setting</w:t>
+      </w:r>
+      <w:r>
+        <w:t xml:space="preserve"> filters the sections by any word in them, across all groups. One </w:t>
+      </w:r>
+      <w:r>
+        <w:rPr>
+          <w:b/>
+          <w:bCs/>
+        </w:rPr>
+        <w:t>Save settings</w:t>
+      </w:r>
+      <w:r>
+        <w:t xml:space="preserve"> button at the bottom saves the whole page whichever tab is showing.</w:t>
+      </w:r>
+    </w:p>
+    <w:p>
+      <w:pPr>
         <w:pStyle w:val="Heading2"/>
       </w:pPr>
       <w:r>
@@ -11732,6 +11911,7 @@
           <w:b/>
           <w:bCs/>
         </w:rPr>
+        <w:lastRenderedPageBreak/>
         <w:t>Re-probe unchanged files</w:t>
       </w:r>
       <w:r>
@@ -11791,7 +11971,6 @@
         <w:spacing w:after="120"/>
       </w:pPr>
       <w:r>
-        <w:lastRenderedPageBreak/>
         <w:t xml:space="preserve">Shows where ffprobe was found and its version. A path override and a </w:t>
       </w:r>
       <w:r>
@@ -12043,7 +12222,11 @@
         <w:t>Restore…</w:t>
       </w:r>
       <w:r>
-        <w:t xml:space="preserve"> lists the sets in the folder. Pick one and choose whether to bring back the settings and the web accounts as well as the library data. The backup is opened read-only and checked (integrity, schema no newer than this build) before anything happens; then MediaLedger restarts and swaps the files in before opening them. The files it replaces are not deleted: they are moved into a </w:t>
+        <w:t xml:space="preserve"> lists the sets in the folder. Pick one and choose whether to bring back the settings and the web accounts as well as the library data. The backup is opened read-only and checked (integrity, schema no newer than this build) before anything happens; then MediaLedger restarts and swaps the files in </w:t>
+      </w:r>
+      <w:r>
+        <w:lastRenderedPageBreak/>
+        <w:t xml:space="preserve">before opening them. The files it replaces are not deleted: they are moved into a </w:t>
       </w:r>
       <w:r>
         <w:rPr>
@@ -12071,7 +12254,6 @@
         <w:spacing w:after="120"/>
       </w:pPr>
       <w:r>
-        <w:lastRenderedPageBreak/>
         <w:t>Automatic updates on/off, and the GitHub token needed only while the repository is private.</w:t>
       </w:r>
     </w:p>
@@ -12816,10 +12998,10 @@
           <w:noProof/>
         </w:rPr>
         <w:drawing>
-          <wp:inline distT="0" distB="0" distL="0" distR="0" wp14:anchorId="6C70507E" wp14:editId="2BCCD74E">
+          <wp:inline distT="0" distB="0" distL="0" distR="0" wp14:anchorId="69501593" wp14:editId="40589280">
             <wp:extent cx="5943600" cy="3714750"/>
             <wp:effectExtent l="0" t="0" r="0" b="0"/>
-            <wp:docPr id="760216107" name="Picture 760216107"/>
+            <wp:docPr id="971664077" name="Picture 971664077"/>
             <wp:cNvGraphicFramePr>
               <a:graphicFrameLocks xmlns:a="http://schemas.openxmlformats.org/drawingml/2006/main" noChangeAspect="1"/>
             </wp:cNvGraphicFramePr>
@@ -13393,10 +13575,10 @@
           <w:noProof/>
         </w:rPr>
         <w:drawing>
-          <wp:inline distT="0" distB="0" distL="0" distR="0" wp14:anchorId="6C6C839B" wp14:editId="1A01BAF6">
+          <wp:inline distT="0" distB="0" distL="0" distR="0" wp14:anchorId="20F91A22" wp14:editId="0F6C57D5">
             <wp:extent cx="5943600" cy="3714750"/>
             <wp:effectExtent l="0" t="0" r="0" b="0"/>
-            <wp:docPr id="996838835" name="Picture 996838835"/>
+            <wp:docPr id="1239727918" name="Picture 1239727918"/>
             <wp:cNvGraphicFramePr>
               <a:graphicFrameLocks xmlns:a="http://schemas.openxmlformats.org/drawingml/2006/main" noChangeAspect="1"/>
             </wp:cNvGraphicFramePr>
@@ -13559,10 +13741,10 @@
           <w:noProof/>
         </w:rPr>
         <w:drawing>
-          <wp:inline distT="0" distB="0" distL="0" distR="0" wp14:anchorId="4F6E2757" wp14:editId="4FE80261">
+          <wp:inline distT="0" distB="0" distL="0" distR="0" wp14:anchorId="4A7232D0" wp14:editId="1A142464">
             <wp:extent cx="5943600" cy="3714750"/>
             <wp:effectExtent l="0" t="0" r="0" b="0"/>
-            <wp:docPr id="824286883" name="Picture 824286883"/>
+            <wp:docPr id="618946092" name="Picture 618946092"/>
             <wp:cNvGraphicFramePr>
               <a:graphicFrameLocks xmlns:a="http://schemas.openxmlformats.org/drawingml/2006/main" noChangeAspect="1"/>
             </wp:cNvGraphicFramePr>
@@ -14776,10 +14958,10 @@
           <w:noProof/>
         </w:rPr>
         <w:drawing>
-          <wp:inline distT="0" distB="0" distL="0" distR="0" wp14:anchorId="12B031E9" wp14:editId="0C7775FD">
+          <wp:inline distT="0" distB="0" distL="0" distR="0" wp14:anchorId="11C4C71B" wp14:editId="451701D1">
             <wp:extent cx="5943600" cy="3714750"/>
             <wp:effectExtent l="0" t="0" r="0" b="0"/>
-            <wp:docPr id="1535842702" name="Picture 1535842702"/>
+            <wp:docPr id="982676508" name="Picture 982676508"/>
             <wp:cNvGraphicFramePr>
               <a:graphicFrameLocks xmlns:a="http://schemas.openxmlformats.org/drawingml/2006/main" noChangeAspect="1"/>
             </wp:cNvGraphicFramePr>
@@ -15014,6 +15196,14 @@
       </w:pPr>
       <w:r>
         <w:lastRenderedPageBreak/>
+        <w:t>When a reverse proxy on the same machine (Caddy, see 22.9) serves HTTPS in front of MediaLedger, the server notices the first time you open the site through it: the HTTPS line in the checklist turns green, the heading reads *on, by the reverse proxy*, and the button for the built-in certificate is not offered, because turning it on would break the proxy. Only a proxy on the machine itself is believed; another computer on the network cannot claim it.</w:t>
+      </w:r>
+    </w:p>
+    <w:p>
+      <w:pPr>
+        <w:spacing w:after="120"/>
+      </w:pPr>
+      <w:r>
         <w:t xml:space="preserve">On a home LAN plain HTTP is normal, and MediaLedger refuses connections from outside the LAN anyway. HTTPS adds encryption between each browser and the Pi, which matters if you do not fully trust every device on the Wi-Fi, and it lets phones add the site as a proper app without warnings. There is no certificate authority for a private LAN name, so MediaLedger makes its own </w:t>
       </w:r>
       <w:r>
@@ -15218,10 +15408,10 @@
           <w:noProof/>
         </w:rPr>
         <w:drawing>
-          <wp:inline distT="0" distB="0" distL="0" distR="0" wp14:anchorId="5DF6232E" wp14:editId="46B0855C">
+          <wp:inline distT="0" distB="0" distL="0" distR="0" wp14:anchorId="1EAD92CF" wp14:editId="03E5C78D">
             <wp:extent cx="5943600" cy="3714750"/>
             <wp:effectExtent l="0" t="0" r="0" b="0"/>
-            <wp:docPr id="417069205" name="Picture 417069205"/>
+            <wp:docPr id="266938631" name="Picture 266938631"/>
             <wp:cNvGraphicFramePr>
               <a:graphicFrameLocks xmlns:a="http://schemas.openxmlformats.org/drawingml/2006/main" noChangeAspect="1"/>
             </wp:cNvGraphicFramePr>
@@ -21216,7 +21406,7 @@
         <w:sz w:val="16"/>
         <w:szCs w:val="16"/>
       </w:rPr>
-      <w:t>MediaLedger 2.2.0 · User Manual</w:t>
+      <w:t>MediaLedger 2.3.0 · User Manual</w:t>
     </w:r>
   </w:p>
 </w:hdr>
@@ -21235,118 +21425,118 @@
 <file path=word/numbering.xml><?xml version="1.0" encoding="utf-8"?>
 <w:numbering xmlns:wpc="http://schemas.microsoft.com/office/word/2010/wordprocessingCanvas" xmlns:cx="http://schemas.microsoft.com/office/drawing/2014/chartex" xmlns:cx1="http://schemas.microsoft.com/office/drawing/2015/9/8/chartex" xmlns:cx2="http://schemas.microsoft.com/office/drawing/2015/10/21/chartex" xmlns:cx3="http://schemas.microsoft.com/office/drawing/2016/5/9/chartex" xmlns:cx4="http://schemas.microsoft.com/office/drawing/2016/5/10/chartex" xmlns:cx5="http://schemas.microsoft.com/office/drawing/2016/5/11/chartex" xmlns:cx6="http://schemas.microsoft.com/office/drawing/2016/5/12/chartex" xmlns:cx7="http://schemas.microsoft.com/office/drawing/2016/5/13/chartex" xmlns:cx8="http://schemas.microsoft.com/office/drawing/2016/5/14/chartex" xmlns:mc="http://schemas.openxmlformats.org/markup-compatibility/2006" xmlns:aink="http://schemas.microsoft.com/office/drawing/2016/ink" xmlns:am3d="http://schemas.microsoft.com/office/drawing/2017/model3d" xmlns:o="urn:schemas-microsoft-com:office:office" xmlns:oel="http://schemas.microsoft.com/office/2019/extlst" xmlns:r="http://schemas.openxmlformats.org/officeDocument/2006/relationships" xmlns:m="http://schemas.openxmlformats.org/officeDocument/2006/math" xmlns:v="urn:schemas-microsoft-com:vml" xmlns:wp14="http://schemas.microsoft.com/office/word/2010/wordprocessingDrawing" xmlns:wp="http://schemas.openxmlformats.org/drawingml/2006/wordprocessingDrawing" xmlns:w10="urn:schemas-microsoft-com:office:word" xmlns:w="http://schemas.openxmlformats.org/wordprocessingml/2006/main" xmlns:w14="http://schemas.microsoft.com/office/word/2010/wordml" xmlns:w15="http://schemas.microsoft.com/office/word/2012/wordml" xmlns:w16cex="http://schemas.microsoft.com/office/word/2018/wordml/cex" xmlns:w16cid="http://schemas.microsoft.com/office/word/2016/wordml/cid" xmlns:w16="http://schemas.microsoft.com/office/word/2018/wordml" xmlns:w16du="http://schemas.microsoft.com/office/word/2023/wordml/word16du" xmlns:w16sdtdh="http://schemas.microsoft.com/office/word/2020/wordml/sdtdatahash" xmlns:w16sdtfl="http://schemas.microsoft.com/office/word/2024/wordml/sdtformatlock" xmlns:w16se="http://schemas.microsoft.com/office/word/2015/wordml/symex" xmlns:wpg="http://schemas.microsoft.com/office/word/2010/wordprocessingGroup" xmlns:wpi="http://schemas.microsoft.com/office/word/2010/wordprocessingInk" xmlns:wne="http://schemas.microsoft.com/office/word/2006/wordml" xmlns:wps="http://schemas.microsoft.com/office/word/2010/wordprocessingShape" mc:Ignorable="w14 w15 w16se w16cid w16 w16cex w16sdtdh w16sdtfl w16du wp14">
   <w:abstractNum w:abstractNumId="0" w15:restartNumberingAfterBreak="0">
-    <w:nsid w:val="40123DAC"/>
+    <w:nsid w:val="0DD144C7"/>
     <w:multiLevelType w:val="hybridMultilevel"/>
-    <w:tmpl w:val="6A3E493E"/>
-    <w:lvl w:ilvl="0" w:tplc="20585206">
+    <w:tmpl w:val="939C6C94"/>
+    <w:lvl w:ilvl="0" w:tplc="C70C8BF8">
       <w:start w:val="1"/>
-      <w:numFmt w:val="decimal"/>
-      <w:lvlText w:val="%1."/>
+      <w:numFmt w:val="bullet"/>
+      <w:lvlText w:val="•"/>
       <w:lvlJc w:val="left"/>
       <w:pPr>
-        <w:ind w:left="540" w:hanging="360"/>
+        <w:ind w:left="540" w:hanging="270"/>
       </w:pPr>
     </w:lvl>
-    <w:lvl w:ilvl="1" w:tplc="296C9534">
+    <w:lvl w:ilvl="1" w:tplc="460002F8">
       <w:numFmt w:val="decimal"/>
       <w:lvlText w:val=""/>
       <w:lvlJc w:val="left"/>
     </w:lvl>
-    <w:lvl w:ilvl="2" w:tplc="898C34E2">
+    <w:lvl w:ilvl="2" w:tplc="5BE4A960">
       <w:numFmt w:val="decimal"/>
       <w:lvlText w:val=""/>
       <w:lvlJc w:val="left"/>
     </w:lvl>
-    <w:lvl w:ilvl="3" w:tplc="1EE6E634">
+    <w:lvl w:ilvl="3" w:tplc="4502DC08">
       <w:numFmt w:val="decimal"/>
       <w:lvlText w:val=""/>
       <w:lvlJc w:val="left"/>
     </w:lvl>
-    <w:lvl w:ilvl="4" w:tplc="DDB4D684">
+    <w:lvl w:ilvl="4" w:tplc="DF3A4884">
       <w:numFmt w:val="decimal"/>
       <w:lvlText w:val=""/>
       <w:lvlJc w:val="left"/>
     </w:lvl>
-    <w:lvl w:ilvl="5" w:tplc="06763FE6">
+    <w:lvl w:ilvl="5" w:tplc="5A587D22">
       <w:numFmt w:val="decimal"/>
       <w:lvlText w:val=""/>
       <w:lvlJc w:val="left"/>
     </w:lvl>
-    <w:lvl w:ilvl="6" w:tplc="C81EB674">
+    <w:lvl w:ilvl="6" w:tplc="F1328B2C">
       <w:numFmt w:val="decimal"/>
       <w:lvlText w:val=""/>
       <w:lvlJc w:val="left"/>
     </w:lvl>
-    <w:lvl w:ilvl="7" w:tplc="275EB45C">
+    <w:lvl w:ilvl="7" w:tplc="B61849A4">
       <w:numFmt w:val="decimal"/>
       <w:lvlText w:val=""/>
       <w:lvlJc w:val="left"/>
     </w:lvl>
-    <w:lvl w:ilvl="8" w:tplc="C93CBC6A">
+    <w:lvl w:ilvl="8" w:tplc="6F0805A2">
       <w:numFmt w:val="decimal"/>
       <w:lvlText w:val=""/>
       <w:lvlJc w:val="left"/>
     </w:lvl>
   </w:abstractNum>
   <w:abstractNum w:abstractNumId="1" w15:restartNumberingAfterBreak="0">
-    <w:nsid w:val="46962189"/>
+    <w:nsid w:val="21917ECA"/>
     <w:multiLevelType w:val="hybridMultilevel"/>
-    <w:tmpl w:val="540EF696"/>
-    <w:lvl w:ilvl="0" w:tplc="A18E4CEE">
+    <w:tmpl w:val="B61CD460"/>
+    <w:lvl w:ilvl="0" w:tplc="179C1E30">
       <w:start w:val="1"/>
-      <w:numFmt w:val="bullet"/>
-      <w:lvlText w:val="•"/>
+      <w:numFmt w:val="decimal"/>
+      <w:lvlText w:val="%1."/>
       <w:lvlJc w:val="left"/>
       <w:pPr>
-        <w:ind w:left="540" w:hanging="270"/>
+        <w:ind w:left="540" w:hanging="360"/>
       </w:pPr>
     </w:lvl>
-    <w:lvl w:ilvl="1" w:tplc="C4A8057A">
+    <w:lvl w:ilvl="1" w:tplc="8A28B3E6">
       <w:numFmt w:val="decimal"/>
       <w:lvlText w:val=""/>
       <w:lvlJc w:val="left"/>
     </w:lvl>
-    <w:lvl w:ilvl="2" w:tplc="64325032">
+    <w:lvl w:ilvl="2" w:tplc="1F74F096">
       <w:numFmt w:val="decimal"/>
       <w:lvlText w:val=""/>
       <w:lvlJc w:val="left"/>
     </w:lvl>
-    <w:lvl w:ilvl="3" w:tplc="0D0254F2">
+    <w:lvl w:ilvl="3" w:tplc="4C20C5F8">
       <w:numFmt w:val="decimal"/>
       <w:lvlText w:val=""/>
       <w:lvlJc w:val="left"/>
     </w:lvl>
-    <w:lvl w:ilvl="4" w:tplc="4EFA56AA">
+    <w:lvl w:ilvl="4" w:tplc="62F6F67A">
       <w:numFmt w:val="decimal"/>
       <w:lvlText w:val=""/>
       <w:lvlJc w:val="left"/>
     </w:lvl>
-    <w:lvl w:ilvl="5" w:tplc="2698F308">
+    <w:lvl w:ilvl="5" w:tplc="34C6E87A">
       <w:numFmt w:val="decimal"/>
       <w:lvlText w:val=""/>
       <w:lvlJc w:val="left"/>
     </w:lvl>
-    <w:lvl w:ilvl="6" w:tplc="39700CF0">
+    <w:lvl w:ilvl="6" w:tplc="3446A90A">
       <w:numFmt w:val="decimal"/>
       <w:lvlText w:val=""/>
       <w:lvlJc w:val="left"/>
     </w:lvl>
-    <w:lvl w:ilvl="7" w:tplc="B928EC4E">
+    <w:lvl w:ilvl="7" w:tplc="9758A8F4">
       <w:numFmt w:val="decimal"/>
       <w:lvlText w:val=""/>
       <w:lvlJc w:val="left"/>
     </w:lvl>
-    <w:lvl w:ilvl="8" w:tplc="1F186336">
+    <w:lvl w:ilvl="8" w:tplc="0A3E6CA0">
       <w:numFmt w:val="decimal"/>
       <w:lvlText w:val=""/>
       <w:lvlJc w:val="left"/>
     </w:lvl>
   </w:abstractNum>
   <w:abstractNum w:abstractNumId="2" w15:restartNumberingAfterBreak="0">
-    <w:nsid w:val="62AF2893"/>
+    <w:nsid w:val="33CD7A6A"/>
     <w:multiLevelType w:val="hybridMultilevel"/>
-    <w:tmpl w:val="EB802FB8"/>
-    <w:lvl w:ilvl="0" w:tplc="ECECBDB0">
+    <w:tmpl w:val="94CCE794"/>
+    <w:lvl w:ilvl="0" w:tplc="D9400AA8">
       <w:start w:val="1"/>
       <w:numFmt w:val="bullet"/>
       <w:lvlText w:val="●"/>
@@ -21355,7 +21545,7 @@
         <w:ind w:left="720" w:hanging="360"/>
       </w:pPr>
     </w:lvl>
-    <w:lvl w:ilvl="1" w:tplc="A30EFA9E">
+    <w:lvl w:ilvl="1" w:tplc="15605F20">
       <w:start w:val="1"/>
       <w:numFmt w:val="bullet"/>
       <w:lvlText w:val="○"/>
@@ -21364,7 +21554,7 @@
         <w:ind w:left="1440" w:hanging="360"/>
       </w:pPr>
     </w:lvl>
-    <w:lvl w:ilvl="2" w:tplc="195A133E">
+    <w:lvl w:ilvl="2" w:tplc="CC4AB740">
       <w:start w:val="1"/>
       <w:numFmt w:val="bullet"/>
       <w:lvlText w:val="■"/>
@@ -21373,7 +21563,7 @@
         <w:ind w:left="2160" w:hanging="360"/>
       </w:pPr>
     </w:lvl>
-    <w:lvl w:ilvl="3" w:tplc="787CB372">
+    <w:lvl w:ilvl="3" w:tplc="93EC35A8">
       <w:start w:val="1"/>
       <w:numFmt w:val="bullet"/>
       <w:lvlText w:val="●"/>
@@ -21382,7 +21572,7 @@
         <w:ind w:left="2880" w:hanging="360"/>
       </w:pPr>
     </w:lvl>
-    <w:lvl w:ilvl="4" w:tplc="C4543BE4">
+    <w:lvl w:ilvl="4" w:tplc="DCAAE488">
       <w:start w:val="1"/>
       <w:numFmt w:val="bullet"/>
       <w:lvlText w:val="○"/>
@@ -21391,7 +21581,7 @@
         <w:ind w:left="3600" w:hanging="360"/>
       </w:pPr>
     </w:lvl>
-    <w:lvl w:ilvl="5" w:tplc="24AC5042">
+    <w:lvl w:ilvl="5" w:tplc="D8E43E18">
       <w:start w:val="1"/>
       <w:numFmt w:val="bullet"/>
       <w:lvlText w:val="■"/>
@@ -21400,7 +21590,7 @@
         <w:ind w:left="4320" w:hanging="360"/>
       </w:pPr>
     </w:lvl>
-    <w:lvl w:ilvl="6" w:tplc="84EE0AD2">
+    <w:lvl w:ilvl="6" w:tplc="AF1A2E92">
       <w:start w:val="1"/>
       <w:numFmt w:val="bullet"/>
       <w:lvlText w:val="●"/>
@@ -21409,7 +21599,7 @@
         <w:ind w:left="5040" w:hanging="360"/>
       </w:pPr>
     </w:lvl>
-    <w:lvl w:ilvl="7" w:tplc="7070DD28">
+    <w:lvl w:ilvl="7" w:tplc="FD8A548A">
       <w:start w:val="1"/>
       <w:numFmt w:val="bullet"/>
       <w:lvlText w:val="●"/>
@@ -21418,7 +21608,7 @@
         <w:ind w:left="5760" w:hanging="360"/>
       </w:pPr>
     </w:lvl>
-    <w:lvl w:ilvl="8" w:tplc="C3960E62">
+    <w:lvl w:ilvl="8" w:tplc="CA469D46">
       <w:start w:val="1"/>
       <w:numFmt w:val="bullet"/>
       <w:lvlText w:val="●"/>
@@ -21428,68 +21618,68 @@
       </w:pPr>
     </w:lvl>
   </w:abstractNum>
-  <w:num w:numId="1" w16cid:durableId="700519053">
+  <w:num w:numId="1" w16cid:durableId="442652116">
     <w:abstractNumId w:val="2"/>
     <w:lvlOverride w:ilvl="0">
       <w:startOverride w:val="1"/>
     </w:lvlOverride>
   </w:num>
-  <w:num w:numId="2" w16cid:durableId="1741562815">
+  <w:num w:numId="2" w16cid:durableId="628320922">
+    <w:abstractNumId w:val="0"/>
+    <w:lvlOverride w:ilvl="0">
+      <w:startOverride w:val="1"/>
+    </w:lvlOverride>
+  </w:num>
+  <w:num w:numId="3" w16cid:durableId="1781492010">
     <w:abstractNumId w:val="1"/>
     <w:lvlOverride w:ilvl="0">
       <w:startOverride w:val="1"/>
     </w:lvlOverride>
   </w:num>
-  <w:num w:numId="3" w16cid:durableId="243877641">
-    <w:abstractNumId w:val="0"/>
+  <w:num w:numId="4" w16cid:durableId="1077440478">
+    <w:abstractNumId w:val="1"/>
     <w:lvlOverride w:ilvl="0">
       <w:startOverride w:val="1"/>
     </w:lvlOverride>
   </w:num>
-  <w:num w:numId="4" w16cid:durableId="710038466">
-    <w:abstractNumId w:val="0"/>
+  <w:num w:numId="5" w16cid:durableId="1433015055">
+    <w:abstractNumId w:val="1"/>
     <w:lvlOverride w:ilvl="0">
       <w:startOverride w:val="1"/>
     </w:lvlOverride>
   </w:num>
-  <w:num w:numId="5" w16cid:durableId="570382592">
-    <w:abstractNumId w:val="0"/>
+  <w:num w:numId="6" w16cid:durableId="647365395">
+    <w:abstractNumId w:val="1"/>
     <w:lvlOverride w:ilvl="0">
       <w:startOverride w:val="1"/>
     </w:lvlOverride>
   </w:num>
-  <w:num w:numId="6" w16cid:durableId="83188132">
-    <w:abstractNumId w:val="0"/>
+  <w:num w:numId="7" w16cid:durableId="864637263">
+    <w:abstractNumId w:val="1"/>
     <w:lvlOverride w:ilvl="0">
       <w:startOverride w:val="1"/>
     </w:lvlOverride>
   </w:num>
-  <w:num w:numId="7" w16cid:durableId="1147550725">
-    <w:abstractNumId w:val="0"/>
+  <w:num w:numId="8" w16cid:durableId="332269612">
+    <w:abstractNumId w:val="1"/>
     <w:lvlOverride w:ilvl="0">
       <w:startOverride w:val="1"/>
     </w:lvlOverride>
   </w:num>
-  <w:num w:numId="8" w16cid:durableId="498927853">
-    <w:abstractNumId w:val="0"/>
+  <w:num w:numId="9" w16cid:durableId="1568220546">
+    <w:abstractNumId w:val="1"/>
     <w:lvlOverride w:ilvl="0">
       <w:startOverride w:val="1"/>
     </w:lvlOverride>
   </w:num>
-  <w:num w:numId="9" w16cid:durableId="922879229">
-    <w:abstractNumId w:val="0"/>
+  <w:num w:numId="10" w16cid:durableId="404491839">
+    <w:abstractNumId w:val="1"/>
     <w:lvlOverride w:ilvl="0">
       <w:startOverride w:val="1"/>
     </w:lvlOverride>
   </w:num>
-  <w:num w:numId="10" w16cid:durableId="611520344">
-    <w:abstractNumId w:val="0"/>
-    <w:lvlOverride w:ilvl="0">
-      <w:startOverride w:val="1"/>
-    </w:lvlOverride>
-  </w:num>
-  <w:num w:numId="11" w16cid:durableId="1132863263">
-    <w:abstractNumId w:val="0"/>
+  <w:num w:numId="11" w16cid:durableId="1659380051">
+    <w:abstractNumId w:val="1"/>
     <w:lvlOverride w:ilvl="0">
       <w:startOverride w:val="1"/>
     </w:lvlOverride>
@@ -22108,7 +22298,7 @@
     <w:link w:val="HeaderChar"/>
     <w:uiPriority w:val="99"/>
     <w:unhideWhenUsed/>
-    <w:rsid w:val="002F0332"/>
+    <w:rsid w:val="00AF2175"/>
     <w:pPr>
       <w:tabs>
         <w:tab w:val="center" w:pos="4680"/>
@@ -22121,7 +22311,7 @@
     <w:basedOn w:val="DefaultParagraphFont"/>
     <w:link w:val="Header"/>
     <w:uiPriority w:val="99"/>
-    <w:rsid w:val="002F0332"/>
+    <w:rsid w:val="00AF2175"/>
   </w:style>
   <w:style w:type="paragraph" w:styleId="Footer">
     <w:name w:val="footer"/>
@@ -22129,7 +22319,7 @@
     <w:link w:val="FooterChar"/>
     <w:uiPriority w:val="99"/>
     <w:unhideWhenUsed/>
-    <w:rsid w:val="002F0332"/>
+    <w:rsid w:val="00AF2175"/>
     <w:pPr>
       <w:tabs>
         <w:tab w:val="center" w:pos="4680"/>
@@ -22142,7 +22332,7 @@
     <w:basedOn w:val="DefaultParagraphFont"/>
     <w:link w:val="Footer"/>
     <w:uiPriority w:val="99"/>
-    <w:rsid w:val="002F0332"/>
+    <w:rsid w:val="00AF2175"/>
   </w:style>
 </w:styles>
 </file>

--- a/docs/MediaLedger-Manual.docx
+++ b/docs/MediaLedger-Manual.docx
@@ -42,7 +42,7 @@
           <w:sz w:val="24"/>
           <w:szCs w:val="24"/>
         </w:rPr>
-        <w:t>Version 2.3.0</w:t>
+        <w:t>Version 2.4.0</w:t>
       </w:r>
     </w:p>
     <w:p>
@@ -2477,7 +2477,7 @@
           <w:noProof/>
         </w:rPr>
         <w:drawing>
-          <wp:inline distT="0" distB="0" distL="0" distR="0" wp14:anchorId="0643C1D9" wp14:editId="707053A8">
+          <wp:inline distT="0" distB="0" distL="0" distR="0" wp14:anchorId="0ABB631D" wp14:editId="51D5FC31">
             <wp:extent cx="5943600" cy="3714750"/>
             <wp:effectExtent l="0" t="0" r="0" b="0"/>
             <wp:docPr id="1" name="Picture 1"/>
@@ -3699,10 +3699,10 @@
           <w:noProof/>
         </w:rPr>
         <w:drawing>
-          <wp:inline distT="0" distB="0" distL="0" distR="0" wp14:anchorId="20464C38" wp14:editId="43E6C14F">
+          <wp:inline distT="0" distB="0" distL="0" distR="0" wp14:anchorId="1938C788" wp14:editId="324B7D2E">
             <wp:extent cx="5943600" cy="3714750"/>
             <wp:effectExtent l="0" t="0" r="0" b="0"/>
-            <wp:docPr id="1953411480" name="Picture 1953411480"/>
+            <wp:docPr id="1115225829" name="Picture 1115225829"/>
             <wp:cNvGraphicFramePr>
               <a:graphicFrameLocks xmlns:a="http://schemas.openxmlformats.org/drawingml/2006/main" noChangeAspect="1"/>
             </wp:cNvGraphicFramePr>
@@ -4385,10 +4385,10 @@
           <w:noProof/>
         </w:rPr>
         <w:drawing>
-          <wp:inline distT="0" distB="0" distL="0" distR="0" wp14:anchorId="0692B9B0" wp14:editId="45EA3B13">
+          <wp:inline distT="0" distB="0" distL="0" distR="0" wp14:anchorId="150E2036" wp14:editId="59F66A91">
             <wp:extent cx="5943600" cy="3714750"/>
             <wp:effectExtent l="0" t="0" r="0" b="0"/>
-            <wp:docPr id="450319259" name="Picture 450319259"/>
+            <wp:docPr id="936712649" name="Picture 936712649"/>
             <wp:cNvGraphicFramePr>
               <a:graphicFrameLocks xmlns:a="http://schemas.openxmlformats.org/drawingml/2006/main" noChangeAspect="1"/>
             </wp:cNvGraphicFramePr>
@@ -5074,10 +5074,10 @@
           <w:noProof/>
         </w:rPr>
         <w:drawing>
-          <wp:inline distT="0" distB="0" distL="0" distR="0" wp14:anchorId="45E93333" wp14:editId="1E5E0991">
+          <wp:inline distT="0" distB="0" distL="0" distR="0" wp14:anchorId="5D632A4B" wp14:editId="405A757C">
             <wp:extent cx="5943600" cy="3714750"/>
             <wp:effectExtent l="0" t="0" r="0" b="0"/>
-            <wp:docPr id="400470957" name="Picture 400470957"/>
+            <wp:docPr id="737283444" name="Picture 737283444"/>
             <wp:cNvGraphicFramePr>
               <a:graphicFrameLocks xmlns:a="http://schemas.openxmlformats.org/drawingml/2006/main" noChangeAspect="1"/>
             </wp:cNvGraphicFramePr>
@@ -5397,10 +5397,10 @@
           <w:noProof/>
         </w:rPr>
         <w:drawing>
-          <wp:inline distT="0" distB="0" distL="0" distR="0" wp14:anchorId="18A1B195" wp14:editId="0E26538F">
+          <wp:inline distT="0" distB="0" distL="0" distR="0" wp14:anchorId="6959E1A6" wp14:editId="383281B6">
             <wp:extent cx="5943600" cy="3714750"/>
             <wp:effectExtent l="0" t="0" r="0" b="0"/>
-            <wp:docPr id="1037672505" name="Picture 1037672505"/>
+            <wp:docPr id="1567946198" name="Picture 1567946198"/>
             <wp:cNvGraphicFramePr>
               <a:graphicFrameLocks xmlns:a="http://schemas.openxmlformats.org/drawingml/2006/main" noChangeAspect="1"/>
             </wp:cNvGraphicFramePr>
@@ -5505,10 +5505,10 @@
         </w:rPr>
         <w:lastRenderedPageBreak/>
         <w:drawing>
-          <wp:inline distT="0" distB="0" distL="0" distR="0" wp14:anchorId="6F6051CA" wp14:editId="5D2E9F1A">
+          <wp:inline distT="0" distB="0" distL="0" distR="0" wp14:anchorId="04A6E5E2" wp14:editId="11CDBC83">
             <wp:extent cx="5943600" cy="3714750"/>
             <wp:effectExtent l="0" t="0" r="0" b="0"/>
-            <wp:docPr id="342543582" name="Picture 342543582"/>
+            <wp:docPr id="1385214821" name="Picture 1385214821"/>
             <wp:cNvGraphicFramePr>
               <a:graphicFrameLocks xmlns:a="http://schemas.openxmlformats.org/drawingml/2006/main" noChangeAspect="1"/>
             </wp:cNvGraphicFramePr>
@@ -5598,10 +5598,10 @@
           <w:noProof/>
         </w:rPr>
         <w:drawing>
-          <wp:inline distT="0" distB="0" distL="0" distR="0" wp14:anchorId="609A97DD" wp14:editId="25C0D6F3">
+          <wp:inline distT="0" distB="0" distL="0" distR="0" wp14:anchorId="1CC5A3EA" wp14:editId="652E15EE">
             <wp:extent cx="5943600" cy="3714750"/>
             <wp:effectExtent l="0" t="0" r="0" b="0"/>
-            <wp:docPr id="2072805686" name="Picture 2072805686"/>
+            <wp:docPr id="1305579004" name="Picture 1305579004"/>
             <wp:cNvGraphicFramePr>
               <a:graphicFrameLocks xmlns:a="http://schemas.openxmlformats.org/drawingml/2006/main" noChangeAspect="1"/>
             </wp:cNvGraphicFramePr>
@@ -5864,10 +5864,10 @@
           <w:noProof/>
         </w:rPr>
         <w:drawing>
-          <wp:inline distT="0" distB="0" distL="0" distR="0" wp14:anchorId="7202DDB3" wp14:editId="7300096B">
+          <wp:inline distT="0" distB="0" distL="0" distR="0" wp14:anchorId="340C4811" wp14:editId="563590A3">
             <wp:extent cx="5943600" cy="3714750"/>
             <wp:effectExtent l="0" t="0" r="0" b="0"/>
-            <wp:docPr id="503366745" name="Picture 503366745"/>
+            <wp:docPr id="1873417283" name="Picture 1873417283"/>
             <wp:cNvGraphicFramePr>
               <a:graphicFrameLocks xmlns:a="http://schemas.openxmlformats.org/drawingml/2006/main" noChangeAspect="1"/>
             </wp:cNvGraphicFramePr>
@@ -6446,10 +6446,10 @@
           <w:noProof/>
         </w:rPr>
         <w:drawing>
-          <wp:inline distT="0" distB="0" distL="0" distR="0" wp14:anchorId="63765590" wp14:editId="4DBD73B7">
+          <wp:inline distT="0" distB="0" distL="0" distR="0" wp14:anchorId="5FFA9C99" wp14:editId="2C567C30">
             <wp:extent cx="5943600" cy="3714750"/>
             <wp:effectExtent l="0" t="0" r="0" b="0"/>
-            <wp:docPr id="1874023799" name="Picture 1874023799"/>
+            <wp:docPr id="547834929" name="Picture 547834929"/>
             <wp:cNvGraphicFramePr>
               <a:graphicFrameLocks xmlns:a="http://schemas.openxmlformats.org/drawingml/2006/main" noChangeAspect="1"/>
             </wp:cNvGraphicFramePr>
@@ -6633,10 +6633,10 @@
         </w:rPr>
         <w:lastRenderedPageBreak/>
         <w:drawing>
-          <wp:inline distT="0" distB="0" distL="0" distR="0" wp14:anchorId="780D1DBA" wp14:editId="2A3A5824">
+          <wp:inline distT="0" distB="0" distL="0" distR="0" wp14:anchorId="0CE718C7" wp14:editId="18AE4DE2">
             <wp:extent cx="5943600" cy="3714750"/>
             <wp:effectExtent l="0" t="0" r="0" b="0"/>
-            <wp:docPr id="260938372" name="Picture 260938372"/>
+            <wp:docPr id="1220475487" name="Picture 1220475487"/>
             <wp:cNvGraphicFramePr>
               <a:graphicFrameLocks xmlns:a="http://schemas.openxmlformats.org/drawingml/2006/main" noChangeAspect="1"/>
             </wp:cNvGraphicFramePr>
@@ -6809,10 +6809,10 @@
         </w:rPr>
         <w:lastRenderedPageBreak/>
         <w:drawing>
-          <wp:inline distT="0" distB="0" distL="0" distR="0" wp14:anchorId="1B542264" wp14:editId="05B80A7B">
+          <wp:inline distT="0" distB="0" distL="0" distR="0" wp14:anchorId="71EE846E" wp14:editId="665B6C0A">
             <wp:extent cx="5943600" cy="3714750"/>
             <wp:effectExtent l="0" t="0" r="0" b="0"/>
-            <wp:docPr id="1359909426" name="Picture 1359909426"/>
+            <wp:docPr id="157625023" name="Picture 157625023"/>
             <wp:cNvGraphicFramePr>
               <a:graphicFrameLocks xmlns:a="http://schemas.openxmlformats.org/drawingml/2006/main" noChangeAspect="1"/>
             </wp:cNvGraphicFramePr>
@@ -7001,10 +7001,10 @@
           <w:noProof/>
         </w:rPr>
         <w:drawing>
-          <wp:inline distT="0" distB="0" distL="0" distR="0" wp14:anchorId="0076D459" wp14:editId="69BD0EA1">
+          <wp:inline distT="0" distB="0" distL="0" distR="0" wp14:anchorId="5C4CB40B" wp14:editId="05A3DFDE">
             <wp:extent cx="5943600" cy="3714750"/>
             <wp:effectExtent l="0" t="0" r="0" b="0"/>
-            <wp:docPr id="1512713189" name="Picture 1512713189"/>
+            <wp:docPr id="1502402205" name="Picture 1502402205"/>
             <wp:cNvGraphicFramePr>
               <a:graphicFrameLocks xmlns:a="http://schemas.openxmlformats.org/drawingml/2006/main" noChangeAspect="1"/>
             </wp:cNvGraphicFramePr>
@@ -7184,10 +7184,10 @@
           <w:noProof/>
         </w:rPr>
         <w:drawing>
-          <wp:inline distT="0" distB="0" distL="0" distR="0" wp14:anchorId="14E72E74" wp14:editId="03EDCFAB">
+          <wp:inline distT="0" distB="0" distL="0" distR="0" wp14:anchorId="7AD00144" wp14:editId="18CD81B2">
             <wp:extent cx="5943600" cy="3714750"/>
             <wp:effectExtent l="0" t="0" r="0" b="0"/>
-            <wp:docPr id="42776953" name="Picture 42776953"/>
+            <wp:docPr id="1493121816" name="Picture 1493121816"/>
             <wp:cNvGraphicFramePr>
               <a:graphicFrameLocks xmlns:a="http://schemas.openxmlformats.org/drawingml/2006/main" noChangeAspect="1"/>
             </wp:cNvGraphicFramePr>
@@ -7686,10 +7686,10 @@
         </w:rPr>
         <w:lastRenderedPageBreak/>
         <w:drawing>
-          <wp:inline distT="0" distB="0" distL="0" distR="0" wp14:anchorId="55447716" wp14:editId="3E996806">
+          <wp:inline distT="0" distB="0" distL="0" distR="0" wp14:anchorId="1EF54409" wp14:editId="423FD3DA">
             <wp:extent cx="5943600" cy="3714750"/>
             <wp:effectExtent l="0" t="0" r="0" b="0"/>
-            <wp:docPr id="91311096" name="Picture 91311096"/>
+            <wp:docPr id="1169612827" name="Picture 1169612827"/>
             <wp:cNvGraphicFramePr>
               <a:graphicFrameLocks xmlns:a="http://schemas.openxmlformats.org/drawingml/2006/main" noChangeAspect="1"/>
             </wp:cNvGraphicFramePr>
@@ -7895,10 +7895,10 @@
         </w:rPr>
         <w:lastRenderedPageBreak/>
         <w:drawing>
-          <wp:inline distT="0" distB="0" distL="0" distR="0" wp14:anchorId="1E3890A3" wp14:editId="7B118A9D">
+          <wp:inline distT="0" distB="0" distL="0" distR="0" wp14:anchorId="25AF3015" wp14:editId="4CD45FF5">
             <wp:extent cx="5943600" cy="3714750"/>
             <wp:effectExtent l="0" t="0" r="0" b="0"/>
-            <wp:docPr id="1486286848" name="Picture 1486286848"/>
+            <wp:docPr id="695756764" name="Picture 695756764"/>
             <wp:cNvGraphicFramePr>
               <a:graphicFrameLocks xmlns:a="http://schemas.openxmlformats.org/drawingml/2006/main" noChangeAspect="1"/>
             </wp:cNvGraphicFramePr>
@@ -8038,10 +8038,10 @@
           <w:noProof/>
         </w:rPr>
         <w:drawing>
-          <wp:inline distT="0" distB="0" distL="0" distR="0" wp14:anchorId="6AFF9B39" wp14:editId="6AF2D303">
+          <wp:inline distT="0" distB="0" distL="0" distR="0" wp14:anchorId="0A721B0A" wp14:editId="56840AB9">
             <wp:extent cx="5943600" cy="3714750"/>
             <wp:effectExtent l="0" t="0" r="0" b="0"/>
-            <wp:docPr id="484496660" name="Picture 484496660"/>
+            <wp:docPr id="819515200" name="Picture 819515200"/>
             <wp:cNvGraphicFramePr>
               <a:graphicFrameLocks xmlns:a="http://schemas.openxmlformats.org/drawingml/2006/main" noChangeAspect="1"/>
             </wp:cNvGraphicFramePr>
@@ -8367,10 +8367,10 @@
           <w:noProof/>
         </w:rPr>
         <w:drawing>
-          <wp:inline distT="0" distB="0" distL="0" distR="0" wp14:anchorId="00961D4B" wp14:editId="19EE7BD3">
+          <wp:inline distT="0" distB="0" distL="0" distR="0" wp14:anchorId="229C4EF9" wp14:editId="618E7248">
             <wp:extent cx="5943600" cy="3714750"/>
             <wp:effectExtent l="0" t="0" r="0" b="0"/>
-            <wp:docPr id="1359884330" name="Picture 1359884330"/>
+            <wp:docPr id="1584195005" name="Picture 1584195005"/>
             <wp:cNvGraphicFramePr>
               <a:graphicFrameLocks xmlns:a="http://schemas.openxmlformats.org/drawingml/2006/main" noChangeAspect="1"/>
             </wp:cNvGraphicFramePr>
@@ -8743,10 +8743,10 @@
           <w:noProof/>
         </w:rPr>
         <w:drawing>
-          <wp:inline distT="0" distB="0" distL="0" distR="0" wp14:anchorId="6D10FC42" wp14:editId="3FAA5491">
+          <wp:inline distT="0" distB="0" distL="0" distR="0" wp14:anchorId="30C32D77" wp14:editId="4AB40AFE">
             <wp:extent cx="5943600" cy="3714750"/>
             <wp:effectExtent l="0" t="0" r="0" b="0"/>
-            <wp:docPr id="1959868892" name="Picture 1959868892"/>
+            <wp:docPr id="1648879059" name="Picture 1648879059"/>
             <wp:cNvGraphicFramePr>
               <a:graphicFrameLocks xmlns:a="http://schemas.openxmlformats.org/drawingml/2006/main" noChangeAspect="1"/>
             </wp:cNvGraphicFramePr>
@@ -8896,10 +8896,10 @@
           <w:noProof/>
         </w:rPr>
         <w:drawing>
-          <wp:inline distT="0" distB="0" distL="0" distR="0" wp14:anchorId="047B2628" wp14:editId="03737A17">
+          <wp:inline distT="0" distB="0" distL="0" distR="0" wp14:anchorId="7816872A" wp14:editId="134C4EBF">
             <wp:extent cx="5943600" cy="3714750"/>
             <wp:effectExtent l="0" t="0" r="0" b="0"/>
-            <wp:docPr id="1421371285" name="Picture 1421371285"/>
+            <wp:docPr id="1592767928" name="Picture 1592767928"/>
             <wp:cNvGraphicFramePr>
               <a:graphicFrameLocks xmlns:a="http://schemas.openxmlformats.org/drawingml/2006/main" noChangeAspect="1"/>
             </wp:cNvGraphicFramePr>
@@ -10734,10 +10734,10 @@
           <w:noProof/>
         </w:rPr>
         <w:drawing>
-          <wp:inline distT="0" distB="0" distL="0" distR="0" wp14:anchorId="001F889F" wp14:editId="54C8DB15">
+          <wp:inline distT="0" distB="0" distL="0" distR="0" wp14:anchorId="7175ABDB" wp14:editId="4A4EF2C9">
             <wp:extent cx="5943600" cy="3714750"/>
             <wp:effectExtent l="0" t="0" r="0" b="0"/>
-            <wp:docPr id="1827435450" name="Picture 1827435450"/>
+            <wp:docPr id="897718221" name="Picture 897718221"/>
             <wp:cNvGraphicFramePr>
               <a:graphicFrameLocks xmlns:a="http://schemas.openxmlformats.org/drawingml/2006/main" noChangeAspect="1"/>
             </wp:cNvGraphicFramePr>
@@ -10956,10 +10956,10 @@
           <w:noProof/>
         </w:rPr>
         <w:drawing>
-          <wp:inline distT="0" distB="0" distL="0" distR="0" wp14:anchorId="38898B9F" wp14:editId="0FBE3692">
+          <wp:inline distT="0" distB="0" distL="0" distR="0" wp14:anchorId="51C4D72B" wp14:editId="077F77C6">
             <wp:extent cx="5943600" cy="3714750"/>
             <wp:effectExtent l="0" t="0" r="0" b="0"/>
-            <wp:docPr id="1460288746" name="Picture 1460288746"/>
+            <wp:docPr id="189428544" name="Picture 189428544"/>
             <wp:cNvGraphicFramePr>
               <a:graphicFrameLocks xmlns:a="http://schemas.openxmlformats.org/drawingml/2006/main" noChangeAspect="1"/>
             </wp:cNvGraphicFramePr>
@@ -11637,10 +11637,10 @@
           <w:noProof/>
         </w:rPr>
         <w:drawing>
-          <wp:inline distT="0" distB="0" distL="0" distR="0" wp14:anchorId="0F40306C" wp14:editId="2C8E473F">
+          <wp:inline distT="0" distB="0" distL="0" distR="0" wp14:anchorId="402290AA" wp14:editId="0914AA45">
             <wp:extent cx="5943600" cy="3714750"/>
             <wp:effectExtent l="0" t="0" r="0" b="0"/>
-            <wp:docPr id="531460612" name="Picture 531460612"/>
+            <wp:docPr id="1490713961" name="Picture 1490713961"/>
             <wp:cNvGraphicFramePr>
               <a:graphicFrameLocks xmlns:a="http://schemas.openxmlformats.org/drawingml/2006/main" noChangeAspect="1"/>
             </wp:cNvGraphicFramePr>
@@ -11828,6 +11828,112 @@
         <w:pStyle w:val="Heading2"/>
       </w:pPr>
       <w:r>
+        <w:t>Network shares (Raspberry Pi server)</w:t>
+      </w:r>
+    </w:p>
+    <w:p>
+      <w:pPr>
+        <w:spacing w:after="120"/>
+      </w:pPr>
+      <w:r>
+        <w:t xml:space="preserve">On the Pi the media lives on a file server, and the server must be connected to it before any folder can be picked. </w:t>
+      </w:r>
+      <w:r>
+        <w:rPr>
+          <w:b/>
+          <w:bCs/>
+        </w:rPr>
+        <w:t>Connect a network share…</w:t>
+      </w:r>
+      <w:r>
+        <w:t xml:space="preserve"> asks for the server's address (an IP address or a name), a username and a password, then lists the shares that server offers. Tick the ones that hold media and press </w:t>
+      </w:r>
+      <w:r>
+        <w:rPr>
+          <w:b/>
+          <w:bCs/>
+        </w:rPr>
+        <w:t>Connect</w:t>
+      </w:r>
+      <w:r>
+        <w:t xml:space="preserve">: each appears as a folder under </w:t>
+      </w:r>
+      <w:r>
+        <w:rPr>
+          <w:rFonts w:ascii="Consolas" w:eastAsia="Consolas" w:hAnsi="Consolas" w:cs="Consolas"/>
+          <w:sz w:val="19"/>
+          <w:szCs w:val="19"/>
+          <w:shd w:val="clear" w:color="auto" w:fill="EEF1F5"/>
+        </w:rPr>
+        <w:t>/mnt/medialedger/</w:t>
+      </w:r>
+      <w:r>
+        <w:t xml:space="preserve">, shown in the table with its status, and as a button at the top of the folder picker. </w:t>
+      </w:r>
+      <w:r>
+        <w:rPr>
+          <w:b/>
+          <w:bCs/>
+        </w:rPr>
+        <w:t>Remove</w:t>
+      </w:r>
+      <w:r>
+        <w:t xml:space="preserve"> disconnects one; nothing on the file server changes. The sign-in is stored on the Pi in a file only root can read, so shares come back after a restart; it is never written to MediaLedger's settings. Connecting and removing ask for your password again. On the Windows desktop app there is nothing to connect: browse straight to the folders, or type a path like </w:t>
+      </w:r>
+      <w:r>
+        <w:rPr>
+          <w:rFonts w:ascii="Consolas" w:eastAsia="Consolas" w:hAnsi="Consolas" w:cs="Consolas"/>
+          <w:sz w:val="19"/>
+          <w:szCs w:val="19"/>
+          <w:shd w:val="clear" w:color="auto" w:fill="EEF1F5"/>
+        </w:rPr>
+        <w:t>\\server\share\Movies</w:t>
+      </w:r>
+      <w:r>
+        <w:t>.</w:t>
+      </w:r>
+    </w:p>
+    <w:p>
+      <w:pPr>
+        <w:spacing w:after="120"/>
+      </w:pPr>
+      <w:r>
+        <w:rPr>
+          <w:b/>
+          <w:bCs/>
+        </w:rPr>
+        <w:lastRenderedPageBreak/>
+        <w:t>The welcome guide</w:t>
+      </w:r>
+      <w:r>
+        <w:t xml:space="preserve"> opens by itself on a new install and from </w:t>
+      </w:r>
+      <w:r>
+        <w:rPr>
+          <w:b/>
+          <w:bCs/>
+        </w:rPr>
+        <w:t>Open the setup guide</w:t>
+      </w:r>
+      <w:r>
+        <w:t xml:space="preserve"> here. It walks through four steps on one page: connect storage, pick the TV, Anime and Movies folders (</w:t>
+      </w:r>
+      <w:r>
+        <w:rPr>
+          <w:b/>
+          <w:bCs/>
+        </w:rPr>
+        <w:t>Find them for me</w:t>
+      </w:r>
+      <w:r>
+        <w:t xml:space="preserve"> looks inside the connected shares for folders with the usual names), check that ffprobe is present and every folder can be read, and start the first scan.</w:t>
+      </w:r>
+    </w:p>
+    <w:p>
+      <w:pPr>
+        <w:pStyle w:val="Heading2"/>
+      </w:pPr>
+      <w:r>
         <w:t>Library roots</w:t>
       </w:r>
     </w:p>
@@ -11911,7 +12017,6 @@
           <w:b/>
           <w:bCs/>
         </w:rPr>
-        <w:lastRenderedPageBreak/>
         <w:t>Re-probe unchanged files</w:t>
       </w:r>
       <w:r>
@@ -12122,6 +12227,7 @@
           <w:b/>
           <w:bCs/>
         </w:rPr>
+        <w:lastRenderedPageBreak/>
         <w:t>Windows Task Scheduler</w:t>
       </w:r>
       <w:r>
@@ -12222,11 +12328,7 @@
         <w:t>Restore…</w:t>
       </w:r>
       <w:r>
-        <w:t xml:space="preserve"> lists the sets in the folder. Pick one and choose whether to bring back the settings and the web accounts as well as the library data. The backup is opened read-only and checked (integrity, schema no newer than this build) before anything happens; then MediaLedger restarts and swaps the files in </w:t>
-      </w:r>
-      <w:r>
-        <w:lastRenderedPageBreak/>
-        <w:t xml:space="preserve">before opening them. The files it replaces are not deleted: they are moved into a </w:t>
+        <w:t xml:space="preserve"> lists the sets in the folder. Pick one and choose whether to bring back the settings and the web accounts as well as the library data. The backup is opened read-only and checked (integrity, schema no newer than this build) before anything happens; then MediaLedger restarts and swaps the files in before opening them. The files it replaces are not deleted: they are moved into a </w:t>
       </w:r>
       <w:r>
         <w:rPr>
@@ -12998,10 +13100,10 @@
           <w:noProof/>
         </w:rPr>
         <w:drawing>
-          <wp:inline distT="0" distB="0" distL="0" distR="0" wp14:anchorId="69501593" wp14:editId="40589280">
+          <wp:inline distT="0" distB="0" distL="0" distR="0" wp14:anchorId="78D4CABE" wp14:editId="1672C546">
             <wp:extent cx="5943600" cy="3714750"/>
             <wp:effectExtent l="0" t="0" r="0" b="0"/>
-            <wp:docPr id="971664077" name="Picture 971664077"/>
+            <wp:docPr id="2066428629" name="Picture 2066428629"/>
             <wp:cNvGraphicFramePr>
               <a:graphicFrameLocks xmlns:a="http://schemas.openxmlformats.org/drawingml/2006/main" noChangeAspect="1"/>
             </wp:cNvGraphicFramePr>
@@ -13575,10 +13677,10 @@
           <w:noProof/>
         </w:rPr>
         <w:drawing>
-          <wp:inline distT="0" distB="0" distL="0" distR="0" wp14:anchorId="20F91A22" wp14:editId="0F6C57D5">
+          <wp:inline distT="0" distB="0" distL="0" distR="0" wp14:anchorId="4C06D7C9" wp14:editId="3D910D31">
             <wp:extent cx="5943600" cy="3714750"/>
             <wp:effectExtent l="0" t="0" r="0" b="0"/>
-            <wp:docPr id="1239727918" name="Picture 1239727918"/>
+            <wp:docPr id="1875510973" name="Picture 1875510973"/>
             <wp:cNvGraphicFramePr>
               <a:graphicFrameLocks xmlns:a="http://schemas.openxmlformats.org/drawingml/2006/main" noChangeAspect="1"/>
             </wp:cNvGraphicFramePr>
@@ -13741,10 +13843,10 @@
           <w:noProof/>
         </w:rPr>
         <w:drawing>
-          <wp:inline distT="0" distB="0" distL="0" distR="0" wp14:anchorId="4A7232D0" wp14:editId="1A142464">
+          <wp:inline distT="0" distB="0" distL="0" distR="0" wp14:anchorId="00B3DC1C" wp14:editId="0F0FC058">
             <wp:extent cx="5943600" cy="3714750"/>
             <wp:effectExtent l="0" t="0" r="0" b="0"/>
-            <wp:docPr id="618946092" name="Picture 618946092"/>
+            <wp:docPr id="1726339232" name="Picture 1726339232"/>
             <wp:cNvGraphicFramePr>
               <a:graphicFrameLocks xmlns:a="http://schemas.openxmlformats.org/drawingml/2006/main" noChangeAspect="1"/>
             </wp:cNvGraphicFramePr>
@@ -14958,10 +15060,10 @@
           <w:noProof/>
         </w:rPr>
         <w:drawing>
-          <wp:inline distT="0" distB="0" distL="0" distR="0" wp14:anchorId="11C4C71B" wp14:editId="451701D1">
+          <wp:inline distT="0" distB="0" distL="0" distR="0" wp14:anchorId="6A529CDA" wp14:editId="7E5834F7">
             <wp:extent cx="5943600" cy="3714750"/>
             <wp:effectExtent l="0" t="0" r="0" b="0"/>
-            <wp:docPr id="982676508" name="Picture 982676508"/>
+            <wp:docPr id="2033201415" name="Picture 2033201415"/>
             <wp:cNvGraphicFramePr>
               <a:graphicFrameLocks xmlns:a="http://schemas.openxmlformats.org/drawingml/2006/main" noChangeAspect="1"/>
             </wp:cNvGraphicFramePr>
@@ -15408,10 +15510,10 @@
           <w:noProof/>
         </w:rPr>
         <w:drawing>
-          <wp:inline distT="0" distB="0" distL="0" distR="0" wp14:anchorId="1EAD92CF" wp14:editId="03E5C78D">
+          <wp:inline distT="0" distB="0" distL="0" distR="0" wp14:anchorId="18F4E11E" wp14:editId="056CF945">
             <wp:extent cx="5943600" cy="3714750"/>
             <wp:effectExtent l="0" t="0" r="0" b="0"/>
-            <wp:docPr id="266938631" name="Picture 266938631"/>
+            <wp:docPr id="621571598" name="Picture 621571598"/>
             <wp:cNvGraphicFramePr>
               <a:graphicFrameLocks xmlns:a="http://schemas.openxmlformats.org/drawingml/2006/main" noChangeAspect="1"/>
             </wp:cNvGraphicFramePr>
@@ -21406,7 +21508,7 @@
         <w:sz w:val="16"/>
         <w:szCs w:val="16"/>
       </w:rPr>
-      <w:t>MediaLedger 2.3.0 · User Manual</w:t>
+      <w:t>MediaLedger 2.4.0 · User Manual</w:t>
     </w:r>
   </w:p>
 </w:hdr>
@@ -21425,10 +21527,10 @@
 <file path=word/numbering.xml><?xml version="1.0" encoding="utf-8"?>
 <w:numbering xmlns:wpc="http://schemas.microsoft.com/office/word/2010/wordprocessingCanvas" xmlns:cx="http://schemas.microsoft.com/office/drawing/2014/chartex" xmlns:cx1="http://schemas.microsoft.com/office/drawing/2015/9/8/chartex" xmlns:cx2="http://schemas.microsoft.com/office/drawing/2015/10/21/chartex" xmlns:cx3="http://schemas.microsoft.com/office/drawing/2016/5/9/chartex" xmlns:cx4="http://schemas.microsoft.com/office/drawing/2016/5/10/chartex" xmlns:cx5="http://schemas.microsoft.com/office/drawing/2016/5/11/chartex" xmlns:cx6="http://schemas.microsoft.com/office/drawing/2016/5/12/chartex" xmlns:cx7="http://schemas.microsoft.com/office/drawing/2016/5/13/chartex" xmlns:cx8="http://schemas.microsoft.com/office/drawing/2016/5/14/chartex" xmlns:mc="http://schemas.openxmlformats.org/markup-compatibility/2006" xmlns:aink="http://schemas.microsoft.com/office/drawing/2016/ink" xmlns:am3d="http://schemas.microsoft.com/office/drawing/2017/model3d" xmlns:o="urn:schemas-microsoft-com:office:office" xmlns:oel="http://schemas.microsoft.com/office/2019/extlst" xmlns:r="http://schemas.openxmlformats.org/officeDocument/2006/relationships" xmlns:m="http://schemas.openxmlformats.org/officeDocument/2006/math" xmlns:v="urn:schemas-microsoft-com:vml" xmlns:wp14="http://schemas.microsoft.com/office/word/2010/wordprocessingDrawing" xmlns:wp="http://schemas.openxmlformats.org/drawingml/2006/wordprocessingDrawing" xmlns:w10="urn:schemas-microsoft-com:office:word" xmlns:w="http://schemas.openxmlformats.org/wordprocessingml/2006/main" xmlns:w14="http://schemas.microsoft.com/office/word/2010/wordml" xmlns:w15="http://schemas.microsoft.com/office/word/2012/wordml" xmlns:w16cex="http://schemas.microsoft.com/office/word/2018/wordml/cex" xmlns:w16cid="http://schemas.microsoft.com/office/word/2016/wordml/cid" xmlns:w16="http://schemas.microsoft.com/office/word/2018/wordml" xmlns:w16du="http://schemas.microsoft.com/office/word/2023/wordml/word16du" xmlns:w16sdtdh="http://schemas.microsoft.com/office/word/2020/wordml/sdtdatahash" xmlns:w16sdtfl="http://schemas.microsoft.com/office/word/2024/wordml/sdtformatlock" xmlns:w16se="http://schemas.microsoft.com/office/word/2015/wordml/symex" xmlns:wpg="http://schemas.microsoft.com/office/word/2010/wordprocessingGroup" xmlns:wpi="http://schemas.microsoft.com/office/word/2010/wordprocessingInk" xmlns:wne="http://schemas.microsoft.com/office/word/2006/wordml" xmlns:wps="http://schemas.microsoft.com/office/word/2010/wordprocessingShape" mc:Ignorable="w14 w15 w16se w16cid w16 w16cex w16sdtdh w16sdtfl w16du wp14">
   <w:abstractNum w:abstractNumId="0" w15:restartNumberingAfterBreak="0">
-    <w:nsid w:val="0DD144C7"/>
+    <w:nsid w:val="0F457E28"/>
     <w:multiLevelType w:val="hybridMultilevel"/>
-    <w:tmpl w:val="939C6C94"/>
-    <w:lvl w:ilvl="0" w:tplc="C70C8BF8">
+    <w:tmpl w:val="0FE67090"/>
+    <w:lvl w:ilvl="0" w:tplc="E446E786">
       <w:start w:val="1"/>
       <w:numFmt w:val="bullet"/>
       <w:lvlText w:val="•"/>
@@ -21437,52 +21539,52 @@
         <w:ind w:left="540" w:hanging="270"/>
       </w:pPr>
     </w:lvl>
-    <w:lvl w:ilvl="1" w:tplc="460002F8">
+    <w:lvl w:ilvl="1" w:tplc="9CB8D44C">
       <w:numFmt w:val="decimal"/>
       <w:lvlText w:val=""/>
       <w:lvlJc w:val="left"/>
     </w:lvl>
-    <w:lvl w:ilvl="2" w:tplc="5BE4A960">
+    <w:lvl w:ilvl="2" w:tplc="11148852">
       <w:numFmt w:val="decimal"/>
       <w:lvlText w:val=""/>
       <w:lvlJc w:val="left"/>
     </w:lvl>
-    <w:lvl w:ilvl="3" w:tplc="4502DC08">
+    <w:lvl w:ilvl="3" w:tplc="29F60AFC">
       <w:numFmt w:val="decimal"/>
       <w:lvlText w:val=""/>
       <w:lvlJc w:val="left"/>
     </w:lvl>
-    <w:lvl w:ilvl="4" w:tplc="DF3A4884">
+    <w:lvl w:ilvl="4" w:tplc="A1B2DBE0">
       <w:numFmt w:val="decimal"/>
       <w:lvlText w:val=""/>
       <w:lvlJc w:val="left"/>
     </w:lvl>
-    <w:lvl w:ilvl="5" w:tplc="5A587D22">
+    <w:lvl w:ilvl="5" w:tplc="B854DE26">
       <w:numFmt w:val="decimal"/>
       <w:lvlText w:val=""/>
       <w:lvlJc w:val="left"/>
     </w:lvl>
-    <w:lvl w:ilvl="6" w:tplc="F1328B2C">
+    <w:lvl w:ilvl="6" w:tplc="F5B0E77C">
       <w:numFmt w:val="decimal"/>
       <w:lvlText w:val=""/>
       <w:lvlJc w:val="left"/>
     </w:lvl>
-    <w:lvl w:ilvl="7" w:tplc="B61849A4">
+    <w:lvl w:ilvl="7" w:tplc="1A6AA062">
       <w:numFmt w:val="decimal"/>
       <w:lvlText w:val=""/>
       <w:lvlJc w:val="left"/>
     </w:lvl>
-    <w:lvl w:ilvl="8" w:tplc="6F0805A2">
+    <w:lvl w:ilvl="8" w:tplc="3B5C993E">
       <w:numFmt w:val="decimal"/>
       <w:lvlText w:val=""/>
       <w:lvlJc w:val="left"/>
     </w:lvl>
   </w:abstractNum>
   <w:abstractNum w:abstractNumId="1" w15:restartNumberingAfterBreak="0">
-    <w:nsid w:val="21917ECA"/>
+    <w:nsid w:val="14861F8C"/>
     <w:multiLevelType w:val="hybridMultilevel"/>
-    <w:tmpl w:val="B61CD460"/>
-    <w:lvl w:ilvl="0" w:tplc="179C1E30">
+    <w:tmpl w:val="F3E41256"/>
+    <w:lvl w:ilvl="0" w:tplc="E4AE9710">
       <w:start w:val="1"/>
       <w:numFmt w:val="decimal"/>
       <w:lvlText w:val="%1."/>
@@ -21491,52 +21593,52 @@
         <w:ind w:left="540" w:hanging="360"/>
       </w:pPr>
     </w:lvl>
-    <w:lvl w:ilvl="1" w:tplc="8A28B3E6">
+    <w:lvl w:ilvl="1" w:tplc="E0687516">
       <w:numFmt w:val="decimal"/>
       <w:lvlText w:val=""/>
       <w:lvlJc w:val="left"/>
     </w:lvl>
-    <w:lvl w:ilvl="2" w:tplc="1F74F096">
+    <w:lvl w:ilvl="2" w:tplc="6AC20A46">
       <w:numFmt w:val="decimal"/>
       <w:lvlText w:val=""/>
       <w:lvlJc w:val="left"/>
     </w:lvl>
-    <w:lvl w:ilvl="3" w:tplc="4C20C5F8">
+    <w:lvl w:ilvl="3" w:tplc="9E42F7E6">
       <w:numFmt w:val="decimal"/>
       <w:lvlText w:val=""/>
       <w:lvlJc w:val="left"/>
     </w:lvl>
-    <w:lvl w:ilvl="4" w:tplc="62F6F67A">
+    <w:lvl w:ilvl="4" w:tplc="D24AE556">
       <w:numFmt w:val="decimal"/>
       <w:lvlText w:val=""/>
       <w:lvlJc w:val="left"/>
     </w:lvl>
-    <w:lvl w:ilvl="5" w:tplc="34C6E87A">
+    <w:lvl w:ilvl="5" w:tplc="A3EE9192">
       <w:numFmt w:val="decimal"/>
       <w:lvlText w:val=""/>
       <w:lvlJc w:val="left"/>
     </w:lvl>
-    <w:lvl w:ilvl="6" w:tplc="3446A90A">
+    <w:lvl w:ilvl="6" w:tplc="37A2A980">
       <w:numFmt w:val="decimal"/>
       <w:lvlText w:val=""/>
       <w:lvlJc w:val="left"/>
     </w:lvl>
-    <w:lvl w:ilvl="7" w:tplc="9758A8F4">
+    <w:lvl w:ilvl="7" w:tplc="284E9280">
       <w:numFmt w:val="decimal"/>
       <w:lvlText w:val=""/>
       <w:lvlJc w:val="left"/>
     </w:lvl>
-    <w:lvl w:ilvl="8" w:tplc="0A3E6CA0">
+    <w:lvl w:ilvl="8" w:tplc="C7B04D8A">
       <w:numFmt w:val="decimal"/>
       <w:lvlText w:val=""/>
       <w:lvlJc w:val="left"/>
     </w:lvl>
   </w:abstractNum>
   <w:abstractNum w:abstractNumId="2" w15:restartNumberingAfterBreak="0">
-    <w:nsid w:val="33CD7A6A"/>
+    <w:nsid w:val="1ECC1E39"/>
     <w:multiLevelType w:val="hybridMultilevel"/>
-    <w:tmpl w:val="94CCE794"/>
-    <w:lvl w:ilvl="0" w:tplc="D9400AA8">
+    <w:tmpl w:val="724C3524"/>
+    <w:lvl w:ilvl="0" w:tplc="FFB42DE2">
       <w:start w:val="1"/>
       <w:numFmt w:val="bullet"/>
       <w:lvlText w:val="●"/>
@@ -21545,7 +21647,7 @@
         <w:ind w:left="720" w:hanging="360"/>
       </w:pPr>
     </w:lvl>
-    <w:lvl w:ilvl="1" w:tplc="15605F20">
+    <w:lvl w:ilvl="1" w:tplc="ACF827CC">
       <w:start w:val="1"/>
       <w:numFmt w:val="bullet"/>
       <w:lvlText w:val="○"/>
@@ -21554,7 +21656,7 @@
         <w:ind w:left="1440" w:hanging="360"/>
       </w:pPr>
     </w:lvl>
-    <w:lvl w:ilvl="2" w:tplc="CC4AB740">
+    <w:lvl w:ilvl="2" w:tplc="0D2C9634">
       <w:start w:val="1"/>
       <w:numFmt w:val="bullet"/>
       <w:lvlText w:val="■"/>
@@ -21563,7 +21665,7 @@
         <w:ind w:left="2160" w:hanging="360"/>
       </w:pPr>
     </w:lvl>
-    <w:lvl w:ilvl="3" w:tplc="93EC35A8">
+    <w:lvl w:ilvl="3" w:tplc="F5265E32">
       <w:start w:val="1"/>
       <w:numFmt w:val="bullet"/>
       <w:lvlText w:val="●"/>
@@ -21572,7 +21674,7 @@
         <w:ind w:left="2880" w:hanging="360"/>
       </w:pPr>
     </w:lvl>
-    <w:lvl w:ilvl="4" w:tplc="DCAAE488">
+    <w:lvl w:ilvl="4" w:tplc="0240AB80">
       <w:start w:val="1"/>
       <w:numFmt w:val="bullet"/>
       <w:lvlText w:val="○"/>
@@ -21581,7 +21683,7 @@
         <w:ind w:left="3600" w:hanging="360"/>
       </w:pPr>
     </w:lvl>
-    <w:lvl w:ilvl="5" w:tplc="D8E43E18">
+    <w:lvl w:ilvl="5" w:tplc="DC400AEC">
       <w:start w:val="1"/>
       <w:numFmt w:val="bullet"/>
       <w:lvlText w:val="■"/>
@@ -21590,7 +21692,7 @@
         <w:ind w:left="4320" w:hanging="360"/>
       </w:pPr>
     </w:lvl>
-    <w:lvl w:ilvl="6" w:tplc="AF1A2E92">
+    <w:lvl w:ilvl="6" w:tplc="6BD402E4">
       <w:start w:val="1"/>
       <w:numFmt w:val="bullet"/>
       <w:lvlText w:val="●"/>
@@ -21599,7 +21701,7 @@
         <w:ind w:left="5040" w:hanging="360"/>
       </w:pPr>
     </w:lvl>
-    <w:lvl w:ilvl="7" w:tplc="FD8A548A">
+    <w:lvl w:ilvl="7" w:tplc="21FC3896">
       <w:start w:val="1"/>
       <w:numFmt w:val="bullet"/>
       <w:lvlText w:val="●"/>
@@ -21608,7 +21710,7 @@
         <w:ind w:left="5760" w:hanging="360"/>
       </w:pPr>
     </w:lvl>
-    <w:lvl w:ilvl="8" w:tplc="CA469D46">
+    <w:lvl w:ilvl="8" w:tplc="59963094">
       <w:start w:val="1"/>
       <w:numFmt w:val="bullet"/>
       <w:lvlText w:val="●"/>
@@ -21618,67 +21720,67 @@
       </w:pPr>
     </w:lvl>
   </w:abstractNum>
-  <w:num w:numId="1" w16cid:durableId="442652116">
+  <w:num w:numId="1" w16cid:durableId="15736242">
     <w:abstractNumId w:val="2"/>
     <w:lvlOverride w:ilvl="0">
       <w:startOverride w:val="1"/>
     </w:lvlOverride>
   </w:num>
-  <w:num w:numId="2" w16cid:durableId="628320922">
+  <w:num w:numId="2" w16cid:durableId="2062632837">
     <w:abstractNumId w:val="0"/>
     <w:lvlOverride w:ilvl="0">
       <w:startOverride w:val="1"/>
     </w:lvlOverride>
   </w:num>
-  <w:num w:numId="3" w16cid:durableId="1781492010">
+  <w:num w:numId="3" w16cid:durableId="1860000063">
     <w:abstractNumId w:val="1"/>
     <w:lvlOverride w:ilvl="0">
       <w:startOverride w:val="1"/>
     </w:lvlOverride>
   </w:num>
-  <w:num w:numId="4" w16cid:durableId="1077440478">
+  <w:num w:numId="4" w16cid:durableId="407776778">
     <w:abstractNumId w:val="1"/>
     <w:lvlOverride w:ilvl="0">
       <w:startOverride w:val="1"/>
     </w:lvlOverride>
   </w:num>
-  <w:num w:numId="5" w16cid:durableId="1433015055">
+  <w:num w:numId="5" w16cid:durableId="1421295846">
     <w:abstractNumId w:val="1"/>
     <w:lvlOverride w:ilvl="0">
       <w:startOverride w:val="1"/>
     </w:lvlOverride>
   </w:num>
-  <w:num w:numId="6" w16cid:durableId="647365395">
+  <w:num w:numId="6" w16cid:durableId="359362017">
     <w:abstractNumId w:val="1"/>
     <w:lvlOverride w:ilvl="0">
       <w:startOverride w:val="1"/>
     </w:lvlOverride>
   </w:num>
-  <w:num w:numId="7" w16cid:durableId="864637263">
+  <w:num w:numId="7" w16cid:durableId="1808934737">
     <w:abstractNumId w:val="1"/>
     <w:lvlOverride w:ilvl="0">
       <w:startOverride w:val="1"/>
     </w:lvlOverride>
   </w:num>
-  <w:num w:numId="8" w16cid:durableId="332269612">
+  <w:num w:numId="8" w16cid:durableId="1703556346">
     <w:abstractNumId w:val="1"/>
     <w:lvlOverride w:ilvl="0">
       <w:startOverride w:val="1"/>
     </w:lvlOverride>
   </w:num>
-  <w:num w:numId="9" w16cid:durableId="1568220546">
+  <w:num w:numId="9" w16cid:durableId="1217083948">
     <w:abstractNumId w:val="1"/>
     <w:lvlOverride w:ilvl="0">
       <w:startOverride w:val="1"/>
     </w:lvlOverride>
   </w:num>
-  <w:num w:numId="10" w16cid:durableId="404491839">
+  <w:num w:numId="10" w16cid:durableId="1332290402">
     <w:abstractNumId w:val="1"/>
     <w:lvlOverride w:ilvl="0">
       <w:startOverride w:val="1"/>
     </w:lvlOverride>
   </w:num>
-  <w:num w:numId="11" w16cid:durableId="1659380051">
+  <w:num w:numId="11" w16cid:durableId="2096247477">
     <w:abstractNumId w:val="1"/>
     <w:lvlOverride w:ilvl="0">
       <w:startOverride w:val="1"/>
@@ -22298,7 +22400,7 @@
     <w:link w:val="HeaderChar"/>
     <w:uiPriority w:val="99"/>
     <w:unhideWhenUsed/>
-    <w:rsid w:val="00AF2175"/>
+    <w:rsid w:val="00131840"/>
     <w:pPr>
       <w:tabs>
         <w:tab w:val="center" w:pos="4680"/>
@@ -22311,7 +22413,7 @@
     <w:basedOn w:val="DefaultParagraphFont"/>
     <w:link w:val="Header"/>
     <w:uiPriority w:val="99"/>
-    <w:rsid w:val="00AF2175"/>
+    <w:rsid w:val="00131840"/>
   </w:style>
   <w:style w:type="paragraph" w:styleId="Footer">
     <w:name w:val="footer"/>
@@ -22319,7 +22421,7 @@
     <w:link w:val="FooterChar"/>
     <w:uiPriority w:val="99"/>
     <w:unhideWhenUsed/>
-    <w:rsid w:val="00AF2175"/>
+    <w:rsid w:val="00131840"/>
     <w:pPr>
       <w:tabs>
         <w:tab w:val="center" w:pos="4680"/>
@@ -22332,7 +22434,7 @@
     <w:basedOn w:val="DefaultParagraphFont"/>
     <w:link w:val="Footer"/>
     <w:uiPriority w:val="99"/>
-    <w:rsid w:val="00AF2175"/>
+    <w:rsid w:val="00131840"/>
   </w:style>
 </w:styles>
 </file>

--- a/docs/MediaLedger-Manual.docx
+++ b/docs/MediaLedger-Manual.docx
@@ -42,7 +42,7 @@
           <w:sz w:val="24"/>
           <w:szCs w:val="24"/>
         </w:rPr>
-        <w:t>Version 2.4.0</w:t>
+        <w:t>Version 2.4.1</w:t>
       </w:r>
     </w:p>
     <w:p>
@@ -2477,7 +2477,7 @@
           <w:noProof/>
         </w:rPr>
         <w:drawing>
-          <wp:inline distT="0" distB="0" distL="0" distR="0" wp14:anchorId="0ABB631D" wp14:editId="51D5FC31">
+          <wp:inline distT="0" distB="0" distL="0" distR="0" wp14:anchorId="3F095B22" wp14:editId="64FA0FF3">
             <wp:extent cx="5943600" cy="3714750"/>
             <wp:effectExtent l="0" t="0" r="0" b="0"/>
             <wp:docPr id="1" name="Picture 1"/>
@@ -3699,10 +3699,10 @@
           <w:noProof/>
         </w:rPr>
         <w:drawing>
-          <wp:inline distT="0" distB="0" distL="0" distR="0" wp14:anchorId="1938C788" wp14:editId="324B7D2E">
+          <wp:inline distT="0" distB="0" distL="0" distR="0" wp14:anchorId="6842CCFE" wp14:editId="65BF25CE">
             <wp:extent cx="5943600" cy="3714750"/>
             <wp:effectExtent l="0" t="0" r="0" b="0"/>
-            <wp:docPr id="1115225829" name="Picture 1115225829"/>
+            <wp:docPr id="1591236544" name="Picture 1591236544"/>
             <wp:cNvGraphicFramePr>
               <a:graphicFrameLocks xmlns:a="http://schemas.openxmlformats.org/drawingml/2006/main" noChangeAspect="1"/>
             </wp:cNvGraphicFramePr>
@@ -4385,10 +4385,10 @@
           <w:noProof/>
         </w:rPr>
         <w:drawing>
-          <wp:inline distT="0" distB="0" distL="0" distR="0" wp14:anchorId="150E2036" wp14:editId="59F66A91">
+          <wp:inline distT="0" distB="0" distL="0" distR="0" wp14:anchorId="711A4180" wp14:editId="174FBA66">
             <wp:extent cx="5943600" cy="3714750"/>
             <wp:effectExtent l="0" t="0" r="0" b="0"/>
-            <wp:docPr id="936712649" name="Picture 936712649"/>
+            <wp:docPr id="1525910939" name="Picture 1525910939"/>
             <wp:cNvGraphicFramePr>
               <a:graphicFrameLocks xmlns:a="http://schemas.openxmlformats.org/drawingml/2006/main" noChangeAspect="1"/>
             </wp:cNvGraphicFramePr>
@@ -5074,10 +5074,10 @@
           <w:noProof/>
         </w:rPr>
         <w:drawing>
-          <wp:inline distT="0" distB="0" distL="0" distR="0" wp14:anchorId="5D632A4B" wp14:editId="405A757C">
+          <wp:inline distT="0" distB="0" distL="0" distR="0" wp14:anchorId="68AE87EF" wp14:editId="0AA1D476">
             <wp:extent cx="5943600" cy="3714750"/>
             <wp:effectExtent l="0" t="0" r="0" b="0"/>
-            <wp:docPr id="737283444" name="Picture 737283444"/>
+            <wp:docPr id="520797260" name="Picture 520797260"/>
             <wp:cNvGraphicFramePr>
               <a:graphicFrameLocks xmlns:a="http://schemas.openxmlformats.org/drawingml/2006/main" noChangeAspect="1"/>
             </wp:cNvGraphicFramePr>
@@ -5397,10 +5397,10 @@
           <w:noProof/>
         </w:rPr>
         <w:drawing>
-          <wp:inline distT="0" distB="0" distL="0" distR="0" wp14:anchorId="6959E1A6" wp14:editId="383281B6">
+          <wp:inline distT="0" distB="0" distL="0" distR="0" wp14:anchorId="7D607746" wp14:editId="78CCB269">
             <wp:extent cx="5943600" cy="3714750"/>
             <wp:effectExtent l="0" t="0" r="0" b="0"/>
-            <wp:docPr id="1567946198" name="Picture 1567946198"/>
+            <wp:docPr id="1634315996" name="Picture 1634315996"/>
             <wp:cNvGraphicFramePr>
               <a:graphicFrameLocks xmlns:a="http://schemas.openxmlformats.org/drawingml/2006/main" noChangeAspect="1"/>
             </wp:cNvGraphicFramePr>
@@ -5505,10 +5505,10 @@
         </w:rPr>
         <w:lastRenderedPageBreak/>
         <w:drawing>
-          <wp:inline distT="0" distB="0" distL="0" distR="0" wp14:anchorId="04A6E5E2" wp14:editId="11CDBC83">
+          <wp:inline distT="0" distB="0" distL="0" distR="0" wp14:anchorId="5FE55B41" wp14:editId="7CEAC937">
             <wp:extent cx="5943600" cy="3714750"/>
             <wp:effectExtent l="0" t="0" r="0" b="0"/>
-            <wp:docPr id="1385214821" name="Picture 1385214821"/>
+            <wp:docPr id="1759012500" name="Picture 1759012500"/>
             <wp:cNvGraphicFramePr>
               <a:graphicFrameLocks xmlns:a="http://schemas.openxmlformats.org/drawingml/2006/main" noChangeAspect="1"/>
             </wp:cNvGraphicFramePr>
@@ -5598,10 +5598,10 @@
           <w:noProof/>
         </w:rPr>
         <w:drawing>
-          <wp:inline distT="0" distB="0" distL="0" distR="0" wp14:anchorId="1CC5A3EA" wp14:editId="652E15EE">
+          <wp:inline distT="0" distB="0" distL="0" distR="0" wp14:anchorId="563645CE" wp14:editId="7B20CF5E">
             <wp:extent cx="5943600" cy="3714750"/>
             <wp:effectExtent l="0" t="0" r="0" b="0"/>
-            <wp:docPr id="1305579004" name="Picture 1305579004"/>
+            <wp:docPr id="686380910" name="Picture 686380910"/>
             <wp:cNvGraphicFramePr>
               <a:graphicFrameLocks xmlns:a="http://schemas.openxmlformats.org/drawingml/2006/main" noChangeAspect="1"/>
             </wp:cNvGraphicFramePr>
@@ -5864,10 +5864,10 @@
           <w:noProof/>
         </w:rPr>
         <w:drawing>
-          <wp:inline distT="0" distB="0" distL="0" distR="0" wp14:anchorId="340C4811" wp14:editId="563590A3">
+          <wp:inline distT="0" distB="0" distL="0" distR="0" wp14:anchorId="34C039B1" wp14:editId="4D720E8C">
             <wp:extent cx="5943600" cy="3714750"/>
             <wp:effectExtent l="0" t="0" r="0" b="0"/>
-            <wp:docPr id="1873417283" name="Picture 1873417283"/>
+            <wp:docPr id="2044216604" name="Picture 2044216604"/>
             <wp:cNvGraphicFramePr>
               <a:graphicFrameLocks xmlns:a="http://schemas.openxmlformats.org/drawingml/2006/main" noChangeAspect="1"/>
             </wp:cNvGraphicFramePr>
@@ -5924,6 +5924,61 @@
         <w:spacing w:after="120"/>
       </w:pPr>
       <w:r>
+        <w:rPr>
+          <w:b/>
+          <w:bCs/>
+        </w:rPr>
+        <w:t>One library at a time.</w:t>
+      </w:r>
+      <w:r>
+        <w:t xml:space="preserve"> The buttons at the top of the page, </w:t>
+      </w:r>
+      <w:r>
+        <w:rPr>
+          <w:b/>
+          <w:bCs/>
+        </w:rPr>
+        <w:t>All libraries</w:t>
+      </w:r>
+      <w:r>
+        <w:t xml:space="preserve">, </w:t>
+      </w:r>
+      <w:r>
+        <w:rPr>
+          <w:b/>
+          <w:bCs/>
+        </w:rPr>
+        <w:t>TV</w:t>
+      </w:r>
+      <w:r>
+        <w:t xml:space="preserve"> and </w:t>
+      </w:r>
+      <w:r>
+        <w:rPr>
+          <w:b/>
+          <w:bCs/>
+        </w:rPr>
+        <w:t>Anime</w:t>
+      </w:r>
+      <w:r>
+        <w:t xml:space="preserve">, narrow the whole page to one library: the tiles, the two airing cards and the table. Each button shows how many of its series have gaps. </w:t>
+      </w:r>
+      <w:r>
+        <w:rPr>
+          <w:b/>
+          <w:bCs/>
+        </w:rPr>
+        <w:t>Only series with gaps</w:t>
+      </w:r>
+      <w:r>
+        <w:t xml:space="preserve"> hides the complete and unmatched series. Both choices are remembered on the device.</w:t>
+      </w:r>
+    </w:p>
+    <w:p>
+      <w:pPr>
+        <w:spacing w:after="120"/>
+      </w:pPr>
+      <w:r>
         <w:t>After each scan MediaLedger looks up every series it has not seen before on TVmaze (TV) or AniList (anime) and stores the number of episodes in each season. Both services are free and need no key; lookups run at about one series per second in the background, and airing series are re-checked every two weeks. Comparing those counts with what is on disk, per season, gives an exact list of what you lack.</w:t>
       </w:r>
     </w:p>
@@ -6237,7 +6292,15 @@
                 <w:sz w:val="19"/>
                 <w:szCs w:val="19"/>
               </w:rPr>
-              <w:t>A badge shown when a season on disk is numbered far beyond its expected length (for example One Piece folders numbered 62–77). That season is skipped rather than reported as missing.</w:t>
+              <w:t xml:space="preserve">A badge shown when a season on disk is numbered far beyond its expected length (for example One Piece </w:t>
+            </w:r>
+            <w:r>
+              <w:rPr>
+                <w:sz w:val="19"/>
+                <w:szCs w:val="19"/>
+              </w:rPr>
+              <w:lastRenderedPageBreak/>
+              <w:t>folders numbered 62–77). That season is skipped rather than reported as missing.</w:t>
             </w:r>
           </w:p>
         </w:tc>
@@ -6248,6 +6311,7 @@
         <w:pStyle w:val="Heading2"/>
       </w:pPr>
       <w:r>
+        <w:lastRenderedPageBreak/>
         <w:t>9.2 Airing next</w:t>
       </w:r>
     </w:p>
@@ -6256,7 +6320,6 @@
         <w:spacing w:after="120"/>
       </w:pPr>
       <w:r>
-        <w:lastRenderedPageBreak/>
         <w:t xml:space="preserve">Two panels above the table use the same online match. </w:t>
       </w:r>
       <w:r>
@@ -6446,10 +6509,10 @@
           <w:noProof/>
         </w:rPr>
         <w:drawing>
-          <wp:inline distT="0" distB="0" distL="0" distR="0" wp14:anchorId="5FFA9C99" wp14:editId="2C567C30">
+          <wp:inline distT="0" distB="0" distL="0" distR="0" wp14:anchorId="2BA4E322" wp14:editId="6FAA53C2">
             <wp:extent cx="5943600" cy="3714750"/>
             <wp:effectExtent l="0" t="0" r="0" b="0"/>
-            <wp:docPr id="547834929" name="Picture 547834929"/>
+            <wp:docPr id="1506098121" name="Picture 1506098121"/>
             <wp:cNvGraphicFramePr>
               <a:graphicFrameLocks xmlns:a="http://schemas.openxmlformats.org/drawingml/2006/main" noChangeAspect="1"/>
             </wp:cNvGraphicFramePr>
@@ -6633,10 +6696,10 @@
         </w:rPr>
         <w:lastRenderedPageBreak/>
         <w:drawing>
-          <wp:inline distT="0" distB="0" distL="0" distR="0" wp14:anchorId="0CE718C7" wp14:editId="18AE4DE2">
+          <wp:inline distT="0" distB="0" distL="0" distR="0" wp14:anchorId="745C3375" wp14:editId="102F049F">
             <wp:extent cx="5943600" cy="3714750"/>
             <wp:effectExtent l="0" t="0" r="0" b="0"/>
-            <wp:docPr id="1220475487" name="Picture 1220475487"/>
+            <wp:docPr id="1796454423" name="Picture 1796454423"/>
             <wp:cNvGraphicFramePr>
               <a:graphicFrameLocks xmlns:a="http://schemas.openxmlformats.org/drawingml/2006/main" noChangeAspect="1"/>
             </wp:cNvGraphicFramePr>
@@ -6809,10 +6872,10 @@
         </w:rPr>
         <w:lastRenderedPageBreak/>
         <w:drawing>
-          <wp:inline distT="0" distB="0" distL="0" distR="0" wp14:anchorId="71EE846E" wp14:editId="665B6C0A">
+          <wp:inline distT="0" distB="0" distL="0" distR="0" wp14:anchorId="76D0F7A3" wp14:editId="49B92B0A">
             <wp:extent cx="5943600" cy="3714750"/>
             <wp:effectExtent l="0" t="0" r="0" b="0"/>
-            <wp:docPr id="157625023" name="Picture 157625023"/>
+            <wp:docPr id="1454715411" name="Picture 1454715411"/>
             <wp:cNvGraphicFramePr>
               <a:graphicFrameLocks xmlns:a="http://schemas.openxmlformats.org/drawingml/2006/main" noChangeAspect="1"/>
             </wp:cNvGraphicFramePr>
@@ -7001,10 +7064,10 @@
           <w:noProof/>
         </w:rPr>
         <w:drawing>
-          <wp:inline distT="0" distB="0" distL="0" distR="0" wp14:anchorId="5C4CB40B" wp14:editId="05A3DFDE">
+          <wp:inline distT="0" distB="0" distL="0" distR="0" wp14:anchorId="5FB4FE2A" wp14:editId="3D8781CD">
             <wp:extent cx="5943600" cy="3714750"/>
             <wp:effectExtent l="0" t="0" r="0" b="0"/>
-            <wp:docPr id="1502402205" name="Picture 1502402205"/>
+            <wp:docPr id="1242099391" name="Picture 1242099391"/>
             <wp:cNvGraphicFramePr>
               <a:graphicFrameLocks xmlns:a="http://schemas.openxmlformats.org/drawingml/2006/main" noChangeAspect="1"/>
             </wp:cNvGraphicFramePr>
@@ -7184,10 +7247,10 @@
           <w:noProof/>
         </w:rPr>
         <w:drawing>
-          <wp:inline distT="0" distB="0" distL="0" distR="0" wp14:anchorId="7AD00144" wp14:editId="18CD81B2">
+          <wp:inline distT="0" distB="0" distL="0" distR="0" wp14:anchorId="128B6892" wp14:editId="09376D61">
             <wp:extent cx="5943600" cy="3714750"/>
             <wp:effectExtent l="0" t="0" r="0" b="0"/>
-            <wp:docPr id="1493121816" name="Picture 1493121816"/>
+            <wp:docPr id="530665770" name="Picture 530665770"/>
             <wp:cNvGraphicFramePr>
               <a:graphicFrameLocks xmlns:a="http://schemas.openxmlformats.org/drawingml/2006/main" noChangeAspect="1"/>
             </wp:cNvGraphicFramePr>
@@ -7686,10 +7749,10 @@
         </w:rPr>
         <w:lastRenderedPageBreak/>
         <w:drawing>
-          <wp:inline distT="0" distB="0" distL="0" distR="0" wp14:anchorId="1EF54409" wp14:editId="423FD3DA">
+          <wp:inline distT="0" distB="0" distL="0" distR="0" wp14:anchorId="2E6BC887" wp14:editId="77F8B5E9">
             <wp:extent cx="5943600" cy="3714750"/>
             <wp:effectExtent l="0" t="0" r="0" b="0"/>
-            <wp:docPr id="1169612827" name="Picture 1169612827"/>
+            <wp:docPr id="1820959218" name="Picture 1820959218"/>
             <wp:cNvGraphicFramePr>
               <a:graphicFrameLocks xmlns:a="http://schemas.openxmlformats.org/drawingml/2006/main" noChangeAspect="1"/>
             </wp:cNvGraphicFramePr>
@@ -7895,10 +7958,10 @@
         </w:rPr>
         <w:lastRenderedPageBreak/>
         <w:drawing>
-          <wp:inline distT="0" distB="0" distL="0" distR="0" wp14:anchorId="25AF3015" wp14:editId="4CD45FF5">
+          <wp:inline distT="0" distB="0" distL="0" distR="0" wp14:anchorId="1B67A7CE" wp14:editId="729D3C8F">
             <wp:extent cx="5943600" cy="3714750"/>
             <wp:effectExtent l="0" t="0" r="0" b="0"/>
-            <wp:docPr id="695756764" name="Picture 695756764"/>
+            <wp:docPr id="132738617" name="Picture 132738617"/>
             <wp:cNvGraphicFramePr>
               <a:graphicFrameLocks xmlns:a="http://schemas.openxmlformats.org/drawingml/2006/main" noChangeAspect="1"/>
             </wp:cNvGraphicFramePr>
@@ -8038,10 +8101,10 @@
           <w:noProof/>
         </w:rPr>
         <w:drawing>
-          <wp:inline distT="0" distB="0" distL="0" distR="0" wp14:anchorId="0A721B0A" wp14:editId="56840AB9">
+          <wp:inline distT="0" distB="0" distL="0" distR="0" wp14:anchorId="15293908" wp14:editId="697D9DC7">
             <wp:extent cx="5943600" cy="3714750"/>
             <wp:effectExtent l="0" t="0" r="0" b="0"/>
-            <wp:docPr id="819515200" name="Picture 819515200"/>
+            <wp:docPr id="189574985" name="Picture 189574985"/>
             <wp:cNvGraphicFramePr>
               <a:graphicFrameLocks xmlns:a="http://schemas.openxmlformats.org/drawingml/2006/main" noChangeAspect="1"/>
             </wp:cNvGraphicFramePr>
@@ -8367,10 +8430,10 @@
           <w:noProof/>
         </w:rPr>
         <w:drawing>
-          <wp:inline distT="0" distB="0" distL="0" distR="0" wp14:anchorId="229C4EF9" wp14:editId="618E7248">
+          <wp:inline distT="0" distB="0" distL="0" distR="0" wp14:anchorId="131ACC23" wp14:editId="06162353">
             <wp:extent cx="5943600" cy="3714750"/>
             <wp:effectExtent l="0" t="0" r="0" b="0"/>
-            <wp:docPr id="1584195005" name="Picture 1584195005"/>
+            <wp:docPr id="788371510" name="Picture 788371510"/>
             <wp:cNvGraphicFramePr>
               <a:graphicFrameLocks xmlns:a="http://schemas.openxmlformats.org/drawingml/2006/main" noChangeAspect="1"/>
             </wp:cNvGraphicFramePr>
@@ -8743,10 +8806,10 @@
           <w:noProof/>
         </w:rPr>
         <w:drawing>
-          <wp:inline distT="0" distB="0" distL="0" distR="0" wp14:anchorId="30C32D77" wp14:editId="4AB40AFE">
+          <wp:inline distT="0" distB="0" distL="0" distR="0" wp14:anchorId="1A55DB01" wp14:editId="6ABF8383">
             <wp:extent cx="5943600" cy="3714750"/>
             <wp:effectExtent l="0" t="0" r="0" b="0"/>
-            <wp:docPr id="1648879059" name="Picture 1648879059"/>
+            <wp:docPr id="1181819189" name="Picture 1181819189"/>
             <wp:cNvGraphicFramePr>
               <a:graphicFrameLocks xmlns:a="http://schemas.openxmlformats.org/drawingml/2006/main" noChangeAspect="1"/>
             </wp:cNvGraphicFramePr>
@@ -8896,10 +8959,10 @@
           <w:noProof/>
         </w:rPr>
         <w:drawing>
-          <wp:inline distT="0" distB="0" distL="0" distR="0" wp14:anchorId="7816872A" wp14:editId="134C4EBF">
+          <wp:inline distT="0" distB="0" distL="0" distR="0" wp14:anchorId="502523BD" wp14:editId="3BD8D9C2">
             <wp:extent cx="5943600" cy="3714750"/>
             <wp:effectExtent l="0" t="0" r="0" b="0"/>
-            <wp:docPr id="1592767928" name="Picture 1592767928"/>
+            <wp:docPr id="146259480" name="Picture 146259480"/>
             <wp:cNvGraphicFramePr>
               <a:graphicFrameLocks xmlns:a="http://schemas.openxmlformats.org/drawingml/2006/main" noChangeAspect="1"/>
             </wp:cNvGraphicFramePr>
@@ -10734,10 +10797,10 @@
           <w:noProof/>
         </w:rPr>
         <w:drawing>
-          <wp:inline distT="0" distB="0" distL="0" distR="0" wp14:anchorId="7175ABDB" wp14:editId="4A4EF2C9">
+          <wp:inline distT="0" distB="0" distL="0" distR="0" wp14:anchorId="0926C7FD" wp14:editId="2FD2E697">
             <wp:extent cx="5943600" cy="3714750"/>
             <wp:effectExtent l="0" t="0" r="0" b="0"/>
-            <wp:docPr id="897718221" name="Picture 897718221"/>
+            <wp:docPr id="1833264020" name="Picture 1833264020"/>
             <wp:cNvGraphicFramePr>
               <a:graphicFrameLocks xmlns:a="http://schemas.openxmlformats.org/drawingml/2006/main" noChangeAspect="1"/>
             </wp:cNvGraphicFramePr>
@@ -10956,10 +11019,10 @@
           <w:noProof/>
         </w:rPr>
         <w:drawing>
-          <wp:inline distT="0" distB="0" distL="0" distR="0" wp14:anchorId="51C4D72B" wp14:editId="077F77C6">
+          <wp:inline distT="0" distB="0" distL="0" distR="0" wp14:anchorId="48E4F2BE" wp14:editId="12412C3B">
             <wp:extent cx="5943600" cy="3714750"/>
             <wp:effectExtent l="0" t="0" r="0" b="0"/>
-            <wp:docPr id="189428544" name="Picture 189428544"/>
+            <wp:docPr id="247705817" name="Picture 247705817"/>
             <wp:cNvGraphicFramePr>
               <a:graphicFrameLocks xmlns:a="http://schemas.openxmlformats.org/drawingml/2006/main" noChangeAspect="1"/>
             </wp:cNvGraphicFramePr>
@@ -11637,10 +11700,10 @@
           <w:noProof/>
         </w:rPr>
         <w:drawing>
-          <wp:inline distT="0" distB="0" distL="0" distR="0" wp14:anchorId="402290AA" wp14:editId="0914AA45">
+          <wp:inline distT="0" distB="0" distL="0" distR="0" wp14:anchorId="694A98AA" wp14:editId="6DCFABAA">
             <wp:extent cx="5943600" cy="3714750"/>
             <wp:effectExtent l="0" t="0" r="0" b="0"/>
-            <wp:docPr id="1490713961" name="Picture 1490713961"/>
+            <wp:docPr id="2014289090" name="Picture 2014289090"/>
             <wp:cNvGraphicFramePr>
               <a:graphicFrameLocks xmlns:a="http://schemas.openxmlformats.org/drawingml/2006/main" noChangeAspect="1"/>
             </wp:cNvGraphicFramePr>
@@ -13100,10 +13163,10 @@
           <w:noProof/>
         </w:rPr>
         <w:drawing>
-          <wp:inline distT="0" distB="0" distL="0" distR="0" wp14:anchorId="78D4CABE" wp14:editId="1672C546">
+          <wp:inline distT="0" distB="0" distL="0" distR="0" wp14:anchorId="52F986E7" wp14:editId="49B9265B">
             <wp:extent cx="5943600" cy="3714750"/>
             <wp:effectExtent l="0" t="0" r="0" b="0"/>
-            <wp:docPr id="2066428629" name="Picture 2066428629"/>
+            <wp:docPr id="9279820" name="Picture 9279820"/>
             <wp:cNvGraphicFramePr>
               <a:graphicFrameLocks xmlns:a="http://schemas.openxmlformats.org/drawingml/2006/main" noChangeAspect="1"/>
             </wp:cNvGraphicFramePr>
@@ -13677,10 +13740,10 @@
           <w:noProof/>
         </w:rPr>
         <w:drawing>
-          <wp:inline distT="0" distB="0" distL="0" distR="0" wp14:anchorId="4C06D7C9" wp14:editId="3D910D31">
+          <wp:inline distT="0" distB="0" distL="0" distR="0" wp14:anchorId="5F01541D" wp14:editId="5104BB52">
             <wp:extent cx="5943600" cy="3714750"/>
             <wp:effectExtent l="0" t="0" r="0" b="0"/>
-            <wp:docPr id="1875510973" name="Picture 1875510973"/>
+            <wp:docPr id="588688689" name="Picture 588688689"/>
             <wp:cNvGraphicFramePr>
               <a:graphicFrameLocks xmlns:a="http://schemas.openxmlformats.org/drawingml/2006/main" noChangeAspect="1"/>
             </wp:cNvGraphicFramePr>
@@ -13843,10 +13906,10 @@
           <w:noProof/>
         </w:rPr>
         <w:drawing>
-          <wp:inline distT="0" distB="0" distL="0" distR="0" wp14:anchorId="00B3DC1C" wp14:editId="0F0FC058">
+          <wp:inline distT="0" distB="0" distL="0" distR="0" wp14:anchorId="3D930A03" wp14:editId="4CF3EB08">
             <wp:extent cx="5943600" cy="3714750"/>
             <wp:effectExtent l="0" t="0" r="0" b="0"/>
-            <wp:docPr id="1726339232" name="Picture 1726339232"/>
+            <wp:docPr id="2119022082" name="Picture 2119022082"/>
             <wp:cNvGraphicFramePr>
               <a:graphicFrameLocks xmlns:a="http://schemas.openxmlformats.org/drawingml/2006/main" noChangeAspect="1"/>
             </wp:cNvGraphicFramePr>
@@ -15060,10 +15123,10 @@
           <w:noProof/>
         </w:rPr>
         <w:drawing>
-          <wp:inline distT="0" distB="0" distL="0" distR="0" wp14:anchorId="6A529CDA" wp14:editId="7E5834F7">
+          <wp:inline distT="0" distB="0" distL="0" distR="0" wp14:anchorId="448C78DC" wp14:editId="5C05596D">
             <wp:extent cx="5943600" cy="3714750"/>
             <wp:effectExtent l="0" t="0" r="0" b="0"/>
-            <wp:docPr id="2033201415" name="Picture 2033201415"/>
+            <wp:docPr id="1985317190" name="Picture 1985317190"/>
             <wp:cNvGraphicFramePr>
               <a:graphicFrameLocks xmlns:a="http://schemas.openxmlformats.org/drawingml/2006/main" noChangeAspect="1"/>
             </wp:cNvGraphicFramePr>
@@ -15510,10 +15573,10 @@
           <w:noProof/>
         </w:rPr>
         <w:drawing>
-          <wp:inline distT="0" distB="0" distL="0" distR="0" wp14:anchorId="18F4E11E" wp14:editId="056CF945">
+          <wp:inline distT="0" distB="0" distL="0" distR="0" wp14:anchorId="54448BB4" wp14:editId="64B061D0">
             <wp:extent cx="5943600" cy="3714750"/>
             <wp:effectExtent l="0" t="0" r="0" b="0"/>
-            <wp:docPr id="621571598" name="Picture 621571598"/>
+            <wp:docPr id="1952375224" name="Picture 1952375224"/>
             <wp:cNvGraphicFramePr>
               <a:graphicFrameLocks xmlns:a="http://schemas.openxmlformats.org/drawingml/2006/main" noChangeAspect="1"/>
             </wp:cNvGraphicFramePr>
@@ -21508,7 +21571,7 @@
         <w:sz w:val="16"/>
         <w:szCs w:val="16"/>
       </w:rPr>
-      <w:t>MediaLedger 2.4.0 · User Manual</w:t>
+      <w:t>MediaLedger 2.4.1 · User Manual</w:t>
     </w:r>
   </w:p>
 </w:hdr>
@@ -21527,10 +21590,10 @@
 <file path=word/numbering.xml><?xml version="1.0" encoding="utf-8"?>
 <w:numbering xmlns:wpc="http://schemas.microsoft.com/office/word/2010/wordprocessingCanvas" xmlns:cx="http://schemas.microsoft.com/office/drawing/2014/chartex" xmlns:cx1="http://schemas.microsoft.com/office/drawing/2015/9/8/chartex" xmlns:cx2="http://schemas.microsoft.com/office/drawing/2015/10/21/chartex" xmlns:cx3="http://schemas.microsoft.com/office/drawing/2016/5/9/chartex" xmlns:cx4="http://schemas.microsoft.com/office/drawing/2016/5/10/chartex" xmlns:cx5="http://schemas.microsoft.com/office/drawing/2016/5/11/chartex" xmlns:cx6="http://schemas.microsoft.com/office/drawing/2016/5/12/chartex" xmlns:cx7="http://schemas.microsoft.com/office/drawing/2016/5/13/chartex" xmlns:cx8="http://schemas.microsoft.com/office/drawing/2016/5/14/chartex" xmlns:mc="http://schemas.openxmlformats.org/markup-compatibility/2006" xmlns:aink="http://schemas.microsoft.com/office/drawing/2016/ink" xmlns:am3d="http://schemas.microsoft.com/office/drawing/2017/model3d" xmlns:o="urn:schemas-microsoft-com:office:office" xmlns:oel="http://schemas.microsoft.com/office/2019/extlst" xmlns:r="http://schemas.openxmlformats.org/officeDocument/2006/relationships" xmlns:m="http://schemas.openxmlformats.org/officeDocument/2006/math" xmlns:v="urn:schemas-microsoft-com:vml" xmlns:wp14="http://schemas.microsoft.com/office/word/2010/wordprocessingDrawing" xmlns:wp="http://schemas.openxmlformats.org/drawingml/2006/wordprocessingDrawing" xmlns:w10="urn:schemas-microsoft-com:office:word" xmlns:w="http://schemas.openxmlformats.org/wordprocessingml/2006/main" xmlns:w14="http://schemas.microsoft.com/office/word/2010/wordml" xmlns:w15="http://schemas.microsoft.com/office/word/2012/wordml" xmlns:w16cex="http://schemas.microsoft.com/office/word/2018/wordml/cex" xmlns:w16cid="http://schemas.microsoft.com/office/word/2016/wordml/cid" xmlns:w16="http://schemas.microsoft.com/office/word/2018/wordml" xmlns:w16du="http://schemas.microsoft.com/office/word/2023/wordml/word16du" xmlns:w16sdtdh="http://schemas.microsoft.com/office/word/2020/wordml/sdtdatahash" xmlns:w16sdtfl="http://schemas.microsoft.com/office/word/2024/wordml/sdtformatlock" xmlns:w16se="http://schemas.microsoft.com/office/word/2015/wordml/symex" xmlns:wpg="http://schemas.microsoft.com/office/word/2010/wordprocessingGroup" xmlns:wpi="http://schemas.microsoft.com/office/word/2010/wordprocessingInk" xmlns:wne="http://schemas.microsoft.com/office/word/2006/wordml" xmlns:wps="http://schemas.microsoft.com/office/word/2010/wordprocessingShape" mc:Ignorable="w14 w15 w16se w16cid w16 w16cex w16sdtdh w16sdtfl w16du wp14">
   <w:abstractNum w:abstractNumId="0" w15:restartNumberingAfterBreak="0">
-    <w:nsid w:val="0F457E28"/>
+    <w:nsid w:val="179D1F36"/>
     <w:multiLevelType w:val="hybridMultilevel"/>
-    <w:tmpl w:val="0FE67090"/>
-    <w:lvl w:ilvl="0" w:tplc="E446E786">
+    <w:tmpl w:val="1AA0DC10"/>
+    <w:lvl w:ilvl="0" w:tplc="D3A29FEE">
       <w:start w:val="1"/>
       <w:numFmt w:val="bullet"/>
       <w:lvlText w:val="•"/>
@@ -21539,52 +21602,52 @@
         <w:ind w:left="540" w:hanging="270"/>
       </w:pPr>
     </w:lvl>
-    <w:lvl w:ilvl="1" w:tplc="9CB8D44C">
+    <w:lvl w:ilvl="1" w:tplc="0B4E08AE">
       <w:numFmt w:val="decimal"/>
       <w:lvlText w:val=""/>
       <w:lvlJc w:val="left"/>
     </w:lvl>
-    <w:lvl w:ilvl="2" w:tplc="11148852">
+    <w:lvl w:ilvl="2" w:tplc="7A708A8C">
       <w:numFmt w:val="decimal"/>
       <w:lvlText w:val=""/>
       <w:lvlJc w:val="left"/>
     </w:lvl>
-    <w:lvl w:ilvl="3" w:tplc="29F60AFC">
+    <w:lvl w:ilvl="3" w:tplc="BC3CEFFE">
       <w:numFmt w:val="decimal"/>
       <w:lvlText w:val=""/>
       <w:lvlJc w:val="left"/>
     </w:lvl>
-    <w:lvl w:ilvl="4" w:tplc="A1B2DBE0">
+    <w:lvl w:ilvl="4" w:tplc="870665D6">
       <w:numFmt w:val="decimal"/>
       <w:lvlText w:val=""/>
       <w:lvlJc w:val="left"/>
     </w:lvl>
-    <w:lvl w:ilvl="5" w:tplc="B854DE26">
+    <w:lvl w:ilvl="5" w:tplc="3156FD2A">
       <w:numFmt w:val="decimal"/>
       <w:lvlText w:val=""/>
       <w:lvlJc w:val="left"/>
     </w:lvl>
-    <w:lvl w:ilvl="6" w:tplc="F5B0E77C">
+    <w:lvl w:ilvl="6" w:tplc="BB16B73E">
       <w:numFmt w:val="decimal"/>
       <w:lvlText w:val=""/>
       <w:lvlJc w:val="left"/>
     </w:lvl>
-    <w:lvl w:ilvl="7" w:tplc="1A6AA062">
+    <w:lvl w:ilvl="7" w:tplc="7E0C3900">
       <w:numFmt w:val="decimal"/>
       <w:lvlText w:val=""/>
       <w:lvlJc w:val="left"/>
     </w:lvl>
-    <w:lvl w:ilvl="8" w:tplc="3B5C993E">
+    <w:lvl w:ilvl="8" w:tplc="0CE4C7AE">
       <w:numFmt w:val="decimal"/>
       <w:lvlText w:val=""/>
       <w:lvlJc w:val="left"/>
     </w:lvl>
   </w:abstractNum>
   <w:abstractNum w:abstractNumId="1" w15:restartNumberingAfterBreak="0">
-    <w:nsid w:val="14861F8C"/>
+    <w:nsid w:val="2FC25664"/>
     <w:multiLevelType w:val="hybridMultilevel"/>
-    <w:tmpl w:val="F3E41256"/>
-    <w:lvl w:ilvl="0" w:tplc="E4AE9710">
+    <w:tmpl w:val="FA42467E"/>
+    <w:lvl w:ilvl="0" w:tplc="E3E428D2">
       <w:start w:val="1"/>
       <w:numFmt w:val="decimal"/>
       <w:lvlText w:val="%1."/>
@@ -21593,52 +21656,52 @@
         <w:ind w:left="540" w:hanging="360"/>
       </w:pPr>
     </w:lvl>
-    <w:lvl w:ilvl="1" w:tplc="E0687516">
+    <w:lvl w:ilvl="1" w:tplc="4316259A">
       <w:numFmt w:val="decimal"/>
       <w:lvlText w:val=""/>
       <w:lvlJc w:val="left"/>
     </w:lvl>
-    <w:lvl w:ilvl="2" w:tplc="6AC20A46">
+    <w:lvl w:ilvl="2" w:tplc="ECDC3288">
       <w:numFmt w:val="decimal"/>
       <w:lvlText w:val=""/>
       <w:lvlJc w:val="left"/>
     </w:lvl>
-    <w:lvl w:ilvl="3" w:tplc="9E42F7E6">
+    <w:lvl w:ilvl="3" w:tplc="D76A82D0">
       <w:numFmt w:val="decimal"/>
       <w:lvlText w:val=""/>
       <w:lvlJc w:val="left"/>
     </w:lvl>
-    <w:lvl w:ilvl="4" w:tplc="D24AE556">
+    <w:lvl w:ilvl="4" w:tplc="F322EC26">
       <w:numFmt w:val="decimal"/>
       <w:lvlText w:val=""/>
       <w:lvlJc w:val="left"/>
     </w:lvl>
-    <w:lvl w:ilvl="5" w:tplc="A3EE9192">
+    <w:lvl w:ilvl="5" w:tplc="371E0112">
       <w:numFmt w:val="decimal"/>
       <w:lvlText w:val=""/>
       <w:lvlJc w:val="left"/>
     </w:lvl>
-    <w:lvl w:ilvl="6" w:tplc="37A2A980">
+    <w:lvl w:ilvl="6" w:tplc="87960676">
       <w:numFmt w:val="decimal"/>
       <w:lvlText w:val=""/>
       <w:lvlJc w:val="left"/>
     </w:lvl>
-    <w:lvl w:ilvl="7" w:tplc="284E9280">
+    <w:lvl w:ilvl="7" w:tplc="5A18D4C8">
       <w:numFmt w:val="decimal"/>
       <w:lvlText w:val=""/>
       <w:lvlJc w:val="left"/>
     </w:lvl>
-    <w:lvl w:ilvl="8" w:tplc="C7B04D8A">
+    <w:lvl w:ilvl="8" w:tplc="80721CB6">
       <w:numFmt w:val="decimal"/>
       <w:lvlText w:val=""/>
       <w:lvlJc w:val="left"/>
     </w:lvl>
   </w:abstractNum>
   <w:abstractNum w:abstractNumId="2" w15:restartNumberingAfterBreak="0">
-    <w:nsid w:val="1ECC1E39"/>
+    <w:nsid w:val="48506F87"/>
     <w:multiLevelType w:val="hybridMultilevel"/>
-    <w:tmpl w:val="724C3524"/>
-    <w:lvl w:ilvl="0" w:tplc="FFB42DE2">
+    <w:tmpl w:val="E550D318"/>
+    <w:lvl w:ilvl="0" w:tplc="BD8C2DBE">
       <w:start w:val="1"/>
       <w:numFmt w:val="bullet"/>
       <w:lvlText w:val="●"/>
@@ -21647,7 +21710,7 @@
         <w:ind w:left="720" w:hanging="360"/>
       </w:pPr>
     </w:lvl>
-    <w:lvl w:ilvl="1" w:tplc="ACF827CC">
+    <w:lvl w:ilvl="1" w:tplc="2422B1C6">
       <w:start w:val="1"/>
       <w:numFmt w:val="bullet"/>
       <w:lvlText w:val="○"/>
@@ -21656,7 +21719,7 @@
         <w:ind w:left="1440" w:hanging="360"/>
       </w:pPr>
     </w:lvl>
-    <w:lvl w:ilvl="2" w:tplc="0D2C9634">
+    <w:lvl w:ilvl="2" w:tplc="72F004FA">
       <w:start w:val="1"/>
       <w:numFmt w:val="bullet"/>
       <w:lvlText w:val="■"/>
@@ -21665,7 +21728,7 @@
         <w:ind w:left="2160" w:hanging="360"/>
       </w:pPr>
     </w:lvl>
-    <w:lvl w:ilvl="3" w:tplc="F5265E32">
+    <w:lvl w:ilvl="3" w:tplc="377CD9C8">
       <w:start w:val="1"/>
       <w:numFmt w:val="bullet"/>
       <w:lvlText w:val="●"/>
@@ -21674,7 +21737,7 @@
         <w:ind w:left="2880" w:hanging="360"/>
       </w:pPr>
     </w:lvl>
-    <w:lvl w:ilvl="4" w:tplc="0240AB80">
+    <w:lvl w:ilvl="4" w:tplc="89C01818">
       <w:start w:val="1"/>
       <w:numFmt w:val="bullet"/>
       <w:lvlText w:val="○"/>
@@ -21683,7 +21746,7 @@
         <w:ind w:left="3600" w:hanging="360"/>
       </w:pPr>
     </w:lvl>
-    <w:lvl w:ilvl="5" w:tplc="DC400AEC">
+    <w:lvl w:ilvl="5" w:tplc="BED480B4">
       <w:start w:val="1"/>
       <w:numFmt w:val="bullet"/>
       <w:lvlText w:val="■"/>
@@ -21692,7 +21755,7 @@
         <w:ind w:left="4320" w:hanging="360"/>
       </w:pPr>
     </w:lvl>
-    <w:lvl w:ilvl="6" w:tplc="6BD402E4">
+    <w:lvl w:ilvl="6" w:tplc="0C1CEE72">
       <w:start w:val="1"/>
       <w:numFmt w:val="bullet"/>
       <w:lvlText w:val="●"/>
@@ -21701,7 +21764,7 @@
         <w:ind w:left="5040" w:hanging="360"/>
       </w:pPr>
     </w:lvl>
-    <w:lvl w:ilvl="7" w:tplc="21FC3896">
+    <w:lvl w:ilvl="7" w:tplc="5090FEA2">
       <w:start w:val="1"/>
       <w:numFmt w:val="bullet"/>
       <w:lvlText w:val="●"/>
@@ -21710,7 +21773,7 @@
         <w:ind w:left="5760" w:hanging="360"/>
       </w:pPr>
     </w:lvl>
-    <w:lvl w:ilvl="8" w:tplc="59963094">
+    <w:lvl w:ilvl="8" w:tplc="32240A04">
       <w:start w:val="1"/>
       <w:numFmt w:val="bullet"/>
       <w:lvlText w:val="●"/>
@@ -21720,67 +21783,67 @@
       </w:pPr>
     </w:lvl>
   </w:abstractNum>
-  <w:num w:numId="1" w16cid:durableId="15736242">
+  <w:num w:numId="1" w16cid:durableId="1968003124">
     <w:abstractNumId w:val="2"/>
     <w:lvlOverride w:ilvl="0">
       <w:startOverride w:val="1"/>
     </w:lvlOverride>
   </w:num>
-  <w:num w:numId="2" w16cid:durableId="2062632837">
+  <w:num w:numId="2" w16cid:durableId="1326589029">
     <w:abstractNumId w:val="0"/>
     <w:lvlOverride w:ilvl="0">
       <w:startOverride w:val="1"/>
     </w:lvlOverride>
   </w:num>
-  <w:num w:numId="3" w16cid:durableId="1860000063">
+  <w:num w:numId="3" w16cid:durableId="1954164147">
     <w:abstractNumId w:val="1"/>
     <w:lvlOverride w:ilvl="0">
       <w:startOverride w:val="1"/>
     </w:lvlOverride>
   </w:num>
-  <w:num w:numId="4" w16cid:durableId="407776778">
+  <w:num w:numId="4" w16cid:durableId="1654606016">
     <w:abstractNumId w:val="1"/>
     <w:lvlOverride w:ilvl="0">
       <w:startOverride w:val="1"/>
     </w:lvlOverride>
   </w:num>
-  <w:num w:numId="5" w16cid:durableId="1421295846">
+  <w:num w:numId="5" w16cid:durableId="1374306498">
     <w:abstractNumId w:val="1"/>
     <w:lvlOverride w:ilvl="0">
       <w:startOverride w:val="1"/>
     </w:lvlOverride>
   </w:num>
-  <w:num w:numId="6" w16cid:durableId="359362017">
+  <w:num w:numId="6" w16cid:durableId="306394758">
     <w:abstractNumId w:val="1"/>
     <w:lvlOverride w:ilvl="0">
       <w:startOverride w:val="1"/>
     </w:lvlOverride>
   </w:num>
-  <w:num w:numId="7" w16cid:durableId="1808934737">
+  <w:num w:numId="7" w16cid:durableId="1918051894">
     <w:abstractNumId w:val="1"/>
     <w:lvlOverride w:ilvl="0">
       <w:startOverride w:val="1"/>
     </w:lvlOverride>
   </w:num>
-  <w:num w:numId="8" w16cid:durableId="1703556346">
+  <w:num w:numId="8" w16cid:durableId="585656067">
     <w:abstractNumId w:val="1"/>
     <w:lvlOverride w:ilvl="0">
       <w:startOverride w:val="1"/>
     </w:lvlOverride>
   </w:num>
-  <w:num w:numId="9" w16cid:durableId="1217083948">
+  <w:num w:numId="9" w16cid:durableId="1718047097">
     <w:abstractNumId w:val="1"/>
     <w:lvlOverride w:ilvl="0">
       <w:startOverride w:val="1"/>
     </w:lvlOverride>
   </w:num>
-  <w:num w:numId="10" w16cid:durableId="1332290402">
+  <w:num w:numId="10" w16cid:durableId="1714815904">
     <w:abstractNumId w:val="1"/>
     <w:lvlOverride w:ilvl="0">
       <w:startOverride w:val="1"/>
     </w:lvlOverride>
   </w:num>
-  <w:num w:numId="11" w16cid:durableId="2096247477">
+  <w:num w:numId="11" w16cid:durableId="1112821193">
     <w:abstractNumId w:val="1"/>
     <w:lvlOverride w:ilvl="0">
       <w:startOverride w:val="1"/>
@@ -22400,7 +22463,7 @@
     <w:link w:val="HeaderChar"/>
     <w:uiPriority w:val="99"/>
     <w:unhideWhenUsed/>
-    <w:rsid w:val="00131840"/>
+    <w:rsid w:val="00796592"/>
     <w:pPr>
       <w:tabs>
         <w:tab w:val="center" w:pos="4680"/>
@@ -22413,7 +22476,7 @@
     <w:basedOn w:val="DefaultParagraphFont"/>
     <w:link w:val="Header"/>
     <w:uiPriority w:val="99"/>
-    <w:rsid w:val="00131840"/>
+    <w:rsid w:val="00796592"/>
   </w:style>
   <w:style w:type="paragraph" w:styleId="Footer">
     <w:name w:val="footer"/>
@@ -22421,7 +22484,7 @@
     <w:link w:val="FooterChar"/>
     <w:uiPriority w:val="99"/>
     <w:unhideWhenUsed/>
-    <w:rsid w:val="00131840"/>
+    <w:rsid w:val="00796592"/>
     <w:pPr>
       <w:tabs>
         <w:tab w:val="center" w:pos="4680"/>
@@ -22434,7 +22497,7 @@
     <w:basedOn w:val="DefaultParagraphFont"/>
     <w:link w:val="Footer"/>
     <w:uiPriority w:val="99"/>
-    <w:rsid w:val="00131840"/>
+    <w:rsid w:val="00796592"/>
   </w:style>
 </w:styles>
 </file>
